--- a/Base de Datos No Estructuradas.docx
+++ b/Base de Datos No Estructuradas.docx
@@ -5,6 +5,9 @@
     <w:p>
       <w:pPr>
         <w:pStyle w:val="Sinespaciado"/>
+        <w:rPr>
+          <w:lang w:val="es-MX"/>
+        </w:rPr>
       </w:pPr>
     </w:p>
     <w:p>
@@ -97,7 +100,7 @@
           <w:rFonts w:ascii="Arial" w:eastAsiaTheme="majorEastAsia" w:hAnsi="Arial" w:cs="Arial"/>
           <w:b/>
           <w:bCs/>
-          <w:color w:val="FF0000"/>
+          <w:color w:val="EE0000"/>
           <w:sz w:val="28"/>
           <w:szCs w:val="28"/>
         </w:rPr>
@@ -107,7 +110,7 @@
           <w:rFonts w:ascii="Arial" w:eastAsiaTheme="majorEastAsia" w:hAnsi="Arial" w:cs="Arial"/>
           <w:b/>
           <w:bCs/>
-          <w:color w:val="FF0000"/>
+          <w:color w:val="EE0000"/>
           <w:sz w:val="28"/>
           <w:szCs w:val="28"/>
         </w:rPr>
@@ -118,7 +121,7 @@
           <w:rFonts w:ascii="Arial" w:eastAsiaTheme="majorEastAsia" w:hAnsi="Arial" w:cs="Arial"/>
           <w:b/>
           <w:bCs/>
-          <w:color w:val="FF0000"/>
+          <w:color w:val="EE0000"/>
           <w:sz w:val="28"/>
           <w:szCs w:val="28"/>
         </w:rPr>
@@ -129,7 +132,7 @@
           <w:rFonts w:ascii="Arial" w:eastAsiaTheme="majorEastAsia" w:hAnsi="Arial" w:cs="Arial"/>
           <w:b/>
           <w:bCs/>
-          <w:color w:val="FF0000"/>
+          <w:color w:val="EE0000"/>
           <w:sz w:val="28"/>
           <w:szCs w:val="28"/>
         </w:rPr>
@@ -140,7 +143,7 @@
           <w:rFonts w:ascii="Arial" w:eastAsiaTheme="majorEastAsia" w:hAnsi="Arial" w:cs="Arial"/>
           <w:b/>
           <w:bCs/>
-          <w:color w:val="FF0000"/>
+          <w:color w:val="EE0000"/>
           <w:sz w:val="28"/>
           <w:szCs w:val="28"/>
         </w:rPr>
@@ -159,7 +162,7 @@
           <w:rFonts w:ascii="Arial" w:eastAsiaTheme="majorEastAsia" w:hAnsi="Arial" w:cs="Arial"/>
           <w:b/>
           <w:bCs/>
-          <w:color w:val="FF0000"/>
+          <w:color w:val="EE0000"/>
           <w:sz w:val="28"/>
           <w:szCs w:val="28"/>
         </w:rPr>
@@ -169,7 +172,7 @@
           <w:rFonts w:ascii="Arial" w:eastAsiaTheme="majorEastAsia" w:hAnsi="Arial" w:cs="Arial"/>
           <w:b/>
           <w:bCs/>
-          <w:color w:val="FF0000"/>
+          <w:color w:val="EE0000"/>
           <w:sz w:val="28"/>
           <w:szCs w:val="28"/>
         </w:rPr>
@@ -316,7 +319,7 @@
         <w:rPr>
           <w:rFonts w:ascii="Arial" w:hAnsi="Arial" w:cs="Arial"/>
         </w:rPr>
-        <w:t>Fundamentos de Seguridad de la Información</w:t>
+        <w:t xml:space="preserve"> Bases de Datos No Estructuradas</w:t>
       </w:r>
     </w:p>
     <w:p>
@@ -324,15 +327,19 @@
         <w:spacing w:after="0" w:line="360" w:lineRule="auto"/>
         <w:rPr>
           <w:rFonts w:ascii="Arial" w:hAnsi="Arial" w:cs="Arial"/>
-          <w:lang w:val="es-MX"/>
-        </w:rPr>
-      </w:pPr>
-      <w:r>
-        <w:rPr>
-          <w:rFonts w:ascii="Arial" w:hAnsi="Arial" w:cs="Arial"/>
-          <w:lang w:val="es-MX"/>
-        </w:rPr>
-        <w:t>SECCIÓN: D-FB50-N3-P13-C2</w:t>
+        </w:rPr>
+      </w:pPr>
+      <w:r>
+        <w:rPr>
+          <w:rFonts w:ascii="Arial" w:hAnsi="Arial" w:cs="Arial"/>
+        </w:rPr>
+        <w:t xml:space="preserve">SECCIÓN: </w:t>
+      </w:r>
+      <w:r>
+        <w:rPr>
+          <w:rFonts w:ascii="Arial" w:hAnsi="Arial" w:cs="Arial"/>
+        </w:rPr>
+        <w:t>TI3032</w:t>
       </w:r>
     </w:p>
     <w:p>
@@ -342,13 +349,11 @@
           <w:rFonts w:ascii="Arial" w:hAnsi="Arial" w:cs="Arial"/>
           <w:b/>
           <w:bCs/>
-          <w:lang w:val="es-MX"/>
-        </w:rPr>
-      </w:pPr>
-      <w:r>
-        <w:rPr>
-          <w:rFonts w:ascii="Arial" w:hAnsi="Arial" w:cs="Arial"/>
-          <w:lang w:val="es-MX"/>
+        </w:rPr>
+      </w:pPr>
+      <w:r>
+        <w:rPr>
+          <w:rFonts w:ascii="Arial" w:hAnsi="Arial" w:cs="Arial"/>
         </w:rPr>
         <w:t>PROFESOR:</w:t>
       </w:r>
@@ -357,14 +362,12 @@
           <w:rFonts w:ascii="Arial" w:hAnsi="Arial" w:cs="Arial"/>
           <w:b/>
           <w:bCs/>
-          <w:lang w:val="es-MX"/>
         </w:rPr>
         <w:t xml:space="preserve"> </w:t>
       </w:r>
       <w:r>
         <w:rPr>
           <w:rFonts w:ascii="Arial" w:hAnsi="Arial" w:cs="Arial"/>
-          <w:lang w:val="es-MX"/>
         </w:rPr>
         <w:t>Luis Rojas Rubio</w:t>
       </w:r>
@@ -428,6 +431,20 @@
         </w:rPr>
         <w:t>6</w:t>
       </w:r>
+    </w:p>
+    <w:p>
+      <w:pPr>
+        <w:rPr>
+          <w:rFonts w:ascii="Myriad Pro" w:hAnsi="Myriad Pro"/>
+        </w:rPr>
+      </w:pPr>
+    </w:p>
+    <w:p>
+      <w:pPr>
+        <w:rPr>
+          <w:rFonts w:ascii="Myriad Pro" w:hAnsi="Myriad Pro"/>
+        </w:rPr>
+      </w:pPr>
     </w:p>
     <w:p>
       <w:pPr>
@@ -455,7 +472,9 @@
           <w:szCs w:val="28"/>
         </w:rPr>
       </w:pPr>
-      <w:r>
+    </w:p>
+    <w:p>
+      <w:pPr>
         <w:rPr>
           <w:rFonts w:ascii="Arial" w:hAnsi="Arial" w:cs="Arial"/>
           <w:b/>
@@ -464,7 +483,16 @@
           <w:sz w:val="28"/>
           <w:szCs w:val="28"/>
         </w:rPr>
-        <w:lastRenderedPageBreak/>
+      </w:pPr>
+      <w:r>
+        <w:rPr>
+          <w:rFonts w:ascii="Arial" w:hAnsi="Arial" w:cs="Arial"/>
+          <w:b/>
+          <w:bCs/>
+          <w:color w:val="EE0000"/>
+          <w:sz w:val="28"/>
+          <w:szCs w:val="28"/>
+        </w:rPr>
         <w:t>Índice</w:t>
       </w:r>
     </w:p>
@@ -494,7 +522,7 @@
           <w:color w:val="EE0000"/>
           <w:sz w:val="28"/>
           <w:szCs w:val="28"/>
-          <w:lang w:val="es-CL" w:eastAsia="en-US"/>
+          <w:lang w:eastAsia="en-US"/>
         </w:rPr>
         <w:id w:val="-865592844"/>
         <w:docPartObj>
@@ -560,7 +588,7 @@
           <w:r>
             <w:fldChar w:fldCharType="separate"/>
           </w:r>
-          <w:hyperlink w:anchor="_Toc233133184" w:history="1">
+          <w:hyperlink w:anchor="_Toc233472795" w:history="1">
             <w:r>
               <w:rPr>
                 <w:rStyle w:val="Hipervnculo"/>
@@ -611,7 +639,7 @@
                 <w:noProof/>
                 <w:webHidden/>
               </w:rPr>
-              <w:instrText xml:space="preserve"> PAGEREF _Toc233133184 \h </w:instrText>
+              <w:instrText xml:space="preserve"> PAGEREF _Toc233472795 \h </w:instrText>
             </w:r>
             <w:r>
               <w:rPr>
@@ -658,7 +686,7 @@
               <w14:ligatures w14:val="standardContextual"/>
             </w:rPr>
           </w:pPr>
-          <w:hyperlink w:anchor="_Toc233133185" w:history="1">
+          <w:hyperlink w:anchor="_Toc233472796" w:history="1">
             <w:r>
               <w:rPr>
                 <w:rStyle w:val="Hipervnculo"/>
@@ -668,6 +696,704 @@
                 <w:noProof/>
               </w:rPr>
               <w:t>2</w:t>
+            </w:r>
+            <w:r>
+              <w:rPr>
+                <w:rFonts w:cstheme="minorBidi"/>
+                <w:noProof/>
+                <w:kern w:val="2"/>
+                <w:sz w:val="24"/>
+                <w:szCs w:val="24"/>
+                <w14:ligatures w14:val="standardContextual"/>
+              </w:rPr>
+              <w:tab/>
+            </w:r>
+            <w:r>
+              <w:rPr>
+                <w:rStyle w:val="Hipervnculo"/>
+                <w:rFonts w:ascii="Arial" w:hAnsi="Arial" w:cs="Arial"/>
+                <w:b/>
+                <w:bCs/>
+                <w:noProof/>
+              </w:rPr>
+              <w:t>Requisitos del Negocio</w:t>
+            </w:r>
+            <w:r>
+              <w:rPr>
+                <w:noProof/>
+                <w:webHidden/>
+              </w:rPr>
+              <w:tab/>
+            </w:r>
+            <w:r>
+              <w:rPr>
+                <w:noProof/>
+                <w:webHidden/>
+              </w:rPr>
+              <w:fldChar w:fldCharType="begin"/>
+            </w:r>
+            <w:r>
+              <w:rPr>
+                <w:noProof/>
+                <w:webHidden/>
+              </w:rPr>
+              <w:instrText xml:space="preserve"> PAGEREF _Toc233472796 \h </w:instrText>
+            </w:r>
+            <w:r>
+              <w:rPr>
+                <w:noProof/>
+                <w:webHidden/>
+              </w:rPr>
+            </w:r>
+            <w:r>
+              <w:rPr>
+                <w:noProof/>
+                <w:webHidden/>
+              </w:rPr>
+              <w:fldChar w:fldCharType="separate"/>
+            </w:r>
+            <w:r>
+              <w:rPr>
+                <w:noProof/>
+                <w:webHidden/>
+              </w:rPr>
+              <w:t>2</w:t>
+            </w:r>
+            <w:r>
+              <w:rPr>
+                <w:noProof/>
+                <w:webHidden/>
+              </w:rPr>
+              <w:fldChar w:fldCharType="end"/>
+            </w:r>
+          </w:hyperlink>
+        </w:p>
+        <w:p>
+          <w:pPr>
+            <w:pStyle w:val="TDC2"/>
+            <w:tabs>
+              <w:tab w:val="left" w:pos="960"/>
+              <w:tab w:val="right" w:leader="dot" w:pos="9485"/>
+            </w:tabs>
+            <w:rPr>
+              <w:rFonts w:cstheme="minorBidi"/>
+              <w:noProof/>
+              <w:kern w:val="2"/>
+              <w:sz w:val="24"/>
+              <w:szCs w:val="24"/>
+              <w14:ligatures w14:val="standardContextual"/>
+            </w:rPr>
+          </w:pPr>
+          <w:hyperlink w:anchor="_Toc233472797" w:history="1">
+            <w:r>
+              <w:rPr>
+                <w:rStyle w:val="Hipervnculo"/>
+                <w:rFonts w:ascii="Arial" w:hAnsi="Arial" w:cs="Arial"/>
+                <w:b/>
+                <w:bCs/>
+                <w:noProof/>
+              </w:rPr>
+              <w:t>2.1</w:t>
+            </w:r>
+            <w:r>
+              <w:rPr>
+                <w:rFonts w:cstheme="minorBidi"/>
+                <w:noProof/>
+                <w:kern w:val="2"/>
+                <w:sz w:val="24"/>
+                <w:szCs w:val="24"/>
+                <w14:ligatures w14:val="standardContextual"/>
+              </w:rPr>
+              <w:tab/>
+            </w:r>
+            <w:r>
+              <w:rPr>
+                <w:rStyle w:val="Hipervnculo"/>
+                <w:rFonts w:ascii="Arial" w:hAnsi="Arial" w:cs="Arial"/>
+                <w:b/>
+                <w:bCs/>
+                <w:noProof/>
+              </w:rPr>
+              <w:t>Requisitos funcionales</w:t>
+            </w:r>
+            <w:r>
+              <w:rPr>
+                <w:noProof/>
+                <w:webHidden/>
+              </w:rPr>
+              <w:tab/>
+            </w:r>
+            <w:r>
+              <w:rPr>
+                <w:noProof/>
+                <w:webHidden/>
+              </w:rPr>
+              <w:fldChar w:fldCharType="begin"/>
+            </w:r>
+            <w:r>
+              <w:rPr>
+                <w:noProof/>
+                <w:webHidden/>
+              </w:rPr>
+              <w:instrText xml:space="preserve"> PAGEREF _Toc233472797 \h </w:instrText>
+            </w:r>
+            <w:r>
+              <w:rPr>
+                <w:noProof/>
+                <w:webHidden/>
+              </w:rPr>
+            </w:r>
+            <w:r>
+              <w:rPr>
+                <w:noProof/>
+                <w:webHidden/>
+              </w:rPr>
+              <w:fldChar w:fldCharType="separate"/>
+            </w:r>
+            <w:r>
+              <w:rPr>
+                <w:noProof/>
+                <w:webHidden/>
+              </w:rPr>
+              <w:t>2</w:t>
+            </w:r>
+            <w:r>
+              <w:rPr>
+                <w:noProof/>
+                <w:webHidden/>
+              </w:rPr>
+              <w:fldChar w:fldCharType="end"/>
+            </w:r>
+          </w:hyperlink>
+        </w:p>
+        <w:p>
+          <w:pPr>
+            <w:pStyle w:val="TDC2"/>
+            <w:tabs>
+              <w:tab w:val="left" w:pos="960"/>
+              <w:tab w:val="right" w:leader="dot" w:pos="9485"/>
+            </w:tabs>
+            <w:rPr>
+              <w:rFonts w:cstheme="minorBidi"/>
+              <w:noProof/>
+              <w:kern w:val="2"/>
+              <w:sz w:val="24"/>
+              <w:szCs w:val="24"/>
+              <w14:ligatures w14:val="standardContextual"/>
+            </w:rPr>
+          </w:pPr>
+          <w:hyperlink w:anchor="_Toc233472798" w:history="1">
+            <w:r>
+              <w:rPr>
+                <w:rStyle w:val="Hipervnculo"/>
+                <w:rFonts w:ascii="Arial" w:hAnsi="Arial" w:cs="Arial"/>
+                <w:b/>
+                <w:bCs/>
+                <w:noProof/>
+              </w:rPr>
+              <w:t>2.2</w:t>
+            </w:r>
+            <w:r>
+              <w:rPr>
+                <w:rFonts w:cstheme="minorBidi"/>
+                <w:noProof/>
+                <w:kern w:val="2"/>
+                <w:sz w:val="24"/>
+                <w:szCs w:val="24"/>
+                <w14:ligatures w14:val="standardContextual"/>
+              </w:rPr>
+              <w:tab/>
+            </w:r>
+            <w:r>
+              <w:rPr>
+                <w:rStyle w:val="Hipervnculo"/>
+                <w:rFonts w:ascii="Arial" w:hAnsi="Arial" w:cs="Arial"/>
+                <w:b/>
+                <w:bCs/>
+                <w:noProof/>
+              </w:rPr>
+              <w:t>Requisitos no Funcionales y de Seguridad</w:t>
+            </w:r>
+            <w:r>
+              <w:rPr>
+                <w:noProof/>
+                <w:webHidden/>
+              </w:rPr>
+              <w:tab/>
+            </w:r>
+            <w:r>
+              <w:rPr>
+                <w:noProof/>
+                <w:webHidden/>
+              </w:rPr>
+              <w:fldChar w:fldCharType="begin"/>
+            </w:r>
+            <w:r>
+              <w:rPr>
+                <w:noProof/>
+                <w:webHidden/>
+              </w:rPr>
+              <w:instrText xml:space="preserve"> PAGEREF _Toc233472798 \h </w:instrText>
+            </w:r>
+            <w:r>
+              <w:rPr>
+                <w:noProof/>
+                <w:webHidden/>
+              </w:rPr>
+            </w:r>
+            <w:r>
+              <w:rPr>
+                <w:noProof/>
+                <w:webHidden/>
+              </w:rPr>
+              <w:fldChar w:fldCharType="separate"/>
+            </w:r>
+            <w:r>
+              <w:rPr>
+                <w:noProof/>
+                <w:webHidden/>
+              </w:rPr>
+              <w:t>2</w:t>
+            </w:r>
+            <w:r>
+              <w:rPr>
+                <w:noProof/>
+                <w:webHidden/>
+              </w:rPr>
+              <w:fldChar w:fldCharType="end"/>
+            </w:r>
+          </w:hyperlink>
+        </w:p>
+        <w:p>
+          <w:pPr>
+            <w:pStyle w:val="TDC1"/>
+            <w:tabs>
+              <w:tab w:val="left" w:pos="440"/>
+              <w:tab w:val="right" w:leader="dot" w:pos="9485"/>
+            </w:tabs>
+            <w:rPr>
+              <w:rFonts w:cstheme="minorBidi"/>
+              <w:noProof/>
+              <w:kern w:val="2"/>
+              <w:sz w:val="24"/>
+              <w:szCs w:val="24"/>
+              <w14:ligatures w14:val="standardContextual"/>
+            </w:rPr>
+          </w:pPr>
+          <w:hyperlink w:anchor="_Toc233472799" w:history="1">
+            <w:r>
+              <w:rPr>
+                <w:rStyle w:val="Hipervnculo"/>
+                <w:rFonts w:ascii="Arial" w:hAnsi="Arial" w:cs="Arial"/>
+                <w:b/>
+                <w:bCs/>
+                <w:noProof/>
+              </w:rPr>
+              <w:t>3</w:t>
+            </w:r>
+            <w:r>
+              <w:rPr>
+                <w:rFonts w:cstheme="minorBidi"/>
+                <w:noProof/>
+                <w:kern w:val="2"/>
+                <w:sz w:val="24"/>
+                <w:szCs w:val="24"/>
+                <w14:ligatures w14:val="standardContextual"/>
+              </w:rPr>
+              <w:tab/>
+            </w:r>
+            <w:r>
+              <w:rPr>
+                <w:rStyle w:val="Hipervnculo"/>
+                <w:rFonts w:ascii="Arial" w:hAnsi="Arial" w:cs="Arial"/>
+                <w:b/>
+                <w:bCs/>
+                <w:noProof/>
+              </w:rPr>
+              <w:t>Selección y Configuración del Sistema Operativo</w:t>
+            </w:r>
+            <w:r>
+              <w:rPr>
+                <w:noProof/>
+                <w:webHidden/>
+              </w:rPr>
+              <w:tab/>
+            </w:r>
+            <w:r>
+              <w:rPr>
+                <w:noProof/>
+                <w:webHidden/>
+              </w:rPr>
+              <w:fldChar w:fldCharType="begin"/>
+            </w:r>
+            <w:r>
+              <w:rPr>
+                <w:noProof/>
+                <w:webHidden/>
+              </w:rPr>
+              <w:instrText xml:space="preserve"> PAGEREF _Toc233472799 \h </w:instrText>
+            </w:r>
+            <w:r>
+              <w:rPr>
+                <w:noProof/>
+                <w:webHidden/>
+              </w:rPr>
+            </w:r>
+            <w:r>
+              <w:rPr>
+                <w:noProof/>
+                <w:webHidden/>
+              </w:rPr>
+              <w:fldChar w:fldCharType="separate"/>
+            </w:r>
+            <w:r>
+              <w:rPr>
+                <w:noProof/>
+                <w:webHidden/>
+              </w:rPr>
+              <w:t>3</w:t>
+            </w:r>
+            <w:r>
+              <w:rPr>
+                <w:noProof/>
+                <w:webHidden/>
+              </w:rPr>
+              <w:fldChar w:fldCharType="end"/>
+            </w:r>
+          </w:hyperlink>
+        </w:p>
+        <w:p>
+          <w:pPr>
+            <w:pStyle w:val="TDC2"/>
+            <w:tabs>
+              <w:tab w:val="left" w:pos="960"/>
+              <w:tab w:val="right" w:leader="dot" w:pos="9485"/>
+            </w:tabs>
+            <w:rPr>
+              <w:rFonts w:cstheme="minorBidi"/>
+              <w:noProof/>
+              <w:kern w:val="2"/>
+              <w:sz w:val="24"/>
+              <w:szCs w:val="24"/>
+              <w14:ligatures w14:val="standardContextual"/>
+            </w:rPr>
+          </w:pPr>
+          <w:hyperlink w:anchor="_Toc233472800" w:history="1">
+            <w:r>
+              <w:rPr>
+                <w:rStyle w:val="Hipervnculo"/>
+                <w:rFonts w:ascii="Arial" w:hAnsi="Arial" w:cs="Arial"/>
+                <w:b/>
+                <w:bCs/>
+                <w:noProof/>
+              </w:rPr>
+              <w:t>3.1</w:t>
+            </w:r>
+            <w:r>
+              <w:rPr>
+                <w:rFonts w:cstheme="minorBidi"/>
+                <w:noProof/>
+                <w:kern w:val="2"/>
+                <w:sz w:val="24"/>
+                <w:szCs w:val="24"/>
+                <w14:ligatures w14:val="standardContextual"/>
+              </w:rPr>
+              <w:tab/>
+            </w:r>
+            <w:r>
+              <w:rPr>
+                <w:rStyle w:val="Hipervnculo"/>
+                <w:rFonts w:ascii="Arial" w:hAnsi="Arial" w:cs="Arial"/>
+                <w:b/>
+                <w:bCs/>
+                <w:noProof/>
+              </w:rPr>
+              <w:t>Justificación Técnica de la Selección:</w:t>
+            </w:r>
+            <w:r>
+              <w:rPr>
+                <w:noProof/>
+                <w:webHidden/>
+              </w:rPr>
+              <w:tab/>
+            </w:r>
+            <w:r>
+              <w:rPr>
+                <w:noProof/>
+                <w:webHidden/>
+              </w:rPr>
+              <w:fldChar w:fldCharType="begin"/>
+            </w:r>
+            <w:r>
+              <w:rPr>
+                <w:noProof/>
+                <w:webHidden/>
+              </w:rPr>
+              <w:instrText xml:space="preserve"> PAGEREF _Toc233472800 \h </w:instrText>
+            </w:r>
+            <w:r>
+              <w:rPr>
+                <w:noProof/>
+                <w:webHidden/>
+              </w:rPr>
+            </w:r>
+            <w:r>
+              <w:rPr>
+                <w:noProof/>
+                <w:webHidden/>
+              </w:rPr>
+              <w:fldChar w:fldCharType="separate"/>
+            </w:r>
+            <w:r>
+              <w:rPr>
+                <w:noProof/>
+                <w:webHidden/>
+              </w:rPr>
+              <w:t>3</w:t>
+            </w:r>
+            <w:r>
+              <w:rPr>
+                <w:noProof/>
+                <w:webHidden/>
+              </w:rPr>
+              <w:fldChar w:fldCharType="end"/>
+            </w:r>
+          </w:hyperlink>
+        </w:p>
+        <w:p>
+          <w:pPr>
+            <w:pStyle w:val="TDC1"/>
+            <w:tabs>
+              <w:tab w:val="left" w:pos="440"/>
+              <w:tab w:val="right" w:leader="dot" w:pos="9485"/>
+            </w:tabs>
+            <w:rPr>
+              <w:rFonts w:cstheme="minorBidi"/>
+              <w:noProof/>
+              <w:kern w:val="2"/>
+              <w:sz w:val="24"/>
+              <w:szCs w:val="24"/>
+              <w14:ligatures w14:val="standardContextual"/>
+            </w:rPr>
+          </w:pPr>
+          <w:hyperlink w:anchor="_Toc233472801" w:history="1">
+            <w:r>
+              <w:rPr>
+                <w:rStyle w:val="Hipervnculo"/>
+                <w:rFonts w:ascii="Arial" w:hAnsi="Arial" w:cs="Arial"/>
+                <w:b/>
+                <w:bCs/>
+                <w:noProof/>
+              </w:rPr>
+              <w:t>4</w:t>
+            </w:r>
+            <w:r>
+              <w:rPr>
+                <w:rFonts w:cstheme="minorBidi"/>
+                <w:noProof/>
+                <w:kern w:val="2"/>
+                <w:sz w:val="24"/>
+                <w:szCs w:val="24"/>
+                <w14:ligatures w14:val="standardContextual"/>
+              </w:rPr>
+              <w:tab/>
+            </w:r>
+            <w:r>
+              <w:rPr>
+                <w:rStyle w:val="Hipervnculo"/>
+                <w:rFonts w:ascii="Arial" w:hAnsi="Arial" w:cs="Arial"/>
+                <w:b/>
+                <w:bCs/>
+                <w:noProof/>
+              </w:rPr>
+              <w:t xml:space="preserve">Guia de Instalación y Seguridad del </w:t>
+            </w:r>
+            <w:r>
+              <w:rPr>
+                <w:rStyle w:val="Hipervnculo"/>
+                <w:rFonts w:ascii="Arial" w:hAnsi="Arial" w:cs="Arial"/>
+                <w:b/>
+                <w:bCs/>
+                <w:i/>
+                <w:iCs/>
+                <w:noProof/>
+              </w:rPr>
+              <w:t>DBMS</w:t>
+            </w:r>
+            <w:r>
+              <w:rPr>
+                <w:noProof/>
+                <w:webHidden/>
+              </w:rPr>
+              <w:tab/>
+            </w:r>
+            <w:r>
+              <w:rPr>
+                <w:noProof/>
+                <w:webHidden/>
+              </w:rPr>
+              <w:fldChar w:fldCharType="begin"/>
+            </w:r>
+            <w:r>
+              <w:rPr>
+                <w:noProof/>
+                <w:webHidden/>
+              </w:rPr>
+              <w:instrText xml:space="preserve"> PAGEREF _Toc233472801 \h </w:instrText>
+            </w:r>
+            <w:r>
+              <w:rPr>
+                <w:noProof/>
+                <w:webHidden/>
+              </w:rPr>
+            </w:r>
+            <w:r>
+              <w:rPr>
+                <w:noProof/>
+                <w:webHidden/>
+              </w:rPr>
+              <w:fldChar w:fldCharType="separate"/>
+            </w:r>
+            <w:r>
+              <w:rPr>
+                <w:noProof/>
+                <w:webHidden/>
+              </w:rPr>
+              <w:t>3</w:t>
+            </w:r>
+            <w:r>
+              <w:rPr>
+                <w:noProof/>
+                <w:webHidden/>
+              </w:rPr>
+              <w:fldChar w:fldCharType="end"/>
+            </w:r>
+          </w:hyperlink>
+        </w:p>
+        <w:p>
+          <w:pPr>
+            <w:pStyle w:val="TDC2"/>
+            <w:tabs>
+              <w:tab w:val="left" w:pos="960"/>
+              <w:tab w:val="right" w:leader="dot" w:pos="9485"/>
+            </w:tabs>
+            <w:rPr>
+              <w:rFonts w:cstheme="minorBidi"/>
+              <w:noProof/>
+              <w:kern w:val="2"/>
+              <w:sz w:val="24"/>
+              <w:szCs w:val="24"/>
+              <w14:ligatures w14:val="standardContextual"/>
+            </w:rPr>
+          </w:pPr>
+          <w:hyperlink w:anchor="_Toc233472802" w:history="1">
+            <w:r>
+              <w:rPr>
+                <w:rStyle w:val="Hipervnculo"/>
+                <w:rFonts w:ascii="Arial" w:hAnsi="Arial" w:cs="Arial"/>
+                <w:b/>
+                <w:bCs/>
+                <w:noProof/>
+              </w:rPr>
+              <w:t>4.1</w:t>
+            </w:r>
+            <w:r>
+              <w:rPr>
+                <w:rFonts w:cstheme="minorBidi"/>
+                <w:noProof/>
+                <w:kern w:val="2"/>
+                <w:sz w:val="24"/>
+                <w:szCs w:val="24"/>
+                <w14:ligatures w14:val="standardContextual"/>
+              </w:rPr>
+              <w:tab/>
+            </w:r>
+            <w:r>
+              <w:rPr>
+                <w:rStyle w:val="Hipervnculo"/>
+                <w:rFonts w:ascii="Arial" w:hAnsi="Arial" w:cs="Arial"/>
+                <w:b/>
+                <w:bCs/>
+                <w:noProof/>
+              </w:rPr>
+              <w:t>Instalación del Servicio</w:t>
+            </w:r>
+            <w:r>
+              <w:rPr>
+                <w:noProof/>
+                <w:webHidden/>
+              </w:rPr>
+              <w:tab/>
+            </w:r>
+            <w:r>
+              <w:rPr>
+                <w:noProof/>
+                <w:webHidden/>
+              </w:rPr>
+              <w:fldChar w:fldCharType="begin"/>
+            </w:r>
+            <w:r>
+              <w:rPr>
+                <w:noProof/>
+                <w:webHidden/>
+              </w:rPr>
+              <w:instrText xml:space="preserve"> PAGEREF _Toc233472802 \h </w:instrText>
+            </w:r>
+            <w:r>
+              <w:rPr>
+                <w:noProof/>
+                <w:webHidden/>
+              </w:rPr>
+            </w:r>
+            <w:r>
+              <w:rPr>
+                <w:noProof/>
+                <w:webHidden/>
+              </w:rPr>
+              <w:fldChar w:fldCharType="separate"/>
+            </w:r>
+            <w:r>
+              <w:rPr>
+                <w:noProof/>
+                <w:webHidden/>
+              </w:rPr>
+              <w:t>3</w:t>
+            </w:r>
+            <w:r>
+              <w:rPr>
+                <w:noProof/>
+                <w:webHidden/>
+              </w:rPr>
+              <w:fldChar w:fldCharType="end"/>
+            </w:r>
+          </w:hyperlink>
+        </w:p>
+        <w:p>
+          <w:pPr>
+            <w:pStyle w:val="TDC1"/>
+            <w:tabs>
+              <w:tab w:val="left" w:pos="440"/>
+              <w:tab w:val="right" w:leader="dot" w:pos="9485"/>
+            </w:tabs>
+            <w:rPr>
+              <w:rFonts w:cstheme="minorBidi"/>
+              <w:noProof/>
+              <w:kern w:val="2"/>
+              <w:sz w:val="24"/>
+              <w:szCs w:val="24"/>
+              <w14:ligatures w14:val="standardContextual"/>
+            </w:rPr>
+          </w:pPr>
+          <w:hyperlink w:anchor="_Toc233472803" w:history="1">
+            <w:r>
+              <w:rPr>
+                <w:rStyle w:val="Hipervnculo"/>
+                <w:rFonts w:ascii="Arial" w:hAnsi="Arial" w:cs="Arial"/>
+                <w:b/>
+                <w:bCs/>
+                <w:noProof/>
+              </w:rPr>
+              <w:t>5</w:t>
             </w:r>
             <w:r>
               <w:rPr>
@@ -709,7 +1435,7 @@
                 <w:noProof/>
                 <w:webHidden/>
               </w:rPr>
-              <w:instrText xml:space="preserve"> PAGEREF _Toc233133185 \h </w:instrText>
+              <w:instrText xml:space="preserve"> PAGEREF _Toc233472803 \h </w:instrText>
             </w:r>
             <w:r>
               <w:rPr>
@@ -729,7 +1455,7 @@
                 <w:noProof/>
                 <w:webHidden/>
               </w:rPr>
-              <w:t>3</w:t>
+              <w:t>5</w:t>
             </w:r>
             <w:r>
               <w:rPr>
@@ -756,7 +1482,6 @@
         <w:spacing w:after="0" w:line="240" w:lineRule="auto"/>
         <w:rPr>
           <w:rFonts w:ascii="Myriad Pro" w:hAnsi="Myriad Pro"/>
-          <w:lang w:val="es-MX"/>
         </w:rPr>
       </w:pPr>
     </w:p>
@@ -950,7 +1675,7 @@
           <w:szCs w:val="26"/>
         </w:rPr>
       </w:pPr>
-      <w:bookmarkStart w:id="0" w:name="_Toc233133184"/>
+      <w:bookmarkStart w:id="0" w:name="_Toc233472795"/>
       <w:r>
         <w:rPr>
           <w:rFonts w:ascii="Arial" w:hAnsi="Arial" w:cs="Arial"/>
@@ -972,7 +1697,6 @@
           <w:rFonts w:ascii="Arial" w:hAnsi="Arial" w:cs="Arial"/>
           <w:sz w:val="22"/>
           <w:szCs w:val="22"/>
-          <w:lang w:val="es-CL"/>
         </w:rPr>
       </w:pPr>
       <w:r>
@@ -980,106 +1704,54 @@
           <w:rFonts w:ascii="Arial" w:hAnsi="Arial" w:cs="Arial"/>
           <w:sz w:val="22"/>
           <w:szCs w:val="22"/>
-          <w:lang w:val="es-CL"/>
-        </w:rPr>
-        <w:t xml:space="preserve">En la última década, la </w:t>
+        </w:rPr>
+        <w:t xml:space="preserve">En la última década, la evolución del comercio electrónico y la necesidad de procesar un gran volumen de transacciones en tiempo real han convertido a las plataformas de </w:t>
       </w:r>
       <w:r>
         <w:rPr>
           <w:rFonts w:ascii="Arial" w:hAnsi="Arial" w:cs="Arial"/>
           <w:sz w:val="22"/>
           <w:szCs w:val="22"/>
-          <w:lang w:val="es-CL"/>
-        </w:rPr>
-        <w:t xml:space="preserve">evolución del comercio electrónico y la necesidad de procesar </w:t>
+        </w:rPr>
+        <w:t>bases de datos NoSQL</w:t>
       </w:r>
       <w:r>
         <w:rPr>
           <w:rFonts w:ascii="Arial" w:hAnsi="Arial" w:cs="Arial"/>
           <w:sz w:val="22"/>
           <w:szCs w:val="22"/>
-          <w:lang w:val="es-CL"/>
-        </w:rPr>
-        <w:t xml:space="preserve">un gran </w:t>
+        </w:rPr>
+        <w:t xml:space="preserve"> </w:t>
       </w:r>
       <w:r>
         <w:rPr>
           <w:rFonts w:ascii="Arial" w:hAnsi="Arial" w:cs="Arial"/>
           <w:sz w:val="22"/>
           <w:szCs w:val="22"/>
-          <w:lang w:val="es-CL"/>
-        </w:rPr>
-        <w:t>vol</w:t>
+        </w:rPr>
+        <w:t xml:space="preserve">en el pilar estratégico para la modernización de organizaciones </w:t>
       </w:r>
       <w:r>
         <w:rPr>
           <w:rFonts w:ascii="Arial" w:hAnsi="Arial" w:cs="Arial"/>
           <w:sz w:val="22"/>
           <w:szCs w:val="22"/>
-          <w:lang w:val="es-CL"/>
-        </w:rPr>
-        <w:t>umen</w:t>
+        </w:rPr>
+        <w:t xml:space="preserve">estando </w:t>
       </w:r>
       <w:r>
         <w:rPr>
           <w:rFonts w:ascii="Arial" w:hAnsi="Arial" w:cs="Arial"/>
           <w:sz w:val="22"/>
           <w:szCs w:val="22"/>
-          <w:lang w:val="es-CL"/>
-        </w:rPr>
-        <w:t xml:space="preserve"> de transacciones en tiempo real han convertido a las plataformas de </w:t>
+        </w:rPr>
+        <w:t xml:space="preserve">en expansión como </w:t>
       </w:r>
       <w:r>
         <w:rPr>
           <w:rFonts w:ascii="Arial" w:hAnsi="Arial" w:cs="Arial"/>
           <w:sz w:val="22"/>
           <w:szCs w:val="22"/>
-          <w:lang w:val="es-CL"/>
-        </w:rPr>
-        <w:t>bases de datos NoSQL</w:t>
-      </w:r>
-      <w:r>
-        <w:rPr>
-          <w:rFonts w:ascii="Arial" w:hAnsi="Arial" w:cs="Arial"/>
-          <w:sz w:val="22"/>
-          <w:szCs w:val="22"/>
-          <w:lang w:val="es-CL"/>
-        </w:rPr>
-        <w:t xml:space="preserve"> </w:t>
-      </w:r>
-      <w:r>
-        <w:rPr>
-          <w:rFonts w:ascii="Arial" w:hAnsi="Arial" w:cs="Arial"/>
-          <w:sz w:val="22"/>
-          <w:szCs w:val="22"/>
-          <w:lang w:val="es-CL"/>
-        </w:rPr>
-        <w:t xml:space="preserve">en el pilar estratégico para la modernización de organizaciones </w:t>
-      </w:r>
-      <w:r>
-        <w:rPr>
-          <w:rFonts w:ascii="Arial" w:hAnsi="Arial" w:cs="Arial"/>
-          <w:sz w:val="22"/>
-          <w:szCs w:val="22"/>
-          <w:lang w:val="es-CL"/>
-        </w:rPr>
-        <w:t xml:space="preserve">estando </w:t>
-      </w:r>
-      <w:r>
-        <w:rPr>
-          <w:rFonts w:ascii="Arial" w:hAnsi="Arial" w:cs="Arial"/>
-          <w:sz w:val="22"/>
-          <w:szCs w:val="22"/>
-          <w:lang w:val="es-CL"/>
-        </w:rPr>
-        <w:t xml:space="preserve">en expansión como </w:t>
-      </w:r>
-      <w:r>
-        <w:rPr>
-          <w:rFonts w:ascii="Arial" w:hAnsi="Arial" w:cs="Arial"/>
-          <w:sz w:val="22"/>
-          <w:szCs w:val="22"/>
-          <w:lang w:val="es-CL"/>
         </w:rPr>
         <w:t xml:space="preserve">en este caso </w:t>
       </w:r>
@@ -1090,7 +1762,6 @@
           <w:bCs/>
           <w:sz w:val="22"/>
           <w:szCs w:val="22"/>
-          <w:lang w:val="es-CL"/>
         </w:rPr>
         <w:t>ComercioTech</w:t>
       </w:r>
@@ -1099,7 +1770,6 @@
           <w:rFonts w:ascii="Arial" w:hAnsi="Arial" w:cs="Arial"/>
           <w:sz w:val="22"/>
           <w:szCs w:val="22"/>
-          <w:lang w:val="es-CL"/>
         </w:rPr>
         <w:t xml:space="preserve">. </w:t>
       </w:r>
@@ -1112,7 +1782,6 @@
           <w:rFonts w:ascii="Arial" w:hAnsi="Arial" w:cs="Arial"/>
           <w:sz w:val="22"/>
           <w:szCs w:val="22"/>
-          <w:lang w:val="es-CL"/>
         </w:rPr>
       </w:pPr>
     </w:p>
@@ -1124,7 +1793,6 @@
           <w:rFonts w:ascii="Arial" w:hAnsi="Arial" w:cs="Arial"/>
           <w:sz w:val="22"/>
           <w:szCs w:val="22"/>
-          <w:lang w:val="es-CL"/>
         </w:rPr>
       </w:pPr>
       <w:r>
@@ -1132,7 +1800,6 @@
           <w:rFonts w:ascii="Arial" w:hAnsi="Arial" w:cs="Arial"/>
           <w:sz w:val="22"/>
           <w:szCs w:val="22"/>
-          <w:lang w:val="es-CL"/>
         </w:rPr>
         <w:t>Sin embargo</w:t>
       </w:r>
@@ -1141,7 +1808,6 @@
           <w:rFonts w:ascii="Arial" w:hAnsi="Arial" w:cs="Arial"/>
           <w:sz w:val="22"/>
           <w:szCs w:val="22"/>
-          <w:lang w:val="es-CL"/>
         </w:rPr>
         <w:t>, la dependencia de infraestructuras de bases de datos heredadas y la ausencia de metodologías estandarizadas para la transición hacia tecnologías no estructuradas</w:t>
       </w:r>
@@ -1150,7 +1816,6 @@
           <w:rFonts w:ascii="Arial" w:hAnsi="Arial" w:cs="Arial"/>
           <w:sz w:val="22"/>
           <w:szCs w:val="22"/>
-          <w:lang w:val="es-CL"/>
         </w:rPr>
         <w:t xml:space="preserve">, exponen </w:t>
       </w:r>
@@ -1159,7 +1824,6 @@
           <w:rFonts w:ascii="Arial" w:hAnsi="Arial" w:cs="Arial"/>
           <w:sz w:val="22"/>
           <w:szCs w:val="22"/>
-          <w:lang w:val="es-CL"/>
         </w:rPr>
         <w:t>las</w:t>
       </w:r>
@@ -1168,7 +1832,6 @@
           <w:rFonts w:ascii="Arial" w:hAnsi="Arial" w:cs="Arial"/>
           <w:sz w:val="22"/>
           <w:szCs w:val="22"/>
-          <w:lang w:val="es-CL"/>
         </w:rPr>
         <w:t xml:space="preserve"> deficiencias críticas en la escalabilidad y disponibilidad del sistema</w:t>
       </w:r>
@@ -1177,7 +1840,6 @@
           <w:rFonts w:ascii="Arial" w:hAnsi="Arial" w:cs="Arial"/>
           <w:sz w:val="22"/>
           <w:szCs w:val="22"/>
-          <w:lang w:val="es-CL"/>
         </w:rPr>
         <w:t>. E</w:t>
       </w:r>
@@ -1186,7 +1848,6 @@
           <w:rFonts w:ascii="Arial" w:hAnsi="Arial" w:cs="Arial"/>
           <w:sz w:val="22"/>
           <w:szCs w:val="22"/>
-          <w:lang w:val="es-CL"/>
         </w:rPr>
         <w:t>sto influye</w:t>
       </w:r>
@@ -1195,7 +1856,6 @@
           <w:rFonts w:ascii="Arial" w:hAnsi="Arial" w:cs="Arial"/>
           <w:sz w:val="22"/>
           <w:szCs w:val="22"/>
-          <w:lang w:val="es-CL"/>
         </w:rPr>
         <w:t xml:space="preserve"> en </w:t>
       </w:r>
@@ -1204,7 +1864,6 @@
           <w:rFonts w:ascii="Arial" w:hAnsi="Arial" w:cs="Arial"/>
           <w:sz w:val="22"/>
           <w:szCs w:val="22"/>
-          <w:lang w:val="es-CL"/>
         </w:rPr>
         <w:t>las</w:t>
       </w:r>
@@ -1213,7 +1872,6 @@
           <w:rFonts w:ascii="Arial" w:hAnsi="Arial" w:cs="Arial"/>
           <w:sz w:val="22"/>
           <w:szCs w:val="22"/>
-          <w:lang w:val="es-CL"/>
         </w:rPr>
         <w:t xml:space="preserve"> limitaciones técnicas</w:t>
       </w:r>
@@ -1222,7 +1880,6 @@
           <w:rFonts w:ascii="Arial" w:hAnsi="Arial" w:cs="Arial"/>
           <w:sz w:val="22"/>
           <w:szCs w:val="22"/>
-          <w:lang w:val="es-CL"/>
         </w:rPr>
         <w:t xml:space="preserve"> </w:t>
       </w:r>
@@ -1231,7 +1888,6 @@
           <w:rFonts w:ascii="Arial" w:hAnsi="Arial" w:cs="Arial"/>
           <w:sz w:val="22"/>
           <w:szCs w:val="22"/>
-          <w:lang w:val="es-CL"/>
         </w:rPr>
         <w:t>en el acceso a</w:t>
       </w:r>
@@ -1240,7 +1896,6 @@
           <w:rFonts w:ascii="Arial" w:hAnsi="Arial" w:cs="Arial"/>
           <w:sz w:val="22"/>
           <w:szCs w:val="22"/>
-          <w:lang w:val="es-CL"/>
         </w:rPr>
         <w:t xml:space="preserve"> </w:t>
       </w:r>
@@ -1249,7 +1904,6 @@
           <w:rFonts w:ascii="Arial" w:hAnsi="Arial" w:cs="Arial"/>
           <w:sz w:val="22"/>
           <w:szCs w:val="22"/>
-          <w:lang w:val="es-CL"/>
         </w:rPr>
         <w:t>la</w:t>
       </w:r>
@@ -1258,7 +1912,6 @@
           <w:rFonts w:ascii="Arial" w:hAnsi="Arial" w:cs="Arial"/>
           <w:sz w:val="22"/>
           <w:szCs w:val="22"/>
-          <w:lang w:val="es-CL"/>
         </w:rPr>
         <w:t xml:space="preserve"> información y experiencia del cliente, </w:t>
       </w:r>
@@ -1267,7 +1920,6 @@
           <w:rFonts w:ascii="Arial" w:hAnsi="Arial" w:cs="Arial"/>
           <w:sz w:val="22"/>
           <w:szCs w:val="22"/>
-          <w:lang w:val="es-CL"/>
         </w:rPr>
         <w:t xml:space="preserve">llegando a causar </w:t>
       </w:r>
@@ -1276,7 +1928,6 @@
           <w:rFonts w:ascii="Arial" w:hAnsi="Arial" w:cs="Arial"/>
           <w:sz w:val="22"/>
           <w:szCs w:val="22"/>
-          <w:lang w:val="es-CL"/>
         </w:rPr>
         <w:t xml:space="preserve">cuellos de botella operativos que </w:t>
       </w:r>
@@ -1285,7 +1936,6 @@
           <w:rFonts w:ascii="Arial" w:hAnsi="Arial" w:cs="Arial"/>
           <w:sz w:val="22"/>
           <w:szCs w:val="22"/>
-          <w:lang w:val="es-CL"/>
         </w:rPr>
         <w:t>afectan a</w:t>
       </w:r>
@@ -1294,7 +1944,6 @@
           <w:rFonts w:ascii="Arial" w:hAnsi="Arial" w:cs="Arial"/>
           <w:sz w:val="22"/>
           <w:szCs w:val="22"/>
-          <w:lang w:val="es-CL"/>
         </w:rPr>
         <w:t xml:space="preserve"> la </w:t>
       </w:r>
@@ -1303,7 +1952,6 @@
           <w:rFonts w:ascii="Arial" w:hAnsi="Arial" w:cs="Arial"/>
           <w:sz w:val="22"/>
           <w:szCs w:val="22"/>
-          <w:lang w:val="es-CL"/>
         </w:rPr>
         <w:t>evolución</w:t>
       </w:r>
@@ -1312,7 +1960,6 @@
           <w:rFonts w:ascii="Arial" w:hAnsi="Arial" w:cs="Arial"/>
           <w:sz w:val="22"/>
           <w:szCs w:val="22"/>
-          <w:lang w:val="es-CL"/>
         </w:rPr>
         <w:t xml:space="preserve"> del negocio y la integridad de los datos financieros institucionales.</w:t>
       </w:r>
@@ -1534,16 +2181,7 @@
           <w:sz w:val="22"/>
           <w:szCs w:val="22"/>
         </w:rPr>
-        <w:t>permitiéndo</w:t>
-      </w:r>
-      <w:r>
-        <w:rPr>
-          <w:rStyle w:val="citation-25"/>
-          <w:rFonts w:ascii="Arial" w:hAnsi="Arial" w:cs="Arial"/>
-          <w:sz w:val="22"/>
-          <w:szCs w:val="22"/>
-        </w:rPr>
-        <w:t>nos</w:t>
+        <w:t>permitiéndonos</w:t>
       </w:r>
       <w:r>
         <w:rPr>
@@ -1783,7 +2421,6 @@
           <w:color w:val="EE0000"/>
           <w:sz w:val="30"/>
           <w:szCs w:val="30"/>
-          <w:lang w:val="es-MX"/>
         </w:rPr>
       </w:pPr>
     </w:p>
@@ -1917,511 +2554,622 @@
         </w:rPr>
       </w:pPr>
     </w:p>
-    <w:p/>
-    <w:p>
-      <w:pPr>
-        <w:spacing w:after="0" w:line="276" w:lineRule="auto"/>
-        <w:ind w:left="360"/>
+    <w:p>
+      <w:pPr>
+        <w:spacing w:after="0" w:line="240" w:lineRule="auto"/>
+        <w:rPr>
+          <w:rFonts w:ascii="Arial" w:hAnsi="Arial" w:cs="Arial"/>
+          <w:b/>
+          <w:bCs/>
+          <w:color w:val="EE0000"/>
+          <w:sz w:val="30"/>
+          <w:szCs w:val="30"/>
+        </w:rPr>
+      </w:pPr>
+    </w:p>
+    <w:p>
+      <w:pPr>
+        <w:spacing w:after="0" w:line="240" w:lineRule="auto"/>
+        <w:rPr>
+          <w:rFonts w:ascii="Arial" w:hAnsi="Arial" w:cs="Arial"/>
+          <w:b/>
+          <w:bCs/>
+          <w:color w:val="EE0000"/>
+          <w:sz w:val="30"/>
+          <w:szCs w:val="30"/>
+        </w:rPr>
+      </w:pPr>
+    </w:p>
+    <w:p>
+      <w:pPr>
+        <w:spacing w:after="0" w:line="240" w:lineRule="auto"/>
+        <w:rPr>
+          <w:rFonts w:ascii="Arial" w:hAnsi="Arial" w:cs="Arial"/>
+          <w:b/>
+          <w:bCs/>
+          <w:color w:val="EE0000"/>
+          <w:sz w:val="30"/>
+          <w:szCs w:val="30"/>
+        </w:rPr>
+      </w:pPr>
+    </w:p>
+    <w:p>
+      <w:pPr>
+        <w:pStyle w:val="Ttulo1"/>
+        <w:spacing w:line="276" w:lineRule="auto"/>
         <w:jc w:val="left"/>
         <w:rPr>
           <w:rFonts w:ascii="Arial" w:hAnsi="Arial" w:cs="Arial"/>
-          <w:sz w:val="24"/>
-          <w:szCs w:val="24"/>
-          <w:lang w:val="es-MX"/>
-        </w:rPr>
-      </w:pPr>
-    </w:p>
-    <w:p>
-      <w:pPr>
-        <w:spacing w:after="0" w:line="276" w:lineRule="auto"/>
-        <w:ind w:left="360"/>
+          <w:b/>
+          <w:bCs/>
+          <w:color w:val="EE0000"/>
+          <w:sz w:val="28"/>
+          <w:szCs w:val="28"/>
+        </w:rPr>
+      </w:pPr>
+      <w:bookmarkStart w:id="1" w:name="_Toc233472796"/>
+      <w:r>
+        <w:rPr>
+          <w:rFonts w:ascii="Arial" w:hAnsi="Arial" w:cs="Arial"/>
+          <w:b/>
+          <w:bCs/>
+          <w:color w:val="EE0000"/>
+          <w:sz w:val="28"/>
+          <w:szCs w:val="28"/>
+        </w:rPr>
+        <w:t>Requisitos del Negocio</w:t>
+      </w:r>
+      <w:bookmarkEnd w:id="1"/>
+    </w:p>
+    <w:p>
+      <w:pPr>
+        <w:spacing w:line="276" w:lineRule="auto"/>
         <w:jc w:val="left"/>
         <w:rPr>
           <w:rFonts w:ascii="Arial" w:hAnsi="Arial" w:cs="Arial"/>
-          <w:sz w:val="24"/>
-          <w:szCs w:val="24"/>
-        </w:rPr>
-      </w:pPr>
-    </w:p>
-    <w:p>
-      <w:pPr>
-        <w:spacing w:after="0" w:line="276" w:lineRule="auto"/>
-        <w:ind w:left="360"/>
+        </w:rPr>
+      </w:pPr>
+    </w:p>
+    <w:p>
+      <w:pPr>
+        <w:spacing w:line="276" w:lineRule="auto"/>
         <w:jc w:val="left"/>
         <w:rPr>
           <w:rFonts w:ascii="Arial" w:hAnsi="Arial" w:cs="Arial"/>
-          <w:sz w:val="24"/>
-          <w:szCs w:val="24"/>
-        </w:rPr>
-      </w:pPr>
-    </w:p>
-    <w:p>
-      <w:pPr>
-        <w:spacing w:after="0" w:line="276" w:lineRule="auto"/>
-        <w:ind w:left="360"/>
+        </w:rPr>
+      </w:pPr>
+      <w:r>
+        <w:rPr>
+          <w:rFonts w:ascii="Arial" w:hAnsi="Arial" w:cs="Arial"/>
+        </w:rPr>
+        <w:t xml:space="preserve">Para modernizar la plataforma </w:t>
+      </w:r>
+      <w:r>
+        <w:rPr>
+          <w:rFonts w:ascii="Arial" w:hAnsi="Arial" w:cs="Arial"/>
+          <w:b/>
+          <w:bCs/>
+        </w:rPr>
+        <w:t>MercadoTech</w:t>
+      </w:r>
+      <w:r>
+        <w:rPr>
+          <w:rFonts w:ascii="Arial" w:hAnsi="Arial" w:cs="Arial"/>
+        </w:rPr>
+        <w:t>, cumpliremos con los siguientes requisitos clasificados hablando por su nivel de prioridad para el negocio:</w:t>
+      </w:r>
+    </w:p>
+    <w:p>
+      <w:pPr>
+        <w:spacing w:line="276" w:lineRule="auto"/>
         <w:jc w:val="left"/>
         <w:rPr>
           <w:rFonts w:ascii="Arial" w:hAnsi="Arial" w:cs="Arial"/>
-          <w:sz w:val="24"/>
-          <w:szCs w:val="24"/>
-        </w:rPr>
-      </w:pPr>
-    </w:p>
-    <w:p>
-      <w:pPr>
-        <w:spacing w:after="0" w:line="276" w:lineRule="auto"/>
-        <w:ind w:left="360"/>
+        </w:rPr>
+      </w:pPr>
+    </w:p>
+    <w:p>
+      <w:pPr>
+        <w:pStyle w:val="Ttulo2"/>
+        <w:spacing w:line="276" w:lineRule="auto"/>
         <w:jc w:val="left"/>
         <w:rPr>
           <w:rFonts w:ascii="Arial" w:hAnsi="Arial" w:cs="Arial"/>
-          <w:sz w:val="24"/>
-          <w:szCs w:val="24"/>
-        </w:rPr>
-      </w:pPr>
-    </w:p>
-    <w:p>
-      <w:pPr>
-        <w:spacing w:after="0" w:line="276" w:lineRule="auto"/>
+          <w:b/>
+          <w:bCs/>
+          <w:color w:val="EE0000"/>
+        </w:rPr>
+      </w:pPr>
+      <w:bookmarkStart w:id="2" w:name="_Toc233472797"/>
+      <w:r>
+        <w:rPr>
+          <w:rFonts w:ascii="Arial" w:hAnsi="Arial" w:cs="Arial"/>
+          <w:b/>
+          <w:bCs/>
+          <w:color w:val="EE0000"/>
+        </w:rPr>
+        <w:t>Requisitos funcionales</w:t>
+      </w:r>
+      <w:bookmarkEnd w:id="2"/>
+    </w:p>
+    <w:p>
+      <w:pPr>
+        <w:pStyle w:val="Prrafodelista"/>
+        <w:numPr>
+          <w:ilvl w:val="0"/>
+          <w:numId w:val="44"/>
+        </w:numPr>
+        <w:spacing w:line="276" w:lineRule="auto"/>
         <w:jc w:val="left"/>
         <w:rPr>
           <w:rFonts w:ascii="Arial" w:hAnsi="Arial" w:cs="Arial"/>
-          <w:sz w:val="24"/>
-          <w:szCs w:val="24"/>
-        </w:rPr>
-      </w:pPr>
-    </w:p>
-    <w:p>
-      <w:pPr>
-        <w:spacing w:after="0" w:line="276" w:lineRule="auto"/>
+        </w:rPr>
+      </w:pPr>
+      <w:r>
+        <w:rPr>
+          <w:rFonts w:ascii="Arial" w:hAnsi="Arial" w:cs="Arial"/>
+          <w:b/>
+          <w:bCs/>
+        </w:rPr>
+        <w:t>Gestión de Clientes (Prioridad Alta):</w:t>
+      </w:r>
+      <w:r>
+        <w:rPr>
+          <w:rFonts w:ascii="Arial" w:hAnsi="Arial" w:cs="Arial"/>
+        </w:rPr>
+        <w:t xml:space="preserve"> La plataforma debe permitir la administración completa (creación, lectura, actualización y eliminación) de perfiles de los clientes. Caputanrando su RUT, nombre, correo y fecha de registro.</w:t>
+      </w:r>
+    </w:p>
+    <w:p>
+      <w:pPr>
+        <w:pStyle w:val="Prrafodelista"/>
+        <w:spacing w:line="276" w:lineRule="auto"/>
         <w:jc w:val="left"/>
         <w:rPr>
           <w:rFonts w:ascii="Arial" w:hAnsi="Arial" w:cs="Arial"/>
-          <w:sz w:val="24"/>
-          <w:szCs w:val="24"/>
-        </w:rPr>
-      </w:pPr>
-    </w:p>
-    <w:p>
-      <w:pPr>
-        <w:spacing w:after="0" w:line="276" w:lineRule="auto"/>
+        </w:rPr>
+      </w:pPr>
+    </w:p>
+    <w:p>
+      <w:pPr>
+        <w:pStyle w:val="Prrafodelista"/>
+        <w:numPr>
+          <w:ilvl w:val="0"/>
+          <w:numId w:val="44"/>
+        </w:numPr>
+        <w:spacing w:line="276" w:lineRule="auto"/>
         <w:jc w:val="left"/>
         <w:rPr>
           <w:rFonts w:ascii="Arial" w:hAnsi="Arial" w:cs="Arial"/>
-          <w:sz w:val="24"/>
-          <w:szCs w:val="24"/>
-        </w:rPr>
-      </w:pPr>
-    </w:p>
-    <w:p>
-      <w:pPr>
-        <w:spacing w:after="0" w:line="276" w:lineRule="auto"/>
+        </w:rPr>
+      </w:pPr>
+      <w:r>
+        <w:rPr>
+          <w:rFonts w:ascii="Arial" w:hAnsi="Arial" w:cs="Arial"/>
+          <w:b/>
+          <w:bCs/>
+        </w:rPr>
+        <w:t>Gestión del Catálogo de Productos (Prioridad Alta):</w:t>
+      </w:r>
+      <w:r>
+        <w:rPr>
+          <w:rFonts w:ascii="Arial" w:hAnsi="Arial" w:cs="Arial"/>
+        </w:rPr>
+        <w:t xml:space="preserve"> </w:t>
+      </w:r>
+      <w:r>
+        <w:rPr>
+          <w:rFonts w:ascii="Arial" w:hAnsi="Arial" w:cs="Arial"/>
+        </w:rPr>
+        <w:t>Un gran volumen de almacenamiento con sus artículos tecnológicos con sus datos extras (siendo las pulgadas, Hz, etc.) y controlar su stock físico de manera dinámica.</w:t>
+      </w:r>
+    </w:p>
+    <w:p>
+      <w:pPr>
+        <w:pStyle w:val="Prrafodelista"/>
+        <w:spacing w:line="276" w:lineRule="auto"/>
         <w:jc w:val="left"/>
         <w:rPr>
           <w:rFonts w:ascii="Arial" w:hAnsi="Arial" w:cs="Arial"/>
-          <w:sz w:val="24"/>
-          <w:szCs w:val="24"/>
-        </w:rPr>
-      </w:pPr>
-    </w:p>
-    <w:p>
-      <w:pPr>
-        <w:spacing w:after="0" w:line="276" w:lineRule="auto"/>
+        </w:rPr>
+      </w:pPr>
+    </w:p>
+    <w:p>
+      <w:pPr>
+        <w:pStyle w:val="Prrafodelista"/>
+        <w:numPr>
+          <w:ilvl w:val="0"/>
+          <w:numId w:val="44"/>
+        </w:numPr>
+        <w:spacing w:line="276" w:lineRule="auto"/>
         <w:jc w:val="left"/>
         <w:rPr>
           <w:rFonts w:ascii="Arial" w:hAnsi="Arial" w:cs="Arial"/>
-          <w:sz w:val="24"/>
-          <w:szCs w:val="24"/>
-        </w:rPr>
-      </w:pPr>
-    </w:p>
-    <w:p>
-      <w:pPr>
-        <w:spacing w:after="0" w:line="276" w:lineRule="auto"/>
+        </w:rPr>
+      </w:pPr>
+      <w:r>
+        <w:rPr>
+          <w:rFonts w:ascii="Arial" w:hAnsi="Arial" w:cs="Arial"/>
+          <w:b/>
+          <w:bCs/>
+        </w:rPr>
+        <w:t>Procesamiento de Pedidos y Emisión de Boletas (Prioridad Alta):</w:t>
+      </w:r>
+      <w:r>
+        <w:rPr>
+          <w:rFonts w:ascii="Arial" w:hAnsi="Arial" w:cs="Arial"/>
+        </w:rPr>
+        <w:t xml:space="preserve"> Generación de las transacciones comerciales siendo vinculados con un cliente con un arreglo de múltiples productos, registrando totales y estados de despacho de sus pedidos en tiempo real.</w:t>
+      </w:r>
+    </w:p>
+    <w:p>
+      <w:pPr>
+        <w:pStyle w:val="Prrafodelista"/>
+        <w:spacing w:line="276" w:lineRule="auto"/>
         <w:jc w:val="left"/>
         <w:rPr>
           <w:rFonts w:ascii="Arial" w:hAnsi="Arial" w:cs="Arial"/>
-          <w:sz w:val="24"/>
-          <w:szCs w:val="24"/>
-        </w:rPr>
-      </w:pPr>
-    </w:p>
-    <w:p>
-      <w:pPr>
-        <w:spacing w:after="0" w:line="276" w:lineRule="auto"/>
+        </w:rPr>
+      </w:pPr>
+    </w:p>
+    <w:p>
+      <w:pPr>
+        <w:pStyle w:val="Prrafodelista"/>
+        <w:numPr>
+          <w:ilvl w:val="0"/>
+          <w:numId w:val="44"/>
+        </w:numPr>
+        <w:spacing w:line="276" w:lineRule="auto"/>
         <w:jc w:val="left"/>
         <w:rPr>
           <w:rFonts w:ascii="Arial" w:hAnsi="Arial" w:cs="Arial"/>
-          <w:sz w:val="24"/>
-          <w:szCs w:val="24"/>
-        </w:rPr>
-      </w:pPr>
-    </w:p>
-    <w:p>
-      <w:pPr>
-        <w:spacing w:after="0" w:line="276" w:lineRule="auto"/>
+        </w:rPr>
+      </w:pPr>
+      <w:r>
+        <w:rPr>
+          <w:rFonts w:ascii="Arial" w:hAnsi="Arial" w:cs="Arial"/>
+          <w:b/>
+          <w:bCs/>
+        </w:rPr>
+        <w:t>Historial Contable (Prioridad Alta):</w:t>
+      </w:r>
+      <w:r>
+        <w:rPr>
+          <w:rFonts w:ascii="Arial" w:hAnsi="Arial" w:cs="Arial"/>
+        </w:rPr>
+        <w:t xml:space="preserve"> La plataforma debe ser capaz de procesar y agrupar su histórico de compras por el rango de fecha y clientes para las auditorías internas.</w:t>
+      </w:r>
+    </w:p>
+    <w:p>
+      <w:pPr>
+        <w:spacing w:line="276" w:lineRule="auto"/>
         <w:jc w:val="left"/>
         <w:rPr>
           <w:rFonts w:ascii="Arial" w:hAnsi="Arial" w:cs="Arial"/>
-          <w:sz w:val="24"/>
-          <w:szCs w:val="24"/>
-        </w:rPr>
-      </w:pPr>
-    </w:p>
-    <w:p>
-      <w:pPr>
-        <w:spacing w:after="0" w:line="276" w:lineRule="auto"/>
+        </w:rPr>
+      </w:pPr>
+    </w:p>
+    <w:p>
+      <w:pPr>
+        <w:pStyle w:val="Ttulo2"/>
+        <w:spacing w:line="276" w:lineRule="auto"/>
         <w:jc w:val="left"/>
         <w:rPr>
           <w:rFonts w:ascii="Arial" w:hAnsi="Arial" w:cs="Arial"/>
-          <w:sz w:val="24"/>
-          <w:szCs w:val="24"/>
-        </w:rPr>
-      </w:pPr>
-    </w:p>
-    <w:p>
-      <w:pPr>
-        <w:spacing w:after="0" w:line="276" w:lineRule="auto"/>
+          <w:b/>
+          <w:bCs/>
+          <w:color w:val="EE0000"/>
+        </w:rPr>
+      </w:pPr>
+      <w:bookmarkStart w:id="3" w:name="_Toc233472798"/>
+      <w:r>
+        <w:rPr>
+          <w:rFonts w:ascii="Arial" w:hAnsi="Arial" w:cs="Arial"/>
+          <w:b/>
+          <w:bCs/>
+          <w:color w:val="EE0000"/>
+        </w:rPr>
+        <w:t>Requisitos no Funcionales y de Seguridad</w:t>
+      </w:r>
+      <w:bookmarkEnd w:id="3"/>
+    </w:p>
+    <w:p>
+      <w:pPr>
+        <w:pStyle w:val="Prrafodelista"/>
+        <w:numPr>
+          <w:ilvl w:val="0"/>
+          <w:numId w:val="45"/>
+        </w:numPr>
+        <w:spacing w:line="276" w:lineRule="auto"/>
         <w:jc w:val="left"/>
         <w:rPr>
           <w:rFonts w:ascii="Arial" w:hAnsi="Arial" w:cs="Arial"/>
-          <w:sz w:val="24"/>
-          <w:szCs w:val="24"/>
-        </w:rPr>
-      </w:pPr>
-    </w:p>
-    <w:p>
-      <w:pPr>
-        <w:spacing w:after="0" w:line="276" w:lineRule="auto"/>
+        </w:rPr>
+      </w:pPr>
+      <w:r>
+        <w:rPr>
+          <w:rFonts w:ascii="Arial" w:hAnsi="Arial" w:cs="Arial"/>
+        </w:rPr>
+        <w:t>Compatibilidad Multiplataforma (Prioridad Alta): La solución de</w:t>
+      </w:r>
+      <w:r>
+        <w:rPr>
+          <w:rFonts w:ascii="Arial" w:hAnsi="Arial" w:cs="Arial"/>
+        </w:rPr>
+        <w:t xml:space="preserve"> la</w:t>
+      </w:r>
+      <w:r>
+        <w:rPr>
+          <w:rFonts w:ascii="Arial" w:hAnsi="Arial" w:cs="Arial"/>
+        </w:rPr>
+        <w:t xml:space="preserve"> base de datos</w:t>
+      </w:r>
+      <w:r>
+        <w:rPr>
+          <w:rFonts w:ascii="Arial" w:hAnsi="Arial" w:cs="Arial"/>
+        </w:rPr>
+        <w:t xml:space="preserve"> (MongoDB)</w:t>
+      </w:r>
+      <w:r>
+        <w:rPr>
+          <w:rFonts w:ascii="Arial" w:hAnsi="Arial" w:cs="Arial"/>
+        </w:rPr>
+        <w:t xml:space="preserve"> y </w:t>
+      </w:r>
+      <w:r>
+        <w:rPr>
+          <w:rFonts w:ascii="Arial" w:hAnsi="Arial" w:cs="Arial"/>
+        </w:rPr>
+        <w:t>su</w:t>
+      </w:r>
+      <w:r>
+        <w:rPr>
+          <w:rFonts w:ascii="Arial" w:hAnsi="Arial" w:cs="Arial"/>
+        </w:rPr>
+        <w:t xml:space="preserve"> software deben </w:t>
+      </w:r>
+      <w:r>
+        <w:rPr>
+          <w:rFonts w:ascii="Arial" w:hAnsi="Arial" w:cs="Arial"/>
+        </w:rPr>
+        <w:t xml:space="preserve">ser </w:t>
+      </w:r>
+      <w:r>
+        <w:rPr>
+          <w:rFonts w:ascii="Arial" w:hAnsi="Arial" w:cs="Arial"/>
+        </w:rPr>
+        <w:t>opera</w:t>
+      </w:r>
+      <w:r>
+        <w:rPr>
+          <w:rFonts w:ascii="Arial" w:hAnsi="Arial" w:cs="Arial"/>
+        </w:rPr>
+        <w:t>dos</w:t>
+      </w:r>
+      <w:r>
+        <w:rPr>
+          <w:rFonts w:ascii="Arial" w:hAnsi="Arial" w:cs="Arial"/>
+        </w:rPr>
+        <w:t xml:space="preserve"> de forma nativa e idéntica tanto en entornos </w:t>
+      </w:r>
+      <w:r>
+        <w:rPr>
+          <w:rFonts w:ascii="Arial" w:hAnsi="Arial" w:cs="Arial"/>
+        </w:rPr>
+        <w:t xml:space="preserve">como </w:t>
+      </w:r>
+      <w:r>
+        <w:rPr>
+          <w:rFonts w:ascii="Arial" w:hAnsi="Arial" w:cs="Arial"/>
+        </w:rPr>
+        <w:t xml:space="preserve">Windows </w:t>
+      </w:r>
+      <w:r>
+        <w:rPr>
+          <w:rFonts w:ascii="Arial" w:hAnsi="Arial" w:cs="Arial"/>
+        </w:rPr>
+        <w:t>y</w:t>
+      </w:r>
+      <w:r>
+        <w:rPr>
+          <w:rFonts w:ascii="Arial" w:hAnsi="Arial" w:cs="Arial"/>
+        </w:rPr>
+        <w:t xml:space="preserve"> en distribuciones Linux.</w:t>
+      </w:r>
+    </w:p>
+    <w:p>
+      <w:pPr>
+        <w:pStyle w:val="Prrafodelista"/>
+        <w:spacing w:line="276" w:lineRule="auto"/>
         <w:jc w:val="left"/>
         <w:rPr>
           <w:rFonts w:ascii="Arial" w:hAnsi="Arial" w:cs="Arial"/>
-          <w:sz w:val="24"/>
-          <w:szCs w:val="24"/>
-        </w:rPr>
-      </w:pPr>
-    </w:p>
-    <w:p>
-      <w:pPr>
-        <w:spacing w:after="0" w:line="276" w:lineRule="auto"/>
+        </w:rPr>
+      </w:pPr>
+    </w:p>
+    <w:p>
+      <w:pPr>
+        <w:pStyle w:val="Prrafodelista"/>
+        <w:numPr>
+          <w:ilvl w:val="0"/>
+          <w:numId w:val="45"/>
+        </w:numPr>
+        <w:spacing w:line="276" w:lineRule="auto"/>
         <w:jc w:val="left"/>
         <w:rPr>
           <w:rFonts w:ascii="Arial" w:hAnsi="Arial" w:cs="Arial"/>
-          <w:sz w:val="24"/>
-          <w:szCs w:val="24"/>
-        </w:rPr>
-      </w:pPr>
-    </w:p>
-    <w:p>
-      <w:pPr>
-        <w:spacing w:after="0" w:line="276" w:lineRule="auto"/>
+        </w:rPr>
+      </w:pPr>
+      <w:r>
+        <w:rPr>
+          <w:rFonts w:ascii="Arial" w:hAnsi="Arial" w:cs="Arial"/>
+          <w:b/>
+          <w:bCs/>
+        </w:rPr>
+        <w:t>Seguridad y Confidencialidad de Accesos (Prioridad Alta):</w:t>
+      </w:r>
+      <w:r>
+        <w:rPr>
+          <w:rFonts w:ascii="Arial" w:hAnsi="Arial" w:cs="Arial"/>
+        </w:rPr>
+        <w:t xml:space="preserve"> Ocultamiento estricto de contraseñas de empleados mediante funciones criptográficas (hashing) y control de acceso diferido por roles.</w:t>
+      </w:r>
+    </w:p>
+    <w:p>
+      <w:pPr>
+        <w:pStyle w:val="Prrafodelista"/>
+        <w:spacing w:line="276" w:lineRule="auto"/>
         <w:jc w:val="left"/>
         <w:rPr>
           <w:rFonts w:ascii="Arial" w:hAnsi="Arial" w:cs="Arial"/>
-          <w:sz w:val="24"/>
-          <w:szCs w:val="24"/>
-        </w:rPr>
-      </w:pPr>
-    </w:p>
-    <w:p>
-      <w:pPr>
-        <w:spacing w:after="0" w:line="276" w:lineRule="auto"/>
+        </w:rPr>
+      </w:pPr>
+    </w:p>
+    <w:p>
+      <w:pPr>
+        <w:pStyle w:val="Prrafodelista"/>
+        <w:numPr>
+          <w:ilvl w:val="0"/>
+          <w:numId w:val="45"/>
+        </w:numPr>
+        <w:spacing w:line="276" w:lineRule="auto"/>
         <w:jc w:val="left"/>
         <w:rPr>
           <w:rFonts w:ascii="Arial" w:hAnsi="Arial" w:cs="Arial"/>
-          <w:sz w:val="24"/>
-          <w:szCs w:val="24"/>
-        </w:rPr>
-      </w:pPr>
-    </w:p>
-    <w:p>
-      <w:pPr>
-        <w:spacing w:after="0" w:line="276" w:lineRule="auto"/>
+        </w:rPr>
+      </w:pPr>
+      <w:r>
+        <w:rPr>
+          <w:rFonts w:ascii="Arial" w:hAnsi="Arial" w:cs="Arial"/>
+          <w:b/>
+          <w:bCs/>
+        </w:rPr>
+        <w:t>Alta Disponibilidad y Escalabilidad (Prioridad Media):</w:t>
+      </w:r>
+      <w:r>
+        <w:rPr>
+          <w:rFonts w:ascii="Arial" w:hAnsi="Arial" w:cs="Arial"/>
+        </w:rPr>
+        <w:t xml:space="preserve"> </w:t>
+      </w:r>
+      <w:r>
+        <w:rPr>
+          <w:rFonts w:ascii="Arial" w:hAnsi="Arial" w:cs="Arial"/>
+        </w:rPr>
+        <w:t xml:space="preserve">Una infraestructura robusta </w:t>
+      </w:r>
+      <w:r>
+        <w:rPr>
+          <w:rFonts w:ascii="Arial" w:hAnsi="Arial" w:cs="Arial"/>
+        </w:rPr>
+        <w:t xml:space="preserve">para resguardar los datos financieros y </w:t>
+      </w:r>
+      <w:r>
+        <w:rPr>
+          <w:rFonts w:ascii="Arial" w:hAnsi="Arial" w:cs="Arial"/>
+        </w:rPr>
+        <w:t xml:space="preserve">la </w:t>
+      </w:r>
+      <w:r>
+        <w:rPr>
+          <w:rFonts w:ascii="Arial" w:hAnsi="Arial" w:cs="Arial"/>
+        </w:rPr>
+        <w:t>capacidad de</w:t>
+      </w:r>
+      <w:r>
+        <w:rPr>
+          <w:rFonts w:ascii="Arial" w:hAnsi="Arial" w:cs="Arial"/>
+        </w:rPr>
+        <w:t xml:space="preserve"> crecimiento </w:t>
+      </w:r>
+      <w:r>
+        <w:rPr>
+          <w:rFonts w:ascii="Arial" w:hAnsi="Arial" w:cs="Arial"/>
+        </w:rPr>
+        <w:t>sin p</w:t>
+      </w:r>
+      <w:r>
+        <w:rPr>
+          <w:rFonts w:ascii="Arial" w:hAnsi="Arial" w:cs="Arial"/>
+        </w:rPr>
+        <w:t>e</w:t>
+      </w:r>
+      <w:r>
+        <w:rPr>
+          <w:rFonts w:ascii="Arial" w:hAnsi="Arial" w:cs="Arial"/>
+        </w:rPr>
+        <w:t>rdida</w:t>
+      </w:r>
+      <w:r>
+        <w:rPr>
+          <w:rFonts w:ascii="Arial" w:hAnsi="Arial" w:cs="Arial"/>
+        </w:rPr>
+        <w:t>s</w:t>
+      </w:r>
+      <w:r>
+        <w:rPr>
+          <w:rFonts w:ascii="Arial" w:hAnsi="Arial" w:cs="Arial"/>
+        </w:rPr>
+        <w:t xml:space="preserve"> de rendimiento.</w:t>
+      </w:r>
+    </w:p>
+    <w:p>
+      <w:pPr>
+        <w:pStyle w:val="Prrafodelista"/>
+        <w:rPr>
+          <w:rFonts w:ascii="Arial" w:hAnsi="Arial" w:cs="Arial"/>
+        </w:rPr>
+      </w:pPr>
+    </w:p>
+    <w:p>
+      <w:pPr>
+        <w:spacing w:line="276" w:lineRule="auto"/>
         <w:jc w:val="left"/>
         <w:rPr>
           <w:rFonts w:ascii="Arial" w:hAnsi="Arial" w:cs="Arial"/>
-          <w:sz w:val="24"/>
-          <w:szCs w:val="24"/>
-        </w:rPr>
-      </w:pPr>
-    </w:p>
-    <w:p>
-      <w:pPr>
-        <w:spacing w:after="0" w:line="276" w:lineRule="auto"/>
+        </w:rPr>
+      </w:pPr>
+    </w:p>
+    <w:p>
+      <w:pPr>
+        <w:spacing w:line="276" w:lineRule="auto"/>
         <w:jc w:val="left"/>
         <w:rPr>
           <w:rFonts w:ascii="Arial" w:hAnsi="Arial" w:cs="Arial"/>
-          <w:sz w:val="24"/>
-          <w:szCs w:val="24"/>
-        </w:rPr>
-      </w:pPr>
-    </w:p>
-    <w:p>
-      <w:pPr>
-        <w:spacing w:after="0" w:line="276" w:lineRule="auto"/>
+        </w:rPr>
+      </w:pPr>
+    </w:p>
+    <w:p>
+      <w:pPr>
+        <w:spacing w:line="276" w:lineRule="auto"/>
         <w:jc w:val="left"/>
         <w:rPr>
           <w:rFonts w:ascii="Arial" w:hAnsi="Arial" w:cs="Arial"/>
-          <w:sz w:val="24"/>
-          <w:szCs w:val="24"/>
-        </w:rPr>
-      </w:pPr>
-    </w:p>
-    <w:p>
-      <w:pPr>
-        <w:spacing w:after="0" w:line="276" w:lineRule="auto"/>
+        </w:rPr>
+      </w:pPr>
+    </w:p>
+    <w:p>
+      <w:pPr>
+        <w:spacing w:line="276" w:lineRule="auto"/>
         <w:jc w:val="left"/>
         <w:rPr>
           <w:rFonts w:ascii="Arial" w:hAnsi="Arial" w:cs="Arial"/>
-          <w:sz w:val="24"/>
-          <w:szCs w:val="24"/>
-        </w:rPr>
-      </w:pPr>
-    </w:p>
-    <w:p>
-      <w:pPr>
-        <w:spacing w:after="0" w:line="276" w:lineRule="auto"/>
+        </w:rPr>
+      </w:pPr>
+    </w:p>
+    <w:p>
+      <w:pPr>
+        <w:spacing w:line="276" w:lineRule="auto"/>
         <w:jc w:val="left"/>
         <w:rPr>
           <w:rFonts w:ascii="Arial" w:hAnsi="Arial" w:cs="Arial"/>
-          <w:sz w:val="24"/>
-          <w:szCs w:val="24"/>
-        </w:rPr>
-      </w:pPr>
-    </w:p>
-    <w:p>
-      <w:pPr>
-        <w:spacing w:after="0" w:line="276" w:lineRule="auto"/>
+        </w:rPr>
+      </w:pPr>
+    </w:p>
+    <w:p>
+      <w:pPr>
+        <w:pStyle w:val="Ttulo1"/>
         <w:jc w:val="left"/>
-        <w:rPr>
-          <w:rFonts w:ascii="Arial" w:hAnsi="Arial" w:cs="Arial"/>
-          <w:sz w:val="24"/>
-          <w:szCs w:val="24"/>
-        </w:rPr>
-      </w:pPr>
-    </w:p>
-    <w:p>
-      <w:pPr>
-        <w:spacing w:after="0" w:line="276" w:lineRule="auto"/>
-        <w:jc w:val="left"/>
-        <w:rPr>
-          <w:rFonts w:ascii="Arial" w:hAnsi="Arial" w:cs="Arial"/>
-          <w:sz w:val="24"/>
-          <w:szCs w:val="24"/>
-        </w:rPr>
-      </w:pPr>
-    </w:p>
-    <w:p>
-      <w:pPr>
-        <w:spacing w:after="0" w:line="276" w:lineRule="auto"/>
-        <w:jc w:val="left"/>
-        <w:rPr>
-          <w:rFonts w:ascii="Arial" w:hAnsi="Arial" w:cs="Arial"/>
-          <w:sz w:val="24"/>
-          <w:szCs w:val="24"/>
-        </w:rPr>
-      </w:pPr>
-    </w:p>
-    <w:p>
-      <w:pPr>
-        <w:spacing w:after="0" w:line="276" w:lineRule="auto"/>
-        <w:jc w:val="left"/>
-        <w:rPr>
-          <w:rFonts w:ascii="Arial" w:hAnsi="Arial" w:cs="Arial"/>
-          <w:sz w:val="24"/>
-          <w:szCs w:val="24"/>
-        </w:rPr>
-      </w:pPr>
-    </w:p>
-    <w:p>
-      <w:pPr>
-        <w:spacing w:after="0" w:line="276" w:lineRule="auto"/>
-        <w:jc w:val="left"/>
-        <w:rPr>
-          <w:rFonts w:ascii="Arial" w:hAnsi="Arial" w:cs="Arial"/>
-          <w:sz w:val="24"/>
-          <w:szCs w:val="24"/>
-        </w:rPr>
-      </w:pPr>
-    </w:p>
-    <w:p>
-      <w:pPr>
-        <w:spacing w:after="0" w:line="276" w:lineRule="auto"/>
-        <w:jc w:val="left"/>
-        <w:rPr>
-          <w:rFonts w:ascii="Arial" w:hAnsi="Arial" w:cs="Arial"/>
-          <w:sz w:val="24"/>
-          <w:szCs w:val="24"/>
-        </w:rPr>
-      </w:pPr>
-    </w:p>
-    <w:p>
-      <w:pPr>
-        <w:spacing w:after="0" w:line="276" w:lineRule="auto"/>
-        <w:jc w:val="left"/>
-        <w:rPr>
-          <w:rFonts w:ascii="Arial" w:hAnsi="Arial" w:cs="Arial"/>
-          <w:sz w:val="24"/>
-          <w:szCs w:val="24"/>
-        </w:rPr>
-      </w:pPr>
-    </w:p>
-    <w:p>
-      <w:pPr>
-        <w:spacing w:after="0" w:line="276" w:lineRule="auto"/>
-        <w:jc w:val="left"/>
-        <w:rPr>
-          <w:rFonts w:ascii="Arial" w:hAnsi="Arial" w:cs="Arial"/>
-          <w:sz w:val="24"/>
-          <w:szCs w:val="24"/>
-        </w:rPr>
-      </w:pPr>
-    </w:p>
-    <w:p>
-      <w:pPr>
-        <w:spacing w:after="0" w:line="276" w:lineRule="auto"/>
-        <w:jc w:val="left"/>
-        <w:rPr>
-          <w:rFonts w:ascii="Arial" w:hAnsi="Arial" w:cs="Arial"/>
-          <w:sz w:val="24"/>
-          <w:szCs w:val="24"/>
-        </w:rPr>
-      </w:pPr>
-    </w:p>
-    <w:p>
-      <w:pPr>
-        <w:spacing w:after="0" w:line="276" w:lineRule="auto"/>
-        <w:jc w:val="left"/>
-        <w:rPr>
-          <w:rFonts w:ascii="Arial" w:hAnsi="Arial" w:cs="Arial"/>
-          <w:sz w:val="24"/>
-          <w:szCs w:val="24"/>
-        </w:rPr>
-      </w:pPr>
-    </w:p>
-    <w:p>
-      <w:pPr>
-        <w:spacing w:after="0" w:line="276" w:lineRule="auto"/>
-        <w:jc w:val="left"/>
-        <w:rPr>
-          <w:rFonts w:ascii="Arial" w:hAnsi="Arial" w:cs="Arial"/>
-          <w:sz w:val="24"/>
-          <w:szCs w:val="24"/>
-        </w:rPr>
-      </w:pPr>
-    </w:p>
-    <w:p>
-      <w:pPr>
-        <w:spacing w:after="0" w:line="276" w:lineRule="auto"/>
-        <w:jc w:val="left"/>
-        <w:rPr>
-          <w:rFonts w:ascii="Arial" w:hAnsi="Arial" w:cs="Arial"/>
-          <w:sz w:val="24"/>
-          <w:szCs w:val="24"/>
-        </w:rPr>
-      </w:pPr>
-    </w:p>
-    <w:p>
-      <w:pPr>
-        <w:spacing w:after="0" w:line="276" w:lineRule="auto"/>
-        <w:jc w:val="left"/>
-        <w:rPr>
-          <w:rFonts w:ascii="Arial" w:hAnsi="Arial" w:cs="Arial"/>
-          <w:sz w:val="24"/>
-          <w:szCs w:val="24"/>
-        </w:rPr>
-      </w:pPr>
-    </w:p>
-    <w:p>
-      <w:pPr>
-        <w:spacing w:after="0" w:line="276" w:lineRule="auto"/>
-        <w:jc w:val="left"/>
-        <w:rPr>
-          <w:rFonts w:ascii="Arial" w:hAnsi="Arial" w:cs="Arial"/>
-          <w:sz w:val="24"/>
-          <w:szCs w:val="24"/>
-        </w:rPr>
-      </w:pPr>
-    </w:p>
-    <w:p>
-      <w:pPr>
-        <w:spacing w:after="0" w:line="276" w:lineRule="auto"/>
-        <w:jc w:val="left"/>
-        <w:rPr>
-          <w:rFonts w:ascii="Arial" w:hAnsi="Arial" w:cs="Arial"/>
-          <w:sz w:val="24"/>
-          <w:szCs w:val="24"/>
-        </w:rPr>
-      </w:pPr>
-    </w:p>
-    <w:p>
-      <w:pPr>
-        <w:spacing w:after="0" w:line="276" w:lineRule="auto"/>
-        <w:jc w:val="left"/>
-        <w:rPr>
-          <w:rFonts w:ascii="Arial" w:hAnsi="Arial" w:cs="Arial"/>
-          <w:sz w:val="24"/>
-          <w:szCs w:val="24"/>
-        </w:rPr>
-      </w:pPr>
-    </w:p>
-    <w:p>
-      <w:pPr>
-        <w:spacing w:after="0" w:line="276" w:lineRule="auto"/>
-        <w:jc w:val="left"/>
-        <w:rPr>
-          <w:rFonts w:ascii="Arial" w:hAnsi="Arial" w:cs="Arial"/>
-          <w:sz w:val="24"/>
-          <w:szCs w:val="24"/>
-        </w:rPr>
-      </w:pPr>
-    </w:p>
-    <w:p>
-      <w:pPr>
-        <w:spacing w:after="0" w:line="276" w:lineRule="auto"/>
-        <w:jc w:val="left"/>
-        <w:rPr>
-          <w:rFonts w:ascii="Arial" w:hAnsi="Arial" w:cs="Arial"/>
-          <w:sz w:val="24"/>
-          <w:szCs w:val="24"/>
-        </w:rPr>
-      </w:pPr>
-    </w:p>
-    <w:p>
-      <w:pPr>
-        <w:spacing w:after="0" w:line="276" w:lineRule="auto"/>
-        <w:jc w:val="left"/>
-        <w:rPr>
-          <w:rFonts w:ascii="Arial" w:hAnsi="Arial" w:cs="Arial"/>
-          <w:sz w:val="24"/>
-          <w:szCs w:val="24"/>
-        </w:rPr>
-      </w:pPr>
-    </w:p>
-    <w:p>
-      <w:pPr>
-        <w:spacing w:after="0" w:line="276" w:lineRule="auto"/>
-        <w:jc w:val="left"/>
-        <w:rPr>
-          <w:rFonts w:ascii="Arial" w:hAnsi="Arial" w:cs="Arial"/>
-          <w:sz w:val="24"/>
-          <w:szCs w:val="24"/>
-        </w:rPr>
-      </w:pPr>
-    </w:p>
-    <w:p>
-      <w:pPr>
-        <w:spacing w:after="0" w:line="276" w:lineRule="auto"/>
-        <w:jc w:val="left"/>
-        <w:rPr>
-          <w:rFonts w:ascii="Arial" w:hAnsi="Arial" w:cs="Arial"/>
-          <w:sz w:val="24"/>
-          <w:szCs w:val="24"/>
-        </w:rPr>
-      </w:pPr>
-    </w:p>
-    <w:p>
-      <w:pPr>
-        <w:pStyle w:val="Ttulo1"/>
         <w:rPr>
           <w:rFonts w:ascii="Arial" w:hAnsi="Arial" w:cs="Arial"/>
           <w:b/>
@@ -2430,7 +3178,7 @@
           <w:szCs w:val="28"/>
         </w:rPr>
       </w:pPr>
-      <w:bookmarkStart w:id="1" w:name="_Toc233133185"/>
+      <w:bookmarkStart w:id="4" w:name="_Toc233472799"/>
       <w:r>
         <w:rPr>
           <w:rFonts w:ascii="Arial" w:hAnsi="Arial" w:cs="Arial"/>
@@ -2439,22 +3187,256 @@
           <w:sz w:val="28"/>
           <w:szCs w:val="28"/>
         </w:rPr>
-        <w:t>Bibliografia</w:t>
-      </w:r>
-      <w:bookmarkEnd w:id="1"/>
+        <w:t>Selección y Configuración del Sistema Operativo</w:t>
+      </w:r>
+      <w:bookmarkEnd w:id="4"/>
+    </w:p>
+    <w:p>
+      <w:pPr>
+        <w:jc w:val="left"/>
+        <w:rPr>
+          <w:rFonts w:ascii="Arial" w:hAnsi="Arial" w:cs="Arial"/>
+        </w:rPr>
+      </w:pPr>
+    </w:p>
+    <w:p>
+      <w:pPr>
+        <w:jc w:val="left"/>
+        <w:rPr>
+          <w:rFonts w:ascii="Arial" w:hAnsi="Arial" w:cs="Arial"/>
+          <w:i/>
+          <w:iCs/>
+        </w:rPr>
+      </w:pPr>
+      <w:r>
+        <w:rPr>
+          <w:rFonts w:ascii="Arial" w:hAnsi="Arial" w:cs="Arial"/>
+        </w:rPr>
+        <w:t xml:space="preserve">Para que ComercioTech reciba un soporte solido en su Base de Datos No Estructuradas, hemos decidido elegir la distribución </w:t>
+      </w:r>
+      <w:r>
+        <w:rPr>
+          <w:rFonts w:ascii="Arial" w:hAnsi="Arial" w:cs="Arial"/>
+          <w:b/>
+          <w:bCs/>
+        </w:rPr>
+        <w:t>Ubuntu 22.04 LTS</w:t>
+      </w:r>
+      <w:r>
+        <w:rPr>
+          <w:rFonts w:ascii="Arial" w:hAnsi="Arial" w:cs="Arial"/>
+        </w:rPr>
+        <w:t xml:space="preserve"> siendo implementado en un entorno de virtualización sobre el software de hipervisor corporativo </w:t>
+      </w:r>
+      <w:r>
+        <w:rPr>
+          <w:rFonts w:ascii="Arial" w:hAnsi="Arial" w:cs="Arial"/>
+          <w:i/>
+          <w:iCs/>
+        </w:rPr>
+        <w:t xml:space="preserve">`Microsoft </w:t>
+      </w:r>
+      <w:proofErr w:type="spellStart"/>
+      <w:r>
+        <w:rPr>
+          <w:rFonts w:ascii="Arial" w:hAnsi="Arial" w:cs="Arial"/>
+          <w:i/>
+          <w:iCs/>
+        </w:rPr>
+        <w:t>Hyper</w:t>
+      </w:r>
+      <w:proofErr w:type="spellEnd"/>
+      <w:r>
+        <w:rPr>
+          <w:rFonts w:ascii="Arial" w:hAnsi="Arial" w:cs="Arial"/>
+          <w:i/>
+          <w:iCs/>
+        </w:rPr>
+        <w:t>-V`.</w:t>
+      </w:r>
+    </w:p>
+    <w:p>
+      <w:pPr>
+        <w:jc w:val="left"/>
+        <w:rPr>
+          <w:rFonts w:ascii="Arial" w:hAnsi="Arial" w:cs="Arial"/>
+        </w:rPr>
+      </w:pPr>
+    </w:p>
+    <w:p>
+      <w:pPr>
+        <w:pStyle w:val="Ttulo2"/>
+        <w:jc w:val="left"/>
+        <w:rPr>
+          <w:rFonts w:ascii="Arial" w:hAnsi="Arial" w:cs="Arial"/>
+          <w:b/>
+          <w:bCs/>
+        </w:rPr>
+      </w:pPr>
+      <w:bookmarkStart w:id="5" w:name="_Toc233472800"/>
+      <w:r>
+        <w:rPr>
+          <w:rFonts w:ascii="Arial" w:hAnsi="Arial" w:cs="Arial"/>
+          <w:b/>
+          <w:bCs/>
+        </w:rPr>
+        <w:t>Justificación Técnica de la Selección:</w:t>
+      </w:r>
+      <w:bookmarkEnd w:id="5"/>
+    </w:p>
+    <w:p>
+      <w:pPr>
+        <w:jc w:val="left"/>
+        <w:rPr>
+          <w:rFonts w:ascii="Arial" w:hAnsi="Arial" w:cs="Arial"/>
+        </w:rPr>
+      </w:pPr>
+    </w:p>
+    <w:p>
+      <w:pPr>
+        <w:pStyle w:val="Prrafodelista"/>
+        <w:numPr>
+          <w:ilvl w:val="0"/>
+          <w:numId w:val="46"/>
+        </w:numPr>
+        <w:jc w:val="left"/>
+        <w:rPr>
+          <w:rFonts w:ascii="Arial" w:hAnsi="Arial" w:cs="Arial"/>
+        </w:rPr>
+      </w:pPr>
+      <w:r>
+        <w:rPr>
+          <w:rFonts w:ascii="Arial" w:hAnsi="Arial" w:cs="Arial"/>
+        </w:rPr>
+        <w:t xml:space="preserve">Estabilidad y rendimiento: Ubuntu Server no incluye una interfaz </w:t>
+      </w:r>
+      <w:r>
+        <w:rPr>
+          <w:rFonts w:ascii="Arial" w:hAnsi="Arial" w:cs="Arial"/>
+        </w:rPr>
+        <w:t>gráfica</w:t>
+      </w:r>
+      <w:r>
+        <w:rPr>
+          <w:rFonts w:ascii="Arial" w:hAnsi="Arial" w:cs="Arial"/>
+        </w:rPr>
+        <w:t xml:space="preserve"> pesada por defecto, lo que nos permite destinar la mayor parte de los recursos de su hardware (RAM y CPU virtual) al procesamiento de hilos y consultas masivas en el </w:t>
+      </w:r>
+      <w:r>
+        <w:rPr>
+          <w:rFonts w:ascii="Arial" w:hAnsi="Arial" w:cs="Arial"/>
+          <w:i/>
+          <w:iCs/>
+        </w:rPr>
+        <w:t>DBMS</w:t>
+      </w:r>
+      <w:r>
+        <w:rPr>
+          <w:rFonts w:ascii="Arial" w:hAnsi="Arial" w:cs="Arial"/>
+        </w:rPr>
+        <w:t>.</w:t>
+      </w:r>
+    </w:p>
+    <w:p>
+      <w:pPr>
+        <w:pStyle w:val="Prrafodelista"/>
+        <w:jc w:val="left"/>
+        <w:rPr>
+          <w:rFonts w:ascii="Arial" w:hAnsi="Arial" w:cs="Arial"/>
+        </w:rPr>
+      </w:pPr>
+    </w:p>
+    <w:p>
+      <w:pPr>
+        <w:pStyle w:val="Prrafodelista"/>
+        <w:numPr>
+          <w:ilvl w:val="0"/>
+          <w:numId w:val="46"/>
+        </w:numPr>
+        <w:jc w:val="left"/>
+        <w:rPr>
+          <w:rFonts w:ascii="Arial" w:hAnsi="Arial" w:cs="Arial"/>
+        </w:rPr>
+      </w:pPr>
+      <w:r>
+        <w:rPr>
+          <w:rFonts w:ascii="Arial" w:hAnsi="Arial" w:cs="Arial"/>
+        </w:rPr>
+        <w:t xml:space="preserve">Compatibilidad entre Plataformas: Al validar que su persistencia funcione de manera </w:t>
+      </w:r>
+      <w:r>
+        <w:rPr>
+          <w:rFonts w:ascii="Arial" w:hAnsi="Arial" w:cs="Arial"/>
+        </w:rPr>
+        <w:t>óptima</w:t>
+      </w:r>
+      <w:r>
+        <w:rPr>
+          <w:rFonts w:ascii="Arial" w:hAnsi="Arial" w:cs="Arial"/>
+        </w:rPr>
+        <w:t xml:space="preserve"> sobre el kernel de Linux, garantizamos que los componentes de software desarrollados se mantengan con un comportamiento consistente entre infraestructuras de Windows y Linux</w:t>
+      </w:r>
+    </w:p>
+    <w:p>
+      <w:pPr>
+        <w:pStyle w:val="Prrafodelista"/>
+        <w:jc w:val="left"/>
+        <w:rPr>
+          <w:rFonts w:ascii="Arial" w:hAnsi="Arial" w:cs="Arial"/>
+        </w:rPr>
+      </w:pPr>
+    </w:p>
+    <w:p>
+      <w:pPr>
+        <w:pStyle w:val="Ttulo1"/>
+        <w:jc w:val="left"/>
+        <w:rPr>
+          <w:rFonts w:ascii="Arial" w:hAnsi="Arial" w:cs="Arial"/>
+          <w:b/>
+          <w:bCs/>
+        </w:rPr>
+      </w:pPr>
+      <w:bookmarkStart w:id="6" w:name="_Toc233472801"/>
+      <w:r>
+        <w:rPr>
+          <w:rFonts w:ascii="Arial" w:hAnsi="Arial" w:cs="Arial"/>
+          <w:b/>
+          <w:bCs/>
+        </w:rPr>
+        <w:t xml:space="preserve">Guia de Instalación y Seguridad del </w:t>
+      </w:r>
+      <w:r>
+        <w:rPr>
+          <w:rFonts w:ascii="Arial" w:hAnsi="Arial" w:cs="Arial"/>
+          <w:b/>
+          <w:bCs/>
+          <w:i/>
+          <w:iCs/>
+        </w:rPr>
+        <w:t>DBMS</w:t>
+      </w:r>
+      <w:bookmarkEnd w:id="6"/>
     </w:p>
     <w:p/>
     <w:p>
       <w:pPr>
-        <w:spacing w:after="0" w:line="276" w:lineRule="auto"/>
-        <w:jc w:val="left"/>
-        <w:rPr>
-          <w:rFonts w:ascii="Arial" w:hAnsi="Arial" w:cs="Arial"/>
-          <w:sz w:val="24"/>
-          <w:szCs w:val="24"/>
-          <w:lang w:val="en-US"/>
-        </w:rPr>
-      </w:pPr>
+        <w:pStyle w:val="Ttulo2"/>
+        <w:rPr>
+          <w:rFonts w:ascii="Arial" w:hAnsi="Arial" w:cs="Arial"/>
+          <w:b/>
+          <w:bCs/>
+        </w:rPr>
+      </w:pPr>
+      <w:bookmarkStart w:id="7" w:name="_Toc233472802"/>
+      <w:r>
+        <w:rPr>
+          <w:rFonts w:ascii="Arial" w:hAnsi="Arial" w:cs="Arial"/>
+          <w:b/>
+          <w:bCs/>
+        </w:rPr>
+        <w:t>Instalación del Servicio</w:t>
+      </w:r>
+      <w:bookmarkEnd w:id="7"/>
     </w:p>
     <w:p>
       <w:pPr>
@@ -2465,7 +3447,960 @@
           <w:rFonts w:ascii="Arial" w:hAnsi="Arial" w:cs="Arial"/>
           <w:sz w:val="24"/>
           <w:szCs w:val="24"/>
+        </w:rPr>
+      </w:pPr>
+    </w:p>
+    <w:p>
+      <w:pPr>
+        <w:spacing w:after="0" w:line="276" w:lineRule="auto"/>
+        <w:jc w:val="left"/>
+        <w:rPr>
+          <w:rFonts w:ascii="Arial" w:hAnsi="Arial" w:cs="Arial"/>
+        </w:rPr>
+      </w:pPr>
+      <w:r>
+        <w:rPr>
+          <w:rFonts w:ascii="Arial" w:hAnsi="Arial" w:cs="Arial"/>
+        </w:rPr>
+        <w:t>Se importaron las llaves oficiales del repositorio de MongoDB y se procedió con la instalación de los paquetes ‘</w:t>
+      </w:r>
+      <w:r>
+        <w:rPr>
+          <w:rFonts w:ascii="Arial" w:hAnsi="Arial" w:cs="Arial"/>
+          <w:b/>
+          <w:bCs/>
+        </w:rPr>
+        <w:t xml:space="preserve">mongodb-org’ </w:t>
+      </w:r>
+      <w:r>
+        <w:rPr>
+          <w:rFonts w:ascii="Arial" w:hAnsi="Arial" w:cs="Arial"/>
+        </w:rPr>
+        <w:t>utilizando el gestor de paquetes avanzados (</w:t>
+      </w:r>
+      <w:proofErr w:type="spellStart"/>
+      <w:r>
+        <w:rPr>
+          <w:rFonts w:ascii="Arial" w:hAnsi="Arial" w:cs="Arial"/>
+          <w:b/>
+          <w:bCs/>
+        </w:rPr>
+        <w:t>apt</w:t>
+      </w:r>
+      <w:proofErr w:type="spellEnd"/>
+      <w:r>
+        <w:rPr>
+          <w:rFonts w:ascii="Arial" w:hAnsi="Arial" w:cs="Arial"/>
+        </w:rPr>
+        <w:t>) de Ubuntu de la siguiente manera:</w:t>
+      </w:r>
+    </w:p>
+    <w:p>
+      <w:pPr>
+        <w:spacing w:after="0" w:line="276" w:lineRule="auto"/>
+        <w:jc w:val="left"/>
+        <w:rPr>
+          <w:rFonts w:ascii="Arial" w:hAnsi="Arial" w:cs="Arial"/>
+        </w:rPr>
+      </w:pPr>
+    </w:p>
+    <w:p>
+      <w:pPr>
+        <w:pStyle w:val="Prrafodelista"/>
+        <w:numPr>
+          <w:ilvl w:val="0"/>
+          <w:numId w:val="48"/>
+        </w:numPr>
+        <w:spacing w:after="0" w:line="276" w:lineRule="auto"/>
+        <w:jc w:val="left"/>
+        <w:rPr>
+          <w:rFonts w:ascii="Arial" w:hAnsi="Arial" w:cs="Arial"/>
+        </w:rPr>
+      </w:pPr>
+      <w:r>
+        <w:rPr>
+          <w:rFonts w:ascii="Arial" w:hAnsi="Arial" w:cs="Arial"/>
+        </w:rPr>
+        <w:t>sudo</w:t>
+      </w:r>
+      <w:r>
+        <w:rPr>
+          <w:rFonts w:ascii="Arial" w:hAnsi="Arial" w:cs="Arial"/>
+        </w:rPr>
+        <w:t xml:space="preserve"> apt-get update &amp;&amp; sudo apt-get install -y gnupg curl</w:t>
+      </w:r>
+    </w:p>
+    <w:p>
+      <w:pPr>
+        <w:pStyle w:val="Prrafodelista"/>
+        <w:numPr>
+          <w:ilvl w:val="0"/>
+          <w:numId w:val="50"/>
+        </w:numPr>
+        <w:spacing w:after="0" w:line="276" w:lineRule="auto"/>
+        <w:jc w:val="left"/>
+        <w:rPr>
+          <w:rFonts w:ascii="Arial" w:hAnsi="Arial" w:cs="Arial"/>
+        </w:rPr>
+      </w:pPr>
+      <w:r>
+        <w:rPr>
+          <w:rFonts w:ascii="Arial" w:hAnsi="Arial" w:cs="Arial"/>
+        </w:rPr>
+        <w:t>¿</w:t>
+      </w:r>
+      <w:r>
+        <w:rPr>
+          <w:rFonts w:ascii="Arial" w:hAnsi="Arial" w:cs="Arial"/>
+        </w:rPr>
+        <w:t>Qué</w:t>
+      </w:r>
+      <w:r>
+        <w:rPr>
+          <w:rFonts w:ascii="Arial" w:hAnsi="Arial" w:cs="Arial"/>
+        </w:rPr>
+        <w:t xml:space="preserve"> hace?: Se sincroniza con el índice de paquetes locales del sistema operativo con los servidores de Ubuntu para que encuentre las </w:t>
+      </w:r>
+      <w:r>
+        <w:rPr>
+          <w:rFonts w:ascii="Arial" w:hAnsi="Arial" w:cs="Arial"/>
+        </w:rPr>
+        <w:t>últimas</w:t>
+      </w:r>
+      <w:r>
+        <w:rPr>
+          <w:rFonts w:ascii="Arial" w:hAnsi="Arial" w:cs="Arial"/>
+        </w:rPr>
+        <w:t xml:space="preserve"> versiones disponibles, después pasa a instalar las herramientas </w:t>
+      </w:r>
+      <w:r>
+        <w:rPr>
+          <w:rFonts w:ascii="Arial" w:hAnsi="Arial" w:cs="Arial"/>
+          <w:i/>
+          <w:iCs/>
+        </w:rPr>
+        <w:t>`curl`</w:t>
+      </w:r>
+      <w:r>
+        <w:rPr>
+          <w:rFonts w:ascii="Arial" w:hAnsi="Arial" w:cs="Arial"/>
+        </w:rPr>
+        <w:t xml:space="preserve"> (utilizada para descargar los archivos desde internet) y </w:t>
+      </w:r>
+      <w:r>
+        <w:rPr>
+          <w:rFonts w:ascii="Arial" w:hAnsi="Arial" w:cs="Arial"/>
+          <w:i/>
+          <w:iCs/>
+        </w:rPr>
+        <w:t xml:space="preserve">`gnupg` </w:t>
+      </w:r>
+      <w:r>
+        <w:rPr>
+          <w:rFonts w:ascii="Arial" w:hAnsi="Arial" w:cs="Arial"/>
+        </w:rPr>
+        <w:t>(siendo necesaria para el manejo de criptográficas de seguridad)</w:t>
+      </w:r>
+      <w:r>
+        <w:rPr>
+          <w:rFonts w:ascii="Arial" w:hAnsi="Arial" w:cs="Arial"/>
+        </w:rPr>
+        <w:t xml:space="preserve">. Finalizando llegamos al parámetro </w:t>
+      </w:r>
+      <w:r>
+        <w:rPr>
+          <w:rFonts w:ascii="Arial" w:hAnsi="Arial" w:cs="Arial"/>
+          <w:i/>
+          <w:iCs/>
+        </w:rPr>
+        <w:t>`-y`</w:t>
+      </w:r>
+      <w:r>
+        <w:rPr>
+          <w:rFonts w:ascii="Arial" w:hAnsi="Arial" w:cs="Arial"/>
+        </w:rPr>
+        <w:t xml:space="preserve"> automatiza la aprobación de la descarga sin ser interrumpida.</w:t>
+      </w:r>
+    </w:p>
+    <w:p>
+      <w:pPr>
+        <w:spacing w:after="0" w:line="276" w:lineRule="auto"/>
+        <w:jc w:val="left"/>
+        <w:rPr>
+          <w:rFonts w:ascii="Arial" w:hAnsi="Arial" w:cs="Arial"/>
+        </w:rPr>
+      </w:pPr>
+    </w:p>
+    <w:p>
+      <w:pPr>
+        <w:pStyle w:val="Prrafodelista"/>
+        <w:numPr>
+          <w:ilvl w:val="0"/>
+          <w:numId w:val="48"/>
+        </w:numPr>
+        <w:spacing w:after="0" w:line="276" w:lineRule="auto"/>
+        <w:jc w:val="left"/>
+        <w:rPr>
+          <w:rFonts w:ascii="Arial" w:hAnsi="Arial" w:cs="Arial"/>
+        </w:rPr>
+      </w:pPr>
+      <w:r>
+        <w:rPr>
+          <w:rFonts w:ascii="Arial" w:hAnsi="Arial" w:cs="Arial"/>
+        </w:rPr>
+        <w:t xml:space="preserve">curl -fsSL https://pgp.mongodb.com/server-7.0.asc | sudo gpg -o /usr/share/keyrings/mongodb-server-7.0.gpg </w:t>
+      </w:r>
+      <w:r>
+        <w:rPr>
+          <w:rFonts w:ascii="Arial" w:hAnsi="Arial" w:cs="Arial"/>
+        </w:rPr>
+        <w:t>–</w:t>
+      </w:r>
+      <w:r>
+        <w:rPr>
+          <w:rFonts w:ascii="Arial" w:hAnsi="Arial" w:cs="Arial"/>
+        </w:rPr>
+        <w:t>dearmor</w:t>
+      </w:r>
+    </w:p>
+    <w:p>
+      <w:pPr>
+        <w:pStyle w:val="Prrafodelista"/>
+        <w:numPr>
+          <w:ilvl w:val="0"/>
+          <w:numId w:val="50"/>
+        </w:numPr>
+        <w:spacing w:after="0" w:line="276" w:lineRule="auto"/>
+        <w:jc w:val="left"/>
+        <w:rPr>
+          <w:rFonts w:ascii="Arial" w:hAnsi="Arial" w:cs="Arial"/>
+        </w:rPr>
+      </w:pPr>
+      <w:r>
+        <w:rPr>
+          <w:rFonts w:ascii="Arial" w:hAnsi="Arial" w:cs="Arial"/>
+        </w:rPr>
+        <w:t xml:space="preserve">¿Qué hace?: </w:t>
+      </w:r>
+      <w:r>
+        <w:rPr>
+          <w:rFonts w:ascii="Arial" w:hAnsi="Arial" w:cs="Arial"/>
+        </w:rPr>
+        <w:t>Descarga de forma segura la clave publica oficial para firmar los paquetes de MongoDB</w:t>
+      </w:r>
+      <w:r>
+        <w:rPr>
+          <w:rFonts w:ascii="Arial" w:hAnsi="Arial" w:cs="Arial"/>
+        </w:rPr>
+        <w:t xml:space="preserve"> (una versión que haya sido alterada por un tercero)</w:t>
+      </w:r>
+      <w:r>
+        <w:rPr>
+          <w:rFonts w:ascii="Arial" w:hAnsi="Arial" w:cs="Arial"/>
+        </w:rPr>
+        <w:t xml:space="preserve">. Luego se envía al comando </w:t>
+      </w:r>
+      <w:r>
+        <w:rPr>
+          <w:rFonts w:ascii="Arial" w:hAnsi="Arial" w:cs="Arial"/>
+          <w:i/>
+          <w:iCs/>
+        </w:rPr>
+        <w:t>`gpg --dearmor`</w:t>
+      </w:r>
+      <w:r>
+        <w:rPr>
+          <w:rFonts w:ascii="Arial" w:hAnsi="Arial" w:cs="Arial"/>
+        </w:rPr>
+        <w:t>, donde esta es convertida en formato binario siendo utilizada por el sistema y almacenada en el directorio de llaveros seguros (</w:t>
+      </w:r>
+      <w:r>
+        <w:rPr>
+          <w:rFonts w:ascii="Arial" w:hAnsi="Arial" w:cs="Arial"/>
+          <w:i/>
+          <w:iCs/>
+        </w:rPr>
+        <w:t>keyrings</w:t>
+      </w:r>
+      <w:r>
+        <w:rPr>
+          <w:rFonts w:ascii="Arial" w:hAnsi="Arial" w:cs="Arial"/>
+        </w:rPr>
+        <w:t>)</w:t>
+      </w:r>
+    </w:p>
+    <w:p>
+      <w:pPr>
+        <w:spacing w:after="0" w:line="276" w:lineRule="auto"/>
+        <w:jc w:val="left"/>
+        <w:rPr>
+          <w:rFonts w:ascii="Arial" w:hAnsi="Arial" w:cs="Arial"/>
+        </w:rPr>
+      </w:pPr>
+    </w:p>
+    <w:p>
+      <w:pPr>
+        <w:spacing w:after="0" w:line="276" w:lineRule="auto"/>
+        <w:jc w:val="left"/>
+        <w:rPr>
+          <w:rFonts w:ascii="Arial" w:hAnsi="Arial" w:cs="Arial"/>
+        </w:rPr>
+      </w:pPr>
+    </w:p>
+    <w:p>
+      <w:pPr>
+        <w:spacing w:after="0" w:line="276" w:lineRule="auto"/>
+        <w:jc w:val="left"/>
+        <w:rPr>
+          <w:rFonts w:ascii="Arial" w:hAnsi="Arial" w:cs="Arial"/>
+        </w:rPr>
+      </w:pPr>
+    </w:p>
+    <w:p>
+      <w:pPr>
+        <w:pStyle w:val="Prrafodelista"/>
+        <w:numPr>
+          <w:ilvl w:val="0"/>
+          <w:numId w:val="48"/>
+        </w:numPr>
+        <w:spacing w:after="0" w:line="276" w:lineRule="auto"/>
+        <w:jc w:val="left"/>
+        <w:rPr>
+          <w:rFonts w:ascii="Arial" w:hAnsi="Arial" w:cs="Arial"/>
           <w:lang w:val="en-US"/>
+        </w:rPr>
+      </w:pPr>
+      <w:r>
+        <w:rPr>
+          <w:rFonts w:ascii="Arial" w:hAnsi="Arial" w:cs="Arial"/>
+          <w:lang w:val="en-US"/>
+        </w:rPr>
+        <w:t>echo "deb [ arch=amd64,arm64 signed-by=/usr/share/keyrings/mongodb-server-7.0.gpg ] https://repo.mongodb.org/apt/ubuntu jammy/mongodb-org/7.0 multiverse" | sudo tee /etc/apt/sources.list.d/mongodb-org-7.0.list</w:t>
+      </w:r>
+    </w:p>
+    <w:p>
+      <w:pPr>
+        <w:pStyle w:val="Prrafodelista"/>
+        <w:numPr>
+          <w:ilvl w:val="0"/>
+          <w:numId w:val="50"/>
+        </w:numPr>
+        <w:spacing w:after="0" w:line="276" w:lineRule="auto"/>
+        <w:jc w:val="left"/>
+        <w:rPr>
+          <w:rFonts w:ascii="Arial" w:hAnsi="Arial" w:cs="Arial"/>
+        </w:rPr>
+      </w:pPr>
+      <w:r>
+        <w:rPr>
+          <w:rFonts w:ascii="Arial" w:hAnsi="Arial" w:cs="Arial"/>
+        </w:rPr>
+        <w:t>¿Qué hace?: Crea un a</w:t>
+      </w:r>
+      <w:r>
+        <w:rPr>
+          <w:rFonts w:ascii="Arial" w:hAnsi="Arial" w:cs="Arial"/>
+        </w:rPr>
+        <w:t>rchivo de configuración de repositorio exclusivo para mongoDB (</w:t>
+      </w:r>
+      <w:r>
+        <w:rPr>
+          <w:rFonts w:ascii="Arial" w:hAnsi="Arial" w:cs="Arial"/>
+        </w:rPr>
+        <w:t xml:space="preserve"> </w:t>
+      </w:r>
+      <w:r>
+        <w:rPr>
+          <w:rFonts w:ascii="Arial" w:hAnsi="Arial" w:cs="Arial"/>
+          <w:i/>
+          <w:iCs/>
+        </w:rPr>
+        <w:t>mongodb-org7.0.list</w:t>
+      </w:r>
+      <w:r>
+        <w:rPr>
+          <w:rFonts w:ascii="Arial" w:hAnsi="Arial" w:cs="Arial"/>
+        </w:rPr>
+        <w:t xml:space="preserve"> </w:t>
+      </w:r>
+      <w:r>
+        <w:rPr>
+          <w:rFonts w:ascii="Arial" w:hAnsi="Arial" w:cs="Arial"/>
+        </w:rPr>
+        <w:t xml:space="preserve">). Donde se le indica formalmente al gestor de paquetes de Ubuntu la URL exacta en donde debe ir a buscar el software, especificando su arquitectura de la CPU ( </w:t>
+      </w:r>
+      <w:r>
+        <w:rPr>
+          <w:rFonts w:ascii="Arial" w:hAnsi="Arial" w:cs="Arial"/>
+          <w:i/>
+          <w:iCs/>
+        </w:rPr>
+        <w:t>amd64/arm64</w:t>
+      </w:r>
+      <w:r>
+        <w:rPr>
+          <w:rFonts w:ascii="Arial" w:hAnsi="Arial" w:cs="Arial"/>
+        </w:rPr>
+        <w:t xml:space="preserve"> )</w:t>
+      </w:r>
+      <w:r>
+        <w:rPr>
+          <w:rFonts w:ascii="Arial" w:hAnsi="Arial" w:cs="Arial"/>
+        </w:rPr>
+        <w:t xml:space="preserve"> vinculándolo con la clave de seguridad del paso anterior ( </w:t>
+      </w:r>
+      <w:r>
+        <w:rPr>
+          <w:rFonts w:ascii="Arial" w:hAnsi="Arial" w:cs="Arial"/>
+          <w:i/>
+          <w:iCs/>
+        </w:rPr>
+        <w:t>signed-by</w:t>
+      </w:r>
+      <w:r>
+        <w:rPr>
+          <w:rFonts w:ascii="Arial" w:hAnsi="Arial" w:cs="Arial"/>
+        </w:rPr>
+        <w:t xml:space="preserve"> ). Y finalmente el comando </w:t>
+      </w:r>
+      <w:r>
+        <w:rPr>
+          <w:rFonts w:ascii="Arial" w:hAnsi="Arial" w:cs="Arial"/>
+          <w:i/>
+          <w:iCs/>
+        </w:rPr>
+        <w:t>`tee`</w:t>
+      </w:r>
+      <w:r>
+        <w:rPr>
+          <w:rFonts w:ascii="Arial" w:hAnsi="Arial" w:cs="Arial"/>
+        </w:rPr>
+        <w:t xml:space="preserve"> permite escribir esta configuración con privilegios de superusuario ( </w:t>
+      </w:r>
+      <w:r>
+        <w:rPr>
+          <w:rFonts w:ascii="Arial" w:hAnsi="Arial" w:cs="Arial"/>
+          <w:i/>
+          <w:iCs/>
+        </w:rPr>
+        <w:t>sudo</w:t>
+      </w:r>
+      <w:r>
+        <w:rPr>
+          <w:rFonts w:ascii="Arial" w:hAnsi="Arial" w:cs="Arial"/>
+        </w:rPr>
+        <w:t xml:space="preserve"> )</w:t>
+      </w:r>
+    </w:p>
+    <w:p>
+      <w:pPr>
+        <w:spacing w:after="0" w:line="276" w:lineRule="auto"/>
+        <w:ind w:left="360"/>
+        <w:jc w:val="left"/>
+        <w:rPr>
+          <w:rFonts w:ascii="Arial" w:hAnsi="Arial" w:cs="Arial"/>
+          <w:sz w:val="24"/>
+          <w:szCs w:val="24"/>
+        </w:rPr>
+      </w:pPr>
+    </w:p>
+    <w:p>
+      <w:pPr>
+        <w:spacing w:after="0" w:line="276" w:lineRule="auto"/>
+        <w:ind w:left="360"/>
+        <w:jc w:val="left"/>
+        <w:rPr>
+          <w:rFonts w:ascii="Arial" w:hAnsi="Arial" w:cs="Arial"/>
+          <w:sz w:val="24"/>
+          <w:szCs w:val="24"/>
+        </w:rPr>
+      </w:pPr>
+    </w:p>
+    <w:p>
+      <w:pPr>
+        <w:spacing w:after="0" w:line="276" w:lineRule="auto"/>
+        <w:jc w:val="left"/>
+        <w:rPr>
+          <w:rFonts w:ascii="Arial" w:hAnsi="Arial" w:cs="Arial"/>
+          <w:sz w:val="24"/>
+          <w:szCs w:val="24"/>
+        </w:rPr>
+      </w:pPr>
+    </w:p>
+    <w:p>
+      <w:pPr>
+        <w:spacing w:after="0" w:line="276" w:lineRule="auto"/>
+        <w:jc w:val="left"/>
+        <w:rPr>
+          <w:rFonts w:ascii="Arial" w:hAnsi="Arial" w:cs="Arial"/>
+          <w:sz w:val="24"/>
+          <w:szCs w:val="24"/>
+        </w:rPr>
+      </w:pPr>
+    </w:p>
+    <w:p>
+      <w:pPr>
+        <w:spacing w:after="0" w:line="276" w:lineRule="auto"/>
+        <w:jc w:val="left"/>
+        <w:rPr>
+          <w:rFonts w:ascii="Arial" w:hAnsi="Arial" w:cs="Arial"/>
+          <w:sz w:val="24"/>
+          <w:szCs w:val="24"/>
+        </w:rPr>
+      </w:pPr>
+    </w:p>
+    <w:p>
+      <w:pPr>
+        <w:spacing w:after="0" w:line="276" w:lineRule="auto"/>
+        <w:jc w:val="left"/>
+        <w:rPr>
+          <w:rFonts w:ascii="Arial" w:hAnsi="Arial" w:cs="Arial"/>
+          <w:sz w:val="24"/>
+          <w:szCs w:val="24"/>
+        </w:rPr>
+      </w:pPr>
+    </w:p>
+    <w:p>
+      <w:pPr>
+        <w:spacing w:after="0" w:line="276" w:lineRule="auto"/>
+        <w:jc w:val="left"/>
+        <w:rPr>
+          <w:rFonts w:ascii="Arial" w:hAnsi="Arial" w:cs="Arial"/>
+          <w:sz w:val="24"/>
+          <w:szCs w:val="24"/>
+        </w:rPr>
+      </w:pPr>
+    </w:p>
+    <w:p>
+      <w:pPr>
+        <w:spacing w:after="0" w:line="276" w:lineRule="auto"/>
+        <w:jc w:val="left"/>
+        <w:rPr>
+          <w:rFonts w:ascii="Arial" w:hAnsi="Arial" w:cs="Arial"/>
+          <w:sz w:val="24"/>
+          <w:szCs w:val="24"/>
+        </w:rPr>
+      </w:pPr>
+    </w:p>
+    <w:p>
+      <w:pPr>
+        <w:spacing w:after="0" w:line="276" w:lineRule="auto"/>
+        <w:jc w:val="left"/>
+        <w:rPr>
+          <w:rFonts w:ascii="Arial" w:hAnsi="Arial" w:cs="Arial"/>
+          <w:sz w:val="24"/>
+          <w:szCs w:val="24"/>
+        </w:rPr>
+      </w:pPr>
+    </w:p>
+    <w:p>
+      <w:pPr>
+        <w:spacing w:after="0" w:line="276" w:lineRule="auto"/>
+        <w:jc w:val="left"/>
+        <w:rPr>
+          <w:rFonts w:ascii="Arial" w:hAnsi="Arial" w:cs="Arial"/>
+          <w:sz w:val="24"/>
+          <w:szCs w:val="24"/>
+        </w:rPr>
+      </w:pPr>
+    </w:p>
+    <w:p>
+      <w:pPr>
+        <w:spacing w:after="0" w:line="276" w:lineRule="auto"/>
+        <w:jc w:val="left"/>
+        <w:rPr>
+          <w:rFonts w:ascii="Arial" w:hAnsi="Arial" w:cs="Arial"/>
+          <w:sz w:val="24"/>
+          <w:szCs w:val="24"/>
+        </w:rPr>
+      </w:pPr>
+    </w:p>
+    <w:p>
+      <w:pPr>
+        <w:spacing w:after="0" w:line="276" w:lineRule="auto"/>
+        <w:jc w:val="left"/>
+        <w:rPr>
+          <w:rFonts w:ascii="Arial" w:hAnsi="Arial" w:cs="Arial"/>
+          <w:sz w:val="24"/>
+          <w:szCs w:val="24"/>
+        </w:rPr>
+      </w:pPr>
+    </w:p>
+    <w:p>
+      <w:pPr>
+        <w:spacing w:after="0" w:line="276" w:lineRule="auto"/>
+        <w:jc w:val="left"/>
+        <w:rPr>
+          <w:rFonts w:ascii="Arial" w:hAnsi="Arial" w:cs="Arial"/>
+          <w:sz w:val="24"/>
+          <w:szCs w:val="24"/>
+        </w:rPr>
+      </w:pPr>
+    </w:p>
+    <w:p>
+      <w:pPr>
+        <w:spacing w:after="0" w:line="276" w:lineRule="auto"/>
+        <w:jc w:val="left"/>
+        <w:rPr>
+          <w:rFonts w:ascii="Arial" w:hAnsi="Arial" w:cs="Arial"/>
+          <w:sz w:val="24"/>
+          <w:szCs w:val="24"/>
+        </w:rPr>
+      </w:pPr>
+    </w:p>
+    <w:p>
+      <w:pPr>
+        <w:spacing w:after="0" w:line="276" w:lineRule="auto"/>
+        <w:jc w:val="left"/>
+        <w:rPr>
+          <w:rFonts w:ascii="Arial" w:hAnsi="Arial" w:cs="Arial"/>
+          <w:sz w:val="24"/>
+          <w:szCs w:val="24"/>
+        </w:rPr>
+      </w:pPr>
+    </w:p>
+    <w:p>
+      <w:pPr>
+        <w:spacing w:after="0" w:line="276" w:lineRule="auto"/>
+        <w:jc w:val="left"/>
+        <w:rPr>
+          <w:rFonts w:ascii="Arial" w:hAnsi="Arial" w:cs="Arial"/>
+          <w:sz w:val="24"/>
+          <w:szCs w:val="24"/>
+        </w:rPr>
+      </w:pPr>
+    </w:p>
+    <w:p>
+      <w:pPr>
+        <w:spacing w:after="0" w:line="276" w:lineRule="auto"/>
+        <w:jc w:val="left"/>
+        <w:rPr>
+          <w:rFonts w:ascii="Arial" w:hAnsi="Arial" w:cs="Arial"/>
+          <w:sz w:val="24"/>
+          <w:szCs w:val="24"/>
+        </w:rPr>
+      </w:pPr>
+    </w:p>
+    <w:p>
+      <w:pPr>
+        <w:spacing w:after="0" w:line="276" w:lineRule="auto"/>
+        <w:jc w:val="left"/>
+        <w:rPr>
+          <w:rFonts w:ascii="Arial" w:hAnsi="Arial" w:cs="Arial"/>
+          <w:sz w:val="24"/>
+          <w:szCs w:val="24"/>
+        </w:rPr>
+      </w:pPr>
+    </w:p>
+    <w:p>
+      <w:pPr>
+        <w:spacing w:after="0" w:line="276" w:lineRule="auto"/>
+        <w:jc w:val="left"/>
+        <w:rPr>
+          <w:rFonts w:ascii="Arial" w:hAnsi="Arial" w:cs="Arial"/>
+          <w:sz w:val="24"/>
+          <w:szCs w:val="24"/>
+        </w:rPr>
+      </w:pPr>
+    </w:p>
+    <w:p>
+      <w:pPr>
+        <w:spacing w:after="0" w:line="276" w:lineRule="auto"/>
+        <w:jc w:val="left"/>
+        <w:rPr>
+          <w:rFonts w:ascii="Arial" w:hAnsi="Arial" w:cs="Arial"/>
+          <w:sz w:val="24"/>
+          <w:szCs w:val="24"/>
+        </w:rPr>
+      </w:pPr>
+    </w:p>
+    <w:p>
+      <w:pPr>
+        <w:spacing w:after="0" w:line="276" w:lineRule="auto"/>
+        <w:jc w:val="left"/>
+        <w:rPr>
+          <w:rFonts w:ascii="Arial" w:hAnsi="Arial" w:cs="Arial"/>
+          <w:sz w:val="24"/>
+          <w:szCs w:val="24"/>
+        </w:rPr>
+      </w:pPr>
+    </w:p>
+    <w:p>
+      <w:pPr>
+        <w:spacing w:after="0" w:line="276" w:lineRule="auto"/>
+        <w:jc w:val="left"/>
+        <w:rPr>
+          <w:rFonts w:ascii="Arial" w:hAnsi="Arial" w:cs="Arial"/>
+          <w:sz w:val="24"/>
+          <w:szCs w:val="24"/>
+        </w:rPr>
+      </w:pPr>
+    </w:p>
+    <w:p>
+      <w:pPr>
+        <w:spacing w:after="0" w:line="276" w:lineRule="auto"/>
+        <w:jc w:val="left"/>
+        <w:rPr>
+          <w:rFonts w:ascii="Arial" w:hAnsi="Arial" w:cs="Arial"/>
+          <w:sz w:val="24"/>
+          <w:szCs w:val="24"/>
+        </w:rPr>
+      </w:pPr>
+    </w:p>
+    <w:p>
+      <w:pPr>
+        <w:spacing w:after="0" w:line="276" w:lineRule="auto"/>
+        <w:jc w:val="left"/>
+        <w:rPr>
+          <w:rFonts w:ascii="Arial" w:hAnsi="Arial" w:cs="Arial"/>
+          <w:sz w:val="24"/>
+          <w:szCs w:val="24"/>
+        </w:rPr>
+      </w:pPr>
+    </w:p>
+    <w:p>
+      <w:pPr>
+        <w:spacing w:after="0" w:line="276" w:lineRule="auto"/>
+        <w:jc w:val="left"/>
+        <w:rPr>
+          <w:rFonts w:ascii="Arial" w:hAnsi="Arial" w:cs="Arial"/>
+          <w:sz w:val="24"/>
+          <w:szCs w:val="24"/>
+        </w:rPr>
+      </w:pPr>
+    </w:p>
+    <w:p>
+      <w:pPr>
+        <w:spacing w:after="0" w:line="276" w:lineRule="auto"/>
+        <w:jc w:val="left"/>
+        <w:rPr>
+          <w:rFonts w:ascii="Arial" w:hAnsi="Arial" w:cs="Arial"/>
+          <w:sz w:val="24"/>
+          <w:szCs w:val="24"/>
+        </w:rPr>
+      </w:pPr>
+    </w:p>
+    <w:p>
+      <w:pPr>
+        <w:spacing w:after="0" w:line="276" w:lineRule="auto"/>
+        <w:jc w:val="left"/>
+        <w:rPr>
+          <w:rFonts w:ascii="Arial" w:hAnsi="Arial" w:cs="Arial"/>
+          <w:sz w:val="24"/>
+          <w:szCs w:val="24"/>
+        </w:rPr>
+      </w:pPr>
+    </w:p>
+    <w:p>
+      <w:pPr>
+        <w:spacing w:after="0" w:line="276" w:lineRule="auto"/>
+        <w:jc w:val="left"/>
+        <w:rPr>
+          <w:rFonts w:ascii="Arial" w:hAnsi="Arial" w:cs="Arial"/>
+          <w:sz w:val="24"/>
+          <w:szCs w:val="24"/>
+        </w:rPr>
+      </w:pPr>
+    </w:p>
+    <w:p>
+      <w:pPr>
+        <w:spacing w:after="0" w:line="276" w:lineRule="auto"/>
+        <w:jc w:val="left"/>
+        <w:rPr>
+          <w:rFonts w:ascii="Arial" w:hAnsi="Arial" w:cs="Arial"/>
+          <w:sz w:val="24"/>
+          <w:szCs w:val="24"/>
+        </w:rPr>
+      </w:pPr>
+    </w:p>
+    <w:p>
+      <w:pPr>
+        <w:spacing w:after="0" w:line="276" w:lineRule="auto"/>
+        <w:jc w:val="left"/>
+        <w:rPr>
+          <w:rFonts w:ascii="Arial" w:hAnsi="Arial" w:cs="Arial"/>
+          <w:sz w:val="24"/>
+          <w:szCs w:val="24"/>
+        </w:rPr>
+      </w:pPr>
+    </w:p>
+    <w:p>
+      <w:pPr>
+        <w:spacing w:after="0" w:line="276" w:lineRule="auto"/>
+        <w:jc w:val="left"/>
+        <w:rPr>
+          <w:rFonts w:ascii="Arial" w:hAnsi="Arial" w:cs="Arial"/>
+          <w:sz w:val="24"/>
+          <w:szCs w:val="24"/>
+        </w:rPr>
+      </w:pPr>
+    </w:p>
+    <w:p>
+      <w:pPr>
+        <w:spacing w:after="0" w:line="276" w:lineRule="auto"/>
+        <w:jc w:val="left"/>
+        <w:rPr>
+          <w:rFonts w:ascii="Arial" w:hAnsi="Arial" w:cs="Arial"/>
+          <w:sz w:val="24"/>
+          <w:szCs w:val="24"/>
+        </w:rPr>
+      </w:pPr>
+    </w:p>
+    <w:p>
+      <w:pPr>
+        <w:spacing w:after="0" w:line="276" w:lineRule="auto"/>
+        <w:jc w:val="left"/>
+        <w:rPr>
+          <w:rFonts w:ascii="Arial" w:hAnsi="Arial" w:cs="Arial"/>
+          <w:sz w:val="24"/>
+          <w:szCs w:val="24"/>
+        </w:rPr>
+      </w:pPr>
+    </w:p>
+    <w:p>
+      <w:pPr>
+        <w:spacing w:after="0" w:line="276" w:lineRule="auto"/>
+        <w:jc w:val="left"/>
+        <w:rPr>
+          <w:rFonts w:ascii="Arial" w:hAnsi="Arial" w:cs="Arial"/>
+          <w:sz w:val="24"/>
+          <w:szCs w:val="24"/>
+        </w:rPr>
+      </w:pPr>
+    </w:p>
+    <w:p>
+      <w:pPr>
+        <w:spacing w:after="0" w:line="276" w:lineRule="auto"/>
+        <w:jc w:val="left"/>
+        <w:rPr>
+          <w:rFonts w:ascii="Arial" w:hAnsi="Arial" w:cs="Arial"/>
+          <w:sz w:val="24"/>
+          <w:szCs w:val="24"/>
+        </w:rPr>
+      </w:pPr>
+    </w:p>
+    <w:p>
+      <w:pPr>
+        <w:spacing w:after="0" w:line="276" w:lineRule="auto"/>
+        <w:jc w:val="left"/>
+        <w:rPr>
+          <w:rFonts w:ascii="Arial" w:hAnsi="Arial" w:cs="Arial"/>
+          <w:sz w:val="24"/>
+          <w:szCs w:val="24"/>
+        </w:rPr>
+      </w:pPr>
+    </w:p>
+    <w:p>
+      <w:pPr>
+        <w:spacing w:after="0" w:line="276" w:lineRule="auto"/>
+        <w:jc w:val="left"/>
+        <w:rPr>
+          <w:rFonts w:ascii="Arial" w:hAnsi="Arial" w:cs="Arial"/>
+          <w:sz w:val="24"/>
+          <w:szCs w:val="24"/>
+        </w:rPr>
+      </w:pPr>
+    </w:p>
+    <w:p>
+      <w:pPr>
+        <w:spacing w:after="0" w:line="276" w:lineRule="auto"/>
+        <w:jc w:val="left"/>
+        <w:rPr>
+          <w:rFonts w:ascii="Arial" w:hAnsi="Arial" w:cs="Arial"/>
+          <w:sz w:val="24"/>
+          <w:szCs w:val="24"/>
+        </w:rPr>
+      </w:pPr>
+    </w:p>
+    <w:p>
+      <w:pPr>
+        <w:spacing w:after="0" w:line="276" w:lineRule="auto"/>
+        <w:jc w:val="left"/>
+        <w:rPr>
+          <w:rFonts w:ascii="Arial" w:hAnsi="Arial" w:cs="Arial"/>
+          <w:sz w:val="24"/>
+          <w:szCs w:val="24"/>
+        </w:rPr>
+      </w:pPr>
+    </w:p>
+    <w:p>
+      <w:pPr>
+        <w:spacing w:after="0" w:line="276" w:lineRule="auto"/>
+        <w:jc w:val="left"/>
+        <w:rPr>
+          <w:rFonts w:ascii="Arial" w:hAnsi="Arial" w:cs="Arial"/>
+          <w:sz w:val="24"/>
+          <w:szCs w:val="24"/>
+        </w:rPr>
+      </w:pPr>
+    </w:p>
+    <w:p>
+      <w:pPr>
+        <w:spacing w:after="0" w:line="276" w:lineRule="auto"/>
+        <w:jc w:val="left"/>
+        <w:rPr>
+          <w:rFonts w:ascii="Arial" w:hAnsi="Arial" w:cs="Arial"/>
+          <w:sz w:val="24"/>
+          <w:szCs w:val="24"/>
+        </w:rPr>
+      </w:pPr>
+    </w:p>
+    <w:p>
+      <w:pPr>
+        <w:spacing w:after="0" w:line="276" w:lineRule="auto"/>
+        <w:jc w:val="left"/>
+        <w:rPr>
+          <w:rFonts w:ascii="Arial" w:hAnsi="Arial" w:cs="Arial"/>
+          <w:sz w:val="24"/>
+          <w:szCs w:val="24"/>
+        </w:rPr>
+      </w:pPr>
+    </w:p>
+    <w:p>
+      <w:pPr>
+        <w:pStyle w:val="Ttulo1"/>
+        <w:rPr>
+          <w:rFonts w:ascii="Arial" w:hAnsi="Arial" w:cs="Arial"/>
+          <w:b/>
+          <w:bCs/>
+          <w:sz w:val="28"/>
+          <w:szCs w:val="28"/>
+        </w:rPr>
+      </w:pPr>
+      <w:bookmarkStart w:id="8" w:name="_Toc233472803"/>
+      <w:r>
+        <w:rPr>
+          <w:rFonts w:ascii="Arial" w:hAnsi="Arial" w:cs="Arial"/>
+          <w:b/>
+          <w:bCs/>
+          <w:sz w:val="28"/>
+          <w:szCs w:val="28"/>
+        </w:rPr>
+        <w:t>Bibliografia</w:t>
+      </w:r>
+      <w:bookmarkEnd w:id="8"/>
+    </w:p>
+    <w:p/>
+    <w:p>
+      <w:pPr>
+        <w:spacing w:after="0" w:line="276" w:lineRule="auto"/>
+        <w:jc w:val="left"/>
+        <w:rPr>
+          <w:rFonts w:ascii="Arial" w:hAnsi="Arial" w:cs="Arial"/>
+          <w:sz w:val="24"/>
+          <w:szCs w:val="24"/>
+        </w:rPr>
+      </w:pPr>
+    </w:p>
+    <w:p>
+      <w:pPr>
+        <w:spacing w:after="0" w:line="276" w:lineRule="auto"/>
+        <w:ind w:left="360"/>
+        <w:jc w:val="left"/>
+        <w:rPr>
+          <w:rFonts w:ascii="Arial" w:hAnsi="Arial" w:cs="Arial"/>
+          <w:sz w:val="24"/>
+          <w:szCs w:val="24"/>
         </w:rPr>
       </w:pPr>
     </w:p>
@@ -2570,7 +4505,6 @@
         </w:pPr>
         <w:r>
           <w:rPr>
-            <w:noProof/>
             <w:lang w:eastAsia="es-CL"/>
           </w:rPr>
           <mc:AlternateContent>
@@ -2639,7 +4573,6 @@
                                 <w:jc w:val="center"/>
                                 <w:rPr>
                                   <w:color w:val="EE0000"/>
-                                  <w:lang w:val="es-MX"/>
                                 </w:rPr>
                               </w:pPr>
                               <w:r>
@@ -2663,7 +4596,6 @@
                               <w:r>
                                 <w:rPr>
                                   <w:color w:val="EE0000"/>
-                                  <w:lang w:val="es-MX"/>
                                 </w:rPr>
                                 <w:t>2</w:t>
                               </w:r>
@@ -2704,7 +4636,6 @@
                           <w:jc w:val="center"/>
                           <w:rPr>
                             <w:color w:val="EE0000"/>
-                            <w:lang w:val="es-MX"/>
                           </w:rPr>
                         </w:pPr>
                         <w:r>
@@ -2728,7 +4659,6 @@
                         <w:r>
                           <w:rPr>
                             <w:color w:val="EE0000"/>
-                            <w:lang w:val="es-MX"/>
                           </w:rPr>
                           <w:t>2</w:t>
                         </w:r>
@@ -2786,7 +4716,6 @@
     </w:pPr>
     <w:r>
       <w:rPr>
-        <w:noProof/>
         <w:lang w:eastAsia="es-CL"/>
       </w:rPr>
       <mc:AlternateContent>
@@ -2850,7 +4779,6 @@
                               <w:color w:val="FFFFFF" w:themeColor="background1"/>
                               <w:sz w:val="24"/>
                               <w:szCs w:val="24"/>
-                              <w:lang w:val="es-MX"/>
                             </w:rPr>
                           </w:pPr>
                           <w:r>
@@ -2861,7 +4789,6 @@
                               <w:color w:val="FFFFFF" w:themeColor="background1"/>
                               <w:sz w:val="24"/>
                               <w:szCs w:val="24"/>
-                              <w:lang w:val="es-MX"/>
                             </w:rPr>
                             <w:t xml:space="preserve">Informática, </w:t>
                           </w:r>
@@ -2877,7 +4804,6 @@
                               <w:color w:val="FFFFFF" w:themeColor="background1"/>
                               <w:sz w:val="24"/>
                               <w:szCs w:val="24"/>
-                              <w:lang w:val="es-MX"/>
                             </w:rPr>
                           </w:pPr>
                           <w:r>
@@ -2888,7 +4814,6 @@
                               <w:color w:val="FFFFFF" w:themeColor="background1"/>
                               <w:sz w:val="24"/>
                               <w:szCs w:val="24"/>
-                              <w:lang w:val="es-MX"/>
                             </w:rPr>
                             <w:t>Ciberseguridad Y</w:t>
                           </w:r>
@@ -2904,7 +4829,6 @@
                               <w:color w:val="FFFFFF" w:themeColor="background1"/>
                               <w:sz w:val="24"/>
                               <w:szCs w:val="24"/>
-                              <w:lang w:val="es-MX"/>
                             </w:rPr>
                           </w:pPr>
                           <w:r>
@@ -2915,7 +4839,6 @@
                               <w:color w:val="FFFFFF" w:themeColor="background1"/>
                               <w:sz w:val="24"/>
                               <w:szCs w:val="24"/>
-                              <w:lang w:val="es-MX"/>
                             </w:rPr>
                             <w:t>Telecomunicaciones</w:t>
                           </w:r>
@@ -2954,7 +4877,6 @@
                         <w:color w:val="FFFFFF" w:themeColor="background1"/>
                         <w:sz w:val="24"/>
                         <w:szCs w:val="24"/>
-                        <w:lang w:val="es-MX"/>
                       </w:rPr>
                     </w:pPr>
                     <w:r>
@@ -2965,7 +4887,6 @@
                         <w:color w:val="FFFFFF" w:themeColor="background1"/>
                         <w:sz w:val="24"/>
                         <w:szCs w:val="24"/>
-                        <w:lang w:val="es-MX"/>
                       </w:rPr>
                       <w:t xml:space="preserve">Informática, </w:t>
                     </w:r>
@@ -2981,7 +4902,6 @@
                         <w:color w:val="FFFFFF" w:themeColor="background1"/>
                         <w:sz w:val="24"/>
                         <w:szCs w:val="24"/>
-                        <w:lang w:val="es-MX"/>
                       </w:rPr>
                     </w:pPr>
                     <w:r>
@@ -2992,7 +4912,6 @@
                         <w:color w:val="FFFFFF" w:themeColor="background1"/>
                         <w:sz w:val="24"/>
                         <w:szCs w:val="24"/>
-                        <w:lang w:val="es-MX"/>
                       </w:rPr>
                       <w:t>Ciberseguridad Y</w:t>
                     </w:r>
@@ -3008,7 +4927,6 @@
                         <w:color w:val="FFFFFF" w:themeColor="background1"/>
                         <w:sz w:val="24"/>
                         <w:szCs w:val="24"/>
-                        <w:lang w:val="es-MX"/>
                       </w:rPr>
                     </w:pPr>
                     <w:r>
@@ -3019,7 +4937,6 @@
                         <w:color w:val="FFFFFF" w:themeColor="background1"/>
                         <w:sz w:val="24"/>
                         <w:szCs w:val="24"/>
-                        <w:lang w:val="es-MX"/>
                       </w:rPr>
                       <w:t>Telecomunicaciones</w:t>
                     </w:r>
@@ -3034,7 +4951,6 @@
     </w:r>
     <w:r>
       <w:rPr>
-        <w:noProof/>
         <w:lang w:eastAsia="es-CL"/>
       </w:rPr>
       <w:drawing>
@@ -3098,7 +5014,6 @@
     </w:pPr>
     <w:r>
       <w:rPr>
-        <w:noProof/>
         <w:lang w:eastAsia="es-CL"/>
       </w:rPr>
       <w:drawing>
@@ -3518,6 +5433,119 @@
     </w:lvl>
   </w:abstractNum>
   <w:abstractNum w:abstractNumId="3" w15:restartNumberingAfterBreak="0">
+    <w:nsid w:val="0BEF065D"/>
+    <w:multiLevelType w:val="hybridMultilevel"/>
+    <w:tmpl w:val="8048E64A"/>
+    <w:lvl w:ilvl="0" w:tplc="080A0001">
+      <w:start w:val="1"/>
+      <w:numFmt w:val="bullet"/>
+      <w:lvlText w:val=""/>
+      <w:lvlJc w:val="left"/>
+      <w:pPr>
+        <w:ind w:left="720" w:hanging="360"/>
+      </w:pPr>
+      <w:rPr>
+        <w:rFonts w:ascii="Symbol" w:hAnsi="Symbol" w:hint="default"/>
+      </w:rPr>
+    </w:lvl>
+    <w:lvl w:ilvl="1" w:tplc="080A0003" w:tentative="1">
+      <w:start w:val="1"/>
+      <w:numFmt w:val="bullet"/>
+      <w:lvlText w:val="o"/>
+      <w:lvlJc w:val="left"/>
+      <w:pPr>
+        <w:ind w:left="1440" w:hanging="360"/>
+      </w:pPr>
+      <w:rPr>
+        <w:rFonts w:ascii="Courier New" w:hAnsi="Courier New" w:cs="Courier New" w:hint="default"/>
+      </w:rPr>
+    </w:lvl>
+    <w:lvl w:ilvl="2" w:tplc="080A0005" w:tentative="1">
+      <w:start w:val="1"/>
+      <w:numFmt w:val="bullet"/>
+      <w:lvlText w:val=""/>
+      <w:lvlJc w:val="left"/>
+      <w:pPr>
+        <w:ind w:left="2160" w:hanging="360"/>
+      </w:pPr>
+      <w:rPr>
+        <w:rFonts w:ascii="Wingdings" w:hAnsi="Wingdings" w:hint="default"/>
+      </w:rPr>
+    </w:lvl>
+    <w:lvl w:ilvl="3" w:tplc="080A0001" w:tentative="1">
+      <w:start w:val="1"/>
+      <w:numFmt w:val="bullet"/>
+      <w:lvlText w:val=""/>
+      <w:lvlJc w:val="left"/>
+      <w:pPr>
+        <w:ind w:left="2880" w:hanging="360"/>
+      </w:pPr>
+      <w:rPr>
+        <w:rFonts w:ascii="Symbol" w:hAnsi="Symbol" w:hint="default"/>
+      </w:rPr>
+    </w:lvl>
+    <w:lvl w:ilvl="4" w:tplc="080A0003" w:tentative="1">
+      <w:start w:val="1"/>
+      <w:numFmt w:val="bullet"/>
+      <w:lvlText w:val="o"/>
+      <w:lvlJc w:val="left"/>
+      <w:pPr>
+        <w:ind w:left="3600" w:hanging="360"/>
+      </w:pPr>
+      <w:rPr>
+        <w:rFonts w:ascii="Courier New" w:hAnsi="Courier New" w:cs="Courier New" w:hint="default"/>
+      </w:rPr>
+    </w:lvl>
+    <w:lvl w:ilvl="5" w:tplc="080A0005" w:tentative="1">
+      <w:start w:val="1"/>
+      <w:numFmt w:val="bullet"/>
+      <w:lvlText w:val=""/>
+      <w:lvlJc w:val="left"/>
+      <w:pPr>
+        <w:ind w:left="4320" w:hanging="360"/>
+      </w:pPr>
+      <w:rPr>
+        <w:rFonts w:ascii="Wingdings" w:hAnsi="Wingdings" w:hint="default"/>
+      </w:rPr>
+    </w:lvl>
+    <w:lvl w:ilvl="6" w:tplc="080A0001" w:tentative="1">
+      <w:start w:val="1"/>
+      <w:numFmt w:val="bullet"/>
+      <w:lvlText w:val=""/>
+      <w:lvlJc w:val="left"/>
+      <w:pPr>
+        <w:ind w:left="5040" w:hanging="360"/>
+      </w:pPr>
+      <w:rPr>
+        <w:rFonts w:ascii="Symbol" w:hAnsi="Symbol" w:hint="default"/>
+      </w:rPr>
+    </w:lvl>
+    <w:lvl w:ilvl="7" w:tplc="080A0003" w:tentative="1">
+      <w:start w:val="1"/>
+      <w:numFmt w:val="bullet"/>
+      <w:lvlText w:val="o"/>
+      <w:lvlJc w:val="left"/>
+      <w:pPr>
+        <w:ind w:left="5760" w:hanging="360"/>
+      </w:pPr>
+      <w:rPr>
+        <w:rFonts w:ascii="Courier New" w:hAnsi="Courier New" w:cs="Courier New" w:hint="default"/>
+      </w:rPr>
+    </w:lvl>
+    <w:lvl w:ilvl="8" w:tplc="080A0005" w:tentative="1">
+      <w:start w:val="1"/>
+      <w:numFmt w:val="bullet"/>
+      <w:lvlText w:val=""/>
+      <w:lvlJc w:val="left"/>
+      <w:pPr>
+        <w:ind w:left="6480" w:hanging="360"/>
+      </w:pPr>
+      <w:rPr>
+        <w:rFonts w:ascii="Wingdings" w:hAnsi="Wingdings" w:hint="default"/>
+      </w:rPr>
+    </w:lvl>
+  </w:abstractNum>
+  <w:abstractNum w:abstractNumId="4" w15:restartNumberingAfterBreak="0">
     <w:nsid w:val="0D1B710F"/>
     <w:multiLevelType w:val="hybridMultilevel"/>
     <w:tmpl w:val="16D2D7B6"/>
@@ -3630,7 +5658,7 @@
       </w:rPr>
     </w:lvl>
   </w:abstractNum>
-  <w:abstractNum w:abstractNumId="4" w15:restartNumberingAfterBreak="0">
+  <w:abstractNum w:abstractNumId="5" w15:restartNumberingAfterBreak="0">
     <w:nsid w:val="0D301B7E"/>
     <w:multiLevelType w:val="hybridMultilevel"/>
     <w:tmpl w:val="D084D4FC"/>
@@ -3745,7 +5773,7 @@
       </w:rPr>
     </w:lvl>
   </w:abstractNum>
-  <w:abstractNum w:abstractNumId="5" w15:restartNumberingAfterBreak="0">
+  <w:abstractNum w:abstractNumId="6" w15:restartNumberingAfterBreak="0">
     <w:nsid w:val="0EAD28BF"/>
     <w:multiLevelType w:val="hybridMultilevel"/>
     <w:tmpl w:val="73FAAEF8"/>
@@ -3831,7 +5859,7 @@
       </w:pPr>
     </w:lvl>
   </w:abstractNum>
-  <w:abstractNum w:abstractNumId="6" w15:restartNumberingAfterBreak="0">
+  <w:abstractNum w:abstractNumId="7" w15:restartNumberingAfterBreak="0">
     <w:nsid w:val="0F7E7AA8"/>
     <w:multiLevelType w:val="hybridMultilevel"/>
     <w:tmpl w:val="B1547262"/>
@@ -3944,7 +5972,7 @@
       </w:rPr>
     </w:lvl>
   </w:abstractNum>
-  <w:abstractNum w:abstractNumId="7" w15:restartNumberingAfterBreak="0">
+  <w:abstractNum w:abstractNumId="8" w15:restartNumberingAfterBreak="0">
     <w:nsid w:val="12B305EC"/>
     <w:multiLevelType w:val="multilevel"/>
     <w:tmpl w:val="C5F4C536"/>
@@ -4093,7 +6121,7 @@
       </w:rPr>
     </w:lvl>
   </w:abstractNum>
-  <w:abstractNum w:abstractNumId="8" w15:restartNumberingAfterBreak="0">
+  <w:abstractNum w:abstractNumId="9" w15:restartNumberingAfterBreak="0">
     <w:nsid w:val="188A2471"/>
     <w:multiLevelType w:val="multilevel"/>
     <w:tmpl w:val="7B304F18"/>
@@ -4242,7 +6270,7 @@
       </w:rPr>
     </w:lvl>
   </w:abstractNum>
-  <w:abstractNum w:abstractNumId="9" w15:restartNumberingAfterBreak="0">
+  <w:abstractNum w:abstractNumId="10" w15:restartNumberingAfterBreak="0">
     <w:nsid w:val="19FF0336"/>
     <w:multiLevelType w:val="hybridMultilevel"/>
     <w:tmpl w:val="DFC40F44"/>
@@ -4355,7 +6383,120 @@
       </w:rPr>
     </w:lvl>
   </w:abstractNum>
-  <w:abstractNum w:abstractNumId="10" w15:restartNumberingAfterBreak="0">
+  <w:abstractNum w:abstractNumId="11" w15:restartNumberingAfterBreak="0">
+    <w:nsid w:val="1E5435FA"/>
+    <w:multiLevelType w:val="hybridMultilevel"/>
+    <w:tmpl w:val="DD849C2C"/>
+    <w:lvl w:ilvl="0" w:tplc="080A0001">
+      <w:start w:val="1"/>
+      <w:numFmt w:val="bullet"/>
+      <w:lvlText w:val=""/>
+      <w:lvlJc w:val="left"/>
+      <w:pPr>
+        <w:ind w:left="720" w:hanging="360"/>
+      </w:pPr>
+      <w:rPr>
+        <w:rFonts w:ascii="Symbol" w:hAnsi="Symbol" w:hint="default"/>
+      </w:rPr>
+    </w:lvl>
+    <w:lvl w:ilvl="1" w:tplc="080A0003" w:tentative="1">
+      <w:start w:val="1"/>
+      <w:numFmt w:val="bullet"/>
+      <w:lvlText w:val="o"/>
+      <w:lvlJc w:val="left"/>
+      <w:pPr>
+        <w:ind w:left="1440" w:hanging="360"/>
+      </w:pPr>
+      <w:rPr>
+        <w:rFonts w:ascii="Courier New" w:hAnsi="Courier New" w:cs="Courier New" w:hint="default"/>
+      </w:rPr>
+    </w:lvl>
+    <w:lvl w:ilvl="2" w:tplc="080A0005" w:tentative="1">
+      <w:start w:val="1"/>
+      <w:numFmt w:val="bullet"/>
+      <w:lvlText w:val=""/>
+      <w:lvlJc w:val="left"/>
+      <w:pPr>
+        <w:ind w:left="2160" w:hanging="360"/>
+      </w:pPr>
+      <w:rPr>
+        <w:rFonts w:ascii="Wingdings" w:hAnsi="Wingdings" w:hint="default"/>
+      </w:rPr>
+    </w:lvl>
+    <w:lvl w:ilvl="3" w:tplc="080A0001" w:tentative="1">
+      <w:start w:val="1"/>
+      <w:numFmt w:val="bullet"/>
+      <w:lvlText w:val=""/>
+      <w:lvlJc w:val="left"/>
+      <w:pPr>
+        <w:ind w:left="2880" w:hanging="360"/>
+      </w:pPr>
+      <w:rPr>
+        <w:rFonts w:ascii="Symbol" w:hAnsi="Symbol" w:hint="default"/>
+      </w:rPr>
+    </w:lvl>
+    <w:lvl w:ilvl="4" w:tplc="080A0003" w:tentative="1">
+      <w:start w:val="1"/>
+      <w:numFmt w:val="bullet"/>
+      <w:lvlText w:val="o"/>
+      <w:lvlJc w:val="left"/>
+      <w:pPr>
+        <w:ind w:left="3600" w:hanging="360"/>
+      </w:pPr>
+      <w:rPr>
+        <w:rFonts w:ascii="Courier New" w:hAnsi="Courier New" w:cs="Courier New" w:hint="default"/>
+      </w:rPr>
+    </w:lvl>
+    <w:lvl w:ilvl="5" w:tplc="080A0005" w:tentative="1">
+      <w:start w:val="1"/>
+      <w:numFmt w:val="bullet"/>
+      <w:lvlText w:val=""/>
+      <w:lvlJc w:val="left"/>
+      <w:pPr>
+        <w:ind w:left="4320" w:hanging="360"/>
+      </w:pPr>
+      <w:rPr>
+        <w:rFonts w:ascii="Wingdings" w:hAnsi="Wingdings" w:hint="default"/>
+      </w:rPr>
+    </w:lvl>
+    <w:lvl w:ilvl="6" w:tplc="080A0001" w:tentative="1">
+      <w:start w:val="1"/>
+      <w:numFmt w:val="bullet"/>
+      <w:lvlText w:val=""/>
+      <w:lvlJc w:val="left"/>
+      <w:pPr>
+        <w:ind w:left="5040" w:hanging="360"/>
+      </w:pPr>
+      <w:rPr>
+        <w:rFonts w:ascii="Symbol" w:hAnsi="Symbol" w:hint="default"/>
+      </w:rPr>
+    </w:lvl>
+    <w:lvl w:ilvl="7" w:tplc="080A0003" w:tentative="1">
+      <w:start w:val="1"/>
+      <w:numFmt w:val="bullet"/>
+      <w:lvlText w:val="o"/>
+      <w:lvlJc w:val="left"/>
+      <w:pPr>
+        <w:ind w:left="5760" w:hanging="360"/>
+      </w:pPr>
+      <w:rPr>
+        <w:rFonts w:ascii="Courier New" w:hAnsi="Courier New" w:cs="Courier New" w:hint="default"/>
+      </w:rPr>
+    </w:lvl>
+    <w:lvl w:ilvl="8" w:tplc="080A0005" w:tentative="1">
+      <w:start w:val="1"/>
+      <w:numFmt w:val="bullet"/>
+      <w:lvlText w:val=""/>
+      <w:lvlJc w:val="left"/>
+      <w:pPr>
+        <w:ind w:left="6480" w:hanging="360"/>
+      </w:pPr>
+      <w:rPr>
+        <w:rFonts w:ascii="Wingdings" w:hAnsi="Wingdings" w:hint="default"/>
+      </w:rPr>
+    </w:lvl>
+  </w:abstractNum>
+  <w:abstractNum w:abstractNumId="12" w15:restartNumberingAfterBreak="0">
     <w:nsid w:val="1F6F257D"/>
     <w:multiLevelType w:val="hybridMultilevel"/>
     <w:tmpl w:val="5D921B2A"/>
@@ -4468,7 +6609,7 @@
       </w:rPr>
     </w:lvl>
   </w:abstractNum>
-  <w:abstractNum w:abstractNumId="11" w15:restartNumberingAfterBreak="0">
+  <w:abstractNum w:abstractNumId="13" w15:restartNumberingAfterBreak="0">
     <w:nsid w:val="256128BC"/>
     <w:multiLevelType w:val="hybridMultilevel"/>
     <w:tmpl w:val="DEC251B2"/>
@@ -4581,7 +6722,120 @@
       </w:rPr>
     </w:lvl>
   </w:abstractNum>
-  <w:abstractNum w:abstractNumId="12" w15:restartNumberingAfterBreak="0">
+  <w:abstractNum w:abstractNumId="14" w15:restartNumberingAfterBreak="0">
+    <w:nsid w:val="2B4C4C0C"/>
+    <w:multiLevelType w:val="hybridMultilevel"/>
+    <w:tmpl w:val="65528656"/>
+    <w:lvl w:ilvl="0" w:tplc="080A0001">
+      <w:start w:val="1"/>
+      <w:numFmt w:val="bullet"/>
+      <w:lvlText w:val=""/>
+      <w:lvlJc w:val="left"/>
+      <w:pPr>
+        <w:ind w:left="720" w:hanging="360"/>
+      </w:pPr>
+      <w:rPr>
+        <w:rFonts w:ascii="Symbol" w:hAnsi="Symbol" w:hint="default"/>
+      </w:rPr>
+    </w:lvl>
+    <w:lvl w:ilvl="1" w:tplc="080A0003" w:tentative="1">
+      <w:start w:val="1"/>
+      <w:numFmt w:val="bullet"/>
+      <w:lvlText w:val="o"/>
+      <w:lvlJc w:val="left"/>
+      <w:pPr>
+        <w:ind w:left="1440" w:hanging="360"/>
+      </w:pPr>
+      <w:rPr>
+        <w:rFonts w:ascii="Courier New" w:hAnsi="Courier New" w:cs="Courier New" w:hint="default"/>
+      </w:rPr>
+    </w:lvl>
+    <w:lvl w:ilvl="2" w:tplc="080A0005" w:tentative="1">
+      <w:start w:val="1"/>
+      <w:numFmt w:val="bullet"/>
+      <w:lvlText w:val=""/>
+      <w:lvlJc w:val="left"/>
+      <w:pPr>
+        <w:ind w:left="2160" w:hanging="360"/>
+      </w:pPr>
+      <w:rPr>
+        <w:rFonts w:ascii="Wingdings" w:hAnsi="Wingdings" w:hint="default"/>
+      </w:rPr>
+    </w:lvl>
+    <w:lvl w:ilvl="3" w:tplc="080A0001" w:tentative="1">
+      <w:start w:val="1"/>
+      <w:numFmt w:val="bullet"/>
+      <w:lvlText w:val=""/>
+      <w:lvlJc w:val="left"/>
+      <w:pPr>
+        <w:ind w:left="2880" w:hanging="360"/>
+      </w:pPr>
+      <w:rPr>
+        <w:rFonts w:ascii="Symbol" w:hAnsi="Symbol" w:hint="default"/>
+      </w:rPr>
+    </w:lvl>
+    <w:lvl w:ilvl="4" w:tplc="080A0003" w:tentative="1">
+      <w:start w:val="1"/>
+      <w:numFmt w:val="bullet"/>
+      <w:lvlText w:val="o"/>
+      <w:lvlJc w:val="left"/>
+      <w:pPr>
+        <w:ind w:left="3600" w:hanging="360"/>
+      </w:pPr>
+      <w:rPr>
+        <w:rFonts w:ascii="Courier New" w:hAnsi="Courier New" w:cs="Courier New" w:hint="default"/>
+      </w:rPr>
+    </w:lvl>
+    <w:lvl w:ilvl="5" w:tplc="080A0005" w:tentative="1">
+      <w:start w:val="1"/>
+      <w:numFmt w:val="bullet"/>
+      <w:lvlText w:val=""/>
+      <w:lvlJc w:val="left"/>
+      <w:pPr>
+        <w:ind w:left="4320" w:hanging="360"/>
+      </w:pPr>
+      <w:rPr>
+        <w:rFonts w:ascii="Wingdings" w:hAnsi="Wingdings" w:hint="default"/>
+      </w:rPr>
+    </w:lvl>
+    <w:lvl w:ilvl="6" w:tplc="080A0001" w:tentative="1">
+      <w:start w:val="1"/>
+      <w:numFmt w:val="bullet"/>
+      <w:lvlText w:val=""/>
+      <w:lvlJc w:val="left"/>
+      <w:pPr>
+        <w:ind w:left="5040" w:hanging="360"/>
+      </w:pPr>
+      <w:rPr>
+        <w:rFonts w:ascii="Symbol" w:hAnsi="Symbol" w:hint="default"/>
+      </w:rPr>
+    </w:lvl>
+    <w:lvl w:ilvl="7" w:tplc="080A0003" w:tentative="1">
+      <w:start w:val="1"/>
+      <w:numFmt w:val="bullet"/>
+      <w:lvlText w:val="o"/>
+      <w:lvlJc w:val="left"/>
+      <w:pPr>
+        <w:ind w:left="5760" w:hanging="360"/>
+      </w:pPr>
+      <w:rPr>
+        <w:rFonts w:ascii="Courier New" w:hAnsi="Courier New" w:cs="Courier New" w:hint="default"/>
+      </w:rPr>
+    </w:lvl>
+    <w:lvl w:ilvl="8" w:tplc="080A0005" w:tentative="1">
+      <w:start w:val="1"/>
+      <w:numFmt w:val="bullet"/>
+      <w:lvlText w:val=""/>
+      <w:lvlJc w:val="left"/>
+      <w:pPr>
+        <w:ind w:left="6480" w:hanging="360"/>
+      </w:pPr>
+      <w:rPr>
+        <w:rFonts w:ascii="Wingdings" w:hAnsi="Wingdings" w:hint="default"/>
+      </w:rPr>
+    </w:lvl>
+  </w:abstractNum>
+  <w:abstractNum w:abstractNumId="15" w15:restartNumberingAfterBreak="0">
     <w:nsid w:val="2E396A33"/>
     <w:multiLevelType w:val="hybridMultilevel"/>
     <w:tmpl w:val="DF289A7A"/>
@@ -4667,7 +6921,7 @@
       </w:pPr>
     </w:lvl>
   </w:abstractNum>
-  <w:abstractNum w:abstractNumId="13" w15:restartNumberingAfterBreak="0">
+  <w:abstractNum w:abstractNumId="16" w15:restartNumberingAfterBreak="0">
     <w:nsid w:val="30655753"/>
     <w:multiLevelType w:val="hybridMultilevel"/>
     <w:tmpl w:val="C8448A08"/>
@@ -4780,7 +7034,7 @@
       </w:rPr>
     </w:lvl>
   </w:abstractNum>
-  <w:abstractNum w:abstractNumId="14" w15:restartNumberingAfterBreak="0">
+  <w:abstractNum w:abstractNumId="17" w15:restartNumberingAfterBreak="0">
     <w:nsid w:val="306D0D09"/>
     <w:multiLevelType w:val="hybridMultilevel"/>
     <w:tmpl w:val="A0C2D900"/>
@@ -4892,7 +7146,120 @@
       </w:rPr>
     </w:lvl>
   </w:abstractNum>
-  <w:abstractNum w:abstractNumId="15" w15:restartNumberingAfterBreak="0">
+  <w:abstractNum w:abstractNumId="18" w15:restartNumberingAfterBreak="0">
+    <w:nsid w:val="310F3D8A"/>
+    <w:multiLevelType w:val="hybridMultilevel"/>
+    <w:tmpl w:val="3208B39E"/>
+    <w:lvl w:ilvl="0" w:tplc="080A0001">
+      <w:start w:val="1"/>
+      <w:numFmt w:val="bullet"/>
+      <w:lvlText w:val=""/>
+      <w:lvlJc w:val="left"/>
+      <w:pPr>
+        <w:ind w:left="720" w:hanging="360"/>
+      </w:pPr>
+      <w:rPr>
+        <w:rFonts w:ascii="Symbol" w:hAnsi="Symbol" w:hint="default"/>
+      </w:rPr>
+    </w:lvl>
+    <w:lvl w:ilvl="1" w:tplc="080A0003" w:tentative="1">
+      <w:start w:val="1"/>
+      <w:numFmt w:val="bullet"/>
+      <w:lvlText w:val="o"/>
+      <w:lvlJc w:val="left"/>
+      <w:pPr>
+        <w:ind w:left="1440" w:hanging="360"/>
+      </w:pPr>
+      <w:rPr>
+        <w:rFonts w:ascii="Courier New" w:hAnsi="Courier New" w:cs="Courier New" w:hint="default"/>
+      </w:rPr>
+    </w:lvl>
+    <w:lvl w:ilvl="2" w:tplc="080A0005" w:tentative="1">
+      <w:start w:val="1"/>
+      <w:numFmt w:val="bullet"/>
+      <w:lvlText w:val=""/>
+      <w:lvlJc w:val="left"/>
+      <w:pPr>
+        <w:ind w:left="2160" w:hanging="360"/>
+      </w:pPr>
+      <w:rPr>
+        <w:rFonts w:ascii="Wingdings" w:hAnsi="Wingdings" w:hint="default"/>
+      </w:rPr>
+    </w:lvl>
+    <w:lvl w:ilvl="3" w:tplc="080A0001" w:tentative="1">
+      <w:start w:val="1"/>
+      <w:numFmt w:val="bullet"/>
+      <w:lvlText w:val=""/>
+      <w:lvlJc w:val="left"/>
+      <w:pPr>
+        <w:ind w:left="2880" w:hanging="360"/>
+      </w:pPr>
+      <w:rPr>
+        <w:rFonts w:ascii="Symbol" w:hAnsi="Symbol" w:hint="default"/>
+      </w:rPr>
+    </w:lvl>
+    <w:lvl w:ilvl="4" w:tplc="080A0003" w:tentative="1">
+      <w:start w:val="1"/>
+      <w:numFmt w:val="bullet"/>
+      <w:lvlText w:val="o"/>
+      <w:lvlJc w:val="left"/>
+      <w:pPr>
+        <w:ind w:left="3600" w:hanging="360"/>
+      </w:pPr>
+      <w:rPr>
+        <w:rFonts w:ascii="Courier New" w:hAnsi="Courier New" w:cs="Courier New" w:hint="default"/>
+      </w:rPr>
+    </w:lvl>
+    <w:lvl w:ilvl="5" w:tplc="080A0005" w:tentative="1">
+      <w:start w:val="1"/>
+      <w:numFmt w:val="bullet"/>
+      <w:lvlText w:val=""/>
+      <w:lvlJc w:val="left"/>
+      <w:pPr>
+        <w:ind w:left="4320" w:hanging="360"/>
+      </w:pPr>
+      <w:rPr>
+        <w:rFonts w:ascii="Wingdings" w:hAnsi="Wingdings" w:hint="default"/>
+      </w:rPr>
+    </w:lvl>
+    <w:lvl w:ilvl="6" w:tplc="080A0001" w:tentative="1">
+      <w:start w:val="1"/>
+      <w:numFmt w:val="bullet"/>
+      <w:lvlText w:val=""/>
+      <w:lvlJc w:val="left"/>
+      <w:pPr>
+        <w:ind w:left="5040" w:hanging="360"/>
+      </w:pPr>
+      <w:rPr>
+        <w:rFonts w:ascii="Symbol" w:hAnsi="Symbol" w:hint="default"/>
+      </w:rPr>
+    </w:lvl>
+    <w:lvl w:ilvl="7" w:tplc="080A0003" w:tentative="1">
+      <w:start w:val="1"/>
+      <w:numFmt w:val="bullet"/>
+      <w:lvlText w:val="o"/>
+      <w:lvlJc w:val="left"/>
+      <w:pPr>
+        <w:ind w:left="5760" w:hanging="360"/>
+      </w:pPr>
+      <w:rPr>
+        <w:rFonts w:ascii="Courier New" w:hAnsi="Courier New" w:cs="Courier New" w:hint="default"/>
+      </w:rPr>
+    </w:lvl>
+    <w:lvl w:ilvl="8" w:tplc="080A0005" w:tentative="1">
+      <w:start w:val="1"/>
+      <w:numFmt w:val="bullet"/>
+      <w:lvlText w:val=""/>
+      <w:lvlJc w:val="left"/>
+      <w:pPr>
+        <w:ind w:left="6480" w:hanging="360"/>
+      </w:pPr>
+      <w:rPr>
+        <w:rFonts w:ascii="Wingdings" w:hAnsi="Wingdings" w:hint="default"/>
+      </w:rPr>
+    </w:lvl>
+  </w:abstractNum>
+  <w:abstractNum w:abstractNumId="19" w15:restartNumberingAfterBreak="0">
     <w:nsid w:val="31967E12"/>
     <w:multiLevelType w:val="hybridMultilevel"/>
     <w:tmpl w:val="8594204A"/>
@@ -5005,7 +7372,7 @@
       </w:rPr>
     </w:lvl>
   </w:abstractNum>
-  <w:abstractNum w:abstractNumId="16" w15:restartNumberingAfterBreak="0">
+  <w:abstractNum w:abstractNumId="20" w15:restartNumberingAfterBreak="0">
     <w:nsid w:val="330D3F35"/>
     <w:multiLevelType w:val="hybridMultilevel"/>
     <w:tmpl w:val="1FFA355E"/>
@@ -5118,7 +7485,7 @@
       </w:rPr>
     </w:lvl>
   </w:abstractNum>
-  <w:abstractNum w:abstractNumId="17" w15:restartNumberingAfterBreak="0">
+  <w:abstractNum w:abstractNumId="21" w15:restartNumberingAfterBreak="0">
     <w:nsid w:val="34E1487D"/>
     <w:multiLevelType w:val="hybridMultilevel"/>
     <w:tmpl w:val="B85877C2"/>
@@ -5208,7 +7575,7 @@
       </w:pPr>
     </w:lvl>
   </w:abstractNum>
-  <w:abstractNum w:abstractNumId="18" w15:restartNumberingAfterBreak="0">
+  <w:abstractNum w:abstractNumId="22" w15:restartNumberingAfterBreak="0">
     <w:nsid w:val="36D00749"/>
     <w:multiLevelType w:val="hybridMultilevel"/>
     <w:tmpl w:val="42227508"/>
@@ -5321,7 +7688,7 @@
       </w:rPr>
     </w:lvl>
   </w:abstractNum>
-  <w:abstractNum w:abstractNumId="19" w15:restartNumberingAfterBreak="0">
+  <w:abstractNum w:abstractNumId="23" w15:restartNumberingAfterBreak="0">
     <w:nsid w:val="37101343"/>
     <w:multiLevelType w:val="hybridMultilevel"/>
     <w:tmpl w:val="DF9612AE"/>
@@ -5436,7 +7803,7 @@
       </w:rPr>
     </w:lvl>
   </w:abstractNum>
-  <w:abstractNum w:abstractNumId="20" w15:restartNumberingAfterBreak="0">
+  <w:abstractNum w:abstractNumId="24" w15:restartNumberingAfterBreak="0">
     <w:nsid w:val="38706FD4"/>
     <w:multiLevelType w:val="hybridMultilevel"/>
     <w:tmpl w:val="E6D88BD4"/>
@@ -5526,7 +7893,7 @@
       </w:pPr>
     </w:lvl>
   </w:abstractNum>
-  <w:abstractNum w:abstractNumId="21" w15:restartNumberingAfterBreak="0">
+  <w:abstractNum w:abstractNumId="25" w15:restartNumberingAfterBreak="0">
     <w:nsid w:val="38740B14"/>
     <w:multiLevelType w:val="multilevel"/>
     <w:tmpl w:val="661E0426"/>
@@ -5675,7 +8042,7 @@
       </w:rPr>
     </w:lvl>
   </w:abstractNum>
-  <w:abstractNum w:abstractNumId="22" w15:restartNumberingAfterBreak="0">
+  <w:abstractNum w:abstractNumId="26" w15:restartNumberingAfterBreak="0">
     <w:nsid w:val="3C8A4DAC"/>
     <w:multiLevelType w:val="hybridMultilevel"/>
     <w:tmpl w:val="2CC49EE0"/>
@@ -5788,7 +8155,7 @@
       </w:rPr>
     </w:lvl>
   </w:abstractNum>
-  <w:abstractNum w:abstractNumId="23" w15:restartNumberingAfterBreak="0">
+  <w:abstractNum w:abstractNumId="27" w15:restartNumberingAfterBreak="0">
     <w:nsid w:val="460D2990"/>
     <w:multiLevelType w:val="hybridMultilevel"/>
     <w:tmpl w:val="732CE73E"/>
@@ -5901,7 +8268,7 @@
       </w:rPr>
     </w:lvl>
   </w:abstractNum>
-  <w:abstractNum w:abstractNumId="24" w15:restartNumberingAfterBreak="0">
+  <w:abstractNum w:abstractNumId="28" w15:restartNumberingAfterBreak="0">
     <w:nsid w:val="470607CA"/>
     <w:multiLevelType w:val="hybridMultilevel"/>
     <w:tmpl w:val="E20C7B5A"/>
@@ -5991,7 +8358,7 @@
       </w:pPr>
     </w:lvl>
   </w:abstractNum>
-  <w:abstractNum w:abstractNumId="25" w15:restartNumberingAfterBreak="0">
+  <w:abstractNum w:abstractNumId="29" w15:restartNumberingAfterBreak="0">
     <w:nsid w:val="470978CC"/>
     <w:multiLevelType w:val="multilevel"/>
     <w:tmpl w:val="1E32E64C"/>
@@ -6140,10 +8507,10 @@
       </w:rPr>
     </w:lvl>
   </w:abstractNum>
-  <w:abstractNum w:abstractNumId="26" w15:restartNumberingAfterBreak="0">
+  <w:abstractNum w:abstractNumId="30" w15:restartNumberingAfterBreak="0">
     <w:nsid w:val="480D712A"/>
     <w:multiLevelType w:val="multilevel"/>
-    <w:tmpl w:val="B0AA00D0"/>
+    <w:tmpl w:val="C5003FD0"/>
     <w:lvl w:ilvl="0">
       <w:start w:val="1"/>
       <w:numFmt w:val="decimal"/>
@@ -6248,7 +8615,7 @@
       </w:pPr>
     </w:lvl>
   </w:abstractNum>
-  <w:abstractNum w:abstractNumId="27" w15:restartNumberingAfterBreak="0">
+  <w:abstractNum w:abstractNumId="31" w15:restartNumberingAfterBreak="0">
     <w:nsid w:val="49D70C88"/>
     <w:multiLevelType w:val="hybridMultilevel"/>
     <w:tmpl w:val="C7580E22"/>
@@ -6334,7 +8701,7 @@
       </w:pPr>
     </w:lvl>
   </w:abstractNum>
-  <w:abstractNum w:abstractNumId="28" w15:restartNumberingAfterBreak="0">
+  <w:abstractNum w:abstractNumId="32" w15:restartNumberingAfterBreak="0">
     <w:nsid w:val="4FFF36E2"/>
     <w:multiLevelType w:val="hybridMultilevel"/>
     <w:tmpl w:val="0C14A84C"/>
@@ -6424,7 +8791,7 @@
       </w:pPr>
     </w:lvl>
   </w:abstractNum>
-  <w:abstractNum w:abstractNumId="29" w15:restartNumberingAfterBreak="0">
+  <w:abstractNum w:abstractNumId="33" w15:restartNumberingAfterBreak="0">
     <w:nsid w:val="51D939AE"/>
     <w:multiLevelType w:val="hybridMultilevel"/>
     <w:tmpl w:val="29608B62"/>
@@ -6537,7 +8904,120 @@
       </w:rPr>
     </w:lvl>
   </w:abstractNum>
-  <w:abstractNum w:abstractNumId="30" w15:restartNumberingAfterBreak="0">
+  <w:abstractNum w:abstractNumId="34" w15:restartNumberingAfterBreak="0">
+    <w:nsid w:val="52781879"/>
+    <w:multiLevelType w:val="hybridMultilevel"/>
+    <w:tmpl w:val="C6B2526C"/>
+    <w:lvl w:ilvl="0" w:tplc="080A0001">
+      <w:start w:val="1"/>
+      <w:numFmt w:val="bullet"/>
+      <w:lvlText w:val=""/>
+      <w:lvlJc w:val="left"/>
+      <w:pPr>
+        <w:ind w:left="1428" w:hanging="360"/>
+      </w:pPr>
+      <w:rPr>
+        <w:rFonts w:ascii="Symbol" w:hAnsi="Symbol" w:hint="default"/>
+      </w:rPr>
+    </w:lvl>
+    <w:lvl w:ilvl="1" w:tplc="080A0003" w:tentative="1">
+      <w:start w:val="1"/>
+      <w:numFmt w:val="bullet"/>
+      <w:lvlText w:val="o"/>
+      <w:lvlJc w:val="left"/>
+      <w:pPr>
+        <w:ind w:left="2148" w:hanging="360"/>
+      </w:pPr>
+      <w:rPr>
+        <w:rFonts w:ascii="Courier New" w:hAnsi="Courier New" w:cs="Courier New" w:hint="default"/>
+      </w:rPr>
+    </w:lvl>
+    <w:lvl w:ilvl="2" w:tplc="080A0005" w:tentative="1">
+      <w:start w:val="1"/>
+      <w:numFmt w:val="bullet"/>
+      <w:lvlText w:val=""/>
+      <w:lvlJc w:val="left"/>
+      <w:pPr>
+        <w:ind w:left="2868" w:hanging="360"/>
+      </w:pPr>
+      <w:rPr>
+        <w:rFonts w:ascii="Wingdings" w:hAnsi="Wingdings" w:hint="default"/>
+      </w:rPr>
+    </w:lvl>
+    <w:lvl w:ilvl="3" w:tplc="080A0001" w:tentative="1">
+      <w:start w:val="1"/>
+      <w:numFmt w:val="bullet"/>
+      <w:lvlText w:val=""/>
+      <w:lvlJc w:val="left"/>
+      <w:pPr>
+        <w:ind w:left="3588" w:hanging="360"/>
+      </w:pPr>
+      <w:rPr>
+        <w:rFonts w:ascii="Symbol" w:hAnsi="Symbol" w:hint="default"/>
+      </w:rPr>
+    </w:lvl>
+    <w:lvl w:ilvl="4" w:tplc="080A0003" w:tentative="1">
+      <w:start w:val="1"/>
+      <w:numFmt w:val="bullet"/>
+      <w:lvlText w:val="o"/>
+      <w:lvlJc w:val="left"/>
+      <w:pPr>
+        <w:ind w:left="4308" w:hanging="360"/>
+      </w:pPr>
+      <w:rPr>
+        <w:rFonts w:ascii="Courier New" w:hAnsi="Courier New" w:cs="Courier New" w:hint="default"/>
+      </w:rPr>
+    </w:lvl>
+    <w:lvl w:ilvl="5" w:tplc="080A0005" w:tentative="1">
+      <w:start w:val="1"/>
+      <w:numFmt w:val="bullet"/>
+      <w:lvlText w:val=""/>
+      <w:lvlJc w:val="left"/>
+      <w:pPr>
+        <w:ind w:left="5028" w:hanging="360"/>
+      </w:pPr>
+      <w:rPr>
+        <w:rFonts w:ascii="Wingdings" w:hAnsi="Wingdings" w:hint="default"/>
+      </w:rPr>
+    </w:lvl>
+    <w:lvl w:ilvl="6" w:tplc="080A0001" w:tentative="1">
+      <w:start w:val="1"/>
+      <w:numFmt w:val="bullet"/>
+      <w:lvlText w:val=""/>
+      <w:lvlJc w:val="left"/>
+      <w:pPr>
+        <w:ind w:left="5748" w:hanging="360"/>
+      </w:pPr>
+      <w:rPr>
+        <w:rFonts w:ascii="Symbol" w:hAnsi="Symbol" w:hint="default"/>
+      </w:rPr>
+    </w:lvl>
+    <w:lvl w:ilvl="7" w:tplc="080A0003" w:tentative="1">
+      <w:start w:val="1"/>
+      <w:numFmt w:val="bullet"/>
+      <w:lvlText w:val="o"/>
+      <w:lvlJc w:val="left"/>
+      <w:pPr>
+        <w:ind w:left="6468" w:hanging="360"/>
+      </w:pPr>
+      <w:rPr>
+        <w:rFonts w:ascii="Courier New" w:hAnsi="Courier New" w:cs="Courier New" w:hint="default"/>
+      </w:rPr>
+    </w:lvl>
+    <w:lvl w:ilvl="8" w:tplc="080A0005" w:tentative="1">
+      <w:start w:val="1"/>
+      <w:numFmt w:val="bullet"/>
+      <w:lvlText w:val=""/>
+      <w:lvlJc w:val="left"/>
+      <w:pPr>
+        <w:ind w:left="7188" w:hanging="360"/>
+      </w:pPr>
+      <w:rPr>
+        <w:rFonts w:ascii="Wingdings" w:hAnsi="Wingdings" w:hint="default"/>
+      </w:rPr>
+    </w:lvl>
+  </w:abstractNum>
+  <w:abstractNum w:abstractNumId="35" w15:restartNumberingAfterBreak="0">
     <w:nsid w:val="58642C79"/>
     <w:multiLevelType w:val="hybridMultilevel"/>
     <w:tmpl w:val="BBD44930"/>
@@ -6650,7 +9130,7 @@
       </w:rPr>
     </w:lvl>
   </w:abstractNum>
-  <w:abstractNum w:abstractNumId="31" w15:restartNumberingAfterBreak="0">
+  <w:abstractNum w:abstractNumId="36" w15:restartNumberingAfterBreak="0">
     <w:nsid w:val="59002EE5"/>
     <w:multiLevelType w:val="multilevel"/>
     <w:tmpl w:val="8BE08552"/>
@@ -6799,7 +9279,120 @@
       </w:rPr>
     </w:lvl>
   </w:abstractNum>
-  <w:abstractNum w:abstractNumId="32" w15:restartNumberingAfterBreak="0">
+  <w:abstractNum w:abstractNumId="37" w15:restartNumberingAfterBreak="0">
+    <w:nsid w:val="598B6916"/>
+    <w:multiLevelType w:val="hybridMultilevel"/>
+    <w:tmpl w:val="826A8CF8"/>
+    <w:lvl w:ilvl="0" w:tplc="080A0001">
+      <w:start w:val="1"/>
+      <w:numFmt w:val="bullet"/>
+      <w:lvlText w:val=""/>
+      <w:lvlJc w:val="left"/>
+      <w:pPr>
+        <w:ind w:left="720" w:hanging="360"/>
+      </w:pPr>
+      <w:rPr>
+        <w:rFonts w:ascii="Symbol" w:hAnsi="Symbol" w:hint="default"/>
+      </w:rPr>
+    </w:lvl>
+    <w:lvl w:ilvl="1" w:tplc="080A0003" w:tentative="1">
+      <w:start w:val="1"/>
+      <w:numFmt w:val="bullet"/>
+      <w:lvlText w:val="o"/>
+      <w:lvlJc w:val="left"/>
+      <w:pPr>
+        <w:ind w:left="1440" w:hanging="360"/>
+      </w:pPr>
+      <w:rPr>
+        <w:rFonts w:ascii="Courier New" w:hAnsi="Courier New" w:cs="Courier New" w:hint="default"/>
+      </w:rPr>
+    </w:lvl>
+    <w:lvl w:ilvl="2" w:tplc="080A0005" w:tentative="1">
+      <w:start w:val="1"/>
+      <w:numFmt w:val="bullet"/>
+      <w:lvlText w:val=""/>
+      <w:lvlJc w:val="left"/>
+      <w:pPr>
+        <w:ind w:left="2160" w:hanging="360"/>
+      </w:pPr>
+      <w:rPr>
+        <w:rFonts w:ascii="Wingdings" w:hAnsi="Wingdings" w:hint="default"/>
+      </w:rPr>
+    </w:lvl>
+    <w:lvl w:ilvl="3" w:tplc="080A0001" w:tentative="1">
+      <w:start w:val="1"/>
+      <w:numFmt w:val="bullet"/>
+      <w:lvlText w:val=""/>
+      <w:lvlJc w:val="left"/>
+      <w:pPr>
+        <w:ind w:left="2880" w:hanging="360"/>
+      </w:pPr>
+      <w:rPr>
+        <w:rFonts w:ascii="Symbol" w:hAnsi="Symbol" w:hint="default"/>
+      </w:rPr>
+    </w:lvl>
+    <w:lvl w:ilvl="4" w:tplc="080A0003" w:tentative="1">
+      <w:start w:val="1"/>
+      <w:numFmt w:val="bullet"/>
+      <w:lvlText w:val="o"/>
+      <w:lvlJc w:val="left"/>
+      <w:pPr>
+        <w:ind w:left="3600" w:hanging="360"/>
+      </w:pPr>
+      <w:rPr>
+        <w:rFonts w:ascii="Courier New" w:hAnsi="Courier New" w:cs="Courier New" w:hint="default"/>
+      </w:rPr>
+    </w:lvl>
+    <w:lvl w:ilvl="5" w:tplc="080A0005" w:tentative="1">
+      <w:start w:val="1"/>
+      <w:numFmt w:val="bullet"/>
+      <w:lvlText w:val=""/>
+      <w:lvlJc w:val="left"/>
+      <w:pPr>
+        <w:ind w:left="4320" w:hanging="360"/>
+      </w:pPr>
+      <w:rPr>
+        <w:rFonts w:ascii="Wingdings" w:hAnsi="Wingdings" w:hint="default"/>
+      </w:rPr>
+    </w:lvl>
+    <w:lvl w:ilvl="6" w:tplc="080A0001" w:tentative="1">
+      <w:start w:val="1"/>
+      <w:numFmt w:val="bullet"/>
+      <w:lvlText w:val=""/>
+      <w:lvlJc w:val="left"/>
+      <w:pPr>
+        <w:ind w:left="5040" w:hanging="360"/>
+      </w:pPr>
+      <w:rPr>
+        <w:rFonts w:ascii="Symbol" w:hAnsi="Symbol" w:hint="default"/>
+      </w:rPr>
+    </w:lvl>
+    <w:lvl w:ilvl="7" w:tplc="080A0003" w:tentative="1">
+      <w:start w:val="1"/>
+      <w:numFmt w:val="bullet"/>
+      <w:lvlText w:val="o"/>
+      <w:lvlJc w:val="left"/>
+      <w:pPr>
+        <w:ind w:left="5760" w:hanging="360"/>
+      </w:pPr>
+      <w:rPr>
+        <w:rFonts w:ascii="Courier New" w:hAnsi="Courier New" w:cs="Courier New" w:hint="default"/>
+      </w:rPr>
+    </w:lvl>
+    <w:lvl w:ilvl="8" w:tplc="080A0005" w:tentative="1">
+      <w:start w:val="1"/>
+      <w:numFmt w:val="bullet"/>
+      <w:lvlText w:val=""/>
+      <w:lvlJc w:val="left"/>
+      <w:pPr>
+        <w:ind w:left="6480" w:hanging="360"/>
+      </w:pPr>
+      <w:rPr>
+        <w:rFonts w:ascii="Wingdings" w:hAnsi="Wingdings" w:hint="default"/>
+      </w:rPr>
+    </w:lvl>
+  </w:abstractNum>
+  <w:abstractNum w:abstractNumId="38" w15:restartNumberingAfterBreak="0">
     <w:nsid w:val="59E14A3E"/>
     <w:multiLevelType w:val="hybridMultilevel"/>
     <w:tmpl w:val="EBD4E04E"/>
@@ -6885,7 +9478,7 @@
       </w:pPr>
     </w:lvl>
   </w:abstractNum>
-  <w:abstractNum w:abstractNumId="33" w15:restartNumberingAfterBreak="0">
+  <w:abstractNum w:abstractNumId="39" w15:restartNumberingAfterBreak="0">
     <w:nsid w:val="5D542365"/>
     <w:multiLevelType w:val="hybridMultilevel"/>
     <w:tmpl w:val="19A065F8"/>
@@ -7000,7 +9593,7 @@
       </w:rPr>
     </w:lvl>
   </w:abstractNum>
-  <w:abstractNum w:abstractNumId="34" w15:restartNumberingAfterBreak="0">
+  <w:abstractNum w:abstractNumId="40" w15:restartNumberingAfterBreak="0">
     <w:nsid w:val="64293289"/>
     <w:multiLevelType w:val="hybridMultilevel"/>
     <w:tmpl w:val="59F457E6"/>
@@ -7113,7 +9706,7 @@
       </w:rPr>
     </w:lvl>
   </w:abstractNum>
-  <w:abstractNum w:abstractNumId="35" w15:restartNumberingAfterBreak="0">
+  <w:abstractNum w:abstractNumId="41" w15:restartNumberingAfterBreak="0">
     <w:nsid w:val="66B4572B"/>
     <w:multiLevelType w:val="hybridMultilevel"/>
     <w:tmpl w:val="A99E9316"/>
@@ -7199,7 +9792,7 @@
       </w:pPr>
     </w:lvl>
   </w:abstractNum>
-  <w:abstractNum w:abstractNumId="36" w15:restartNumberingAfterBreak="0">
+  <w:abstractNum w:abstractNumId="42" w15:restartNumberingAfterBreak="0">
     <w:nsid w:val="692461B9"/>
     <w:multiLevelType w:val="hybridMultilevel"/>
     <w:tmpl w:val="8E549642"/>
@@ -7312,7 +9905,7 @@
       </w:rPr>
     </w:lvl>
   </w:abstractNum>
-  <w:abstractNum w:abstractNumId="37" w15:restartNumberingAfterBreak="0">
+  <w:abstractNum w:abstractNumId="43" w15:restartNumberingAfterBreak="0">
     <w:nsid w:val="6B185306"/>
     <w:multiLevelType w:val="hybridMultilevel"/>
     <w:tmpl w:val="A3EE5812"/>
@@ -7425,7 +10018,7 @@
       </w:rPr>
     </w:lvl>
   </w:abstractNum>
-  <w:abstractNum w:abstractNumId="38" w15:restartNumberingAfterBreak="0">
+  <w:abstractNum w:abstractNumId="44" w15:restartNumberingAfterBreak="0">
     <w:nsid w:val="714942EC"/>
     <w:multiLevelType w:val="multilevel"/>
     <w:tmpl w:val="340A001F"/>
@@ -7511,7 +10104,7 @@
       </w:pPr>
     </w:lvl>
   </w:abstractNum>
-  <w:abstractNum w:abstractNumId="39" w15:restartNumberingAfterBreak="0">
+  <w:abstractNum w:abstractNumId="45" w15:restartNumberingAfterBreak="0">
     <w:nsid w:val="717C619E"/>
     <w:multiLevelType w:val="multilevel"/>
     <w:tmpl w:val="744873DA"/>
@@ -7624,7 +10217,7 @@
       </w:pPr>
     </w:lvl>
   </w:abstractNum>
-  <w:abstractNum w:abstractNumId="40" w15:restartNumberingAfterBreak="0">
+  <w:abstractNum w:abstractNumId="46" w15:restartNumberingAfterBreak="0">
     <w:nsid w:val="7BDD33BF"/>
     <w:multiLevelType w:val="hybridMultilevel"/>
     <w:tmpl w:val="DBCC9C22"/>
@@ -7710,7 +10303,93 @@
       </w:pPr>
     </w:lvl>
   </w:abstractNum>
-  <w:abstractNum w:abstractNumId="41" w15:restartNumberingAfterBreak="0">
+  <w:abstractNum w:abstractNumId="47" w15:restartNumberingAfterBreak="0">
+    <w:nsid w:val="7D241E41"/>
+    <w:multiLevelType w:val="hybridMultilevel"/>
+    <w:tmpl w:val="727222A4"/>
+    <w:lvl w:ilvl="0" w:tplc="080A000F">
+      <w:start w:val="1"/>
+      <w:numFmt w:val="decimal"/>
+      <w:lvlText w:val="%1."/>
+      <w:lvlJc w:val="left"/>
+      <w:pPr>
+        <w:ind w:left="720" w:hanging="360"/>
+      </w:pPr>
+    </w:lvl>
+    <w:lvl w:ilvl="1" w:tplc="080A0019" w:tentative="1">
+      <w:start w:val="1"/>
+      <w:numFmt w:val="lowerLetter"/>
+      <w:lvlText w:val="%2."/>
+      <w:lvlJc w:val="left"/>
+      <w:pPr>
+        <w:ind w:left="1440" w:hanging="360"/>
+      </w:pPr>
+    </w:lvl>
+    <w:lvl w:ilvl="2" w:tplc="080A001B" w:tentative="1">
+      <w:start w:val="1"/>
+      <w:numFmt w:val="lowerRoman"/>
+      <w:lvlText w:val="%3."/>
+      <w:lvlJc w:val="right"/>
+      <w:pPr>
+        <w:ind w:left="2160" w:hanging="180"/>
+      </w:pPr>
+    </w:lvl>
+    <w:lvl w:ilvl="3" w:tplc="080A000F" w:tentative="1">
+      <w:start w:val="1"/>
+      <w:numFmt w:val="decimal"/>
+      <w:lvlText w:val="%4."/>
+      <w:lvlJc w:val="left"/>
+      <w:pPr>
+        <w:ind w:left="2880" w:hanging="360"/>
+      </w:pPr>
+    </w:lvl>
+    <w:lvl w:ilvl="4" w:tplc="080A0019" w:tentative="1">
+      <w:start w:val="1"/>
+      <w:numFmt w:val="lowerLetter"/>
+      <w:lvlText w:val="%5."/>
+      <w:lvlJc w:val="left"/>
+      <w:pPr>
+        <w:ind w:left="3600" w:hanging="360"/>
+      </w:pPr>
+    </w:lvl>
+    <w:lvl w:ilvl="5" w:tplc="080A001B" w:tentative="1">
+      <w:start w:val="1"/>
+      <w:numFmt w:val="lowerRoman"/>
+      <w:lvlText w:val="%6."/>
+      <w:lvlJc w:val="right"/>
+      <w:pPr>
+        <w:ind w:left="4320" w:hanging="180"/>
+      </w:pPr>
+    </w:lvl>
+    <w:lvl w:ilvl="6" w:tplc="080A000F" w:tentative="1">
+      <w:start w:val="1"/>
+      <w:numFmt w:val="decimal"/>
+      <w:lvlText w:val="%7."/>
+      <w:lvlJc w:val="left"/>
+      <w:pPr>
+        <w:ind w:left="5040" w:hanging="360"/>
+      </w:pPr>
+    </w:lvl>
+    <w:lvl w:ilvl="7" w:tplc="080A0019" w:tentative="1">
+      <w:start w:val="1"/>
+      <w:numFmt w:val="lowerLetter"/>
+      <w:lvlText w:val="%8."/>
+      <w:lvlJc w:val="left"/>
+      <w:pPr>
+        <w:ind w:left="5760" w:hanging="360"/>
+      </w:pPr>
+    </w:lvl>
+    <w:lvl w:ilvl="8" w:tplc="080A001B" w:tentative="1">
+      <w:start w:val="1"/>
+      <w:numFmt w:val="lowerRoman"/>
+      <w:lvlText w:val="%9."/>
+      <w:lvlJc w:val="right"/>
+      <w:pPr>
+        <w:ind w:left="6480" w:hanging="180"/>
+      </w:pPr>
+    </w:lvl>
+  </w:abstractNum>
+  <w:abstractNum w:abstractNumId="48" w15:restartNumberingAfterBreak="0">
     <w:nsid w:val="7FC87F2B"/>
     <w:multiLevelType w:val="hybridMultilevel"/>
     <w:tmpl w:val="DB364552"/>
@@ -7797,133 +10476,154 @@
     </w:lvl>
   </w:abstractNum>
   <w:num w:numId="1" w16cid:durableId="1560432620">
+    <w:abstractNumId w:val="31"/>
+  </w:num>
+  <w:num w:numId="2" w16cid:durableId="1297907230">
+    <w:abstractNumId w:val="30"/>
+  </w:num>
+  <w:num w:numId="3" w16cid:durableId="590696602">
+    <w:abstractNumId w:val="19"/>
+  </w:num>
+  <w:num w:numId="4" w16cid:durableId="1610163803">
+    <w:abstractNumId w:val="40"/>
+  </w:num>
+  <w:num w:numId="5" w16cid:durableId="2133281184">
     <w:abstractNumId w:val="27"/>
   </w:num>
-  <w:num w:numId="2" w16cid:durableId="1297907230">
+  <w:num w:numId="6" w16cid:durableId="1718627653">
+    <w:abstractNumId w:val="33"/>
+  </w:num>
+  <w:num w:numId="7" w16cid:durableId="286742197">
+    <w:abstractNumId w:val="44"/>
+  </w:num>
+  <w:num w:numId="8" w16cid:durableId="2039693314">
+    <w:abstractNumId w:val="30"/>
+  </w:num>
+  <w:num w:numId="9" w16cid:durableId="839202712">
     <w:abstractNumId w:val="26"/>
   </w:num>
-  <w:num w:numId="3" w16cid:durableId="590696602">
-    <w:abstractNumId w:val="15"/>
-  </w:num>
-  <w:num w:numId="4" w16cid:durableId="1610163803">
-    <w:abstractNumId w:val="34"/>
-  </w:num>
-  <w:num w:numId="5" w16cid:durableId="2133281184">
-    <w:abstractNumId w:val="23"/>
-  </w:num>
-  <w:num w:numId="6" w16cid:durableId="1718627653">
-    <w:abstractNumId w:val="29"/>
-  </w:num>
-  <w:num w:numId="7" w16cid:durableId="286742197">
-    <w:abstractNumId w:val="38"/>
-  </w:num>
-  <w:num w:numId="8" w16cid:durableId="2039693314">
-    <w:abstractNumId w:val="26"/>
-  </w:num>
-  <w:num w:numId="9" w16cid:durableId="839202712">
-    <w:abstractNumId w:val="22"/>
-  </w:num>
   <w:num w:numId="10" w16cid:durableId="1972589843">
-    <w:abstractNumId w:val="39"/>
+    <w:abstractNumId w:val="45"/>
   </w:num>
   <w:num w:numId="11" w16cid:durableId="2116552586">
-    <w:abstractNumId w:val="14"/>
+    <w:abstractNumId w:val="17"/>
   </w:num>
   <w:num w:numId="12" w16cid:durableId="556740300">
     <w:abstractNumId w:val="1"/>
   </w:num>
   <w:num w:numId="13" w16cid:durableId="91897070">
-    <w:abstractNumId w:val="18"/>
+    <w:abstractNumId w:val="22"/>
   </w:num>
   <w:num w:numId="14" w16cid:durableId="243956194">
-    <w:abstractNumId w:val="10"/>
+    <w:abstractNumId w:val="12"/>
   </w:num>
   <w:num w:numId="15" w16cid:durableId="2094428652">
+    <w:abstractNumId w:val="28"/>
+  </w:num>
+  <w:num w:numId="16" w16cid:durableId="1799058417">
+    <w:abstractNumId w:val="21"/>
+  </w:num>
+  <w:num w:numId="17" w16cid:durableId="1008219749">
+    <w:abstractNumId w:val="4"/>
+  </w:num>
+  <w:num w:numId="18" w16cid:durableId="1226721327">
+    <w:abstractNumId w:val="32"/>
+  </w:num>
+  <w:num w:numId="19" w16cid:durableId="2022704135">
     <w:abstractNumId w:val="24"/>
   </w:num>
-  <w:num w:numId="16" w16cid:durableId="1799058417">
-    <w:abstractNumId w:val="17"/>
-  </w:num>
-  <w:num w:numId="17" w16cid:durableId="1008219749">
-    <w:abstractNumId w:val="3"/>
-  </w:num>
-  <w:num w:numId="18" w16cid:durableId="1226721327">
-    <w:abstractNumId w:val="28"/>
-  </w:num>
-  <w:num w:numId="19" w16cid:durableId="2022704135">
-    <w:abstractNumId w:val="20"/>
-  </w:num>
   <w:num w:numId="20" w16cid:durableId="2105686846">
-    <w:abstractNumId w:val="40"/>
+    <w:abstractNumId w:val="46"/>
   </w:num>
   <w:num w:numId="21" w16cid:durableId="269170581">
     <w:abstractNumId w:val="2"/>
   </w:num>
   <w:num w:numId="22" w16cid:durableId="1548493552">
-    <w:abstractNumId w:val="25"/>
+    <w:abstractNumId w:val="29"/>
   </w:num>
   <w:num w:numId="23" w16cid:durableId="1459882845">
-    <w:abstractNumId w:val="16"/>
+    <w:abstractNumId w:val="20"/>
   </w:num>
   <w:num w:numId="24" w16cid:durableId="72286457">
-    <w:abstractNumId w:val="6"/>
+    <w:abstractNumId w:val="7"/>
   </w:num>
   <w:num w:numId="25" w16cid:durableId="905142115">
-    <w:abstractNumId w:val="11"/>
+    <w:abstractNumId w:val="13"/>
   </w:num>
   <w:num w:numId="26" w16cid:durableId="1233393731">
-    <w:abstractNumId w:val="37"/>
+    <w:abstractNumId w:val="43"/>
   </w:num>
   <w:num w:numId="27" w16cid:durableId="817963983">
     <w:abstractNumId w:val="0"/>
   </w:num>
   <w:num w:numId="28" w16cid:durableId="1311401233">
+    <w:abstractNumId w:val="10"/>
+  </w:num>
+  <w:num w:numId="29" w16cid:durableId="796026811">
+    <w:abstractNumId w:val="16"/>
+  </w:num>
+  <w:num w:numId="30" w16cid:durableId="728116174">
+    <w:abstractNumId w:val="23"/>
+  </w:num>
+  <w:num w:numId="31" w16cid:durableId="963970748">
+    <w:abstractNumId w:val="5"/>
+  </w:num>
+  <w:num w:numId="32" w16cid:durableId="903949093">
+    <w:abstractNumId w:val="39"/>
+  </w:num>
+  <w:num w:numId="33" w16cid:durableId="1646475106">
     <w:abstractNumId w:val="9"/>
   </w:num>
-  <w:num w:numId="29" w16cid:durableId="796026811">
-    <w:abstractNumId w:val="13"/>
+  <w:num w:numId="34" w16cid:durableId="122161877">
+    <w:abstractNumId w:val="36"/>
   </w:num>
-  <w:num w:numId="30" w16cid:durableId="728116174">
-    <w:abstractNumId w:val="19"/>
+  <w:num w:numId="35" w16cid:durableId="249772662">
+    <w:abstractNumId w:val="48"/>
   </w:num>
-  <w:num w:numId="31" w16cid:durableId="963970748">
-    <w:abstractNumId w:val="4"/>
+  <w:num w:numId="36" w16cid:durableId="236526218">
+    <w:abstractNumId w:val="41"/>
   </w:num>
-  <w:num w:numId="32" w16cid:durableId="903949093">
-    <w:abstractNumId w:val="33"/>
+  <w:num w:numId="37" w16cid:durableId="1311904382">
+    <w:abstractNumId w:val="15"/>
   </w:num>
-  <w:num w:numId="33" w16cid:durableId="1646475106">
+  <w:num w:numId="38" w16cid:durableId="495805573">
+    <w:abstractNumId w:val="6"/>
+  </w:num>
+  <w:num w:numId="39" w16cid:durableId="575551290">
+    <w:abstractNumId w:val="38"/>
+  </w:num>
+  <w:num w:numId="40" w16cid:durableId="1513179963">
+    <w:abstractNumId w:val="42"/>
+  </w:num>
+  <w:num w:numId="41" w16cid:durableId="660040456">
+    <w:abstractNumId w:val="35"/>
+  </w:num>
+  <w:num w:numId="42" w16cid:durableId="1390764397">
+    <w:abstractNumId w:val="25"/>
+  </w:num>
+  <w:num w:numId="43" w16cid:durableId="497231054">
     <w:abstractNumId w:val="8"/>
   </w:num>
-  <w:num w:numId="34" w16cid:durableId="122161877">
-    <w:abstractNumId w:val="31"/>
+  <w:num w:numId="44" w16cid:durableId="1449854066">
+    <w:abstractNumId w:val="18"/>
   </w:num>
-  <w:num w:numId="35" w16cid:durableId="249772662">
-    <w:abstractNumId w:val="41"/>
+  <w:num w:numId="45" w16cid:durableId="2109736666">
+    <w:abstractNumId w:val="3"/>
   </w:num>
-  <w:num w:numId="36" w16cid:durableId="236526218">
-    <w:abstractNumId w:val="35"/>
+  <w:num w:numId="46" w16cid:durableId="1989821021">
+    <w:abstractNumId w:val="14"/>
   </w:num>
-  <w:num w:numId="37" w16cid:durableId="1311904382">
-    <w:abstractNumId w:val="12"/>
+  <w:num w:numId="47" w16cid:durableId="1642884835">
+    <w:abstractNumId w:val="37"/>
   </w:num>
-  <w:num w:numId="38" w16cid:durableId="495805573">
-    <w:abstractNumId w:val="5"/>
+  <w:num w:numId="48" w16cid:durableId="144394431">
+    <w:abstractNumId w:val="47"/>
   </w:num>
-  <w:num w:numId="39" w16cid:durableId="575551290">
-    <w:abstractNumId w:val="32"/>
+  <w:num w:numId="49" w16cid:durableId="1155490356">
+    <w:abstractNumId w:val="11"/>
   </w:num>
-  <w:num w:numId="40" w16cid:durableId="1513179963">
-    <w:abstractNumId w:val="36"/>
-  </w:num>
-  <w:num w:numId="41" w16cid:durableId="660040456">
-    <w:abstractNumId w:val="30"/>
-  </w:num>
-  <w:num w:numId="42" w16cid:durableId="1390764397">
-    <w:abstractNumId w:val="21"/>
-  </w:num>
-  <w:num w:numId="43" w16cid:durableId="497231054">
-    <w:abstractNumId w:val="7"/>
+  <w:num w:numId="50" w16cid:durableId="663778143">
+    <w:abstractNumId w:val="34"/>
   </w:num>
 </w:numbering>
 </file>
@@ -8330,6 +11030,9 @@
     <w:pPr>
       <w:jc w:val="both"/>
     </w:pPr>
+    <w:rPr>
+      <w:lang w:val="es-MX"/>
+    </w:rPr>
   </w:style>
   <w:style w:type="paragraph" w:styleId="Ttulo1">
     <w:name w:val="heading 1"/>
@@ -8931,7 +11634,7 @@
     </w:pPr>
     <w:rPr>
       <w:color w:val="2E74B5" w:themeColor="accent1" w:themeShade="BF"/>
-      <w:lang w:val="es-MX" w:eastAsia="es-MX"/>
+      <w:lang w:eastAsia="es-MX"/>
     </w:rPr>
   </w:style>
   <w:style w:type="paragraph" w:styleId="TDC2">
@@ -8949,7 +11652,7 @@
     </w:pPr>
     <w:rPr>
       <w:rFonts w:eastAsiaTheme="minorEastAsia" w:cs="Times New Roman"/>
-      <w:lang w:val="es-MX" w:eastAsia="es-MX"/>
+      <w:lang w:eastAsia="es-MX"/>
     </w:rPr>
   </w:style>
   <w:style w:type="paragraph" w:styleId="TDC1">
@@ -8966,7 +11669,7 @@
     </w:pPr>
     <w:rPr>
       <w:rFonts w:eastAsiaTheme="minorEastAsia" w:cs="Times New Roman"/>
-      <w:lang w:val="es-MX" w:eastAsia="es-MX"/>
+      <w:lang w:eastAsia="es-MX"/>
     </w:rPr>
   </w:style>
   <w:style w:type="paragraph" w:styleId="TDC3">
@@ -8984,7 +11687,7 @@
     </w:pPr>
     <w:rPr>
       <w:rFonts w:eastAsiaTheme="minorEastAsia" w:cs="Times New Roman"/>
-      <w:lang w:val="es-MX" w:eastAsia="es-MX"/>
+      <w:lang w:eastAsia="es-MX"/>
     </w:rPr>
   </w:style>
   <w:style w:type="paragraph" w:styleId="NormalWeb">
@@ -9001,7 +11704,7 @@
       <w:rFonts w:ascii="Times New Roman" w:eastAsia="Times New Roman" w:hAnsi="Times New Roman" w:cs="Times New Roman"/>
       <w:sz w:val="24"/>
       <w:szCs w:val="24"/>
-      <w:lang w:val="es-MX" w:eastAsia="es-MX"/>
+      <w:lang w:eastAsia="es-MX"/>
     </w:rPr>
   </w:style>
   <w:style w:type="character" w:customStyle="1" w:styleId="citation-440">

--- a/Base de Datos No Estructuradas.docx
+++ b/Base de Datos No Estructuradas.docx
@@ -431,13 +431,6 @@
         </w:rPr>
         <w:t>6</w:t>
       </w:r>
-    </w:p>
-    <w:p>
-      <w:pPr>
-        <w:rPr>
-          <w:rFonts w:ascii="Myriad Pro" w:hAnsi="Myriad Pro"/>
-        </w:rPr>
-      </w:pPr>
     </w:p>
     <w:p>
       <w:pPr>
@@ -495,17 +488,6 @@
         </w:rPr>
         <w:t>Índice</w:t>
       </w:r>
-    </w:p>
-    <w:p>
-      <w:pPr>
-        <w:tabs>
-          <w:tab w:val="left" w:pos="2535"/>
-        </w:tabs>
-        <w:spacing w:after="0" w:line="240" w:lineRule="auto"/>
-        <w:rPr>
-          <w:rFonts w:ascii="Myriad Pro" w:hAnsi="Myriad Pro"/>
-        </w:rPr>
-      </w:pPr>
       <w:r>
         <w:rPr>
           <w:rFonts w:ascii="Myriad Pro" w:hAnsi="Myriad Pro"/>
@@ -588,7 +570,7 @@
           <w:r>
             <w:fldChar w:fldCharType="separate"/>
           </w:r>
-          <w:hyperlink w:anchor="_Toc233472795" w:history="1">
+          <w:hyperlink w:anchor="_Toc233498827" w:history="1">
             <w:r>
               <w:rPr>
                 <w:rStyle w:val="Hipervnculo"/>
@@ -639,7 +621,7 @@
                 <w:noProof/>
                 <w:webHidden/>
               </w:rPr>
-              <w:instrText xml:space="preserve"> PAGEREF _Toc233472795 \h </w:instrText>
+              <w:instrText xml:space="preserve"> PAGEREF _Toc233498827 \h </w:instrText>
             </w:r>
             <w:r>
               <w:rPr>
@@ -686,7 +668,7 @@
               <w14:ligatures w14:val="standardContextual"/>
             </w:rPr>
           </w:pPr>
-          <w:hyperlink w:anchor="_Toc233472796" w:history="1">
+          <w:hyperlink w:anchor="_Toc233498828" w:history="1">
             <w:r>
               <w:rPr>
                 <w:rStyle w:val="Hipervnculo"/>
@@ -737,7 +719,7 @@
                 <w:noProof/>
                 <w:webHidden/>
               </w:rPr>
-              <w:instrText xml:space="preserve"> PAGEREF _Toc233472796 \h </w:instrText>
+              <w:instrText xml:space="preserve"> PAGEREF _Toc233498828 \h </w:instrText>
             </w:r>
             <w:r>
               <w:rPr>
@@ -784,7 +766,7 @@
               <w14:ligatures w14:val="standardContextual"/>
             </w:rPr>
           </w:pPr>
-          <w:hyperlink w:anchor="_Toc233472797" w:history="1">
+          <w:hyperlink w:anchor="_Toc233498829" w:history="1">
             <w:r>
               <w:rPr>
                 <w:rStyle w:val="Hipervnculo"/>
@@ -835,7 +817,7 @@
                 <w:noProof/>
                 <w:webHidden/>
               </w:rPr>
-              <w:instrText xml:space="preserve"> PAGEREF _Toc233472797 \h </w:instrText>
+              <w:instrText xml:space="preserve"> PAGEREF _Toc233498829 \h </w:instrText>
             </w:r>
             <w:r>
               <w:rPr>
@@ -882,7 +864,7 @@
               <w14:ligatures w14:val="standardContextual"/>
             </w:rPr>
           </w:pPr>
-          <w:hyperlink w:anchor="_Toc233472798" w:history="1">
+          <w:hyperlink w:anchor="_Toc233498830" w:history="1">
             <w:r>
               <w:rPr>
                 <w:rStyle w:val="Hipervnculo"/>
@@ -933,7 +915,7 @@
                 <w:noProof/>
                 <w:webHidden/>
               </w:rPr>
-              <w:instrText xml:space="preserve"> PAGEREF _Toc233472798 \h </w:instrText>
+              <w:instrText xml:space="preserve"> PAGEREF _Toc233498830 \h </w:instrText>
             </w:r>
             <w:r>
               <w:rPr>
@@ -980,7 +962,7 @@
               <w14:ligatures w14:val="standardContextual"/>
             </w:rPr>
           </w:pPr>
-          <w:hyperlink w:anchor="_Toc233472799" w:history="1">
+          <w:hyperlink w:anchor="_Toc233498831" w:history="1">
             <w:r>
               <w:rPr>
                 <w:rStyle w:val="Hipervnculo"/>
@@ -1031,7 +1013,7 @@
                 <w:noProof/>
                 <w:webHidden/>
               </w:rPr>
-              <w:instrText xml:space="preserve"> PAGEREF _Toc233472799 \h </w:instrText>
+              <w:instrText xml:space="preserve"> PAGEREF _Toc233498831 \h </w:instrText>
             </w:r>
             <w:r>
               <w:rPr>
@@ -1078,7 +1060,7 @@
               <w14:ligatures w14:val="standardContextual"/>
             </w:rPr>
           </w:pPr>
-          <w:hyperlink w:anchor="_Toc233472800" w:history="1">
+          <w:hyperlink w:anchor="_Toc233498832" w:history="1">
             <w:r>
               <w:rPr>
                 <w:rStyle w:val="Hipervnculo"/>
@@ -1129,7 +1111,7 @@
                 <w:noProof/>
                 <w:webHidden/>
               </w:rPr>
-              <w:instrText xml:space="preserve"> PAGEREF _Toc233472800 \h </w:instrText>
+              <w:instrText xml:space="preserve"> PAGEREF _Toc233498832 \h </w:instrText>
             </w:r>
             <w:r>
               <w:rPr>
@@ -1176,7 +1158,7 @@
               <w14:ligatures w14:val="standardContextual"/>
             </w:rPr>
           </w:pPr>
-          <w:hyperlink w:anchor="_Toc233472801" w:history="1">
+          <w:hyperlink w:anchor="_Toc233498833" w:history="1">
             <w:r>
               <w:rPr>
                 <w:rStyle w:val="Hipervnculo"/>
@@ -1239,7 +1221,7 @@
                 <w:noProof/>
                 <w:webHidden/>
               </w:rPr>
-              <w:instrText xml:space="preserve"> PAGEREF _Toc233472801 \h </w:instrText>
+              <w:instrText xml:space="preserve"> PAGEREF _Toc233498833 \h </w:instrText>
             </w:r>
             <w:r>
               <w:rPr>
@@ -1286,7 +1268,7 @@
               <w14:ligatures w14:val="standardContextual"/>
             </w:rPr>
           </w:pPr>
-          <w:hyperlink w:anchor="_Toc233472802" w:history="1">
+          <w:hyperlink w:anchor="_Toc233498834" w:history="1">
             <w:r>
               <w:rPr>
                 <w:rStyle w:val="Hipervnculo"/>
@@ -1337,7 +1319,7 @@
                 <w:noProof/>
                 <w:webHidden/>
               </w:rPr>
-              <w:instrText xml:space="preserve"> PAGEREF _Toc233472802 \h </w:instrText>
+              <w:instrText xml:space="preserve"> PAGEREF _Toc233498834 \h </w:instrText>
             </w:r>
             <w:r>
               <w:rPr>
@@ -1384,7 +1366,7 @@
               <w14:ligatures w14:val="standardContextual"/>
             </w:rPr>
           </w:pPr>
-          <w:hyperlink w:anchor="_Toc233472803" w:history="1">
+          <w:hyperlink w:anchor="_Toc233498835" w:history="1">
             <w:r>
               <w:rPr>
                 <w:rStyle w:val="Hipervnculo"/>
@@ -1435,7 +1417,7 @@
                 <w:noProof/>
                 <w:webHidden/>
               </w:rPr>
-              <w:instrText xml:space="preserve"> PAGEREF _Toc233472803 \h </w:instrText>
+              <w:instrText xml:space="preserve"> PAGEREF _Toc233498835 \h </w:instrText>
             </w:r>
             <w:r>
               <w:rPr>
@@ -1675,7 +1657,7 @@
           <w:szCs w:val="26"/>
         </w:rPr>
       </w:pPr>
-      <w:bookmarkStart w:id="0" w:name="_Toc233472795"/>
+      <w:bookmarkStart w:id="0" w:name="_Toc233498827"/>
       <w:r>
         <w:rPr>
           <w:rFonts w:ascii="Arial" w:hAnsi="Arial" w:cs="Arial"/>
@@ -1688,7 +1670,6 @@
       </w:r>
       <w:bookmarkEnd w:id="0"/>
     </w:p>
-    <w:p/>
     <w:p>
       <w:pPr>
         <w:pStyle w:val="NormalWeb"/>
@@ -2607,7 +2588,7 @@
           <w:szCs w:val="28"/>
         </w:rPr>
       </w:pPr>
-      <w:bookmarkStart w:id="1" w:name="_Toc233472796"/>
+      <w:bookmarkStart w:id="1" w:name="_Toc233498828"/>
       <w:r>
         <w:rPr>
           <w:rFonts w:ascii="Arial" w:hAnsi="Arial" w:cs="Arial"/>
@@ -2629,15 +2610,6 @@
           <w:rFonts w:ascii="Arial" w:hAnsi="Arial" w:cs="Arial"/>
         </w:rPr>
       </w:pPr>
-    </w:p>
-    <w:p>
-      <w:pPr>
-        <w:spacing w:line="276" w:lineRule="auto"/>
-        <w:jc w:val="left"/>
-        <w:rPr>
-          <w:rFonts w:ascii="Arial" w:hAnsi="Arial" w:cs="Arial"/>
-        </w:rPr>
-      </w:pPr>
       <w:r>
         <w:rPr>
           <w:rFonts w:ascii="Arial" w:hAnsi="Arial" w:cs="Arial"/>
@@ -2680,7 +2652,7 @@
           <w:color w:val="EE0000"/>
         </w:rPr>
       </w:pPr>
-      <w:bookmarkStart w:id="2" w:name="_Toc233472797"/>
+      <w:bookmarkStart w:id="2" w:name="_Toc233498829"/>
       <w:r>
         <w:rPr>
           <w:rFonts w:ascii="Arial" w:hAnsi="Arial" w:cs="Arial"/>
@@ -2697,7 +2669,7 @@
         <w:pStyle w:val="Prrafodelista"/>
         <w:numPr>
           <w:ilvl w:val="0"/>
-          <w:numId w:val="44"/>
+          <w:numId w:val="2"/>
         </w:numPr>
         <w:spacing w:line="276" w:lineRule="auto"/>
         <w:jc w:val="left"/>
@@ -2735,7 +2707,7 @@
         <w:pStyle w:val="Prrafodelista"/>
         <w:numPr>
           <w:ilvl w:val="0"/>
-          <w:numId w:val="44"/>
+          <w:numId w:val="2"/>
         </w:numPr>
         <w:spacing w:line="276" w:lineRule="auto"/>
         <w:jc w:val="left"/>
@@ -2779,7 +2751,7 @@
         <w:pStyle w:val="Prrafodelista"/>
         <w:numPr>
           <w:ilvl w:val="0"/>
-          <w:numId w:val="44"/>
+          <w:numId w:val="2"/>
         </w:numPr>
         <w:spacing w:line="276" w:lineRule="auto"/>
         <w:jc w:val="left"/>
@@ -2817,7 +2789,7 @@
         <w:pStyle w:val="Prrafodelista"/>
         <w:numPr>
           <w:ilvl w:val="0"/>
-          <w:numId w:val="44"/>
+          <w:numId w:val="2"/>
         </w:numPr>
         <w:spacing w:line="276" w:lineRule="auto"/>
         <w:jc w:val="left"/>
@@ -2842,43 +2814,18 @@
     </w:p>
     <w:p>
       <w:pPr>
-        <w:spacing w:line="276" w:lineRule="auto"/>
-        <w:jc w:val="left"/>
-        <w:rPr>
-          <w:rFonts w:ascii="Arial" w:hAnsi="Arial" w:cs="Arial"/>
-        </w:rPr>
-      </w:pPr>
-    </w:p>
-    <w:p>
-      <w:pPr>
-        <w:pStyle w:val="Ttulo2"/>
-        <w:spacing w:line="276" w:lineRule="auto"/>
-        <w:jc w:val="left"/>
-        <w:rPr>
-          <w:rFonts w:ascii="Arial" w:hAnsi="Arial" w:cs="Arial"/>
-          <w:b/>
-          <w:bCs/>
-          <w:color w:val="EE0000"/>
-        </w:rPr>
-      </w:pPr>
-      <w:bookmarkStart w:id="3" w:name="_Toc233472798"/>
-      <w:r>
-        <w:rPr>
-          <w:rFonts w:ascii="Arial" w:hAnsi="Arial" w:cs="Arial"/>
-          <w:b/>
-          <w:bCs/>
-          <w:color w:val="EE0000"/>
-        </w:rPr>
-        <w:t>Requisitos no Funcionales y de Seguridad</w:t>
-      </w:r>
-      <w:bookmarkEnd w:id="3"/>
+        <w:pStyle w:val="Prrafodelista"/>
+        <w:rPr>
+          <w:rFonts w:ascii="Arial" w:hAnsi="Arial" w:cs="Arial"/>
+        </w:rPr>
+      </w:pPr>
     </w:p>
     <w:p>
       <w:pPr>
         <w:pStyle w:val="Prrafodelista"/>
         <w:numPr>
           <w:ilvl w:val="0"/>
-          <w:numId w:val="45"/>
+          <w:numId w:val="2"/>
         </w:numPr>
         <w:spacing w:line="276" w:lineRule="auto"/>
         <w:jc w:val="left"/>
@@ -2889,110 +2836,93 @@
       <w:r>
         <w:rPr>
           <w:rFonts w:ascii="Arial" w:hAnsi="Arial" w:cs="Arial"/>
-        </w:rPr>
-        <w:t>Compatibilidad Multiplataforma (Prioridad Alta): La solución de</w:t>
-      </w:r>
-      <w:r>
-        <w:rPr>
-          <w:rFonts w:ascii="Arial" w:hAnsi="Arial" w:cs="Arial"/>
-        </w:rPr>
-        <w:t xml:space="preserve"> la</w:t>
-      </w:r>
-      <w:r>
-        <w:rPr>
-          <w:rFonts w:ascii="Arial" w:hAnsi="Arial" w:cs="Arial"/>
-        </w:rPr>
-        <w:t xml:space="preserve"> base de datos</w:t>
-      </w:r>
-      <w:r>
-        <w:rPr>
-          <w:rFonts w:ascii="Arial" w:hAnsi="Arial" w:cs="Arial"/>
-        </w:rPr>
-        <w:t xml:space="preserve"> (MongoDB)</w:t>
-      </w:r>
-      <w:r>
-        <w:rPr>
-          <w:rFonts w:ascii="Arial" w:hAnsi="Arial" w:cs="Arial"/>
-        </w:rPr>
-        <w:t xml:space="preserve"> y </w:t>
-      </w:r>
-      <w:r>
-        <w:rPr>
-          <w:rFonts w:ascii="Arial" w:hAnsi="Arial" w:cs="Arial"/>
-        </w:rPr>
-        <w:t>su</w:t>
-      </w:r>
-      <w:r>
-        <w:rPr>
-          <w:rFonts w:ascii="Arial" w:hAnsi="Arial" w:cs="Arial"/>
-        </w:rPr>
-        <w:t xml:space="preserve"> software deben </w:t>
-      </w:r>
-      <w:r>
-        <w:rPr>
-          <w:rFonts w:ascii="Arial" w:hAnsi="Arial" w:cs="Arial"/>
-        </w:rPr>
-        <w:t xml:space="preserve">ser </w:t>
-      </w:r>
-      <w:r>
-        <w:rPr>
-          <w:rFonts w:ascii="Arial" w:hAnsi="Arial" w:cs="Arial"/>
-        </w:rPr>
-        <w:t>opera</w:t>
-      </w:r>
-      <w:r>
-        <w:rPr>
-          <w:rFonts w:ascii="Arial" w:hAnsi="Arial" w:cs="Arial"/>
-        </w:rPr>
-        <w:t>dos</w:t>
-      </w:r>
-      <w:r>
-        <w:rPr>
-          <w:rFonts w:ascii="Arial" w:hAnsi="Arial" w:cs="Arial"/>
-        </w:rPr>
-        <w:t xml:space="preserve"> de forma nativa e idéntica tanto en entornos </w:t>
-      </w:r>
-      <w:r>
-        <w:rPr>
-          <w:rFonts w:ascii="Arial" w:hAnsi="Arial" w:cs="Arial"/>
-        </w:rPr>
-        <w:t xml:space="preserve">como </w:t>
-      </w:r>
-      <w:r>
-        <w:rPr>
-          <w:rFonts w:ascii="Arial" w:hAnsi="Arial" w:cs="Arial"/>
-        </w:rPr>
-        <w:t xml:space="preserve">Windows </w:t>
-      </w:r>
-      <w:r>
-        <w:rPr>
-          <w:rFonts w:ascii="Arial" w:hAnsi="Arial" w:cs="Arial"/>
-        </w:rPr>
-        <w:t>y</w:t>
-      </w:r>
-      <w:r>
-        <w:rPr>
-          <w:rFonts w:ascii="Arial" w:hAnsi="Arial" w:cs="Arial"/>
-        </w:rPr>
-        <w:t xml:space="preserve"> en distribuciones Linux.</w:t>
-      </w:r>
-    </w:p>
-    <w:p>
-      <w:pPr>
-        <w:pStyle w:val="Prrafodelista"/>
+          <w:b/>
+          <w:bCs/>
+        </w:rPr>
+        <w:t>Búsquedas y Filtros (Prioridad Media):</w:t>
+      </w:r>
+      <w:r>
+        <w:rPr>
+          <w:rFonts w:ascii="Arial" w:hAnsi="Arial" w:cs="Arial"/>
+        </w:rPr>
+        <w:t xml:space="preserve"> </w:t>
+      </w:r>
+      <w:r>
+        <w:rPr>
+          <w:rFonts w:ascii="Arial" w:hAnsi="Arial" w:cs="Arial"/>
+        </w:rPr>
+        <w:t>R</w:t>
+      </w:r>
+      <w:r>
+        <w:rPr>
+          <w:rFonts w:ascii="Arial" w:hAnsi="Arial" w:cs="Arial"/>
+        </w:rPr>
+        <w:t xml:space="preserve">ealizar consultas </w:t>
+      </w:r>
+      <w:r>
+        <w:rPr>
+          <w:rFonts w:ascii="Arial" w:hAnsi="Arial" w:cs="Arial"/>
+        </w:rPr>
+        <w:t>especificas</w:t>
+      </w:r>
+      <w:r>
+        <w:rPr>
+          <w:rFonts w:ascii="Arial" w:hAnsi="Arial" w:cs="Arial"/>
+        </w:rPr>
+        <w:t xml:space="preserve"> por campos clave como nombre, categoría, rango de precios, estado de pedidos y ordenamiento </w:t>
+      </w:r>
+      <w:r>
+        <w:rPr>
+          <w:rFonts w:ascii="Arial" w:hAnsi="Arial" w:cs="Arial"/>
+        </w:rPr>
+        <w:t>dependiendo los criterios comerciales</w:t>
+      </w:r>
+      <w:r>
+        <w:rPr>
+          <w:rFonts w:ascii="Arial" w:hAnsi="Arial" w:cs="Arial"/>
+        </w:rPr>
+        <w:t>.</w:t>
+      </w:r>
+    </w:p>
+    <w:p>
+      <w:pPr>
         <w:spacing w:line="276" w:lineRule="auto"/>
         <w:jc w:val="left"/>
         <w:rPr>
           <w:rFonts w:ascii="Arial" w:hAnsi="Arial" w:cs="Arial"/>
         </w:rPr>
       </w:pPr>
+    </w:p>
+    <w:p>
+      <w:pPr>
+        <w:pStyle w:val="Ttulo2"/>
+        <w:spacing w:line="276" w:lineRule="auto"/>
+        <w:jc w:val="left"/>
+        <w:rPr>
+          <w:rFonts w:ascii="Arial" w:hAnsi="Arial" w:cs="Arial"/>
+          <w:b/>
+          <w:bCs/>
+          <w:color w:val="EE0000"/>
+        </w:rPr>
+      </w:pPr>
+      <w:bookmarkStart w:id="3" w:name="_Toc233498830"/>
+      <w:r>
+        <w:rPr>
+          <w:rFonts w:ascii="Arial" w:hAnsi="Arial" w:cs="Arial"/>
+          <w:b/>
+          <w:bCs/>
+          <w:color w:val="EE0000"/>
+        </w:rPr>
+        <w:t>Requisitos no Funcionales y de Seguridad</w:t>
+      </w:r>
+      <w:bookmarkEnd w:id="3"/>
     </w:p>
     <w:p>
       <w:pPr>
         <w:pStyle w:val="Prrafodelista"/>
         <w:numPr>
           <w:ilvl w:val="0"/>
-          <w:numId w:val="45"/>
+          <w:numId w:val="3"/>
         </w:numPr>
         <w:spacing w:line="276" w:lineRule="auto"/>
         <w:jc w:val="left"/>
@@ -3006,13 +2936,111 @@
           <w:b/>
           <w:bCs/>
         </w:rPr>
-        <w:t>Seguridad y Confidencialidad de Accesos (Prioridad Alta):</w:t>
-      </w:r>
-      <w:r>
-        <w:rPr>
-          <w:rFonts w:ascii="Arial" w:hAnsi="Arial" w:cs="Arial"/>
-        </w:rPr>
-        <w:t xml:space="preserve"> Ocultamiento estricto de contraseñas de empleados mediante funciones criptográficas (hashing) y control de acceso diferido por roles.</w:t>
+        <w:t>Compatibilidad Multiplataforma (Prioridad Alta):</w:t>
+      </w:r>
+      <w:r>
+        <w:rPr>
+          <w:rFonts w:ascii="Arial" w:hAnsi="Arial" w:cs="Arial"/>
+        </w:rPr>
+        <w:t xml:space="preserve"> La solución de</w:t>
+      </w:r>
+      <w:r>
+        <w:rPr>
+          <w:rFonts w:ascii="Arial" w:hAnsi="Arial" w:cs="Arial"/>
+        </w:rPr>
+        <w:t xml:space="preserve"> la</w:t>
+      </w:r>
+      <w:r>
+        <w:rPr>
+          <w:rFonts w:ascii="Arial" w:hAnsi="Arial" w:cs="Arial"/>
+        </w:rPr>
+        <w:t xml:space="preserve"> base de datos</w:t>
+      </w:r>
+      <w:r>
+        <w:rPr>
+          <w:rFonts w:ascii="Arial" w:hAnsi="Arial" w:cs="Arial"/>
+        </w:rPr>
+        <w:t xml:space="preserve"> (</w:t>
+      </w:r>
+      <w:r>
+        <w:rPr>
+          <w:rFonts w:ascii="Arial" w:hAnsi="Arial" w:cs="Arial"/>
+          <w:i/>
+          <w:iCs/>
+        </w:rPr>
+        <w:t>MongoDB</w:t>
+      </w:r>
+      <w:r>
+        <w:rPr>
+          <w:rFonts w:ascii="Arial" w:hAnsi="Arial" w:cs="Arial"/>
+        </w:rPr>
+        <w:t>)</w:t>
+      </w:r>
+      <w:r>
+        <w:rPr>
+          <w:rFonts w:ascii="Arial" w:hAnsi="Arial" w:cs="Arial"/>
+        </w:rPr>
+        <w:t xml:space="preserve"> y </w:t>
+      </w:r>
+      <w:r>
+        <w:rPr>
+          <w:rFonts w:ascii="Arial" w:hAnsi="Arial" w:cs="Arial"/>
+        </w:rPr>
+        <w:t>su</w:t>
+      </w:r>
+      <w:r>
+        <w:rPr>
+          <w:rFonts w:ascii="Arial" w:hAnsi="Arial" w:cs="Arial"/>
+        </w:rPr>
+        <w:t xml:space="preserve"> software deben </w:t>
+      </w:r>
+      <w:r>
+        <w:rPr>
+          <w:rFonts w:ascii="Arial" w:hAnsi="Arial" w:cs="Arial"/>
+        </w:rPr>
+        <w:t xml:space="preserve">ser </w:t>
+      </w:r>
+      <w:r>
+        <w:rPr>
+          <w:rFonts w:ascii="Arial" w:hAnsi="Arial" w:cs="Arial"/>
+        </w:rPr>
+        <w:t>opera</w:t>
+      </w:r>
+      <w:r>
+        <w:rPr>
+          <w:rFonts w:ascii="Arial" w:hAnsi="Arial" w:cs="Arial"/>
+        </w:rPr>
+        <w:t>dos</w:t>
+      </w:r>
+      <w:r>
+        <w:rPr>
+          <w:rFonts w:ascii="Arial" w:hAnsi="Arial" w:cs="Arial"/>
+        </w:rPr>
+        <w:t xml:space="preserve"> de forma nativa e idéntica tanto en entornos </w:t>
+      </w:r>
+      <w:r>
+        <w:rPr>
+          <w:rFonts w:ascii="Arial" w:hAnsi="Arial" w:cs="Arial"/>
+        </w:rPr>
+        <w:t xml:space="preserve">como </w:t>
+      </w:r>
+      <w:r>
+        <w:rPr>
+          <w:rFonts w:ascii="Arial" w:hAnsi="Arial" w:cs="Arial"/>
+        </w:rPr>
+        <w:t xml:space="preserve">Windows </w:t>
+      </w:r>
+      <w:r>
+        <w:rPr>
+          <w:rFonts w:ascii="Arial" w:hAnsi="Arial" w:cs="Arial"/>
+        </w:rPr>
+        <w:t>y</w:t>
+      </w:r>
+      <w:r>
+        <w:rPr>
+          <w:rFonts w:ascii="Arial" w:hAnsi="Arial" w:cs="Arial"/>
+        </w:rPr>
+        <w:t xml:space="preserve"> en distribuciones Linux.</w:t>
       </w:r>
     </w:p>
     <w:p>
@@ -3030,7 +3058,7 @@
         <w:pStyle w:val="Prrafodelista"/>
         <w:numPr>
           <w:ilvl w:val="0"/>
-          <w:numId w:val="45"/>
+          <w:numId w:val="3"/>
         </w:numPr>
         <w:spacing w:line="276" w:lineRule="auto"/>
         <w:jc w:val="left"/>
@@ -3044,248 +3072,19 @@
           <w:b/>
           <w:bCs/>
         </w:rPr>
-        <w:t>Alta Disponibilidad y Escalabilidad (Prioridad Media):</w:t>
-      </w:r>
-      <w:r>
-        <w:rPr>
-          <w:rFonts w:ascii="Arial" w:hAnsi="Arial" w:cs="Arial"/>
-        </w:rPr>
-        <w:t xml:space="preserve"> </w:t>
-      </w:r>
-      <w:r>
-        <w:rPr>
-          <w:rFonts w:ascii="Arial" w:hAnsi="Arial" w:cs="Arial"/>
-        </w:rPr>
-        <w:t xml:space="preserve">Una infraestructura robusta </w:t>
-      </w:r>
-      <w:r>
-        <w:rPr>
-          <w:rFonts w:ascii="Arial" w:hAnsi="Arial" w:cs="Arial"/>
-        </w:rPr>
-        <w:t xml:space="preserve">para resguardar los datos financieros y </w:t>
-      </w:r>
-      <w:r>
-        <w:rPr>
-          <w:rFonts w:ascii="Arial" w:hAnsi="Arial" w:cs="Arial"/>
-        </w:rPr>
-        <w:t xml:space="preserve">la </w:t>
-      </w:r>
-      <w:r>
-        <w:rPr>
-          <w:rFonts w:ascii="Arial" w:hAnsi="Arial" w:cs="Arial"/>
-        </w:rPr>
-        <w:t>capacidad de</w:t>
-      </w:r>
-      <w:r>
-        <w:rPr>
-          <w:rFonts w:ascii="Arial" w:hAnsi="Arial" w:cs="Arial"/>
-        </w:rPr>
-        <w:t xml:space="preserve"> crecimiento </w:t>
-      </w:r>
-      <w:r>
-        <w:rPr>
-          <w:rFonts w:ascii="Arial" w:hAnsi="Arial" w:cs="Arial"/>
-        </w:rPr>
-        <w:t>sin p</w:t>
-      </w:r>
-      <w:r>
-        <w:rPr>
-          <w:rFonts w:ascii="Arial" w:hAnsi="Arial" w:cs="Arial"/>
-        </w:rPr>
-        <w:t>e</w:t>
-      </w:r>
-      <w:r>
-        <w:rPr>
-          <w:rFonts w:ascii="Arial" w:hAnsi="Arial" w:cs="Arial"/>
-        </w:rPr>
-        <w:t>rdida</w:t>
-      </w:r>
-      <w:r>
-        <w:rPr>
-          <w:rFonts w:ascii="Arial" w:hAnsi="Arial" w:cs="Arial"/>
-        </w:rPr>
-        <w:t>s</w:t>
-      </w:r>
-      <w:r>
-        <w:rPr>
-          <w:rFonts w:ascii="Arial" w:hAnsi="Arial" w:cs="Arial"/>
-        </w:rPr>
-        <w:t xml:space="preserve"> de rendimiento.</w:t>
+        <w:t>Seguridad y Confidencialidad de Accesos (Prioridad Alta):</w:t>
+      </w:r>
+      <w:r>
+        <w:rPr>
+          <w:rFonts w:ascii="Arial" w:hAnsi="Arial" w:cs="Arial"/>
+        </w:rPr>
+        <w:t xml:space="preserve"> Ocultamiento estricto de contraseñas de empleados mediante funciones criptográficas (hashing) y control de acceso diferido por roles.</w:t>
       </w:r>
     </w:p>
     <w:p>
       <w:pPr>
         <w:pStyle w:val="Prrafodelista"/>
-        <w:rPr>
-          <w:rFonts w:ascii="Arial" w:hAnsi="Arial" w:cs="Arial"/>
-        </w:rPr>
-      </w:pPr>
-    </w:p>
-    <w:p>
-      <w:pPr>
         <w:spacing w:line="276" w:lineRule="auto"/>
-        <w:jc w:val="left"/>
-        <w:rPr>
-          <w:rFonts w:ascii="Arial" w:hAnsi="Arial" w:cs="Arial"/>
-        </w:rPr>
-      </w:pPr>
-    </w:p>
-    <w:p>
-      <w:pPr>
-        <w:spacing w:line="276" w:lineRule="auto"/>
-        <w:jc w:val="left"/>
-        <w:rPr>
-          <w:rFonts w:ascii="Arial" w:hAnsi="Arial" w:cs="Arial"/>
-        </w:rPr>
-      </w:pPr>
-    </w:p>
-    <w:p>
-      <w:pPr>
-        <w:spacing w:line="276" w:lineRule="auto"/>
-        <w:jc w:val="left"/>
-        <w:rPr>
-          <w:rFonts w:ascii="Arial" w:hAnsi="Arial" w:cs="Arial"/>
-        </w:rPr>
-      </w:pPr>
-    </w:p>
-    <w:p>
-      <w:pPr>
-        <w:spacing w:line="276" w:lineRule="auto"/>
-        <w:jc w:val="left"/>
-        <w:rPr>
-          <w:rFonts w:ascii="Arial" w:hAnsi="Arial" w:cs="Arial"/>
-        </w:rPr>
-      </w:pPr>
-    </w:p>
-    <w:p>
-      <w:pPr>
-        <w:spacing w:line="276" w:lineRule="auto"/>
-        <w:jc w:val="left"/>
-        <w:rPr>
-          <w:rFonts w:ascii="Arial" w:hAnsi="Arial" w:cs="Arial"/>
-        </w:rPr>
-      </w:pPr>
-    </w:p>
-    <w:p>
-      <w:pPr>
-        <w:pStyle w:val="Ttulo1"/>
-        <w:jc w:val="left"/>
-        <w:rPr>
-          <w:rFonts w:ascii="Arial" w:hAnsi="Arial" w:cs="Arial"/>
-          <w:b/>
-          <w:bCs/>
-          <w:sz w:val="28"/>
-          <w:szCs w:val="28"/>
-        </w:rPr>
-      </w:pPr>
-      <w:bookmarkStart w:id="4" w:name="_Toc233472799"/>
-      <w:r>
-        <w:rPr>
-          <w:rFonts w:ascii="Arial" w:hAnsi="Arial" w:cs="Arial"/>
-          <w:b/>
-          <w:bCs/>
-          <w:sz w:val="28"/>
-          <w:szCs w:val="28"/>
-        </w:rPr>
-        <w:t>Selección y Configuración del Sistema Operativo</w:t>
-      </w:r>
-      <w:bookmarkEnd w:id="4"/>
-    </w:p>
-    <w:p>
-      <w:pPr>
-        <w:jc w:val="left"/>
-        <w:rPr>
-          <w:rFonts w:ascii="Arial" w:hAnsi="Arial" w:cs="Arial"/>
-        </w:rPr>
-      </w:pPr>
-    </w:p>
-    <w:p>
-      <w:pPr>
-        <w:jc w:val="left"/>
-        <w:rPr>
-          <w:rFonts w:ascii="Arial" w:hAnsi="Arial" w:cs="Arial"/>
-          <w:i/>
-          <w:iCs/>
-        </w:rPr>
-      </w:pPr>
-      <w:r>
-        <w:rPr>
-          <w:rFonts w:ascii="Arial" w:hAnsi="Arial" w:cs="Arial"/>
-        </w:rPr>
-        <w:t xml:space="preserve">Para que ComercioTech reciba un soporte solido en su Base de Datos No Estructuradas, hemos decidido elegir la distribución </w:t>
-      </w:r>
-      <w:r>
-        <w:rPr>
-          <w:rFonts w:ascii="Arial" w:hAnsi="Arial" w:cs="Arial"/>
-          <w:b/>
-          <w:bCs/>
-        </w:rPr>
-        <w:t>Ubuntu 22.04 LTS</w:t>
-      </w:r>
-      <w:r>
-        <w:rPr>
-          <w:rFonts w:ascii="Arial" w:hAnsi="Arial" w:cs="Arial"/>
-        </w:rPr>
-        <w:t xml:space="preserve"> siendo implementado en un entorno de virtualización sobre el software de hipervisor corporativo </w:t>
-      </w:r>
-      <w:r>
-        <w:rPr>
-          <w:rFonts w:ascii="Arial" w:hAnsi="Arial" w:cs="Arial"/>
-          <w:i/>
-          <w:iCs/>
-        </w:rPr>
-        <w:t xml:space="preserve">`Microsoft </w:t>
-      </w:r>
-      <w:proofErr w:type="spellStart"/>
-      <w:r>
-        <w:rPr>
-          <w:rFonts w:ascii="Arial" w:hAnsi="Arial" w:cs="Arial"/>
-          <w:i/>
-          <w:iCs/>
-        </w:rPr>
-        <w:t>Hyper</w:t>
-      </w:r>
-      <w:proofErr w:type="spellEnd"/>
-      <w:r>
-        <w:rPr>
-          <w:rFonts w:ascii="Arial" w:hAnsi="Arial" w:cs="Arial"/>
-          <w:i/>
-          <w:iCs/>
-        </w:rPr>
-        <w:t>-V`.</w:t>
-      </w:r>
-    </w:p>
-    <w:p>
-      <w:pPr>
-        <w:jc w:val="left"/>
-        <w:rPr>
-          <w:rFonts w:ascii="Arial" w:hAnsi="Arial" w:cs="Arial"/>
-        </w:rPr>
-      </w:pPr>
-    </w:p>
-    <w:p>
-      <w:pPr>
-        <w:pStyle w:val="Ttulo2"/>
-        <w:jc w:val="left"/>
-        <w:rPr>
-          <w:rFonts w:ascii="Arial" w:hAnsi="Arial" w:cs="Arial"/>
-          <w:b/>
-          <w:bCs/>
-        </w:rPr>
-      </w:pPr>
-      <w:bookmarkStart w:id="5" w:name="_Toc233472800"/>
-      <w:r>
-        <w:rPr>
-          <w:rFonts w:ascii="Arial" w:hAnsi="Arial" w:cs="Arial"/>
-          <w:b/>
-          <w:bCs/>
-        </w:rPr>
-        <w:t>Justificación Técnica de la Selección:</w:t>
-      </w:r>
-      <w:bookmarkEnd w:id="5"/>
-    </w:p>
-    <w:p>
-      <w:pPr>
         <w:jc w:val="left"/>
         <w:rPr>
           <w:rFonts w:ascii="Arial" w:hAnsi="Arial" w:cs="Arial"/>
@@ -3297,50 +3096,74 @@
         <w:pStyle w:val="Prrafodelista"/>
         <w:numPr>
           <w:ilvl w:val="0"/>
-          <w:numId w:val="46"/>
+          <w:numId w:val="3"/>
         </w:numPr>
-        <w:jc w:val="left"/>
-        <w:rPr>
-          <w:rFonts w:ascii="Arial" w:hAnsi="Arial" w:cs="Arial"/>
-        </w:rPr>
-      </w:pPr>
-      <w:r>
-        <w:rPr>
-          <w:rFonts w:ascii="Arial" w:hAnsi="Arial" w:cs="Arial"/>
-        </w:rPr>
-        <w:t xml:space="preserve">Estabilidad y rendimiento: Ubuntu Server no incluye una interfaz </w:t>
-      </w:r>
-      <w:r>
-        <w:rPr>
-          <w:rFonts w:ascii="Arial" w:hAnsi="Arial" w:cs="Arial"/>
-        </w:rPr>
-        <w:t>gráfica</w:t>
-      </w:r>
-      <w:r>
-        <w:rPr>
-          <w:rFonts w:ascii="Arial" w:hAnsi="Arial" w:cs="Arial"/>
-        </w:rPr>
-        <w:t xml:space="preserve"> pesada por defecto, lo que nos permite destinar la mayor parte de los recursos de su hardware (RAM y CPU virtual) al procesamiento de hilos y consultas masivas en el </w:t>
-      </w:r>
-      <w:r>
-        <w:rPr>
-          <w:rFonts w:ascii="Arial" w:hAnsi="Arial" w:cs="Arial"/>
-          <w:i/>
-          <w:iCs/>
-        </w:rPr>
-        <w:t>DBMS</w:t>
-      </w:r>
-      <w:r>
-        <w:rPr>
-          <w:rFonts w:ascii="Arial" w:hAnsi="Arial" w:cs="Arial"/>
-        </w:rPr>
-        <w:t>.</w:t>
+        <w:spacing w:line="276" w:lineRule="auto"/>
+        <w:jc w:val="left"/>
+        <w:rPr>
+          <w:rFonts w:ascii="Arial" w:hAnsi="Arial" w:cs="Arial"/>
+        </w:rPr>
+      </w:pPr>
+      <w:r>
+        <w:rPr>
+          <w:rFonts w:ascii="Arial" w:hAnsi="Arial" w:cs="Arial"/>
+          <w:b/>
+          <w:bCs/>
+        </w:rPr>
+        <w:t>Control de Accesos (Prioridad Media):</w:t>
+      </w:r>
+      <w:r>
+        <w:rPr>
+          <w:rFonts w:ascii="Arial" w:hAnsi="Arial" w:cs="Arial"/>
+        </w:rPr>
+        <w:t xml:space="preserve"> Implementa</w:t>
+      </w:r>
+      <w:r>
+        <w:rPr>
+          <w:rFonts w:ascii="Arial" w:hAnsi="Arial" w:cs="Arial"/>
+        </w:rPr>
+        <w:t>r</w:t>
+      </w:r>
+      <w:r>
+        <w:rPr>
+          <w:rFonts w:ascii="Arial" w:hAnsi="Arial" w:cs="Arial"/>
+        </w:rPr>
+        <w:t xml:space="preserve"> un modelo de inicio de sesión diferido basado en el principio del mínimo privilegio necesario, </w:t>
+      </w:r>
+      <w:r>
+        <w:rPr>
+          <w:rFonts w:ascii="Arial" w:hAnsi="Arial" w:cs="Arial"/>
+        </w:rPr>
+        <w:t xml:space="preserve">siendo </w:t>
+      </w:r>
+      <w:r>
+        <w:rPr>
+          <w:rFonts w:ascii="Arial" w:hAnsi="Arial" w:cs="Arial"/>
+        </w:rPr>
+        <w:t xml:space="preserve">distinguido </w:t>
+      </w:r>
+      <w:r>
+        <w:rPr>
+          <w:rFonts w:ascii="Arial" w:hAnsi="Arial" w:cs="Arial"/>
+        </w:rPr>
+        <w:t>entré</w:t>
+      </w:r>
+      <w:r>
+        <w:rPr>
+          <w:rFonts w:ascii="Arial" w:hAnsi="Arial" w:cs="Arial"/>
+        </w:rPr>
+        <w:t xml:space="preserve"> </w:t>
+      </w:r>
+      <w:r>
+        <w:rPr>
+          <w:rFonts w:ascii="Arial" w:hAnsi="Arial" w:cs="Arial"/>
+        </w:rPr>
+        <w:t>perfiles de empleado y administrador.</w:t>
       </w:r>
     </w:p>
     <w:p>
       <w:pPr>
         <w:pStyle w:val="Prrafodelista"/>
-        <w:jc w:val="left"/>
         <w:rPr>
           <w:rFonts w:ascii="Arial" w:hAnsi="Arial" w:cs="Arial"/>
         </w:rPr>
@@ -3351,35 +3174,77 @@
         <w:pStyle w:val="Prrafodelista"/>
         <w:numPr>
           <w:ilvl w:val="0"/>
-          <w:numId w:val="46"/>
+          <w:numId w:val="3"/>
         </w:numPr>
-        <w:jc w:val="left"/>
-        <w:rPr>
-          <w:rFonts w:ascii="Arial" w:hAnsi="Arial" w:cs="Arial"/>
-        </w:rPr>
-      </w:pPr>
-      <w:r>
-        <w:rPr>
-          <w:rFonts w:ascii="Arial" w:hAnsi="Arial" w:cs="Arial"/>
-        </w:rPr>
-        <w:t xml:space="preserve">Compatibilidad entre Plataformas: Al validar que su persistencia funcione de manera </w:t>
-      </w:r>
-      <w:r>
-        <w:rPr>
-          <w:rFonts w:ascii="Arial" w:hAnsi="Arial" w:cs="Arial"/>
-        </w:rPr>
-        <w:t>óptima</w:t>
-      </w:r>
-      <w:r>
-        <w:rPr>
-          <w:rFonts w:ascii="Arial" w:hAnsi="Arial" w:cs="Arial"/>
-        </w:rPr>
-        <w:t xml:space="preserve"> sobre el kernel de Linux, garantizamos que los componentes de software desarrollados se mantengan con un comportamiento consistente entre infraestructuras de Windows y Linux</w:t>
-      </w:r>
-    </w:p>
-    <w:p>
-      <w:pPr>
-        <w:pStyle w:val="Prrafodelista"/>
+        <w:spacing w:line="276" w:lineRule="auto"/>
+        <w:jc w:val="left"/>
+        <w:rPr>
+          <w:rFonts w:ascii="Arial" w:hAnsi="Arial" w:cs="Arial"/>
+        </w:rPr>
+      </w:pPr>
+      <w:r>
+        <w:rPr>
+          <w:rFonts w:ascii="Arial" w:hAnsi="Arial" w:cs="Arial"/>
+          <w:b/>
+          <w:bCs/>
+        </w:rPr>
+        <w:t>Escalabilidad y Robustez (Prioridad Alta):</w:t>
+      </w:r>
+      <w:r>
+        <w:rPr>
+          <w:rFonts w:ascii="Arial" w:hAnsi="Arial" w:cs="Arial"/>
+        </w:rPr>
+        <w:t xml:space="preserve"> </w:t>
+      </w:r>
+      <w:r>
+        <w:rPr>
+          <w:rFonts w:ascii="Arial" w:hAnsi="Arial" w:cs="Arial"/>
+        </w:rPr>
+        <w:t>Un d</w:t>
+      </w:r>
+      <w:r>
+        <w:rPr>
+          <w:rFonts w:ascii="Arial" w:hAnsi="Arial" w:cs="Arial"/>
+        </w:rPr>
+        <w:t xml:space="preserve">iseño modular con una separación </w:t>
+      </w:r>
+      <w:r>
+        <w:rPr>
+          <w:rFonts w:ascii="Arial" w:hAnsi="Arial" w:cs="Arial"/>
+        </w:rPr>
+        <w:t xml:space="preserve">entre </w:t>
+      </w:r>
+      <w:r>
+        <w:rPr>
+          <w:rFonts w:ascii="Arial" w:hAnsi="Arial" w:cs="Arial"/>
+        </w:rPr>
+        <w:t xml:space="preserve">las colecciones y responsabilidades del sistema, facilitando el crecimiento y </w:t>
+      </w:r>
+      <w:r>
+        <w:rPr>
+          <w:rFonts w:ascii="Arial" w:hAnsi="Arial" w:cs="Arial"/>
+        </w:rPr>
+        <w:t xml:space="preserve">la </w:t>
+      </w:r>
+      <w:r>
+        <w:rPr>
+          <w:rFonts w:ascii="Arial" w:hAnsi="Arial" w:cs="Arial"/>
+        </w:rPr>
+        <w:t>alta disponibilidad ante un elevado volumen de transacciones.</w:t>
+      </w:r>
+    </w:p>
+    <w:p>
+      <w:pPr>
+        <w:spacing w:line="276" w:lineRule="auto"/>
+        <w:jc w:val="left"/>
+        <w:rPr>
+          <w:rFonts w:ascii="Arial" w:hAnsi="Arial" w:cs="Arial"/>
+        </w:rPr>
+      </w:pPr>
+    </w:p>
+    <w:p>
+      <w:pPr>
+        <w:spacing w:line="276" w:lineRule="auto"/>
         <w:jc w:val="left"/>
         <w:rPr>
           <w:rFonts w:ascii="Arial" w:hAnsi="Arial" w:cs="Arial"/>
@@ -3389,237 +3254,371 @@
     <w:p>
       <w:pPr>
         <w:pStyle w:val="Ttulo1"/>
-        <w:jc w:val="left"/>
-        <w:rPr>
-          <w:rFonts w:ascii="Arial" w:hAnsi="Arial" w:cs="Arial"/>
-          <w:b/>
-          <w:bCs/>
-        </w:rPr>
-      </w:pPr>
-      <w:bookmarkStart w:id="6" w:name="_Toc233472801"/>
-      <w:r>
-        <w:rPr>
-          <w:rFonts w:ascii="Arial" w:hAnsi="Arial" w:cs="Arial"/>
-          <w:b/>
-          <w:bCs/>
-        </w:rPr>
-        <w:t xml:space="preserve">Guia de Instalación y Seguridad del </w:t>
-      </w:r>
-      <w:r>
-        <w:rPr>
-          <w:rFonts w:ascii="Arial" w:hAnsi="Arial" w:cs="Arial"/>
-          <w:b/>
-          <w:bCs/>
+        <w:spacing w:line="276" w:lineRule="auto"/>
+        <w:jc w:val="left"/>
+        <w:rPr>
+          <w:rFonts w:ascii="Arial" w:hAnsi="Arial" w:cs="Arial"/>
+          <w:b/>
+          <w:bCs/>
+          <w:color w:val="EE0000"/>
+          <w:sz w:val="28"/>
+          <w:szCs w:val="28"/>
+        </w:rPr>
+      </w:pPr>
+      <w:bookmarkStart w:id="4" w:name="_Toc233498831"/>
+      <w:r>
+        <w:rPr>
+          <w:rFonts w:ascii="Arial" w:hAnsi="Arial" w:cs="Arial"/>
+          <w:b/>
+          <w:bCs/>
+          <w:color w:val="EE0000"/>
+          <w:sz w:val="28"/>
+          <w:szCs w:val="28"/>
+        </w:rPr>
+        <w:t>Selección y Configuración del Sistema Operativo</w:t>
+      </w:r>
+      <w:bookmarkEnd w:id="4"/>
+    </w:p>
+    <w:p>
+      <w:pPr>
+        <w:spacing w:line="276" w:lineRule="auto"/>
+        <w:jc w:val="left"/>
+        <w:rPr>
+          <w:rFonts w:ascii="Arial" w:hAnsi="Arial" w:cs="Arial"/>
           <w:i/>
           <w:iCs/>
         </w:rPr>
-        <w:t>DBMS</w:t>
-      </w:r>
-      <w:bookmarkEnd w:id="6"/>
-    </w:p>
-    <w:p/>
+      </w:pPr>
+      <w:r>
+        <w:rPr>
+          <w:rFonts w:ascii="Arial" w:hAnsi="Arial" w:cs="Arial"/>
+        </w:rPr>
+        <w:t xml:space="preserve">Para que </w:t>
+      </w:r>
+      <w:r>
+        <w:rPr>
+          <w:rFonts w:ascii="Arial" w:hAnsi="Arial" w:cs="Arial"/>
+        </w:rPr>
+        <w:t xml:space="preserve">el </w:t>
+      </w:r>
+      <w:r>
+        <w:rPr>
+          <w:rFonts w:ascii="Arial" w:hAnsi="Arial" w:cs="Arial"/>
+        </w:rPr>
+        <w:t xml:space="preserve">ComercioTech reciba un soporte solido en su Base de Datos No Estructuradas, hemos decidido elegir la distribución </w:t>
+      </w:r>
+      <w:r>
+        <w:rPr>
+          <w:rFonts w:ascii="Arial" w:hAnsi="Arial" w:cs="Arial"/>
+          <w:b/>
+          <w:bCs/>
+        </w:rPr>
+        <w:t>Ubuntu 22.04 LTS</w:t>
+      </w:r>
+      <w:r>
+        <w:rPr>
+          <w:rFonts w:ascii="Arial" w:hAnsi="Arial" w:cs="Arial"/>
+        </w:rPr>
+        <w:t xml:space="preserve"> siendo implementado en un entorno de virtualización sobre el software de hipervisor corporativo </w:t>
+      </w:r>
+      <w:r>
+        <w:rPr>
+          <w:rFonts w:ascii="Arial" w:hAnsi="Arial" w:cs="Arial"/>
+          <w:i/>
+          <w:iCs/>
+        </w:rPr>
+        <w:t>`Microsoft Hyper-V`.</w:t>
+      </w:r>
+    </w:p>
+    <w:p>
+      <w:pPr>
+        <w:spacing w:line="276" w:lineRule="auto"/>
+        <w:jc w:val="left"/>
+        <w:rPr>
+          <w:rFonts w:ascii="Arial" w:hAnsi="Arial" w:cs="Arial"/>
+        </w:rPr>
+      </w:pPr>
+    </w:p>
     <w:p>
       <w:pPr>
         <w:pStyle w:val="Ttulo2"/>
-        <w:rPr>
-          <w:rFonts w:ascii="Arial" w:hAnsi="Arial" w:cs="Arial"/>
-          <w:b/>
-          <w:bCs/>
-        </w:rPr>
-      </w:pPr>
-      <w:bookmarkStart w:id="7" w:name="_Toc233472802"/>
-      <w:r>
-        <w:rPr>
-          <w:rFonts w:ascii="Arial" w:hAnsi="Arial" w:cs="Arial"/>
-          <w:b/>
-          <w:bCs/>
-        </w:rPr>
-        <w:t>Instalación del Servicio</w:t>
-      </w:r>
-      <w:bookmarkEnd w:id="7"/>
-    </w:p>
-    <w:p>
-      <w:pPr>
-        <w:spacing w:after="0" w:line="276" w:lineRule="auto"/>
-        <w:ind w:left="360"/>
-        <w:jc w:val="left"/>
-        <w:rPr>
-          <w:rFonts w:ascii="Arial" w:hAnsi="Arial" w:cs="Arial"/>
-          <w:sz w:val="24"/>
-          <w:szCs w:val="24"/>
-        </w:rPr>
-      </w:pPr>
-    </w:p>
-    <w:p>
-      <w:pPr>
-        <w:spacing w:after="0" w:line="276" w:lineRule="auto"/>
-        <w:jc w:val="left"/>
-        <w:rPr>
-          <w:rFonts w:ascii="Arial" w:hAnsi="Arial" w:cs="Arial"/>
-        </w:rPr>
-      </w:pPr>
-      <w:r>
-        <w:rPr>
-          <w:rFonts w:ascii="Arial" w:hAnsi="Arial" w:cs="Arial"/>
-        </w:rPr>
-        <w:t>Se importaron las llaves oficiales del repositorio de MongoDB y se procedió con la instalación de los paquetes ‘</w:t>
-      </w:r>
-      <w:r>
-        <w:rPr>
-          <w:rFonts w:ascii="Arial" w:hAnsi="Arial" w:cs="Arial"/>
-          <w:b/>
-          <w:bCs/>
-        </w:rPr>
-        <w:t xml:space="preserve">mongodb-org’ </w:t>
-      </w:r>
-      <w:r>
-        <w:rPr>
-          <w:rFonts w:ascii="Arial" w:hAnsi="Arial" w:cs="Arial"/>
-        </w:rPr>
-        <w:t>utilizando el gestor de paquetes avanzados (</w:t>
-      </w:r>
-      <w:proofErr w:type="spellStart"/>
-      <w:r>
-        <w:rPr>
-          <w:rFonts w:ascii="Arial" w:hAnsi="Arial" w:cs="Arial"/>
-          <w:b/>
-          <w:bCs/>
-        </w:rPr>
-        <w:t>apt</w:t>
-      </w:r>
-      <w:proofErr w:type="spellEnd"/>
-      <w:r>
-        <w:rPr>
-          <w:rFonts w:ascii="Arial" w:hAnsi="Arial" w:cs="Arial"/>
-        </w:rPr>
-        <w:t>) de Ubuntu de la siguiente manera:</w:t>
-      </w:r>
-    </w:p>
-    <w:p>
-      <w:pPr>
-        <w:spacing w:after="0" w:line="276" w:lineRule="auto"/>
-        <w:jc w:val="left"/>
-        <w:rPr>
-          <w:rFonts w:ascii="Arial" w:hAnsi="Arial" w:cs="Arial"/>
-        </w:rPr>
-      </w:pPr>
+        <w:spacing w:line="276" w:lineRule="auto"/>
+        <w:jc w:val="left"/>
+        <w:rPr>
+          <w:rFonts w:ascii="Arial" w:hAnsi="Arial" w:cs="Arial"/>
+          <w:b/>
+          <w:bCs/>
+          <w:color w:val="EE0000"/>
+        </w:rPr>
+      </w:pPr>
+      <w:bookmarkStart w:id="5" w:name="_Toc233498832"/>
+      <w:r>
+        <w:rPr>
+          <w:rFonts w:ascii="Arial" w:hAnsi="Arial" w:cs="Arial"/>
+          <w:b/>
+          <w:bCs/>
+          <w:color w:val="EE0000"/>
+        </w:rPr>
+        <w:t>Justificación Técnica de la Selección:</w:t>
+      </w:r>
+      <w:bookmarkEnd w:id="5"/>
     </w:p>
     <w:p>
       <w:pPr>
         <w:pStyle w:val="Prrafodelista"/>
         <w:numPr>
           <w:ilvl w:val="0"/>
-          <w:numId w:val="48"/>
+          <w:numId w:val="4"/>
         </w:numPr>
-        <w:spacing w:after="0" w:line="276" w:lineRule="auto"/>
-        <w:jc w:val="left"/>
-        <w:rPr>
-          <w:rFonts w:ascii="Arial" w:hAnsi="Arial" w:cs="Arial"/>
-        </w:rPr>
-      </w:pPr>
-      <w:r>
-        <w:rPr>
-          <w:rFonts w:ascii="Arial" w:hAnsi="Arial" w:cs="Arial"/>
-        </w:rPr>
-        <w:t>sudo</w:t>
-      </w:r>
-      <w:r>
-        <w:rPr>
-          <w:rFonts w:ascii="Arial" w:hAnsi="Arial" w:cs="Arial"/>
-        </w:rPr>
-        <w:t xml:space="preserve"> apt-get update &amp;&amp; sudo apt-get install -y gnupg curl</w:t>
-      </w:r>
+        <w:spacing w:line="276" w:lineRule="auto"/>
+        <w:jc w:val="left"/>
+        <w:rPr>
+          <w:rFonts w:ascii="Arial" w:hAnsi="Arial" w:cs="Arial"/>
+        </w:rPr>
+      </w:pPr>
+      <w:r>
+        <w:rPr>
+          <w:rFonts w:ascii="Arial" w:hAnsi="Arial" w:cs="Arial"/>
+        </w:rPr>
+        <w:t xml:space="preserve">Estabilidad y rendimiento: Ubuntu Server no incluye una interfaz </w:t>
+      </w:r>
+      <w:r>
+        <w:rPr>
+          <w:rFonts w:ascii="Arial" w:hAnsi="Arial" w:cs="Arial"/>
+        </w:rPr>
+        <w:t>gráfica</w:t>
+      </w:r>
+      <w:r>
+        <w:rPr>
+          <w:rFonts w:ascii="Arial" w:hAnsi="Arial" w:cs="Arial"/>
+        </w:rPr>
+        <w:t xml:space="preserve"> pesada por defecto, lo que nos permite destinar la mayor parte de los recursos de su hardware (RAM y CPU virtual) al procesamiento de hilos y consultas masivas en el </w:t>
+      </w:r>
+      <w:r>
+        <w:rPr>
+          <w:rFonts w:ascii="Arial" w:hAnsi="Arial" w:cs="Arial"/>
+          <w:i/>
+          <w:iCs/>
+        </w:rPr>
+        <w:t>DBMS</w:t>
+      </w:r>
+      <w:r>
+        <w:rPr>
+          <w:rFonts w:ascii="Arial" w:hAnsi="Arial" w:cs="Arial"/>
+        </w:rPr>
+        <w:t>.</w:t>
+      </w:r>
+    </w:p>
+    <w:p>
+      <w:pPr>
+        <w:pStyle w:val="Prrafodelista"/>
+        <w:spacing w:line="276" w:lineRule="auto"/>
+        <w:jc w:val="left"/>
+        <w:rPr>
+          <w:rFonts w:ascii="Arial" w:hAnsi="Arial" w:cs="Arial"/>
+        </w:rPr>
+      </w:pPr>
     </w:p>
     <w:p>
       <w:pPr>
         <w:pStyle w:val="Prrafodelista"/>
         <w:numPr>
           <w:ilvl w:val="0"/>
-          <w:numId w:val="50"/>
+          <w:numId w:val="4"/>
         </w:numPr>
-        <w:spacing w:after="0" w:line="276" w:lineRule="auto"/>
-        <w:jc w:val="left"/>
-        <w:rPr>
-          <w:rFonts w:ascii="Arial" w:hAnsi="Arial" w:cs="Arial"/>
-        </w:rPr>
-      </w:pPr>
-      <w:r>
-        <w:rPr>
-          <w:rFonts w:ascii="Arial" w:hAnsi="Arial" w:cs="Arial"/>
-        </w:rPr>
-        <w:t>¿</w:t>
-      </w:r>
-      <w:r>
-        <w:rPr>
-          <w:rFonts w:ascii="Arial" w:hAnsi="Arial" w:cs="Arial"/>
-        </w:rPr>
-        <w:t>Qué</w:t>
-      </w:r>
-      <w:r>
-        <w:rPr>
-          <w:rFonts w:ascii="Arial" w:hAnsi="Arial" w:cs="Arial"/>
-        </w:rPr>
-        <w:t xml:space="preserve"> hace?: Se sincroniza con el índice de paquetes locales del sistema operativo con los servidores de Ubuntu para que encuentre las </w:t>
-      </w:r>
-      <w:r>
-        <w:rPr>
-          <w:rFonts w:ascii="Arial" w:hAnsi="Arial" w:cs="Arial"/>
-        </w:rPr>
-        <w:t>últimas</w:t>
-      </w:r>
-      <w:r>
-        <w:rPr>
-          <w:rFonts w:ascii="Arial" w:hAnsi="Arial" w:cs="Arial"/>
-        </w:rPr>
-        <w:t xml:space="preserve"> versiones disponibles, después pasa a instalar las herramientas </w:t>
-      </w:r>
-      <w:r>
-        <w:rPr>
-          <w:rFonts w:ascii="Arial" w:hAnsi="Arial" w:cs="Arial"/>
+        <w:spacing w:line="276" w:lineRule="auto"/>
+        <w:jc w:val="left"/>
+        <w:rPr>
+          <w:rFonts w:ascii="Arial" w:hAnsi="Arial" w:cs="Arial"/>
+        </w:rPr>
+      </w:pPr>
+      <w:r>
+        <w:rPr>
+          <w:rFonts w:ascii="Arial" w:hAnsi="Arial" w:cs="Arial"/>
+        </w:rPr>
+        <w:t xml:space="preserve">Compatibilidad entre Plataformas: Al validar que su persistencia funcione de manera </w:t>
+      </w:r>
+      <w:r>
+        <w:rPr>
+          <w:rFonts w:ascii="Arial" w:hAnsi="Arial" w:cs="Arial"/>
+        </w:rPr>
+        <w:t>óptima</w:t>
+      </w:r>
+      <w:r>
+        <w:rPr>
+          <w:rFonts w:ascii="Arial" w:hAnsi="Arial" w:cs="Arial"/>
+        </w:rPr>
+        <w:t xml:space="preserve"> sobre el kernel de Linux, garantizamos que los componentes de software desarrollados se mantengan con un comportamiento consistente entre infraestructuras de Windows y Linux</w:t>
+      </w:r>
+    </w:p>
+    <w:p>
+      <w:pPr>
+        <w:spacing w:line="276" w:lineRule="auto"/>
+        <w:jc w:val="left"/>
+        <w:rPr>
+          <w:rFonts w:ascii="Arial" w:hAnsi="Arial" w:cs="Arial"/>
+        </w:rPr>
+      </w:pPr>
+    </w:p>
+    <w:p>
+      <w:pPr>
+        <w:pStyle w:val="Ttulo2"/>
+        <w:rPr>
+          <w:rFonts w:ascii="Arial" w:hAnsi="Arial" w:cs="Arial"/>
+          <w:b/>
+          <w:bCs/>
+          <w:color w:val="EE0000"/>
+        </w:rPr>
+      </w:pPr>
+      <w:r>
+        <w:rPr>
+          <w:rFonts w:ascii="Arial" w:hAnsi="Arial" w:cs="Arial"/>
+          <w:b/>
+          <w:bCs/>
+          <w:color w:val="EE0000"/>
+        </w:rPr>
+        <w:t>Plataforma de Virtualización:</w:t>
+      </w:r>
+    </w:p>
+    <w:p>
+      <w:r>
+        <w:t>Linux se implemento en una máquina virtual (</w:t>
+      </w:r>
+      <w:r>
+        <w:rPr>
           <w:i/>
           <w:iCs/>
         </w:rPr>
-        <w:t>`curl`</w:t>
-      </w:r>
-      <w:r>
-        <w:rPr>
-          <w:rFonts w:ascii="Arial" w:hAnsi="Arial" w:cs="Arial"/>
-        </w:rPr>
-        <w:t xml:space="preserve"> (utilizada para descargar los archivos desde internet) y </w:t>
-      </w:r>
-      <w:r>
-        <w:rPr>
-          <w:rFonts w:ascii="Arial" w:hAnsi="Arial" w:cs="Arial"/>
+        <w:t>Microsoft Hyper-V</w:t>
+      </w:r>
+      <w:r>
+        <w:t>), configurado con adaptadores de red específicos para habilitar la conexión a Internet como la comunicación con el equipo del anfitrión basado en Windows.</w:t>
+      </w:r>
+    </w:p>
+    <w:p>
+      <w:pPr>
+        <w:pStyle w:val="Ttulo1"/>
+        <w:spacing w:line="276" w:lineRule="auto"/>
+        <w:jc w:val="left"/>
+        <w:rPr>
+          <w:rFonts w:ascii="Arial" w:hAnsi="Arial" w:cs="Arial"/>
+          <w:b/>
+          <w:bCs/>
+          <w:color w:val="EE0000"/>
+          <w:sz w:val="28"/>
+          <w:szCs w:val="28"/>
+        </w:rPr>
+      </w:pPr>
+      <w:bookmarkStart w:id="6" w:name="_Toc233498833"/>
+      <w:r>
+        <w:rPr>
+          <w:rFonts w:ascii="Arial" w:hAnsi="Arial" w:cs="Arial"/>
+          <w:b/>
+          <w:bCs/>
+          <w:color w:val="EE0000"/>
+          <w:sz w:val="28"/>
+          <w:szCs w:val="28"/>
+        </w:rPr>
+        <w:t xml:space="preserve">Guia de Instalación y Seguridad del </w:t>
+      </w:r>
+      <w:r>
+        <w:rPr>
+          <w:rFonts w:ascii="Arial" w:hAnsi="Arial" w:cs="Arial"/>
+          <w:b/>
+          <w:bCs/>
           <w:i/>
           <w:iCs/>
-        </w:rPr>
-        <w:t xml:space="preserve">`gnupg` </w:t>
-      </w:r>
-      <w:r>
-        <w:rPr>
-          <w:rFonts w:ascii="Arial" w:hAnsi="Arial" w:cs="Arial"/>
-        </w:rPr>
-        <w:t>(siendo necesaria para el manejo de criptográficas de seguridad)</w:t>
-      </w:r>
-      <w:r>
-        <w:rPr>
-          <w:rFonts w:ascii="Arial" w:hAnsi="Arial" w:cs="Arial"/>
-        </w:rPr>
-        <w:t xml:space="preserve">. Finalizando llegamos al parámetro </w:t>
-      </w:r>
-      <w:r>
-        <w:rPr>
-          <w:rFonts w:ascii="Arial" w:hAnsi="Arial" w:cs="Arial"/>
-          <w:i/>
-          <w:iCs/>
-        </w:rPr>
-        <w:t>`-y`</w:t>
-      </w:r>
-      <w:r>
-        <w:rPr>
-          <w:rFonts w:ascii="Arial" w:hAnsi="Arial" w:cs="Arial"/>
-        </w:rPr>
-        <w:t xml:space="preserve"> automatiza la aprobación de la descarga sin ser interrumpida.</w:t>
+          <w:color w:val="EE0000"/>
+          <w:sz w:val="28"/>
+          <w:szCs w:val="28"/>
+        </w:rPr>
+        <w:t>DBMS</w:t>
+      </w:r>
+      <w:bookmarkEnd w:id="6"/>
+    </w:p>
+    <w:p>
+      <w:pPr>
+        <w:pStyle w:val="Ttulo2"/>
+        <w:rPr>
+          <w:rFonts w:ascii="Arial" w:hAnsi="Arial" w:cs="Arial"/>
+          <w:b/>
+          <w:bCs/>
+          <w:color w:val="EE0000"/>
+          <w:sz w:val="24"/>
+          <w:szCs w:val="24"/>
+        </w:rPr>
+      </w:pPr>
+      <w:bookmarkStart w:id="7" w:name="_Toc233498834"/>
+      <w:r>
+        <w:rPr>
+          <w:rFonts w:ascii="Arial" w:hAnsi="Arial" w:cs="Arial"/>
+          <w:b/>
+          <w:bCs/>
+          <w:color w:val="EE0000"/>
+        </w:rPr>
+        <w:t>Instalación del Servicio</w:t>
+      </w:r>
+      <w:bookmarkEnd w:id="7"/>
+      <w:r>
+        <w:rPr>
+          <w:rFonts w:ascii="Arial" w:hAnsi="Arial" w:cs="Arial"/>
+          <w:b/>
+          <w:bCs/>
+          <w:color w:val="EE0000"/>
+        </w:rPr>
+        <w:t xml:space="preserve"> y </w:t>
+      </w:r>
+      <w:r>
+        <w:rPr>
+          <w:rFonts w:ascii="Arial" w:hAnsi="Arial" w:cs="Arial"/>
+          <w:b/>
+          <w:bCs/>
+          <w:color w:val="EE0000"/>
+        </w:rPr>
+        <w:t>Configuración de Repositorios Oficiales</w:t>
+      </w:r>
+    </w:p>
+    <w:p>
+      <w:pPr>
+        <w:spacing w:after="0" w:line="276" w:lineRule="auto"/>
+        <w:jc w:val="left"/>
+        <w:rPr>
+          <w:rFonts w:ascii="Arial" w:hAnsi="Arial" w:cs="Arial"/>
+        </w:rPr>
+      </w:pPr>
+      <w:r>
+        <w:rPr>
+          <w:rFonts w:ascii="Arial" w:hAnsi="Arial" w:cs="Arial"/>
+        </w:rPr>
+        <w:t>Se importaron las llaves oficiales del repositorio de MongoDB y se procedió con la instalación de los paquetes ‘</w:t>
+      </w:r>
+      <w:r>
+        <w:rPr>
+          <w:rFonts w:ascii="Arial" w:hAnsi="Arial" w:cs="Arial"/>
+          <w:b/>
+          <w:bCs/>
+        </w:rPr>
+        <w:t xml:space="preserve">mongodb-org’ </w:t>
+      </w:r>
+      <w:r>
+        <w:rPr>
+          <w:rFonts w:ascii="Arial" w:hAnsi="Arial" w:cs="Arial"/>
+        </w:rPr>
+        <w:t>utilizando el gestor de paquetes avanzados (</w:t>
+      </w:r>
+      <w:r>
+        <w:rPr>
+          <w:rFonts w:ascii="Arial" w:hAnsi="Arial" w:cs="Arial"/>
+          <w:b/>
+          <w:bCs/>
+        </w:rPr>
+        <w:t>apt</w:t>
+      </w:r>
+      <w:r>
+        <w:rPr>
+          <w:rFonts w:ascii="Arial" w:hAnsi="Arial" w:cs="Arial"/>
+        </w:rPr>
+        <w:t>) de Ubuntu de la siguiente manera:</w:t>
       </w:r>
     </w:p>
     <w:p>
@@ -3636,31 +3635,28 @@
         <w:pStyle w:val="Prrafodelista"/>
         <w:numPr>
           <w:ilvl w:val="0"/>
-          <w:numId w:val="48"/>
+          <w:numId w:val="5"/>
         </w:numPr>
         <w:spacing w:after="0" w:line="276" w:lineRule="auto"/>
         <w:jc w:val="left"/>
         <w:rPr>
           <w:rFonts w:ascii="Arial" w:hAnsi="Arial" w:cs="Arial"/>
-        </w:rPr>
-      </w:pPr>
-      <w:r>
-        <w:rPr>
-          <w:rFonts w:ascii="Arial" w:hAnsi="Arial" w:cs="Arial"/>
-        </w:rPr>
-        <w:t xml:space="preserve">curl -fsSL https://pgp.mongodb.com/server-7.0.asc | sudo gpg -o /usr/share/keyrings/mongodb-server-7.0.gpg </w:t>
-      </w:r>
-      <w:r>
-        <w:rPr>
-          <w:rFonts w:ascii="Arial" w:hAnsi="Arial" w:cs="Arial"/>
-        </w:rPr>
-        <w:t>–</w:t>
-      </w:r>
-      <w:r>
-        <w:rPr>
-          <w:rFonts w:ascii="Arial" w:hAnsi="Arial" w:cs="Arial"/>
-        </w:rPr>
-        <w:t>dearmor</w:t>
+          <w:lang w:val="en-US"/>
+        </w:rPr>
+      </w:pPr>
+      <w:r>
+        <w:rPr>
+          <w:rFonts w:ascii="Arial" w:hAnsi="Arial" w:cs="Arial"/>
+          <w:lang w:val="en-US"/>
+        </w:rPr>
+        <w:t>sudo</w:t>
+      </w:r>
+      <w:r>
+        <w:rPr>
+          <w:rFonts w:ascii="Arial" w:hAnsi="Arial" w:cs="Arial"/>
+          <w:lang w:val="en-US"/>
+        </w:rPr>
+        <w:t xml:space="preserve"> apt-get update &amp;&amp; sudo apt-get install -y gnupg curl</w:t>
       </w:r>
     </w:p>
     <w:p>
@@ -3668,7 +3664,7 @@
         <w:pStyle w:val="Prrafodelista"/>
         <w:numPr>
           <w:ilvl w:val="0"/>
-          <w:numId w:val="50"/>
+          <w:numId w:val="6"/>
         </w:numPr>
         <w:spacing w:after="0" w:line="276" w:lineRule="auto"/>
         <w:jc w:val="left"/>
@@ -3680,25 +3676,31 @@
         <w:rPr>
           <w:rFonts w:ascii="Arial" w:hAnsi="Arial" w:cs="Arial"/>
         </w:rPr>
-        <w:t xml:space="preserve">¿Qué hace?: </w:t>
-      </w:r>
-      <w:r>
-        <w:rPr>
-          <w:rFonts w:ascii="Arial" w:hAnsi="Arial" w:cs="Arial"/>
-        </w:rPr>
-        <w:t>Descarga de forma segura la clave publica oficial para firmar los paquetes de MongoDB</w:t>
-      </w:r>
-      <w:r>
-        <w:rPr>
-          <w:rFonts w:ascii="Arial" w:hAnsi="Arial" w:cs="Arial"/>
-        </w:rPr>
-        <w:t xml:space="preserve"> (una versión que haya sido alterada por un tercero)</w:t>
-      </w:r>
-      <w:r>
-        <w:rPr>
-          <w:rFonts w:ascii="Arial" w:hAnsi="Arial" w:cs="Arial"/>
-        </w:rPr>
-        <w:t xml:space="preserve">. Luego se envía al comando </w:t>
+        <w:t>¿</w:t>
+      </w:r>
+      <w:r>
+        <w:rPr>
+          <w:rFonts w:ascii="Arial" w:hAnsi="Arial" w:cs="Arial"/>
+        </w:rPr>
+        <w:t>Qué</w:t>
+      </w:r>
+      <w:r>
+        <w:rPr>
+          <w:rFonts w:ascii="Arial" w:hAnsi="Arial" w:cs="Arial"/>
+        </w:rPr>
+        <w:t xml:space="preserve"> hace?: Se sincroniza con el índice de paquetes locales del sistema operativo con los servidores de Ubuntu para que encuentre las </w:t>
+      </w:r>
+      <w:r>
+        <w:rPr>
+          <w:rFonts w:ascii="Arial" w:hAnsi="Arial" w:cs="Arial"/>
+        </w:rPr>
+        <w:t>últimas</w:t>
+      </w:r>
+      <w:r>
+        <w:rPr>
+          <w:rFonts w:ascii="Arial" w:hAnsi="Arial" w:cs="Arial"/>
+        </w:rPr>
+        <w:t xml:space="preserve"> versiones disponibles, después pasa a instalar las herramientas </w:t>
       </w:r>
       <w:r>
         <w:rPr>
@@ -3706,13 +3708,13 @@
           <w:i/>
           <w:iCs/>
         </w:rPr>
-        <w:t>`gpg --dearmor`</w:t>
-      </w:r>
-      <w:r>
-        <w:rPr>
-          <w:rFonts w:ascii="Arial" w:hAnsi="Arial" w:cs="Arial"/>
-        </w:rPr>
-        <w:t>, donde esta es convertida en formato binario siendo utilizada por el sistema y almacenada en el directorio de llaveros seguros (</w:t>
+        <w:t>`curl`</w:t>
+      </w:r>
+      <w:r>
+        <w:rPr>
+          <w:rFonts w:ascii="Arial" w:hAnsi="Arial" w:cs="Arial"/>
+        </w:rPr>
+        <w:t xml:space="preserve"> (utilizada para descargar los archivos desde internet) y </w:t>
       </w:r>
       <w:r>
         <w:rPr>
@@ -3720,32 +3722,46 @@
           <w:i/>
           <w:iCs/>
         </w:rPr>
-        <w:t>keyrings</w:t>
-      </w:r>
-      <w:r>
-        <w:rPr>
-          <w:rFonts w:ascii="Arial" w:hAnsi="Arial" w:cs="Arial"/>
-        </w:rPr>
-        <w:t>)</w:t>
-      </w:r>
-    </w:p>
-    <w:p>
-      <w:pPr>
-        <w:spacing w:after="0" w:line="276" w:lineRule="auto"/>
-        <w:jc w:val="left"/>
-        <w:rPr>
-          <w:rFonts w:ascii="Arial" w:hAnsi="Arial" w:cs="Arial"/>
-        </w:rPr>
-      </w:pPr>
-    </w:p>
-    <w:p>
-      <w:pPr>
-        <w:spacing w:after="0" w:line="276" w:lineRule="auto"/>
-        <w:jc w:val="left"/>
-        <w:rPr>
-          <w:rFonts w:ascii="Arial" w:hAnsi="Arial" w:cs="Arial"/>
-        </w:rPr>
-      </w:pPr>
+        <w:t xml:space="preserve">`gnupg` </w:t>
+      </w:r>
+      <w:r>
+        <w:rPr>
+          <w:rFonts w:ascii="Arial" w:hAnsi="Arial" w:cs="Arial"/>
+        </w:rPr>
+        <w:t>(</w:t>
+      </w:r>
+      <w:r>
+        <w:rPr>
+          <w:rFonts w:ascii="Arial" w:hAnsi="Arial" w:cs="Arial"/>
+        </w:rPr>
+        <w:t xml:space="preserve"> </w:t>
+      </w:r>
+      <w:r>
+        <w:rPr>
+          <w:rFonts w:ascii="Arial" w:hAnsi="Arial" w:cs="Arial"/>
+        </w:rPr>
+        <w:t>siendo necesaria para el manejo de criptográficas de seguridad)</w:t>
+      </w:r>
+      <w:r>
+        <w:rPr>
+          <w:rFonts w:ascii="Arial" w:hAnsi="Arial" w:cs="Arial"/>
+        </w:rPr>
+        <w:t xml:space="preserve">. Finalizando llegamos al parámetro </w:t>
+      </w:r>
+      <w:r>
+        <w:rPr>
+          <w:rFonts w:ascii="Arial" w:hAnsi="Arial" w:cs="Arial"/>
+          <w:i/>
+          <w:iCs/>
+        </w:rPr>
+        <w:t>`-y`</w:t>
+      </w:r>
+      <w:r>
+        <w:rPr>
+          <w:rFonts w:ascii="Arial" w:hAnsi="Arial" w:cs="Arial"/>
+        </w:rPr>
+        <w:t xml:space="preserve"> automatiza la aprobación de la descarga sin ser interrumpida.</w:t>
+      </w:r>
     </w:p>
     <w:p>
       <w:pPr>
@@ -3761,7 +3777,7 @@
         <w:pStyle w:val="Prrafodelista"/>
         <w:numPr>
           <w:ilvl w:val="0"/>
-          <w:numId w:val="48"/>
+          <w:numId w:val="5"/>
         </w:numPr>
         <w:spacing w:after="0" w:line="276" w:lineRule="auto"/>
         <w:jc w:val="left"/>
@@ -3775,7 +3791,7 @@
           <w:rFonts w:ascii="Arial" w:hAnsi="Arial" w:cs="Arial"/>
           <w:lang w:val="en-US"/>
         </w:rPr>
-        <w:t>echo "deb [ arch=amd64,arm64 signed-by=/usr/share/keyrings/mongodb-server-7.0.gpg ] https://repo.mongodb.org/apt/ubuntu jammy/mongodb-org/7.0 multiverse" | sudo tee /etc/apt/sources.list.d/mongodb-org-7.0.list</w:t>
+        <w:t>curl -fsSL https://pgp.mongodb.com/server-7.0.asc | sudo gpg -o /usr/share/keyrings/mongodb-server-7.0.gpg –dearmor</w:t>
       </w:r>
     </w:p>
     <w:p>
@@ -3783,7 +3799,7 @@
         <w:pStyle w:val="Prrafodelista"/>
         <w:numPr>
           <w:ilvl w:val="0"/>
-          <w:numId w:val="50"/>
+          <w:numId w:val="6"/>
         </w:numPr>
         <w:spacing w:after="0" w:line="276" w:lineRule="auto"/>
         <w:jc w:val="left"/>
@@ -3795,19 +3811,25 @@
         <w:rPr>
           <w:rFonts w:ascii="Arial" w:hAnsi="Arial" w:cs="Arial"/>
         </w:rPr>
-        <w:t>¿Qué hace?: Crea un a</w:t>
-      </w:r>
-      <w:r>
-        <w:rPr>
-          <w:rFonts w:ascii="Arial" w:hAnsi="Arial" w:cs="Arial"/>
-        </w:rPr>
-        <w:t>rchivo de configuración de repositorio exclusivo para mongoDB (</w:t>
-      </w:r>
-      <w:r>
-        <w:rPr>
-          <w:rFonts w:ascii="Arial" w:hAnsi="Arial" w:cs="Arial"/>
-        </w:rPr>
-        <w:t xml:space="preserve"> </w:t>
+        <w:t xml:space="preserve">¿Qué hace?: </w:t>
+      </w:r>
+      <w:r>
+        <w:rPr>
+          <w:rFonts w:ascii="Arial" w:hAnsi="Arial" w:cs="Arial"/>
+        </w:rPr>
+        <w:t>Descarga de forma segura la clave publica oficial para firmar los paquetes de MongoDB</w:t>
+      </w:r>
+      <w:r>
+        <w:rPr>
+          <w:rFonts w:ascii="Arial" w:hAnsi="Arial" w:cs="Arial"/>
+        </w:rPr>
+        <w:t xml:space="preserve"> (una versión que haya sido alterada por un tercero)</w:t>
+      </w:r>
+      <w:r>
+        <w:rPr>
+          <w:rFonts w:ascii="Arial" w:hAnsi="Arial" w:cs="Arial"/>
+        </w:rPr>
+        <w:t xml:space="preserve">. Luego se envía al comando </w:t>
       </w:r>
       <w:r>
         <w:rPr>
@@ -3815,19 +3837,13 @@
           <w:i/>
           <w:iCs/>
         </w:rPr>
-        <w:t>mongodb-org7.0.list</w:t>
-      </w:r>
-      <w:r>
-        <w:rPr>
-          <w:rFonts w:ascii="Arial" w:hAnsi="Arial" w:cs="Arial"/>
-        </w:rPr>
-        <w:t xml:space="preserve"> </w:t>
-      </w:r>
-      <w:r>
-        <w:rPr>
-          <w:rFonts w:ascii="Arial" w:hAnsi="Arial" w:cs="Arial"/>
-        </w:rPr>
-        <w:t xml:space="preserve">). Donde se le indica formalmente al gestor de paquetes de Ubuntu la URL exacta en donde debe ir a buscar el software, especificando su arquitectura de la CPU ( </w:t>
+        <w:t>`gpg --dearmor`</w:t>
+      </w:r>
+      <w:r>
+        <w:rPr>
+          <w:rFonts w:ascii="Arial" w:hAnsi="Arial" w:cs="Arial"/>
+        </w:rPr>
+        <w:t>, donde esta es convertida en formato binario siendo utilizada por el sistema y almacenada en el directorio de llaveros seguros (</w:t>
       </w:r>
       <w:r>
         <w:rPr>
@@ -3835,19 +3851,88 @@
           <w:i/>
           <w:iCs/>
         </w:rPr>
-        <w:t>amd64/arm64</w:t>
-      </w:r>
-      <w:r>
-        <w:rPr>
-          <w:rFonts w:ascii="Arial" w:hAnsi="Arial" w:cs="Arial"/>
-        </w:rPr>
-        <w:t xml:space="preserve"> )</w:t>
-      </w:r>
-      <w:r>
-        <w:rPr>
-          <w:rFonts w:ascii="Arial" w:hAnsi="Arial" w:cs="Arial"/>
-        </w:rPr>
-        <w:t xml:space="preserve"> vinculándolo con la clave de seguridad del paso anterior ( </w:t>
+        <w:t>keyrings</w:t>
+      </w:r>
+      <w:r>
+        <w:rPr>
+          <w:rFonts w:ascii="Arial" w:hAnsi="Arial" w:cs="Arial"/>
+        </w:rPr>
+        <w:t>)</w:t>
+      </w:r>
+      <w:r>
+        <w:rPr>
+          <w:rFonts w:ascii="Arial" w:hAnsi="Arial" w:cs="Arial"/>
+        </w:rPr>
+        <w:t>.</w:t>
+      </w:r>
+    </w:p>
+    <w:p>
+      <w:pPr>
+        <w:spacing w:after="0" w:line="276" w:lineRule="auto"/>
+        <w:jc w:val="left"/>
+        <w:rPr>
+          <w:rFonts w:ascii="Arial" w:hAnsi="Arial" w:cs="Arial"/>
+        </w:rPr>
+      </w:pPr>
+    </w:p>
+    <w:p>
+      <w:pPr>
+        <w:spacing w:after="0" w:line="276" w:lineRule="auto"/>
+        <w:jc w:val="left"/>
+        <w:rPr>
+          <w:rFonts w:ascii="Arial" w:hAnsi="Arial" w:cs="Arial"/>
+        </w:rPr>
+      </w:pPr>
+    </w:p>
+    <w:p>
+      <w:pPr>
+        <w:spacing w:after="0" w:line="276" w:lineRule="auto"/>
+        <w:jc w:val="left"/>
+        <w:rPr>
+          <w:rFonts w:ascii="Arial" w:hAnsi="Arial" w:cs="Arial"/>
+        </w:rPr>
+      </w:pPr>
+    </w:p>
+    <w:p>
+      <w:pPr>
+        <w:pStyle w:val="Prrafodelista"/>
+        <w:numPr>
+          <w:ilvl w:val="0"/>
+          <w:numId w:val="5"/>
+        </w:numPr>
+        <w:spacing w:after="0" w:line="276" w:lineRule="auto"/>
+        <w:jc w:val="left"/>
+        <w:rPr>
+          <w:rFonts w:ascii="Arial" w:hAnsi="Arial" w:cs="Arial"/>
+          <w:lang w:val="en-US"/>
+        </w:rPr>
+      </w:pPr>
+      <w:r>
+        <w:rPr>
+          <w:rFonts w:ascii="Arial" w:hAnsi="Arial" w:cs="Arial"/>
+          <w:lang w:val="en-US"/>
+        </w:rPr>
+        <w:t>echo "deb [ arch=amd64,arm64 signed-by=/usr/share/keyrings/mongodb-server-7.0.gpg ] https://repo.mongodb.org/apt/ubuntu jammy/mongodb-org/7.0 multiverse" | sudo tee /etc/apt/sources.list.d/mongodb-org-7.0.list</w:t>
+      </w:r>
+    </w:p>
+    <w:p>
+      <w:pPr>
+        <w:pStyle w:val="Prrafodelista"/>
+        <w:numPr>
+          <w:ilvl w:val="0"/>
+          <w:numId w:val="6"/>
+        </w:numPr>
+        <w:spacing w:after="0" w:line="276" w:lineRule="auto"/>
+        <w:jc w:val="left"/>
+        <w:rPr>
+          <w:rFonts w:ascii="Arial" w:hAnsi="Arial" w:cs="Arial"/>
+        </w:rPr>
+      </w:pPr>
+      <w:r>
+        <w:rPr>
+          <w:rFonts w:ascii="Arial" w:hAnsi="Arial" w:cs="Arial"/>
+        </w:rPr>
+        <w:t>¿Qué hace?: Crea un archivo de configuración de repositorio exclusivo para mongoDB (</w:t>
       </w:r>
       <w:r>
         <w:rPr>
@@ -3855,13 +3940,13 @@
           <w:i/>
           <w:iCs/>
         </w:rPr>
-        <w:t>signed-by</w:t>
-      </w:r>
-      <w:r>
-        <w:rPr>
-          <w:rFonts w:ascii="Arial" w:hAnsi="Arial" w:cs="Arial"/>
-        </w:rPr>
-        <w:t xml:space="preserve"> ). Y finalmente el comando </w:t>
+        <w:t>mongodb-org7.0.list</w:t>
+      </w:r>
+      <w:r>
+        <w:rPr>
+          <w:rFonts w:ascii="Arial" w:hAnsi="Arial" w:cs="Arial"/>
+        </w:rPr>
+        <w:t>). Donde se le indica formalmente al gestor de paquetes de Ubuntu la URL exacta en donde debe ir a buscar el software, especificando su arquitectura de la CPU (</w:t>
       </w:r>
       <w:r>
         <w:rPr>
@@ -3869,13 +3954,19 @@
           <w:i/>
           <w:iCs/>
         </w:rPr>
-        <w:t>`tee`</w:t>
-      </w:r>
-      <w:r>
-        <w:rPr>
-          <w:rFonts w:ascii="Arial" w:hAnsi="Arial" w:cs="Arial"/>
-        </w:rPr>
-        <w:t xml:space="preserve"> permite escribir esta configuración con privilegios de superusuario ( </w:t>
+        <w:t>amd64/arm64</w:t>
+      </w:r>
+      <w:r>
+        <w:rPr>
+          <w:rFonts w:ascii="Arial" w:hAnsi="Arial" w:cs="Arial"/>
+        </w:rPr>
+        <w:t>)</w:t>
+      </w:r>
+      <w:r>
+        <w:rPr>
+          <w:rFonts w:ascii="Arial" w:hAnsi="Arial" w:cs="Arial"/>
+        </w:rPr>
+        <w:t xml:space="preserve"> vinculándolo con la clave de seguridad del paso anterior (</w:t>
       </w:r>
       <w:r>
         <w:rPr>
@@ -3883,19 +3974,325 @@
           <w:i/>
           <w:iCs/>
         </w:rPr>
+        <w:t>signed-by</w:t>
+      </w:r>
+      <w:r>
+        <w:rPr>
+          <w:rFonts w:ascii="Arial" w:hAnsi="Arial" w:cs="Arial"/>
+        </w:rPr>
+        <w:t xml:space="preserve">). Y finalmente el comando </w:t>
+      </w:r>
+      <w:r>
+        <w:rPr>
+          <w:rFonts w:ascii="Arial" w:hAnsi="Arial" w:cs="Arial"/>
+          <w:i/>
+          <w:iCs/>
+        </w:rPr>
+        <w:t>`tee`</w:t>
+      </w:r>
+      <w:r>
+        <w:rPr>
+          <w:rFonts w:ascii="Arial" w:hAnsi="Arial" w:cs="Arial"/>
+        </w:rPr>
+        <w:t xml:space="preserve"> permite escribir esta configuración con privilegios de superusuario (</w:t>
+      </w:r>
+      <w:r>
+        <w:rPr>
+          <w:rFonts w:ascii="Arial" w:hAnsi="Arial" w:cs="Arial"/>
+          <w:i/>
+          <w:iCs/>
+        </w:rPr>
         <w:t>sudo</w:t>
       </w:r>
       <w:r>
         <w:rPr>
           <w:rFonts w:ascii="Arial" w:hAnsi="Arial" w:cs="Arial"/>
         </w:rPr>
-        <w:t xml:space="preserve"> )</w:t>
+        <w:t>)</w:t>
+      </w:r>
+      <w:r>
+        <w:rPr>
+          <w:rFonts w:ascii="Arial" w:hAnsi="Arial" w:cs="Arial"/>
+        </w:rPr>
+        <w:t>.</w:t>
       </w:r>
     </w:p>
     <w:p>
       <w:pPr>
         <w:spacing w:after="0" w:line="276" w:lineRule="auto"/>
         <w:ind w:left="360"/>
+        <w:jc w:val="left"/>
+        <w:rPr>
+          <w:rFonts w:ascii="Arial" w:hAnsi="Arial" w:cs="Arial"/>
+        </w:rPr>
+      </w:pPr>
+    </w:p>
+    <w:p>
+      <w:pPr>
+        <w:pStyle w:val="Prrafodelista"/>
+        <w:numPr>
+          <w:ilvl w:val="0"/>
+          <w:numId w:val="5"/>
+        </w:numPr>
+        <w:spacing w:after="0" w:line="276" w:lineRule="auto"/>
+        <w:jc w:val="left"/>
+        <w:rPr>
+          <w:rFonts w:ascii="Arial" w:hAnsi="Arial" w:cs="Arial"/>
+        </w:rPr>
+      </w:pPr>
+      <w:r>
+        <w:rPr>
+          <w:rFonts w:ascii="Arial" w:hAnsi="Arial" w:cs="Arial"/>
+        </w:rPr>
+        <w:t>sudo apt-get update</w:t>
+      </w:r>
+    </w:p>
+    <w:p>
+      <w:pPr>
+        <w:pStyle w:val="Prrafodelista"/>
+        <w:numPr>
+          <w:ilvl w:val="0"/>
+          <w:numId w:val="6"/>
+        </w:numPr>
+        <w:spacing w:after="0" w:line="276" w:lineRule="auto"/>
+        <w:jc w:val="left"/>
+        <w:rPr>
+          <w:rFonts w:ascii="Arial" w:hAnsi="Arial" w:cs="Arial"/>
+        </w:rPr>
+      </w:pPr>
+      <w:r>
+        <w:rPr>
+          <w:rFonts w:ascii="Arial" w:hAnsi="Arial" w:cs="Arial"/>
+          <w:i/>
+          <w:iCs/>
+        </w:rPr>
+        <w:t>¿Qué hace?:</w:t>
+      </w:r>
+      <w:r>
+        <w:rPr>
+          <w:rFonts w:ascii="Arial" w:hAnsi="Arial" w:cs="Arial"/>
+        </w:rPr>
+        <w:t xml:space="preserve"> </w:t>
+      </w:r>
+      <w:r>
+        <w:rPr>
+          <w:rFonts w:ascii="Arial" w:hAnsi="Arial" w:cs="Arial"/>
+        </w:rPr>
+        <w:t>R</w:t>
+      </w:r>
+      <w:r>
+        <w:rPr>
+          <w:rFonts w:ascii="Arial" w:hAnsi="Arial" w:cs="Arial"/>
+        </w:rPr>
+        <w:t>efresca el listado de software</w:t>
+      </w:r>
+      <w:r>
+        <w:rPr>
+          <w:rFonts w:ascii="Arial" w:hAnsi="Arial" w:cs="Arial"/>
+        </w:rPr>
+        <w:t>s</w:t>
+      </w:r>
+      <w:r>
+        <w:rPr>
+          <w:rFonts w:ascii="Arial" w:hAnsi="Arial" w:cs="Arial"/>
+        </w:rPr>
+        <w:t xml:space="preserve"> del sistema operativo. Al ejecutar</w:t>
+      </w:r>
+      <w:r>
+        <w:rPr>
+          <w:rFonts w:ascii="Arial" w:hAnsi="Arial" w:cs="Arial"/>
+        </w:rPr>
+        <w:t>se</w:t>
+      </w:r>
+      <w:r>
+        <w:rPr>
+          <w:rFonts w:ascii="Arial" w:hAnsi="Arial" w:cs="Arial"/>
+        </w:rPr>
+        <w:t xml:space="preserve">, Ubuntu </w:t>
+      </w:r>
+      <w:r>
+        <w:rPr>
+          <w:rFonts w:ascii="Arial" w:hAnsi="Arial" w:cs="Arial"/>
+        </w:rPr>
+        <w:t>vuelve a leer el</w:t>
+      </w:r>
+      <w:r>
+        <w:rPr>
+          <w:rFonts w:ascii="Arial" w:hAnsi="Arial" w:cs="Arial"/>
+        </w:rPr>
+        <w:t xml:space="preserve"> archivo de </w:t>
+      </w:r>
+      <w:r>
+        <w:rPr>
+          <w:rFonts w:ascii="Arial" w:hAnsi="Arial" w:cs="Arial"/>
+        </w:rPr>
+        <w:t xml:space="preserve">la </w:t>
+      </w:r>
+      <w:r>
+        <w:rPr>
+          <w:rFonts w:ascii="Arial" w:hAnsi="Arial" w:cs="Arial"/>
+        </w:rPr>
+        <w:t xml:space="preserve">lista </w:t>
+      </w:r>
+      <w:r>
+        <w:rPr>
+          <w:rFonts w:ascii="Arial" w:hAnsi="Arial" w:cs="Arial"/>
+        </w:rPr>
+        <w:t>creada</w:t>
+      </w:r>
+      <w:r>
+        <w:rPr>
+          <w:rFonts w:ascii="Arial" w:hAnsi="Arial" w:cs="Arial"/>
+        </w:rPr>
+        <w:t xml:space="preserve"> </w:t>
+      </w:r>
+      <w:r>
+        <w:rPr>
+          <w:rFonts w:ascii="Arial" w:hAnsi="Arial" w:cs="Arial"/>
+        </w:rPr>
+        <w:t xml:space="preserve">y actualiza </w:t>
+      </w:r>
+      <w:r>
+        <w:rPr>
+          <w:rFonts w:ascii="Arial" w:hAnsi="Arial" w:cs="Arial"/>
+        </w:rPr>
+        <w:t xml:space="preserve">todos los paquetes </w:t>
+      </w:r>
+      <w:r>
+        <w:rPr>
+          <w:rFonts w:ascii="Arial" w:hAnsi="Arial" w:cs="Arial"/>
+        </w:rPr>
+        <w:t>incluyendo</w:t>
+      </w:r>
+      <w:r>
+        <w:rPr>
+          <w:rFonts w:ascii="Arial" w:hAnsi="Arial" w:cs="Arial"/>
+        </w:rPr>
+        <w:t xml:space="preserve"> la suite de MongoDB 7.0.</w:t>
+      </w:r>
+    </w:p>
+    <w:p>
+      <w:pPr>
+        <w:spacing w:after="0" w:line="276" w:lineRule="auto"/>
+        <w:jc w:val="left"/>
+        <w:rPr>
+          <w:rFonts w:ascii="Arial" w:hAnsi="Arial" w:cs="Arial"/>
+        </w:rPr>
+      </w:pPr>
+    </w:p>
+    <w:p>
+      <w:pPr>
+        <w:pStyle w:val="Prrafodelista"/>
+        <w:numPr>
+          <w:ilvl w:val="0"/>
+          <w:numId w:val="5"/>
+        </w:numPr>
+        <w:spacing w:after="0" w:line="276" w:lineRule="auto"/>
+        <w:jc w:val="left"/>
+        <w:rPr>
+          <w:rFonts w:ascii="Arial" w:hAnsi="Arial" w:cs="Arial"/>
+          <w:lang w:val="en-US"/>
+        </w:rPr>
+      </w:pPr>
+      <w:r>
+        <w:rPr>
+          <w:rFonts w:ascii="Arial" w:hAnsi="Arial" w:cs="Arial"/>
+          <w:lang w:val="en-US"/>
+        </w:rPr>
+        <w:t>sudo apt-get install -y mongodb-org</w:t>
+      </w:r>
+    </w:p>
+    <w:p>
+      <w:pPr>
+        <w:pStyle w:val="Prrafodelista"/>
+        <w:numPr>
+          <w:ilvl w:val="0"/>
+          <w:numId w:val="6"/>
+        </w:numPr>
+        <w:spacing w:after="0" w:line="276" w:lineRule="auto"/>
+        <w:jc w:val="left"/>
+        <w:rPr>
+          <w:rFonts w:ascii="Arial" w:hAnsi="Arial" w:cs="Arial"/>
+        </w:rPr>
+      </w:pPr>
+      <w:r>
+        <w:rPr>
+          <w:rFonts w:ascii="Arial" w:hAnsi="Arial" w:cs="Arial"/>
+          <w:i/>
+          <w:iCs/>
+        </w:rPr>
+        <w:t>¿Qué hace?:</w:t>
+      </w:r>
+      <w:r>
+        <w:rPr>
+          <w:rFonts w:ascii="Arial" w:hAnsi="Arial" w:cs="Arial"/>
+        </w:rPr>
+        <w:t xml:space="preserve"> Descarga e instala el </w:t>
+      </w:r>
+      <w:r>
+        <w:rPr>
+          <w:rFonts w:ascii="Arial" w:hAnsi="Arial" w:cs="Arial"/>
+        </w:rPr>
+        <w:t>paquete principal de MongoDB, incluyendo el servidor (</w:t>
+      </w:r>
+      <w:r>
+        <w:rPr>
+          <w:rFonts w:ascii="Arial" w:hAnsi="Arial" w:cs="Arial"/>
+          <w:i/>
+          <w:iCs/>
+        </w:rPr>
+        <w:t>mongod</w:t>
+      </w:r>
+      <w:r>
+        <w:rPr>
+          <w:rFonts w:ascii="Arial" w:hAnsi="Arial" w:cs="Arial"/>
+        </w:rPr>
+        <w:t xml:space="preserve">), la consola </w:t>
+      </w:r>
+      <w:r>
+        <w:rPr>
+          <w:rFonts w:ascii="Arial" w:hAnsi="Arial" w:cs="Arial"/>
+        </w:rPr>
+        <w:t>interactiva</w:t>
+      </w:r>
+      <w:r>
+        <w:rPr>
+          <w:rFonts w:ascii="Arial" w:hAnsi="Arial" w:cs="Arial"/>
+        </w:rPr>
+        <w:t xml:space="preserve"> (</w:t>
+      </w:r>
+      <w:r>
+        <w:rPr>
+          <w:rFonts w:ascii="Arial" w:hAnsi="Arial" w:cs="Arial"/>
+          <w:i/>
+          <w:iCs/>
+        </w:rPr>
+        <w:t>mongosh</w:t>
+      </w:r>
+      <w:r>
+        <w:rPr>
+          <w:rFonts w:ascii="Arial" w:hAnsi="Arial" w:cs="Arial"/>
+        </w:rPr>
+        <w:t>) y las herramientas de administración y respaldo (</w:t>
+      </w:r>
+      <w:r>
+        <w:rPr>
+          <w:rFonts w:ascii="Arial" w:hAnsi="Arial" w:cs="Arial"/>
+          <w:i/>
+          <w:iCs/>
+        </w:rPr>
+        <w:t>mongoDB-org-tools</w:t>
+      </w:r>
+      <w:r>
+        <w:rPr>
+          <w:rFonts w:ascii="Arial" w:hAnsi="Arial" w:cs="Arial"/>
+        </w:rPr>
+        <w:t>).</w:t>
+      </w:r>
+    </w:p>
+    <w:p>
+      <w:pPr>
+        <w:spacing w:after="0" w:line="276" w:lineRule="auto"/>
         <w:jc w:val="left"/>
         <w:rPr>
           <w:rFonts w:ascii="Arial" w:hAnsi="Arial" w:cs="Arial"/>
@@ -3906,8 +4303,94 @@
     </w:p>
     <w:p>
       <w:pPr>
-        <w:spacing w:after="0" w:line="276" w:lineRule="auto"/>
-        <w:ind w:left="360"/>
+        <w:pStyle w:val="Prrafodelista"/>
+        <w:numPr>
+          <w:ilvl w:val="0"/>
+          <w:numId w:val="5"/>
+        </w:numPr>
+        <w:spacing w:after="0" w:line="276" w:lineRule="auto"/>
+        <w:jc w:val="left"/>
+        <w:rPr>
+          <w:rFonts w:ascii="Arial" w:hAnsi="Arial" w:cs="Arial"/>
+        </w:rPr>
+      </w:pPr>
+      <w:r>
+        <w:rPr>
+          <w:rFonts w:ascii="Arial" w:hAnsi="Arial" w:cs="Arial"/>
+        </w:rPr>
+        <w:t>sudo systemctl start mongod</w:t>
+      </w:r>
+    </w:p>
+    <w:p>
+      <w:pPr>
+        <w:pStyle w:val="Prrafodelista"/>
+        <w:numPr>
+          <w:ilvl w:val="0"/>
+          <w:numId w:val="6"/>
+        </w:numPr>
+        <w:spacing w:after="0" w:line="276" w:lineRule="auto"/>
+        <w:jc w:val="left"/>
+        <w:rPr>
+          <w:rFonts w:ascii="Arial" w:hAnsi="Arial" w:cs="Arial"/>
+        </w:rPr>
+      </w:pPr>
+      <w:r>
+        <w:rPr>
+          <w:rFonts w:ascii="Arial" w:hAnsi="Arial" w:cs="Arial"/>
+          <w:i/>
+          <w:iCs/>
+        </w:rPr>
+        <w:t>¿Qué hace?:</w:t>
+      </w:r>
+      <w:r>
+        <w:rPr>
+          <w:rFonts w:ascii="Arial" w:hAnsi="Arial" w:cs="Arial"/>
+        </w:rPr>
+        <w:t xml:space="preserve"> Inicia</w:t>
+      </w:r>
+      <w:r>
+        <w:rPr>
+          <w:rFonts w:ascii="Arial" w:hAnsi="Arial" w:cs="Arial"/>
+        </w:rPr>
+        <w:t xml:space="preserve"> en</w:t>
+      </w:r>
+      <w:r>
+        <w:rPr>
+          <w:rFonts w:ascii="Arial" w:hAnsi="Arial" w:cs="Arial"/>
+        </w:rPr>
+        <w:t xml:space="preserve"> segundo plano </w:t>
+      </w:r>
+      <w:r>
+        <w:rPr>
+          <w:rFonts w:ascii="Arial" w:hAnsi="Arial" w:cs="Arial"/>
+        </w:rPr>
+        <w:t>el</w:t>
+      </w:r>
+      <w:r>
+        <w:rPr>
+          <w:rFonts w:ascii="Arial" w:hAnsi="Arial" w:cs="Arial"/>
+        </w:rPr>
+        <w:t xml:space="preserve"> motor de la base de datos (</w:t>
+      </w:r>
+      <w:r>
+        <w:rPr>
+          <w:rFonts w:ascii="Arial" w:hAnsi="Arial" w:cs="Arial"/>
+          <w:i/>
+          <w:iCs/>
+        </w:rPr>
+        <w:t>mongod</w:t>
+      </w:r>
+      <w:r>
+        <w:rPr>
+          <w:rFonts w:ascii="Arial" w:hAnsi="Arial" w:cs="Arial"/>
+        </w:rPr>
+        <w:t>), abriendo los sockets de comunicación locales en el puerto estándar 27017 para comenzar a recibir conexiones de datos.</w:t>
+      </w:r>
+    </w:p>
+    <w:p>
+      <w:pPr>
+        <w:spacing w:after="0" w:line="276" w:lineRule="auto"/>
+        <w:ind w:left="708"/>
         <w:jc w:val="left"/>
         <w:rPr>
           <w:rFonts w:ascii="Arial" w:hAnsi="Arial" w:cs="Arial"/>
@@ -3918,19 +4401,93 @@
     </w:p>
     <w:p>
       <w:pPr>
-        <w:spacing w:after="0" w:line="276" w:lineRule="auto"/>
-        <w:jc w:val="left"/>
+        <w:pStyle w:val="Prrafodelista"/>
+        <w:numPr>
+          <w:ilvl w:val="0"/>
+          <w:numId w:val="5"/>
+        </w:numPr>
+        <w:spacing w:after="0" w:line="276" w:lineRule="auto"/>
+        <w:jc w:val="left"/>
+        <w:rPr>
+          <w:rFonts w:ascii="Arial" w:hAnsi="Arial" w:cs="Arial"/>
+        </w:rPr>
+      </w:pPr>
+      <w:r>
         <w:rPr>
           <w:rFonts w:ascii="Arial" w:hAnsi="Arial" w:cs="Arial"/>
           <w:sz w:val="24"/>
           <w:szCs w:val="24"/>
         </w:rPr>
-      </w:pPr>
-    </w:p>
-    <w:p>
-      <w:pPr>
-        <w:spacing w:after="0" w:line="276" w:lineRule="auto"/>
-        <w:jc w:val="left"/>
+        <w:t xml:space="preserve"> </w:t>
+      </w:r>
+      <w:r>
+        <w:rPr>
+          <w:rFonts w:ascii="Arial" w:hAnsi="Arial" w:cs="Arial"/>
+        </w:rPr>
+        <w:t>sudo systemctl enable mongod</w:t>
+      </w:r>
+    </w:p>
+    <w:p>
+      <w:pPr>
+        <w:pStyle w:val="Prrafodelista"/>
+        <w:numPr>
+          <w:ilvl w:val="0"/>
+          <w:numId w:val="6"/>
+        </w:numPr>
+        <w:spacing w:after="0" w:line="276" w:lineRule="auto"/>
+        <w:jc w:val="left"/>
+        <w:rPr>
+          <w:rFonts w:ascii="Arial" w:hAnsi="Arial" w:cs="Arial"/>
+        </w:rPr>
+      </w:pPr>
+      <w:r>
+        <w:rPr>
+          <w:rFonts w:ascii="Arial" w:hAnsi="Arial" w:cs="Arial"/>
+          <w:i/>
+          <w:iCs/>
+        </w:rPr>
+        <w:t>¿Qué hace?:</w:t>
+      </w:r>
+      <w:r>
+        <w:rPr>
+          <w:rFonts w:ascii="Arial" w:hAnsi="Arial" w:cs="Arial"/>
+          <w:i/>
+          <w:iCs/>
+        </w:rPr>
+        <w:t xml:space="preserve"> </w:t>
+      </w:r>
+      <w:r>
+        <w:rPr>
+          <w:rFonts w:ascii="Arial" w:hAnsi="Arial" w:cs="Arial"/>
+        </w:rPr>
+        <w:t xml:space="preserve">Configuramos el servicio de </w:t>
+      </w:r>
+      <w:r>
+        <w:rPr>
+          <w:rFonts w:ascii="Arial" w:hAnsi="Arial" w:cs="Arial"/>
+          <w:i/>
+          <w:iCs/>
+        </w:rPr>
+        <w:t>MongoDB</w:t>
+      </w:r>
+      <w:r>
+        <w:rPr>
+          <w:rFonts w:ascii="Arial" w:hAnsi="Arial" w:cs="Arial"/>
+          <w:i/>
+          <w:iCs/>
+        </w:rPr>
+        <w:t xml:space="preserve"> </w:t>
+      </w:r>
+      <w:r>
+        <w:rPr>
+          <w:rFonts w:ascii="Arial" w:hAnsi="Arial" w:cs="Arial"/>
+        </w:rPr>
+        <w:t>para que inicie automáticamente cada vez que el sistema operativo arranque.</w:t>
+      </w:r>
+    </w:p>
+    <w:p>
+      <w:pPr>
+        <w:spacing w:line="276" w:lineRule="auto"/>
         <w:rPr>
           <w:rFonts w:ascii="Arial" w:hAnsi="Arial" w:cs="Arial"/>
           <w:sz w:val="24"/>
@@ -3948,17 +4505,531 @@
           <w:szCs w:val="24"/>
         </w:rPr>
       </w:pPr>
-    </w:p>
-    <w:p>
-      <w:pPr>
-        <w:spacing w:after="0" w:line="276" w:lineRule="auto"/>
-        <w:jc w:val="left"/>
+      <w:r>
         <w:rPr>
           <w:rFonts w:ascii="Arial" w:hAnsi="Arial" w:cs="Arial"/>
           <w:sz w:val="24"/>
           <w:szCs w:val="24"/>
         </w:rPr>
-      </w:pPr>
+        <w:drawing>
+          <wp:anchor distT="0" distB="0" distL="114300" distR="114300" simplePos="0" relativeHeight="251658240" behindDoc="1" locked="0" layoutInCell="1" allowOverlap="1" wp14:anchorId="53D9F28F" wp14:editId="1051C795">
+            <wp:simplePos x="0" y="0"/>
+            <wp:positionH relativeFrom="margin">
+              <wp:align>center</wp:align>
+            </wp:positionH>
+            <wp:positionV relativeFrom="paragraph">
+              <wp:posOffset>9525</wp:posOffset>
+            </wp:positionV>
+            <wp:extent cx="5238750" cy="2966720"/>
+            <wp:effectExtent l="0" t="0" r="0" b="5080"/>
+            <wp:wrapTight wrapText="bothSides">
+              <wp:wrapPolygon edited="0">
+                <wp:start x="0" y="0"/>
+                <wp:lineTo x="0" y="21498"/>
+                <wp:lineTo x="21521" y="21498"/>
+                <wp:lineTo x="21521" y="0"/>
+                <wp:lineTo x="0" y="0"/>
+              </wp:wrapPolygon>
+            </wp:wrapTight>
+            <wp:docPr id="1848638867" name="Imagen 1"/>
+            <wp:cNvGraphicFramePr>
+              <a:graphicFrameLocks xmlns:a="http://schemas.openxmlformats.org/drawingml/2006/main" noChangeAspect="1"/>
+            </wp:cNvGraphicFramePr>
+            <a:graphic xmlns:a="http://schemas.openxmlformats.org/drawingml/2006/main">
+              <a:graphicData uri="http://schemas.openxmlformats.org/drawingml/2006/picture">
+                <pic:pic xmlns:pic="http://schemas.openxmlformats.org/drawingml/2006/picture">
+                  <pic:nvPicPr>
+                    <pic:cNvPr id="1848638867" name=""/>
+                    <pic:cNvPicPr/>
+                  </pic:nvPicPr>
+                  <pic:blipFill>
+                    <a:blip r:embed="rId12"/>
+                    <a:stretch>
+                      <a:fillRect/>
+                    </a:stretch>
+                  </pic:blipFill>
+                  <pic:spPr>
+                    <a:xfrm>
+                      <a:off x="0" y="0"/>
+                      <a:ext cx="5238750" cy="2966720"/>
+                    </a:xfrm>
+                    <a:prstGeom prst="rect">
+                      <a:avLst/>
+                    </a:prstGeom>
+                  </pic:spPr>
+                </pic:pic>
+              </a:graphicData>
+            </a:graphic>
+            <wp14:sizeRelH relativeFrom="margin">
+              <wp14:pctWidth>0</wp14:pctWidth>
+            </wp14:sizeRelH>
+            <wp14:sizeRelV relativeFrom="margin">
+              <wp14:pctHeight>0</wp14:pctHeight>
+            </wp14:sizeRelV>
+          </wp:anchor>
+        </w:drawing>
+      </w:r>
+    </w:p>
+    <w:p>
+      <w:pPr>
+        <w:spacing w:after="0" w:line="276" w:lineRule="auto"/>
+        <w:jc w:val="left"/>
+        <w:rPr>
+          <w:rFonts w:ascii="Arial" w:hAnsi="Arial" w:cs="Arial"/>
+          <w:b/>
+          <w:bCs/>
+          <w:color w:val="EE0000"/>
+        </w:rPr>
+      </w:pPr>
+    </w:p>
+    <w:p>
+      <w:pPr>
+        <w:spacing w:after="0" w:line="276" w:lineRule="auto"/>
+        <w:jc w:val="left"/>
+        <w:rPr>
+          <w:rFonts w:ascii="Arial" w:hAnsi="Arial" w:cs="Arial"/>
+          <w:b/>
+          <w:bCs/>
+          <w:color w:val="EE0000"/>
+        </w:rPr>
+      </w:pPr>
+    </w:p>
+    <w:p>
+      <w:pPr>
+        <w:spacing w:after="0" w:line="276" w:lineRule="auto"/>
+        <w:jc w:val="left"/>
+        <w:rPr>
+          <w:rFonts w:ascii="Arial" w:hAnsi="Arial" w:cs="Arial"/>
+          <w:b/>
+          <w:bCs/>
+          <w:color w:val="EE0000"/>
+        </w:rPr>
+      </w:pPr>
+    </w:p>
+    <w:p>
+      <w:pPr>
+        <w:spacing w:after="0" w:line="276" w:lineRule="auto"/>
+        <w:jc w:val="left"/>
+        <w:rPr>
+          <w:rFonts w:ascii="Arial" w:hAnsi="Arial" w:cs="Arial"/>
+          <w:b/>
+          <w:bCs/>
+          <w:color w:val="EE0000"/>
+        </w:rPr>
+      </w:pPr>
+    </w:p>
+    <w:p>
+      <w:pPr>
+        <w:spacing w:after="0" w:line="276" w:lineRule="auto"/>
+        <w:jc w:val="left"/>
+        <w:rPr>
+          <w:rFonts w:ascii="Arial" w:hAnsi="Arial" w:cs="Arial"/>
+          <w:b/>
+          <w:bCs/>
+          <w:color w:val="EE0000"/>
+        </w:rPr>
+      </w:pPr>
+    </w:p>
+    <w:p>
+      <w:pPr>
+        <w:spacing w:after="0" w:line="276" w:lineRule="auto"/>
+        <w:jc w:val="left"/>
+        <w:rPr>
+          <w:rFonts w:ascii="Arial" w:hAnsi="Arial" w:cs="Arial"/>
+          <w:b/>
+          <w:bCs/>
+          <w:color w:val="EE0000"/>
+        </w:rPr>
+      </w:pPr>
+    </w:p>
+    <w:p>
+      <w:pPr>
+        <w:spacing w:after="0" w:line="276" w:lineRule="auto"/>
+        <w:jc w:val="left"/>
+        <w:rPr>
+          <w:rFonts w:ascii="Arial" w:hAnsi="Arial" w:cs="Arial"/>
+          <w:b/>
+          <w:bCs/>
+          <w:color w:val="EE0000"/>
+        </w:rPr>
+      </w:pPr>
+    </w:p>
+    <w:p>
+      <w:pPr>
+        <w:spacing w:after="0" w:line="276" w:lineRule="auto"/>
+        <w:jc w:val="left"/>
+        <w:rPr>
+          <w:rFonts w:ascii="Arial" w:hAnsi="Arial" w:cs="Arial"/>
+          <w:b/>
+          <w:bCs/>
+          <w:color w:val="EE0000"/>
+        </w:rPr>
+      </w:pPr>
+    </w:p>
+    <w:p>
+      <w:pPr>
+        <w:spacing w:after="0" w:line="276" w:lineRule="auto"/>
+        <w:jc w:val="left"/>
+        <w:rPr>
+          <w:rFonts w:ascii="Arial" w:hAnsi="Arial" w:cs="Arial"/>
+          <w:b/>
+          <w:bCs/>
+          <w:color w:val="EE0000"/>
+        </w:rPr>
+      </w:pPr>
+    </w:p>
+    <w:p>
+      <w:pPr>
+        <w:spacing w:after="0" w:line="276" w:lineRule="auto"/>
+        <w:jc w:val="left"/>
+        <w:rPr>
+          <w:rFonts w:ascii="Arial" w:hAnsi="Arial" w:cs="Arial"/>
+          <w:b/>
+          <w:bCs/>
+          <w:color w:val="EE0000"/>
+        </w:rPr>
+      </w:pPr>
+    </w:p>
+    <w:p>
+      <w:pPr>
+        <w:spacing w:after="0" w:line="276" w:lineRule="auto"/>
+        <w:jc w:val="left"/>
+        <w:rPr>
+          <w:rFonts w:ascii="Arial" w:hAnsi="Arial" w:cs="Arial"/>
+          <w:b/>
+          <w:bCs/>
+          <w:color w:val="EE0000"/>
+        </w:rPr>
+      </w:pPr>
+    </w:p>
+    <w:p>
+      <w:pPr>
+        <w:spacing w:after="0" w:line="276" w:lineRule="auto"/>
+        <w:jc w:val="left"/>
+        <w:rPr>
+          <w:rFonts w:ascii="Arial" w:hAnsi="Arial" w:cs="Arial"/>
+          <w:b/>
+          <w:bCs/>
+          <w:color w:val="EE0000"/>
+        </w:rPr>
+      </w:pPr>
+    </w:p>
+    <w:p>
+      <w:pPr>
+        <w:spacing w:after="0" w:line="276" w:lineRule="auto"/>
+        <w:jc w:val="left"/>
+        <w:rPr>
+          <w:rFonts w:ascii="Arial" w:hAnsi="Arial" w:cs="Arial"/>
+          <w:b/>
+          <w:bCs/>
+          <w:color w:val="EE0000"/>
+        </w:rPr>
+      </w:pPr>
+    </w:p>
+    <w:p>
+      <w:pPr>
+        <w:spacing w:after="0" w:line="276" w:lineRule="auto"/>
+        <w:jc w:val="left"/>
+        <w:rPr>
+          <w:rFonts w:ascii="Arial" w:hAnsi="Arial" w:cs="Arial"/>
+          <w:b/>
+          <w:bCs/>
+          <w:color w:val="EE0000"/>
+        </w:rPr>
+      </w:pPr>
+    </w:p>
+    <w:p>
+      <w:pPr>
+        <w:spacing w:after="0" w:line="276" w:lineRule="auto"/>
+        <w:jc w:val="left"/>
+        <w:rPr>
+          <w:rFonts w:ascii="Arial" w:hAnsi="Arial" w:cs="Arial"/>
+          <w:b/>
+          <w:bCs/>
+          <w:color w:val="EE0000"/>
+        </w:rPr>
+      </w:pPr>
+    </w:p>
+    <w:p>
+      <w:pPr>
+        <w:spacing w:after="0" w:line="276" w:lineRule="auto"/>
+        <w:jc w:val="left"/>
+        <w:rPr>
+          <w:rFonts w:ascii="Arial" w:hAnsi="Arial" w:cs="Arial"/>
+          <w:b/>
+          <w:bCs/>
+          <w:color w:val="EE0000"/>
+        </w:rPr>
+      </w:pPr>
+    </w:p>
+    <w:p>
+      <w:pPr>
+        <w:spacing w:after="0" w:line="276" w:lineRule="auto"/>
+        <w:jc w:val="left"/>
+        <w:rPr>
+          <w:rFonts w:ascii="Arial" w:hAnsi="Arial" w:cs="Arial"/>
+          <w:b/>
+          <w:bCs/>
+          <w:color w:val="EE0000"/>
+        </w:rPr>
+      </w:pPr>
+    </w:p>
+    <w:p>
+      <w:pPr>
+        <w:pStyle w:val="Ttulo2"/>
+        <w:rPr>
+          <w:rFonts w:ascii="Arial" w:hAnsi="Arial" w:cs="Arial"/>
+          <w:b/>
+          <w:bCs/>
+          <w:color w:val="EE0000"/>
+        </w:rPr>
+      </w:pPr>
+      <w:r>
+        <w:rPr>
+          <w:rFonts w:ascii="Arial" w:hAnsi="Arial" w:cs="Arial"/>
+          <w:b/>
+          <w:bCs/>
+          <w:color w:val="EE0000"/>
+        </w:rPr>
+        <w:t xml:space="preserve">Configuración de </w:t>
+      </w:r>
+      <w:r>
+        <w:rPr>
+          <w:rFonts w:ascii="Arial" w:hAnsi="Arial" w:cs="Arial"/>
+          <w:b/>
+          <w:bCs/>
+          <w:color w:val="EE0000"/>
+        </w:rPr>
+        <w:t>Red y Acceso Externo</w:t>
+      </w:r>
+    </w:p>
+    <w:p>
+      <w:pPr>
+        <w:spacing w:after="0" w:line="276" w:lineRule="auto"/>
+        <w:jc w:val="left"/>
+        <w:rPr>
+          <w:rFonts w:ascii="Arial" w:hAnsi="Arial" w:cs="Arial"/>
+          <w:i/>
+          <w:iCs/>
+        </w:rPr>
+      </w:pPr>
+      <w:r>
+        <w:rPr>
+          <w:rFonts w:ascii="Arial" w:hAnsi="Arial" w:cs="Arial"/>
+        </w:rPr>
+        <w:t>MongoDB</w:t>
+      </w:r>
+      <w:r>
+        <w:rPr>
+          <w:rFonts w:ascii="Arial" w:hAnsi="Arial" w:cs="Arial"/>
+        </w:rPr>
+        <w:t xml:space="preserve"> de manera preterminada esta configurado para que solamente escuche la interfaz de </w:t>
+      </w:r>
+      <w:r>
+        <w:rPr>
+          <w:rFonts w:ascii="Arial" w:hAnsi="Arial" w:cs="Arial"/>
+          <w:i/>
+          <w:iCs/>
+        </w:rPr>
+        <w:t>loopback</w:t>
+      </w:r>
+      <w:r>
+        <w:rPr>
+          <w:rFonts w:ascii="Arial" w:hAnsi="Arial" w:cs="Arial"/>
+        </w:rPr>
+        <w:t xml:space="preserve"> (127.0.0.1). Para permitir la comunicación </w:t>
+      </w:r>
+      <w:r>
+        <w:rPr>
+          <w:rFonts w:ascii="Arial" w:hAnsi="Arial" w:cs="Arial"/>
+        </w:rPr>
+        <w:t>en</w:t>
+      </w:r>
+      <w:r>
+        <w:rPr>
+          <w:rFonts w:ascii="Arial" w:hAnsi="Arial" w:cs="Arial"/>
+        </w:rPr>
+        <w:t xml:space="preserve"> la</w:t>
+      </w:r>
+      <w:r>
+        <w:rPr>
+          <w:rFonts w:ascii="Arial" w:hAnsi="Arial" w:cs="Arial"/>
+        </w:rPr>
+        <w:t xml:space="preserve"> plataforma MercadoTech (donde se ejecuta en Windows), se modifico el archivo de configuración </w:t>
+      </w:r>
+      <w:r>
+        <w:rPr>
+          <w:rFonts w:ascii="Arial" w:hAnsi="Arial" w:cs="Arial"/>
+          <w:i/>
+          <w:iCs/>
+        </w:rPr>
+        <w:t>`mongod.conf`</w:t>
+      </w:r>
+      <w:r>
+        <w:rPr>
+          <w:rFonts w:ascii="Arial" w:hAnsi="Arial" w:cs="Arial"/>
+          <w:i/>
+          <w:iCs/>
+        </w:rPr>
+        <w:t xml:space="preserve"> </w:t>
+      </w:r>
+      <w:r>
+        <w:rPr>
+          <w:rFonts w:ascii="Arial" w:hAnsi="Arial" w:cs="Arial"/>
+        </w:rPr>
+        <w:t>con el comando</w:t>
+      </w:r>
+      <w:r>
+        <w:rPr>
+          <w:rFonts w:ascii="Arial" w:hAnsi="Arial" w:cs="Arial"/>
+          <w:i/>
+          <w:iCs/>
+        </w:rPr>
+        <w:t xml:space="preserve"> </w:t>
+      </w:r>
+    </w:p>
+    <w:p>
+      <w:pPr>
+        <w:spacing w:after="0" w:line="276" w:lineRule="auto"/>
+        <w:jc w:val="left"/>
+        <w:rPr>
+          <w:rFonts w:ascii="Arial" w:hAnsi="Arial" w:cs="Arial"/>
+        </w:rPr>
+      </w:pPr>
+      <w:r>
+        <w:rPr>
+          <w:rFonts w:ascii="Arial" w:hAnsi="Arial" w:cs="Arial"/>
+          <w:i/>
+          <w:iCs/>
+        </w:rPr>
+        <w:t>`</w:t>
+      </w:r>
+      <w:r>
+        <w:rPr>
+          <w:rFonts w:ascii="Arial" w:hAnsi="Arial" w:cs="Arial"/>
+          <w:i/>
+          <w:iCs/>
+        </w:rPr>
+        <w:t>sudo nano /etc/mongod.conf</w:t>
+      </w:r>
+      <w:r>
+        <w:rPr>
+          <w:rFonts w:ascii="Arial" w:hAnsi="Arial" w:cs="Arial"/>
+          <w:i/>
+          <w:iCs/>
+        </w:rPr>
+        <w:t>`</w:t>
+      </w:r>
+      <w:r>
+        <w:rPr>
+          <w:rFonts w:ascii="Arial" w:hAnsi="Arial" w:cs="Arial"/>
+        </w:rPr>
+        <w:t>:</w:t>
+      </w:r>
+    </w:p>
+    <w:p>
+      <w:pPr>
+        <w:spacing w:after="0" w:line="276" w:lineRule="auto"/>
+        <w:jc w:val="left"/>
+        <w:rPr>
+          <w:rFonts w:ascii="Arial" w:hAnsi="Arial" w:cs="Arial"/>
+        </w:rPr>
+      </w:pPr>
+    </w:p>
+    <w:p>
+      <w:pPr>
+        <w:spacing w:after="0" w:line="276" w:lineRule="auto"/>
+        <w:jc w:val="left"/>
+        <w:rPr>
+          <w:rFonts w:ascii="Arial" w:hAnsi="Arial" w:cs="Arial"/>
+        </w:rPr>
+      </w:pPr>
+      <w:r>
+        <w:rPr>
+          <w:rFonts w:ascii="Arial" w:hAnsi="Arial" w:cs="Arial"/>
+        </w:rPr>
+        <w:drawing>
+          <wp:inline distT="0" distB="0" distL="0" distR="0" wp14:anchorId="1E8590BC" wp14:editId="271BFDD5">
+            <wp:extent cx="6029325" cy="3959225"/>
+            <wp:effectExtent l="0" t="0" r="9525" b="3175"/>
+            <wp:docPr id="2089394473" name="Imagen 1"/>
+            <wp:cNvGraphicFramePr>
+              <a:graphicFrameLocks xmlns:a="http://schemas.openxmlformats.org/drawingml/2006/main" noChangeAspect="1"/>
+            </wp:cNvGraphicFramePr>
+            <a:graphic xmlns:a="http://schemas.openxmlformats.org/drawingml/2006/main">
+              <a:graphicData uri="http://schemas.openxmlformats.org/drawingml/2006/picture">
+                <pic:pic xmlns:pic="http://schemas.openxmlformats.org/drawingml/2006/picture">
+                  <pic:nvPicPr>
+                    <pic:cNvPr id="2089394473" name=""/>
+                    <pic:cNvPicPr/>
+                  </pic:nvPicPr>
+                  <pic:blipFill>
+                    <a:blip r:embed="rId13"/>
+                    <a:stretch>
+                      <a:fillRect/>
+                    </a:stretch>
+                  </pic:blipFill>
+                  <pic:spPr>
+                    <a:xfrm>
+                      <a:off x="0" y="0"/>
+                      <a:ext cx="6029325" cy="3959225"/>
+                    </a:xfrm>
+                    <a:prstGeom prst="rect">
+                      <a:avLst/>
+                    </a:prstGeom>
+                  </pic:spPr>
+                </pic:pic>
+              </a:graphicData>
+            </a:graphic>
+          </wp:inline>
+        </w:drawing>
+      </w:r>
+    </w:p>
+    <w:p>
+      <w:pPr>
+        <w:spacing w:after="0" w:line="276" w:lineRule="auto"/>
+        <w:jc w:val="left"/>
+        <w:rPr>
+          <w:rFonts w:ascii="Arial" w:hAnsi="Arial" w:cs="Arial"/>
+        </w:rPr>
+      </w:pPr>
+    </w:p>
+    <w:p>
+      <w:pPr>
+        <w:spacing w:after="0" w:line="276" w:lineRule="auto"/>
+        <w:jc w:val="left"/>
+        <w:rPr>
+          <w:rFonts w:ascii="Arial" w:hAnsi="Arial" w:cs="Arial"/>
+        </w:rPr>
+      </w:pPr>
+      <w:r>
+        <w:rPr>
+          <w:rFonts w:ascii="Arial" w:hAnsi="Arial" w:cs="Arial"/>
+        </w:rPr>
+        <w:t xml:space="preserve">Modificando el </w:t>
+      </w:r>
+      <w:r>
+        <w:rPr>
+          <w:rFonts w:ascii="Arial" w:hAnsi="Arial" w:cs="Arial"/>
+          <w:i/>
+          <w:iCs/>
+        </w:rPr>
+        <w:t>`bindIp`</w:t>
+      </w:r>
+      <w:r>
+        <w:rPr>
+          <w:rFonts w:ascii="Arial" w:hAnsi="Arial" w:cs="Arial"/>
+          <w:i/>
+          <w:iCs/>
+        </w:rPr>
+        <w:t xml:space="preserve"> </w:t>
+      </w:r>
+      <w:r>
+        <w:rPr>
+          <w:rFonts w:ascii="Arial" w:hAnsi="Arial" w:cs="Arial"/>
+        </w:rPr>
+        <w:t>para así permitir conexiones desde todas las interfaces de red de la maquina virtual.</w:t>
+      </w:r>
     </w:p>
     <w:p>
       <w:pPr>
@@ -3981,50 +5052,42 @@
           <w:szCs w:val="24"/>
         </w:rPr>
       </w:pPr>
-    </w:p>
-    <w:p>
-      <w:pPr>
-        <w:spacing w:after="0" w:line="276" w:lineRule="auto"/>
-        <w:jc w:val="left"/>
+      <w:r>
         <w:rPr>
           <w:rFonts w:ascii="Arial" w:hAnsi="Arial" w:cs="Arial"/>
           <w:sz w:val="24"/>
           <w:szCs w:val="24"/>
         </w:rPr>
-      </w:pPr>
-    </w:p>
-    <w:p>
-      <w:pPr>
-        <w:spacing w:after="0" w:line="276" w:lineRule="auto"/>
-        <w:jc w:val="left"/>
-        <w:rPr>
-          <w:rFonts w:ascii="Arial" w:hAnsi="Arial" w:cs="Arial"/>
+        <w:t xml:space="preserve">Después se reinicio el sistema mediante </w:t>
+      </w:r>
+      <w:r>
+        <w:rPr>
+          <w:rFonts w:ascii="Arial" w:hAnsi="Arial" w:cs="Arial"/>
+          <w:i/>
+          <w:iCs/>
           <w:sz w:val="24"/>
           <w:szCs w:val="24"/>
         </w:rPr>
-      </w:pPr>
-    </w:p>
-    <w:p>
-      <w:pPr>
-        <w:spacing w:after="0" w:line="276" w:lineRule="auto"/>
-        <w:jc w:val="left"/>
+        <w:t>`sudo systemctl restart mongod`</w:t>
+      </w:r>
+      <w:r>
         <w:rPr>
           <w:rFonts w:ascii="Arial" w:hAnsi="Arial" w:cs="Arial"/>
           <w:sz w:val="24"/>
           <w:szCs w:val="24"/>
         </w:rPr>
-      </w:pPr>
-    </w:p>
-    <w:p>
-      <w:pPr>
-        <w:spacing w:after="0" w:line="276" w:lineRule="auto"/>
-        <w:jc w:val="left"/>
-        <w:rPr>
-          <w:rFonts w:ascii="Arial" w:hAnsi="Arial" w:cs="Arial"/>
+        <w:t xml:space="preserve"> y se configuro el cortafuegos interno abriendo el puerto nativo mediante el </w:t>
+      </w:r>
+      <w:r>
+        <w:rPr>
+          <w:rFonts w:ascii="Arial" w:hAnsi="Arial" w:cs="Arial"/>
+          <w:i/>
+          <w:iCs/>
           <w:sz w:val="24"/>
           <w:szCs w:val="24"/>
         </w:rPr>
-      </w:pPr>
+        <w:t>`sudo ufw allow 27017/tcp`</w:t>
+      </w:r>
     </w:p>
     <w:p>
       <w:pPr>
@@ -4171,6 +5234,35 @@
     </w:p>
     <w:p>
       <w:pPr>
+        <w:pStyle w:val="Ttulo2"/>
+        <w:rPr>
+          <w:rFonts w:ascii="Arial" w:hAnsi="Arial" w:cs="Arial"/>
+          <w:b/>
+          <w:bCs/>
+          <w:color w:val="EE0000"/>
+        </w:rPr>
+      </w:pPr>
+      <w:r>
+        <w:rPr>
+          <w:rFonts w:ascii="Arial" w:hAnsi="Arial" w:cs="Arial"/>
+          <w:b/>
+          <w:bCs/>
+          <w:color w:val="EE0000"/>
+        </w:rPr>
+        <w:t xml:space="preserve">Validación de Conectividad mediante </w:t>
+      </w:r>
+      <w:r>
+        <w:rPr>
+          <w:rFonts w:ascii="Arial" w:hAnsi="Arial" w:cs="Arial"/>
+          <w:b/>
+          <w:bCs/>
+          <w:color w:val="EE0000"/>
+        </w:rPr>
+        <w:t xml:space="preserve">MongoDB </w:t>
+      </w:r>
+    </w:p>
+    <w:p>
+      <w:pPr>
         <w:spacing w:after="0" w:line="276" w:lineRule="auto"/>
         <w:jc w:val="left"/>
         <w:rPr>
@@ -4358,6 +5450,160 @@
     </w:p>
     <w:p>
       <w:pPr>
+        <w:spacing w:after="0" w:line="276" w:lineRule="auto"/>
+        <w:jc w:val="left"/>
+        <w:rPr>
+          <w:rFonts w:ascii="Arial" w:hAnsi="Arial" w:cs="Arial"/>
+          <w:sz w:val="24"/>
+          <w:szCs w:val="24"/>
+        </w:rPr>
+      </w:pPr>
+    </w:p>
+    <w:p>
+      <w:pPr>
+        <w:spacing w:after="0" w:line="276" w:lineRule="auto"/>
+        <w:jc w:val="left"/>
+        <w:rPr>
+          <w:rFonts w:ascii="Arial" w:hAnsi="Arial" w:cs="Arial"/>
+          <w:sz w:val="24"/>
+          <w:szCs w:val="24"/>
+        </w:rPr>
+      </w:pPr>
+    </w:p>
+    <w:p>
+      <w:pPr>
+        <w:spacing w:after="0" w:line="276" w:lineRule="auto"/>
+        <w:jc w:val="left"/>
+        <w:rPr>
+          <w:rFonts w:ascii="Arial" w:hAnsi="Arial" w:cs="Arial"/>
+          <w:sz w:val="24"/>
+          <w:szCs w:val="24"/>
+        </w:rPr>
+      </w:pPr>
+    </w:p>
+    <w:p>
+      <w:pPr>
+        <w:spacing w:after="0" w:line="276" w:lineRule="auto"/>
+        <w:jc w:val="left"/>
+        <w:rPr>
+          <w:rFonts w:ascii="Arial" w:hAnsi="Arial" w:cs="Arial"/>
+          <w:sz w:val="24"/>
+          <w:szCs w:val="24"/>
+        </w:rPr>
+      </w:pPr>
+    </w:p>
+    <w:p>
+      <w:pPr>
+        <w:spacing w:after="0" w:line="276" w:lineRule="auto"/>
+        <w:jc w:val="left"/>
+        <w:rPr>
+          <w:rFonts w:ascii="Arial" w:hAnsi="Arial" w:cs="Arial"/>
+          <w:sz w:val="24"/>
+          <w:szCs w:val="24"/>
+        </w:rPr>
+      </w:pPr>
+    </w:p>
+    <w:p>
+      <w:pPr>
+        <w:spacing w:after="0" w:line="276" w:lineRule="auto"/>
+        <w:jc w:val="left"/>
+        <w:rPr>
+          <w:rFonts w:ascii="Arial" w:hAnsi="Arial" w:cs="Arial"/>
+          <w:sz w:val="24"/>
+          <w:szCs w:val="24"/>
+        </w:rPr>
+      </w:pPr>
+    </w:p>
+    <w:p>
+      <w:pPr>
+        <w:spacing w:after="0" w:line="276" w:lineRule="auto"/>
+        <w:jc w:val="left"/>
+        <w:rPr>
+          <w:rFonts w:ascii="Arial" w:hAnsi="Arial" w:cs="Arial"/>
+          <w:sz w:val="24"/>
+          <w:szCs w:val="24"/>
+        </w:rPr>
+      </w:pPr>
+    </w:p>
+    <w:p>
+      <w:pPr>
+        <w:spacing w:after="0" w:line="276" w:lineRule="auto"/>
+        <w:jc w:val="left"/>
+        <w:rPr>
+          <w:rFonts w:ascii="Arial" w:hAnsi="Arial" w:cs="Arial"/>
+          <w:sz w:val="24"/>
+          <w:szCs w:val="24"/>
+        </w:rPr>
+      </w:pPr>
+    </w:p>
+    <w:p>
+      <w:pPr>
+        <w:spacing w:after="0" w:line="276" w:lineRule="auto"/>
+        <w:jc w:val="left"/>
+        <w:rPr>
+          <w:rFonts w:ascii="Arial" w:hAnsi="Arial" w:cs="Arial"/>
+          <w:sz w:val="24"/>
+          <w:szCs w:val="24"/>
+        </w:rPr>
+      </w:pPr>
+    </w:p>
+    <w:p>
+      <w:pPr>
+        <w:spacing w:after="0" w:line="276" w:lineRule="auto"/>
+        <w:jc w:val="left"/>
+        <w:rPr>
+          <w:rFonts w:ascii="Arial" w:hAnsi="Arial" w:cs="Arial"/>
+          <w:sz w:val="24"/>
+          <w:szCs w:val="24"/>
+        </w:rPr>
+      </w:pPr>
+    </w:p>
+    <w:p>
+      <w:pPr>
+        <w:spacing w:after="0" w:line="276" w:lineRule="auto"/>
+        <w:jc w:val="left"/>
+        <w:rPr>
+          <w:rFonts w:ascii="Arial" w:hAnsi="Arial" w:cs="Arial"/>
+          <w:sz w:val="24"/>
+          <w:szCs w:val="24"/>
+        </w:rPr>
+      </w:pPr>
+    </w:p>
+    <w:p>
+      <w:pPr>
+        <w:spacing w:after="0" w:line="276" w:lineRule="auto"/>
+        <w:jc w:val="left"/>
+        <w:rPr>
+          <w:rFonts w:ascii="Arial" w:hAnsi="Arial" w:cs="Arial"/>
+          <w:sz w:val="24"/>
+          <w:szCs w:val="24"/>
+        </w:rPr>
+      </w:pPr>
+    </w:p>
+    <w:p>
+      <w:pPr>
+        <w:spacing w:after="0" w:line="276" w:lineRule="auto"/>
+        <w:jc w:val="left"/>
+        <w:rPr>
+          <w:rFonts w:ascii="Arial" w:hAnsi="Arial" w:cs="Arial"/>
+          <w:sz w:val="24"/>
+          <w:szCs w:val="24"/>
+        </w:rPr>
+      </w:pPr>
+    </w:p>
+    <w:p>
+      <w:pPr>
+        <w:spacing w:after="0" w:line="276" w:lineRule="auto"/>
+        <w:jc w:val="left"/>
+        <w:rPr>
+          <w:rFonts w:ascii="Arial" w:hAnsi="Arial" w:cs="Arial"/>
+          <w:sz w:val="24"/>
+          <w:szCs w:val="24"/>
+        </w:rPr>
+      </w:pPr>
+    </w:p>
+    <w:p>
+      <w:pPr>
         <w:pStyle w:val="Ttulo1"/>
         <w:rPr>
           <w:rFonts w:ascii="Arial" w:hAnsi="Arial" w:cs="Arial"/>
@@ -4367,7 +5613,7 @@
           <w:szCs w:val="28"/>
         </w:rPr>
       </w:pPr>
-      <w:bookmarkStart w:id="8" w:name="_Toc233472803"/>
+      <w:bookmarkStart w:id="8" w:name="_Toc233498835"/>
       <w:r>
         <w:rPr>
           <w:rFonts w:ascii="Arial" w:hAnsi="Arial" w:cs="Arial"/>
@@ -4418,7 +5664,7 @@
       </w:pPr>
     </w:p>
     <w:sectPr>
-      <w:footerReference w:type="default" r:id="rId12"/>
+      <w:footerReference w:type="default" r:id="rId14"/>
       <w:pgSz w:w="12240" w:h="15840"/>
       <w:pgMar w:top="1276" w:right="1327" w:bottom="568" w:left="1418" w:header="709" w:footer="0" w:gutter="0"/>
       <w:pgNumType w:start="1"/>
@@ -4505,6 +5751,7 @@
         </w:pPr>
         <w:r>
           <w:rPr>
+            <w:noProof/>
             <w:lang w:eastAsia="es-CL"/>
           </w:rPr>
           <mc:AlternateContent>
@@ -4716,6 +5963,7 @@
     </w:pPr>
     <w:r>
       <w:rPr>
+        <w:noProof/>
         <w:lang w:eastAsia="es-CL"/>
       </w:rPr>
       <mc:AlternateContent>
@@ -4951,6 +6199,7 @@
     </w:r>
     <w:r>
       <w:rPr>
+        <w:noProof/>
         <w:lang w:eastAsia="es-CL"/>
       </w:rPr>
       <w:drawing>
@@ -5014,6 +6263,7 @@
     </w:pPr>
     <w:r>
       <w:rPr>
+        <w:noProof/>
         <w:lang w:eastAsia="es-CL"/>
       </w:rPr>
       <w:drawing>
@@ -5094,16 +6344,16 @@
 <file path=word/numbering.xml><?xml version="1.0" encoding="utf-8"?>
 <w:numbering xmlns:wpc="http://schemas.microsoft.com/office/word/2010/wordprocessingCanvas" xmlns:cx="http://schemas.microsoft.com/office/drawing/2014/chartex" xmlns:cx1="http://schemas.microsoft.com/office/drawing/2015/9/8/chartex" xmlns:cx2="http://schemas.microsoft.com/office/drawing/2015/10/21/chartex" xmlns:cx3="http://schemas.microsoft.com/office/drawing/2016/5/9/chartex" xmlns:cx4="http://schemas.microsoft.com/office/drawing/2016/5/10/chartex" xmlns:cx5="http://schemas.microsoft.com/office/drawing/2016/5/11/chartex" xmlns:cx6="http://schemas.microsoft.com/office/drawing/2016/5/12/chartex" xmlns:cx7="http://schemas.microsoft.com/office/drawing/2016/5/13/chartex" xmlns:cx8="http://schemas.microsoft.com/office/drawing/2016/5/14/chartex" xmlns:mc="http://schemas.openxmlformats.org/markup-compatibility/2006" xmlns:aink="http://schemas.microsoft.com/office/drawing/2016/ink" xmlns:am3d="http://schemas.microsoft.com/office/drawing/2017/model3d" xmlns:o="urn:schemas-microsoft-com:office:office" xmlns:oel="http://schemas.microsoft.com/office/2019/extlst" xmlns:r="http://schemas.openxmlformats.org/officeDocument/2006/relationships" xmlns:m="http://schemas.openxmlformats.org/officeDocument/2006/math" xmlns:v="urn:schemas-microsoft-com:vml" xmlns:wp14="http://schemas.microsoft.com/office/word/2010/wordprocessingDrawing" xmlns:wp="http://schemas.openxmlformats.org/drawingml/2006/wordprocessingDrawing" xmlns:w10="urn:schemas-microsoft-com:office:word" xmlns:w="http://schemas.openxmlformats.org/wordprocessingml/2006/main" xmlns:w14="http://schemas.microsoft.com/office/word/2010/wordml" xmlns:w15="http://schemas.microsoft.com/office/word/2012/wordml" xmlns:w16cex="http://schemas.microsoft.com/office/word/2018/wordml/cex" xmlns:w16cid="http://schemas.microsoft.com/office/word/2016/wordml/cid" xmlns:w16="http://schemas.microsoft.com/office/word/2018/wordml" xmlns:w16du="http://schemas.microsoft.com/office/word/2023/wordml/word16du" xmlns:w16sdtdh="http://schemas.microsoft.com/office/word/2020/wordml/sdtdatahash" xmlns:w16sdtfl="http://schemas.microsoft.com/office/word/2024/wordml/sdtformatlock" xmlns:w16se="http://schemas.microsoft.com/office/word/2015/wordml/symex" xmlns:wpg="http://schemas.microsoft.com/office/word/2010/wordprocessingGroup" xmlns:wpi="http://schemas.microsoft.com/office/word/2010/wordprocessingInk" xmlns:wne="http://schemas.microsoft.com/office/word/2006/wordml" xmlns:wps="http://schemas.microsoft.com/office/word/2010/wordprocessingShape" mc:Ignorable="w14 w15 w16se w16cid w16 w16cex w16sdtdh w16sdtfl w16du wp14">
   <w:abstractNum w:abstractNumId="0" w15:restartNumberingAfterBreak="0">
-    <w:nsid w:val="04222ECE"/>
+    <w:nsid w:val="0BEF065D"/>
     <w:multiLevelType w:val="hybridMultilevel"/>
-    <w:tmpl w:val="BD40E954"/>
+    <w:tmpl w:val="8048E64A"/>
     <w:lvl w:ilvl="0" w:tplc="080A0001">
       <w:start w:val="1"/>
       <w:numFmt w:val="bullet"/>
       <w:lvlText w:val=""/>
       <w:lvlJc w:val="left"/>
       <w:pPr>
-        <w:ind w:left="1219" w:hanging="360"/>
+        <w:ind w:left="720" w:hanging="360"/>
       </w:pPr>
       <w:rPr>
         <w:rFonts w:ascii="Symbol" w:hAnsi="Symbol" w:hint="default"/>
@@ -5115,7 +6365,7 @@
       <w:lvlText w:val="o"/>
       <w:lvlJc w:val="left"/>
       <w:pPr>
-        <w:ind w:left="1939" w:hanging="360"/>
+        <w:ind w:left="1440" w:hanging="360"/>
       </w:pPr>
       <w:rPr>
         <w:rFonts w:ascii="Courier New" w:hAnsi="Courier New" w:cs="Courier New" w:hint="default"/>
@@ -5127,7 +6377,7 @@
       <w:lvlText w:val=""/>
       <w:lvlJc w:val="left"/>
       <w:pPr>
-        <w:ind w:left="2659" w:hanging="360"/>
+        <w:ind w:left="2160" w:hanging="360"/>
       </w:pPr>
       <w:rPr>
         <w:rFonts w:ascii="Wingdings" w:hAnsi="Wingdings" w:hint="default"/>
@@ -5139,7 +6389,7 @@
       <w:lvlText w:val=""/>
       <w:lvlJc w:val="left"/>
       <w:pPr>
-        <w:ind w:left="3379" w:hanging="360"/>
+        <w:ind w:left="2880" w:hanging="360"/>
       </w:pPr>
       <w:rPr>
         <w:rFonts w:ascii="Symbol" w:hAnsi="Symbol" w:hint="default"/>
@@ -5151,7 +6401,7 @@
       <w:lvlText w:val="o"/>
       <w:lvlJc w:val="left"/>
       <w:pPr>
-        <w:ind w:left="4099" w:hanging="360"/>
+        <w:ind w:left="3600" w:hanging="360"/>
       </w:pPr>
       <w:rPr>
         <w:rFonts w:ascii="Courier New" w:hAnsi="Courier New" w:cs="Courier New" w:hint="default"/>
@@ -5163,7 +6413,7 @@
       <w:lvlText w:val=""/>
       <w:lvlJc w:val="left"/>
       <w:pPr>
-        <w:ind w:left="4819" w:hanging="360"/>
+        <w:ind w:left="4320" w:hanging="360"/>
       </w:pPr>
       <w:rPr>
         <w:rFonts w:ascii="Wingdings" w:hAnsi="Wingdings" w:hint="default"/>
@@ -5175,7 +6425,7 @@
       <w:lvlText w:val=""/>
       <w:lvlJc w:val="left"/>
       <w:pPr>
-        <w:ind w:left="5539" w:hanging="360"/>
+        <w:ind w:left="5040" w:hanging="360"/>
       </w:pPr>
       <w:rPr>
         <w:rFonts w:ascii="Symbol" w:hAnsi="Symbol" w:hint="default"/>
@@ -5187,7 +6437,7 @@
       <w:lvlText w:val="o"/>
       <w:lvlJc w:val="left"/>
       <w:pPr>
-        <w:ind w:left="6259" w:hanging="360"/>
+        <w:ind w:left="5760" w:hanging="360"/>
       </w:pPr>
       <w:rPr>
         <w:rFonts w:ascii="Courier New" w:hAnsi="Courier New" w:cs="Courier New" w:hint="default"/>
@@ -5199,7 +6449,7 @@
       <w:lvlText w:val=""/>
       <w:lvlJc w:val="left"/>
       <w:pPr>
-        <w:ind w:left="6979" w:hanging="360"/>
+        <w:ind w:left="6480" w:hanging="360"/>
       </w:pPr>
       <w:rPr>
         <w:rFonts w:ascii="Wingdings" w:hAnsi="Wingdings" w:hint="default"/>
@@ -5207,9 +6457,9 @@
     </w:lvl>
   </w:abstractNum>
   <w:abstractNum w:abstractNumId="1" w15:restartNumberingAfterBreak="0">
-    <w:nsid w:val="095827D6"/>
+    <w:nsid w:val="2B4C4C0C"/>
     <w:multiLevelType w:val="hybridMultilevel"/>
-    <w:tmpl w:val="DAB4AE28"/>
+    <w:tmpl w:val="65528656"/>
     <w:lvl w:ilvl="0" w:tplc="080A0001">
       <w:start w:val="1"/>
       <w:numFmt w:val="bullet"/>
@@ -5320,28 +6570,28 @@
     </w:lvl>
   </w:abstractNum>
   <w:abstractNum w:abstractNumId="2" w15:restartNumberingAfterBreak="0">
-    <w:nsid w:val="09652012"/>
+    <w:nsid w:val="310F3D8A"/>
     <w:multiLevelType w:val="hybridMultilevel"/>
-    <w:tmpl w:val="271CB092"/>
+    <w:tmpl w:val="3208B39E"/>
     <w:lvl w:ilvl="0" w:tplc="080A0001">
       <w:start w:val="1"/>
       <w:numFmt w:val="bullet"/>
       <w:lvlText w:val=""/>
       <w:lvlJc w:val="left"/>
       <w:pPr>
-        <w:ind w:left="1296" w:hanging="360"/>
+        <w:ind w:left="720" w:hanging="360"/>
       </w:pPr>
       <w:rPr>
         <w:rFonts w:ascii="Symbol" w:hAnsi="Symbol" w:hint="default"/>
       </w:rPr>
     </w:lvl>
-    <w:lvl w:ilvl="1" w:tplc="080A0003">
+    <w:lvl w:ilvl="1" w:tplc="080A0003" w:tentative="1">
       <w:start w:val="1"/>
       <w:numFmt w:val="bullet"/>
       <w:lvlText w:val="o"/>
       <w:lvlJc w:val="left"/>
       <w:pPr>
-        <w:ind w:left="2016" w:hanging="360"/>
+        <w:ind w:left="1440" w:hanging="360"/>
       </w:pPr>
       <w:rPr>
         <w:rFonts w:ascii="Courier New" w:hAnsi="Courier New" w:cs="Courier New" w:hint="default"/>
@@ -5353,7 +6603,7 @@
       <w:lvlText w:val=""/>
       <w:lvlJc w:val="left"/>
       <w:pPr>
-        <w:ind w:left="2736" w:hanging="360"/>
+        <w:ind w:left="2160" w:hanging="360"/>
       </w:pPr>
       <w:rPr>
         <w:rFonts w:ascii="Wingdings" w:hAnsi="Wingdings" w:hint="default"/>
@@ -5365,7 +6615,7 @@
       <w:lvlText w:val=""/>
       <w:lvlJc w:val="left"/>
       <w:pPr>
-        <w:ind w:left="3456" w:hanging="360"/>
+        <w:ind w:left="2880" w:hanging="360"/>
       </w:pPr>
       <w:rPr>
         <w:rFonts w:ascii="Symbol" w:hAnsi="Symbol" w:hint="default"/>
@@ -5377,7 +6627,7 @@
       <w:lvlText w:val="o"/>
       <w:lvlJc w:val="left"/>
       <w:pPr>
-        <w:ind w:left="4176" w:hanging="360"/>
+        <w:ind w:left="3600" w:hanging="360"/>
       </w:pPr>
       <w:rPr>
         <w:rFonts w:ascii="Courier New" w:hAnsi="Courier New" w:cs="Courier New" w:hint="default"/>
@@ -5389,7 +6639,7 @@
       <w:lvlText w:val=""/>
       <w:lvlJc w:val="left"/>
       <w:pPr>
-        <w:ind w:left="4896" w:hanging="360"/>
+        <w:ind w:left="4320" w:hanging="360"/>
       </w:pPr>
       <w:rPr>
         <w:rFonts w:ascii="Wingdings" w:hAnsi="Wingdings" w:hint="default"/>
@@ -5401,7 +6651,7 @@
       <w:lvlText w:val=""/>
       <w:lvlJc w:val="left"/>
       <w:pPr>
-        <w:ind w:left="5616" w:hanging="360"/>
+        <w:ind w:left="5040" w:hanging="360"/>
       </w:pPr>
       <w:rPr>
         <w:rFonts w:ascii="Symbol" w:hAnsi="Symbol" w:hint="default"/>
@@ -5413,7 +6663,7 @@
       <w:lvlText w:val="o"/>
       <w:lvlJc w:val="left"/>
       <w:pPr>
-        <w:ind w:left="6336" w:hanging="360"/>
+        <w:ind w:left="5760" w:hanging="360"/>
       </w:pPr>
       <w:rPr>
         <w:rFonts w:ascii="Courier New" w:hAnsi="Courier New" w:cs="Courier New" w:hint="default"/>
@@ -5425,7 +6675,7 @@
       <w:lvlText w:val=""/>
       <w:lvlJc w:val="left"/>
       <w:pPr>
-        <w:ind w:left="7056" w:hanging="360"/>
+        <w:ind w:left="6480" w:hanging="360"/>
       </w:pPr>
       <w:rPr>
         <w:rFonts w:ascii="Wingdings" w:hAnsi="Wingdings" w:hint="default"/>
@@ -5433,3081 +6683,6 @@
     </w:lvl>
   </w:abstractNum>
   <w:abstractNum w:abstractNumId="3" w15:restartNumberingAfterBreak="0">
-    <w:nsid w:val="0BEF065D"/>
-    <w:multiLevelType w:val="hybridMultilevel"/>
-    <w:tmpl w:val="8048E64A"/>
-    <w:lvl w:ilvl="0" w:tplc="080A0001">
-      <w:start w:val="1"/>
-      <w:numFmt w:val="bullet"/>
-      <w:lvlText w:val=""/>
-      <w:lvlJc w:val="left"/>
-      <w:pPr>
-        <w:ind w:left="720" w:hanging="360"/>
-      </w:pPr>
-      <w:rPr>
-        <w:rFonts w:ascii="Symbol" w:hAnsi="Symbol" w:hint="default"/>
-      </w:rPr>
-    </w:lvl>
-    <w:lvl w:ilvl="1" w:tplc="080A0003" w:tentative="1">
-      <w:start w:val="1"/>
-      <w:numFmt w:val="bullet"/>
-      <w:lvlText w:val="o"/>
-      <w:lvlJc w:val="left"/>
-      <w:pPr>
-        <w:ind w:left="1440" w:hanging="360"/>
-      </w:pPr>
-      <w:rPr>
-        <w:rFonts w:ascii="Courier New" w:hAnsi="Courier New" w:cs="Courier New" w:hint="default"/>
-      </w:rPr>
-    </w:lvl>
-    <w:lvl w:ilvl="2" w:tplc="080A0005" w:tentative="1">
-      <w:start w:val="1"/>
-      <w:numFmt w:val="bullet"/>
-      <w:lvlText w:val=""/>
-      <w:lvlJc w:val="left"/>
-      <w:pPr>
-        <w:ind w:left="2160" w:hanging="360"/>
-      </w:pPr>
-      <w:rPr>
-        <w:rFonts w:ascii="Wingdings" w:hAnsi="Wingdings" w:hint="default"/>
-      </w:rPr>
-    </w:lvl>
-    <w:lvl w:ilvl="3" w:tplc="080A0001" w:tentative="1">
-      <w:start w:val="1"/>
-      <w:numFmt w:val="bullet"/>
-      <w:lvlText w:val=""/>
-      <w:lvlJc w:val="left"/>
-      <w:pPr>
-        <w:ind w:left="2880" w:hanging="360"/>
-      </w:pPr>
-      <w:rPr>
-        <w:rFonts w:ascii="Symbol" w:hAnsi="Symbol" w:hint="default"/>
-      </w:rPr>
-    </w:lvl>
-    <w:lvl w:ilvl="4" w:tplc="080A0003" w:tentative="1">
-      <w:start w:val="1"/>
-      <w:numFmt w:val="bullet"/>
-      <w:lvlText w:val="o"/>
-      <w:lvlJc w:val="left"/>
-      <w:pPr>
-        <w:ind w:left="3600" w:hanging="360"/>
-      </w:pPr>
-      <w:rPr>
-        <w:rFonts w:ascii="Courier New" w:hAnsi="Courier New" w:cs="Courier New" w:hint="default"/>
-      </w:rPr>
-    </w:lvl>
-    <w:lvl w:ilvl="5" w:tplc="080A0005" w:tentative="1">
-      <w:start w:val="1"/>
-      <w:numFmt w:val="bullet"/>
-      <w:lvlText w:val=""/>
-      <w:lvlJc w:val="left"/>
-      <w:pPr>
-        <w:ind w:left="4320" w:hanging="360"/>
-      </w:pPr>
-      <w:rPr>
-        <w:rFonts w:ascii="Wingdings" w:hAnsi="Wingdings" w:hint="default"/>
-      </w:rPr>
-    </w:lvl>
-    <w:lvl w:ilvl="6" w:tplc="080A0001" w:tentative="1">
-      <w:start w:val="1"/>
-      <w:numFmt w:val="bullet"/>
-      <w:lvlText w:val=""/>
-      <w:lvlJc w:val="left"/>
-      <w:pPr>
-        <w:ind w:left="5040" w:hanging="360"/>
-      </w:pPr>
-      <w:rPr>
-        <w:rFonts w:ascii="Symbol" w:hAnsi="Symbol" w:hint="default"/>
-      </w:rPr>
-    </w:lvl>
-    <w:lvl w:ilvl="7" w:tplc="080A0003" w:tentative="1">
-      <w:start w:val="1"/>
-      <w:numFmt w:val="bullet"/>
-      <w:lvlText w:val="o"/>
-      <w:lvlJc w:val="left"/>
-      <w:pPr>
-        <w:ind w:left="5760" w:hanging="360"/>
-      </w:pPr>
-      <w:rPr>
-        <w:rFonts w:ascii="Courier New" w:hAnsi="Courier New" w:cs="Courier New" w:hint="default"/>
-      </w:rPr>
-    </w:lvl>
-    <w:lvl w:ilvl="8" w:tplc="080A0005" w:tentative="1">
-      <w:start w:val="1"/>
-      <w:numFmt w:val="bullet"/>
-      <w:lvlText w:val=""/>
-      <w:lvlJc w:val="left"/>
-      <w:pPr>
-        <w:ind w:left="6480" w:hanging="360"/>
-      </w:pPr>
-      <w:rPr>
-        <w:rFonts w:ascii="Wingdings" w:hAnsi="Wingdings" w:hint="default"/>
-      </w:rPr>
-    </w:lvl>
-  </w:abstractNum>
-  <w:abstractNum w:abstractNumId="4" w15:restartNumberingAfterBreak="0">
-    <w:nsid w:val="0D1B710F"/>
-    <w:multiLevelType w:val="hybridMultilevel"/>
-    <w:tmpl w:val="16D2D7B6"/>
-    <w:lvl w:ilvl="0" w:tplc="080A0001">
-      <w:start w:val="1"/>
-      <w:numFmt w:val="bullet"/>
-      <w:lvlText w:val=""/>
-      <w:lvlJc w:val="left"/>
-      <w:pPr>
-        <w:ind w:left="1080" w:hanging="360"/>
-      </w:pPr>
-      <w:rPr>
-        <w:rFonts w:ascii="Symbol" w:hAnsi="Symbol" w:hint="default"/>
-      </w:rPr>
-    </w:lvl>
-    <w:lvl w:ilvl="1" w:tplc="080A0003" w:tentative="1">
-      <w:start w:val="1"/>
-      <w:numFmt w:val="bullet"/>
-      <w:lvlText w:val="o"/>
-      <w:lvlJc w:val="left"/>
-      <w:pPr>
-        <w:ind w:left="1800" w:hanging="360"/>
-      </w:pPr>
-      <w:rPr>
-        <w:rFonts w:ascii="Courier New" w:hAnsi="Courier New" w:cs="Courier New" w:hint="default"/>
-      </w:rPr>
-    </w:lvl>
-    <w:lvl w:ilvl="2" w:tplc="080A0005" w:tentative="1">
-      <w:start w:val="1"/>
-      <w:numFmt w:val="bullet"/>
-      <w:lvlText w:val=""/>
-      <w:lvlJc w:val="left"/>
-      <w:pPr>
-        <w:ind w:left="2520" w:hanging="360"/>
-      </w:pPr>
-      <w:rPr>
-        <w:rFonts w:ascii="Wingdings" w:hAnsi="Wingdings" w:hint="default"/>
-      </w:rPr>
-    </w:lvl>
-    <w:lvl w:ilvl="3" w:tplc="080A0001" w:tentative="1">
-      <w:start w:val="1"/>
-      <w:numFmt w:val="bullet"/>
-      <w:lvlText w:val=""/>
-      <w:lvlJc w:val="left"/>
-      <w:pPr>
-        <w:ind w:left="3240" w:hanging="360"/>
-      </w:pPr>
-      <w:rPr>
-        <w:rFonts w:ascii="Symbol" w:hAnsi="Symbol" w:hint="default"/>
-      </w:rPr>
-    </w:lvl>
-    <w:lvl w:ilvl="4" w:tplc="080A0003" w:tentative="1">
-      <w:start w:val="1"/>
-      <w:numFmt w:val="bullet"/>
-      <w:lvlText w:val="o"/>
-      <w:lvlJc w:val="left"/>
-      <w:pPr>
-        <w:ind w:left="3960" w:hanging="360"/>
-      </w:pPr>
-      <w:rPr>
-        <w:rFonts w:ascii="Courier New" w:hAnsi="Courier New" w:cs="Courier New" w:hint="default"/>
-      </w:rPr>
-    </w:lvl>
-    <w:lvl w:ilvl="5" w:tplc="080A0005" w:tentative="1">
-      <w:start w:val="1"/>
-      <w:numFmt w:val="bullet"/>
-      <w:lvlText w:val=""/>
-      <w:lvlJc w:val="left"/>
-      <w:pPr>
-        <w:ind w:left="4680" w:hanging="360"/>
-      </w:pPr>
-      <w:rPr>
-        <w:rFonts w:ascii="Wingdings" w:hAnsi="Wingdings" w:hint="default"/>
-      </w:rPr>
-    </w:lvl>
-    <w:lvl w:ilvl="6" w:tplc="080A0001" w:tentative="1">
-      <w:start w:val="1"/>
-      <w:numFmt w:val="bullet"/>
-      <w:lvlText w:val=""/>
-      <w:lvlJc w:val="left"/>
-      <w:pPr>
-        <w:ind w:left="5400" w:hanging="360"/>
-      </w:pPr>
-      <w:rPr>
-        <w:rFonts w:ascii="Symbol" w:hAnsi="Symbol" w:hint="default"/>
-      </w:rPr>
-    </w:lvl>
-    <w:lvl w:ilvl="7" w:tplc="080A0003" w:tentative="1">
-      <w:start w:val="1"/>
-      <w:numFmt w:val="bullet"/>
-      <w:lvlText w:val="o"/>
-      <w:lvlJc w:val="left"/>
-      <w:pPr>
-        <w:ind w:left="6120" w:hanging="360"/>
-      </w:pPr>
-      <w:rPr>
-        <w:rFonts w:ascii="Courier New" w:hAnsi="Courier New" w:cs="Courier New" w:hint="default"/>
-      </w:rPr>
-    </w:lvl>
-    <w:lvl w:ilvl="8" w:tplc="080A0005" w:tentative="1">
-      <w:start w:val="1"/>
-      <w:numFmt w:val="bullet"/>
-      <w:lvlText w:val=""/>
-      <w:lvlJc w:val="left"/>
-      <w:pPr>
-        <w:ind w:left="6840" w:hanging="360"/>
-      </w:pPr>
-      <w:rPr>
-        <w:rFonts w:ascii="Wingdings" w:hAnsi="Wingdings" w:hint="default"/>
-      </w:rPr>
-    </w:lvl>
-  </w:abstractNum>
-  <w:abstractNum w:abstractNumId="5" w15:restartNumberingAfterBreak="0">
-    <w:nsid w:val="0D301B7E"/>
-    <w:multiLevelType w:val="hybridMultilevel"/>
-    <w:tmpl w:val="D084D4FC"/>
-    <w:lvl w:ilvl="0" w:tplc="1CE016AE">
-      <w:start w:val="1"/>
-      <w:numFmt w:val="bullet"/>
-      <w:lvlText w:val=""/>
-      <w:lvlJc w:val="left"/>
-      <w:pPr>
-        <w:ind w:left="720" w:hanging="360"/>
-      </w:pPr>
-      <w:rPr>
-        <w:rFonts w:ascii="Symbol" w:hAnsi="Symbol" w:hint="default"/>
-        <w:sz w:val="22"/>
-        <w:szCs w:val="22"/>
-      </w:rPr>
-    </w:lvl>
-    <w:lvl w:ilvl="1" w:tplc="080A0003" w:tentative="1">
-      <w:start w:val="1"/>
-      <w:numFmt w:val="bullet"/>
-      <w:lvlText w:val="o"/>
-      <w:lvlJc w:val="left"/>
-      <w:pPr>
-        <w:ind w:left="1440" w:hanging="360"/>
-      </w:pPr>
-      <w:rPr>
-        <w:rFonts w:ascii="Courier New" w:hAnsi="Courier New" w:cs="Courier New" w:hint="default"/>
-      </w:rPr>
-    </w:lvl>
-    <w:lvl w:ilvl="2" w:tplc="080A0005" w:tentative="1">
-      <w:start w:val="1"/>
-      <w:numFmt w:val="bullet"/>
-      <w:lvlText w:val=""/>
-      <w:lvlJc w:val="left"/>
-      <w:pPr>
-        <w:ind w:left="2160" w:hanging="360"/>
-      </w:pPr>
-      <w:rPr>
-        <w:rFonts w:ascii="Wingdings" w:hAnsi="Wingdings" w:hint="default"/>
-      </w:rPr>
-    </w:lvl>
-    <w:lvl w:ilvl="3" w:tplc="080A0001" w:tentative="1">
-      <w:start w:val="1"/>
-      <w:numFmt w:val="bullet"/>
-      <w:lvlText w:val=""/>
-      <w:lvlJc w:val="left"/>
-      <w:pPr>
-        <w:ind w:left="2880" w:hanging="360"/>
-      </w:pPr>
-      <w:rPr>
-        <w:rFonts w:ascii="Symbol" w:hAnsi="Symbol" w:hint="default"/>
-      </w:rPr>
-    </w:lvl>
-    <w:lvl w:ilvl="4" w:tplc="080A0003" w:tentative="1">
-      <w:start w:val="1"/>
-      <w:numFmt w:val="bullet"/>
-      <w:lvlText w:val="o"/>
-      <w:lvlJc w:val="left"/>
-      <w:pPr>
-        <w:ind w:left="3600" w:hanging="360"/>
-      </w:pPr>
-      <w:rPr>
-        <w:rFonts w:ascii="Courier New" w:hAnsi="Courier New" w:cs="Courier New" w:hint="default"/>
-      </w:rPr>
-    </w:lvl>
-    <w:lvl w:ilvl="5" w:tplc="080A0005" w:tentative="1">
-      <w:start w:val="1"/>
-      <w:numFmt w:val="bullet"/>
-      <w:lvlText w:val=""/>
-      <w:lvlJc w:val="left"/>
-      <w:pPr>
-        <w:ind w:left="4320" w:hanging="360"/>
-      </w:pPr>
-      <w:rPr>
-        <w:rFonts w:ascii="Wingdings" w:hAnsi="Wingdings" w:hint="default"/>
-      </w:rPr>
-    </w:lvl>
-    <w:lvl w:ilvl="6" w:tplc="080A0001" w:tentative="1">
-      <w:start w:val="1"/>
-      <w:numFmt w:val="bullet"/>
-      <w:lvlText w:val=""/>
-      <w:lvlJc w:val="left"/>
-      <w:pPr>
-        <w:ind w:left="5040" w:hanging="360"/>
-      </w:pPr>
-      <w:rPr>
-        <w:rFonts w:ascii="Symbol" w:hAnsi="Symbol" w:hint="default"/>
-      </w:rPr>
-    </w:lvl>
-    <w:lvl w:ilvl="7" w:tplc="080A0003" w:tentative="1">
-      <w:start w:val="1"/>
-      <w:numFmt w:val="bullet"/>
-      <w:lvlText w:val="o"/>
-      <w:lvlJc w:val="left"/>
-      <w:pPr>
-        <w:ind w:left="5760" w:hanging="360"/>
-      </w:pPr>
-      <w:rPr>
-        <w:rFonts w:ascii="Courier New" w:hAnsi="Courier New" w:cs="Courier New" w:hint="default"/>
-      </w:rPr>
-    </w:lvl>
-    <w:lvl w:ilvl="8" w:tplc="080A0005" w:tentative="1">
-      <w:start w:val="1"/>
-      <w:numFmt w:val="bullet"/>
-      <w:lvlText w:val=""/>
-      <w:lvlJc w:val="left"/>
-      <w:pPr>
-        <w:ind w:left="6480" w:hanging="360"/>
-      </w:pPr>
-      <w:rPr>
-        <w:rFonts w:ascii="Wingdings" w:hAnsi="Wingdings" w:hint="default"/>
-      </w:rPr>
-    </w:lvl>
-  </w:abstractNum>
-  <w:abstractNum w:abstractNumId="6" w15:restartNumberingAfterBreak="0">
-    <w:nsid w:val="0EAD28BF"/>
-    <w:multiLevelType w:val="hybridMultilevel"/>
-    <w:tmpl w:val="73FAAEF8"/>
-    <w:lvl w:ilvl="0" w:tplc="080A000F">
-      <w:start w:val="1"/>
-      <w:numFmt w:val="decimal"/>
-      <w:lvlText w:val="%1."/>
-      <w:lvlJc w:val="left"/>
-      <w:pPr>
-        <w:ind w:left="720" w:hanging="360"/>
-      </w:pPr>
-    </w:lvl>
-    <w:lvl w:ilvl="1" w:tplc="080A0019" w:tentative="1">
-      <w:start w:val="1"/>
-      <w:numFmt w:val="lowerLetter"/>
-      <w:lvlText w:val="%2."/>
-      <w:lvlJc w:val="left"/>
-      <w:pPr>
-        <w:ind w:left="1440" w:hanging="360"/>
-      </w:pPr>
-    </w:lvl>
-    <w:lvl w:ilvl="2" w:tplc="080A001B" w:tentative="1">
-      <w:start w:val="1"/>
-      <w:numFmt w:val="lowerRoman"/>
-      <w:lvlText w:val="%3."/>
-      <w:lvlJc w:val="right"/>
-      <w:pPr>
-        <w:ind w:left="2160" w:hanging="180"/>
-      </w:pPr>
-    </w:lvl>
-    <w:lvl w:ilvl="3" w:tplc="080A000F" w:tentative="1">
-      <w:start w:val="1"/>
-      <w:numFmt w:val="decimal"/>
-      <w:lvlText w:val="%4."/>
-      <w:lvlJc w:val="left"/>
-      <w:pPr>
-        <w:ind w:left="2880" w:hanging="360"/>
-      </w:pPr>
-    </w:lvl>
-    <w:lvl w:ilvl="4" w:tplc="080A0019" w:tentative="1">
-      <w:start w:val="1"/>
-      <w:numFmt w:val="lowerLetter"/>
-      <w:lvlText w:val="%5."/>
-      <w:lvlJc w:val="left"/>
-      <w:pPr>
-        <w:ind w:left="3600" w:hanging="360"/>
-      </w:pPr>
-    </w:lvl>
-    <w:lvl w:ilvl="5" w:tplc="080A001B" w:tentative="1">
-      <w:start w:val="1"/>
-      <w:numFmt w:val="lowerRoman"/>
-      <w:lvlText w:val="%6."/>
-      <w:lvlJc w:val="right"/>
-      <w:pPr>
-        <w:ind w:left="4320" w:hanging="180"/>
-      </w:pPr>
-    </w:lvl>
-    <w:lvl w:ilvl="6" w:tplc="080A000F" w:tentative="1">
-      <w:start w:val="1"/>
-      <w:numFmt w:val="decimal"/>
-      <w:lvlText w:val="%7."/>
-      <w:lvlJc w:val="left"/>
-      <w:pPr>
-        <w:ind w:left="5040" w:hanging="360"/>
-      </w:pPr>
-    </w:lvl>
-    <w:lvl w:ilvl="7" w:tplc="080A0019" w:tentative="1">
-      <w:start w:val="1"/>
-      <w:numFmt w:val="lowerLetter"/>
-      <w:lvlText w:val="%8."/>
-      <w:lvlJc w:val="left"/>
-      <w:pPr>
-        <w:ind w:left="5760" w:hanging="360"/>
-      </w:pPr>
-    </w:lvl>
-    <w:lvl w:ilvl="8" w:tplc="080A001B" w:tentative="1">
-      <w:start w:val="1"/>
-      <w:numFmt w:val="lowerRoman"/>
-      <w:lvlText w:val="%9."/>
-      <w:lvlJc w:val="right"/>
-      <w:pPr>
-        <w:ind w:left="6480" w:hanging="180"/>
-      </w:pPr>
-    </w:lvl>
-  </w:abstractNum>
-  <w:abstractNum w:abstractNumId="7" w15:restartNumberingAfterBreak="0">
-    <w:nsid w:val="0F7E7AA8"/>
-    <w:multiLevelType w:val="hybridMultilevel"/>
-    <w:tmpl w:val="B1547262"/>
-    <w:lvl w:ilvl="0" w:tplc="080A0001">
-      <w:start w:val="1"/>
-      <w:numFmt w:val="bullet"/>
-      <w:lvlText w:val=""/>
-      <w:lvlJc w:val="left"/>
-      <w:pPr>
-        <w:ind w:left="720" w:hanging="360"/>
-      </w:pPr>
-      <w:rPr>
-        <w:rFonts w:ascii="Symbol" w:hAnsi="Symbol" w:hint="default"/>
-      </w:rPr>
-    </w:lvl>
-    <w:lvl w:ilvl="1" w:tplc="080A0003" w:tentative="1">
-      <w:start w:val="1"/>
-      <w:numFmt w:val="bullet"/>
-      <w:lvlText w:val="o"/>
-      <w:lvlJc w:val="left"/>
-      <w:pPr>
-        <w:ind w:left="1440" w:hanging="360"/>
-      </w:pPr>
-      <w:rPr>
-        <w:rFonts w:ascii="Courier New" w:hAnsi="Courier New" w:cs="Courier New" w:hint="default"/>
-      </w:rPr>
-    </w:lvl>
-    <w:lvl w:ilvl="2" w:tplc="080A0005" w:tentative="1">
-      <w:start w:val="1"/>
-      <w:numFmt w:val="bullet"/>
-      <w:lvlText w:val=""/>
-      <w:lvlJc w:val="left"/>
-      <w:pPr>
-        <w:ind w:left="2160" w:hanging="360"/>
-      </w:pPr>
-      <w:rPr>
-        <w:rFonts w:ascii="Wingdings" w:hAnsi="Wingdings" w:hint="default"/>
-      </w:rPr>
-    </w:lvl>
-    <w:lvl w:ilvl="3" w:tplc="080A0001" w:tentative="1">
-      <w:start w:val="1"/>
-      <w:numFmt w:val="bullet"/>
-      <w:lvlText w:val=""/>
-      <w:lvlJc w:val="left"/>
-      <w:pPr>
-        <w:ind w:left="2880" w:hanging="360"/>
-      </w:pPr>
-      <w:rPr>
-        <w:rFonts w:ascii="Symbol" w:hAnsi="Symbol" w:hint="default"/>
-      </w:rPr>
-    </w:lvl>
-    <w:lvl w:ilvl="4" w:tplc="080A0003" w:tentative="1">
-      <w:start w:val="1"/>
-      <w:numFmt w:val="bullet"/>
-      <w:lvlText w:val="o"/>
-      <w:lvlJc w:val="left"/>
-      <w:pPr>
-        <w:ind w:left="3600" w:hanging="360"/>
-      </w:pPr>
-      <w:rPr>
-        <w:rFonts w:ascii="Courier New" w:hAnsi="Courier New" w:cs="Courier New" w:hint="default"/>
-      </w:rPr>
-    </w:lvl>
-    <w:lvl w:ilvl="5" w:tplc="080A0005" w:tentative="1">
-      <w:start w:val="1"/>
-      <w:numFmt w:val="bullet"/>
-      <w:lvlText w:val=""/>
-      <w:lvlJc w:val="left"/>
-      <w:pPr>
-        <w:ind w:left="4320" w:hanging="360"/>
-      </w:pPr>
-      <w:rPr>
-        <w:rFonts w:ascii="Wingdings" w:hAnsi="Wingdings" w:hint="default"/>
-      </w:rPr>
-    </w:lvl>
-    <w:lvl w:ilvl="6" w:tplc="080A0001" w:tentative="1">
-      <w:start w:val="1"/>
-      <w:numFmt w:val="bullet"/>
-      <w:lvlText w:val=""/>
-      <w:lvlJc w:val="left"/>
-      <w:pPr>
-        <w:ind w:left="5040" w:hanging="360"/>
-      </w:pPr>
-      <w:rPr>
-        <w:rFonts w:ascii="Symbol" w:hAnsi="Symbol" w:hint="default"/>
-      </w:rPr>
-    </w:lvl>
-    <w:lvl w:ilvl="7" w:tplc="080A0003" w:tentative="1">
-      <w:start w:val="1"/>
-      <w:numFmt w:val="bullet"/>
-      <w:lvlText w:val="o"/>
-      <w:lvlJc w:val="left"/>
-      <w:pPr>
-        <w:ind w:left="5760" w:hanging="360"/>
-      </w:pPr>
-      <w:rPr>
-        <w:rFonts w:ascii="Courier New" w:hAnsi="Courier New" w:cs="Courier New" w:hint="default"/>
-      </w:rPr>
-    </w:lvl>
-    <w:lvl w:ilvl="8" w:tplc="080A0005" w:tentative="1">
-      <w:start w:val="1"/>
-      <w:numFmt w:val="bullet"/>
-      <w:lvlText w:val=""/>
-      <w:lvlJc w:val="left"/>
-      <w:pPr>
-        <w:ind w:left="6480" w:hanging="360"/>
-      </w:pPr>
-      <w:rPr>
-        <w:rFonts w:ascii="Wingdings" w:hAnsi="Wingdings" w:hint="default"/>
-      </w:rPr>
-    </w:lvl>
-  </w:abstractNum>
-  <w:abstractNum w:abstractNumId="8" w15:restartNumberingAfterBreak="0">
-    <w:nsid w:val="12B305EC"/>
-    <w:multiLevelType w:val="multilevel"/>
-    <w:tmpl w:val="C5F4C536"/>
-    <w:lvl w:ilvl="0">
-      <w:start w:val="1"/>
-      <w:numFmt w:val="bullet"/>
-      <w:lvlText w:val=""/>
-      <w:lvlJc w:val="left"/>
-      <w:pPr>
-        <w:tabs>
-          <w:tab w:val="num" w:pos="720"/>
-        </w:tabs>
-        <w:ind w:left="720" w:hanging="360"/>
-      </w:pPr>
-      <w:rPr>
-        <w:rFonts w:ascii="Symbol" w:hAnsi="Symbol" w:hint="default"/>
-        <w:sz w:val="20"/>
-      </w:rPr>
-    </w:lvl>
-    <w:lvl w:ilvl="1" w:tentative="1">
-      <w:start w:val="1"/>
-      <w:numFmt w:val="bullet"/>
-      <w:lvlText w:val="o"/>
-      <w:lvlJc w:val="left"/>
-      <w:pPr>
-        <w:tabs>
-          <w:tab w:val="num" w:pos="1440"/>
-        </w:tabs>
-        <w:ind w:left="1440" w:hanging="360"/>
-      </w:pPr>
-      <w:rPr>
-        <w:rFonts w:ascii="Courier New" w:hAnsi="Courier New" w:hint="default"/>
-        <w:sz w:val="20"/>
-      </w:rPr>
-    </w:lvl>
-    <w:lvl w:ilvl="2" w:tentative="1">
-      <w:start w:val="1"/>
-      <w:numFmt w:val="bullet"/>
-      <w:lvlText w:val=""/>
-      <w:lvlJc w:val="left"/>
-      <w:pPr>
-        <w:tabs>
-          <w:tab w:val="num" w:pos="2160"/>
-        </w:tabs>
-        <w:ind w:left="2160" w:hanging="360"/>
-      </w:pPr>
-      <w:rPr>
-        <w:rFonts w:ascii="Wingdings" w:hAnsi="Wingdings" w:hint="default"/>
-        <w:sz w:val="20"/>
-      </w:rPr>
-    </w:lvl>
-    <w:lvl w:ilvl="3" w:tentative="1">
-      <w:start w:val="1"/>
-      <w:numFmt w:val="bullet"/>
-      <w:lvlText w:val=""/>
-      <w:lvlJc w:val="left"/>
-      <w:pPr>
-        <w:tabs>
-          <w:tab w:val="num" w:pos="2880"/>
-        </w:tabs>
-        <w:ind w:left="2880" w:hanging="360"/>
-      </w:pPr>
-      <w:rPr>
-        <w:rFonts w:ascii="Wingdings" w:hAnsi="Wingdings" w:hint="default"/>
-        <w:sz w:val="20"/>
-      </w:rPr>
-    </w:lvl>
-    <w:lvl w:ilvl="4" w:tentative="1">
-      <w:start w:val="1"/>
-      <w:numFmt w:val="bullet"/>
-      <w:lvlText w:val=""/>
-      <w:lvlJc w:val="left"/>
-      <w:pPr>
-        <w:tabs>
-          <w:tab w:val="num" w:pos="3600"/>
-        </w:tabs>
-        <w:ind w:left="3600" w:hanging="360"/>
-      </w:pPr>
-      <w:rPr>
-        <w:rFonts w:ascii="Wingdings" w:hAnsi="Wingdings" w:hint="default"/>
-        <w:sz w:val="20"/>
-      </w:rPr>
-    </w:lvl>
-    <w:lvl w:ilvl="5" w:tentative="1">
-      <w:start w:val="1"/>
-      <w:numFmt w:val="bullet"/>
-      <w:lvlText w:val=""/>
-      <w:lvlJc w:val="left"/>
-      <w:pPr>
-        <w:tabs>
-          <w:tab w:val="num" w:pos="4320"/>
-        </w:tabs>
-        <w:ind w:left="4320" w:hanging="360"/>
-      </w:pPr>
-      <w:rPr>
-        <w:rFonts w:ascii="Wingdings" w:hAnsi="Wingdings" w:hint="default"/>
-        <w:sz w:val="20"/>
-      </w:rPr>
-    </w:lvl>
-    <w:lvl w:ilvl="6" w:tentative="1">
-      <w:start w:val="1"/>
-      <w:numFmt w:val="bullet"/>
-      <w:lvlText w:val=""/>
-      <w:lvlJc w:val="left"/>
-      <w:pPr>
-        <w:tabs>
-          <w:tab w:val="num" w:pos="5040"/>
-        </w:tabs>
-        <w:ind w:left="5040" w:hanging="360"/>
-      </w:pPr>
-      <w:rPr>
-        <w:rFonts w:ascii="Wingdings" w:hAnsi="Wingdings" w:hint="default"/>
-        <w:sz w:val="20"/>
-      </w:rPr>
-    </w:lvl>
-    <w:lvl w:ilvl="7" w:tentative="1">
-      <w:start w:val="1"/>
-      <w:numFmt w:val="bullet"/>
-      <w:lvlText w:val=""/>
-      <w:lvlJc w:val="left"/>
-      <w:pPr>
-        <w:tabs>
-          <w:tab w:val="num" w:pos="5760"/>
-        </w:tabs>
-        <w:ind w:left="5760" w:hanging="360"/>
-      </w:pPr>
-      <w:rPr>
-        <w:rFonts w:ascii="Wingdings" w:hAnsi="Wingdings" w:hint="default"/>
-        <w:sz w:val="20"/>
-      </w:rPr>
-    </w:lvl>
-    <w:lvl w:ilvl="8" w:tentative="1">
-      <w:start w:val="1"/>
-      <w:numFmt w:val="bullet"/>
-      <w:lvlText w:val=""/>
-      <w:lvlJc w:val="left"/>
-      <w:pPr>
-        <w:tabs>
-          <w:tab w:val="num" w:pos="6480"/>
-        </w:tabs>
-        <w:ind w:left="6480" w:hanging="360"/>
-      </w:pPr>
-      <w:rPr>
-        <w:rFonts w:ascii="Wingdings" w:hAnsi="Wingdings" w:hint="default"/>
-        <w:sz w:val="20"/>
-      </w:rPr>
-    </w:lvl>
-  </w:abstractNum>
-  <w:abstractNum w:abstractNumId="9" w15:restartNumberingAfterBreak="0">
-    <w:nsid w:val="188A2471"/>
-    <w:multiLevelType w:val="multilevel"/>
-    <w:tmpl w:val="7B304F18"/>
-    <w:lvl w:ilvl="0">
-      <w:start w:val="1"/>
-      <w:numFmt w:val="bullet"/>
-      <w:lvlText w:val=""/>
-      <w:lvlJc w:val="left"/>
-      <w:pPr>
-        <w:tabs>
-          <w:tab w:val="num" w:pos="720"/>
-        </w:tabs>
-        <w:ind w:left="720" w:hanging="360"/>
-      </w:pPr>
-      <w:rPr>
-        <w:rFonts w:ascii="Symbol" w:hAnsi="Symbol" w:hint="default"/>
-        <w:sz w:val="20"/>
-      </w:rPr>
-    </w:lvl>
-    <w:lvl w:ilvl="1" w:tentative="1">
-      <w:start w:val="1"/>
-      <w:numFmt w:val="bullet"/>
-      <w:lvlText w:val="o"/>
-      <w:lvlJc w:val="left"/>
-      <w:pPr>
-        <w:tabs>
-          <w:tab w:val="num" w:pos="1440"/>
-        </w:tabs>
-        <w:ind w:left="1440" w:hanging="360"/>
-      </w:pPr>
-      <w:rPr>
-        <w:rFonts w:ascii="Courier New" w:hAnsi="Courier New" w:hint="default"/>
-        <w:sz w:val="20"/>
-      </w:rPr>
-    </w:lvl>
-    <w:lvl w:ilvl="2" w:tentative="1">
-      <w:start w:val="1"/>
-      <w:numFmt w:val="bullet"/>
-      <w:lvlText w:val=""/>
-      <w:lvlJc w:val="left"/>
-      <w:pPr>
-        <w:tabs>
-          <w:tab w:val="num" w:pos="2160"/>
-        </w:tabs>
-        <w:ind w:left="2160" w:hanging="360"/>
-      </w:pPr>
-      <w:rPr>
-        <w:rFonts w:ascii="Wingdings" w:hAnsi="Wingdings" w:hint="default"/>
-        <w:sz w:val="20"/>
-      </w:rPr>
-    </w:lvl>
-    <w:lvl w:ilvl="3" w:tentative="1">
-      <w:start w:val="1"/>
-      <w:numFmt w:val="bullet"/>
-      <w:lvlText w:val=""/>
-      <w:lvlJc w:val="left"/>
-      <w:pPr>
-        <w:tabs>
-          <w:tab w:val="num" w:pos="2880"/>
-        </w:tabs>
-        <w:ind w:left="2880" w:hanging="360"/>
-      </w:pPr>
-      <w:rPr>
-        <w:rFonts w:ascii="Wingdings" w:hAnsi="Wingdings" w:hint="default"/>
-        <w:sz w:val="20"/>
-      </w:rPr>
-    </w:lvl>
-    <w:lvl w:ilvl="4" w:tentative="1">
-      <w:start w:val="1"/>
-      <w:numFmt w:val="bullet"/>
-      <w:lvlText w:val=""/>
-      <w:lvlJc w:val="left"/>
-      <w:pPr>
-        <w:tabs>
-          <w:tab w:val="num" w:pos="3600"/>
-        </w:tabs>
-        <w:ind w:left="3600" w:hanging="360"/>
-      </w:pPr>
-      <w:rPr>
-        <w:rFonts w:ascii="Wingdings" w:hAnsi="Wingdings" w:hint="default"/>
-        <w:sz w:val="20"/>
-      </w:rPr>
-    </w:lvl>
-    <w:lvl w:ilvl="5" w:tentative="1">
-      <w:start w:val="1"/>
-      <w:numFmt w:val="bullet"/>
-      <w:lvlText w:val=""/>
-      <w:lvlJc w:val="left"/>
-      <w:pPr>
-        <w:tabs>
-          <w:tab w:val="num" w:pos="4320"/>
-        </w:tabs>
-        <w:ind w:left="4320" w:hanging="360"/>
-      </w:pPr>
-      <w:rPr>
-        <w:rFonts w:ascii="Wingdings" w:hAnsi="Wingdings" w:hint="default"/>
-        <w:sz w:val="20"/>
-      </w:rPr>
-    </w:lvl>
-    <w:lvl w:ilvl="6" w:tentative="1">
-      <w:start w:val="1"/>
-      <w:numFmt w:val="bullet"/>
-      <w:lvlText w:val=""/>
-      <w:lvlJc w:val="left"/>
-      <w:pPr>
-        <w:tabs>
-          <w:tab w:val="num" w:pos="5040"/>
-        </w:tabs>
-        <w:ind w:left="5040" w:hanging="360"/>
-      </w:pPr>
-      <w:rPr>
-        <w:rFonts w:ascii="Wingdings" w:hAnsi="Wingdings" w:hint="default"/>
-        <w:sz w:val="20"/>
-      </w:rPr>
-    </w:lvl>
-    <w:lvl w:ilvl="7" w:tentative="1">
-      <w:start w:val="1"/>
-      <w:numFmt w:val="bullet"/>
-      <w:lvlText w:val=""/>
-      <w:lvlJc w:val="left"/>
-      <w:pPr>
-        <w:tabs>
-          <w:tab w:val="num" w:pos="5760"/>
-        </w:tabs>
-        <w:ind w:left="5760" w:hanging="360"/>
-      </w:pPr>
-      <w:rPr>
-        <w:rFonts w:ascii="Wingdings" w:hAnsi="Wingdings" w:hint="default"/>
-        <w:sz w:val="20"/>
-      </w:rPr>
-    </w:lvl>
-    <w:lvl w:ilvl="8" w:tentative="1">
-      <w:start w:val="1"/>
-      <w:numFmt w:val="bullet"/>
-      <w:lvlText w:val=""/>
-      <w:lvlJc w:val="left"/>
-      <w:pPr>
-        <w:tabs>
-          <w:tab w:val="num" w:pos="6480"/>
-        </w:tabs>
-        <w:ind w:left="6480" w:hanging="360"/>
-      </w:pPr>
-      <w:rPr>
-        <w:rFonts w:ascii="Wingdings" w:hAnsi="Wingdings" w:hint="default"/>
-        <w:sz w:val="20"/>
-      </w:rPr>
-    </w:lvl>
-  </w:abstractNum>
-  <w:abstractNum w:abstractNumId="10" w15:restartNumberingAfterBreak="0">
-    <w:nsid w:val="19FF0336"/>
-    <w:multiLevelType w:val="hybridMultilevel"/>
-    <w:tmpl w:val="DFC40F44"/>
-    <w:lvl w:ilvl="0" w:tplc="080A0001">
-      <w:start w:val="1"/>
-      <w:numFmt w:val="bullet"/>
-      <w:lvlText w:val=""/>
-      <w:lvlJc w:val="left"/>
-      <w:pPr>
-        <w:ind w:left="1296" w:hanging="360"/>
-      </w:pPr>
-      <w:rPr>
-        <w:rFonts w:ascii="Symbol" w:hAnsi="Symbol" w:hint="default"/>
-      </w:rPr>
-    </w:lvl>
-    <w:lvl w:ilvl="1" w:tplc="080A0003" w:tentative="1">
-      <w:start w:val="1"/>
-      <w:numFmt w:val="bullet"/>
-      <w:lvlText w:val="o"/>
-      <w:lvlJc w:val="left"/>
-      <w:pPr>
-        <w:ind w:left="2016" w:hanging="360"/>
-      </w:pPr>
-      <w:rPr>
-        <w:rFonts w:ascii="Courier New" w:hAnsi="Courier New" w:cs="Courier New" w:hint="default"/>
-      </w:rPr>
-    </w:lvl>
-    <w:lvl w:ilvl="2" w:tplc="080A0005" w:tentative="1">
-      <w:start w:val="1"/>
-      <w:numFmt w:val="bullet"/>
-      <w:lvlText w:val=""/>
-      <w:lvlJc w:val="left"/>
-      <w:pPr>
-        <w:ind w:left="2736" w:hanging="360"/>
-      </w:pPr>
-      <w:rPr>
-        <w:rFonts w:ascii="Wingdings" w:hAnsi="Wingdings" w:hint="default"/>
-      </w:rPr>
-    </w:lvl>
-    <w:lvl w:ilvl="3" w:tplc="080A0001" w:tentative="1">
-      <w:start w:val="1"/>
-      <w:numFmt w:val="bullet"/>
-      <w:lvlText w:val=""/>
-      <w:lvlJc w:val="left"/>
-      <w:pPr>
-        <w:ind w:left="3456" w:hanging="360"/>
-      </w:pPr>
-      <w:rPr>
-        <w:rFonts w:ascii="Symbol" w:hAnsi="Symbol" w:hint="default"/>
-      </w:rPr>
-    </w:lvl>
-    <w:lvl w:ilvl="4" w:tplc="080A0003" w:tentative="1">
-      <w:start w:val="1"/>
-      <w:numFmt w:val="bullet"/>
-      <w:lvlText w:val="o"/>
-      <w:lvlJc w:val="left"/>
-      <w:pPr>
-        <w:ind w:left="4176" w:hanging="360"/>
-      </w:pPr>
-      <w:rPr>
-        <w:rFonts w:ascii="Courier New" w:hAnsi="Courier New" w:cs="Courier New" w:hint="default"/>
-      </w:rPr>
-    </w:lvl>
-    <w:lvl w:ilvl="5" w:tplc="080A0005" w:tentative="1">
-      <w:start w:val="1"/>
-      <w:numFmt w:val="bullet"/>
-      <w:lvlText w:val=""/>
-      <w:lvlJc w:val="left"/>
-      <w:pPr>
-        <w:ind w:left="4896" w:hanging="360"/>
-      </w:pPr>
-      <w:rPr>
-        <w:rFonts w:ascii="Wingdings" w:hAnsi="Wingdings" w:hint="default"/>
-      </w:rPr>
-    </w:lvl>
-    <w:lvl w:ilvl="6" w:tplc="080A0001" w:tentative="1">
-      <w:start w:val="1"/>
-      <w:numFmt w:val="bullet"/>
-      <w:lvlText w:val=""/>
-      <w:lvlJc w:val="left"/>
-      <w:pPr>
-        <w:ind w:left="5616" w:hanging="360"/>
-      </w:pPr>
-      <w:rPr>
-        <w:rFonts w:ascii="Symbol" w:hAnsi="Symbol" w:hint="default"/>
-      </w:rPr>
-    </w:lvl>
-    <w:lvl w:ilvl="7" w:tplc="080A0003" w:tentative="1">
-      <w:start w:val="1"/>
-      <w:numFmt w:val="bullet"/>
-      <w:lvlText w:val="o"/>
-      <w:lvlJc w:val="left"/>
-      <w:pPr>
-        <w:ind w:left="6336" w:hanging="360"/>
-      </w:pPr>
-      <w:rPr>
-        <w:rFonts w:ascii="Courier New" w:hAnsi="Courier New" w:cs="Courier New" w:hint="default"/>
-      </w:rPr>
-    </w:lvl>
-    <w:lvl w:ilvl="8" w:tplc="080A0005" w:tentative="1">
-      <w:start w:val="1"/>
-      <w:numFmt w:val="bullet"/>
-      <w:lvlText w:val=""/>
-      <w:lvlJc w:val="left"/>
-      <w:pPr>
-        <w:ind w:left="7056" w:hanging="360"/>
-      </w:pPr>
-      <w:rPr>
-        <w:rFonts w:ascii="Wingdings" w:hAnsi="Wingdings" w:hint="default"/>
-      </w:rPr>
-    </w:lvl>
-  </w:abstractNum>
-  <w:abstractNum w:abstractNumId="11" w15:restartNumberingAfterBreak="0">
-    <w:nsid w:val="1E5435FA"/>
-    <w:multiLevelType w:val="hybridMultilevel"/>
-    <w:tmpl w:val="DD849C2C"/>
-    <w:lvl w:ilvl="0" w:tplc="080A0001">
-      <w:start w:val="1"/>
-      <w:numFmt w:val="bullet"/>
-      <w:lvlText w:val=""/>
-      <w:lvlJc w:val="left"/>
-      <w:pPr>
-        <w:ind w:left="720" w:hanging="360"/>
-      </w:pPr>
-      <w:rPr>
-        <w:rFonts w:ascii="Symbol" w:hAnsi="Symbol" w:hint="default"/>
-      </w:rPr>
-    </w:lvl>
-    <w:lvl w:ilvl="1" w:tplc="080A0003" w:tentative="1">
-      <w:start w:val="1"/>
-      <w:numFmt w:val="bullet"/>
-      <w:lvlText w:val="o"/>
-      <w:lvlJc w:val="left"/>
-      <w:pPr>
-        <w:ind w:left="1440" w:hanging="360"/>
-      </w:pPr>
-      <w:rPr>
-        <w:rFonts w:ascii="Courier New" w:hAnsi="Courier New" w:cs="Courier New" w:hint="default"/>
-      </w:rPr>
-    </w:lvl>
-    <w:lvl w:ilvl="2" w:tplc="080A0005" w:tentative="1">
-      <w:start w:val="1"/>
-      <w:numFmt w:val="bullet"/>
-      <w:lvlText w:val=""/>
-      <w:lvlJc w:val="left"/>
-      <w:pPr>
-        <w:ind w:left="2160" w:hanging="360"/>
-      </w:pPr>
-      <w:rPr>
-        <w:rFonts w:ascii="Wingdings" w:hAnsi="Wingdings" w:hint="default"/>
-      </w:rPr>
-    </w:lvl>
-    <w:lvl w:ilvl="3" w:tplc="080A0001" w:tentative="1">
-      <w:start w:val="1"/>
-      <w:numFmt w:val="bullet"/>
-      <w:lvlText w:val=""/>
-      <w:lvlJc w:val="left"/>
-      <w:pPr>
-        <w:ind w:left="2880" w:hanging="360"/>
-      </w:pPr>
-      <w:rPr>
-        <w:rFonts w:ascii="Symbol" w:hAnsi="Symbol" w:hint="default"/>
-      </w:rPr>
-    </w:lvl>
-    <w:lvl w:ilvl="4" w:tplc="080A0003" w:tentative="1">
-      <w:start w:val="1"/>
-      <w:numFmt w:val="bullet"/>
-      <w:lvlText w:val="o"/>
-      <w:lvlJc w:val="left"/>
-      <w:pPr>
-        <w:ind w:left="3600" w:hanging="360"/>
-      </w:pPr>
-      <w:rPr>
-        <w:rFonts w:ascii="Courier New" w:hAnsi="Courier New" w:cs="Courier New" w:hint="default"/>
-      </w:rPr>
-    </w:lvl>
-    <w:lvl w:ilvl="5" w:tplc="080A0005" w:tentative="1">
-      <w:start w:val="1"/>
-      <w:numFmt w:val="bullet"/>
-      <w:lvlText w:val=""/>
-      <w:lvlJc w:val="left"/>
-      <w:pPr>
-        <w:ind w:left="4320" w:hanging="360"/>
-      </w:pPr>
-      <w:rPr>
-        <w:rFonts w:ascii="Wingdings" w:hAnsi="Wingdings" w:hint="default"/>
-      </w:rPr>
-    </w:lvl>
-    <w:lvl w:ilvl="6" w:tplc="080A0001" w:tentative="1">
-      <w:start w:val="1"/>
-      <w:numFmt w:val="bullet"/>
-      <w:lvlText w:val=""/>
-      <w:lvlJc w:val="left"/>
-      <w:pPr>
-        <w:ind w:left="5040" w:hanging="360"/>
-      </w:pPr>
-      <w:rPr>
-        <w:rFonts w:ascii="Symbol" w:hAnsi="Symbol" w:hint="default"/>
-      </w:rPr>
-    </w:lvl>
-    <w:lvl w:ilvl="7" w:tplc="080A0003" w:tentative="1">
-      <w:start w:val="1"/>
-      <w:numFmt w:val="bullet"/>
-      <w:lvlText w:val="o"/>
-      <w:lvlJc w:val="left"/>
-      <w:pPr>
-        <w:ind w:left="5760" w:hanging="360"/>
-      </w:pPr>
-      <w:rPr>
-        <w:rFonts w:ascii="Courier New" w:hAnsi="Courier New" w:cs="Courier New" w:hint="default"/>
-      </w:rPr>
-    </w:lvl>
-    <w:lvl w:ilvl="8" w:tplc="080A0005" w:tentative="1">
-      <w:start w:val="1"/>
-      <w:numFmt w:val="bullet"/>
-      <w:lvlText w:val=""/>
-      <w:lvlJc w:val="left"/>
-      <w:pPr>
-        <w:ind w:left="6480" w:hanging="360"/>
-      </w:pPr>
-      <w:rPr>
-        <w:rFonts w:ascii="Wingdings" w:hAnsi="Wingdings" w:hint="default"/>
-      </w:rPr>
-    </w:lvl>
-  </w:abstractNum>
-  <w:abstractNum w:abstractNumId="12" w15:restartNumberingAfterBreak="0">
-    <w:nsid w:val="1F6F257D"/>
-    <w:multiLevelType w:val="hybridMultilevel"/>
-    <w:tmpl w:val="5D921B2A"/>
-    <w:lvl w:ilvl="0" w:tplc="080A0001">
-      <w:start w:val="1"/>
-      <w:numFmt w:val="bullet"/>
-      <w:lvlText w:val=""/>
-      <w:lvlJc w:val="left"/>
-      <w:pPr>
-        <w:ind w:left="720" w:hanging="360"/>
-      </w:pPr>
-      <w:rPr>
-        <w:rFonts w:ascii="Symbol" w:hAnsi="Symbol" w:hint="default"/>
-      </w:rPr>
-    </w:lvl>
-    <w:lvl w:ilvl="1" w:tplc="080A0003" w:tentative="1">
-      <w:start w:val="1"/>
-      <w:numFmt w:val="bullet"/>
-      <w:lvlText w:val="o"/>
-      <w:lvlJc w:val="left"/>
-      <w:pPr>
-        <w:ind w:left="1440" w:hanging="360"/>
-      </w:pPr>
-      <w:rPr>
-        <w:rFonts w:ascii="Courier New" w:hAnsi="Courier New" w:cs="Courier New" w:hint="default"/>
-      </w:rPr>
-    </w:lvl>
-    <w:lvl w:ilvl="2" w:tplc="080A0005" w:tentative="1">
-      <w:start w:val="1"/>
-      <w:numFmt w:val="bullet"/>
-      <w:lvlText w:val=""/>
-      <w:lvlJc w:val="left"/>
-      <w:pPr>
-        <w:ind w:left="2160" w:hanging="360"/>
-      </w:pPr>
-      <w:rPr>
-        <w:rFonts w:ascii="Wingdings" w:hAnsi="Wingdings" w:hint="default"/>
-      </w:rPr>
-    </w:lvl>
-    <w:lvl w:ilvl="3" w:tplc="080A0001" w:tentative="1">
-      <w:start w:val="1"/>
-      <w:numFmt w:val="bullet"/>
-      <w:lvlText w:val=""/>
-      <w:lvlJc w:val="left"/>
-      <w:pPr>
-        <w:ind w:left="2880" w:hanging="360"/>
-      </w:pPr>
-      <w:rPr>
-        <w:rFonts w:ascii="Symbol" w:hAnsi="Symbol" w:hint="default"/>
-      </w:rPr>
-    </w:lvl>
-    <w:lvl w:ilvl="4" w:tplc="080A0003" w:tentative="1">
-      <w:start w:val="1"/>
-      <w:numFmt w:val="bullet"/>
-      <w:lvlText w:val="o"/>
-      <w:lvlJc w:val="left"/>
-      <w:pPr>
-        <w:ind w:left="3600" w:hanging="360"/>
-      </w:pPr>
-      <w:rPr>
-        <w:rFonts w:ascii="Courier New" w:hAnsi="Courier New" w:cs="Courier New" w:hint="default"/>
-      </w:rPr>
-    </w:lvl>
-    <w:lvl w:ilvl="5" w:tplc="080A0005" w:tentative="1">
-      <w:start w:val="1"/>
-      <w:numFmt w:val="bullet"/>
-      <w:lvlText w:val=""/>
-      <w:lvlJc w:val="left"/>
-      <w:pPr>
-        <w:ind w:left="4320" w:hanging="360"/>
-      </w:pPr>
-      <w:rPr>
-        <w:rFonts w:ascii="Wingdings" w:hAnsi="Wingdings" w:hint="default"/>
-      </w:rPr>
-    </w:lvl>
-    <w:lvl w:ilvl="6" w:tplc="080A0001" w:tentative="1">
-      <w:start w:val="1"/>
-      <w:numFmt w:val="bullet"/>
-      <w:lvlText w:val=""/>
-      <w:lvlJc w:val="left"/>
-      <w:pPr>
-        <w:ind w:left="5040" w:hanging="360"/>
-      </w:pPr>
-      <w:rPr>
-        <w:rFonts w:ascii="Symbol" w:hAnsi="Symbol" w:hint="default"/>
-      </w:rPr>
-    </w:lvl>
-    <w:lvl w:ilvl="7" w:tplc="080A0003" w:tentative="1">
-      <w:start w:val="1"/>
-      <w:numFmt w:val="bullet"/>
-      <w:lvlText w:val="o"/>
-      <w:lvlJc w:val="left"/>
-      <w:pPr>
-        <w:ind w:left="5760" w:hanging="360"/>
-      </w:pPr>
-      <w:rPr>
-        <w:rFonts w:ascii="Courier New" w:hAnsi="Courier New" w:cs="Courier New" w:hint="default"/>
-      </w:rPr>
-    </w:lvl>
-    <w:lvl w:ilvl="8" w:tplc="080A0005" w:tentative="1">
-      <w:start w:val="1"/>
-      <w:numFmt w:val="bullet"/>
-      <w:lvlText w:val=""/>
-      <w:lvlJc w:val="left"/>
-      <w:pPr>
-        <w:ind w:left="6480" w:hanging="360"/>
-      </w:pPr>
-      <w:rPr>
-        <w:rFonts w:ascii="Wingdings" w:hAnsi="Wingdings" w:hint="default"/>
-      </w:rPr>
-    </w:lvl>
-  </w:abstractNum>
-  <w:abstractNum w:abstractNumId="13" w15:restartNumberingAfterBreak="0">
-    <w:nsid w:val="256128BC"/>
-    <w:multiLevelType w:val="hybridMultilevel"/>
-    <w:tmpl w:val="DEC251B2"/>
-    <w:lvl w:ilvl="0" w:tplc="080A0001">
-      <w:start w:val="1"/>
-      <w:numFmt w:val="bullet"/>
-      <w:lvlText w:val=""/>
-      <w:lvlJc w:val="left"/>
-      <w:pPr>
-        <w:ind w:left="720" w:hanging="360"/>
-      </w:pPr>
-      <w:rPr>
-        <w:rFonts w:ascii="Symbol" w:hAnsi="Symbol" w:hint="default"/>
-      </w:rPr>
-    </w:lvl>
-    <w:lvl w:ilvl="1" w:tplc="080A0003" w:tentative="1">
-      <w:start w:val="1"/>
-      <w:numFmt w:val="bullet"/>
-      <w:lvlText w:val="o"/>
-      <w:lvlJc w:val="left"/>
-      <w:pPr>
-        <w:ind w:left="1440" w:hanging="360"/>
-      </w:pPr>
-      <w:rPr>
-        <w:rFonts w:ascii="Courier New" w:hAnsi="Courier New" w:cs="Courier New" w:hint="default"/>
-      </w:rPr>
-    </w:lvl>
-    <w:lvl w:ilvl="2" w:tplc="080A0005" w:tentative="1">
-      <w:start w:val="1"/>
-      <w:numFmt w:val="bullet"/>
-      <w:lvlText w:val=""/>
-      <w:lvlJc w:val="left"/>
-      <w:pPr>
-        <w:ind w:left="2160" w:hanging="360"/>
-      </w:pPr>
-      <w:rPr>
-        <w:rFonts w:ascii="Wingdings" w:hAnsi="Wingdings" w:hint="default"/>
-      </w:rPr>
-    </w:lvl>
-    <w:lvl w:ilvl="3" w:tplc="080A0001" w:tentative="1">
-      <w:start w:val="1"/>
-      <w:numFmt w:val="bullet"/>
-      <w:lvlText w:val=""/>
-      <w:lvlJc w:val="left"/>
-      <w:pPr>
-        <w:ind w:left="2880" w:hanging="360"/>
-      </w:pPr>
-      <w:rPr>
-        <w:rFonts w:ascii="Symbol" w:hAnsi="Symbol" w:hint="default"/>
-      </w:rPr>
-    </w:lvl>
-    <w:lvl w:ilvl="4" w:tplc="080A0003" w:tentative="1">
-      <w:start w:val="1"/>
-      <w:numFmt w:val="bullet"/>
-      <w:lvlText w:val="o"/>
-      <w:lvlJc w:val="left"/>
-      <w:pPr>
-        <w:ind w:left="3600" w:hanging="360"/>
-      </w:pPr>
-      <w:rPr>
-        <w:rFonts w:ascii="Courier New" w:hAnsi="Courier New" w:cs="Courier New" w:hint="default"/>
-      </w:rPr>
-    </w:lvl>
-    <w:lvl w:ilvl="5" w:tplc="080A0005" w:tentative="1">
-      <w:start w:val="1"/>
-      <w:numFmt w:val="bullet"/>
-      <w:lvlText w:val=""/>
-      <w:lvlJc w:val="left"/>
-      <w:pPr>
-        <w:ind w:left="4320" w:hanging="360"/>
-      </w:pPr>
-      <w:rPr>
-        <w:rFonts w:ascii="Wingdings" w:hAnsi="Wingdings" w:hint="default"/>
-      </w:rPr>
-    </w:lvl>
-    <w:lvl w:ilvl="6" w:tplc="080A0001" w:tentative="1">
-      <w:start w:val="1"/>
-      <w:numFmt w:val="bullet"/>
-      <w:lvlText w:val=""/>
-      <w:lvlJc w:val="left"/>
-      <w:pPr>
-        <w:ind w:left="5040" w:hanging="360"/>
-      </w:pPr>
-      <w:rPr>
-        <w:rFonts w:ascii="Symbol" w:hAnsi="Symbol" w:hint="default"/>
-      </w:rPr>
-    </w:lvl>
-    <w:lvl w:ilvl="7" w:tplc="080A0003" w:tentative="1">
-      <w:start w:val="1"/>
-      <w:numFmt w:val="bullet"/>
-      <w:lvlText w:val="o"/>
-      <w:lvlJc w:val="left"/>
-      <w:pPr>
-        <w:ind w:left="5760" w:hanging="360"/>
-      </w:pPr>
-      <w:rPr>
-        <w:rFonts w:ascii="Courier New" w:hAnsi="Courier New" w:cs="Courier New" w:hint="default"/>
-      </w:rPr>
-    </w:lvl>
-    <w:lvl w:ilvl="8" w:tplc="080A0005" w:tentative="1">
-      <w:start w:val="1"/>
-      <w:numFmt w:val="bullet"/>
-      <w:lvlText w:val=""/>
-      <w:lvlJc w:val="left"/>
-      <w:pPr>
-        <w:ind w:left="6480" w:hanging="360"/>
-      </w:pPr>
-      <w:rPr>
-        <w:rFonts w:ascii="Wingdings" w:hAnsi="Wingdings" w:hint="default"/>
-      </w:rPr>
-    </w:lvl>
-  </w:abstractNum>
-  <w:abstractNum w:abstractNumId="14" w15:restartNumberingAfterBreak="0">
-    <w:nsid w:val="2B4C4C0C"/>
-    <w:multiLevelType w:val="hybridMultilevel"/>
-    <w:tmpl w:val="65528656"/>
-    <w:lvl w:ilvl="0" w:tplc="080A0001">
-      <w:start w:val="1"/>
-      <w:numFmt w:val="bullet"/>
-      <w:lvlText w:val=""/>
-      <w:lvlJc w:val="left"/>
-      <w:pPr>
-        <w:ind w:left="720" w:hanging="360"/>
-      </w:pPr>
-      <w:rPr>
-        <w:rFonts w:ascii="Symbol" w:hAnsi="Symbol" w:hint="default"/>
-      </w:rPr>
-    </w:lvl>
-    <w:lvl w:ilvl="1" w:tplc="080A0003" w:tentative="1">
-      <w:start w:val="1"/>
-      <w:numFmt w:val="bullet"/>
-      <w:lvlText w:val="o"/>
-      <w:lvlJc w:val="left"/>
-      <w:pPr>
-        <w:ind w:left="1440" w:hanging="360"/>
-      </w:pPr>
-      <w:rPr>
-        <w:rFonts w:ascii="Courier New" w:hAnsi="Courier New" w:cs="Courier New" w:hint="default"/>
-      </w:rPr>
-    </w:lvl>
-    <w:lvl w:ilvl="2" w:tplc="080A0005" w:tentative="1">
-      <w:start w:val="1"/>
-      <w:numFmt w:val="bullet"/>
-      <w:lvlText w:val=""/>
-      <w:lvlJc w:val="left"/>
-      <w:pPr>
-        <w:ind w:left="2160" w:hanging="360"/>
-      </w:pPr>
-      <w:rPr>
-        <w:rFonts w:ascii="Wingdings" w:hAnsi="Wingdings" w:hint="default"/>
-      </w:rPr>
-    </w:lvl>
-    <w:lvl w:ilvl="3" w:tplc="080A0001" w:tentative="1">
-      <w:start w:val="1"/>
-      <w:numFmt w:val="bullet"/>
-      <w:lvlText w:val=""/>
-      <w:lvlJc w:val="left"/>
-      <w:pPr>
-        <w:ind w:left="2880" w:hanging="360"/>
-      </w:pPr>
-      <w:rPr>
-        <w:rFonts w:ascii="Symbol" w:hAnsi="Symbol" w:hint="default"/>
-      </w:rPr>
-    </w:lvl>
-    <w:lvl w:ilvl="4" w:tplc="080A0003" w:tentative="1">
-      <w:start w:val="1"/>
-      <w:numFmt w:val="bullet"/>
-      <w:lvlText w:val="o"/>
-      <w:lvlJc w:val="left"/>
-      <w:pPr>
-        <w:ind w:left="3600" w:hanging="360"/>
-      </w:pPr>
-      <w:rPr>
-        <w:rFonts w:ascii="Courier New" w:hAnsi="Courier New" w:cs="Courier New" w:hint="default"/>
-      </w:rPr>
-    </w:lvl>
-    <w:lvl w:ilvl="5" w:tplc="080A0005" w:tentative="1">
-      <w:start w:val="1"/>
-      <w:numFmt w:val="bullet"/>
-      <w:lvlText w:val=""/>
-      <w:lvlJc w:val="left"/>
-      <w:pPr>
-        <w:ind w:left="4320" w:hanging="360"/>
-      </w:pPr>
-      <w:rPr>
-        <w:rFonts w:ascii="Wingdings" w:hAnsi="Wingdings" w:hint="default"/>
-      </w:rPr>
-    </w:lvl>
-    <w:lvl w:ilvl="6" w:tplc="080A0001" w:tentative="1">
-      <w:start w:val="1"/>
-      <w:numFmt w:val="bullet"/>
-      <w:lvlText w:val=""/>
-      <w:lvlJc w:val="left"/>
-      <w:pPr>
-        <w:ind w:left="5040" w:hanging="360"/>
-      </w:pPr>
-      <w:rPr>
-        <w:rFonts w:ascii="Symbol" w:hAnsi="Symbol" w:hint="default"/>
-      </w:rPr>
-    </w:lvl>
-    <w:lvl w:ilvl="7" w:tplc="080A0003" w:tentative="1">
-      <w:start w:val="1"/>
-      <w:numFmt w:val="bullet"/>
-      <w:lvlText w:val="o"/>
-      <w:lvlJc w:val="left"/>
-      <w:pPr>
-        <w:ind w:left="5760" w:hanging="360"/>
-      </w:pPr>
-      <w:rPr>
-        <w:rFonts w:ascii="Courier New" w:hAnsi="Courier New" w:cs="Courier New" w:hint="default"/>
-      </w:rPr>
-    </w:lvl>
-    <w:lvl w:ilvl="8" w:tplc="080A0005" w:tentative="1">
-      <w:start w:val="1"/>
-      <w:numFmt w:val="bullet"/>
-      <w:lvlText w:val=""/>
-      <w:lvlJc w:val="left"/>
-      <w:pPr>
-        <w:ind w:left="6480" w:hanging="360"/>
-      </w:pPr>
-      <w:rPr>
-        <w:rFonts w:ascii="Wingdings" w:hAnsi="Wingdings" w:hint="default"/>
-      </w:rPr>
-    </w:lvl>
-  </w:abstractNum>
-  <w:abstractNum w:abstractNumId="15" w15:restartNumberingAfterBreak="0">
-    <w:nsid w:val="2E396A33"/>
-    <w:multiLevelType w:val="hybridMultilevel"/>
-    <w:tmpl w:val="DF289A7A"/>
-    <w:lvl w:ilvl="0" w:tplc="080A000F">
-      <w:start w:val="1"/>
-      <w:numFmt w:val="decimal"/>
-      <w:lvlText w:val="%1."/>
-      <w:lvlJc w:val="left"/>
-      <w:pPr>
-        <w:ind w:left="1440" w:hanging="360"/>
-      </w:pPr>
-    </w:lvl>
-    <w:lvl w:ilvl="1" w:tplc="080A0019" w:tentative="1">
-      <w:start w:val="1"/>
-      <w:numFmt w:val="lowerLetter"/>
-      <w:lvlText w:val="%2."/>
-      <w:lvlJc w:val="left"/>
-      <w:pPr>
-        <w:ind w:left="2160" w:hanging="360"/>
-      </w:pPr>
-    </w:lvl>
-    <w:lvl w:ilvl="2" w:tplc="080A001B" w:tentative="1">
-      <w:start w:val="1"/>
-      <w:numFmt w:val="lowerRoman"/>
-      <w:lvlText w:val="%3."/>
-      <w:lvlJc w:val="right"/>
-      <w:pPr>
-        <w:ind w:left="2880" w:hanging="180"/>
-      </w:pPr>
-    </w:lvl>
-    <w:lvl w:ilvl="3" w:tplc="080A000F" w:tentative="1">
-      <w:start w:val="1"/>
-      <w:numFmt w:val="decimal"/>
-      <w:lvlText w:val="%4."/>
-      <w:lvlJc w:val="left"/>
-      <w:pPr>
-        <w:ind w:left="3600" w:hanging="360"/>
-      </w:pPr>
-    </w:lvl>
-    <w:lvl w:ilvl="4" w:tplc="080A0019" w:tentative="1">
-      <w:start w:val="1"/>
-      <w:numFmt w:val="lowerLetter"/>
-      <w:lvlText w:val="%5."/>
-      <w:lvlJc w:val="left"/>
-      <w:pPr>
-        <w:ind w:left="4320" w:hanging="360"/>
-      </w:pPr>
-    </w:lvl>
-    <w:lvl w:ilvl="5" w:tplc="080A001B" w:tentative="1">
-      <w:start w:val="1"/>
-      <w:numFmt w:val="lowerRoman"/>
-      <w:lvlText w:val="%6."/>
-      <w:lvlJc w:val="right"/>
-      <w:pPr>
-        <w:ind w:left="5040" w:hanging="180"/>
-      </w:pPr>
-    </w:lvl>
-    <w:lvl w:ilvl="6" w:tplc="080A000F" w:tentative="1">
-      <w:start w:val="1"/>
-      <w:numFmt w:val="decimal"/>
-      <w:lvlText w:val="%7."/>
-      <w:lvlJc w:val="left"/>
-      <w:pPr>
-        <w:ind w:left="5760" w:hanging="360"/>
-      </w:pPr>
-    </w:lvl>
-    <w:lvl w:ilvl="7" w:tplc="080A0019" w:tentative="1">
-      <w:start w:val="1"/>
-      <w:numFmt w:val="lowerLetter"/>
-      <w:lvlText w:val="%8."/>
-      <w:lvlJc w:val="left"/>
-      <w:pPr>
-        <w:ind w:left="6480" w:hanging="360"/>
-      </w:pPr>
-    </w:lvl>
-    <w:lvl w:ilvl="8" w:tplc="080A001B" w:tentative="1">
-      <w:start w:val="1"/>
-      <w:numFmt w:val="lowerRoman"/>
-      <w:lvlText w:val="%9."/>
-      <w:lvlJc w:val="right"/>
-      <w:pPr>
-        <w:ind w:left="7200" w:hanging="180"/>
-      </w:pPr>
-    </w:lvl>
-  </w:abstractNum>
-  <w:abstractNum w:abstractNumId="16" w15:restartNumberingAfterBreak="0">
-    <w:nsid w:val="30655753"/>
-    <w:multiLevelType w:val="hybridMultilevel"/>
-    <w:tmpl w:val="C8448A08"/>
-    <w:lvl w:ilvl="0" w:tplc="080A0001">
-      <w:start w:val="1"/>
-      <w:numFmt w:val="bullet"/>
-      <w:lvlText w:val=""/>
-      <w:lvlJc w:val="left"/>
-      <w:pPr>
-        <w:ind w:left="720" w:hanging="360"/>
-      </w:pPr>
-      <w:rPr>
-        <w:rFonts w:ascii="Symbol" w:hAnsi="Symbol" w:hint="default"/>
-      </w:rPr>
-    </w:lvl>
-    <w:lvl w:ilvl="1" w:tplc="080A0003" w:tentative="1">
-      <w:start w:val="1"/>
-      <w:numFmt w:val="bullet"/>
-      <w:lvlText w:val="o"/>
-      <w:lvlJc w:val="left"/>
-      <w:pPr>
-        <w:ind w:left="1440" w:hanging="360"/>
-      </w:pPr>
-      <w:rPr>
-        <w:rFonts w:ascii="Courier New" w:hAnsi="Courier New" w:cs="Courier New" w:hint="default"/>
-      </w:rPr>
-    </w:lvl>
-    <w:lvl w:ilvl="2" w:tplc="080A0005" w:tentative="1">
-      <w:start w:val="1"/>
-      <w:numFmt w:val="bullet"/>
-      <w:lvlText w:val=""/>
-      <w:lvlJc w:val="left"/>
-      <w:pPr>
-        <w:ind w:left="2160" w:hanging="360"/>
-      </w:pPr>
-      <w:rPr>
-        <w:rFonts w:ascii="Wingdings" w:hAnsi="Wingdings" w:hint="default"/>
-      </w:rPr>
-    </w:lvl>
-    <w:lvl w:ilvl="3" w:tplc="080A0001" w:tentative="1">
-      <w:start w:val="1"/>
-      <w:numFmt w:val="bullet"/>
-      <w:lvlText w:val=""/>
-      <w:lvlJc w:val="left"/>
-      <w:pPr>
-        <w:ind w:left="2880" w:hanging="360"/>
-      </w:pPr>
-      <w:rPr>
-        <w:rFonts w:ascii="Symbol" w:hAnsi="Symbol" w:hint="default"/>
-      </w:rPr>
-    </w:lvl>
-    <w:lvl w:ilvl="4" w:tplc="080A0003" w:tentative="1">
-      <w:start w:val="1"/>
-      <w:numFmt w:val="bullet"/>
-      <w:lvlText w:val="o"/>
-      <w:lvlJc w:val="left"/>
-      <w:pPr>
-        <w:ind w:left="3600" w:hanging="360"/>
-      </w:pPr>
-      <w:rPr>
-        <w:rFonts w:ascii="Courier New" w:hAnsi="Courier New" w:cs="Courier New" w:hint="default"/>
-      </w:rPr>
-    </w:lvl>
-    <w:lvl w:ilvl="5" w:tplc="080A0005" w:tentative="1">
-      <w:start w:val="1"/>
-      <w:numFmt w:val="bullet"/>
-      <w:lvlText w:val=""/>
-      <w:lvlJc w:val="left"/>
-      <w:pPr>
-        <w:ind w:left="4320" w:hanging="360"/>
-      </w:pPr>
-      <w:rPr>
-        <w:rFonts w:ascii="Wingdings" w:hAnsi="Wingdings" w:hint="default"/>
-      </w:rPr>
-    </w:lvl>
-    <w:lvl w:ilvl="6" w:tplc="080A0001" w:tentative="1">
-      <w:start w:val="1"/>
-      <w:numFmt w:val="bullet"/>
-      <w:lvlText w:val=""/>
-      <w:lvlJc w:val="left"/>
-      <w:pPr>
-        <w:ind w:left="5040" w:hanging="360"/>
-      </w:pPr>
-      <w:rPr>
-        <w:rFonts w:ascii="Symbol" w:hAnsi="Symbol" w:hint="default"/>
-      </w:rPr>
-    </w:lvl>
-    <w:lvl w:ilvl="7" w:tplc="080A0003" w:tentative="1">
-      <w:start w:val="1"/>
-      <w:numFmt w:val="bullet"/>
-      <w:lvlText w:val="o"/>
-      <w:lvlJc w:val="left"/>
-      <w:pPr>
-        <w:ind w:left="5760" w:hanging="360"/>
-      </w:pPr>
-      <w:rPr>
-        <w:rFonts w:ascii="Courier New" w:hAnsi="Courier New" w:cs="Courier New" w:hint="default"/>
-      </w:rPr>
-    </w:lvl>
-    <w:lvl w:ilvl="8" w:tplc="080A0005" w:tentative="1">
-      <w:start w:val="1"/>
-      <w:numFmt w:val="bullet"/>
-      <w:lvlText w:val=""/>
-      <w:lvlJc w:val="left"/>
-      <w:pPr>
-        <w:ind w:left="6480" w:hanging="360"/>
-      </w:pPr>
-      <w:rPr>
-        <w:rFonts w:ascii="Wingdings" w:hAnsi="Wingdings" w:hint="default"/>
-      </w:rPr>
-    </w:lvl>
-  </w:abstractNum>
-  <w:abstractNum w:abstractNumId="17" w15:restartNumberingAfterBreak="0">
-    <w:nsid w:val="306D0D09"/>
-    <w:multiLevelType w:val="hybridMultilevel"/>
-    <w:tmpl w:val="A0C2D900"/>
-    <w:lvl w:ilvl="0" w:tplc="C450AC7C">
-      <w:numFmt w:val="bullet"/>
-      <w:lvlText w:val=""/>
-      <w:lvlJc w:val="left"/>
-      <w:pPr>
-        <w:ind w:left="720" w:hanging="360"/>
-      </w:pPr>
-      <w:rPr>
-        <w:rFonts w:ascii="Wingdings" w:eastAsiaTheme="minorHAnsi" w:hAnsi="Wingdings" w:cs="Arial" w:hint="default"/>
-      </w:rPr>
-    </w:lvl>
-    <w:lvl w:ilvl="1" w:tplc="080A0003" w:tentative="1">
-      <w:start w:val="1"/>
-      <w:numFmt w:val="bullet"/>
-      <w:lvlText w:val="o"/>
-      <w:lvlJc w:val="left"/>
-      <w:pPr>
-        <w:ind w:left="1440" w:hanging="360"/>
-      </w:pPr>
-      <w:rPr>
-        <w:rFonts w:ascii="Courier New" w:hAnsi="Courier New" w:cs="Courier New" w:hint="default"/>
-      </w:rPr>
-    </w:lvl>
-    <w:lvl w:ilvl="2" w:tplc="080A0005" w:tentative="1">
-      <w:start w:val="1"/>
-      <w:numFmt w:val="bullet"/>
-      <w:lvlText w:val=""/>
-      <w:lvlJc w:val="left"/>
-      <w:pPr>
-        <w:ind w:left="2160" w:hanging="360"/>
-      </w:pPr>
-      <w:rPr>
-        <w:rFonts w:ascii="Wingdings" w:hAnsi="Wingdings" w:hint="default"/>
-      </w:rPr>
-    </w:lvl>
-    <w:lvl w:ilvl="3" w:tplc="080A0001" w:tentative="1">
-      <w:start w:val="1"/>
-      <w:numFmt w:val="bullet"/>
-      <w:lvlText w:val=""/>
-      <w:lvlJc w:val="left"/>
-      <w:pPr>
-        <w:ind w:left="2880" w:hanging="360"/>
-      </w:pPr>
-      <w:rPr>
-        <w:rFonts w:ascii="Symbol" w:hAnsi="Symbol" w:hint="default"/>
-      </w:rPr>
-    </w:lvl>
-    <w:lvl w:ilvl="4" w:tplc="080A0003" w:tentative="1">
-      <w:start w:val="1"/>
-      <w:numFmt w:val="bullet"/>
-      <w:lvlText w:val="o"/>
-      <w:lvlJc w:val="left"/>
-      <w:pPr>
-        <w:ind w:left="3600" w:hanging="360"/>
-      </w:pPr>
-      <w:rPr>
-        <w:rFonts w:ascii="Courier New" w:hAnsi="Courier New" w:cs="Courier New" w:hint="default"/>
-      </w:rPr>
-    </w:lvl>
-    <w:lvl w:ilvl="5" w:tplc="080A0005" w:tentative="1">
-      <w:start w:val="1"/>
-      <w:numFmt w:val="bullet"/>
-      <w:lvlText w:val=""/>
-      <w:lvlJc w:val="left"/>
-      <w:pPr>
-        <w:ind w:left="4320" w:hanging="360"/>
-      </w:pPr>
-      <w:rPr>
-        <w:rFonts w:ascii="Wingdings" w:hAnsi="Wingdings" w:hint="default"/>
-      </w:rPr>
-    </w:lvl>
-    <w:lvl w:ilvl="6" w:tplc="080A0001" w:tentative="1">
-      <w:start w:val="1"/>
-      <w:numFmt w:val="bullet"/>
-      <w:lvlText w:val=""/>
-      <w:lvlJc w:val="left"/>
-      <w:pPr>
-        <w:ind w:left="5040" w:hanging="360"/>
-      </w:pPr>
-      <w:rPr>
-        <w:rFonts w:ascii="Symbol" w:hAnsi="Symbol" w:hint="default"/>
-      </w:rPr>
-    </w:lvl>
-    <w:lvl w:ilvl="7" w:tplc="080A0003" w:tentative="1">
-      <w:start w:val="1"/>
-      <w:numFmt w:val="bullet"/>
-      <w:lvlText w:val="o"/>
-      <w:lvlJc w:val="left"/>
-      <w:pPr>
-        <w:ind w:left="5760" w:hanging="360"/>
-      </w:pPr>
-      <w:rPr>
-        <w:rFonts w:ascii="Courier New" w:hAnsi="Courier New" w:cs="Courier New" w:hint="default"/>
-      </w:rPr>
-    </w:lvl>
-    <w:lvl w:ilvl="8" w:tplc="080A0005" w:tentative="1">
-      <w:start w:val="1"/>
-      <w:numFmt w:val="bullet"/>
-      <w:lvlText w:val=""/>
-      <w:lvlJc w:val="left"/>
-      <w:pPr>
-        <w:ind w:left="6480" w:hanging="360"/>
-      </w:pPr>
-      <w:rPr>
-        <w:rFonts w:ascii="Wingdings" w:hAnsi="Wingdings" w:hint="default"/>
-      </w:rPr>
-    </w:lvl>
-  </w:abstractNum>
-  <w:abstractNum w:abstractNumId="18" w15:restartNumberingAfterBreak="0">
-    <w:nsid w:val="310F3D8A"/>
-    <w:multiLevelType w:val="hybridMultilevel"/>
-    <w:tmpl w:val="3208B39E"/>
-    <w:lvl w:ilvl="0" w:tplc="080A0001">
-      <w:start w:val="1"/>
-      <w:numFmt w:val="bullet"/>
-      <w:lvlText w:val=""/>
-      <w:lvlJc w:val="left"/>
-      <w:pPr>
-        <w:ind w:left="720" w:hanging="360"/>
-      </w:pPr>
-      <w:rPr>
-        <w:rFonts w:ascii="Symbol" w:hAnsi="Symbol" w:hint="default"/>
-      </w:rPr>
-    </w:lvl>
-    <w:lvl w:ilvl="1" w:tplc="080A0003" w:tentative="1">
-      <w:start w:val="1"/>
-      <w:numFmt w:val="bullet"/>
-      <w:lvlText w:val="o"/>
-      <w:lvlJc w:val="left"/>
-      <w:pPr>
-        <w:ind w:left="1440" w:hanging="360"/>
-      </w:pPr>
-      <w:rPr>
-        <w:rFonts w:ascii="Courier New" w:hAnsi="Courier New" w:cs="Courier New" w:hint="default"/>
-      </w:rPr>
-    </w:lvl>
-    <w:lvl w:ilvl="2" w:tplc="080A0005" w:tentative="1">
-      <w:start w:val="1"/>
-      <w:numFmt w:val="bullet"/>
-      <w:lvlText w:val=""/>
-      <w:lvlJc w:val="left"/>
-      <w:pPr>
-        <w:ind w:left="2160" w:hanging="360"/>
-      </w:pPr>
-      <w:rPr>
-        <w:rFonts w:ascii="Wingdings" w:hAnsi="Wingdings" w:hint="default"/>
-      </w:rPr>
-    </w:lvl>
-    <w:lvl w:ilvl="3" w:tplc="080A0001" w:tentative="1">
-      <w:start w:val="1"/>
-      <w:numFmt w:val="bullet"/>
-      <w:lvlText w:val=""/>
-      <w:lvlJc w:val="left"/>
-      <w:pPr>
-        <w:ind w:left="2880" w:hanging="360"/>
-      </w:pPr>
-      <w:rPr>
-        <w:rFonts w:ascii="Symbol" w:hAnsi="Symbol" w:hint="default"/>
-      </w:rPr>
-    </w:lvl>
-    <w:lvl w:ilvl="4" w:tplc="080A0003" w:tentative="1">
-      <w:start w:val="1"/>
-      <w:numFmt w:val="bullet"/>
-      <w:lvlText w:val="o"/>
-      <w:lvlJc w:val="left"/>
-      <w:pPr>
-        <w:ind w:left="3600" w:hanging="360"/>
-      </w:pPr>
-      <w:rPr>
-        <w:rFonts w:ascii="Courier New" w:hAnsi="Courier New" w:cs="Courier New" w:hint="default"/>
-      </w:rPr>
-    </w:lvl>
-    <w:lvl w:ilvl="5" w:tplc="080A0005" w:tentative="1">
-      <w:start w:val="1"/>
-      <w:numFmt w:val="bullet"/>
-      <w:lvlText w:val=""/>
-      <w:lvlJc w:val="left"/>
-      <w:pPr>
-        <w:ind w:left="4320" w:hanging="360"/>
-      </w:pPr>
-      <w:rPr>
-        <w:rFonts w:ascii="Wingdings" w:hAnsi="Wingdings" w:hint="default"/>
-      </w:rPr>
-    </w:lvl>
-    <w:lvl w:ilvl="6" w:tplc="080A0001" w:tentative="1">
-      <w:start w:val="1"/>
-      <w:numFmt w:val="bullet"/>
-      <w:lvlText w:val=""/>
-      <w:lvlJc w:val="left"/>
-      <w:pPr>
-        <w:ind w:left="5040" w:hanging="360"/>
-      </w:pPr>
-      <w:rPr>
-        <w:rFonts w:ascii="Symbol" w:hAnsi="Symbol" w:hint="default"/>
-      </w:rPr>
-    </w:lvl>
-    <w:lvl w:ilvl="7" w:tplc="080A0003" w:tentative="1">
-      <w:start w:val="1"/>
-      <w:numFmt w:val="bullet"/>
-      <w:lvlText w:val="o"/>
-      <w:lvlJc w:val="left"/>
-      <w:pPr>
-        <w:ind w:left="5760" w:hanging="360"/>
-      </w:pPr>
-      <w:rPr>
-        <w:rFonts w:ascii="Courier New" w:hAnsi="Courier New" w:cs="Courier New" w:hint="default"/>
-      </w:rPr>
-    </w:lvl>
-    <w:lvl w:ilvl="8" w:tplc="080A0005" w:tentative="1">
-      <w:start w:val="1"/>
-      <w:numFmt w:val="bullet"/>
-      <w:lvlText w:val=""/>
-      <w:lvlJc w:val="left"/>
-      <w:pPr>
-        <w:ind w:left="6480" w:hanging="360"/>
-      </w:pPr>
-      <w:rPr>
-        <w:rFonts w:ascii="Wingdings" w:hAnsi="Wingdings" w:hint="default"/>
-      </w:rPr>
-    </w:lvl>
-  </w:abstractNum>
-  <w:abstractNum w:abstractNumId="19" w15:restartNumberingAfterBreak="0">
-    <w:nsid w:val="31967E12"/>
-    <w:multiLevelType w:val="hybridMultilevel"/>
-    <w:tmpl w:val="8594204A"/>
-    <w:lvl w:ilvl="0" w:tplc="340A0001">
-      <w:start w:val="1"/>
-      <w:numFmt w:val="bullet"/>
-      <w:lvlText w:val=""/>
-      <w:lvlJc w:val="left"/>
-      <w:pPr>
-        <w:ind w:left="720" w:hanging="360"/>
-      </w:pPr>
-      <w:rPr>
-        <w:rFonts w:ascii="Symbol" w:hAnsi="Symbol" w:hint="default"/>
-      </w:rPr>
-    </w:lvl>
-    <w:lvl w:ilvl="1" w:tplc="340A0003" w:tentative="1">
-      <w:start w:val="1"/>
-      <w:numFmt w:val="bullet"/>
-      <w:lvlText w:val="o"/>
-      <w:lvlJc w:val="left"/>
-      <w:pPr>
-        <w:ind w:left="1440" w:hanging="360"/>
-      </w:pPr>
-      <w:rPr>
-        <w:rFonts w:ascii="Courier New" w:hAnsi="Courier New" w:cs="Courier New" w:hint="default"/>
-      </w:rPr>
-    </w:lvl>
-    <w:lvl w:ilvl="2" w:tplc="340A0005" w:tentative="1">
-      <w:start w:val="1"/>
-      <w:numFmt w:val="bullet"/>
-      <w:lvlText w:val=""/>
-      <w:lvlJc w:val="left"/>
-      <w:pPr>
-        <w:ind w:left="2160" w:hanging="360"/>
-      </w:pPr>
-      <w:rPr>
-        <w:rFonts w:ascii="Wingdings" w:hAnsi="Wingdings" w:hint="default"/>
-      </w:rPr>
-    </w:lvl>
-    <w:lvl w:ilvl="3" w:tplc="340A0001" w:tentative="1">
-      <w:start w:val="1"/>
-      <w:numFmt w:val="bullet"/>
-      <w:lvlText w:val=""/>
-      <w:lvlJc w:val="left"/>
-      <w:pPr>
-        <w:ind w:left="2880" w:hanging="360"/>
-      </w:pPr>
-      <w:rPr>
-        <w:rFonts w:ascii="Symbol" w:hAnsi="Symbol" w:hint="default"/>
-      </w:rPr>
-    </w:lvl>
-    <w:lvl w:ilvl="4" w:tplc="340A0003" w:tentative="1">
-      <w:start w:val="1"/>
-      <w:numFmt w:val="bullet"/>
-      <w:lvlText w:val="o"/>
-      <w:lvlJc w:val="left"/>
-      <w:pPr>
-        <w:ind w:left="3600" w:hanging="360"/>
-      </w:pPr>
-      <w:rPr>
-        <w:rFonts w:ascii="Courier New" w:hAnsi="Courier New" w:cs="Courier New" w:hint="default"/>
-      </w:rPr>
-    </w:lvl>
-    <w:lvl w:ilvl="5" w:tplc="340A0005" w:tentative="1">
-      <w:start w:val="1"/>
-      <w:numFmt w:val="bullet"/>
-      <w:lvlText w:val=""/>
-      <w:lvlJc w:val="left"/>
-      <w:pPr>
-        <w:ind w:left="4320" w:hanging="360"/>
-      </w:pPr>
-      <w:rPr>
-        <w:rFonts w:ascii="Wingdings" w:hAnsi="Wingdings" w:hint="default"/>
-      </w:rPr>
-    </w:lvl>
-    <w:lvl w:ilvl="6" w:tplc="340A0001" w:tentative="1">
-      <w:start w:val="1"/>
-      <w:numFmt w:val="bullet"/>
-      <w:lvlText w:val=""/>
-      <w:lvlJc w:val="left"/>
-      <w:pPr>
-        <w:ind w:left="5040" w:hanging="360"/>
-      </w:pPr>
-      <w:rPr>
-        <w:rFonts w:ascii="Symbol" w:hAnsi="Symbol" w:hint="default"/>
-      </w:rPr>
-    </w:lvl>
-    <w:lvl w:ilvl="7" w:tplc="340A0003" w:tentative="1">
-      <w:start w:val="1"/>
-      <w:numFmt w:val="bullet"/>
-      <w:lvlText w:val="o"/>
-      <w:lvlJc w:val="left"/>
-      <w:pPr>
-        <w:ind w:left="5760" w:hanging="360"/>
-      </w:pPr>
-      <w:rPr>
-        <w:rFonts w:ascii="Courier New" w:hAnsi="Courier New" w:cs="Courier New" w:hint="default"/>
-      </w:rPr>
-    </w:lvl>
-    <w:lvl w:ilvl="8" w:tplc="340A0005" w:tentative="1">
-      <w:start w:val="1"/>
-      <w:numFmt w:val="bullet"/>
-      <w:lvlText w:val=""/>
-      <w:lvlJc w:val="left"/>
-      <w:pPr>
-        <w:ind w:left="6480" w:hanging="360"/>
-      </w:pPr>
-      <w:rPr>
-        <w:rFonts w:ascii="Wingdings" w:hAnsi="Wingdings" w:hint="default"/>
-      </w:rPr>
-    </w:lvl>
-  </w:abstractNum>
-  <w:abstractNum w:abstractNumId="20" w15:restartNumberingAfterBreak="0">
-    <w:nsid w:val="330D3F35"/>
-    <w:multiLevelType w:val="hybridMultilevel"/>
-    <w:tmpl w:val="1FFA355E"/>
-    <w:lvl w:ilvl="0" w:tplc="080A0001">
-      <w:start w:val="1"/>
-      <w:numFmt w:val="bullet"/>
-      <w:lvlText w:val=""/>
-      <w:lvlJc w:val="left"/>
-      <w:pPr>
-        <w:ind w:left="720" w:hanging="360"/>
-      </w:pPr>
-      <w:rPr>
-        <w:rFonts w:ascii="Symbol" w:hAnsi="Symbol" w:hint="default"/>
-      </w:rPr>
-    </w:lvl>
-    <w:lvl w:ilvl="1" w:tplc="080A0003" w:tentative="1">
-      <w:start w:val="1"/>
-      <w:numFmt w:val="bullet"/>
-      <w:lvlText w:val="o"/>
-      <w:lvlJc w:val="left"/>
-      <w:pPr>
-        <w:ind w:left="1440" w:hanging="360"/>
-      </w:pPr>
-      <w:rPr>
-        <w:rFonts w:ascii="Courier New" w:hAnsi="Courier New" w:cs="Courier New" w:hint="default"/>
-      </w:rPr>
-    </w:lvl>
-    <w:lvl w:ilvl="2" w:tplc="080A0005" w:tentative="1">
-      <w:start w:val="1"/>
-      <w:numFmt w:val="bullet"/>
-      <w:lvlText w:val=""/>
-      <w:lvlJc w:val="left"/>
-      <w:pPr>
-        <w:ind w:left="2160" w:hanging="360"/>
-      </w:pPr>
-      <w:rPr>
-        <w:rFonts w:ascii="Wingdings" w:hAnsi="Wingdings" w:hint="default"/>
-      </w:rPr>
-    </w:lvl>
-    <w:lvl w:ilvl="3" w:tplc="080A0001" w:tentative="1">
-      <w:start w:val="1"/>
-      <w:numFmt w:val="bullet"/>
-      <w:lvlText w:val=""/>
-      <w:lvlJc w:val="left"/>
-      <w:pPr>
-        <w:ind w:left="2880" w:hanging="360"/>
-      </w:pPr>
-      <w:rPr>
-        <w:rFonts w:ascii="Symbol" w:hAnsi="Symbol" w:hint="default"/>
-      </w:rPr>
-    </w:lvl>
-    <w:lvl w:ilvl="4" w:tplc="080A0003" w:tentative="1">
-      <w:start w:val="1"/>
-      <w:numFmt w:val="bullet"/>
-      <w:lvlText w:val="o"/>
-      <w:lvlJc w:val="left"/>
-      <w:pPr>
-        <w:ind w:left="3600" w:hanging="360"/>
-      </w:pPr>
-      <w:rPr>
-        <w:rFonts w:ascii="Courier New" w:hAnsi="Courier New" w:cs="Courier New" w:hint="default"/>
-      </w:rPr>
-    </w:lvl>
-    <w:lvl w:ilvl="5" w:tplc="080A0005" w:tentative="1">
-      <w:start w:val="1"/>
-      <w:numFmt w:val="bullet"/>
-      <w:lvlText w:val=""/>
-      <w:lvlJc w:val="left"/>
-      <w:pPr>
-        <w:ind w:left="4320" w:hanging="360"/>
-      </w:pPr>
-      <w:rPr>
-        <w:rFonts w:ascii="Wingdings" w:hAnsi="Wingdings" w:hint="default"/>
-      </w:rPr>
-    </w:lvl>
-    <w:lvl w:ilvl="6" w:tplc="080A0001" w:tentative="1">
-      <w:start w:val="1"/>
-      <w:numFmt w:val="bullet"/>
-      <w:lvlText w:val=""/>
-      <w:lvlJc w:val="left"/>
-      <w:pPr>
-        <w:ind w:left="5040" w:hanging="360"/>
-      </w:pPr>
-      <w:rPr>
-        <w:rFonts w:ascii="Symbol" w:hAnsi="Symbol" w:hint="default"/>
-      </w:rPr>
-    </w:lvl>
-    <w:lvl w:ilvl="7" w:tplc="080A0003" w:tentative="1">
-      <w:start w:val="1"/>
-      <w:numFmt w:val="bullet"/>
-      <w:lvlText w:val="o"/>
-      <w:lvlJc w:val="left"/>
-      <w:pPr>
-        <w:ind w:left="5760" w:hanging="360"/>
-      </w:pPr>
-      <w:rPr>
-        <w:rFonts w:ascii="Courier New" w:hAnsi="Courier New" w:cs="Courier New" w:hint="default"/>
-      </w:rPr>
-    </w:lvl>
-    <w:lvl w:ilvl="8" w:tplc="080A0005" w:tentative="1">
-      <w:start w:val="1"/>
-      <w:numFmt w:val="bullet"/>
-      <w:lvlText w:val=""/>
-      <w:lvlJc w:val="left"/>
-      <w:pPr>
-        <w:ind w:left="6480" w:hanging="360"/>
-      </w:pPr>
-      <w:rPr>
-        <w:rFonts w:ascii="Wingdings" w:hAnsi="Wingdings" w:hint="default"/>
-      </w:rPr>
-    </w:lvl>
-  </w:abstractNum>
-  <w:abstractNum w:abstractNumId="21" w15:restartNumberingAfterBreak="0">
-    <w:nsid w:val="34E1487D"/>
-    <w:multiLevelType w:val="hybridMultilevel"/>
-    <w:tmpl w:val="B85877C2"/>
-    <w:lvl w:ilvl="0" w:tplc="BC78B7F6">
-      <w:start w:val="1"/>
-      <w:numFmt w:val="decimal"/>
-      <w:lvlText w:val="%1."/>
-      <w:lvlJc w:val="left"/>
-      <w:pPr>
-        <w:ind w:left="1080" w:hanging="360"/>
-      </w:pPr>
-      <w:rPr>
-        <w:b/>
-        <w:bCs/>
-      </w:rPr>
-    </w:lvl>
-    <w:lvl w:ilvl="1" w:tplc="080A0019" w:tentative="1">
-      <w:start w:val="1"/>
-      <w:numFmt w:val="lowerLetter"/>
-      <w:lvlText w:val="%2."/>
-      <w:lvlJc w:val="left"/>
-      <w:pPr>
-        <w:ind w:left="1800" w:hanging="360"/>
-      </w:pPr>
-    </w:lvl>
-    <w:lvl w:ilvl="2" w:tplc="080A001B" w:tentative="1">
-      <w:start w:val="1"/>
-      <w:numFmt w:val="lowerRoman"/>
-      <w:lvlText w:val="%3."/>
-      <w:lvlJc w:val="right"/>
-      <w:pPr>
-        <w:ind w:left="2520" w:hanging="180"/>
-      </w:pPr>
-    </w:lvl>
-    <w:lvl w:ilvl="3" w:tplc="080A000F" w:tentative="1">
-      <w:start w:val="1"/>
-      <w:numFmt w:val="decimal"/>
-      <w:lvlText w:val="%4."/>
-      <w:lvlJc w:val="left"/>
-      <w:pPr>
-        <w:ind w:left="3240" w:hanging="360"/>
-      </w:pPr>
-    </w:lvl>
-    <w:lvl w:ilvl="4" w:tplc="080A0019" w:tentative="1">
-      <w:start w:val="1"/>
-      <w:numFmt w:val="lowerLetter"/>
-      <w:lvlText w:val="%5."/>
-      <w:lvlJc w:val="left"/>
-      <w:pPr>
-        <w:ind w:left="3960" w:hanging="360"/>
-      </w:pPr>
-    </w:lvl>
-    <w:lvl w:ilvl="5" w:tplc="080A001B" w:tentative="1">
-      <w:start w:val="1"/>
-      <w:numFmt w:val="lowerRoman"/>
-      <w:lvlText w:val="%6."/>
-      <w:lvlJc w:val="right"/>
-      <w:pPr>
-        <w:ind w:left="4680" w:hanging="180"/>
-      </w:pPr>
-    </w:lvl>
-    <w:lvl w:ilvl="6" w:tplc="080A000F" w:tentative="1">
-      <w:start w:val="1"/>
-      <w:numFmt w:val="decimal"/>
-      <w:lvlText w:val="%7."/>
-      <w:lvlJc w:val="left"/>
-      <w:pPr>
-        <w:ind w:left="5400" w:hanging="360"/>
-      </w:pPr>
-    </w:lvl>
-    <w:lvl w:ilvl="7" w:tplc="080A0019" w:tentative="1">
-      <w:start w:val="1"/>
-      <w:numFmt w:val="lowerLetter"/>
-      <w:lvlText w:val="%8."/>
-      <w:lvlJc w:val="left"/>
-      <w:pPr>
-        <w:ind w:left="6120" w:hanging="360"/>
-      </w:pPr>
-    </w:lvl>
-    <w:lvl w:ilvl="8" w:tplc="080A001B" w:tentative="1">
-      <w:start w:val="1"/>
-      <w:numFmt w:val="lowerRoman"/>
-      <w:lvlText w:val="%9."/>
-      <w:lvlJc w:val="right"/>
-      <w:pPr>
-        <w:ind w:left="6840" w:hanging="180"/>
-      </w:pPr>
-    </w:lvl>
-  </w:abstractNum>
-  <w:abstractNum w:abstractNumId="22" w15:restartNumberingAfterBreak="0">
-    <w:nsid w:val="36D00749"/>
-    <w:multiLevelType w:val="hybridMultilevel"/>
-    <w:tmpl w:val="42227508"/>
-    <w:lvl w:ilvl="0" w:tplc="080A0001">
-      <w:start w:val="1"/>
-      <w:numFmt w:val="bullet"/>
-      <w:lvlText w:val=""/>
-      <w:lvlJc w:val="left"/>
-      <w:pPr>
-        <w:ind w:left="720" w:hanging="360"/>
-      </w:pPr>
-      <w:rPr>
-        <w:rFonts w:ascii="Symbol" w:hAnsi="Symbol" w:hint="default"/>
-      </w:rPr>
-    </w:lvl>
-    <w:lvl w:ilvl="1" w:tplc="080A0003" w:tentative="1">
-      <w:start w:val="1"/>
-      <w:numFmt w:val="bullet"/>
-      <w:lvlText w:val="o"/>
-      <w:lvlJc w:val="left"/>
-      <w:pPr>
-        <w:ind w:left="1440" w:hanging="360"/>
-      </w:pPr>
-      <w:rPr>
-        <w:rFonts w:ascii="Courier New" w:hAnsi="Courier New" w:cs="Courier New" w:hint="default"/>
-      </w:rPr>
-    </w:lvl>
-    <w:lvl w:ilvl="2" w:tplc="080A0005" w:tentative="1">
-      <w:start w:val="1"/>
-      <w:numFmt w:val="bullet"/>
-      <w:lvlText w:val=""/>
-      <w:lvlJc w:val="left"/>
-      <w:pPr>
-        <w:ind w:left="2160" w:hanging="360"/>
-      </w:pPr>
-      <w:rPr>
-        <w:rFonts w:ascii="Wingdings" w:hAnsi="Wingdings" w:hint="default"/>
-      </w:rPr>
-    </w:lvl>
-    <w:lvl w:ilvl="3" w:tplc="080A0001" w:tentative="1">
-      <w:start w:val="1"/>
-      <w:numFmt w:val="bullet"/>
-      <w:lvlText w:val=""/>
-      <w:lvlJc w:val="left"/>
-      <w:pPr>
-        <w:ind w:left="2880" w:hanging="360"/>
-      </w:pPr>
-      <w:rPr>
-        <w:rFonts w:ascii="Symbol" w:hAnsi="Symbol" w:hint="default"/>
-      </w:rPr>
-    </w:lvl>
-    <w:lvl w:ilvl="4" w:tplc="080A0003" w:tentative="1">
-      <w:start w:val="1"/>
-      <w:numFmt w:val="bullet"/>
-      <w:lvlText w:val="o"/>
-      <w:lvlJc w:val="left"/>
-      <w:pPr>
-        <w:ind w:left="3600" w:hanging="360"/>
-      </w:pPr>
-      <w:rPr>
-        <w:rFonts w:ascii="Courier New" w:hAnsi="Courier New" w:cs="Courier New" w:hint="default"/>
-      </w:rPr>
-    </w:lvl>
-    <w:lvl w:ilvl="5" w:tplc="080A0005" w:tentative="1">
-      <w:start w:val="1"/>
-      <w:numFmt w:val="bullet"/>
-      <w:lvlText w:val=""/>
-      <w:lvlJc w:val="left"/>
-      <w:pPr>
-        <w:ind w:left="4320" w:hanging="360"/>
-      </w:pPr>
-      <w:rPr>
-        <w:rFonts w:ascii="Wingdings" w:hAnsi="Wingdings" w:hint="default"/>
-      </w:rPr>
-    </w:lvl>
-    <w:lvl w:ilvl="6" w:tplc="080A0001" w:tentative="1">
-      <w:start w:val="1"/>
-      <w:numFmt w:val="bullet"/>
-      <w:lvlText w:val=""/>
-      <w:lvlJc w:val="left"/>
-      <w:pPr>
-        <w:ind w:left="5040" w:hanging="360"/>
-      </w:pPr>
-      <w:rPr>
-        <w:rFonts w:ascii="Symbol" w:hAnsi="Symbol" w:hint="default"/>
-      </w:rPr>
-    </w:lvl>
-    <w:lvl w:ilvl="7" w:tplc="080A0003" w:tentative="1">
-      <w:start w:val="1"/>
-      <w:numFmt w:val="bullet"/>
-      <w:lvlText w:val="o"/>
-      <w:lvlJc w:val="left"/>
-      <w:pPr>
-        <w:ind w:left="5760" w:hanging="360"/>
-      </w:pPr>
-      <w:rPr>
-        <w:rFonts w:ascii="Courier New" w:hAnsi="Courier New" w:cs="Courier New" w:hint="default"/>
-      </w:rPr>
-    </w:lvl>
-    <w:lvl w:ilvl="8" w:tplc="080A0005" w:tentative="1">
-      <w:start w:val="1"/>
-      <w:numFmt w:val="bullet"/>
-      <w:lvlText w:val=""/>
-      <w:lvlJc w:val="left"/>
-      <w:pPr>
-        <w:ind w:left="6480" w:hanging="360"/>
-      </w:pPr>
-      <w:rPr>
-        <w:rFonts w:ascii="Wingdings" w:hAnsi="Wingdings" w:hint="default"/>
-      </w:rPr>
-    </w:lvl>
-  </w:abstractNum>
-  <w:abstractNum w:abstractNumId="23" w15:restartNumberingAfterBreak="0">
-    <w:nsid w:val="37101343"/>
-    <w:multiLevelType w:val="hybridMultilevel"/>
-    <w:tmpl w:val="DF9612AE"/>
-    <w:lvl w:ilvl="0" w:tplc="1CE016AE">
-      <w:start w:val="1"/>
-      <w:numFmt w:val="bullet"/>
-      <w:lvlText w:val=""/>
-      <w:lvlJc w:val="left"/>
-      <w:pPr>
-        <w:ind w:left="720" w:hanging="360"/>
-      </w:pPr>
-      <w:rPr>
-        <w:rFonts w:ascii="Symbol" w:hAnsi="Symbol" w:hint="default"/>
-        <w:sz w:val="22"/>
-        <w:szCs w:val="22"/>
-      </w:rPr>
-    </w:lvl>
-    <w:lvl w:ilvl="1" w:tplc="080A0003" w:tentative="1">
-      <w:start w:val="1"/>
-      <w:numFmt w:val="bullet"/>
-      <w:lvlText w:val="o"/>
-      <w:lvlJc w:val="left"/>
-      <w:pPr>
-        <w:ind w:left="1440" w:hanging="360"/>
-      </w:pPr>
-      <w:rPr>
-        <w:rFonts w:ascii="Courier New" w:hAnsi="Courier New" w:cs="Courier New" w:hint="default"/>
-      </w:rPr>
-    </w:lvl>
-    <w:lvl w:ilvl="2" w:tplc="080A0005" w:tentative="1">
-      <w:start w:val="1"/>
-      <w:numFmt w:val="bullet"/>
-      <w:lvlText w:val=""/>
-      <w:lvlJc w:val="left"/>
-      <w:pPr>
-        <w:ind w:left="2160" w:hanging="360"/>
-      </w:pPr>
-      <w:rPr>
-        <w:rFonts w:ascii="Wingdings" w:hAnsi="Wingdings" w:hint="default"/>
-      </w:rPr>
-    </w:lvl>
-    <w:lvl w:ilvl="3" w:tplc="080A0001" w:tentative="1">
-      <w:start w:val="1"/>
-      <w:numFmt w:val="bullet"/>
-      <w:lvlText w:val=""/>
-      <w:lvlJc w:val="left"/>
-      <w:pPr>
-        <w:ind w:left="2880" w:hanging="360"/>
-      </w:pPr>
-      <w:rPr>
-        <w:rFonts w:ascii="Symbol" w:hAnsi="Symbol" w:hint="default"/>
-      </w:rPr>
-    </w:lvl>
-    <w:lvl w:ilvl="4" w:tplc="080A0003" w:tentative="1">
-      <w:start w:val="1"/>
-      <w:numFmt w:val="bullet"/>
-      <w:lvlText w:val="o"/>
-      <w:lvlJc w:val="left"/>
-      <w:pPr>
-        <w:ind w:left="3600" w:hanging="360"/>
-      </w:pPr>
-      <w:rPr>
-        <w:rFonts w:ascii="Courier New" w:hAnsi="Courier New" w:cs="Courier New" w:hint="default"/>
-      </w:rPr>
-    </w:lvl>
-    <w:lvl w:ilvl="5" w:tplc="080A0005" w:tentative="1">
-      <w:start w:val="1"/>
-      <w:numFmt w:val="bullet"/>
-      <w:lvlText w:val=""/>
-      <w:lvlJc w:val="left"/>
-      <w:pPr>
-        <w:ind w:left="4320" w:hanging="360"/>
-      </w:pPr>
-      <w:rPr>
-        <w:rFonts w:ascii="Wingdings" w:hAnsi="Wingdings" w:hint="default"/>
-      </w:rPr>
-    </w:lvl>
-    <w:lvl w:ilvl="6" w:tplc="080A0001" w:tentative="1">
-      <w:start w:val="1"/>
-      <w:numFmt w:val="bullet"/>
-      <w:lvlText w:val=""/>
-      <w:lvlJc w:val="left"/>
-      <w:pPr>
-        <w:ind w:left="5040" w:hanging="360"/>
-      </w:pPr>
-      <w:rPr>
-        <w:rFonts w:ascii="Symbol" w:hAnsi="Symbol" w:hint="default"/>
-      </w:rPr>
-    </w:lvl>
-    <w:lvl w:ilvl="7" w:tplc="080A0003" w:tentative="1">
-      <w:start w:val="1"/>
-      <w:numFmt w:val="bullet"/>
-      <w:lvlText w:val="o"/>
-      <w:lvlJc w:val="left"/>
-      <w:pPr>
-        <w:ind w:left="5760" w:hanging="360"/>
-      </w:pPr>
-      <w:rPr>
-        <w:rFonts w:ascii="Courier New" w:hAnsi="Courier New" w:cs="Courier New" w:hint="default"/>
-      </w:rPr>
-    </w:lvl>
-    <w:lvl w:ilvl="8" w:tplc="080A0005" w:tentative="1">
-      <w:start w:val="1"/>
-      <w:numFmt w:val="bullet"/>
-      <w:lvlText w:val=""/>
-      <w:lvlJc w:val="left"/>
-      <w:pPr>
-        <w:ind w:left="6480" w:hanging="360"/>
-      </w:pPr>
-      <w:rPr>
-        <w:rFonts w:ascii="Wingdings" w:hAnsi="Wingdings" w:hint="default"/>
-      </w:rPr>
-    </w:lvl>
-  </w:abstractNum>
-  <w:abstractNum w:abstractNumId="24" w15:restartNumberingAfterBreak="0">
-    <w:nsid w:val="38706FD4"/>
-    <w:multiLevelType w:val="hybridMultilevel"/>
-    <w:tmpl w:val="E6D88BD4"/>
-    <w:lvl w:ilvl="0" w:tplc="FFFFFFFF">
-      <w:start w:val="1"/>
-      <w:numFmt w:val="decimal"/>
-      <w:lvlText w:val="%1."/>
-      <w:lvlJc w:val="left"/>
-      <w:pPr>
-        <w:ind w:left="1440" w:hanging="360"/>
-      </w:pPr>
-      <w:rPr>
-        <w:b/>
-        <w:bCs/>
-      </w:rPr>
-    </w:lvl>
-    <w:lvl w:ilvl="1" w:tplc="080A0019" w:tentative="1">
-      <w:start w:val="1"/>
-      <w:numFmt w:val="lowerLetter"/>
-      <w:lvlText w:val="%2."/>
-      <w:lvlJc w:val="left"/>
-      <w:pPr>
-        <w:ind w:left="1800" w:hanging="360"/>
-      </w:pPr>
-    </w:lvl>
-    <w:lvl w:ilvl="2" w:tplc="080A001B" w:tentative="1">
-      <w:start w:val="1"/>
-      <w:numFmt w:val="lowerRoman"/>
-      <w:lvlText w:val="%3."/>
-      <w:lvlJc w:val="right"/>
-      <w:pPr>
-        <w:ind w:left="2520" w:hanging="180"/>
-      </w:pPr>
-    </w:lvl>
-    <w:lvl w:ilvl="3" w:tplc="080A000F" w:tentative="1">
-      <w:start w:val="1"/>
-      <w:numFmt w:val="decimal"/>
-      <w:lvlText w:val="%4."/>
-      <w:lvlJc w:val="left"/>
-      <w:pPr>
-        <w:ind w:left="3240" w:hanging="360"/>
-      </w:pPr>
-    </w:lvl>
-    <w:lvl w:ilvl="4" w:tplc="080A0019" w:tentative="1">
-      <w:start w:val="1"/>
-      <w:numFmt w:val="lowerLetter"/>
-      <w:lvlText w:val="%5."/>
-      <w:lvlJc w:val="left"/>
-      <w:pPr>
-        <w:ind w:left="3960" w:hanging="360"/>
-      </w:pPr>
-    </w:lvl>
-    <w:lvl w:ilvl="5" w:tplc="080A001B" w:tentative="1">
-      <w:start w:val="1"/>
-      <w:numFmt w:val="lowerRoman"/>
-      <w:lvlText w:val="%6."/>
-      <w:lvlJc w:val="right"/>
-      <w:pPr>
-        <w:ind w:left="4680" w:hanging="180"/>
-      </w:pPr>
-    </w:lvl>
-    <w:lvl w:ilvl="6" w:tplc="080A000F" w:tentative="1">
-      <w:start w:val="1"/>
-      <w:numFmt w:val="decimal"/>
-      <w:lvlText w:val="%7."/>
-      <w:lvlJc w:val="left"/>
-      <w:pPr>
-        <w:ind w:left="5400" w:hanging="360"/>
-      </w:pPr>
-    </w:lvl>
-    <w:lvl w:ilvl="7" w:tplc="080A0019" w:tentative="1">
-      <w:start w:val="1"/>
-      <w:numFmt w:val="lowerLetter"/>
-      <w:lvlText w:val="%8."/>
-      <w:lvlJc w:val="left"/>
-      <w:pPr>
-        <w:ind w:left="6120" w:hanging="360"/>
-      </w:pPr>
-    </w:lvl>
-    <w:lvl w:ilvl="8" w:tplc="080A001B" w:tentative="1">
-      <w:start w:val="1"/>
-      <w:numFmt w:val="lowerRoman"/>
-      <w:lvlText w:val="%9."/>
-      <w:lvlJc w:val="right"/>
-      <w:pPr>
-        <w:ind w:left="6840" w:hanging="180"/>
-      </w:pPr>
-    </w:lvl>
-  </w:abstractNum>
-  <w:abstractNum w:abstractNumId="25" w15:restartNumberingAfterBreak="0">
-    <w:nsid w:val="38740B14"/>
-    <w:multiLevelType w:val="multilevel"/>
-    <w:tmpl w:val="661E0426"/>
-    <w:lvl w:ilvl="0">
-      <w:start w:val="1"/>
-      <w:numFmt w:val="bullet"/>
-      <w:lvlText w:val=""/>
-      <w:lvlJc w:val="left"/>
-      <w:pPr>
-        <w:tabs>
-          <w:tab w:val="num" w:pos="720"/>
-        </w:tabs>
-        <w:ind w:left="720" w:hanging="360"/>
-      </w:pPr>
-      <w:rPr>
-        <w:rFonts w:ascii="Symbol" w:hAnsi="Symbol" w:hint="default"/>
-        <w:sz w:val="20"/>
-      </w:rPr>
-    </w:lvl>
-    <w:lvl w:ilvl="1" w:tentative="1">
-      <w:start w:val="1"/>
-      <w:numFmt w:val="bullet"/>
-      <w:lvlText w:val="o"/>
-      <w:lvlJc w:val="left"/>
-      <w:pPr>
-        <w:tabs>
-          <w:tab w:val="num" w:pos="1440"/>
-        </w:tabs>
-        <w:ind w:left="1440" w:hanging="360"/>
-      </w:pPr>
-      <w:rPr>
-        <w:rFonts w:ascii="Courier New" w:hAnsi="Courier New" w:hint="default"/>
-        <w:sz w:val="20"/>
-      </w:rPr>
-    </w:lvl>
-    <w:lvl w:ilvl="2" w:tentative="1">
-      <w:start w:val="1"/>
-      <w:numFmt w:val="bullet"/>
-      <w:lvlText w:val=""/>
-      <w:lvlJc w:val="left"/>
-      <w:pPr>
-        <w:tabs>
-          <w:tab w:val="num" w:pos="2160"/>
-        </w:tabs>
-        <w:ind w:left="2160" w:hanging="360"/>
-      </w:pPr>
-      <w:rPr>
-        <w:rFonts w:ascii="Wingdings" w:hAnsi="Wingdings" w:hint="default"/>
-        <w:sz w:val="20"/>
-      </w:rPr>
-    </w:lvl>
-    <w:lvl w:ilvl="3" w:tentative="1">
-      <w:start w:val="1"/>
-      <w:numFmt w:val="bullet"/>
-      <w:lvlText w:val=""/>
-      <w:lvlJc w:val="left"/>
-      <w:pPr>
-        <w:tabs>
-          <w:tab w:val="num" w:pos="2880"/>
-        </w:tabs>
-        <w:ind w:left="2880" w:hanging="360"/>
-      </w:pPr>
-      <w:rPr>
-        <w:rFonts w:ascii="Wingdings" w:hAnsi="Wingdings" w:hint="default"/>
-        <w:sz w:val="20"/>
-      </w:rPr>
-    </w:lvl>
-    <w:lvl w:ilvl="4" w:tentative="1">
-      <w:start w:val="1"/>
-      <w:numFmt w:val="bullet"/>
-      <w:lvlText w:val=""/>
-      <w:lvlJc w:val="left"/>
-      <w:pPr>
-        <w:tabs>
-          <w:tab w:val="num" w:pos="3600"/>
-        </w:tabs>
-        <w:ind w:left="3600" w:hanging="360"/>
-      </w:pPr>
-      <w:rPr>
-        <w:rFonts w:ascii="Wingdings" w:hAnsi="Wingdings" w:hint="default"/>
-        <w:sz w:val="20"/>
-      </w:rPr>
-    </w:lvl>
-    <w:lvl w:ilvl="5" w:tentative="1">
-      <w:start w:val="1"/>
-      <w:numFmt w:val="bullet"/>
-      <w:lvlText w:val=""/>
-      <w:lvlJc w:val="left"/>
-      <w:pPr>
-        <w:tabs>
-          <w:tab w:val="num" w:pos="4320"/>
-        </w:tabs>
-        <w:ind w:left="4320" w:hanging="360"/>
-      </w:pPr>
-      <w:rPr>
-        <w:rFonts w:ascii="Wingdings" w:hAnsi="Wingdings" w:hint="default"/>
-        <w:sz w:val="20"/>
-      </w:rPr>
-    </w:lvl>
-    <w:lvl w:ilvl="6" w:tentative="1">
-      <w:start w:val="1"/>
-      <w:numFmt w:val="bullet"/>
-      <w:lvlText w:val=""/>
-      <w:lvlJc w:val="left"/>
-      <w:pPr>
-        <w:tabs>
-          <w:tab w:val="num" w:pos="5040"/>
-        </w:tabs>
-        <w:ind w:left="5040" w:hanging="360"/>
-      </w:pPr>
-      <w:rPr>
-        <w:rFonts w:ascii="Wingdings" w:hAnsi="Wingdings" w:hint="default"/>
-        <w:sz w:val="20"/>
-      </w:rPr>
-    </w:lvl>
-    <w:lvl w:ilvl="7" w:tentative="1">
-      <w:start w:val="1"/>
-      <w:numFmt w:val="bullet"/>
-      <w:lvlText w:val=""/>
-      <w:lvlJc w:val="left"/>
-      <w:pPr>
-        <w:tabs>
-          <w:tab w:val="num" w:pos="5760"/>
-        </w:tabs>
-        <w:ind w:left="5760" w:hanging="360"/>
-      </w:pPr>
-      <w:rPr>
-        <w:rFonts w:ascii="Wingdings" w:hAnsi="Wingdings" w:hint="default"/>
-        <w:sz w:val="20"/>
-      </w:rPr>
-    </w:lvl>
-    <w:lvl w:ilvl="8" w:tentative="1">
-      <w:start w:val="1"/>
-      <w:numFmt w:val="bullet"/>
-      <w:lvlText w:val=""/>
-      <w:lvlJc w:val="left"/>
-      <w:pPr>
-        <w:tabs>
-          <w:tab w:val="num" w:pos="6480"/>
-        </w:tabs>
-        <w:ind w:left="6480" w:hanging="360"/>
-      </w:pPr>
-      <w:rPr>
-        <w:rFonts w:ascii="Wingdings" w:hAnsi="Wingdings" w:hint="default"/>
-        <w:sz w:val="20"/>
-      </w:rPr>
-    </w:lvl>
-  </w:abstractNum>
-  <w:abstractNum w:abstractNumId="26" w15:restartNumberingAfterBreak="0">
-    <w:nsid w:val="3C8A4DAC"/>
-    <w:multiLevelType w:val="hybridMultilevel"/>
-    <w:tmpl w:val="2CC49EE0"/>
-    <w:lvl w:ilvl="0" w:tplc="86F87400">
-      <w:start w:val="1"/>
-      <w:numFmt w:val="bullet"/>
-      <w:lvlText w:val="‐"/>
-      <w:lvlJc w:val="left"/>
-      <w:pPr>
-        <w:ind w:left="720" w:hanging="360"/>
-      </w:pPr>
-      <w:rPr>
-        <w:rFonts w:ascii="Calibri" w:hAnsi="Calibri" w:hint="default"/>
-      </w:rPr>
-    </w:lvl>
-    <w:lvl w:ilvl="1" w:tplc="340A0003">
-      <w:start w:val="1"/>
-      <w:numFmt w:val="bullet"/>
-      <w:lvlText w:val="o"/>
-      <w:lvlJc w:val="left"/>
-      <w:pPr>
-        <w:ind w:left="1440" w:hanging="360"/>
-      </w:pPr>
-      <w:rPr>
-        <w:rFonts w:ascii="Courier New" w:hAnsi="Courier New" w:cs="Courier New" w:hint="default"/>
-      </w:rPr>
-    </w:lvl>
-    <w:lvl w:ilvl="2" w:tplc="340A0005" w:tentative="1">
-      <w:start w:val="1"/>
-      <w:numFmt w:val="bullet"/>
-      <w:lvlText w:val=""/>
-      <w:lvlJc w:val="left"/>
-      <w:pPr>
-        <w:ind w:left="2160" w:hanging="360"/>
-      </w:pPr>
-      <w:rPr>
-        <w:rFonts w:ascii="Wingdings" w:hAnsi="Wingdings" w:hint="default"/>
-      </w:rPr>
-    </w:lvl>
-    <w:lvl w:ilvl="3" w:tplc="340A0001" w:tentative="1">
-      <w:start w:val="1"/>
-      <w:numFmt w:val="bullet"/>
-      <w:lvlText w:val=""/>
-      <w:lvlJc w:val="left"/>
-      <w:pPr>
-        <w:ind w:left="2880" w:hanging="360"/>
-      </w:pPr>
-      <w:rPr>
-        <w:rFonts w:ascii="Symbol" w:hAnsi="Symbol" w:hint="default"/>
-      </w:rPr>
-    </w:lvl>
-    <w:lvl w:ilvl="4" w:tplc="340A0003" w:tentative="1">
-      <w:start w:val="1"/>
-      <w:numFmt w:val="bullet"/>
-      <w:lvlText w:val="o"/>
-      <w:lvlJc w:val="left"/>
-      <w:pPr>
-        <w:ind w:left="3600" w:hanging="360"/>
-      </w:pPr>
-      <w:rPr>
-        <w:rFonts w:ascii="Courier New" w:hAnsi="Courier New" w:cs="Courier New" w:hint="default"/>
-      </w:rPr>
-    </w:lvl>
-    <w:lvl w:ilvl="5" w:tplc="340A0005" w:tentative="1">
-      <w:start w:val="1"/>
-      <w:numFmt w:val="bullet"/>
-      <w:lvlText w:val=""/>
-      <w:lvlJc w:val="left"/>
-      <w:pPr>
-        <w:ind w:left="4320" w:hanging="360"/>
-      </w:pPr>
-      <w:rPr>
-        <w:rFonts w:ascii="Wingdings" w:hAnsi="Wingdings" w:hint="default"/>
-      </w:rPr>
-    </w:lvl>
-    <w:lvl w:ilvl="6" w:tplc="340A0001" w:tentative="1">
-      <w:start w:val="1"/>
-      <w:numFmt w:val="bullet"/>
-      <w:lvlText w:val=""/>
-      <w:lvlJc w:val="left"/>
-      <w:pPr>
-        <w:ind w:left="5040" w:hanging="360"/>
-      </w:pPr>
-      <w:rPr>
-        <w:rFonts w:ascii="Symbol" w:hAnsi="Symbol" w:hint="default"/>
-      </w:rPr>
-    </w:lvl>
-    <w:lvl w:ilvl="7" w:tplc="340A0003" w:tentative="1">
-      <w:start w:val="1"/>
-      <w:numFmt w:val="bullet"/>
-      <w:lvlText w:val="o"/>
-      <w:lvlJc w:val="left"/>
-      <w:pPr>
-        <w:ind w:left="5760" w:hanging="360"/>
-      </w:pPr>
-      <w:rPr>
-        <w:rFonts w:ascii="Courier New" w:hAnsi="Courier New" w:cs="Courier New" w:hint="default"/>
-      </w:rPr>
-    </w:lvl>
-    <w:lvl w:ilvl="8" w:tplc="340A0005" w:tentative="1">
-      <w:start w:val="1"/>
-      <w:numFmt w:val="bullet"/>
-      <w:lvlText w:val=""/>
-      <w:lvlJc w:val="left"/>
-      <w:pPr>
-        <w:ind w:left="6480" w:hanging="360"/>
-      </w:pPr>
-      <w:rPr>
-        <w:rFonts w:ascii="Wingdings" w:hAnsi="Wingdings" w:hint="default"/>
-      </w:rPr>
-    </w:lvl>
-  </w:abstractNum>
-  <w:abstractNum w:abstractNumId="27" w15:restartNumberingAfterBreak="0">
-    <w:nsid w:val="460D2990"/>
-    <w:multiLevelType w:val="hybridMultilevel"/>
-    <w:tmpl w:val="732CE73E"/>
-    <w:lvl w:ilvl="0" w:tplc="86F87400">
-      <w:start w:val="1"/>
-      <w:numFmt w:val="bullet"/>
-      <w:lvlText w:val="‐"/>
-      <w:lvlJc w:val="left"/>
-      <w:pPr>
-        <w:ind w:left="720" w:hanging="360"/>
-      </w:pPr>
-      <w:rPr>
-        <w:rFonts w:ascii="Calibri" w:hAnsi="Calibri" w:hint="default"/>
-      </w:rPr>
-    </w:lvl>
-    <w:lvl w:ilvl="1" w:tplc="340A0003" w:tentative="1">
-      <w:start w:val="1"/>
-      <w:numFmt w:val="bullet"/>
-      <w:lvlText w:val="o"/>
-      <w:lvlJc w:val="left"/>
-      <w:pPr>
-        <w:ind w:left="1440" w:hanging="360"/>
-      </w:pPr>
-      <w:rPr>
-        <w:rFonts w:ascii="Courier New" w:hAnsi="Courier New" w:cs="Courier New" w:hint="default"/>
-      </w:rPr>
-    </w:lvl>
-    <w:lvl w:ilvl="2" w:tplc="340A0005" w:tentative="1">
-      <w:start w:val="1"/>
-      <w:numFmt w:val="bullet"/>
-      <w:lvlText w:val=""/>
-      <w:lvlJc w:val="left"/>
-      <w:pPr>
-        <w:ind w:left="2160" w:hanging="360"/>
-      </w:pPr>
-      <w:rPr>
-        <w:rFonts w:ascii="Wingdings" w:hAnsi="Wingdings" w:hint="default"/>
-      </w:rPr>
-    </w:lvl>
-    <w:lvl w:ilvl="3" w:tplc="340A0001" w:tentative="1">
-      <w:start w:val="1"/>
-      <w:numFmt w:val="bullet"/>
-      <w:lvlText w:val=""/>
-      <w:lvlJc w:val="left"/>
-      <w:pPr>
-        <w:ind w:left="2880" w:hanging="360"/>
-      </w:pPr>
-      <w:rPr>
-        <w:rFonts w:ascii="Symbol" w:hAnsi="Symbol" w:hint="default"/>
-      </w:rPr>
-    </w:lvl>
-    <w:lvl w:ilvl="4" w:tplc="340A0003" w:tentative="1">
-      <w:start w:val="1"/>
-      <w:numFmt w:val="bullet"/>
-      <w:lvlText w:val="o"/>
-      <w:lvlJc w:val="left"/>
-      <w:pPr>
-        <w:ind w:left="3600" w:hanging="360"/>
-      </w:pPr>
-      <w:rPr>
-        <w:rFonts w:ascii="Courier New" w:hAnsi="Courier New" w:cs="Courier New" w:hint="default"/>
-      </w:rPr>
-    </w:lvl>
-    <w:lvl w:ilvl="5" w:tplc="340A0005" w:tentative="1">
-      <w:start w:val="1"/>
-      <w:numFmt w:val="bullet"/>
-      <w:lvlText w:val=""/>
-      <w:lvlJc w:val="left"/>
-      <w:pPr>
-        <w:ind w:left="4320" w:hanging="360"/>
-      </w:pPr>
-      <w:rPr>
-        <w:rFonts w:ascii="Wingdings" w:hAnsi="Wingdings" w:hint="default"/>
-      </w:rPr>
-    </w:lvl>
-    <w:lvl w:ilvl="6" w:tplc="340A0001" w:tentative="1">
-      <w:start w:val="1"/>
-      <w:numFmt w:val="bullet"/>
-      <w:lvlText w:val=""/>
-      <w:lvlJc w:val="left"/>
-      <w:pPr>
-        <w:ind w:left="5040" w:hanging="360"/>
-      </w:pPr>
-      <w:rPr>
-        <w:rFonts w:ascii="Symbol" w:hAnsi="Symbol" w:hint="default"/>
-      </w:rPr>
-    </w:lvl>
-    <w:lvl w:ilvl="7" w:tplc="340A0003" w:tentative="1">
-      <w:start w:val="1"/>
-      <w:numFmt w:val="bullet"/>
-      <w:lvlText w:val="o"/>
-      <w:lvlJc w:val="left"/>
-      <w:pPr>
-        <w:ind w:left="5760" w:hanging="360"/>
-      </w:pPr>
-      <w:rPr>
-        <w:rFonts w:ascii="Courier New" w:hAnsi="Courier New" w:cs="Courier New" w:hint="default"/>
-      </w:rPr>
-    </w:lvl>
-    <w:lvl w:ilvl="8" w:tplc="340A0005" w:tentative="1">
-      <w:start w:val="1"/>
-      <w:numFmt w:val="bullet"/>
-      <w:lvlText w:val=""/>
-      <w:lvlJc w:val="left"/>
-      <w:pPr>
-        <w:ind w:left="6480" w:hanging="360"/>
-      </w:pPr>
-      <w:rPr>
-        <w:rFonts w:ascii="Wingdings" w:hAnsi="Wingdings" w:hint="default"/>
-      </w:rPr>
-    </w:lvl>
-  </w:abstractNum>
-  <w:abstractNum w:abstractNumId="28" w15:restartNumberingAfterBreak="0">
-    <w:nsid w:val="470607CA"/>
-    <w:multiLevelType w:val="hybridMultilevel"/>
-    <w:tmpl w:val="E20C7B5A"/>
-    <w:lvl w:ilvl="0" w:tplc="BC78B7F6">
-      <w:start w:val="1"/>
-      <w:numFmt w:val="decimal"/>
-      <w:lvlText w:val="%1."/>
-      <w:lvlJc w:val="left"/>
-      <w:pPr>
-        <w:ind w:left="720" w:hanging="360"/>
-      </w:pPr>
-      <w:rPr>
-        <w:b/>
-        <w:bCs/>
-      </w:rPr>
-    </w:lvl>
-    <w:lvl w:ilvl="1" w:tplc="080A0019" w:tentative="1">
-      <w:start w:val="1"/>
-      <w:numFmt w:val="lowerLetter"/>
-      <w:lvlText w:val="%2."/>
-      <w:lvlJc w:val="left"/>
-      <w:pPr>
-        <w:ind w:left="1440" w:hanging="360"/>
-      </w:pPr>
-    </w:lvl>
-    <w:lvl w:ilvl="2" w:tplc="080A001B" w:tentative="1">
-      <w:start w:val="1"/>
-      <w:numFmt w:val="lowerRoman"/>
-      <w:lvlText w:val="%3."/>
-      <w:lvlJc w:val="right"/>
-      <w:pPr>
-        <w:ind w:left="2160" w:hanging="180"/>
-      </w:pPr>
-    </w:lvl>
-    <w:lvl w:ilvl="3" w:tplc="080A000F" w:tentative="1">
-      <w:start w:val="1"/>
-      <w:numFmt w:val="decimal"/>
-      <w:lvlText w:val="%4."/>
-      <w:lvlJc w:val="left"/>
-      <w:pPr>
-        <w:ind w:left="2880" w:hanging="360"/>
-      </w:pPr>
-    </w:lvl>
-    <w:lvl w:ilvl="4" w:tplc="080A0019" w:tentative="1">
-      <w:start w:val="1"/>
-      <w:numFmt w:val="lowerLetter"/>
-      <w:lvlText w:val="%5."/>
-      <w:lvlJc w:val="left"/>
-      <w:pPr>
-        <w:ind w:left="3600" w:hanging="360"/>
-      </w:pPr>
-    </w:lvl>
-    <w:lvl w:ilvl="5" w:tplc="080A001B" w:tentative="1">
-      <w:start w:val="1"/>
-      <w:numFmt w:val="lowerRoman"/>
-      <w:lvlText w:val="%6."/>
-      <w:lvlJc w:val="right"/>
-      <w:pPr>
-        <w:ind w:left="4320" w:hanging="180"/>
-      </w:pPr>
-    </w:lvl>
-    <w:lvl w:ilvl="6" w:tplc="080A000F" w:tentative="1">
-      <w:start w:val="1"/>
-      <w:numFmt w:val="decimal"/>
-      <w:lvlText w:val="%7."/>
-      <w:lvlJc w:val="left"/>
-      <w:pPr>
-        <w:ind w:left="5040" w:hanging="360"/>
-      </w:pPr>
-    </w:lvl>
-    <w:lvl w:ilvl="7" w:tplc="080A0019" w:tentative="1">
-      <w:start w:val="1"/>
-      <w:numFmt w:val="lowerLetter"/>
-      <w:lvlText w:val="%8."/>
-      <w:lvlJc w:val="left"/>
-      <w:pPr>
-        <w:ind w:left="5760" w:hanging="360"/>
-      </w:pPr>
-    </w:lvl>
-    <w:lvl w:ilvl="8" w:tplc="080A001B" w:tentative="1">
-      <w:start w:val="1"/>
-      <w:numFmt w:val="lowerRoman"/>
-      <w:lvlText w:val="%9."/>
-      <w:lvlJc w:val="right"/>
-      <w:pPr>
-        <w:ind w:left="6480" w:hanging="180"/>
-      </w:pPr>
-    </w:lvl>
-  </w:abstractNum>
-  <w:abstractNum w:abstractNumId="29" w15:restartNumberingAfterBreak="0">
-    <w:nsid w:val="470978CC"/>
-    <w:multiLevelType w:val="multilevel"/>
-    <w:tmpl w:val="1E32E64C"/>
-    <w:lvl w:ilvl="0">
-      <w:start w:val="1"/>
-      <w:numFmt w:val="bullet"/>
-      <w:lvlText w:val=""/>
-      <w:lvlJc w:val="left"/>
-      <w:pPr>
-        <w:tabs>
-          <w:tab w:val="num" w:pos="720"/>
-        </w:tabs>
-        <w:ind w:left="720" w:hanging="360"/>
-      </w:pPr>
-      <w:rPr>
-        <w:rFonts w:ascii="Symbol" w:hAnsi="Symbol" w:hint="default"/>
-        <w:sz w:val="20"/>
-      </w:rPr>
-    </w:lvl>
-    <w:lvl w:ilvl="1" w:tentative="1">
-      <w:start w:val="1"/>
-      <w:numFmt w:val="bullet"/>
-      <w:lvlText w:val="o"/>
-      <w:lvlJc w:val="left"/>
-      <w:pPr>
-        <w:tabs>
-          <w:tab w:val="num" w:pos="1440"/>
-        </w:tabs>
-        <w:ind w:left="1440" w:hanging="360"/>
-      </w:pPr>
-      <w:rPr>
-        <w:rFonts w:ascii="Courier New" w:hAnsi="Courier New" w:hint="default"/>
-        <w:sz w:val="20"/>
-      </w:rPr>
-    </w:lvl>
-    <w:lvl w:ilvl="2" w:tentative="1">
-      <w:start w:val="1"/>
-      <w:numFmt w:val="bullet"/>
-      <w:lvlText w:val=""/>
-      <w:lvlJc w:val="left"/>
-      <w:pPr>
-        <w:tabs>
-          <w:tab w:val="num" w:pos="2160"/>
-        </w:tabs>
-        <w:ind w:left="2160" w:hanging="360"/>
-      </w:pPr>
-      <w:rPr>
-        <w:rFonts w:ascii="Wingdings" w:hAnsi="Wingdings" w:hint="default"/>
-        <w:sz w:val="20"/>
-      </w:rPr>
-    </w:lvl>
-    <w:lvl w:ilvl="3" w:tentative="1">
-      <w:start w:val="1"/>
-      <w:numFmt w:val="bullet"/>
-      <w:lvlText w:val=""/>
-      <w:lvlJc w:val="left"/>
-      <w:pPr>
-        <w:tabs>
-          <w:tab w:val="num" w:pos="2880"/>
-        </w:tabs>
-        <w:ind w:left="2880" w:hanging="360"/>
-      </w:pPr>
-      <w:rPr>
-        <w:rFonts w:ascii="Wingdings" w:hAnsi="Wingdings" w:hint="default"/>
-        <w:sz w:val="20"/>
-      </w:rPr>
-    </w:lvl>
-    <w:lvl w:ilvl="4" w:tentative="1">
-      <w:start w:val="1"/>
-      <w:numFmt w:val="bullet"/>
-      <w:lvlText w:val=""/>
-      <w:lvlJc w:val="left"/>
-      <w:pPr>
-        <w:tabs>
-          <w:tab w:val="num" w:pos="3600"/>
-        </w:tabs>
-        <w:ind w:left="3600" w:hanging="360"/>
-      </w:pPr>
-      <w:rPr>
-        <w:rFonts w:ascii="Wingdings" w:hAnsi="Wingdings" w:hint="default"/>
-        <w:sz w:val="20"/>
-      </w:rPr>
-    </w:lvl>
-    <w:lvl w:ilvl="5" w:tentative="1">
-      <w:start w:val="1"/>
-      <w:numFmt w:val="bullet"/>
-      <w:lvlText w:val=""/>
-      <w:lvlJc w:val="left"/>
-      <w:pPr>
-        <w:tabs>
-          <w:tab w:val="num" w:pos="4320"/>
-        </w:tabs>
-        <w:ind w:left="4320" w:hanging="360"/>
-      </w:pPr>
-      <w:rPr>
-        <w:rFonts w:ascii="Wingdings" w:hAnsi="Wingdings" w:hint="default"/>
-        <w:sz w:val="20"/>
-      </w:rPr>
-    </w:lvl>
-    <w:lvl w:ilvl="6" w:tentative="1">
-      <w:start w:val="1"/>
-      <w:numFmt w:val="bullet"/>
-      <w:lvlText w:val=""/>
-      <w:lvlJc w:val="left"/>
-      <w:pPr>
-        <w:tabs>
-          <w:tab w:val="num" w:pos="5040"/>
-        </w:tabs>
-        <w:ind w:left="5040" w:hanging="360"/>
-      </w:pPr>
-      <w:rPr>
-        <w:rFonts w:ascii="Wingdings" w:hAnsi="Wingdings" w:hint="default"/>
-        <w:sz w:val="20"/>
-      </w:rPr>
-    </w:lvl>
-    <w:lvl w:ilvl="7" w:tentative="1">
-      <w:start w:val="1"/>
-      <w:numFmt w:val="bullet"/>
-      <w:lvlText w:val=""/>
-      <w:lvlJc w:val="left"/>
-      <w:pPr>
-        <w:tabs>
-          <w:tab w:val="num" w:pos="5760"/>
-        </w:tabs>
-        <w:ind w:left="5760" w:hanging="360"/>
-      </w:pPr>
-      <w:rPr>
-        <w:rFonts w:ascii="Wingdings" w:hAnsi="Wingdings" w:hint="default"/>
-        <w:sz w:val="20"/>
-      </w:rPr>
-    </w:lvl>
-    <w:lvl w:ilvl="8" w:tentative="1">
-      <w:start w:val="1"/>
-      <w:numFmt w:val="bullet"/>
-      <w:lvlText w:val=""/>
-      <w:lvlJc w:val="left"/>
-      <w:pPr>
-        <w:tabs>
-          <w:tab w:val="num" w:pos="6480"/>
-        </w:tabs>
-        <w:ind w:left="6480" w:hanging="360"/>
-      </w:pPr>
-      <w:rPr>
-        <w:rFonts w:ascii="Wingdings" w:hAnsi="Wingdings" w:hint="default"/>
-        <w:sz w:val="20"/>
-      </w:rPr>
-    </w:lvl>
-  </w:abstractNum>
-  <w:abstractNum w:abstractNumId="30" w15:restartNumberingAfterBreak="0">
     <w:nsid w:val="480D712A"/>
     <w:multiLevelType w:val="multilevel"/>
     <w:tmpl w:val="C5003FD0"/>
@@ -8615,299 +6790,10 @@
       </w:pPr>
     </w:lvl>
   </w:abstractNum>
-  <w:abstractNum w:abstractNumId="31" w15:restartNumberingAfterBreak="0">
-    <w:nsid w:val="49D70C88"/>
-    <w:multiLevelType w:val="hybridMultilevel"/>
-    <w:tmpl w:val="C7580E22"/>
-    <w:lvl w:ilvl="0" w:tplc="340A000F">
-      <w:start w:val="1"/>
-      <w:numFmt w:val="decimal"/>
-      <w:lvlText w:val="%1."/>
-      <w:lvlJc w:val="left"/>
-      <w:pPr>
-        <w:ind w:left="720" w:hanging="360"/>
-      </w:pPr>
-    </w:lvl>
-    <w:lvl w:ilvl="1" w:tplc="340A0019" w:tentative="1">
-      <w:start w:val="1"/>
-      <w:numFmt w:val="lowerLetter"/>
-      <w:lvlText w:val="%2."/>
-      <w:lvlJc w:val="left"/>
-      <w:pPr>
-        <w:ind w:left="1440" w:hanging="360"/>
-      </w:pPr>
-    </w:lvl>
-    <w:lvl w:ilvl="2" w:tplc="340A001B" w:tentative="1">
-      <w:start w:val="1"/>
-      <w:numFmt w:val="lowerRoman"/>
-      <w:lvlText w:val="%3."/>
-      <w:lvlJc w:val="right"/>
-      <w:pPr>
-        <w:ind w:left="2160" w:hanging="180"/>
-      </w:pPr>
-    </w:lvl>
-    <w:lvl w:ilvl="3" w:tplc="340A000F" w:tentative="1">
-      <w:start w:val="1"/>
-      <w:numFmt w:val="decimal"/>
-      <w:lvlText w:val="%4."/>
-      <w:lvlJc w:val="left"/>
-      <w:pPr>
-        <w:ind w:left="2880" w:hanging="360"/>
-      </w:pPr>
-    </w:lvl>
-    <w:lvl w:ilvl="4" w:tplc="340A0019" w:tentative="1">
-      <w:start w:val="1"/>
-      <w:numFmt w:val="lowerLetter"/>
-      <w:lvlText w:val="%5."/>
-      <w:lvlJc w:val="left"/>
-      <w:pPr>
-        <w:ind w:left="3600" w:hanging="360"/>
-      </w:pPr>
-    </w:lvl>
-    <w:lvl w:ilvl="5" w:tplc="340A001B" w:tentative="1">
-      <w:start w:val="1"/>
-      <w:numFmt w:val="lowerRoman"/>
-      <w:lvlText w:val="%6."/>
-      <w:lvlJc w:val="right"/>
-      <w:pPr>
-        <w:ind w:left="4320" w:hanging="180"/>
-      </w:pPr>
-    </w:lvl>
-    <w:lvl w:ilvl="6" w:tplc="340A000F" w:tentative="1">
-      <w:start w:val="1"/>
-      <w:numFmt w:val="decimal"/>
-      <w:lvlText w:val="%7."/>
-      <w:lvlJc w:val="left"/>
-      <w:pPr>
-        <w:ind w:left="5040" w:hanging="360"/>
-      </w:pPr>
-    </w:lvl>
-    <w:lvl w:ilvl="7" w:tplc="340A0019" w:tentative="1">
-      <w:start w:val="1"/>
-      <w:numFmt w:val="lowerLetter"/>
-      <w:lvlText w:val="%8."/>
-      <w:lvlJc w:val="left"/>
-      <w:pPr>
-        <w:ind w:left="5760" w:hanging="360"/>
-      </w:pPr>
-    </w:lvl>
-    <w:lvl w:ilvl="8" w:tplc="340A001B" w:tentative="1">
-      <w:start w:val="1"/>
-      <w:numFmt w:val="lowerRoman"/>
-      <w:lvlText w:val="%9."/>
-      <w:lvlJc w:val="right"/>
-      <w:pPr>
-        <w:ind w:left="6480" w:hanging="180"/>
-      </w:pPr>
-    </w:lvl>
-  </w:abstractNum>
-  <w:abstractNum w:abstractNumId="32" w15:restartNumberingAfterBreak="0">
-    <w:nsid w:val="4FFF36E2"/>
-    <w:multiLevelType w:val="hybridMultilevel"/>
-    <w:tmpl w:val="0C14A84C"/>
-    <w:lvl w:ilvl="0" w:tplc="FFFFFFFF">
-      <w:start w:val="1"/>
-      <w:numFmt w:val="decimal"/>
-      <w:lvlText w:val="%1."/>
-      <w:lvlJc w:val="left"/>
-      <w:pPr>
-        <w:ind w:left="1080" w:hanging="360"/>
-      </w:pPr>
-      <w:rPr>
-        <w:b/>
-        <w:bCs/>
-      </w:rPr>
-    </w:lvl>
-    <w:lvl w:ilvl="1" w:tplc="FFFFFFFF" w:tentative="1">
-      <w:start w:val="1"/>
-      <w:numFmt w:val="lowerLetter"/>
-      <w:lvlText w:val="%2."/>
-      <w:lvlJc w:val="left"/>
-      <w:pPr>
-        <w:ind w:left="1800" w:hanging="360"/>
-      </w:pPr>
-    </w:lvl>
-    <w:lvl w:ilvl="2" w:tplc="FFFFFFFF" w:tentative="1">
-      <w:start w:val="1"/>
-      <w:numFmt w:val="lowerRoman"/>
-      <w:lvlText w:val="%3."/>
-      <w:lvlJc w:val="right"/>
-      <w:pPr>
-        <w:ind w:left="2520" w:hanging="180"/>
-      </w:pPr>
-    </w:lvl>
-    <w:lvl w:ilvl="3" w:tplc="FFFFFFFF" w:tentative="1">
-      <w:start w:val="1"/>
-      <w:numFmt w:val="decimal"/>
-      <w:lvlText w:val="%4."/>
-      <w:lvlJc w:val="left"/>
-      <w:pPr>
-        <w:ind w:left="3240" w:hanging="360"/>
-      </w:pPr>
-    </w:lvl>
-    <w:lvl w:ilvl="4" w:tplc="FFFFFFFF" w:tentative="1">
-      <w:start w:val="1"/>
-      <w:numFmt w:val="lowerLetter"/>
-      <w:lvlText w:val="%5."/>
-      <w:lvlJc w:val="left"/>
-      <w:pPr>
-        <w:ind w:left="3960" w:hanging="360"/>
-      </w:pPr>
-    </w:lvl>
-    <w:lvl w:ilvl="5" w:tplc="FFFFFFFF" w:tentative="1">
-      <w:start w:val="1"/>
-      <w:numFmt w:val="lowerRoman"/>
-      <w:lvlText w:val="%6."/>
-      <w:lvlJc w:val="right"/>
-      <w:pPr>
-        <w:ind w:left="4680" w:hanging="180"/>
-      </w:pPr>
-    </w:lvl>
-    <w:lvl w:ilvl="6" w:tplc="FFFFFFFF" w:tentative="1">
-      <w:start w:val="1"/>
-      <w:numFmt w:val="decimal"/>
-      <w:lvlText w:val="%7."/>
-      <w:lvlJc w:val="left"/>
-      <w:pPr>
-        <w:ind w:left="5400" w:hanging="360"/>
-      </w:pPr>
-    </w:lvl>
-    <w:lvl w:ilvl="7" w:tplc="FFFFFFFF" w:tentative="1">
-      <w:start w:val="1"/>
-      <w:numFmt w:val="lowerLetter"/>
-      <w:lvlText w:val="%8."/>
-      <w:lvlJc w:val="left"/>
-      <w:pPr>
-        <w:ind w:left="6120" w:hanging="360"/>
-      </w:pPr>
-    </w:lvl>
-    <w:lvl w:ilvl="8" w:tplc="FFFFFFFF" w:tentative="1">
-      <w:start w:val="1"/>
-      <w:numFmt w:val="lowerRoman"/>
-      <w:lvlText w:val="%9."/>
-      <w:lvlJc w:val="right"/>
-      <w:pPr>
-        <w:ind w:left="6840" w:hanging="180"/>
-      </w:pPr>
-    </w:lvl>
-  </w:abstractNum>
-  <w:abstractNum w:abstractNumId="33" w15:restartNumberingAfterBreak="0">
-    <w:nsid w:val="51D939AE"/>
-    <w:multiLevelType w:val="hybridMultilevel"/>
-    <w:tmpl w:val="29608B62"/>
-    <w:lvl w:ilvl="0" w:tplc="86F87400">
-      <w:start w:val="1"/>
-      <w:numFmt w:val="bullet"/>
-      <w:lvlText w:val="‐"/>
-      <w:lvlJc w:val="left"/>
-      <w:pPr>
-        <w:ind w:left="1428" w:hanging="360"/>
-      </w:pPr>
-      <w:rPr>
-        <w:rFonts w:ascii="Calibri" w:hAnsi="Calibri" w:hint="default"/>
-      </w:rPr>
-    </w:lvl>
-    <w:lvl w:ilvl="1" w:tplc="340A0003" w:tentative="1">
-      <w:start w:val="1"/>
-      <w:numFmt w:val="bullet"/>
-      <w:lvlText w:val="o"/>
-      <w:lvlJc w:val="left"/>
-      <w:pPr>
-        <w:ind w:left="2148" w:hanging="360"/>
-      </w:pPr>
-      <w:rPr>
-        <w:rFonts w:ascii="Courier New" w:hAnsi="Courier New" w:cs="Courier New" w:hint="default"/>
-      </w:rPr>
-    </w:lvl>
-    <w:lvl w:ilvl="2" w:tplc="340A0005" w:tentative="1">
-      <w:start w:val="1"/>
-      <w:numFmt w:val="bullet"/>
-      <w:lvlText w:val=""/>
-      <w:lvlJc w:val="left"/>
-      <w:pPr>
-        <w:ind w:left="2868" w:hanging="360"/>
-      </w:pPr>
-      <w:rPr>
-        <w:rFonts w:ascii="Wingdings" w:hAnsi="Wingdings" w:hint="default"/>
-      </w:rPr>
-    </w:lvl>
-    <w:lvl w:ilvl="3" w:tplc="340A0001" w:tentative="1">
-      <w:start w:val="1"/>
-      <w:numFmt w:val="bullet"/>
-      <w:lvlText w:val=""/>
-      <w:lvlJc w:val="left"/>
-      <w:pPr>
-        <w:ind w:left="3588" w:hanging="360"/>
-      </w:pPr>
-      <w:rPr>
-        <w:rFonts w:ascii="Symbol" w:hAnsi="Symbol" w:hint="default"/>
-      </w:rPr>
-    </w:lvl>
-    <w:lvl w:ilvl="4" w:tplc="340A0003" w:tentative="1">
-      <w:start w:val="1"/>
-      <w:numFmt w:val="bullet"/>
-      <w:lvlText w:val="o"/>
-      <w:lvlJc w:val="left"/>
-      <w:pPr>
-        <w:ind w:left="4308" w:hanging="360"/>
-      </w:pPr>
-      <w:rPr>
-        <w:rFonts w:ascii="Courier New" w:hAnsi="Courier New" w:cs="Courier New" w:hint="default"/>
-      </w:rPr>
-    </w:lvl>
-    <w:lvl w:ilvl="5" w:tplc="340A0005" w:tentative="1">
-      <w:start w:val="1"/>
-      <w:numFmt w:val="bullet"/>
-      <w:lvlText w:val=""/>
-      <w:lvlJc w:val="left"/>
-      <w:pPr>
-        <w:ind w:left="5028" w:hanging="360"/>
-      </w:pPr>
-      <w:rPr>
-        <w:rFonts w:ascii="Wingdings" w:hAnsi="Wingdings" w:hint="default"/>
-      </w:rPr>
-    </w:lvl>
-    <w:lvl w:ilvl="6" w:tplc="340A0001" w:tentative="1">
-      <w:start w:val="1"/>
-      <w:numFmt w:val="bullet"/>
-      <w:lvlText w:val=""/>
-      <w:lvlJc w:val="left"/>
-      <w:pPr>
-        <w:ind w:left="5748" w:hanging="360"/>
-      </w:pPr>
-      <w:rPr>
-        <w:rFonts w:ascii="Symbol" w:hAnsi="Symbol" w:hint="default"/>
-      </w:rPr>
-    </w:lvl>
-    <w:lvl w:ilvl="7" w:tplc="340A0003" w:tentative="1">
-      <w:start w:val="1"/>
-      <w:numFmt w:val="bullet"/>
-      <w:lvlText w:val="o"/>
-      <w:lvlJc w:val="left"/>
-      <w:pPr>
-        <w:ind w:left="6468" w:hanging="360"/>
-      </w:pPr>
-      <w:rPr>
-        <w:rFonts w:ascii="Courier New" w:hAnsi="Courier New" w:cs="Courier New" w:hint="default"/>
-      </w:rPr>
-    </w:lvl>
-    <w:lvl w:ilvl="8" w:tplc="340A0005" w:tentative="1">
-      <w:start w:val="1"/>
-      <w:numFmt w:val="bullet"/>
-      <w:lvlText w:val=""/>
-      <w:lvlJc w:val="left"/>
-      <w:pPr>
-        <w:ind w:left="7188" w:hanging="360"/>
-      </w:pPr>
-      <w:rPr>
-        <w:rFonts w:ascii="Wingdings" w:hAnsi="Wingdings" w:hint="default"/>
-      </w:rPr>
-    </w:lvl>
-  </w:abstractNum>
-  <w:abstractNum w:abstractNumId="34" w15:restartNumberingAfterBreak="0">
+  <w:abstractNum w:abstractNumId="4" w15:restartNumberingAfterBreak="0">
     <w:nsid w:val="52781879"/>
     <w:multiLevelType w:val="hybridMultilevel"/>
-    <w:tmpl w:val="C6B2526C"/>
+    <w:tmpl w:val="A41E864A"/>
     <w:lvl w:ilvl="0" w:tplc="080A0001">
       <w:start w:val="1"/>
       <w:numFmt w:val="bullet"/>
@@ -9017,389 +6903,14 @@
       </w:rPr>
     </w:lvl>
   </w:abstractNum>
-  <w:abstractNum w:abstractNumId="35" w15:restartNumberingAfterBreak="0">
-    <w:nsid w:val="58642C79"/>
+  <w:abstractNum w:abstractNumId="5" w15:restartNumberingAfterBreak="0">
+    <w:nsid w:val="7D241E41"/>
     <w:multiLevelType w:val="hybridMultilevel"/>
-    <w:tmpl w:val="BBD44930"/>
-    <w:lvl w:ilvl="0" w:tplc="080A0001">
+    <w:tmpl w:val="1278E28A"/>
+    <w:lvl w:ilvl="0" w:tplc="080A0017">
       <w:start w:val="1"/>
-      <w:numFmt w:val="bullet"/>
-      <w:lvlText w:val=""/>
-      <w:lvlJc w:val="left"/>
-      <w:pPr>
-        <w:ind w:left="720" w:hanging="360"/>
-      </w:pPr>
-      <w:rPr>
-        <w:rFonts w:ascii="Symbol" w:hAnsi="Symbol" w:hint="default"/>
-      </w:rPr>
-    </w:lvl>
-    <w:lvl w:ilvl="1" w:tplc="080A0003" w:tentative="1">
-      <w:start w:val="1"/>
-      <w:numFmt w:val="bullet"/>
-      <w:lvlText w:val="o"/>
-      <w:lvlJc w:val="left"/>
-      <w:pPr>
-        <w:ind w:left="1440" w:hanging="360"/>
-      </w:pPr>
-      <w:rPr>
-        <w:rFonts w:ascii="Courier New" w:hAnsi="Courier New" w:cs="Courier New" w:hint="default"/>
-      </w:rPr>
-    </w:lvl>
-    <w:lvl w:ilvl="2" w:tplc="080A0005" w:tentative="1">
-      <w:start w:val="1"/>
-      <w:numFmt w:val="bullet"/>
-      <w:lvlText w:val=""/>
-      <w:lvlJc w:val="left"/>
-      <w:pPr>
-        <w:ind w:left="2160" w:hanging="360"/>
-      </w:pPr>
-      <w:rPr>
-        <w:rFonts w:ascii="Wingdings" w:hAnsi="Wingdings" w:hint="default"/>
-      </w:rPr>
-    </w:lvl>
-    <w:lvl w:ilvl="3" w:tplc="080A0001" w:tentative="1">
-      <w:start w:val="1"/>
-      <w:numFmt w:val="bullet"/>
-      <w:lvlText w:val=""/>
-      <w:lvlJc w:val="left"/>
-      <w:pPr>
-        <w:ind w:left="2880" w:hanging="360"/>
-      </w:pPr>
-      <w:rPr>
-        <w:rFonts w:ascii="Symbol" w:hAnsi="Symbol" w:hint="default"/>
-      </w:rPr>
-    </w:lvl>
-    <w:lvl w:ilvl="4" w:tplc="080A0003" w:tentative="1">
-      <w:start w:val="1"/>
-      <w:numFmt w:val="bullet"/>
-      <w:lvlText w:val="o"/>
-      <w:lvlJc w:val="left"/>
-      <w:pPr>
-        <w:ind w:left="3600" w:hanging="360"/>
-      </w:pPr>
-      <w:rPr>
-        <w:rFonts w:ascii="Courier New" w:hAnsi="Courier New" w:cs="Courier New" w:hint="default"/>
-      </w:rPr>
-    </w:lvl>
-    <w:lvl w:ilvl="5" w:tplc="080A0005" w:tentative="1">
-      <w:start w:val="1"/>
-      <w:numFmt w:val="bullet"/>
-      <w:lvlText w:val=""/>
-      <w:lvlJc w:val="left"/>
-      <w:pPr>
-        <w:ind w:left="4320" w:hanging="360"/>
-      </w:pPr>
-      <w:rPr>
-        <w:rFonts w:ascii="Wingdings" w:hAnsi="Wingdings" w:hint="default"/>
-      </w:rPr>
-    </w:lvl>
-    <w:lvl w:ilvl="6" w:tplc="080A0001" w:tentative="1">
-      <w:start w:val="1"/>
-      <w:numFmt w:val="bullet"/>
-      <w:lvlText w:val=""/>
-      <w:lvlJc w:val="left"/>
-      <w:pPr>
-        <w:ind w:left="5040" w:hanging="360"/>
-      </w:pPr>
-      <w:rPr>
-        <w:rFonts w:ascii="Symbol" w:hAnsi="Symbol" w:hint="default"/>
-      </w:rPr>
-    </w:lvl>
-    <w:lvl w:ilvl="7" w:tplc="080A0003" w:tentative="1">
-      <w:start w:val="1"/>
-      <w:numFmt w:val="bullet"/>
-      <w:lvlText w:val="o"/>
-      <w:lvlJc w:val="left"/>
-      <w:pPr>
-        <w:ind w:left="5760" w:hanging="360"/>
-      </w:pPr>
-      <w:rPr>
-        <w:rFonts w:ascii="Courier New" w:hAnsi="Courier New" w:cs="Courier New" w:hint="default"/>
-      </w:rPr>
-    </w:lvl>
-    <w:lvl w:ilvl="8" w:tplc="080A0005" w:tentative="1">
-      <w:start w:val="1"/>
-      <w:numFmt w:val="bullet"/>
-      <w:lvlText w:val=""/>
-      <w:lvlJc w:val="left"/>
-      <w:pPr>
-        <w:ind w:left="6480" w:hanging="360"/>
-      </w:pPr>
-      <w:rPr>
-        <w:rFonts w:ascii="Wingdings" w:hAnsi="Wingdings" w:hint="default"/>
-      </w:rPr>
-    </w:lvl>
-  </w:abstractNum>
-  <w:abstractNum w:abstractNumId="36" w15:restartNumberingAfterBreak="0">
-    <w:nsid w:val="59002EE5"/>
-    <w:multiLevelType w:val="multilevel"/>
-    <w:tmpl w:val="8BE08552"/>
-    <w:lvl w:ilvl="0">
-      <w:start w:val="1"/>
-      <w:numFmt w:val="bullet"/>
-      <w:lvlText w:val=""/>
-      <w:lvlJc w:val="left"/>
-      <w:pPr>
-        <w:tabs>
-          <w:tab w:val="num" w:pos="720"/>
-        </w:tabs>
-        <w:ind w:left="720" w:hanging="360"/>
-      </w:pPr>
-      <w:rPr>
-        <w:rFonts w:ascii="Symbol" w:hAnsi="Symbol" w:hint="default"/>
-        <w:sz w:val="20"/>
-      </w:rPr>
-    </w:lvl>
-    <w:lvl w:ilvl="1" w:tentative="1">
-      <w:start w:val="1"/>
-      <w:numFmt w:val="bullet"/>
-      <w:lvlText w:val="o"/>
-      <w:lvlJc w:val="left"/>
-      <w:pPr>
-        <w:tabs>
-          <w:tab w:val="num" w:pos="1440"/>
-        </w:tabs>
-        <w:ind w:left="1440" w:hanging="360"/>
-      </w:pPr>
-      <w:rPr>
-        <w:rFonts w:ascii="Courier New" w:hAnsi="Courier New" w:hint="default"/>
-        <w:sz w:val="20"/>
-      </w:rPr>
-    </w:lvl>
-    <w:lvl w:ilvl="2" w:tentative="1">
-      <w:start w:val="1"/>
-      <w:numFmt w:val="bullet"/>
-      <w:lvlText w:val=""/>
-      <w:lvlJc w:val="left"/>
-      <w:pPr>
-        <w:tabs>
-          <w:tab w:val="num" w:pos="2160"/>
-        </w:tabs>
-        <w:ind w:left="2160" w:hanging="360"/>
-      </w:pPr>
-      <w:rPr>
-        <w:rFonts w:ascii="Wingdings" w:hAnsi="Wingdings" w:hint="default"/>
-        <w:sz w:val="20"/>
-      </w:rPr>
-    </w:lvl>
-    <w:lvl w:ilvl="3" w:tentative="1">
-      <w:start w:val="1"/>
-      <w:numFmt w:val="bullet"/>
-      <w:lvlText w:val=""/>
-      <w:lvlJc w:val="left"/>
-      <w:pPr>
-        <w:tabs>
-          <w:tab w:val="num" w:pos="2880"/>
-        </w:tabs>
-        <w:ind w:left="2880" w:hanging="360"/>
-      </w:pPr>
-      <w:rPr>
-        <w:rFonts w:ascii="Wingdings" w:hAnsi="Wingdings" w:hint="default"/>
-        <w:sz w:val="20"/>
-      </w:rPr>
-    </w:lvl>
-    <w:lvl w:ilvl="4" w:tentative="1">
-      <w:start w:val="1"/>
-      <w:numFmt w:val="bullet"/>
-      <w:lvlText w:val=""/>
-      <w:lvlJc w:val="left"/>
-      <w:pPr>
-        <w:tabs>
-          <w:tab w:val="num" w:pos="3600"/>
-        </w:tabs>
-        <w:ind w:left="3600" w:hanging="360"/>
-      </w:pPr>
-      <w:rPr>
-        <w:rFonts w:ascii="Wingdings" w:hAnsi="Wingdings" w:hint="default"/>
-        <w:sz w:val="20"/>
-      </w:rPr>
-    </w:lvl>
-    <w:lvl w:ilvl="5" w:tentative="1">
-      <w:start w:val="1"/>
-      <w:numFmt w:val="bullet"/>
-      <w:lvlText w:val=""/>
-      <w:lvlJc w:val="left"/>
-      <w:pPr>
-        <w:tabs>
-          <w:tab w:val="num" w:pos="4320"/>
-        </w:tabs>
-        <w:ind w:left="4320" w:hanging="360"/>
-      </w:pPr>
-      <w:rPr>
-        <w:rFonts w:ascii="Wingdings" w:hAnsi="Wingdings" w:hint="default"/>
-        <w:sz w:val="20"/>
-      </w:rPr>
-    </w:lvl>
-    <w:lvl w:ilvl="6" w:tentative="1">
-      <w:start w:val="1"/>
-      <w:numFmt w:val="bullet"/>
-      <w:lvlText w:val=""/>
-      <w:lvlJc w:val="left"/>
-      <w:pPr>
-        <w:tabs>
-          <w:tab w:val="num" w:pos="5040"/>
-        </w:tabs>
-        <w:ind w:left="5040" w:hanging="360"/>
-      </w:pPr>
-      <w:rPr>
-        <w:rFonts w:ascii="Wingdings" w:hAnsi="Wingdings" w:hint="default"/>
-        <w:sz w:val="20"/>
-      </w:rPr>
-    </w:lvl>
-    <w:lvl w:ilvl="7" w:tentative="1">
-      <w:start w:val="1"/>
-      <w:numFmt w:val="bullet"/>
-      <w:lvlText w:val=""/>
-      <w:lvlJc w:val="left"/>
-      <w:pPr>
-        <w:tabs>
-          <w:tab w:val="num" w:pos="5760"/>
-        </w:tabs>
-        <w:ind w:left="5760" w:hanging="360"/>
-      </w:pPr>
-      <w:rPr>
-        <w:rFonts w:ascii="Wingdings" w:hAnsi="Wingdings" w:hint="default"/>
-        <w:sz w:val="20"/>
-      </w:rPr>
-    </w:lvl>
-    <w:lvl w:ilvl="8" w:tentative="1">
-      <w:start w:val="1"/>
-      <w:numFmt w:val="bullet"/>
-      <w:lvlText w:val=""/>
-      <w:lvlJc w:val="left"/>
-      <w:pPr>
-        <w:tabs>
-          <w:tab w:val="num" w:pos="6480"/>
-        </w:tabs>
-        <w:ind w:left="6480" w:hanging="360"/>
-      </w:pPr>
-      <w:rPr>
-        <w:rFonts w:ascii="Wingdings" w:hAnsi="Wingdings" w:hint="default"/>
-        <w:sz w:val="20"/>
-      </w:rPr>
-    </w:lvl>
-  </w:abstractNum>
-  <w:abstractNum w:abstractNumId="37" w15:restartNumberingAfterBreak="0">
-    <w:nsid w:val="598B6916"/>
-    <w:multiLevelType w:val="hybridMultilevel"/>
-    <w:tmpl w:val="826A8CF8"/>
-    <w:lvl w:ilvl="0" w:tplc="080A0001">
-      <w:start w:val="1"/>
-      <w:numFmt w:val="bullet"/>
-      <w:lvlText w:val=""/>
-      <w:lvlJc w:val="left"/>
-      <w:pPr>
-        <w:ind w:left="720" w:hanging="360"/>
-      </w:pPr>
-      <w:rPr>
-        <w:rFonts w:ascii="Symbol" w:hAnsi="Symbol" w:hint="default"/>
-      </w:rPr>
-    </w:lvl>
-    <w:lvl w:ilvl="1" w:tplc="080A0003" w:tentative="1">
-      <w:start w:val="1"/>
-      <w:numFmt w:val="bullet"/>
-      <w:lvlText w:val="o"/>
-      <w:lvlJc w:val="left"/>
-      <w:pPr>
-        <w:ind w:left="1440" w:hanging="360"/>
-      </w:pPr>
-      <w:rPr>
-        <w:rFonts w:ascii="Courier New" w:hAnsi="Courier New" w:cs="Courier New" w:hint="default"/>
-      </w:rPr>
-    </w:lvl>
-    <w:lvl w:ilvl="2" w:tplc="080A0005" w:tentative="1">
-      <w:start w:val="1"/>
-      <w:numFmt w:val="bullet"/>
-      <w:lvlText w:val=""/>
-      <w:lvlJc w:val="left"/>
-      <w:pPr>
-        <w:ind w:left="2160" w:hanging="360"/>
-      </w:pPr>
-      <w:rPr>
-        <w:rFonts w:ascii="Wingdings" w:hAnsi="Wingdings" w:hint="default"/>
-      </w:rPr>
-    </w:lvl>
-    <w:lvl w:ilvl="3" w:tplc="080A0001" w:tentative="1">
-      <w:start w:val="1"/>
-      <w:numFmt w:val="bullet"/>
-      <w:lvlText w:val=""/>
-      <w:lvlJc w:val="left"/>
-      <w:pPr>
-        <w:ind w:left="2880" w:hanging="360"/>
-      </w:pPr>
-      <w:rPr>
-        <w:rFonts w:ascii="Symbol" w:hAnsi="Symbol" w:hint="default"/>
-      </w:rPr>
-    </w:lvl>
-    <w:lvl w:ilvl="4" w:tplc="080A0003" w:tentative="1">
-      <w:start w:val="1"/>
-      <w:numFmt w:val="bullet"/>
-      <w:lvlText w:val="o"/>
-      <w:lvlJc w:val="left"/>
-      <w:pPr>
-        <w:ind w:left="3600" w:hanging="360"/>
-      </w:pPr>
-      <w:rPr>
-        <w:rFonts w:ascii="Courier New" w:hAnsi="Courier New" w:cs="Courier New" w:hint="default"/>
-      </w:rPr>
-    </w:lvl>
-    <w:lvl w:ilvl="5" w:tplc="080A0005" w:tentative="1">
-      <w:start w:val="1"/>
-      <w:numFmt w:val="bullet"/>
-      <w:lvlText w:val=""/>
-      <w:lvlJc w:val="left"/>
-      <w:pPr>
-        <w:ind w:left="4320" w:hanging="360"/>
-      </w:pPr>
-      <w:rPr>
-        <w:rFonts w:ascii="Wingdings" w:hAnsi="Wingdings" w:hint="default"/>
-      </w:rPr>
-    </w:lvl>
-    <w:lvl w:ilvl="6" w:tplc="080A0001" w:tentative="1">
-      <w:start w:val="1"/>
-      <w:numFmt w:val="bullet"/>
-      <w:lvlText w:val=""/>
-      <w:lvlJc w:val="left"/>
-      <w:pPr>
-        <w:ind w:left="5040" w:hanging="360"/>
-      </w:pPr>
-      <w:rPr>
-        <w:rFonts w:ascii="Symbol" w:hAnsi="Symbol" w:hint="default"/>
-      </w:rPr>
-    </w:lvl>
-    <w:lvl w:ilvl="7" w:tplc="080A0003" w:tentative="1">
-      <w:start w:val="1"/>
-      <w:numFmt w:val="bullet"/>
-      <w:lvlText w:val="o"/>
-      <w:lvlJc w:val="left"/>
-      <w:pPr>
-        <w:ind w:left="5760" w:hanging="360"/>
-      </w:pPr>
-      <w:rPr>
-        <w:rFonts w:ascii="Courier New" w:hAnsi="Courier New" w:cs="Courier New" w:hint="default"/>
-      </w:rPr>
-    </w:lvl>
-    <w:lvl w:ilvl="8" w:tplc="080A0005" w:tentative="1">
-      <w:start w:val="1"/>
-      <w:numFmt w:val="bullet"/>
-      <w:lvlText w:val=""/>
-      <w:lvlJc w:val="left"/>
-      <w:pPr>
-        <w:ind w:left="6480" w:hanging="360"/>
-      </w:pPr>
-      <w:rPr>
-        <w:rFonts w:ascii="Wingdings" w:hAnsi="Wingdings" w:hint="default"/>
-      </w:rPr>
-    </w:lvl>
-  </w:abstractNum>
-  <w:abstractNum w:abstractNumId="38" w15:restartNumberingAfterBreak="0">
-    <w:nsid w:val="59E14A3E"/>
-    <w:multiLevelType w:val="hybridMultilevel"/>
-    <w:tmpl w:val="EBD4E04E"/>
-    <w:lvl w:ilvl="0" w:tplc="080A000F">
-      <w:start w:val="1"/>
-      <w:numFmt w:val="decimal"/>
-      <w:lvlText w:val="%1."/>
+      <w:numFmt w:val="lowerLetter"/>
+      <w:lvlText w:val="%1)"/>
       <w:lvlJc w:val="left"/>
       <w:pPr>
         <w:ind w:left="720" w:hanging="360"/>
@@ -9478,1153 +6989,25 @@
       </w:pPr>
     </w:lvl>
   </w:abstractNum>
-  <w:abstractNum w:abstractNumId="39" w15:restartNumberingAfterBreak="0">
-    <w:nsid w:val="5D542365"/>
-    <w:multiLevelType w:val="hybridMultilevel"/>
-    <w:tmpl w:val="19A065F8"/>
-    <w:lvl w:ilvl="0" w:tplc="1CE016AE">
-      <w:start w:val="1"/>
-      <w:numFmt w:val="bullet"/>
-      <w:lvlText w:val=""/>
-      <w:lvlJc w:val="left"/>
-      <w:pPr>
-        <w:ind w:left="720" w:hanging="360"/>
-      </w:pPr>
-      <w:rPr>
-        <w:rFonts w:ascii="Symbol" w:hAnsi="Symbol" w:hint="default"/>
-        <w:sz w:val="22"/>
-        <w:szCs w:val="22"/>
-      </w:rPr>
-    </w:lvl>
-    <w:lvl w:ilvl="1" w:tplc="080A0003" w:tentative="1">
-      <w:start w:val="1"/>
-      <w:numFmt w:val="bullet"/>
-      <w:lvlText w:val="o"/>
-      <w:lvlJc w:val="left"/>
-      <w:pPr>
-        <w:ind w:left="1440" w:hanging="360"/>
-      </w:pPr>
-      <w:rPr>
-        <w:rFonts w:ascii="Courier New" w:hAnsi="Courier New" w:cs="Courier New" w:hint="default"/>
-      </w:rPr>
-    </w:lvl>
-    <w:lvl w:ilvl="2" w:tplc="080A0005" w:tentative="1">
-      <w:start w:val="1"/>
-      <w:numFmt w:val="bullet"/>
-      <w:lvlText w:val=""/>
-      <w:lvlJc w:val="left"/>
-      <w:pPr>
-        <w:ind w:left="2160" w:hanging="360"/>
-      </w:pPr>
-      <w:rPr>
-        <w:rFonts w:ascii="Wingdings" w:hAnsi="Wingdings" w:hint="default"/>
-      </w:rPr>
-    </w:lvl>
-    <w:lvl w:ilvl="3" w:tplc="080A0001" w:tentative="1">
-      <w:start w:val="1"/>
-      <w:numFmt w:val="bullet"/>
-      <w:lvlText w:val=""/>
-      <w:lvlJc w:val="left"/>
-      <w:pPr>
-        <w:ind w:left="2880" w:hanging="360"/>
-      </w:pPr>
-      <w:rPr>
-        <w:rFonts w:ascii="Symbol" w:hAnsi="Symbol" w:hint="default"/>
-      </w:rPr>
-    </w:lvl>
-    <w:lvl w:ilvl="4" w:tplc="080A0003" w:tentative="1">
-      <w:start w:val="1"/>
-      <w:numFmt w:val="bullet"/>
-      <w:lvlText w:val="o"/>
-      <w:lvlJc w:val="left"/>
-      <w:pPr>
-        <w:ind w:left="3600" w:hanging="360"/>
-      </w:pPr>
-      <w:rPr>
-        <w:rFonts w:ascii="Courier New" w:hAnsi="Courier New" w:cs="Courier New" w:hint="default"/>
-      </w:rPr>
-    </w:lvl>
-    <w:lvl w:ilvl="5" w:tplc="080A0005" w:tentative="1">
-      <w:start w:val="1"/>
-      <w:numFmt w:val="bullet"/>
-      <w:lvlText w:val=""/>
-      <w:lvlJc w:val="left"/>
-      <w:pPr>
-        <w:ind w:left="4320" w:hanging="360"/>
-      </w:pPr>
-      <w:rPr>
-        <w:rFonts w:ascii="Wingdings" w:hAnsi="Wingdings" w:hint="default"/>
-      </w:rPr>
-    </w:lvl>
-    <w:lvl w:ilvl="6" w:tplc="080A0001" w:tentative="1">
-      <w:start w:val="1"/>
-      <w:numFmt w:val="bullet"/>
-      <w:lvlText w:val=""/>
-      <w:lvlJc w:val="left"/>
-      <w:pPr>
-        <w:ind w:left="5040" w:hanging="360"/>
-      </w:pPr>
-      <w:rPr>
-        <w:rFonts w:ascii="Symbol" w:hAnsi="Symbol" w:hint="default"/>
-      </w:rPr>
-    </w:lvl>
-    <w:lvl w:ilvl="7" w:tplc="080A0003" w:tentative="1">
-      <w:start w:val="1"/>
-      <w:numFmt w:val="bullet"/>
-      <w:lvlText w:val="o"/>
-      <w:lvlJc w:val="left"/>
-      <w:pPr>
-        <w:ind w:left="5760" w:hanging="360"/>
-      </w:pPr>
-      <w:rPr>
-        <w:rFonts w:ascii="Courier New" w:hAnsi="Courier New" w:cs="Courier New" w:hint="default"/>
-      </w:rPr>
-    </w:lvl>
-    <w:lvl w:ilvl="8" w:tplc="080A0005" w:tentative="1">
-      <w:start w:val="1"/>
-      <w:numFmt w:val="bullet"/>
-      <w:lvlText w:val=""/>
-      <w:lvlJc w:val="left"/>
-      <w:pPr>
-        <w:ind w:left="6480" w:hanging="360"/>
-      </w:pPr>
-      <w:rPr>
-        <w:rFonts w:ascii="Wingdings" w:hAnsi="Wingdings" w:hint="default"/>
-      </w:rPr>
-    </w:lvl>
-  </w:abstractNum>
-  <w:abstractNum w:abstractNumId="40" w15:restartNumberingAfterBreak="0">
-    <w:nsid w:val="64293289"/>
-    <w:multiLevelType w:val="hybridMultilevel"/>
-    <w:tmpl w:val="59F457E6"/>
-    <w:lvl w:ilvl="0" w:tplc="86F87400">
-      <w:start w:val="1"/>
-      <w:numFmt w:val="bullet"/>
-      <w:lvlText w:val="‐"/>
-      <w:lvlJc w:val="left"/>
-      <w:pPr>
-        <w:ind w:left="720" w:hanging="360"/>
-      </w:pPr>
-      <w:rPr>
-        <w:rFonts w:ascii="Calibri" w:hAnsi="Calibri" w:hint="default"/>
-      </w:rPr>
-    </w:lvl>
-    <w:lvl w:ilvl="1" w:tplc="340A0003">
-      <w:start w:val="1"/>
-      <w:numFmt w:val="bullet"/>
-      <w:lvlText w:val="o"/>
-      <w:lvlJc w:val="left"/>
-      <w:pPr>
-        <w:ind w:left="1440" w:hanging="360"/>
-      </w:pPr>
-      <w:rPr>
-        <w:rFonts w:ascii="Courier New" w:hAnsi="Courier New" w:cs="Courier New" w:hint="default"/>
-      </w:rPr>
-    </w:lvl>
-    <w:lvl w:ilvl="2" w:tplc="340A0005" w:tentative="1">
-      <w:start w:val="1"/>
-      <w:numFmt w:val="bullet"/>
-      <w:lvlText w:val=""/>
-      <w:lvlJc w:val="left"/>
-      <w:pPr>
-        <w:ind w:left="2160" w:hanging="360"/>
-      </w:pPr>
-      <w:rPr>
-        <w:rFonts w:ascii="Wingdings" w:hAnsi="Wingdings" w:hint="default"/>
-      </w:rPr>
-    </w:lvl>
-    <w:lvl w:ilvl="3" w:tplc="340A0001" w:tentative="1">
-      <w:start w:val="1"/>
-      <w:numFmt w:val="bullet"/>
-      <w:lvlText w:val=""/>
-      <w:lvlJc w:val="left"/>
-      <w:pPr>
-        <w:ind w:left="2880" w:hanging="360"/>
-      </w:pPr>
-      <w:rPr>
-        <w:rFonts w:ascii="Symbol" w:hAnsi="Symbol" w:hint="default"/>
-      </w:rPr>
-    </w:lvl>
-    <w:lvl w:ilvl="4" w:tplc="340A0003" w:tentative="1">
-      <w:start w:val="1"/>
-      <w:numFmt w:val="bullet"/>
-      <w:lvlText w:val="o"/>
-      <w:lvlJc w:val="left"/>
-      <w:pPr>
-        <w:ind w:left="3600" w:hanging="360"/>
-      </w:pPr>
-      <w:rPr>
-        <w:rFonts w:ascii="Courier New" w:hAnsi="Courier New" w:cs="Courier New" w:hint="default"/>
-      </w:rPr>
-    </w:lvl>
-    <w:lvl w:ilvl="5" w:tplc="340A0005" w:tentative="1">
-      <w:start w:val="1"/>
-      <w:numFmt w:val="bullet"/>
-      <w:lvlText w:val=""/>
-      <w:lvlJc w:val="left"/>
-      <w:pPr>
-        <w:ind w:left="4320" w:hanging="360"/>
-      </w:pPr>
-      <w:rPr>
-        <w:rFonts w:ascii="Wingdings" w:hAnsi="Wingdings" w:hint="default"/>
-      </w:rPr>
-    </w:lvl>
-    <w:lvl w:ilvl="6" w:tplc="340A0001" w:tentative="1">
-      <w:start w:val="1"/>
-      <w:numFmt w:val="bullet"/>
-      <w:lvlText w:val=""/>
-      <w:lvlJc w:val="left"/>
-      <w:pPr>
-        <w:ind w:left="5040" w:hanging="360"/>
-      </w:pPr>
-      <w:rPr>
-        <w:rFonts w:ascii="Symbol" w:hAnsi="Symbol" w:hint="default"/>
-      </w:rPr>
-    </w:lvl>
-    <w:lvl w:ilvl="7" w:tplc="340A0003" w:tentative="1">
-      <w:start w:val="1"/>
-      <w:numFmt w:val="bullet"/>
-      <w:lvlText w:val="o"/>
-      <w:lvlJc w:val="left"/>
-      <w:pPr>
-        <w:ind w:left="5760" w:hanging="360"/>
-      </w:pPr>
-      <w:rPr>
-        <w:rFonts w:ascii="Courier New" w:hAnsi="Courier New" w:cs="Courier New" w:hint="default"/>
-      </w:rPr>
-    </w:lvl>
-    <w:lvl w:ilvl="8" w:tplc="340A0005" w:tentative="1">
-      <w:start w:val="1"/>
-      <w:numFmt w:val="bullet"/>
-      <w:lvlText w:val=""/>
-      <w:lvlJc w:val="left"/>
-      <w:pPr>
-        <w:ind w:left="6480" w:hanging="360"/>
-      </w:pPr>
-      <w:rPr>
-        <w:rFonts w:ascii="Wingdings" w:hAnsi="Wingdings" w:hint="default"/>
-      </w:rPr>
-    </w:lvl>
-  </w:abstractNum>
-  <w:abstractNum w:abstractNumId="41" w15:restartNumberingAfterBreak="0">
-    <w:nsid w:val="66B4572B"/>
-    <w:multiLevelType w:val="hybridMultilevel"/>
-    <w:tmpl w:val="A99E9316"/>
-    <w:lvl w:ilvl="0" w:tplc="080A000F">
-      <w:start w:val="1"/>
-      <w:numFmt w:val="decimal"/>
-      <w:lvlText w:val="%1."/>
-      <w:lvlJc w:val="left"/>
-      <w:pPr>
-        <w:ind w:left="720" w:hanging="360"/>
-      </w:pPr>
-    </w:lvl>
-    <w:lvl w:ilvl="1" w:tplc="080A0019" w:tentative="1">
-      <w:start w:val="1"/>
-      <w:numFmt w:val="lowerLetter"/>
-      <w:lvlText w:val="%2."/>
-      <w:lvlJc w:val="left"/>
-      <w:pPr>
-        <w:ind w:left="1440" w:hanging="360"/>
-      </w:pPr>
-    </w:lvl>
-    <w:lvl w:ilvl="2" w:tplc="080A001B" w:tentative="1">
-      <w:start w:val="1"/>
-      <w:numFmt w:val="lowerRoman"/>
-      <w:lvlText w:val="%3."/>
-      <w:lvlJc w:val="right"/>
-      <w:pPr>
-        <w:ind w:left="2160" w:hanging="180"/>
-      </w:pPr>
-    </w:lvl>
-    <w:lvl w:ilvl="3" w:tplc="080A000F" w:tentative="1">
-      <w:start w:val="1"/>
-      <w:numFmt w:val="decimal"/>
-      <w:lvlText w:val="%4."/>
-      <w:lvlJc w:val="left"/>
-      <w:pPr>
-        <w:ind w:left="2880" w:hanging="360"/>
-      </w:pPr>
-    </w:lvl>
-    <w:lvl w:ilvl="4" w:tplc="080A0019" w:tentative="1">
-      <w:start w:val="1"/>
-      <w:numFmt w:val="lowerLetter"/>
-      <w:lvlText w:val="%5."/>
-      <w:lvlJc w:val="left"/>
-      <w:pPr>
-        <w:ind w:left="3600" w:hanging="360"/>
-      </w:pPr>
-    </w:lvl>
-    <w:lvl w:ilvl="5" w:tplc="080A001B" w:tentative="1">
-      <w:start w:val="1"/>
-      <w:numFmt w:val="lowerRoman"/>
-      <w:lvlText w:val="%6."/>
-      <w:lvlJc w:val="right"/>
-      <w:pPr>
-        <w:ind w:left="4320" w:hanging="180"/>
-      </w:pPr>
-    </w:lvl>
-    <w:lvl w:ilvl="6" w:tplc="080A000F" w:tentative="1">
-      <w:start w:val="1"/>
-      <w:numFmt w:val="decimal"/>
-      <w:lvlText w:val="%7."/>
-      <w:lvlJc w:val="left"/>
-      <w:pPr>
-        <w:ind w:left="5040" w:hanging="360"/>
-      </w:pPr>
-    </w:lvl>
-    <w:lvl w:ilvl="7" w:tplc="080A0019" w:tentative="1">
-      <w:start w:val="1"/>
-      <w:numFmt w:val="lowerLetter"/>
-      <w:lvlText w:val="%8."/>
-      <w:lvlJc w:val="left"/>
-      <w:pPr>
-        <w:ind w:left="5760" w:hanging="360"/>
-      </w:pPr>
-    </w:lvl>
-    <w:lvl w:ilvl="8" w:tplc="080A001B" w:tentative="1">
-      <w:start w:val="1"/>
-      <w:numFmt w:val="lowerRoman"/>
-      <w:lvlText w:val="%9."/>
-      <w:lvlJc w:val="right"/>
-      <w:pPr>
-        <w:ind w:left="6480" w:hanging="180"/>
-      </w:pPr>
-    </w:lvl>
-  </w:abstractNum>
-  <w:abstractNum w:abstractNumId="42" w15:restartNumberingAfterBreak="0">
-    <w:nsid w:val="692461B9"/>
-    <w:multiLevelType w:val="hybridMultilevel"/>
-    <w:tmpl w:val="8E549642"/>
-    <w:lvl w:ilvl="0" w:tplc="080A0001">
-      <w:start w:val="1"/>
-      <w:numFmt w:val="bullet"/>
-      <w:lvlText w:val=""/>
-      <w:lvlJc w:val="left"/>
-      <w:pPr>
-        <w:ind w:left="720" w:hanging="360"/>
-      </w:pPr>
-      <w:rPr>
-        <w:rFonts w:ascii="Symbol" w:hAnsi="Symbol" w:hint="default"/>
-      </w:rPr>
-    </w:lvl>
-    <w:lvl w:ilvl="1" w:tplc="080A0003" w:tentative="1">
-      <w:start w:val="1"/>
-      <w:numFmt w:val="bullet"/>
-      <w:lvlText w:val="o"/>
-      <w:lvlJc w:val="left"/>
-      <w:pPr>
-        <w:ind w:left="1440" w:hanging="360"/>
-      </w:pPr>
-      <w:rPr>
-        <w:rFonts w:ascii="Courier New" w:hAnsi="Courier New" w:cs="Courier New" w:hint="default"/>
-      </w:rPr>
-    </w:lvl>
-    <w:lvl w:ilvl="2" w:tplc="080A0005" w:tentative="1">
-      <w:start w:val="1"/>
-      <w:numFmt w:val="bullet"/>
-      <w:lvlText w:val=""/>
-      <w:lvlJc w:val="left"/>
-      <w:pPr>
-        <w:ind w:left="2160" w:hanging="360"/>
-      </w:pPr>
-      <w:rPr>
-        <w:rFonts w:ascii="Wingdings" w:hAnsi="Wingdings" w:hint="default"/>
-      </w:rPr>
-    </w:lvl>
-    <w:lvl w:ilvl="3" w:tplc="080A0001" w:tentative="1">
-      <w:start w:val="1"/>
-      <w:numFmt w:val="bullet"/>
-      <w:lvlText w:val=""/>
-      <w:lvlJc w:val="left"/>
-      <w:pPr>
-        <w:ind w:left="2880" w:hanging="360"/>
-      </w:pPr>
-      <w:rPr>
-        <w:rFonts w:ascii="Symbol" w:hAnsi="Symbol" w:hint="default"/>
-      </w:rPr>
-    </w:lvl>
-    <w:lvl w:ilvl="4" w:tplc="080A0003" w:tentative="1">
-      <w:start w:val="1"/>
-      <w:numFmt w:val="bullet"/>
-      <w:lvlText w:val="o"/>
-      <w:lvlJc w:val="left"/>
-      <w:pPr>
-        <w:ind w:left="3600" w:hanging="360"/>
-      </w:pPr>
-      <w:rPr>
-        <w:rFonts w:ascii="Courier New" w:hAnsi="Courier New" w:cs="Courier New" w:hint="default"/>
-      </w:rPr>
-    </w:lvl>
-    <w:lvl w:ilvl="5" w:tplc="080A0005" w:tentative="1">
-      <w:start w:val="1"/>
-      <w:numFmt w:val="bullet"/>
-      <w:lvlText w:val=""/>
-      <w:lvlJc w:val="left"/>
-      <w:pPr>
-        <w:ind w:left="4320" w:hanging="360"/>
-      </w:pPr>
-      <w:rPr>
-        <w:rFonts w:ascii="Wingdings" w:hAnsi="Wingdings" w:hint="default"/>
-      </w:rPr>
-    </w:lvl>
-    <w:lvl w:ilvl="6" w:tplc="080A0001" w:tentative="1">
-      <w:start w:val="1"/>
-      <w:numFmt w:val="bullet"/>
-      <w:lvlText w:val=""/>
-      <w:lvlJc w:val="left"/>
-      <w:pPr>
-        <w:ind w:left="5040" w:hanging="360"/>
-      </w:pPr>
-      <w:rPr>
-        <w:rFonts w:ascii="Symbol" w:hAnsi="Symbol" w:hint="default"/>
-      </w:rPr>
-    </w:lvl>
-    <w:lvl w:ilvl="7" w:tplc="080A0003" w:tentative="1">
-      <w:start w:val="1"/>
-      <w:numFmt w:val="bullet"/>
-      <w:lvlText w:val="o"/>
-      <w:lvlJc w:val="left"/>
-      <w:pPr>
-        <w:ind w:left="5760" w:hanging="360"/>
-      </w:pPr>
-      <w:rPr>
-        <w:rFonts w:ascii="Courier New" w:hAnsi="Courier New" w:cs="Courier New" w:hint="default"/>
-      </w:rPr>
-    </w:lvl>
-    <w:lvl w:ilvl="8" w:tplc="080A0005" w:tentative="1">
-      <w:start w:val="1"/>
-      <w:numFmt w:val="bullet"/>
-      <w:lvlText w:val=""/>
-      <w:lvlJc w:val="left"/>
-      <w:pPr>
-        <w:ind w:left="6480" w:hanging="360"/>
-      </w:pPr>
-      <w:rPr>
-        <w:rFonts w:ascii="Wingdings" w:hAnsi="Wingdings" w:hint="default"/>
-      </w:rPr>
-    </w:lvl>
-  </w:abstractNum>
-  <w:abstractNum w:abstractNumId="43" w15:restartNumberingAfterBreak="0">
-    <w:nsid w:val="6B185306"/>
-    <w:multiLevelType w:val="hybridMultilevel"/>
-    <w:tmpl w:val="A3EE5812"/>
-    <w:lvl w:ilvl="0" w:tplc="080A0001">
-      <w:start w:val="1"/>
-      <w:numFmt w:val="bullet"/>
-      <w:lvlText w:val=""/>
-      <w:lvlJc w:val="left"/>
-      <w:pPr>
-        <w:ind w:left="720" w:hanging="360"/>
-      </w:pPr>
-      <w:rPr>
-        <w:rFonts w:ascii="Symbol" w:hAnsi="Symbol" w:hint="default"/>
-      </w:rPr>
-    </w:lvl>
-    <w:lvl w:ilvl="1" w:tplc="080A0003" w:tentative="1">
-      <w:start w:val="1"/>
-      <w:numFmt w:val="bullet"/>
-      <w:lvlText w:val="o"/>
-      <w:lvlJc w:val="left"/>
-      <w:pPr>
-        <w:ind w:left="1440" w:hanging="360"/>
-      </w:pPr>
-      <w:rPr>
-        <w:rFonts w:ascii="Courier New" w:hAnsi="Courier New" w:cs="Courier New" w:hint="default"/>
-      </w:rPr>
-    </w:lvl>
-    <w:lvl w:ilvl="2" w:tplc="080A0005" w:tentative="1">
-      <w:start w:val="1"/>
-      <w:numFmt w:val="bullet"/>
-      <w:lvlText w:val=""/>
-      <w:lvlJc w:val="left"/>
-      <w:pPr>
-        <w:ind w:left="2160" w:hanging="360"/>
-      </w:pPr>
-      <w:rPr>
-        <w:rFonts w:ascii="Wingdings" w:hAnsi="Wingdings" w:hint="default"/>
-      </w:rPr>
-    </w:lvl>
-    <w:lvl w:ilvl="3" w:tplc="080A0001" w:tentative="1">
-      <w:start w:val="1"/>
-      <w:numFmt w:val="bullet"/>
-      <w:lvlText w:val=""/>
-      <w:lvlJc w:val="left"/>
-      <w:pPr>
-        <w:ind w:left="2880" w:hanging="360"/>
-      </w:pPr>
-      <w:rPr>
-        <w:rFonts w:ascii="Symbol" w:hAnsi="Symbol" w:hint="default"/>
-      </w:rPr>
-    </w:lvl>
-    <w:lvl w:ilvl="4" w:tplc="080A0003" w:tentative="1">
-      <w:start w:val="1"/>
-      <w:numFmt w:val="bullet"/>
-      <w:lvlText w:val="o"/>
-      <w:lvlJc w:val="left"/>
-      <w:pPr>
-        <w:ind w:left="3600" w:hanging="360"/>
-      </w:pPr>
-      <w:rPr>
-        <w:rFonts w:ascii="Courier New" w:hAnsi="Courier New" w:cs="Courier New" w:hint="default"/>
-      </w:rPr>
-    </w:lvl>
-    <w:lvl w:ilvl="5" w:tplc="080A0005" w:tentative="1">
-      <w:start w:val="1"/>
-      <w:numFmt w:val="bullet"/>
-      <w:lvlText w:val=""/>
-      <w:lvlJc w:val="left"/>
-      <w:pPr>
-        <w:ind w:left="4320" w:hanging="360"/>
-      </w:pPr>
-      <w:rPr>
-        <w:rFonts w:ascii="Wingdings" w:hAnsi="Wingdings" w:hint="default"/>
-      </w:rPr>
-    </w:lvl>
-    <w:lvl w:ilvl="6" w:tplc="080A0001" w:tentative="1">
-      <w:start w:val="1"/>
-      <w:numFmt w:val="bullet"/>
-      <w:lvlText w:val=""/>
-      <w:lvlJc w:val="left"/>
-      <w:pPr>
-        <w:ind w:left="5040" w:hanging="360"/>
-      </w:pPr>
-      <w:rPr>
-        <w:rFonts w:ascii="Symbol" w:hAnsi="Symbol" w:hint="default"/>
-      </w:rPr>
-    </w:lvl>
-    <w:lvl w:ilvl="7" w:tplc="080A0003" w:tentative="1">
-      <w:start w:val="1"/>
-      <w:numFmt w:val="bullet"/>
-      <w:lvlText w:val="o"/>
-      <w:lvlJc w:val="left"/>
-      <w:pPr>
-        <w:ind w:left="5760" w:hanging="360"/>
-      </w:pPr>
-      <w:rPr>
-        <w:rFonts w:ascii="Courier New" w:hAnsi="Courier New" w:cs="Courier New" w:hint="default"/>
-      </w:rPr>
-    </w:lvl>
-    <w:lvl w:ilvl="8" w:tplc="080A0005" w:tentative="1">
-      <w:start w:val="1"/>
-      <w:numFmt w:val="bullet"/>
-      <w:lvlText w:val=""/>
-      <w:lvlJc w:val="left"/>
-      <w:pPr>
-        <w:ind w:left="6480" w:hanging="360"/>
-      </w:pPr>
-      <w:rPr>
-        <w:rFonts w:ascii="Wingdings" w:hAnsi="Wingdings" w:hint="default"/>
-      </w:rPr>
-    </w:lvl>
-  </w:abstractNum>
-  <w:abstractNum w:abstractNumId="44" w15:restartNumberingAfterBreak="0">
-    <w:nsid w:val="714942EC"/>
-    <w:multiLevelType w:val="multilevel"/>
-    <w:tmpl w:val="340A001F"/>
-    <w:lvl w:ilvl="0">
-      <w:start w:val="1"/>
-      <w:numFmt w:val="decimal"/>
-      <w:lvlText w:val="%1."/>
-      <w:lvlJc w:val="left"/>
-      <w:pPr>
-        <w:ind w:left="360" w:hanging="360"/>
-      </w:pPr>
-    </w:lvl>
-    <w:lvl w:ilvl="1">
-      <w:start w:val="1"/>
-      <w:numFmt w:val="decimal"/>
-      <w:lvlText w:val="%1.%2."/>
-      <w:lvlJc w:val="left"/>
-      <w:pPr>
-        <w:ind w:left="792" w:hanging="432"/>
-      </w:pPr>
-    </w:lvl>
-    <w:lvl w:ilvl="2">
-      <w:start w:val="1"/>
-      <w:numFmt w:val="decimal"/>
-      <w:lvlText w:val="%1.%2.%3."/>
-      <w:lvlJc w:val="left"/>
-      <w:pPr>
-        <w:ind w:left="1224" w:hanging="504"/>
-      </w:pPr>
-    </w:lvl>
-    <w:lvl w:ilvl="3">
-      <w:start w:val="1"/>
-      <w:numFmt w:val="decimal"/>
-      <w:lvlText w:val="%1.%2.%3.%4."/>
-      <w:lvlJc w:val="left"/>
-      <w:pPr>
-        <w:ind w:left="1728" w:hanging="648"/>
-      </w:pPr>
-    </w:lvl>
-    <w:lvl w:ilvl="4">
-      <w:start w:val="1"/>
-      <w:numFmt w:val="decimal"/>
-      <w:lvlText w:val="%1.%2.%3.%4.%5."/>
-      <w:lvlJc w:val="left"/>
-      <w:pPr>
-        <w:ind w:left="2232" w:hanging="792"/>
-      </w:pPr>
-    </w:lvl>
-    <w:lvl w:ilvl="5">
-      <w:start w:val="1"/>
-      <w:numFmt w:val="decimal"/>
-      <w:lvlText w:val="%1.%2.%3.%4.%5.%6."/>
-      <w:lvlJc w:val="left"/>
-      <w:pPr>
-        <w:ind w:left="2736" w:hanging="936"/>
-      </w:pPr>
-    </w:lvl>
-    <w:lvl w:ilvl="6">
-      <w:start w:val="1"/>
-      <w:numFmt w:val="decimal"/>
-      <w:lvlText w:val="%1.%2.%3.%4.%5.%6.%7."/>
-      <w:lvlJc w:val="left"/>
-      <w:pPr>
-        <w:ind w:left="3240" w:hanging="1080"/>
-      </w:pPr>
-    </w:lvl>
-    <w:lvl w:ilvl="7">
-      <w:start w:val="1"/>
-      <w:numFmt w:val="decimal"/>
-      <w:lvlText w:val="%1.%2.%3.%4.%5.%6.%7.%8."/>
-      <w:lvlJc w:val="left"/>
-      <w:pPr>
-        <w:ind w:left="3744" w:hanging="1224"/>
-      </w:pPr>
-    </w:lvl>
-    <w:lvl w:ilvl="8">
-      <w:start w:val="1"/>
-      <w:numFmt w:val="decimal"/>
-      <w:lvlText w:val="%1.%2.%3.%4.%5.%6.%7.%8.%9."/>
-      <w:lvlJc w:val="left"/>
-      <w:pPr>
-        <w:ind w:left="4320" w:hanging="1440"/>
-      </w:pPr>
-    </w:lvl>
-  </w:abstractNum>
-  <w:abstractNum w:abstractNumId="45" w15:restartNumberingAfterBreak="0">
-    <w:nsid w:val="717C619E"/>
-    <w:multiLevelType w:val="multilevel"/>
-    <w:tmpl w:val="744873DA"/>
-    <w:lvl w:ilvl="0">
-      <w:start w:val="1"/>
-      <w:numFmt w:val="decimal"/>
-      <w:lvlText w:val="%1."/>
-      <w:lvlJc w:val="left"/>
-      <w:pPr>
-        <w:tabs>
-          <w:tab w:val="num" w:pos="720"/>
-        </w:tabs>
-        <w:ind w:left="720" w:hanging="360"/>
-      </w:pPr>
-    </w:lvl>
-    <w:lvl w:ilvl="1" w:tentative="1">
-      <w:start w:val="1"/>
-      <w:numFmt w:val="decimal"/>
-      <w:lvlText w:val="%2."/>
-      <w:lvlJc w:val="left"/>
-      <w:pPr>
-        <w:tabs>
-          <w:tab w:val="num" w:pos="1440"/>
-        </w:tabs>
-        <w:ind w:left="1440" w:hanging="360"/>
-      </w:pPr>
-    </w:lvl>
-    <w:lvl w:ilvl="2" w:tentative="1">
-      <w:start w:val="1"/>
-      <w:numFmt w:val="decimal"/>
-      <w:lvlText w:val="%3."/>
-      <w:lvlJc w:val="left"/>
-      <w:pPr>
-        <w:tabs>
-          <w:tab w:val="num" w:pos="2160"/>
-        </w:tabs>
-        <w:ind w:left="2160" w:hanging="360"/>
-      </w:pPr>
-    </w:lvl>
-    <w:lvl w:ilvl="3" w:tentative="1">
-      <w:start w:val="1"/>
-      <w:numFmt w:val="decimal"/>
-      <w:lvlText w:val="%4."/>
-      <w:lvlJc w:val="left"/>
-      <w:pPr>
-        <w:tabs>
-          <w:tab w:val="num" w:pos="2880"/>
-        </w:tabs>
-        <w:ind w:left="2880" w:hanging="360"/>
-      </w:pPr>
-    </w:lvl>
-    <w:lvl w:ilvl="4" w:tentative="1">
-      <w:start w:val="1"/>
-      <w:numFmt w:val="decimal"/>
-      <w:lvlText w:val="%5."/>
-      <w:lvlJc w:val="left"/>
-      <w:pPr>
-        <w:tabs>
-          <w:tab w:val="num" w:pos="3600"/>
-        </w:tabs>
-        <w:ind w:left="3600" w:hanging="360"/>
-      </w:pPr>
-    </w:lvl>
-    <w:lvl w:ilvl="5" w:tentative="1">
-      <w:start w:val="1"/>
-      <w:numFmt w:val="decimal"/>
-      <w:lvlText w:val="%6."/>
-      <w:lvlJc w:val="left"/>
-      <w:pPr>
-        <w:tabs>
-          <w:tab w:val="num" w:pos="4320"/>
-        </w:tabs>
-        <w:ind w:left="4320" w:hanging="360"/>
-      </w:pPr>
-    </w:lvl>
-    <w:lvl w:ilvl="6" w:tentative="1">
-      <w:start w:val="1"/>
-      <w:numFmt w:val="decimal"/>
-      <w:lvlText w:val="%7."/>
-      <w:lvlJc w:val="left"/>
-      <w:pPr>
-        <w:tabs>
-          <w:tab w:val="num" w:pos="5040"/>
-        </w:tabs>
-        <w:ind w:left="5040" w:hanging="360"/>
-      </w:pPr>
-    </w:lvl>
-    <w:lvl w:ilvl="7" w:tentative="1">
-      <w:start w:val="1"/>
-      <w:numFmt w:val="decimal"/>
-      <w:lvlText w:val="%8."/>
-      <w:lvlJc w:val="left"/>
-      <w:pPr>
-        <w:tabs>
-          <w:tab w:val="num" w:pos="5760"/>
-        </w:tabs>
-        <w:ind w:left="5760" w:hanging="360"/>
-      </w:pPr>
-    </w:lvl>
-    <w:lvl w:ilvl="8" w:tentative="1">
-      <w:start w:val="1"/>
-      <w:numFmt w:val="decimal"/>
-      <w:lvlText w:val="%9."/>
-      <w:lvlJc w:val="left"/>
-      <w:pPr>
-        <w:tabs>
-          <w:tab w:val="num" w:pos="6480"/>
-        </w:tabs>
-        <w:ind w:left="6480" w:hanging="360"/>
-      </w:pPr>
-    </w:lvl>
-  </w:abstractNum>
-  <w:abstractNum w:abstractNumId="46" w15:restartNumberingAfterBreak="0">
-    <w:nsid w:val="7BDD33BF"/>
-    <w:multiLevelType w:val="hybridMultilevel"/>
-    <w:tmpl w:val="DBCC9C22"/>
-    <w:lvl w:ilvl="0" w:tplc="080A000F">
-      <w:start w:val="1"/>
-      <w:numFmt w:val="decimal"/>
-      <w:lvlText w:val="%1."/>
-      <w:lvlJc w:val="left"/>
-      <w:pPr>
-        <w:ind w:left="720" w:hanging="360"/>
-      </w:pPr>
-    </w:lvl>
-    <w:lvl w:ilvl="1" w:tplc="080A0019" w:tentative="1">
-      <w:start w:val="1"/>
-      <w:numFmt w:val="lowerLetter"/>
-      <w:lvlText w:val="%2."/>
-      <w:lvlJc w:val="left"/>
-      <w:pPr>
-        <w:ind w:left="1440" w:hanging="360"/>
-      </w:pPr>
-    </w:lvl>
-    <w:lvl w:ilvl="2" w:tplc="080A001B" w:tentative="1">
-      <w:start w:val="1"/>
-      <w:numFmt w:val="lowerRoman"/>
-      <w:lvlText w:val="%3."/>
-      <w:lvlJc w:val="right"/>
-      <w:pPr>
-        <w:ind w:left="2160" w:hanging="180"/>
-      </w:pPr>
-    </w:lvl>
-    <w:lvl w:ilvl="3" w:tplc="080A000F" w:tentative="1">
-      <w:start w:val="1"/>
-      <w:numFmt w:val="decimal"/>
-      <w:lvlText w:val="%4."/>
-      <w:lvlJc w:val="left"/>
-      <w:pPr>
-        <w:ind w:left="2880" w:hanging="360"/>
-      </w:pPr>
-    </w:lvl>
-    <w:lvl w:ilvl="4" w:tplc="080A0019" w:tentative="1">
-      <w:start w:val="1"/>
-      <w:numFmt w:val="lowerLetter"/>
-      <w:lvlText w:val="%5."/>
-      <w:lvlJc w:val="left"/>
-      <w:pPr>
-        <w:ind w:left="3600" w:hanging="360"/>
-      </w:pPr>
-    </w:lvl>
-    <w:lvl w:ilvl="5" w:tplc="080A001B" w:tentative="1">
-      <w:start w:val="1"/>
-      <w:numFmt w:val="lowerRoman"/>
-      <w:lvlText w:val="%6."/>
-      <w:lvlJc w:val="right"/>
-      <w:pPr>
-        <w:ind w:left="4320" w:hanging="180"/>
-      </w:pPr>
-    </w:lvl>
-    <w:lvl w:ilvl="6" w:tplc="080A000F" w:tentative="1">
-      <w:start w:val="1"/>
-      <w:numFmt w:val="decimal"/>
-      <w:lvlText w:val="%7."/>
-      <w:lvlJc w:val="left"/>
-      <w:pPr>
-        <w:ind w:left="5040" w:hanging="360"/>
-      </w:pPr>
-    </w:lvl>
-    <w:lvl w:ilvl="7" w:tplc="080A0019" w:tentative="1">
-      <w:start w:val="1"/>
-      <w:numFmt w:val="lowerLetter"/>
-      <w:lvlText w:val="%8."/>
-      <w:lvlJc w:val="left"/>
-      <w:pPr>
-        <w:ind w:left="5760" w:hanging="360"/>
-      </w:pPr>
-    </w:lvl>
-    <w:lvl w:ilvl="8" w:tplc="080A001B" w:tentative="1">
-      <w:start w:val="1"/>
-      <w:numFmt w:val="lowerRoman"/>
-      <w:lvlText w:val="%9."/>
-      <w:lvlJc w:val="right"/>
-      <w:pPr>
-        <w:ind w:left="6480" w:hanging="180"/>
-      </w:pPr>
-    </w:lvl>
-  </w:abstractNum>
-  <w:abstractNum w:abstractNumId="47" w15:restartNumberingAfterBreak="0">
-    <w:nsid w:val="7D241E41"/>
-    <w:multiLevelType w:val="hybridMultilevel"/>
-    <w:tmpl w:val="727222A4"/>
-    <w:lvl w:ilvl="0" w:tplc="080A000F">
-      <w:start w:val="1"/>
-      <w:numFmt w:val="decimal"/>
-      <w:lvlText w:val="%1."/>
-      <w:lvlJc w:val="left"/>
-      <w:pPr>
-        <w:ind w:left="720" w:hanging="360"/>
-      </w:pPr>
-    </w:lvl>
-    <w:lvl w:ilvl="1" w:tplc="080A0019" w:tentative="1">
-      <w:start w:val="1"/>
-      <w:numFmt w:val="lowerLetter"/>
-      <w:lvlText w:val="%2."/>
-      <w:lvlJc w:val="left"/>
-      <w:pPr>
-        <w:ind w:left="1440" w:hanging="360"/>
-      </w:pPr>
-    </w:lvl>
-    <w:lvl w:ilvl="2" w:tplc="080A001B" w:tentative="1">
-      <w:start w:val="1"/>
-      <w:numFmt w:val="lowerRoman"/>
-      <w:lvlText w:val="%3."/>
-      <w:lvlJc w:val="right"/>
-      <w:pPr>
-        <w:ind w:left="2160" w:hanging="180"/>
-      </w:pPr>
-    </w:lvl>
-    <w:lvl w:ilvl="3" w:tplc="080A000F" w:tentative="1">
-      <w:start w:val="1"/>
-      <w:numFmt w:val="decimal"/>
-      <w:lvlText w:val="%4."/>
-      <w:lvlJc w:val="left"/>
-      <w:pPr>
-        <w:ind w:left="2880" w:hanging="360"/>
-      </w:pPr>
-    </w:lvl>
-    <w:lvl w:ilvl="4" w:tplc="080A0019" w:tentative="1">
-      <w:start w:val="1"/>
-      <w:numFmt w:val="lowerLetter"/>
-      <w:lvlText w:val="%5."/>
-      <w:lvlJc w:val="left"/>
-      <w:pPr>
-        <w:ind w:left="3600" w:hanging="360"/>
-      </w:pPr>
-    </w:lvl>
-    <w:lvl w:ilvl="5" w:tplc="080A001B" w:tentative="1">
-      <w:start w:val="1"/>
-      <w:numFmt w:val="lowerRoman"/>
-      <w:lvlText w:val="%6."/>
-      <w:lvlJc w:val="right"/>
-      <w:pPr>
-        <w:ind w:left="4320" w:hanging="180"/>
-      </w:pPr>
-    </w:lvl>
-    <w:lvl w:ilvl="6" w:tplc="080A000F" w:tentative="1">
-      <w:start w:val="1"/>
-      <w:numFmt w:val="decimal"/>
-      <w:lvlText w:val="%7."/>
-      <w:lvlJc w:val="left"/>
-      <w:pPr>
-        <w:ind w:left="5040" w:hanging="360"/>
-      </w:pPr>
-    </w:lvl>
-    <w:lvl w:ilvl="7" w:tplc="080A0019" w:tentative="1">
-      <w:start w:val="1"/>
-      <w:numFmt w:val="lowerLetter"/>
-      <w:lvlText w:val="%8."/>
-      <w:lvlJc w:val="left"/>
-      <w:pPr>
-        <w:ind w:left="5760" w:hanging="360"/>
-      </w:pPr>
-    </w:lvl>
-    <w:lvl w:ilvl="8" w:tplc="080A001B" w:tentative="1">
-      <w:start w:val="1"/>
-      <w:numFmt w:val="lowerRoman"/>
-      <w:lvlText w:val="%9."/>
-      <w:lvlJc w:val="right"/>
-      <w:pPr>
-        <w:ind w:left="6480" w:hanging="180"/>
-      </w:pPr>
-    </w:lvl>
-  </w:abstractNum>
-  <w:abstractNum w:abstractNumId="48" w15:restartNumberingAfterBreak="0">
-    <w:nsid w:val="7FC87F2B"/>
-    <w:multiLevelType w:val="hybridMultilevel"/>
-    <w:tmpl w:val="DB364552"/>
-    <w:lvl w:ilvl="0" w:tplc="080A000F">
-      <w:start w:val="1"/>
-      <w:numFmt w:val="decimal"/>
-      <w:lvlText w:val="%1."/>
-      <w:lvlJc w:val="left"/>
-      <w:pPr>
-        <w:ind w:left="1152" w:hanging="360"/>
-      </w:pPr>
-    </w:lvl>
-    <w:lvl w:ilvl="1" w:tplc="080A0019" w:tentative="1">
-      <w:start w:val="1"/>
-      <w:numFmt w:val="lowerLetter"/>
-      <w:lvlText w:val="%2."/>
-      <w:lvlJc w:val="left"/>
-      <w:pPr>
-        <w:ind w:left="1872" w:hanging="360"/>
-      </w:pPr>
-    </w:lvl>
-    <w:lvl w:ilvl="2" w:tplc="080A001B" w:tentative="1">
-      <w:start w:val="1"/>
-      <w:numFmt w:val="lowerRoman"/>
-      <w:lvlText w:val="%3."/>
-      <w:lvlJc w:val="right"/>
-      <w:pPr>
-        <w:ind w:left="2592" w:hanging="180"/>
-      </w:pPr>
-    </w:lvl>
-    <w:lvl w:ilvl="3" w:tplc="080A000F" w:tentative="1">
-      <w:start w:val="1"/>
-      <w:numFmt w:val="decimal"/>
-      <w:lvlText w:val="%4."/>
-      <w:lvlJc w:val="left"/>
-      <w:pPr>
-        <w:ind w:left="3312" w:hanging="360"/>
-      </w:pPr>
-    </w:lvl>
-    <w:lvl w:ilvl="4" w:tplc="080A0019" w:tentative="1">
-      <w:start w:val="1"/>
-      <w:numFmt w:val="lowerLetter"/>
-      <w:lvlText w:val="%5."/>
-      <w:lvlJc w:val="left"/>
-      <w:pPr>
-        <w:ind w:left="4032" w:hanging="360"/>
-      </w:pPr>
-    </w:lvl>
-    <w:lvl w:ilvl="5" w:tplc="080A001B" w:tentative="1">
-      <w:start w:val="1"/>
-      <w:numFmt w:val="lowerRoman"/>
-      <w:lvlText w:val="%6."/>
-      <w:lvlJc w:val="right"/>
-      <w:pPr>
-        <w:ind w:left="4752" w:hanging="180"/>
-      </w:pPr>
-    </w:lvl>
-    <w:lvl w:ilvl="6" w:tplc="080A000F" w:tentative="1">
-      <w:start w:val="1"/>
-      <w:numFmt w:val="decimal"/>
-      <w:lvlText w:val="%7."/>
-      <w:lvlJc w:val="left"/>
-      <w:pPr>
-        <w:ind w:left="5472" w:hanging="360"/>
-      </w:pPr>
-    </w:lvl>
-    <w:lvl w:ilvl="7" w:tplc="080A0019" w:tentative="1">
-      <w:start w:val="1"/>
-      <w:numFmt w:val="lowerLetter"/>
-      <w:lvlText w:val="%8."/>
-      <w:lvlJc w:val="left"/>
-      <w:pPr>
-        <w:ind w:left="6192" w:hanging="360"/>
-      </w:pPr>
-    </w:lvl>
-    <w:lvl w:ilvl="8" w:tplc="080A001B" w:tentative="1">
-      <w:start w:val="1"/>
-      <w:numFmt w:val="lowerRoman"/>
-      <w:lvlText w:val="%9."/>
-      <w:lvlJc w:val="right"/>
-      <w:pPr>
-        <w:ind w:left="6912" w:hanging="180"/>
-      </w:pPr>
-    </w:lvl>
-  </w:abstractNum>
-  <w:num w:numId="1" w16cid:durableId="1560432620">
-    <w:abstractNumId w:val="31"/>
+  <w:num w:numId="1" w16cid:durableId="1297907230">
+    <w:abstractNumId w:val="3"/>
   </w:num>
-  <w:num w:numId="2" w16cid:durableId="1297907230">
-    <w:abstractNumId w:val="30"/>
+  <w:num w:numId="2" w16cid:durableId="1449854066">
+    <w:abstractNumId w:val="2"/>
   </w:num>
-  <w:num w:numId="3" w16cid:durableId="590696602">
-    <w:abstractNumId w:val="19"/>
+  <w:num w:numId="3" w16cid:durableId="2109736666">
+    <w:abstractNumId w:val="0"/>
   </w:num>
-  <w:num w:numId="4" w16cid:durableId="1610163803">
-    <w:abstractNumId w:val="40"/>
-  </w:num>
-  <w:num w:numId="5" w16cid:durableId="2133281184">
-    <w:abstractNumId w:val="27"/>
-  </w:num>
-  <w:num w:numId="6" w16cid:durableId="1718627653">
-    <w:abstractNumId w:val="33"/>
-  </w:num>
-  <w:num w:numId="7" w16cid:durableId="286742197">
-    <w:abstractNumId w:val="44"/>
-  </w:num>
-  <w:num w:numId="8" w16cid:durableId="2039693314">
-    <w:abstractNumId w:val="30"/>
-  </w:num>
-  <w:num w:numId="9" w16cid:durableId="839202712">
-    <w:abstractNumId w:val="26"/>
-  </w:num>
-  <w:num w:numId="10" w16cid:durableId="1972589843">
-    <w:abstractNumId w:val="45"/>
-  </w:num>
-  <w:num w:numId="11" w16cid:durableId="2116552586">
-    <w:abstractNumId w:val="17"/>
-  </w:num>
-  <w:num w:numId="12" w16cid:durableId="556740300">
+  <w:num w:numId="4" w16cid:durableId="1989821021">
     <w:abstractNumId w:val="1"/>
   </w:num>
-  <w:num w:numId="13" w16cid:durableId="91897070">
-    <w:abstractNumId w:val="22"/>
+  <w:num w:numId="5" w16cid:durableId="144394431">
+    <w:abstractNumId w:val="5"/>
   </w:num>
-  <w:num w:numId="14" w16cid:durableId="243956194">
-    <w:abstractNumId w:val="12"/>
-  </w:num>
-  <w:num w:numId="15" w16cid:durableId="2094428652">
-    <w:abstractNumId w:val="28"/>
-  </w:num>
-  <w:num w:numId="16" w16cid:durableId="1799058417">
-    <w:abstractNumId w:val="21"/>
-  </w:num>
-  <w:num w:numId="17" w16cid:durableId="1008219749">
+  <w:num w:numId="6" w16cid:durableId="663778143">
     <w:abstractNumId w:val="4"/>
   </w:num>
-  <w:num w:numId="18" w16cid:durableId="1226721327">
-    <w:abstractNumId w:val="32"/>
-  </w:num>
-  <w:num w:numId="19" w16cid:durableId="2022704135">
-    <w:abstractNumId w:val="24"/>
-  </w:num>
-  <w:num w:numId="20" w16cid:durableId="2105686846">
-    <w:abstractNumId w:val="46"/>
-  </w:num>
-  <w:num w:numId="21" w16cid:durableId="269170581">
-    <w:abstractNumId w:val="2"/>
-  </w:num>
-  <w:num w:numId="22" w16cid:durableId="1548493552">
-    <w:abstractNumId w:val="29"/>
-  </w:num>
-  <w:num w:numId="23" w16cid:durableId="1459882845">
-    <w:abstractNumId w:val="20"/>
-  </w:num>
-  <w:num w:numId="24" w16cid:durableId="72286457">
-    <w:abstractNumId w:val="7"/>
-  </w:num>
-  <w:num w:numId="25" w16cid:durableId="905142115">
-    <w:abstractNumId w:val="13"/>
-  </w:num>
-  <w:num w:numId="26" w16cid:durableId="1233393731">
-    <w:abstractNumId w:val="43"/>
-  </w:num>
-  <w:num w:numId="27" w16cid:durableId="817963983">
-    <w:abstractNumId w:val="0"/>
-  </w:num>
-  <w:num w:numId="28" w16cid:durableId="1311401233">
-    <w:abstractNumId w:val="10"/>
-  </w:num>
-  <w:num w:numId="29" w16cid:durableId="796026811">
-    <w:abstractNumId w:val="16"/>
-  </w:num>
-  <w:num w:numId="30" w16cid:durableId="728116174">
-    <w:abstractNumId w:val="23"/>
-  </w:num>
-  <w:num w:numId="31" w16cid:durableId="963970748">
-    <w:abstractNumId w:val="5"/>
-  </w:num>
-  <w:num w:numId="32" w16cid:durableId="903949093">
-    <w:abstractNumId w:val="39"/>
-  </w:num>
-  <w:num w:numId="33" w16cid:durableId="1646475106">
-    <w:abstractNumId w:val="9"/>
-  </w:num>
-  <w:num w:numId="34" w16cid:durableId="122161877">
-    <w:abstractNumId w:val="36"/>
-  </w:num>
-  <w:num w:numId="35" w16cid:durableId="249772662">
-    <w:abstractNumId w:val="48"/>
-  </w:num>
-  <w:num w:numId="36" w16cid:durableId="236526218">
-    <w:abstractNumId w:val="41"/>
-  </w:num>
-  <w:num w:numId="37" w16cid:durableId="1311904382">
-    <w:abstractNumId w:val="15"/>
-  </w:num>
-  <w:num w:numId="38" w16cid:durableId="495805573">
-    <w:abstractNumId w:val="6"/>
-  </w:num>
-  <w:num w:numId="39" w16cid:durableId="575551290">
-    <w:abstractNumId w:val="38"/>
-  </w:num>
-  <w:num w:numId="40" w16cid:durableId="1513179963">
-    <w:abstractNumId w:val="42"/>
-  </w:num>
-  <w:num w:numId="41" w16cid:durableId="660040456">
-    <w:abstractNumId w:val="35"/>
-  </w:num>
-  <w:num w:numId="42" w16cid:durableId="1390764397">
-    <w:abstractNumId w:val="25"/>
-  </w:num>
-  <w:num w:numId="43" w16cid:durableId="497231054">
-    <w:abstractNumId w:val="8"/>
-  </w:num>
-  <w:num w:numId="44" w16cid:durableId="1449854066">
-    <w:abstractNumId w:val="18"/>
-  </w:num>
-  <w:num w:numId="45" w16cid:durableId="2109736666">
-    <w:abstractNumId w:val="3"/>
-  </w:num>
-  <w:num w:numId="46" w16cid:durableId="1989821021">
-    <w:abstractNumId w:val="14"/>
-  </w:num>
-  <w:num w:numId="47" w16cid:durableId="1642884835">
-    <w:abstractNumId w:val="37"/>
-  </w:num>
-  <w:num w:numId="48" w16cid:durableId="144394431">
-    <w:abstractNumId w:val="47"/>
-  </w:num>
-  <w:num w:numId="49" w16cid:durableId="1155490356">
-    <w:abstractNumId w:val="11"/>
-  </w:num>
-  <w:num w:numId="50" w16cid:durableId="663778143">
-    <w:abstractNumId w:val="34"/>
-  </w:num>
+  <w:numIdMacAtCleanup w:val="6"/>
 </w:numbering>
 </file>
 
@@ -11046,7 +7429,7 @@
       <w:keepNext/>
       <w:keepLines/>
       <w:numPr>
-        <w:numId w:val="2"/>
+        <w:numId w:val="1"/>
       </w:numPr>
       <w:spacing w:before="240" w:after="0"/>
       <w:outlineLvl w:val="0"/>
@@ -11072,7 +7455,7 @@
       <w:keepLines/>
       <w:numPr>
         <w:ilvl w:val="1"/>
-        <w:numId w:val="2"/>
+        <w:numId w:val="1"/>
       </w:numPr>
       <w:spacing w:before="40" w:after="0"/>
       <w:outlineLvl w:val="1"/>
@@ -11098,7 +7481,7 @@
       <w:keepLines/>
       <w:numPr>
         <w:ilvl w:val="2"/>
-        <w:numId w:val="2"/>
+        <w:numId w:val="1"/>
       </w:numPr>
       <w:spacing w:before="40" w:after="0"/>
       <w:outlineLvl w:val="2"/>
@@ -11125,7 +7508,7 @@
       <w:keepLines/>
       <w:numPr>
         <w:ilvl w:val="3"/>
-        <w:numId w:val="2"/>
+        <w:numId w:val="1"/>
       </w:numPr>
       <w:spacing w:before="40" w:after="0"/>
       <w:outlineLvl w:val="3"/>
@@ -11152,7 +7535,7 @@
       <w:keepLines/>
       <w:numPr>
         <w:ilvl w:val="4"/>
-        <w:numId w:val="2"/>
+        <w:numId w:val="1"/>
       </w:numPr>
       <w:spacing w:before="40" w:after="0"/>
       <w:outlineLvl w:val="4"/>
@@ -11177,7 +7560,7 @@
       <w:keepLines/>
       <w:numPr>
         <w:ilvl w:val="5"/>
-        <w:numId w:val="2"/>
+        <w:numId w:val="1"/>
       </w:numPr>
       <w:spacing w:before="40" w:after="0"/>
       <w:outlineLvl w:val="5"/>
@@ -11202,7 +7585,7 @@
       <w:keepLines/>
       <w:numPr>
         <w:ilvl w:val="6"/>
-        <w:numId w:val="2"/>
+        <w:numId w:val="1"/>
       </w:numPr>
       <w:spacing w:before="40" w:after="0"/>
       <w:outlineLvl w:val="6"/>
@@ -11229,7 +7612,7 @@
       <w:keepLines/>
       <w:numPr>
         <w:ilvl w:val="7"/>
-        <w:numId w:val="2"/>
+        <w:numId w:val="1"/>
       </w:numPr>
       <w:spacing w:before="40" w:after="0"/>
       <w:outlineLvl w:val="7"/>
@@ -11256,7 +7639,7 @@
       <w:keepLines/>
       <w:numPr>
         <w:ilvl w:val="8"/>
-        <w:numId w:val="2"/>
+        <w:numId w:val="1"/>
       </w:numPr>
       <w:spacing w:before="40" w:after="0"/>
       <w:outlineLvl w:val="8"/>
@@ -11351,6 +7734,7 @@
       <w:color w:val="FF0000"/>
       <w:sz w:val="32"/>
       <w:szCs w:val="32"/>
+      <w:lang w:val="es-MX"/>
     </w:rPr>
   </w:style>
   <w:style w:type="character" w:styleId="Nmerodepgina">
@@ -11426,6 +7810,7 @@
       <w:color w:val="FF0000"/>
       <w:sz w:val="26"/>
       <w:szCs w:val="26"/>
+      <w:lang w:val="es-MX"/>
     </w:rPr>
   </w:style>
   <w:style w:type="character" w:customStyle="1" w:styleId="Ttulo3Car">
@@ -11439,6 +7824,7 @@
       <w:color w:val="1F4D78" w:themeColor="accent1" w:themeShade="7F"/>
       <w:sz w:val="24"/>
       <w:szCs w:val="24"/>
+      <w:lang w:val="es-MX"/>
     </w:rPr>
   </w:style>
   <w:style w:type="character" w:customStyle="1" w:styleId="Ttulo4Car">
@@ -11453,6 +7839,7 @@
       <w:i/>
       <w:iCs/>
       <w:color w:val="2E74B5" w:themeColor="accent1" w:themeShade="BF"/>
+      <w:lang w:val="es-MX"/>
     </w:rPr>
   </w:style>
   <w:style w:type="character" w:customStyle="1" w:styleId="Ttulo5Car">
@@ -11465,6 +7852,7 @@
     <w:rPr>
       <w:rFonts w:asciiTheme="majorHAnsi" w:eastAsiaTheme="majorEastAsia" w:hAnsiTheme="majorHAnsi" w:cstheme="majorBidi"/>
       <w:color w:val="2E74B5" w:themeColor="accent1" w:themeShade="BF"/>
+      <w:lang w:val="es-MX"/>
     </w:rPr>
   </w:style>
   <w:style w:type="character" w:customStyle="1" w:styleId="Ttulo6Car">
@@ -11477,6 +7865,7 @@
     <w:rPr>
       <w:rFonts w:asciiTheme="majorHAnsi" w:eastAsiaTheme="majorEastAsia" w:hAnsiTheme="majorHAnsi" w:cstheme="majorBidi"/>
       <w:color w:val="1F4D78" w:themeColor="accent1" w:themeShade="7F"/>
+      <w:lang w:val="es-MX"/>
     </w:rPr>
   </w:style>
   <w:style w:type="character" w:customStyle="1" w:styleId="Ttulo7Car">
@@ -11491,6 +7880,7 @@
       <w:i/>
       <w:iCs/>
       <w:color w:val="1F4D78" w:themeColor="accent1" w:themeShade="7F"/>
+      <w:lang w:val="es-MX"/>
     </w:rPr>
   </w:style>
   <w:style w:type="character" w:customStyle="1" w:styleId="Ttulo8Car">
@@ -11505,6 +7895,7 @@
       <w:color w:val="272727" w:themeColor="text1" w:themeTint="D8"/>
       <w:sz w:val="21"/>
       <w:szCs w:val="21"/>
+      <w:lang w:val="es-MX"/>
     </w:rPr>
   </w:style>
   <w:style w:type="character" w:customStyle="1" w:styleId="Ttulo9Car">
@@ -11521,6 +7912,7 @@
       <w:color w:val="272727" w:themeColor="text1" w:themeTint="D8"/>
       <w:sz w:val="21"/>
       <w:szCs w:val="21"/>
+      <w:lang w:val="es-MX"/>
     </w:rPr>
   </w:style>
   <w:style w:type="character" w:styleId="nfasissutil">

--- a/Base de Datos No Estructuradas.docx
+++ b/Base de Datos No Estructuradas.docx
@@ -570,7 +570,7 @@
           <w:r>
             <w:fldChar w:fldCharType="separate"/>
           </w:r>
-          <w:hyperlink w:anchor="_Toc233498827" w:history="1">
+          <w:hyperlink w:anchor="_Toc233672713" w:history="1">
             <w:r>
               <w:rPr>
                 <w:rStyle w:val="Hipervnculo"/>
@@ -621,7 +621,7 @@
                 <w:noProof/>
                 <w:webHidden/>
               </w:rPr>
-              <w:instrText xml:space="preserve"> PAGEREF _Toc233498827 \h </w:instrText>
+              <w:instrText xml:space="preserve"> PAGEREF _Toc233672713 \h </w:instrText>
             </w:r>
             <w:r>
               <w:rPr>
@@ -668,7 +668,7 @@
               <w14:ligatures w14:val="standardContextual"/>
             </w:rPr>
           </w:pPr>
-          <w:hyperlink w:anchor="_Toc233498828" w:history="1">
+          <w:hyperlink w:anchor="_Toc233672714" w:history="1">
             <w:r>
               <w:rPr>
                 <w:rStyle w:val="Hipervnculo"/>
@@ -719,7 +719,7 @@
                 <w:noProof/>
                 <w:webHidden/>
               </w:rPr>
-              <w:instrText xml:space="preserve"> PAGEREF _Toc233498828 \h </w:instrText>
+              <w:instrText xml:space="preserve"> PAGEREF _Toc233672714 \h </w:instrText>
             </w:r>
             <w:r>
               <w:rPr>
@@ -766,7 +766,7 @@
               <w14:ligatures w14:val="standardContextual"/>
             </w:rPr>
           </w:pPr>
-          <w:hyperlink w:anchor="_Toc233498829" w:history="1">
+          <w:hyperlink w:anchor="_Toc233672715" w:history="1">
             <w:r>
               <w:rPr>
                 <w:rStyle w:val="Hipervnculo"/>
@@ -817,7 +817,7 @@
                 <w:noProof/>
                 <w:webHidden/>
               </w:rPr>
-              <w:instrText xml:space="preserve"> PAGEREF _Toc233498829 \h </w:instrText>
+              <w:instrText xml:space="preserve"> PAGEREF _Toc233672715 \h </w:instrText>
             </w:r>
             <w:r>
               <w:rPr>
@@ -864,7 +864,7 @@
               <w14:ligatures w14:val="standardContextual"/>
             </w:rPr>
           </w:pPr>
-          <w:hyperlink w:anchor="_Toc233498830" w:history="1">
+          <w:hyperlink w:anchor="_Toc233672716" w:history="1">
             <w:r>
               <w:rPr>
                 <w:rStyle w:val="Hipervnculo"/>
@@ -915,7 +915,7 @@
                 <w:noProof/>
                 <w:webHidden/>
               </w:rPr>
-              <w:instrText xml:space="preserve"> PAGEREF _Toc233498830 \h </w:instrText>
+              <w:instrText xml:space="preserve"> PAGEREF _Toc233672716 \h </w:instrText>
             </w:r>
             <w:r>
               <w:rPr>
@@ -962,7 +962,7 @@
               <w14:ligatures w14:val="standardContextual"/>
             </w:rPr>
           </w:pPr>
-          <w:hyperlink w:anchor="_Toc233498831" w:history="1">
+          <w:hyperlink w:anchor="_Toc233672717" w:history="1">
             <w:r>
               <w:rPr>
                 <w:rStyle w:val="Hipervnculo"/>
@@ -1013,7 +1013,7 @@
                 <w:noProof/>
                 <w:webHidden/>
               </w:rPr>
-              <w:instrText xml:space="preserve"> PAGEREF _Toc233498831 \h </w:instrText>
+              <w:instrText xml:space="preserve"> PAGEREF _Toc233672717 \h </w:instrText>
             </w:r>
             <w:r>
               <w:rPr>
@@ -1060,7 +1060,7 @@
               <w14:ligatures w14:val="standardContextual"/>
             </w:rPr>
           </w:pPr>
-          <w:hyperlink w:anchor="_Toc233498832" w:history="1">
+          <w:hyperlink w:anchor="_Toc233672718" w:history="1">
             <w:r>
               <w:rPr>
                 <w:rStyle w:val="Hipervnculo"/>
@@ -1111,7 +1111,105 @@
                 <w:noProof/>
                 <w:webHidden/>
               </w:rPr>
-              <w:instrText xml:space="preserve"> PAGEREF _Toc233498832 \h </w:instrText>
+              <w:instrText xml:space="preserve"> PAGEREF _Toc233672718 \h </w:instrText>
+            </w:r>
+            <w:r>
+              <w:rPr>
+                <w:noProof/>
+                <w:webHidden/>
+              </w:rPr>
+            </w:r>
+            <w:r>
+              <w:rPr>
+                <w:noProof/>
+                <w:webHidden/>
+              </w:rPr>
+              <w:fldChar w:fldCharType="separate"/>
+            </w:r>
+            <w:r>
+              <w:rPr>
+                <w:noProof/>
+                <w:webHidden/>
+              </w:rPr>
+              <w:t>3</w:t>
+            </w:r>
+            <w:r>
+              <w:rPr>
+                <w:noProof/>
+                <w:webHidden/>
+              </w:rPr>
+              <w:fldChar w:fldCharType="end"/>
+            </w:r>
+          </w:hyperlink>
+        </w:p>
+        <w:p>
+          <w:pPr>
+            <w:pStyle w:val="TDC2"/>
+            <w:tabs>
+              <w:tab w:val="left" w:pos="960"/>
+              <w:tab w:val="right" w:leader="dot" w:pos="9485"/>
+            </w:tabs>
+            <w:rPr>
+              <w:rFonts w:cstheme="minorBidi"/>
+              <w:noProof/>
+              <w:kern w:val="2"/>
+              <w:sz w:val="24"/>
+              <w:szCs w:val="24"/>
+              <w14:ligatures w14:val="standardContextual"/>
+            </w:rPr>
+          </w:pPr>
+          <w:hyperlink w:anchor="_Toc233672719" w:history="1">
+            <w:r>
+              <w:rPr>
+                <w:rStyle w:val="Hipervnculo"/>
+                <w:rFonts w:ascii="Arial" w:hAnsi="Arial" w:cs="Arial"/>
+                <w:b/>
+                <w:bCs/>
+                <w:noProof/>
+              </w:rPr>
+              <w:t>3.2</w:t>
+            </w:r>
+            <w:r>
+              <w:rPr>
+                <w:rFonts w:cstheme="minorBidi"/>
+                <w:noProof/>
+                <w:kern w:val="2"/>
+                <w:sz w:val="24"/>
+                <w:szCs w:val="24"/>
+                <w14:ligatures w14:val="standardContextual"/>
+              </w:rPr>
+              <w:tab/>
+            </w:r>
+            <w:r>
+              <w:rPr>
+                <w:rStyle w:val="Hipervnculo"/>
+                <w:rFonts w:ascii="Arial" w:hAnsi="Arial" w:cs="Arial"/>
+                <w:b/>
+                <w:bCs/>
+                <w:noProof/>
+              </w:rPr>
+              <w:t>Plataforma de Virtualización:</w:t>
+            </w:r>
+            <w:r>
+              <w:rPr>
+                <w:noProof/>
+                <w:webHidden/>
+              </w:rPr>
+              <w:tab/>
+            </w:r>
+            <w:r>
+              <w:rPr>
+                <w:noProof/>
+                <w:webHidden/>
+              </w:rPr>
+              <w:fldChar w:fldCharType="begin"/>
+            </w:r>
+            <w:r>
+              <w:rPr>
+                <w:noProof/>
+                <w:webHidden/>
+              </w:rPr>
+              <w:instrText xml:space="preserve"> PAGEREF _Toc233672719 \h </w:instrText>
             </w:r>
             <w:r>
               <w:rPr>
@@ -1158,7 +1256,7 @@
               <w14:ligatures w14:val="standardContextual"/>
             </w:rPr>
           </w:pPr>
-          <w:hyperlink w:anchor="_Toc233498833" w:history="1">
+          <w:hyperlink w:anchor="_Toc233672720" w:history="1">
             <w:r>
               <w:rPr>
                 <w:rStyle w:val="Hipervnculo"/>
@@ -1188,7 +1286,7 @@
                 <w:bCs/>
                 <w:noProof/>
               </w:rPr>
-              <w:t xml:space="preserve">Guia de Instalación y Seguridad del </w:t>
+              <w:t xml:space="preserve">Guía de Instalación y Seguridad del </w:t>
             </w:r>
             <w:r>
               <w:rPr>
@@ -1221,7 +1319,7 @@
                 <w:noProof/>
                 <w:webHidden/>
               </w:rPr>
-              <w:instrText xml:space="preserve"> PAGEREF _Toc233498833 \h </w:instrText>
+              <w:instrText xml:space="preserve"> PAGEREF _Toc233672720 \h </w:instrText>
             </w:r>
             <w:r>
               <w:rPr>
@@ -1268,7 +1366,7 @@
               <w14:ligatures w14:val="standardContextual"/>
             </w:rPr>
           </w:pPr>
-          <w:hyperlink w:anchor="_Toc233498834" w:history="1">
+          <w:hyperlink w:anchor="_Toc233672721" w:history="1">
             <w:r>
               <w:rPr>
                 <w:rStyle w:val="Hipervnculo"/>
@@ -1298,7 +1396,7 @@
                 <w:bCs/>
                 <w:noProof/>
               </w:rPr>
-              <w:t>Instalación del Servicio</w:t>
+              <w:t>Instalación del Servicio y Configuración de Repositorios Oficiales</w:t>
             </w:r>
             <w:r>
               <w:rPr>
@@ -1319,7 +1417,7 @@
                 <w:noProof/>
                 <w:webHidden/>
               </w:rPr>
-              <w:instrText xml:space="preserve"> PAGEREF _Toc233498834 \h </w:instrText>
+              <w:instrText xml:space="preserve"> PAGEREF _Toc233672721 \h </w:instrText>
             </w:r>
             <w:r>
               <w:rPr>
@@ -1340,6 +1438,202 @@
                 <w:webHidden/>
               </w:rPr>
               <w:t>3</w:t>
+            </w:r>
+            <w:r>
+              <w:rPr>
+                <w:noProof/>
+                <w:webHidden/>
+              </w:rPr>
+              <w:fldChar w:fldCharType="end"/>
+            </w:r>
+          </w:hyperlink>
+        </w:p>
+        <w:p>
+          <w:pPr>
+            <w:pStyle w:val="TDC2"/>
+            <w:tabs>
+              <w:tab w:val="left" w:pos="960"/>
+              <w:tab w:val="right" w:leader="dot" w:pos="9485"/>
+            </w:tabs>
+            <w:rPr>
+              <w:rFonts w:cstheme="minorBidi"/>
+              <w:noProof/>
+              <w:kern w:val="2"/>
+              <w:sz w:val="24"/>
+              <w:szCs w:val="24"/>
+              <w14:ligatures w14:val="standardContextual"/>
+            </w:rPr>
+          </w:pPr>
+          <w:hyperlink w:anchor="_Toc233672722" w:history="1">
+            <w:r>
+              <w:rPr>
+                <w:rStyle w:val="Hipervnculo"/>
+                <w:rFonts w:ascii="Arial" w:hAnsi="Arial" w:cs="Arial"/>
+                <w:b/>
+                <w:bCs/>
+                <w:noProof/>
+              </w:rPr>
+              <w:t>4.2</w:t>
+            </w:r>
+            <w:r>
+              <w:rPr>
+                <w:rFonts w:cstheme="minorBidi"/>
+                <w:noProof/>
+                <w:kern w:val="2"/>
+                <w:sz w:val="24"/>
+                <w:szCs w:val="24"/>
+                <w14:ligatures w14:val="standardContextual"/>
+              </w:rPr>
+              <w:tab/>
+            </w:r>
+            <w:r>
+              <w:rPr>
+                <w:rStyle w:val="Hipervnculo"/>
+                <w:rFonts w:ascii="Arial" w:hAnsi="Arial" w:cs="Arial"/>
+                <w:b/>
+                <w:bCs/>
+                <w:noProof/>
+              </w:rPr>
+              <w:t>Configuración de Red y Acceso Externo</w:t>
+            </w:r>
+            <w:r>
+              <w:rPr>
+                <w:noProof/>
+                <w:webHidden/>
+              </w:rPr>
+              <w:tab/>
+            </w:r>
+            <w:r>
+              <w:rPr>
+                <w:noProof/>
+                <w:webHidden/>
+              </w:rPr>
+              <w:fldChar w:fldCharType="begin"/>
+            </w:r>
+            <w:r>
+              <w:rPr>
+                <w:noProof/>
+                <w:webHidden/>
+              </w:rPr>
+              <w:instrText xml:space="preserve"> PAGEREF _Toc233672722 \h </w:instrText>
+            </w:r>
+            <w:r>
+              <w:rPr>
+                <w:noProof/>
+                <w:webHidden/>
+              </w:rPr>
+            </w:r>
+            <w:r>
+              <w:rPr>
+                <w:noProof/>
+                <w:webHidden/>
+              </w:rPr>
+              <w:fldChar w:fldCharType="separate"/>
+            </w:r>
+            <w:r>
+              <w:rPr>
+                <w:noProof/>
+                <w:webHidden/>
+              </w:rPr>
+              <w:t>5</w:t>
+            </w:r>
+            <w:r>
+              <w:rPr>
+                <w:noProof/>
+                <w:webHidden/>
+              </w:rPr>
+              <w:fldChar w:fldCharType="end"/>
+            </w:r>
+          </w:hyperlink>
+        </w:p>
+        <w:p>
+          <w:pPr>
+            <w:pStyle w:val="TDC2"/>
+            <w:tabs>
+              <w:tab w:val="left" w:pos="960"/>
+              <w:tab w:val="right" w:leader="dot" w:pos="9485"/>
+            </w:tabs>
+            <w:rPr>
+              <w:rFonts w:cstheme="minorBidi"/>
+              <w:noProof/>
+              <w:kern w:val="2"/>
+              <w:sz w:val="24"/>
+              <w:szCs w:val="24"/>
+              <w14:ligatures w14:val="standardContextual"/>
+            </w:rPr>
+          </w:pPr>
+          <w:hyperlink w:anchor="_Toc233672723" w:history="1">
+            <w:r>
+              <w:rPr>
+                <w:rStyle w:val="Hipervnculo"/>
+                <w:rFonts w:ascii="Arial" w:hAnsi="Arial" w:cs="Arial"/>
+                <w:b/>
+                <w:bCs/>
+                <w:noProof/>
+              </w:rPr>
+              <w:t>4.3</w:t>
+            </w:r>
+            <w:r>
+              <w:rPr>
+                <w:rFonts w:cstheme="minorBidi"/>
+                <w:noProof/>
+                <w:kern w:val="2"/>
+                <w:sz w:val="24"/>
+                <w:szCs w:val="24"/>
+                <w14:ligatures w14:val="standardContextual"/>
+              </w:rPr>
+              <w:tab/>
+            </w:r>
+            <w:r>
+              <w:rPr>
+                <w:rStyle w:val="Hipervnculo"/>
+                <w:rFonts w:ascii="Arial" w:hAnsi="Arial" w:cs="Arial"/>
+                <w:b/>
+                <w:bCs/>
+                <w:noProof/>
+              </w:rPr>
+              <w:t>Validación de Conectividad mediante MongoDB</w:t>
+            </w:r>
+            <w:r>
+              <w:rPr>
+                <w:noProof/>
+                <w:webHidden/>
+              </w:rPr>
+              <w:tab/>
+            </w:r>
+            <w:r>
+              <w:rPr>
+                <w:noProof/>
+                <w:webHidden/>
+              </w:rPr>
+              <w:fldChar w:fldCharType="begin"/>
+            </w:r>
+            <w:r>
+              <w:rPr>
+                <w:noProof/>
+                <w:webHidden/>
+              </w:rPr>
+              <w:instrText xml:space="preserve"> PAGEREF _Toc233672723 \h </w:instrText>
+            </w:r>
+            <w:r>
+              <w:rPr>
+                <w:noProof/>
+                <w:webHidden/>
+              </w:rPr>
+            </w:r>
+            <w:r>
+              <w:rPr>
+                <w:noProof/>
+                <w:webHidden/>
+              </w:rPr>
+              <w:fldChar w:fldCharType="separate"/>
+            </w:r>
+            <w:r>
+              <w:rPr>
+                <w:noProof/>
+                <w:webHidden/>
+              </w:rPr>
+              <w:t>6</w:t>
             </w:r>
             <w:r>
               <w:rPr>
@@ -1366,7 +1660,7 @@
               <w14:ligatures w14:val="standardContextual"/>
             </w:rPr>
           </w:pPr>
-          <w:hyperlink w:anchor="_Toc233498835" w:history="1">
+          <w:hyperlink w:anchor="_Toc233672724" w:history="1">
             <w:r>
               <w:rPr>
                 <w:rStyle w:val="Hipervnculo"/>
@@ -1396,6 +1690,888 @@
                 <w:bCs/>
                 <w:noProof/>
               </w:rPr>
+              <w:t>Esquema de la Base De Datos No Estructurada</w:t>
+            </w:r>
+            <w:r>
+              <w:rPr>
+                <w:noProof/>
+                <w:webHidden/>
+              </w:rPr>
+              <w:tab/>
+            </w:r>
+            <w:r>
+              <w:rPr>
+                <w:noProof/>
+                <w:webHidden/>
+              </w:rPr>
+              <w:fldChar w:fldCharType="begin"/>
+            </w:r>
+            <w:r>
+              <w:rPr>
+                <w:noProof/>
+                <w:webHidden/>
+              </w:rPr>
+              <w:instrText xml:space="preserve"> PAGEREF _Toc233672724 \h </w:instrText>
+            </w:r>
+            <w:r>
+              <w:rPr>
+                <w:noProof/>
+                <w:webHidden/>
+              </w:rPr>
+            </w:r>
+            <w:r>
+              <w:rPr>
+                <w:noProof/>
+                <w:webHidden/>
+              </w:rPr>
+              <w:fldChar w:fldCharType="separate"/>
+            </w:r>
+            <w:r>
+              <w:rPr>
+                <w:noProof/>
+                <w:webHidden/>
+              </w:rPr>
+              <w:t>7</w:t>
+            </w:r>
+            <w:r>
+              <w:rPr>
+                <w:noProof/>
+                <w:webHidden/>
+              </w:rPr>
+              <w:fldChar w:fldCharType="end"/>
+            </w:r>
+          </w:hyperlink>
+        </w:p>
+        <w:p>
+          <w:pPr>
+            <w:pStyle w:val="TDC2"/>
+            <w:tabs>
+              <w:tab w:val="left" w:pos="960"/>
+              <w:tab w:val="right" w:leader="dot" w:pos="9485"/>
+            </w:tabs>
+            <w:rPr>
+              <w:rFonts w:cstheme="minorBidi"/>
+              <w:noProof/>
+              <w:kern w:val="2"/>
+              <w:sz w:val="24"/>
+              <w:szCs w:val="24"/>
+              <w14:ligatures w14:val="standardContextual"/>
+            </w:rPr>
+          </w:pPr>
+          <w:hyperlink w:anchor="_Toc233672725" w:history="1">
+            <w:r>
+              <w:rPr>
+                <w:rStyle w:val="Hipervnculo"/>
+                <w:rFonts w:ascii="Arial" w:hAnsi="Arial" w:cs="Arial"/>
+                <w:b/>
+                <w:bCs/>
+                <w:noProof/>
+              </w:rPr>
+              <w:t>5.1</w:t>
+            </w:r>
+            <w:r>
+              <w:rPr>
+                <w:rFonts w:cstheme="minorBidi"/>
+                <w:noProof/>
+                <w:kern w:val="2"/>
+                <w:sz w:val="24"/>
+                <w:szCs w:val="24"/>
+                <w14:ligatures w14:val="standardContextual"/>
+              </w:rPr>
+              <w:tab/>
+            </w:r>
+            <w:r>
+              <w:rPr>
+                <w:rStyle w:val="Hipervnculo"/>
+                <w:rFonts w:ascii="Arial" w:hAnsi="Arial" w:cs="Arial"/>
+                <w:b/>
+                <w:bCs/>
+                <w:noProof/>
+              </w:rPr>
+              <w:t>Justificación de la Arquitectura NoSQL para ComercioTech</w:t>
+            </w:r>
+            <w:r>
+              <w:rPr>
+                <w:noProof/>
+                <w:webHidden/>
+              </w:rPr>
+              <w:tab/>
+            </w:r>
+            <w:r>
+              <w:rPr>
+                <w:noProof/>
+                <w:webHidden/>
+              </w:rPr>
+              <w:fldChar w:fldCharType="begin"/>
+            </w:r>
+            <w:r>
+              <w:rPr>
+                <w:noProof/>
+                <w:webHidden/>
+              </w:rPr>
+              <w:instrText xml:space="preserve"> PAGEREF _Toc233672725 \h </w:instrText>
+            </w:r>
+            <w:r>
+              <w:rPr>
+                <w:noProof/>
+                <w:webHidden/>
+              </w:rPr>
+            </w:r>
+            <w:r>
+              <w:rPr>
+                <w:noProof/>
+                <w:webHidden/>
+              </w:rPr>
+              <w:fldChar w:fldCharType="separate"/>
+            </w:r>
+            <w:r>
+              <w:rPr>
+                <w:noProof/>
+                <w:webHidden/>
+              </w:rPr>
+              <w:t>7</w:t>
+            </w:r>
+            <w:r>
+              <w:rPr>
+                <w:noProof/>
+                <w:webHidden/>
+              </w:rPr>
+              <w:fldChar w:fldCharType="end"/>
+            </w:r>
+          </w:hyperlink>
+        </w:p>
+        <w:p>
+          <w:pPr>
+            <w:pStyle w:val="TDC2"/>
+            <w:tabs>
+              <w:tab w:val="left" w:pos="960"/>
+              <w:tab w:val="right" w:leader="dot" w:pos="9485"/>
+            </w:tabs>
+            <w:rPr>
+              <w:rFonts w:cstheme="minorBidi"/>
+              <w:noProof/>
+              <w:kern w:val="2"/>
+              <w:sz w:val="24"/>
+              <w:szCs w:val="24"/>
+              <w14:ligatures w14:val="standardContextual"/>
+            </w:rPr>
+          </w:pPr>
+          <w:hyperlink w:anchor="_Toc233672726" w:history="1">
+            <w:r>
+              <w:rPr>
+                <w:rStyle w:val="Hipervnculo"/>
+                <w:rFonts w:ascii="Arial" w:hAnsi="Arial" w:cs="Arial"/>
+                <w:b/>
+                <w:bCs/>
+                <w:noProof/>
+              </w:rPr>
+              <w:t>5.2</w:t>
+            </w:r>
+            <w:r>
+              <w:rPr>
+                <w:rFonts w:cstheme="minorBidi"/>
+                <w:noProof/>
+                <w:kern w:val="2"/>
+                <w:sz w:val="24"/>
+                <w:szCs w:val="24"/>
+                <w14:ligatures w14:val="standardContextual"/>
+              </w:rPr>
+              <w:tab/>
+            </w:r>
+            <w:r>
+              <w:rPr>
+                <w:rStyle w:val="Hipervnculo"/>
+                <w:rFonts w:ascii="Arial" w:hAnsi="Arial" w:cs="Arial"/>
+                <w:b/>
+                <w:bCs/>
+                <w:noProof/>
+              </w:rPr>
+              <w:t>Diccionario de Colecciones y Modelos Ilustrativos (JSON)</w:t>
+            </w:r>
+            <w:r>
+              <w:rPr>
+                <w:noProof/>
+                <w:webHidden/>
+              </w:rPr>
+              <w:tab/>
+            </w:r>
+            <w:r>
+              <w:rPr>
+                <w:noProof/>
+                <w:webHidden/>
+              </w:rPr>
+              <w:fldChar w:fldCharType="begin"/>
+            </w:r>
+            <w:r>
+              <w:rPr>
+                <w:noProof/>
+                <w:webHidden/>
+              </w:rPr>
+              <w:instrText xml:space="preserve"> PAGEREF _Toc233672726 \h </w:instrText>
+            </w:r>
+            <w:r>
+              <w:rPr>
+                <w:noProof/>
+                <w:webHidden/>
+              </w:rPr>
+            </w:r>
+            <w:r>
+              <w:rPr>
+                <w:noProof/>
+                <w:webHidden/>
+              </w:rPr>
+              <w:fldChar w:fldCharType="separate"/>
+            </w:r>
+            <w:r>
+              <w:rPr>
+                <w:noProof/>
+                <w:webHidden/>
+              </w:rPr>
+              <w:t>7</w:t>
+            </w:r>
+            <w:r>
+              <w:rPr>
+                <w:noProof/>
+                <w:webHidden/>
+              </w:rPr>
+              <w:fldChar w:fldCharType="end"/>
+            </w:r>
+          </w:hyperlink>
+        </w:p>
+        <w:p>
+          <w:pPr>
+            <w:pStyle w:val="TDC3"/>
+            <w:tabs>
+              <w:tab w:val="left" w:pos="1200"/>
+              <w:tab w:val="right" w:leader="dot" w:pos="9485"/>
+            </w:tabs>
+            <w:rPr>
+              <w:rFonts w:cstheme="minorBidi"/>
+              <w:noProof/>
+              <w:kern w:val="2"/>
+              <w:sz w:val="24"/>
+              <w:szCs w:val="24"/>
+              <w14:ligatures w14:val="standardContextual"/>
+            </w:rPr>
+          </w:pPr>
+          <w:hyperlink w:anchor="_Toc233672727" w:history="1">
+            <w:r>
+              <w:rPr>
+                <w:rStyle w:val="Hipervnculo"/>
+                <w:rFonts w:ascii="Arial" w:hAnsi="Arial" w:cs="Arial"/>
+                <w:b/>
+                <w:bCs/>
+                <w:noProof/>
+              </w:rPr>
+              <w:t>5.2.1</w:t>
+            </w:r>
+            <w:r>
+              <w:rPr>
+                <w:rFonts w:cstheme="minorBidi"/>
+                <w:noProof/>
+                <w:kern w:val="2"/>
+                <w:sz w:val="24"/>
+                <w:szCs w:val="24"/>
+                <w14:ligatures w14:val="standardContextual"/>
+              </w:rPr>
+              <w:tab/>
+            </w:r>
+            <w:r>
+              <w:rPr>
+                <w:rStyle w:val="Hipervnculo"/>
+                <w:rFonts w:ascii="Arial" w:hAnsi="Arial" w:cs="Arial"/>
+                <w:b/>
+                <w:bCs/>
+                <w:noProof/>
+              </w:rPr>
+              <w:t>Colección ‘clientes’</w:t>
+            </w:r>
+            <w:r>
+              <w:rPr>
+                <w:noProof/>
+                <w:webHidden/>
+              </w:rPr>
+              <w:tab/>
+            </w:r>
+            <w:r>
+              <w:rPr>
+                <w:noProof/>
+                <w:webHidden/>
+              </w:rPr>
+              <w:fldChar w:fldCharType="begin"/>
+            </w:r>
+            <w:r>
+              <w:rPr>
+                <w:noProof/>
+                <w:webHidden/>
+              </w:rPr>
+              <w:instrText xml:space="preserve"> PAGEREF _Toc233672727 \h </w:instrText>
+            </w:r>
+            <w:r>
+              <w:rPr>
+                <w:noProof/>
+                <w:webHidden/>
+              </w:rPr>
+            </w:r>
+            <w:r>
+              <w:rPr>
+                <w:noProof/>
+                <w:webHidden/>
+              </w:rPr>
+              <w:fldChar w:fldCharType="separate"/>
+            </w:r>
+            <w:r>
+              <w:rPr>
+                <w:noProof/>
+                <w:webHidden/>
+              </w:rPr>
+              <w:t>7</w:t>
+            </w:r>
+            <w:r>
+              <w:rPr>
+                <w:noProof/>
+                <w:webHidden/>
+              </w:rPr>
+              <w:fldChar w:fldCharType="end"/>
+            </w:r>
+          </w:hyperlink>
+        </w:p>
+        <w:p>
+          <w:pPr>
+            <w:pStyle w:val="TDC3"/>
+            <w:tabs>
+              <w:tab w:val="left" w:pos="1200"/>
+              <w:tab w:val="right" w:leader="dot" w:pos="9485"/>
+            </w:tabs>
+            <w:rPr>
+              <w:rFonts w:cstheme="minorBidi"/>
+              <w:noProof/>
+              <w:kern w:val="2"/>
+              <w:sz w:val="24"/>
+              <w:szCs w:val="24"/>
+              <w14:ligatures w14:val="standardContextual"/>
+            </w:rPr>
+          </w:pPr>
+          <w:hyperlink w:anchor="_Toc233672728" w:history="1">
+            <w:r>
+              <w:rPr>
+                <w:rStyle w:val="Hipervnculo"/>
+                <w:rFonts w:ascii="Arial" w:hAnsi="Arial" w:cs="Arial"/>
+                <w:b/>
+                <w:bCs/>
+                <w:noProof/>
+              </w:rPr>
+              <w:t>5.2.2</w:t>
+            </w:r>
+            <w:r>
+              <w:rPr>
+                <w:rFonts w:cstheme="minorBidi"/>
+                <w:noProof/>
+                <w:kern w:val="2"/>
+                <w:sz w:val="24"/>
+                <w:szCs w:val="24"/>
+                <w14:ligatures w14:val="standardContextual"/>
+              </w:rPr>
+              <w:tab/>
+            </w:r>
+            <w:r>
+              <w:rPr>
+                <w:rStyle w:val="Hipervnculo"/>
+                <w:rFonts w:ascii="Arial" w:hAnsi="Arial" w:cs="Arial"/>
+                <w:b/>
+                <w:bCs/>
+                <w:noProof/>
+              </w:rPr>
+              <w:t>Colección ‘empleados’</w:t>
+            </w:r>
+            <w:r>
+              <w:rPr>
+                <w:noProof/>
+                <w:webHidden/>
+              </w:rPr>
+              <w:tab/>
+            </w:r>
+            <w:r>
+              <w:rPr>
+                <w:noProof/>
+                <w:webHidden/>
+              </w:rPr>
+              <w:fldChar w:fldCharType="begin"/>
+            </w:r>
+            <w:r>
+              <w:rPr>
+                <w:noProof/>
+                <w:webHidden/>
+              </w:rPr>
+              <w:instrText xml:space="preserve"> PAGEREF _Toc233672728 \h </w:instrText>
+            </w:r>
+            <w:r>
+              <w:rPr>
+                <w:noProof/>
+                <w:webHidden/>
+              </w:rPr>
+            </w:r>
+            <w:r>
+              <w:rPr>
+                <w:noProof/>
+                <w:webHidden/>
+              </w:rPr>
+              <w:fldChar w:fldCharType="separate"/>
+            </w:r>
+            <w:r>
+              <w:rPr>
+                <w:noProof/>
+                <w:webHidden/>
+              </w:rPr>
+              <w:t>8</w:t>
+            </w:r>
+            <w:r>
+              <w:rPr>
+                <w:noProof/>
+                <w:webHidden/>
+              </w:rPr>
+              <w:fldChar w:fldCharType="end"/>
+            </w:r>
+          </w:hyperlink>
+        </w:p>
+        <w:p>
+          <w:pPr>
+            <w:pStyle w:val="TDC3"/>
+            <w:tabs>
+              <w:tab w:val="left" w:pos="1200"/>
+              <w:tab w:val="right" w:leader="dot" w:pos="9485"/>
+            </w:tabs>
+            <w:rPr>
+              <w:rFonts w:cstheme="minorBidi"/>
+              <w:noProof/>
+              <w:kern w:val="2"/>
+              <w:sz w:val="24"/>
+              <w:szCs w:val="24"/>
+              <w14:ligatures w14:val="standardContextual"/>
+            </w:rPr>
+          </w:pPr>
+          <w:hyperlink w:anchor="_Toc233672729" w:history="1">
+            <w:r>
+              <w:rPr>
+                <w:rStyle w:val="Hipervnculo"/>
+                <w:rFonts w:ascii="Arial" w:hAnsi="Arial" w:cs="Arial"/>
+                <w:b/>
+                <w:bCs/>
+                <w:noProof/>
+              </w:rPr>
+              <w:t>5.2.3</w:t>
+            </w:r>
+            <w:r>
+              <w:rPr>
+                <w:rFonts w:cstheme="minorBidi"/>
+                <w:noProof/>
+                <w:kern w:val="2"/>
+                <w:sz w:val="24"/>
+                <w:szCs w:val="24"/>
+                <w14:ligatures w14:val="standardContextual"/>
+              </w:rPr>
+              <w:tab/>
+            </w:r>
+            <w:r>
+              <w:rPr>
+                <w:rStyle w:val="Hipervnculo"/>
+                <w:rFonts w:ascii="Arial" w:hAnsi="Arial" w:cs="Arial"/>
+                <w:b/>
+                <w:bCs/>
+                <w:noProof/>
+              </w:rPr>
+              <w:t>Colección ‘productos’</w:t>
+            </w:r>
+            <w:r>
+              <w:rPr>
+                <w:noProof/>
+                <w:webHidden/>
+              </w:rPr>
+              <w:tab/>
+            </w:r>
+            <w:r>
+              <w:rPr>
+                <w:noProof/>
+                <w:webHidden/>
+              </w:rPr>
+              <w:fldChar w:fldCharType="begin"/>
+            </w:r>
+            <w:r>
+              <w:rPr>
+                <w:noProof/>
+                <w:webHidden/>
+              </w:rPr>
+              <w:instrText xml:space="preserve"> PAGEREF _Toc233672729 \h </w:instrText>
+            </w:r>
+            <w:r>
+              <w:rPr>
+                <w:noProof/>
+                <w:webHidden/>
+              </w:rPr>
+            </w:r>
+            <w:r>
+              <w:rPr>
+                <w:noProof/>
+                <w:webHidden/>
+              </w:rPr>
+              <w:fldChar w:fldCharType="separate"/>
+            </w:r>
+            <w:r>
+              <w:rPr>
+                <w:noProof/>
+                <w:webHidden/>
+              </w:rPr>
+              <w:t>8</w:t>
+            </w:r>
+            <w:r>
+              <w:rPr>
+                <w:noProof/>
+                <w:webHidden/>
+              </w:rPr>
+              <w:fldChar w:fldCharType="end"/>
+            </w:r>
+          </w:hyperlink>
+        </w:p>
+        <w:p>
+          <w:pPr>
+            <w:pStyle w:val="TDC3"/>
+            <w:tabs>
+              <w:tab w:val="left" w:pos="1200"/>
+              <w:tab w:val="right" w:leader="dot" w:pos="9485"/>
+            </w:tabs>
+            <w:rPr>
+              <w:rFonts w:cstheme="minorBidi"/>
+              <w:noProof/>
+              <w:kern w:val="2"/>
+              <w:sz w:val="24"/>
+              <w:szCs w:val="24"/>
+              <w14:ligatures w14:val="standardContextual"/>
+            </w:rPr>
+          </w:pPr>
+          <w:hyperlink w:anchor="_Toc233672730" w:history="1">
+            <w:r>
+              <w:rPr>
+                <w:rStyle w:val="Hipervnculo"/>
+                <w:rFonts w:ascii="Arial" w:hAnsi="Arial" w:cs="Arial"/>
+                <w:b/>
+                <w:bCs/>
+                <w:noProof/>
+              </w:rPr>
+              <w:t>5.2.4</w:t>
+            </w:r>
+            <w:r>
+              <w:rPr>
+                <w:rFonts w:cstheme="minorBidi"/>
+                <w:noProof/>
+                <w:kern w:val="2"/>
+                <w:sz w:val="24"/>
+                <w:szCs w:val="24"/>
+                <w14:ligatures w14:val="standardContextual"/>
+              </w:rPr>
+              <w:tab/>
+            </w:r>
+            <w:r>
+              <w:rPr>
+                <w:rStyle w:val="Hipervnculo"/>
+                <w:rFonts w:ascii="Arial" w:hAnsi="Arial" w:cs="Arial"/>
+                <w:b/>
+                <w:bCs/>
+                <w:noProof/>
+              </w:rPr>
+              <w:t>Colección ‘pedidos’</w:t>
+            </w:r>
+            <w:r>
+              <w:rPr>
+                <w:noProof/>
+                <w:webHidden/>
+              </w:rPr>
+              <w:tab/>
+            </w:r>
+            <w:r>
+              <w:rPr>
+                <w:noProof/>
+                <w:webHidden/>
+              </w:rPr>
+              <w:fldChar w:fldCharType="begin"/>
+            </w:r>
+            <w:r>
+              <w:rPr>
+                <w:noProof/>
+                <w:webHidden/>
+              </w:rPr>
+              <w:instrText xml:space="preserve"> PAGEREF _Toc233672730 \h </w:instrText>
+            </w:r>
+            <w:r>
+              <w:rPr>
+                <w:noProof/>
+                <w:webHidden/>
+              </w:rPr>
+            </w:r>
+            <w:r>
+              <w:rPr>
+                <w:noProof/>
+                <w:webHidden/>
+              </w:rPr>
+              <w:fldChar w:fldCharType="separate"/>
+            </w:r>
+            <w:r>
+              <w:rPr>
+                <w:noProof/>
+                <w:webHidden/>
+              </w:rPr>
+              <w:t>9</w:t>
+            </w:r>
+            <w:r>
+              <w:rPr>
+                <w:noProof/>
+                <w:webHidden/>
+              </w:rPr>
+              <w:fldChar w:fldCharType="end"/>
+            </w:r>
+          </w:hyperlink>
+        </w:p>
+        <w:p>
+          <w:pPr>
+            <w:pStyle w:val="TDC1"/>
+            <w:tabs>
+              <w:tab w:val="left" w:pos="440"/>
+              <w:tab w:val="right" w:leader="dot" w:pos="9485"/>
+            </w:tabs>
+            <w:rPr>
+              <w:rFonts w:cstheme="minorBidi"/>
+              <w:noProof/>
+              <w:kern w:val="2"/>
+              <w:sz w:val="24"/>
+              <w:szCs w:val="24"/>
+              <w14:ligatures w14:val="standardContextual"/>
+            </w:rPr>
+          </w:pPr>
+          <w:hyperlink w:anchor="_Toc233672731" w:history="1">
+            <w:r>
+              <w:rPr>
+                <w:rStyle w:val="Hipervnculo"/>
+                <w:rFonts w:ascii="Arial" w:hAnsi="Arial" w:cs="Arial"/>
+                <w:b/>
+                <w:bCs/>
+                <w:noProof/>
+              </w:rPr>
+              <w:t>6</w:t>
+            </w:r>
+            <w:r>
+              <w:rPr>
+                <w:rFonts w:cstheme="minorBidi"/>
+                <w:noProof/>
+                <w:kern w:val="2"/>
+                <w:sz w:val="24"/>
+                <w:szCs w:val="24"/>
+                <w14:ligatures w14:val="standardContextual"/>
+              </w:rPr>
+              <w:tab/>
+            </w:r>
+            <w:r>
+              <w:rPr>
+                <w:rStyle w:val="Hipervnculo"/>
+                <w:rFonts w:ascii="Arial" w:hAnsi="Arial" w:cs="Arial"/>
+                <w:b/>
+                <w:bCs/>
+                <w:noProof/>
+              </w:rPr>
+              <w:t>Integración de la Aplicación con la Base De Datos</w:t>
+            </w:r>
+            <w:r>
+              <w:rPr>
+                <w:noProof/>
+                <w:webHidden/>
+              </w:rPr>
+              <w:tab/>
+            </w:r>
+            <w:r>
+              <w:rPr>
+                <w:noProof/>
+                <w:webHidden/>
+              </w:rPr>
+              <w:fldChar w:fldCharType="begin"/>
+            </w:r>
+            <w:r>
+              <w:rPr>
+                <w:noProof/>
+                <w:webHidden/>
+              </w:rPr>
+              <w:instrText xml:space="preserve"> PAGEREF _Toc233672731 \h </w:instrText>
+            </w:r>
+            <w:r>
+              <w:rPr>
+                <w:noProof/>
+                <w:webHidden/>
+              </w:rPr>
+            </w:r>
+            <w:r>
+              <w:rPr>
+                <w:noProof/>
+                <w:webHidden/>
+              </w:rPr>
+              <w:fldChar w:fldCharType="separate"/>
+            </w:r>
+            <w:r>
+              <w:rPr>
+                <w:noProof/>
+                <w:webHidden/>
+              </w:rPr>
+              <w:t>10</w:t>
+            </w:r>
+            <w:r>
+              <w:rPr>
+                <w:noProof/>
+                <w:webHidden/>
+              </w:rPr>
+              <w:fldChar w:fldCharType="end"/>
+            </w:r>
+          </w:hyperlink>
+        </w:p>
+        <w:p>
+          <w:pPr>
+            <w:pStyle w:val="TDC1"/>
+            <w:tabs>
+              <w:tab w:val="left" w:pos="440"/>
+              <w:tab w:val="right" w:leader="dot" w:pos="9485"/>
+            </w:tabs>
+            <w:rPr>
+              <w:rFonts w:cstheme="minorBidi"/>
+              <w:noProof/>
+              <w:kern w:val="2"/>
+              <w:sz w:val="24"/>
+              <w:szCs w:val="24"/>
+              <w14:ligatures w14:val="standardContextual"/>
+            </w:rPr>
+          </w:pPr>
+          <w:hyperlink w:anchor="_Toc233672732" w:history="1">
+            <w:r>
+              <w:rPr>
+                <w:rStyle w:val="Hipervnculo"/>
+                <w:rFonts w:ascii="Arial" w:hAnsi="Arial" w:cs="Arial"/>
+                <w:b/>
+                <w:bCs/>
+                <w:noProof/>
+              </w:rPr>
+              <w:t>7</w:t>
+            </w:r>
+            <w:r>
+              <w:rPr>
+                <w:rFonts w:cstheme="minorBidi"/>
+                <w:noProof/>
+                <w:kern w:val="2"/>
+                <w:sz w:val="24"/>
+                <w:szCs w:val="24"/>
+                <w14:ligatures w14:val="standardContextual"/>
+              </w:rPr>
+              <w:tab/>
+            </w:r>
+            <w:r>
+              <w:rPr>
+                <w:rStyle w:val="Hipervnculo"/>
+                <w:rFonts w:ascii="Arial" w:hAnsi="Arial" w:cs="Arial"/>
+                <w:b/>
+                <w:bCs/>
+                <w:noProof/>
+              </w:rPr>
+              <w:t>Conclusión</w:t>
+            </w:r>
+            <w:r>
+              <w:rPr>
+                <w:noProof/>
+                <w:webHidden/>
+              </w:rPr>
+              <w:tab/>
+            </w:r>
+            <w:r>
+              <w:rPr>
+                <w:noProof/>
+                <w:webHidden/>
+              </w:rPr>
+              <w:fldChar w:fldCharType="begin"/>
+            </w:r>
+            <w:r>
+              <w:rPr>
+                <w:noProof/>
+                <w:webHidden/>
+              </w:rPr>
+              <w:instrText xml:space="preserve"> PAGEREF _Toc233672732 \h </w:instrText>
+            </w:r>
+            <w:r>
+              <w:rPr>
+                <w:noProof/>
+                <w:webHidden/>
+              </w:rPr>
+            </w:r>
+            <w:r>
+              <w:rPr>
+                <w:noProof/>
+                <w:webHidden/>
+              </w:rPr>
+              <w:fldChar w:fldCharType="separate"/>
+            </w:r>
+            <w:r>
+              <w:rPr>
+                <w:noProof/>
+                <w:webHidden/>
+              </w:rPr>
+              <w:t>11</w:t>
+            </w:r>
+            <w:r>
+              <w:rPr>
+                <w:noProof/>
+                <w:webHidden/>
+              </w:rPr>
+              <w:fldChar w:fldCharType="end"/>
+            </w:r>
+          </w:hyperlink>
+        </w:p>
+        <w:p>
+          <w:pPr>
+            <w:pStyle w:val="TDC1"/>
+            <w:tabs>
+              <w:tab w:val="left" w:pos="440"/>
+              <w:tab w:val="right" w:leader="dot" w:pos="9485"/>
+            </w:tabs>
+            <w:rPr>
+              <w:rFonts w:cstheme="minorBidi"/>
+              <w:noProof/>
+              <w:kern w:val="2"/>
+              <w:sz w:val="24"/>
+              <w:szCs w:val="24"/>
+              <w14:ligatures w14:val="standardContextual"/>
+            </w:rPr>
+          </w:pPr>
+          <w:hyperlink w:anchor="_Toc233672733" w:history="1">
+            <w:r>
+              <w:rPr>
+                <w:rStyle w:val="Hipervnculo"/>
+                <w:rFonts w:ascii="Arial" w:hAnsi="Arial" w:cs="Arial"/>
+                <w:b/>
+                <w:bCs/>
+                <w:noProof/>
+              </w:rPr>
+              <w:t>8</w:t>
+            </w:r>
+            <w:r>
+              <w:rPr>
+                <w:rFonts w:cstheme="minorBidi"/>
+                <w:noProof/>
+                <w:kern w:val="2"/>
+                <w:sz w:val="24"/>
+                <w:szCs w:val="24"/>
+                <w14:ligatures w14:val="standardContextual"/>
+              </w:rPr>
+              <w:tab/>
+            </w:r>
+            <w:r>
+              <w:rPr>
+                <w:rStyle w:val="Hipervnculo"/>
+                <w:rFonts w:ascii="Arial" w:hAnsi="Arial" w:cs="Arial"/>
+                <w:b/>
+                <w:bCs/>
+                <w:noProof/>
+              </w:rPr>
               <w:t>Bibliografia</w:t>
             </w:r>
             <w:r>
@@ -1417,7 +2593,7 @@
                 <w:noProof/>
                 <w:webHidden/>
               </w:rPr>
-              <w:instrText xml:space="preserve"> PAGEREF _Toc233498835 \h </w:instrText>
+              <w:instrText xml:space="preserve"> PAGEREF _Toc233672733 \h </w:instrText>
             </w:r>
             <w:r>
               <w:rPr>
@@ -1437,7 +2613,7 @@
                 <w:noProof/>
                 <w:webHidden/>
               </w:rPr>
-              <w:t>5</w:t>
+              <w:t>12</w:t>
             </w:r>
             <w:r>
               <w:rPr>
@@ -1585,47 +2761,6 @@
         <w:rPr>
           <w:rFonts w:ascii="Myriad Pro" w:hAnsi="Myriad Pro"/>
         </w:rPr>
-      </w:pPr>
-    </w:p>
-    <w:p>
-      <w:pPr>
-        <w:spacing w:after="0" w:line="240" w:lineRule="auto"/>
-        <w:rPr>
-          <w:rFonts w:ascii="Myriad Pro" w:hAnsi="Myriad Pro"/>
-        </w:rPr>
-      </w:pPr>
-    </w:p>
-    <w:p>
-      <w:pPr>
-        <w:spacing w:after="0" w:line="240" w:lineRule="auto"/>
-        <w:rPr>
-          <w:rFonts w:ascii="Myriad Pro" w:hAnsi="Myriad Pro"/>
-        </w:rPr>
-      </w:pPr>
-    </w:p>
-    <w:p>
-      <w:pPr>
-        <w:spacing w:after="0" w:line="240" w:lineRule="auto"/>
-        <w:rPr>
-          <w:rFonts w:ascii="Myriad Pro" w:hAnsi="Myriad Pro"/>
-        </w:rPr>
-      </w:pPr>
-    </w:p>
-    <w:p>
-      <w:pPr>
-        <w:spacing w:after="0" w:line="240" w:lineRule="auto"/>
-        <w:rPr>
-          <w:rFonts w:ascii="Myriad Pro" w:hAnsi="Myriad Pro"/>
-        </w:rPr>
-      </w:pPr>
-    </w:p>
-    <w:p>
-      <w:pPr>
-        <w:spacing w:after="0" w:line="240" w:lineRule="auto"/>
-        <w:ind w:left="708" w:hanging="708"/>
-        <w:rPr>
-          <w:rFonts w:ascii="Myriad Pro" w:hAnsi="Myriad Pro"/>
-        </w:rPr>
         <w:sectPr>
           <w:headerReference w:type="default" r:id="rId10"/>
           <w:footerReference w:type="default" r:id="rId11"/>
@@ -1657,7 +2792,7 @@
           <w:szCs w:val="26"/>
         </w:rPr>
       </w:pPr>
-      <w:bookmarkStart w:id="0" w:name="_Toc233498827"/>
+      <w:bookmarkStart w:id="0" w:name="_Toc233672713"/>
       <w:r>
         <w:rPr>
           <w:rFonts w:ascii="Arial" w:hAnsi="Arial" w:cs="Arial"/>
@@ -2588,7 +3723,7 @@
           <w:szCs w:val="28"/>
         </w:rPr>
       </w:pPr>
-      <w:bookmarkStart w:id="1" w:name="_Toc233498828"/>
+      <w:bookmarkStart w:id="1" w:name="_Toc233672714"/>
       <w:r>
         <w:rPr>
           <w:rFonts w:ascii="Arial" w:hAnsi="Arial" w:cs="Arial"/>
@@ -2652,7 +3787,7 @@
           <w:color w:val="EE0000"/>
         </w:rPr>
       </w:pPr>
-      <w:bookmarkStart w:id="2" w:name="_Toc233498829"/>
+      <w:bookmarkStart w:id="2" w:name="_Toc233672715"/>
       <w:r>
         <w:rPr>
           <w:rFonts w:ascii="Arial" w:hAnsi="Arial" w:cs="Arial"/>
@@ -2689,7 +3824,7 @@
         <w:rPr>
           <w:rFonts w:ascii="Arial" w:hAnsi="Arial" w:cs="Arial"/>
         </w:rPr>
-        <w:t xml:space="preserve"> La plataforma debe permitir la administración completa (creación, lectura, actualización y eliminación) de perfiles de los clientes. Caputanrando su RUT, nombre, correo y fecha de registro.</w:t>
+        <w:t xml:space="preserve"> La plataforma debe permitir la administración completa (creación, lectura, actualización y eliminación) de perfiles de los clientes. </w:t>
       </w:r>
     </w:p>
     <w:p>
@@ -2905,7 +4040,7 @@
           <w:color w:val="EE0000"/>
         </w:rPr>
       </w:pPr>
-      <w:bookmarkStart w:id="3" w:name="_Toc233498830"/>
+      <w:bookmarkStart w:id="3" w:name="_Toc233672716"/>
       <w:r>
         <w:rPr>
           <w:rFonts w:ascii="Arial" w:hAnsi="Arial" w:cs="Arial"/>
@@ -3265,7 +4400,7 @@
           <w:szCs w:val="28"/>
         </w:rPr>
       </w:pPr>
-      <w:bookmarkStart w:id="4" w:name="_Toc233498831"/>
+      <w:bookmarkStart w:id="4" w:name="_Toc233672717"/>
       <w:r>
         <w:rPr>
           <w:rFonts w:ascii="Arial" w:hAnsi="Arial" w:cs="Arial"/>
@@ -3351,7 +4486,7 @@
           <w:color w:val="EE0000"/>
         </w:rPr>
       </w:pPr>
-      <w:bookmarkStart w:id="5" w:name="_Toc233498832"/>
+      <w:bookmarkStart w:id="5" w:name="_Toc233672718"/>
       <w:r>
         <w:rPr>
           <w:rFonts w:ascii="Arial" w:hAnsi="Arial" w:cs="Arial"/>
@@ -3470,6 +4605,7 @@
           <w:color w:val="EE0000"/>
         </w:rPr>
       </w:pPr>
+      <w:bookmarkStart w:id="6" w:name="_Toc233672719"/>
       <w:r>
         <w:rPr>
           <w:rFonts w:ascii="Arial" w:hAnsi="Arial" w:cs="Arial"/>
@@ -3479,10 +4615,19 @@
         </w:rPr>
         <w:t>Plataforma de Virtualización:</w:t>
       </w:r>
-    </w:p>
-    <w:p>
-      <w:r>
-        <w:t>Linux se implemento en una máquina virtual (</w:t>
+      <w:bookmarkEnd w:id="6"/>
+    </w:p>
+    <w:p>
+      <w:r>
+        <w:t xml:space="preserve">Linux se </w:t>
+      </w:r>
+      <w:proofErr w:type="spellStart"/>
+      <w:r>
+        <w:t>implemento</w:t>
+      </w:r>
+      <w:proofErr w:type="spellEnd"/>
+      <w:r>
+        <w:t xml:space="preserve"> en una máquina virtual (</w:t>
       </w:r>
       <w:r>
         <w:rPr>
@@ -3509,7 +4654,7 @@
           <w:szCs w:val="28"/>
         </w:rPr>
       </w:pPr>
-      <w:bookmarkStart w:id="6" w:name="_Toc233498833"/>
+      <w:bookmarkStart w:id="7" w:name="_Toc233672720"/>
       <w:r>
         <w:rPr>
           <w:rFonts w:ascii="Arial" w:hAnsi="Arial" w:cs="Arial"/>
@@ -3519,7 +4664,29 @@
           <w:sz w:val="28"/>
           <w:szCs w:val="28"/>
         </w:rPr>
-        <w:t xml:space="preserve">Guia de Instalación y Seguridad del </w:t>
+        <w:t>Gu</w:t>
+      </w:r>
+      <w:r>
+        <w:rPr>
+          <w:rFonts w:ascii="Arial" w:hAnsi="Arial" w:cs="Arial"/>
+          <w:b/>
+          <w:bCs/>
+          <w:color w:val="EE0000"/>
+          <w:sz w:val="28"/>
+          <w:szCs w:val="28"/>
+        </w:rPr>
+        <w:t>í</w:t>
+      </w:r>
+      <w:r>
+        <w:rPr>
+          <w:rFonts w:ascii="Arial" w:hAnsi="Arial" w:cs="Arial"/>
+          <w:b/>
+          <w:bCs/>
+          <w:color w:val="EE0000"/>
+          <w:sz w:val="28"/>
+          <w:szCs w:val="28"/>
+        </w:rPr>
+        <w:t xml:space="preserve">a de Instalación y Seguridad del </w:t>
       </w:r>
       <w:r>
         <w:rPr>
@@ -3534,7 +4701,7 @@
         </w:rPr>
         <w:t>DBMS</w:t>
       </w:r>
-      <w:bookmarkEnd w:id="6"/>
+      <w:bookmarkEnd w:id="7"/>
     </w:p>
     <w:p>
       <w:pPr>
@@ -3548,7 +4715,7 @@
           <w:szCs w:val="24"/>
         </w:rPr>
       </w:pPr>
-      <w:bookmarkStart w:id="7" w:name="_Toc233498834"/>
+      <w:bookmarkStart w:id="8" w:name="_Toc233672721"/>
       <w:r>
         <w:rPr>
           <w:rFonts w:ascii="Arial" w:hAnsi="Arial" w:cs="Arial"/>
@@ -3558,7 +4725,6 @@
         </w:rPr>
         <w:t>Instalación del Servicio</w:t>
       </w:r>
-      <w:bookmarkEnd w:id="7"/>
       <w:r>
         <w:rPr>
           <w:rFonts w:ascii="Arial" w:hAnsi="Arial" w:cs="Arial"/>
@@ -3566,17 +4732,9 @@
           <w:bCs/>
           <w:color w:val="EE0000"/>
         </w:rPr>
-        <w:t xml:space="preserve"> y </w:t>
-      </w:r>
-      <w:r>
-        <w:rPr>
-          <w:rFonts w:ascii="Arial" w:hAnsi="Arial" w:cs="Arial"/>
-          <w:b/>
-          <w:bCs/>
-          <w:color w:val="EE0000"/>
-        </w:rPr>
-        <w:t>Configuración de Repositorios Oficiales</w:t>
-      </w:r>
+        <w:t xml:space="preserve"> y Configuración de Repositorios Oficiales</w:t>
+      </w:r>
+      <w:bookmarkEnd w:id="8"/>
     </w:p>
     <w:p>
       <w:pPr>
@@ -3912,7 +5070,39 @@
           <w:rFonts w:ascii="Arial" w:hAnsi="Arial" w:cs="Arial"/>
           <w:lang w:val="en-US"/>
         </w:rPr>
-        <w:t>echo "deb [ arch=amd64,arm64 signed-by=/usr/share/keyrings/mongodb-server-7.0.gpg ] https://repo.mongodb.org/apt/ubuntu jammy/mongodb-org/7.0 multiverse" | sudo tee /etc/apt/sources.list.d/mongodb-org-7.0.list</w:t>
+        <w:t xml:space="preserve">echo "deb [ arch=amd64,arm64 signed-by=/usr/share/keyrings/mongodb-server-7.0.gpg ] https://repo.mongodb.org/apt/ubuntu </w:t>
+      </w:r>
+      <w:proofErr w:type="spellStart"/>
+      <w:r>
+        <w:rPr>
+          <w:rFonts w:ascii="Arial" w:hAnsi="Arial" w:cs="Arial"/>
+          <w:lang w:val="en-US"/>
+        </w:rPr>
+        <w:t>jammy</w:t>
+      </w:r>
+      <w:proofErr w:type="spellEnd"/>
+      <w:r>
+        <w:rPr>
+          <w:rFonts w:ascii="Arial" w:hAnsi="Arial" w:cs="Arial"/>
+          <w:lang w:val="en-US"/>
+        </w:rPr>
+        <w:t>/mongodb-org/7.0 multiverse" | sudo tee /etc/apt/</w:t>
+      </w:r>
+      <w:proofErr w:type="spellStart"/>
+      <w:r>
+        <w:rPr>
+          <w:rFonts w:ascii="Arial" w:hAnsi="Arial" w:cs="Arial"/>
+          <w:lang w:val="en-US"/>
+        </w:rPr>
+        <w:t>sources.list.d</w:t>
+      </w:r>
+      <w:proofErr w:type="spellEnd"/>
+      <w:r>
+        <w:rPr>
+          <w:rFonts w:ascii="Arial" w:hAnsi="Arial" w:cs="Arial"/>
+          <w:lang w:val="en-US"/>
+        </w:rPr>
+        <w:t>/mongodb-org-7.0.list</w:t>
       </w:r>
     </w:p>
     <w:p>
@@ -3988,7 +5178,25 @@
           <w:i/>
           <w:iCs/>
         </w:rPr>
-        <w:t>`tee`</w:t>
+        <w:t>`</w:t>
+      </w:r>
+      <w:proofErr w:type="spellStart"/>
+      <w:r>
+        <w:rPr>
+          <w:rFonts w:ascii="Arial" w:hAnsi="Arial" w:cs="Arial"/>
+          <w:i/>
+          <w:iCs/>
+        </w:rPr>
+        <w:t>tee</w:t>
+      </w:r>
+      <w:proofErr w:type="spellEnd"/>
+      <w:r>
+        <w:rPr>
+          <w:rFonts w:ascii="Arial" w:hAnsi="Arial" w:cs="Arial"/>
+          <w:i/>
+          <w:iCs/>
+        </w:rPr>
+        <w:t>`</w:t>
       </w:r>
       <w:r>
         <w:rPr>
@@ -4346,31 +5554,7 @@
         <w:rPr>
           <w:rFonts w:ascii="Arial" w:hAnsi="Arial" w:cs="Arial"/>
         </w:rPr>
-        <w:t xml:space="preserve"> Inicia</w:t>
-      </w:r>
-      <w:r>
-        <w:rPr>
-          <w:rFonts w:ascii="Arial" w:hAnsi="Arial" w:cs="Arial"/>
-        </w:rPr>
-        <w:t xml:space="preserve"> en</w:t>
-      </w:r>
-      <w:r>
-        <w:rPr>
-          <w:rFonts w:ascii="Arial" w:hAnsi="Arial" w:cs="Arial"/>
-        </w:rPr>
-        <w:t xml:space="preserve"> segundo plano </w:t>
-      </w:r>
-      <w:r>
-        <w:rPr>
-          <w:rFonts w:ascii="Arial" w:hAnsi="Arial" w:cs="Arial"/>
-        </w:rPr>
-        <w:t>el</w:t>
-      </w:r>
-      <w:r>
-        <w:rPr>
-          <w:rFonts w:ascii="Arial" w:hAnsi="Arial" w:cs="Arial"/>
-        </w:rPr>
-        <w:t xml:space="preserve"> motor de la base de datos (</w:t>
+        <w:t xml:space="preserve"> Inicia en segundo plano el motor de la base de datos (</w:t>
       </w:r>
       <w:r>
         <w:rPr>
@@ -4508,6 +5692,7 @@
       <w:r>
         <w:rPr>
           <w:rFonts w:ascii="Arial" w:hAnsi="Arial" w:cs="Arial"/>
+          <w:noProof/>
           <w:sz w:val="24"/>
           <w:szCs w:val="24"/>
         </w:rPr>
@@ -4784,6 +5969,7 @@
           <w:color w:val="EE0000"/>
         </w:rPr>
       </w:pPr>
+      <w:bookmarkStart w:id="9" w:name="_Toc233672722"/>
       <w:r>
         <w:rPr>
           <w:rFonts w:ascii="Arial" w:hAnsi="Arial" w:cs="Arial"/>
@@ -4802,6 +5988,7 @@
         </w:rPr>
         <w:t>Red y Acceso Externo</w:t>
       </w:r>
+      <w:bookmarkEnd w:id="9"/>
     </w:p>
     <w:p>
       <w:pPr>
@@ -4823,7 +6010,19 @@
         <w:rPr>
           <w:rFonts w:ascii="Arial" w:hAnsi="Arial" w:cs="Arial"/>
         </w:rPr>
-        <w:t xml:space="preserve"> de manera preterminada esta configurado para que solamente escuche la interfaz de </w:t>
+        <w:t xml:space="preserve"> de manera preterminada </w:t>
+      </w:r>
+      <w:r>
+        <w:rPr>
+          <w:rFonts w:ascii="Arial" w:hAnsi="Arial" w:cs="Arial"/>
+        </w:rPr>
+        <w:t>está</w:t>
+      </w:r>
+      <w:r>
+        <w:rPr>
+          <w:rFonts w:ascii="Arial" w:hAnsi="Arial" w:cs="Arial"/>
+        </w:rPr>
+        <w:t xml:space="preserve"> configurado para que solamente escuche la interfaz de </w:t>
       </w:r>
       <w:r>
         <w:rPr>
@@ -4855,7 +6054,19 @@
         <w:rPr>
           <w:rFonts w:ascii="Arial" w:hAnsi="Arial" w:cs="Arial"/>
         </w:rPr>
-        <w:t xml:space="preserve"> plataforma MercadoTech (donde se ejecuta en Windows), se modifico el archivo de configuración </w:t>
+        <w:t xml:space="preserve"> plataforma MercadoTech (donde se ejecuta en Windows), se </w:t>
+      </w:r>
+      <w:r>
+        <w:rPr>
+          <w:rFonts w:ascii="Arial" w:hAnsi="Arial" w:cs="Arial"/>
+        </w:rPr>
+        <w:t>modificó</w:t>
+      </w:r>
+      <w:r>
+        <w:rPr>
+          <w:rFonts w:ascii="Arial" w:hAnsi="Arial" w:cs="Arial"/>
+        </w:rPr>
+        <w:t xml:space="preserve"> el archivo de configuración </w:t>
       </w:r>
       <w:r>
         <w:rPr>
@@ -4902,23 +6113,7 @@
           <w:i/>
           <w:iCs/>
         </w:rPr>
-        <w:t>`</w:t>
-      </w:r>
-      <w:r>
-        <w:rPr>
-          <w:rFonts w:ascii="Arial" w:hAnsi="Arial" w:cs="Arial"/>
-          <w:i/>
-          <w:iCs/>
-        </w:rPr>
-        <w:t>sudo nano /etc/mongod.conf</w:t>
-      </w:r>
-      <w:r>
-        <w:rPr>
-          <w:rFonts w:ascii="Arial" w:hAnsi="Arial" w:cs="Arial"/>
-          <w:i/>
-          <w:iCs/>
-        </w:rPr>
-        <w:t>`</w:t>
+        <w:t>`sudo nano /etc/mongod.conf`</w:t>
       </w:r>
       <w:r>
         <w:rPr>
@@ -4947,6 +6142,7 @@
       <w:r>
         <w:rPr>
           <w:rFonts w:ascii="Arial" w:hAnsi="Arial" w:cs="Arial"/>
+          <w:noProof/>
         </w:rPr>
         <w:drawing>
           <wp:inline distT="0" distB="0" distL="0" distR="0" wp14:anchorId="1E8590BC" wp14:editId="271BFDD5">
@@ -5028,7 +6224,19 @@
         <w:rPr>
           <w:rFonts w:ascii="Arial" w:hAnsi="Arial" w:cs="Arial"/>
         </w:rPr>
-        <w:t>para así permitir conexiones desde todas las interfaces de red de la maquina virtual.</w:t>
+        <w:t xml:space="preserve">para así permitir conexiones desde todas las interfaces de red de la </w:t>
+      </w:r>
+      <w:r>
+        <w:rPr>
+          <w:rFonts w:ascii="Arial" w:hAnsi="Arial" w:cs="Arial"/>
+        </w:rPr>
+        <w:t>máquina</w:t>
+      </w:r>
+      <w:r>
+        <w:rPr>
+          <w:rFonts w:ascii="Arial" w:hAnsi="Arial" w:cs="Arial"/>
+        </w:rPr>
+        <w:t xml:space="preserve"> virtual.</w:t>
       </w:r>
     </w:p>
     <w:p>
@@ -5058,7 +6266,23 @@
           <w:sz w:val="24"/>
           <w:szCs w:val="24"/>
         </w:rPr>
-        <w:t xml:space="preserve">Después se reinicio el sistema mediante </w:t>
+        <w:t xml:space="preserve">Después se </w:t>
+      </w:r>
+      <w:r>
+        <w:rPr>
+          <w:rFonts w:ascii="Arial" w:hAnsi="Arial" w:cs="Arial"/>
+          <w:sz w:val="24"/>
+          <w:szCs w:val="24"/>
+        </w:rPr>
+        <w:t xml:space="preserve">reinicia </w:t>
+      </w:r>
+      <w:r>
+        <w:rPr>
+          <w:rFonts w:ascii="Arial" w:hAnsi="Arial" w:cs="Arial"/>
+          <w:sz w:val="24"/>
+          <w:szCs w:val="24"/>
+        </w:rPr>
+        <w:t xml:space="preserve">el sistema mediante </w:t>
       </w:r>
       <w:r>
         <w:rPr>
@@ -5242,6 +6466,7 @@
           <w:color w:val="EE0000"/>
         </w:rPr>
       </w:pPr>
+      <w:bookmarkStart w:id="10" w:name="_Toc233672723"/>
       <w:r>
         <w:rPr>
           <w:rFonts w:ascii="Arial" w:hAnsi="Arial" w:cs="Arial"/>
@@ -5249,8 +6474,9 @@
           <w:bCs/>
           <w:color w:val="EE0000"/>
         </w:rPr>
-        <w:t xml:space="preserve">Validación de Conectividad mediante </w:t>
-      </w:r>
+        <w:t>Validación de Conectividad mediante MongoDB</w:t>
+      </w:r>
+      <w:bookmarkEnd w:id="10"/>
       <w:r>
         <w:rPr>
           <w:rFonts w:ascii="Arial" w:hAnsi="Arial" w:cs="Arial"/>
@@ -5258,7 +6484,145 @@
           <w:bCs/>
           <w:color w:val="EE0000"/>
         </w:rPr>
-        <w:t xml:space="preserve">MongoDB </w:t>
+        <w:t xml:space="preserve"> </w:t>
+      </w:r>
+    </w:p>
+    <w:p>
+      <w:pPr>
+        <w:spacing w:after="0" w:line="276" w:lineRule="auto"/>
+        <w:jc w:val="left"/>
+        <w:rPr>
+          <w:rFonts w:ascii="Arial" w:hAnsi="Arial" w:cs="Arial"/>
+        </w:rPr>
+      </w:pPr>
+      <w:r>
+        <w:rPr>
+          <w:rFonts w:ascii="Arial" w:hAnsi="Arial" w:cs="Arial"/>
+        </w:rPr>
+        <w:t xml:space="preserve">Para verificar </w:t>
+      </w:r>
+      <w:r>
+        <w:rPr>
+          <w:rFonts w:ascii="Arial" w:hAnsi="Arial" w:cs="Arial"/>
+        </w:rPr>
+        <w:t xml:space="preserve">que </w:t>
+      </w:r>
+      <w:r>
+        <w:rPr>
+          <w:rFonts w:ascii="Arial" w:hAnsi="Arial" w:cs="Arial"/>
+        </w:rPr>
+        <w:t>está</w:t>
+      </w:r>
+      <w:r>
+        <w:rPr>
+          <w:rFonts w:ascii="Arial" w:hAnsi="Arial" w:cs="Arial"/>
+        </w:rPr>
+        <w:t xml:space="preserve"> disponible el servicio a través de la red de virtualización, abrimos MongoDB Compass en el sistema de Windows anfitrión, estableciendo la conexión al servidor que </w:t>
+      </w:r>
+      <w:r>
+        <w:rPr>
+          <w:rFonts w:ascii="Arial" w:hAnsi="Arial" w:cs="Arial"/>
+        </w:rPr>
+        <w:t>sería</w:t>
+      </w:r>
+      <w:r>
+        <w:rPr>
+          <w:rFonts w:ascii="Arial" w:hAnsi="Arial" w:cs="Arial"/>
+        </w:rPr>
+        <w:t xml:space="preserve"> Linux </w:t>
+      </w:r>
+      <w:r>
+        <w:rPr>
+          <w:rFonts w:ascii="Arial" w:hAnsi="Arial" w:cs="Arial"/>
+        </w:rPr>
+        <w:t>(</w:t>
+      </w:r>
+      <w:r>
+        <w:rPr>
+          <w:rFonts w:ascii="Arial" w:hAnsi="Arial" w:cs="Arial"/>
+        </w:rPr>
+        <w:t>Ubuntu</w:t>
+      </w:r>
+      <w:r>
+        <w:rPr>
+          <w:rFonts w:ascii="Arial" w:hAnsi="Arial" w:cs="Arial"/>
+        </w:rPr>
+        <w:t>)</w:t>
+      </w:r>
+    </w:p>
+    <w:p>
+      <w:pPr>
+        <w:spacing w:after="0" w:line="276" w:lineRule="auto"/>
+        <w:jc w:val="left"/>
+        <w:rPr>
+          <w:rFonts w:ascii="Arial" w:hAnsi="Arial" w:cs="Arial"/>
+        </w:rPr>
+      </w:pPr>
+    </w:p>
+    <w:p>
+      <w:pPr>
+        <w:spacing w:after="0" w:line="276" w:lineRule="auto"/>
+        <w:jc w:val="left"/>
+        <w:rPr>
+          <w:rFonts w:ascii="Arial" w:hAnsi="Arial" w:cs="Arial"/>
+        </w:rPr>
+      </w:pPr>
+      <w:r>
+        <w:rPr>
+          <w:rFonts w:ascii="Arial" w:hAnsi="Arial" w:cs="Arial"/>
+          <w:noProof/>
+        </w:rPr>
+        <w:drawing>
+          <wp:anchor distT="0" distB="0" distL="114300" distR="114300" simplePos="0" relativeHeight="251659264" behindDoc="1" locked="0" layoutInCell="1" allowOverlap="1" wp14:anchorId="5BA8EAA9" wp14:editId="52C4A12B">
+            <wp:simplePos x="0" y="0"/>
+            <wp:positionH relativeFrom="margin">
+              <wp:align>left</wp:align>
+            </wp:positionH>
+            <wp:positionV relativeFrom="paragraph">
+              <wp:posOffset>257175</wp:posOffset>
+            </wp:positionV>
+            <wp:extent cx="6029325" cy="3618865"/>
+            <wp:effectExtent l="0" t="0" r="9525" b="635"/>
+            <wp:wrapTight wrapText="bothSides">
+              <wp:wrapPolygon edited="0">
+                <wp:start x="0" y="0"/>
+                <wp:lineTo x="0" y="21490"/>
+                <wp:lineTo x="21566" y="21490"/>
+                <wp:lineTo x="21566" y="0"/>
+                <wp:lineTo x="0" y="0"/>
+              </wp:wrapPolygon>
+            </wp:wrapTight>
+            <wp:docPr id="988577646" name="Imagen 1"/>
+            <wp:cNvGraphicFramePr>
+              <a:graphicFrameLocks xmlns:a="http://schemas.openxmlformats.org/drawingml/2006/main" noChangeAspect="1"/>
+            </wp:cNvGraphicFramePr>
+            <a:graphic xmlns:a="http://schemas.openxmlformats.org/drawingml/2006/main">
+              <a:graphicData uri="http://schemas.openxmlformats.org/drawingml/2006/picture">
+                <pic:pic xmlns:pic="http://schemas.openxmlformats.org/drawingml/2006/picture">
+                  <pic:nvPicPr>
+                    <pic:cNvPr id="988577646" name=""/>
+                    <pic:cNvPicPr/>
+                  </pic:nvPicPr>
+                  <pic:blipFill>
+                    <a:blip r:embed="rId14"/>
+                    <a:stretch>
+                      <a:fillRect/>
+                    </a:stretch>
+                  </pic:blipFill>
+                  <pic:spPr>
+                    <a:xfrm>
+                      <a:off x="0" y="0"/>
+                      <a:ext cx="6029325" cy="3618865"/>
+                    </a:xfrm>
+                    <a:prstGeom prst="rect">
+                      <a:avLst/>
+                    </a:prstGeom>
+                  </pic:spPr>
+                </pic:pic>
+              </a:graphicData>
+            </a:graphic>
+          </wp:anchor>
+        </w:drawing>
       </w:r>
     </w:p>
     <w:p>
@@ -5483,6 +6847,1728 @@
     </w:p>
     <w:p>
       <w:pPr>
+        <w:pStyle w:val="Ttulo1"/>
+        <w:spacing w:line="276" w:lineRule="auto"/>
+        <w:jc w:val="left"/>
+        <w:rPr>
+          <w:rFonts w:ascii="Arial" w:hAnsi="Arial" w:cs="Arial"/>
+          <w:b/>
+          <w:bCs/>
+          <w:color w:val="EE0000"/>
+          <w:sz w:val="28"/>
+          <w:szCs w:val="28"/>
+        </w:rPr>
+      </w:pPr>
+      <w:bookmarkStart w:id="11" w:name="_Toc233672724"/>
+      <w:r>
+        <w:rPr>
+          <w:rFonts w:ascii="Arial" w:hAnsi="Arial" w:cs="Arial"/>
+          <w:b/>
+          <w:bCs/>
+          <w:color w:val="EE0000"/>
+          <w:sz w:val="28"/>
+          <w:szCs w:val="28"/>
+        </w:rPr>
+        <w:t>Esquema de la Base De Datos No Estructurada</w:t>
+      </w:r>
+      <w:bookmarkEnd w:id="11"/>
+    </w:p>
+    <w:p>
+      <w:pPr>
+        <w:pStyle w:val="Ttulo2"/>
+        <w:spacing w:line="276" w:lineRule="auto"/>
+        <w:jc w:val="left"/>
+        <w:rPr>
+          <w:rFonts w:ascii="Arial" w:hAnsi="Arial" w:cs="Arial"/>
+          <w:b/>
+          <w:bCs/>
+          <w:color w:val="EE0000"/>
+        </w:rPr>
+      </w:pPr>
+      <w:bookmarkStart w:id="12" w:name="_Toc233672725"/>
+      <w:r>
+        <w:rPr>
+          <w:rFonts w:ascii="Arial" w:hAnsi="Arial" w:cs="Arial"/>
+          <w:b/>
+          <w:bCs/>
+          <w:color w:val="EE0000"/>
+        </w:rPr>
+        <w:t>Justificación de la Arquitectura NoSQL para ComercioTech</w:t>
+      </w:r>
+      <w:bookmarkEnd w:id="12"/>
+    </w:p>
+    <w:p>
+      <w:pPr>
+        <w:pStyle w:val="Prrafodelista"/>
+        <w:numPr>
+          <w:ilvl w:val="0"/>
+          <w:numId w:val="6"/>
+        </w:numPr>
+        <w:spacing w:line="276" w:lineRule="auto"/>
+        <w:jc w:val="left"/>
+        <w:rPr>
+          <w:rFonts w:ascii="Arial" w:hAnsi="Arial" w:cs="Arial"/>
+          <w:b/>
+          <w:bCs/>
+        </w:rPr>
+      </w:pPr>
+      <w:r>
+        <w:rPr>
+          <w:rFonts w:ascii="Arial" w:hAnsi="Arial" w:cs="Arial"/>
+          <w:b/>
+          <w:bCs/>
+        </w:rPr>
+        <w:t>Modelado Flexible</w:t>
+      </w:r>
+      <w:r>
+        <w:rPr>
+          <w:rFonts w:ascii="Arial" w:hAnsi="Arial" w:cs="Arial"/>
+          <w:b/>
+          <w:bCs/>
+        </w:rPr>
+        <w:t xml:space="preserve">: </w:t>
+      </w:r>
+      <w:r>
+        <w:rPr>
+          <w:rFonts w:ascii="Arial" w:hAnsi="Arial" w:cs="Arial"/>
+        </w:rPr>
+        <w:t xml:space="preserve">Los artículos </w:t>
+      </w:r>
+      <w:r>
+        <w:rPr>
+          <w:rFonts w:ascii="Arial" w:hAnsi="Arial" w:cs="Arial"/>
+        </w:rPr>
+        <w:t>que vende</w:t>
+      </w:r>
+      <w:r>
+        <w:rPr>
+          <w:rFonts w:ascii="Arial" w:hAnsi="Arial" w:cs="Arial"/>
+        </w:rPr>
+        <w:t xml:space="preserve"> ComercioTech poseen fichas técnicas altamente variables (R</w:t>
+      </w:r>
+      <w:r>
+        <w:rPr>
+          <w:rFonts w:ascii="Arial" w:hAnsi="Arial" w:cs="Arial"/>
+        </w:rPr>
+        <w:t>am</w:t>
+      </w:r>
+      <w:r>
+        <w:rPr>
+          <w:rFonts w:ascii="Arial" w:hAnsi="Arial" w:cs="Arial"/>
+        </w:rPr>
+        <w:t xml:space="preserve"> vs Monitores). Almacenarlos en formato de documentos BSON </w:t>
+      </w:r>
+      <w:r>
+        <w:rPr>
+          <w:rFonts w:ascii="Arial" w:hAnsi="Arial" w:cs="Arial"/>
+        </w:rPr>
+        <w:t xml:space="preserve">nos </w:t>
+      </w:r>
+      <w:r>
+        <w:rPr>
+          <w:rFonts w:ascii="Arial" w:hAnsi="Arial" w:cs="Arial"/>
+        </w:rPr>
+        <w:t>permite que cada registro posea sus propios atributos dinámicos sin forzar campos nulos en tablas rígidas.</w:t>
+      </w:r>
+    </w:p>
+    <w:p>
+      <w:pPr>
+        <w:pStyle w:val="Prrafodelista"/>
+        <w:spacing w:line="276" w:lineRule="auto"/>
+        <w:ind w:left="1428"/>
+        <w:jc w:val="left"/>
+        <w:rPr>
+          <w:rFonts w:ascii="Arial" w:hAnsi="Arial" w:cs="Arial"/>
+          <w:b/>
+          <w:bCs/>
+        </w:rPr>
+      </w:pPr>
+    </w:p>
+    <w:p>
+      <w:pPr>
+        <w:pStyle w:val="Prrafodelista"/>
+        <w:numPr>
+          <w:ilvl w:val="0"/>
+          <w:numId w:val="6"/>
+        </w:numPr>
+        <w:spacing w:line="276" w:lineRule="auto"/>
+        <w:jc w:val="left"/>
+        <w:rPr>
+          <w:rFonts w:ascii="Arial" w:hAnsi="Arial" w:cs="Arial"/>
+          <w:b/>
+          <w:bCs/>
+        </w:rPr>
+      </w:pPr>
+      <w:r>
+        <w:rPr>
+          <w:rFonts w:ascii="Arial" w:hAnsi="Arial" w:cs="Arial"/>
+          <w:b/>
+          <w:bCs/>
+        </w:rPr>
+        <w:t xml:space="preserve">Escalabilidad: </w:t>
+      </w:r>
+      <w:r>
+        <w:rPr>
+          <w:rFonts w:ascii="Arial" w:hAnsi="Arial" w:cs="Arial"/>
+        </w:rPr>
+        <w:t>La base de datos</w:t>
+      </w:r>
+      <w:r>
+        <w:rPr>
+          <w:rFonts w:ascii="Arial" w:hAnsi="Arial" w:cs="Arial"/>
+        </w:rPr>
+        <w:t xml:space="preserve"> No Estructurada</w:t>
+      </w:r>
+      <w:r>
+        <w:rPr>
+          <w:rFonts w:ascii="Arial" w:hAnsi="Arial" w:cs="Arial"/>
+        </w:rPr>
+        <w:t xml:space="preserve"> está preparada para implementar </w:t>
+      </w:r>
+      <w:r>
+        <w:rPr>
+          <w:rFonts w:ascii="Arial" w:hAnsi="Arial" w:cs="Arial"/>
+          <w:i/>
+          <w:iCs/>
+        </w:rPr>
+        <w:t>sharding</w:t>
+      </w:r>
+      <w:r>
+        <w:rPr>
+          <w:rFonts w:ascii="Arial" w:hAnsi="Arial" w:cs="Arial"/>
+        </w:rPr>
+        <w:t xml:space="preserve"> automatizado, </w:t>
+      </w:r>
+      <w:r>
+        <w:rPr>
+          <w:rFonts w:ascii="Arial" w:hAnsi="Arial" w:cs="Arial"/>
+        </w:rPr>
+        <w:t>permitiéndonos distribuir</w:t>
+      </w:r>
+      <w:r>
+        <w:rPr>
+          <w:rFonts w:ascii="Arial" w:hAnsi="Arial" w:cs="Arial"/>
+        </w:rPr>
+        <w:t xml:space="preserve"> </w:t>
+      </w:r>
+      <w:r>
+        <w:rPr>
+          <w:rFonts w:ascii="Arial" w:hAnsi="Arial" w:cs="Arial"/>
+        </w:rPr>
+        <w:t>los datos entre múltiples nodos y así obtener una escalabilidad a medida que aumente la carga del sistema.</w:t>
+      </w:r>
+    </w:p>
+    <w:p>
+      <w:pPr>
+        <w:pStyle w:val="Prrafodelista"/>
+        <w:spacing w:line="276" w:lineRule="auto"/>
+        <w:ind w:left="1428"/>
+        <w:jc w:val="left"/>
+        <w:rPr>
+          <w:rFonts w:ascii="Arial" w:hAnsi="Arial" w:cs="Arial"/>
+          <w:b/>
+          <w:bCs/>
+        </w:rPr>
+      </w:pPr>
+    </w:p>
+    <w:p>
+      <w:pPr>
+        <w:pStyle w:val="Ttulo2"/>
+        <w:spacing w:line="276" w:lineRule="auto"/>
+        <w:jc w:val="left"/>
+        <w:rPr>
+          <w:rFonts w:ascii="Arial" w:hAnsi="Arial" w:cs="Arial"/>
+          <w:b/>
+          <w:bCs/>
+          <w:color w:val="EE0000"/>
+        </w:rPr>
+      </w:pPr>
+      <w:bookmarkStart w:id="13" w:name="_Toc233672726"/>
+      <w:r>
+        <w:rPr>
+          <w:rFonts w:ascii="Arial" w:hAnsi="Arial" w:cs="Arial"/>
+          <w:b/>
+          <w:bCs/>
+          <w:color w:val="EE0000"/>
+        </w:rPr>
+        <w:t>Diccionario de Colecciones y Modelos Ilustrativos (JSON)</w:t>
+      </w:r>
+      <w:bookmarkEnd w:id="13"/>
+    </w:p>
+    <w:p>
+      <w:pPr>
+        <w:pStyle w:val="Ttulo3"/>
+        <w:spacing w:line="276" w:lineRule="auto"/>
+        <w:jc w:val="left"/>
+        <w:rPr>
+          <w:rFonts w:ascii="Arial" w:hAnsi="Arial" w:cs="Arial"/>
+          <w:b/>
+          <w:bCs/>
+          <w:color w:val="EE0000"/>
+        </w:rPr>
+      </w:pPr>
+      <w:bookmarkStart w:id="14" w:name="_Toc233672727"/>
+      <w:r>
+        <w:rPr>
+          <w:rFonts w:ascii="Arial" w:hAnsi="Arial" w:cs="Arial"/>
+          <w:b/>
+          <w:bCs/>
+          <w:color w:val="EE0000"/>
+        </w:rPr>
+        <w:t>Colección ‘clientes’</w:t>
+      </w:r>
+      <w:bookmarkEnd w:id="14"/>
+    </w:p>
+    <w:p>
+      <w:pPr>
+        <w:spacing w:line="276" w:lineRule="auto"/>
+        <w:jc w:val="left"/>
+        <w:rPr>
+          <w:rFonts w:ascii="Arial" w:hAnsi="Arial" w:cs="Arial"/>
+        </w:rPr>
+      </w:pPr>
+      <w:r>
+        <w:rPr>
+          <w:rFonts w:ascii="Arial" w:hAnsi="Arial" w:cs="Arial"/>
+        </w:rPr>
+        <w:t>Almacena la información de la identidad y contacto de los compradores de la plataforma</w:t>
+      </w:r>
+      <w:r>
+        <w:rPr>
+          <w:rFonts w:ascii="Arial" w:hAnsi="Arial" w:cs="Arial"/>
+        </w:rPr>
+        <w:t>.</w:t>
+      </w:r>
+      <w:r>
+        <w:rPr>
+          <w:rFonts w:ascii="Arial" w:hAnsi="Arial" w:cs="Arial"/>
+        </w:rPr>
+        <w:t xml:space="preserve"> </w:t>
+      </w:r>
+    </w:p>
+    <w:p>
+      <w:pPr>
+        <w:spacing w:line="276" w:lineRule="auto"/>
+        <w:jc w:val="left"/>
+        <w:rPr>
+          <w:rFonts w:ascii="Arial" w:hAnsi="Arial" w:cs="Arial"/>
+        </w:rPr>
+      </w:pPr>
+      <w:r>
+        <w:rPr>
+          <w:rFonts w:ascii="Arial" w:hAnsi="Arial" w:cs="Arial"/>
+          <w:b/>
+          <w:bCs/>
+        </w:rPr>
+        <w:t>Campos utilizados:</w:t>
+      </w:r>
+      <w:r>
+        <w:rPr>
+          <w:rFonts w:ascii="Arial" w:hAnsi="Arial" w:cs="Arial"/>
+        </w:rPr>
+        <w:t xml:space="preserve"> _id (ObjectId), nombre (str), rut (Int), correo (str), fecha_creacion (String/DateTime).</w:t>
+      </w:r>
+    </w:p>
+    <w:p>
+      <w:pPr>
+        <w:spacing w:line="276" w:lineRule="auto"/>
+        <w:jc w:val="left"/>
+        <w:rPr>
+          <w:rFonts w:ascii="Arial" w:hAnsi="Arial" w:cs="Arial"/>
+          <w:b/>
+          <w:bCs/>
+        </w:rPr>
+      </w:pPr>
+      <w:r>
+        <w:rPr>
+          <w:rFonts w:ascii="Arial" w:hAnsi="Arial" w:cs="Arial"/>
+          <w:b/>
+          <w:bCs/>
+        </w:rPr>
+        <w:t>    {</w:t>
+      </w:r>
+    </w:p>
+    <w:p>
+      <w:pPr>
+        <w:spacing w:line="276" w:lineRule="auto"/>
+        <w:jc w:val="left"/>
+        <w:rPr>
+          <w:rFonts w:ascii="Arial" w:hAnsi="Arial" w:cs="Arial"/>
+          <w:b/>
+          <w:bCs/>
+        </w:rPr>
+      </w:pPr>
+      <w:r>
+        <w:rPr>
+          <w:rFonts w:ascii="Arial" w:hAnsi="Arial" w:cs="Arial"/>
+          <w:b/>
+          <w:bCs/>
+        </w:rPr>
+        <w:t>        "_id": "667cb4a2f1d2c3a4b5e6f7a8",</w:t>
+      </w:r>
+    </w:p>
+    <w:p>
+      <w:pPr>
+        <w:spacing w:line="276" w:lineRule="auto"/>
+        <w:jc w:val="left"/>
+        <w:rPr>
+          <w:rFonts w:ascii="Arial" w:hAnsi="Arial" w:cs="Arial"/>
+          <w:b/>
+          <w:bCs/>
+        </w:rPr>
+      </w:pPr>
+      <w:r>
+        <w:rPr>
+          <w:rFonts w:ascii="Arial" w:hAnsi="Arial" w:cs="Arial"/>
+          <w:b/>
+          <w:bCs/>
+        </w:rPr>
+        <w:t>        "nombre": "ABCDE",</w:t>
+      </w:r>
+    </w:p>
+    <w:p>
+      <w:pPr>
+        <w:spacing w:line="276" w:lineRule="auto"/>
+        <w:jc w:val="left"/>
+        <w:rPr>
+          <w:rFonts w:ascii="Arial" w:hAnsi="Arial" w:cs="Arial"/>
+          <w:b/>
+          <w:bCs/>
+        </w:rPr>
+      </w:pPr>
+      <w:r>
+        <w:rPr>
+          <w:rFonts w:ascii="Arial" w:hAnsi="Arial" w:cs="Arial"/>
+          <w:b/>
+          <w:bCs/>
+        </w:rPr>
+        <w:t>        "rut": 123456789,</w:t>
+      </w:r>
+    </w:p>
+    <w:p>
+      <w:pPr>
+        <w:spacing w:line="276" w:lineRule="auto"/>
+        <w:jc w:val="left"/>
+        <w:rPr>
+          <w:rFonts w:ascii="Arial" w:hAnsi="Arial" w:cs="Arial"/>
+          <w:b/>
+          <w:bCs/>
+        </w:rPr>
+      </w:pPr>
+      <w:r>
+        <w:rPr>
+          <w:rFonts w:ascii="Arial" w:hAnsi="Arial" w:cs="Arial"/>
+          <w:b/>
+          <w:bCs/>
+        </w:rPr>
+        <w:t>        "correo": "ABCDE@GMAIL.COM",</w:t>
+      </w:r>
+    </w:p>
+    <w:p>
+      <w:pPr>
+        <w:spacing w:line="276" w:lineRule="auto"/>
+        <w:jc w:val="left"/>
+        <w:rPr>
+          <w:rFonts w:ascii="Arial" w:hAnsi="Arial" w:cs="Arial"/>
+          <w:b/>
+          <w:bCs/>
+        </w:rPr>
+      </w:pPr>
+      <w:r>
+        <w:rPr>
+          <w:rFonts w:ascii="Arial" w:hAnsi="Arial" w:cs="Arial"/>
+          <w:b/>
+          <w:bCs/>
+        </w:rPr>
+        <w:t>        "fecha_creacion": "10-10-2010 13:00:00"</w:t>
+      </w:r>
+    </w:p>
+    <w:p>
+      <w:pPr>
+        <w:spacing w:line="276" w:lineRule="auto"/>
+        <w:jc w:val="left"/>
+        <w:rPr>
+          <w:rFonts w:ascii="Arial" w:hAnsi="Arial" w:cs="Arial"/>
+          <w:b/>
+          <w:bCs/>
+        </w:rPr>
+      </w:pPr>
+      <w:r>
+        <w:rPr>
+          <w:rFonts w:ascii="Arial" w:hAnsi="Arial" w:cs="Arial"/>
+          <w:b/>
+          <w:bCs/>
+        </w:rPr>
+        <w:t>    }</w:t>
+      </w:r>
+    </w:p>
+    <w:p>
+      <w:pPr>
+        <w:spacing w:line="276" w:lineRule="auto"/>
+        <w:jc w:val="left"/>
+        <w:rPr>
+          <w:rFonts w:ascii="Arial" w:hAnsi="Arial" w:cs="Arial"/>
+        </w:rPr>
+      </w:pPr>
+    </w:p>
+    <w:p>
+      <w:pPr>
+        <w:spacing w:line="276" w:lineRule="auto"/>
+        <w:jc w:val="left"/>
+        <w:rPr>
+          <w:rFonts w:ascii="Arial" w:hAnsi="Arial" w:cs="Arial"/>
+        </w:rPr>
+      </w:pPr>
+    </w:p>
+    <w:p>
+      <w:pPr>
+        <w:spacing w:line="276" w:lineRule="auto"/>
+        <w:jc w:val="left"/>
+        <w:rPr>
+          <w:rFonts w:ascii="Arial" w:hAnsi="Arial" w:cs="Arial"/>
+        </w:rPr>
+      </w:pPr>
+    </w:p>
+    <w:p>
+      <w:pPr>
+        <w:spacing w:line="276" w:lineRule="auto"/>
+        <w:jc w:val="left"/>
+        <w:rPr>
+          <w:rFonts w:ascii="Arial" w:hAnsi="Arial" w:cs="Arial"/>
+        </w:rPr>
+      </w:pPr>
+    </w:p>
+    <w:p>
+      <w:pPr>
+        <w:spacing w:line="276" w:lineRule="auto"/>
+        <w:jc w:val="left"/>
+        <w:rPr>
+          <w:rFonts w:ascii="Arial" w:hAnsi="Arial" w:cs="Arial"/>
+        </w:rPr>
+      </w:pPr>
+    </w:p>
+    <w:p>
+      <w:pPr>
+        <w:spacing w:line="276" w:lineRule="auto"/>
+        <w:jc w:val="left"/>
+        <w:rPr>
+          <w:rFonts w:ascii="Arial" w:hAnsi="Arial" w:cs="Arial"/>
+        </w:rPr>
+      </w:pPr>
+    </w:p>
+    <w:p>
+      <w:pPr>
+        <w:spacing w:line="276" w:lineRule="auto"/>
+        <w:jc w:val="left"/>
+        <w:rPr>
+          <w:rFonts w:ascii="Arial" w:hAnsi="Arial" w:cs="Arial"/>
+        </w:rPr>
+      </w:pPr>
+    </w:p>
+    <w:p>
+      <w:pPr>
+        <w:spacing w:line="276" w:lineRule="auto"/>
+        <w:jc w:val="left"/>
+        <w:rPr>
+          <w:rFonts w:ascii="Arial" w:hAnsi="Arial" w:cs="Arial"/>
+        </w:rPr>
+      </w:pPr>
+    </w:p>
+    <w:p>
+      <w:pPr>
+        <w:spacing w:line="276" w:lineRule="auto"/>
+        <w:jc w:val="left"/>
+        <w:rPr>
+          <w:rFonts w:ascii="Arial" w:hAnsi="Arial" w:cs="Arial"/>
+        </w:rPr>
+      </w:pPr>
+    </w:p>
+    <w:p>
+      <w:pPr>
+        <w:spacing w:line="276" w:lineRule="auto"/>
+        <w:jc w:val="left"/>
+        <w:rPr>
+          <w:rFonts w:ascii="Arial" w:hAnsi="Arial" w:cs="Arial"/>
+        </w:rPr>
+      </w:pPr>
+    </w:p>
+    <w:p>
+      <w:pPr>
+        <w:spacing w:line="276" w:lineRule="auto"/>
+        <w:jc w:val="left"/>
+        <w:rPr>
+          <w:rFonts w:ascii="Arial" w:hAnsi="Arial" w:cs="Arial"/>
+        </w:rPr>
+      </w:pPr>
+    </w:p>
+    <w:p>
+      <w:pPr>
+        <w:pStyle w:val="Ttulo3"/>
+        <w:spacing w:line="276" w:lineRule="auto"/>
+        <w:jc w:val="left"/>
+        <w:rPr>
+          <w:rFonts w:ascii="Arial" w:hAnsi="Arial" w:cs="Arial"/>
+          <w:b/>
+          <w:bCs/>
+          <w:color w:val="EE0000"/>
+        </w:rPr>
+      </w:pPr>
+      <w:bookmarkStart w:id="15" w:name="_Toc233672728"/>
+      <w:r>
+        <w:rPr>
+          <w:rFonts w:ascii="Arial" w:hAnsi="Arial" w:cs="Arial"/>
+          <w:b/>
+          <w:bCs/>
+          <w:color w:val="EE0000"/>
+        </w:rPr>
+        <w:t>Colección ‘empleados’</w:t>
+      </w:r>
+      <w:bookmarkEnd w:id="15"/>
+    </w:p>
+    <w:p>
+      <w:pPr>
+        <w:spacing w:line="276" w:lineRule="auto"/>
+        <w:jc w:val="left"/>
+        <w:rPr>
+          <w:rFonts w:ascii="Arial" w:hAnsi="Arial" w:cs="Arial"/>
+        </w:rPr>
+      </w:pPr>
+      <w:r>
+        <w:rPr>
+          <w:rFonts w:ascii="Arial" w:hAnsi="Arial" w:cs="Arial"/>
+        </w:rPr>
+        <w:t>Almacena las credenciales y el control de acceso diferido según el nivel de privilegios asignado.</w:t>
+      </w:r>
+      <w:r>
+        <w:rPr>
+          <w:rFonts w:ascii="Arial" w:hAnsi="Arial" w:cs="Arial"/>
+        </w:rPr>
+        <w:t xml:space="preserve"> </w:t>
+      </w:r>
+      <w:r>
+        <w:rPr>
+          <w:rFonts w:ascii="Arial" w:hAnsi="Arial" w:cs="Arial"/>
+        </w:rPr>
+        <w:t>Se aplica directivas de seguridad protegiendo contraseñas mediante funciones hash.</w:t>
+      </w:r>
+    </w:p>
+    <w:p>
+      <w:pPr>
+        <w:spacing w:line="276" w:lineRule="auto"/>
+        <w:jc w:val="left"/>
+        <w:rPr>
+          <w:rFonts w:ascii="Arial" w:hAnsi="Arial" w:cs="Arial"/>
+        </w:rPr>
+      </w:pPr>
+      <w:r>
+        <w:rPr>
+          <w:rFonts w:ascii="Arial" w:hAnsi="Arial" w:cs="Arial"/>
+          <w:b/>
+          <w:bCs/>
+        </w:rPr>
+        <w:t>Campos</w:t>
+      </w:r>
+      <w:r>
+        <w:rPr>
+          <w:rFonts w:ascii="Arial" w:hAnsi="Arial" w:cs="Arial"/>
+        </w:rPr>
+        <w:t xml:space="preserve"> </w:t>
+      </w:r>
+      <w:r>
+        <w:rPr>
+          <w:rFonts w:ascii="Arial" w:hAnsi="Arial" w:cs="Arial"/>
+          <w:b/>
+          <w:bCs/>
+        </w:rPr>
+        <w:t>utilizados:</w:t>
+      </w:r>
+      <w:r>
+        <w:rPr>
+          <w:rFonts w:ascii="Arial" w:hAnsi="Arial" w:cs="Arial"/>
+        </w:rPr>
+        <w:t xml:space="preserve"> </w:t>
+      </w:r>
+      <w:r>
+        <w:rPr>
+          <w:rFonts w:ascii="Arial" w:hAnsi="Arial" w:cs="Arial"/>
+        </w:rPr>
+        <w:t xml:space="preserve">_id (ObjectId), nombre (str), rut (str), correo (str), </w:t>
+      </w:r>
+      <w:r>
+        <w:rPr>
+          <w:rFonts w:ascii="Arial" w:hAnsi="Arial" w:cs="Arial"/>
+        </w:rPr>
+        <w:t>tel</w:t>
+      </w:r>
+      <w:r>
+        <w:rPr>
+          <w:rFonts w:ascii="Arial" w:hAnsi="Arial" w:cs="Arial"/>
+        </w:rPr>
+        <w:t>e</w:t>
+      </w:r>
+      <w:r>
+        <w:rPr>
+          <w:rFonts w:ascii="Arial" w:hAnsi="Arial" w:cs="Arial"/>
+        </w:rPr>
+        <w:t>fono</w:t>
+      </w:r>
+      <w:r>
+        <w:rPr>
+          <w:rFonts w:ascii="Arial" w:hAnsi="Arial" w:cs="Arial"/>
+        </w:rPr>
+        <w:t xml:space="preserve"> (str), </w:t>
+      </w:r>
+      <w:r>
+        <w:rPr>
+          <w:rFonts w:ascii="Arial" w:hAnsi="Arial" w:cs="Arial"/>
+        </w:rPr>
+        <w:t xml:space="preserve"> </w:t>
+      </w:r>
+      <w:r>
+        <w:rPr>
+          <w:rFonts w:ascii="Arial" w:hAnsi="Arial" w:cs="Arial"/>
+        </w:rPr>
+        <w:t xml:space="preserve">cargo (String), rol (String), fecha_contrato (DateTime), contraseña (str/hash).    </w:t>
+      </w:r>
+    </w:p>
+    <w:p>
+      <w:pPr>
+        <w:spacing w:line="276" w:lineRule="auto"/>
+        <w:jc w:val="left"/>
+        <w:rPr>
+          <w:rFonts w:ascii="Arial" w:hAnsi="Arial" w:cs="Arial"/>
+          <w:b/>
+          <w:bCs/>
+        </w:rPr>
+      </w:pPr>
+      <w:r>
+        <w:rPr>
+          <w:rFonts w:ascii="Arial" w:hAnsi="Arial" w:cs="Arial"/>
+          <w:b/>
+          <w:bCs/>
+        </w:rPr>
+        <w:t>    {</w:t>
+      </w:r>
+    </w:p>
+    <w:p>
+      <w:pPr>
+        <w:spacing w:line="276" w:lineRule="auto"/>
+        <w:jc w:val="left"/>
+        <w:rPr>
+          <w:rFonts w:ascii="Arial" w:hAnsi="Arial" w:cs="Arial"/>
+          <w:b/>
+          <w:bCs/>
+        </w:rPr>
+      </w:pPr>
+      <w:r>
+        <w:rPr>
+          <w:rFonts w:ascii="Arial" w:hAnsi="Arial" w:cs="Arial"/>
+          <w:b/>
+          <w:bCs/>
+        </w:rPr>
+        <w:t>        "_id": "667cb4a2f1d2c3a4b5e6f7a9",</w:t>
+      </w:r>
+    </w:p>
+    <w:p>
+      <w:pPr>
+        <w:spacing w:line="276" w:lineRule="auto"/>
+        <w:jc w:val="left"/>
+        <w:rPr>
+          <w:rFonts w:ascii="Arial" w:hAnsi="Arial" w:cs="Arial"/>
+          <w:b/>
+          <w:bCs/>
+        </w:rPr>
+      </w:pPr>
+      <w:r>
+        <w:rPr>
+          <w:rFonts w:ascii="Arial" w:hAnsi="Arial" w:cs="Arial"/>
+          <w:b/>
+          <w:bCs/>
+        </w:rPr>
+        <w:t>        "nombre": "BCDE",</w:t>
+      </w:r>
+    </w:p>
+    <w:p>
+      <w:pPr>
+        <w:spacing w:line="276" w:lineRule="auto"/>
+        <w:jc w:val="left"/>
+        <w:rPr>
+          <w:rFonts w:ascii="Arial" w:hAnsi="Arial" w:cs="Arial"/>
+          <w:b/>
+          <w:bCs/>
+        </w:rPr>
+      </w:pPr>
+      <w:r>
+        <w:rPr>
+          <w:rFonts w:ascii="Arial" w:hAnsi="Arial" w:cs="Arial"/>
+          <w:b/>
+          <w:bCs/>
+        </w:rPr>
+        <w:t>        "rut": "987654321-K",</w:t>
+      </w:r>
+    </w:p>
+    <w:p>
+      <w:pPr>
+        <w:spacing w:line="276" w:lineRule="auto"/>
+        <w:jc w:val="left"/>
+        <w:rPr>
+          <w:rFonts w:ascii="Arial" w:hAnsi="Arial" w:cs="Arial"/>
+          <w:b/>
+          <w:bCs/>
+        </w:rPr>
+      </w:pPr>
+      <w:r>
+        <w:rPr>
+          <w:rFonts w:ascii="Arial" w:hAnsi="Arial" w:cs="Arial"/>
+          <w:b/>
+          <w:bCs/>
+        </w:rPr>
+        <w:t>        "correo": "BCDE@GMAIL.COM",</w:t>
+      </w:r>
+    </w:p>
+    <w:p>
+      <w:pPr>
+        <w:spacing w:line="276" w:lineRule="auto"/>
+        <w:jc w:val="left"/>
+        <w:rPr>
+          <w:rFonts w:ascii="Arial" w:hAnsi="Arial" w:cs="Arial"/>
+          <w:b/>
+          <w:bCs/>
+        </w:rPr>
+      </w:pPr>
+      <w:r>
+        <w:rPr>
+          <w:rFonts w:ascii="Arial" w:hAnsi="Arial" w:cs="Arial"/>
+          <w:b/>
+          <w:bCs/>
+        </w:rPr>
+        <w:t>        "telefono": "+56912346789",</w:t>
+      </w:r>
+    </w:p>
+    <w:p>
+      <w:pPr>
+        <w:spacing w:line="276" w:lineRule="auto"/>
+        <w:jc w:val="left"/>
+        <w:rPr>
+          <w:rFonts w:ascii="Arial" w:hAnsi="Arial" w:cs="Arial"/>
+          <w:b/>
+          <w:bCs/>
+        </w:rPr>
+      </w:pPr>
+      <w:r>
+        <w:rPr>
+          <w:rFonts w:ascii="Arial" w:hAnsi="Arial" w:cs="Arial"/>
+          <w:b/>
+          <w:bCs/>
+        </w:rPr>
+        <w:t>        "cargo": "Administrador",</w:t>
+      </w:r>
+    </w:p>
+    <w:p>
+      <w:pPr>
+        <w:spacing w:line="276" w:lineRule="auto"/>
+        <w:jc w:val="left"/>
+        <w:rPr>
+          <w:rFonts w:ascii="Arial" w:hAnsi="Arial" w:cs="Arial"/>
+          <w:b/>
+          <w:bCs/>
+        </w:rPr>
+      </w:pPr>
+      <w:r>
+        <w:rPr>
+          <w:rFonts w:ascii="Arial" w:hAnsi="Arial" w:cs="Arial"/>
+          <w:b/>
+          <w:bCs/>
+        </w:rPr>
+        <w:t>        "rol": "admin",</w:t>
+      </w:r>
+    </w:p>
+    <w:p>
+      <w:pPr>
+        <w:spacing w:line="276" w:lineRule="auto"/>
+        <w:jc w:val="left"/>
+        <w:rPr>
+          <w:rFonts w:ascii="Arial" w:hAnsi="Arial" w:cs="Arial"/>
+          <w:b/>
+          <w:bCs/>
+        </w:rPr>
+      </w:pPr>
+      <w:r>
+        <w:rPr>
+          <w:rFonts w:ascii="Arial" w:hAnsi="Arial" w:cs="Arial"/>
+          <w:b/>
+          <w:bCs/>
+        </w:rPr>
+        <w:t>        "fecha_contrato": "01-01-2001 09:30:04",</w:t>
+      </w:r>
+    </w:p>
+    <w:p>
+      <w:pPr>
+        <w:spacing w:line="276" w:lineRule="auto"/>
+        <w:jc w:val="left"/>
+        <w:rPr>
+          <w:rFonts w:ascii="Arial" w:hAnsi="Arial" w:cs="Arial"/>
+          <w:b/>
+          <w:bCs/>
+        </w:rPr>
+      </w:pPr>
+      <w:r>
+        <w:rPr>
+          <w:rFonts w:ascii="Arial" w:hAnsi="Arial" w:cs="Arial"/>
+          <w:b/>
+          <w:bCs/>
+        </w:rPr>
+        <w:t>        "contrasena": "$2b$12$eImiTxAk4vmM8Kj3</w:t>
+      </w:r>
+      <w:proofErr w:type="gramStart"/>
+      <w:r>
+        <w:rPr>
+          <w:rFonts w:ascii="Arial" w:hAnsi="Arial" w:cs="Arial"/>
+          <w:b/>
+          <w:bCs/>
+        </w:rPr>
+        <w:t>W...</w:t>
+      </w:r>
+      <w:proofErr w:type="gramEnd"/>
+      <w:r>
+        <w:rPr>
+          <w:rFonts w:ascii="Arial" w:hAnsi="Arial" w:cs="Arial"/>
+          <w:b/>
+          <w:bCs/>
+        </w:rPr>
+        <w:t>"</w:t>
+      </w:r>
+    </w:p>
+    <w:p>
+      <w:pPr>
+        <w:spacing w:line="276" w:lineRule="auto"/>
+        <w:jc w:val="left"/>
+        <w:rPr>
+          <w:rFonts w:ascii="Arial" w:hAnsi="Arial" w:cs="Arial"/>
+          <w:b/>
+          <w:bCs/>
+        </w:rPr>
+      </w:pPr>
+      <w:r>
+        <w:rPr>
+          <w:rFonts w:ascii="Arial" w:hAnsi="Arial" w:cs="Arial"/>
+          <w:b/>
+          <w:bCs/>
+        </w:rPr>
+        <w:t>    }</w:t>
+      </w:r>
+    </w:p>
+    <w:p>
+      <w:pPr>
+        <w:spacing w:line="276" w:lineRule="auto"/>
+        <w:jc w:val="left"/>
+        <w:rPr>
+          <w:rFonts w:ascii="Arial" w:hAnsi="Arial" w:cs="Arial"/>
+        </w:rPr>
+      </w:pPr>
+    </w:p>
+    <w:p>
+      <w:pPr>
+        <w:pStyle w:val="Ttulo3"/>
+        <w:spacing w:line="276" w:lineRule="auto"/>
+        <w:jc w:val="left"/>
+        <w:rPr>
+          <w:rFonts w:ascii="Arial" w:hAnsi="Arial" w:cs="Arial"/>
+          <w:b/>
+          <w:bCs/>
+          <w:color w:val="EE0000"/>
+        </w:rPr>
+      </w:pPr>
+      <w:bookmarkStart w:id="16" w:name="_Toc233672729"/>
+      <w:r>
+        <w:rPr>
+          <w:rFonts w:ascii="Arial" w:hAnsi="Arial" w:cs="Arial"/>
+          <w:b/>
+          <w:bCs/>
+          <w:color w:val="EE0000"/>
+        </w:rPr>
+        <w:t>Colección ‘productos’</w:t>
+      </w:r>
+      <w:bookmarkEnd w:id="16"/>
+    </w:p>
+    <w:p>
+      <w:pPr>
+        <w:spacing w:line="276" w:lineRule="auto"/>
+        <w:jc w:val="left"/>
+        <w:rPr>
+          <w:rFonts w:ascii="Arial" w:hAnsi="Arial" w:cs="Arial"/>
+        </w:rPr>
+      </w:pPr>
+      <w:r>
+        <w:rPr>
+          <w:rFonts w:ascii="Arial" w:hAnsi="Arial" w:cs="Arial"/>
+        </w:rPr>
+        <w:t>Almacena la información de los productos registrados en el sistema, dependiendo del producto su descripción</w:t>
+      </w:r>
+      <w:r>
+        <w:rPr>
+          <w:rFonts w:ascii="Arial" w:hAnsi="Arial" w:cs="Arial"/>
+        </w:rPr>
+        <w:t xml:space="preserve"> (</w:t>
+      </w:r>
+      <w:r>
+        <w:rPr>
+          <w:rFonts w:ascii="Arial" w:hAnsi="Arial" w:cs="Arial"/>
+        </w:rPr>
+        <w:t xml:space="preserve">puede </w:t>
+      </w:r>
+      <w:r>
+        <w:rPr>
+          <w:rFonts w:ascii="Arial" w:hAnsi="Arial" w:cs="Arial"/>
+        </w:rPr>
+        <w:t xml:space="preserve">llegar a </w:t>
+      </w:r>
+      <w:r>
+        <w:rPr>
+          <w:rFonts w:ascii="Arial" w:hAnsi="Arial" w:cs="Arial"/>
+        </w:rPr>
+        <w:t>integrarse</w:t>
+      </w:r>
+      <w:r>
+        <w:rPr>
+          <w:rFonts w:ascii="Arial" w:hAnsi="Arial" w:cs="Arial"/>
+        </w:rPr>
+        <w:t xml:space="preserve"> un subdocumento</w:t>
+      </w:r>
+      <w:r>
+        <w:rPr>
+          <w:rFonts w:ascii="Arial" w:hAnsi="Arial" w:cs="Arial"/>
+        </w:rPr>
+        <w:t xml:space="preserve"> con datos </w:t>
+      </w:r>
+      <w:r>
+        <w:rPr>
+          <w:rFonts w:ascii="Arial" w:hAnsi="Arial" w:cs="Arial"/>
+        </w:rPr>
+        <w:t>más</w:t>
+      </w:r>
+      <w:r>
+        <w:rPr>
+          <w:rFonts w:ascii="Arial" w:hAnsi="Arial" w:cs="Arial"/>
+        </w:rPr>
+        <w:t xml:space="preserve"> </w:t>
+      </w:r>
+      <w:r>
+        <w:rPr>
+          <w:rFonts w:ascii="Arial" w:hAnsi="Arial" w:cs="Arial"/>
+        </w:rPr>
+        <w:t>específicos</w:t>
+      </w:r>
+      <w:r>
+        <w:rPr>
+          <w:rFonts w:ascii="Arial" w:hAnsi="Arial" w:cs="Arial"/>
+        </w:rPr>
+        <w:t>).</w:t>
+      </w:r>
+    </w:p>
+    <w:p>
+      <w:pPr>
+        <w:spacing w:line="276" w:lineRule="auto"/>
+        <w:jc w:val="left"/>
+        <w:rPr>
+          <w:rFonts w:ascii="Arial" w:hAnsi="Arial" w:cs="Arial"/>
+        </w:rPr>
+      </w:pPr>
+      <w:r>
+        <w:rPr>
+          <w:rFonts w:ascii="Arial" w:hAnsi="Arial" w:cs="Arial"/>
+          <w:b/>
+          <w:bCs/>
+        </w:rPr>
+        <w:t>Campos</w:t>
+      </w:r>
+      <w:r>
+        <w:rPr>
+          <w:rFonts w:ascii="Arial" w:hAnsi="Arial" w:cs="Arial"/>
+        </w:rPr>
+        <w:t xml:space="preserve"> </w:t>
+      </w:r>
+      <w:r>
+        <w:rPr>
+          <w:rFonts w:ascii="Arial" w:hAnsi="Arial" w:cs="Arial"/>
+          <w:b/>
+          <w:bCs/>
+        </w:rPr>
+        <w:t>utilizados</w:t>
+      </w:r>
+      <w:r>
+        <w:rPr>
+          <w:rFonts w:ascii="Arial" w:hAnsi="Arial" w:cs="Arial"/>
+          <w:b/>
+          <w:bCs/>
+        </w:rPr>
+        <w:t>:</w:t>
+      </w:r>
+      <w:r>
+        <w:rPr>
+          <w:rFonts w:ascii="Arial" w:hAnsi="Arial" w:cs="Arial"/>
+        </w:rPr>
+        <w:t xml:space="preserve"> _id (ObjectId), nombre (str), descripcion (lista), precio (Int), categoria (str), stock (Int).</w:t>
+      </w:r>
+    </w:p>
+    <w:p>
+      <w:pPr>
+        <w:spacing w:line="276" w:lineRule="auto"/>
+        <w:jc w:val="left"/>
+        <w:rPr>
+          <w:rFonts w:ascii="Arial" w:hAnsi="Arial" w:cs="Arial"/>
+          <w:b/>
+          <w:bCs/>
+        </w:rPr>
+      </w:pPr>
+      <w:r>
+        <w:rPr>
+          <w:rFonts w:ascii="Arial" w:hAnsi="Arial" w:cs="Arial"/>
+          <w:b/>
+          <w:bCs/>
+        </w:rPr>
+        <w:t>    {</w:t>
+      </w:r>
+    </w:p>
+    <w:p>
+      <w:pPr>
+        <w:spacing w:line="276" w:lineRule="auto"/>
+        <w:jc w:val="left"/>
+        <w:rPr>
+          <w:rFonts w:ascii="Arial" w:hAnsi="Arial" w:cs="Arial"/>
+          <w:b/>
+          <w:bCs/>
+        </w:rPr>
+      </w:pPr>
+      <w:r>
+        <w:rPr>
+          <w:rFonts w:ascii="Arial" w:hAnsi="Arial" w:cs="Arial"/>
+          <w:b/>
+          <w:bCs/>
+        </w:rPr>
+        <w:t>        "_id": "667cb4a2f1d2c3a4b5e6f7b0",</w:t>
+      </w:r>
+    </w:p>
+    <w:p>
+      <w:pPr>
+        <w:spacing w:line="276" w:lineRule="auto"/>
+        <w:jc w:val="left"/>
+        <w:rPr>
+          <w:rFonts w:ascii="Arial" w:hAnsi="Arial" w:cs="Arial"/>
+          <w:b/>
+          <w:bCs/>
+        </w:rPr>
+      </w:pPr>
+      <w:r>
+        <w:rPr>
+          <w:rFonts w:ascii="Arial" w:hAnsi="Arial" w:cs="Arial"/>
+          <w:b/>
+          <w:bCs/>
+        </w:rPr>
+        <w:t>        "nombre": "monitor",</w:t>
+      </w:r>
+    </w:p>
+    <w:p>
+      <w:pPr>
+        <w:spacing w:line="276" w:lineRule="auto"/>
+        <w:jc w:val="left"/>
+        <w:rPr>
+          <w:rFonts w:ascii="Arial" w:hAnsi="Arial" w:cs="Arial"/>
+          <w:b/>
+          <w:bCs/>
+        </w:rPr>
+      </w:pPr>
+      <w:r>
+        <w:rPr>
+          <w:rFonts w:ascii="Arial" w:hAnsi="Arial" w:cs="Arial"/>
+          <w:b/>
+          <w:bCs/>
+        </w:rPr>
+        <w:t>        "descripcion": [</w:t>
+      </w:r>
+    </w:p>
+    <w:p>
+      <w:pPr>
+        <w:spacing w:line="276" w:lineRule="auto"/>
+        <w:jc w:val="left"/>
+        <w:rPr>
+          <w:rFonts w:ascii="Arial" w:hAnsi="Arial" w:cs="Arial"/>
+          <w:b/>
+          <w:bCs/>
+        </w:rPr>
+      </w:pPr>
+      <w:r>
+        <w:rPr>
+          <w:rFonts w:ascii="Arial" w:hAnsi="Arial" w:cs="Arial"/>
+          <w:b/>
+          <w:bCs/>
+        </w:rPr>
+        <w:t>            { "hz": 1000 },</w:t>
+      </w:r>
+    </w:p>
+    <w:p>
+      <w:pPr>
+        <w:spacing w:line="276" w:lineRule="auto"/>
+        <w:jc w:val="left"/>
+        <w:rPr>
+          <w:rFonts w:ascii="Arial" w:hAnsi="Arial" w:cs="Arial"/>
+          <w:b/>
+          <w:bCs/>
+        </w:rPr>
+      </w:pPr>
+      <w:r>
+        <w:rPr>
+          <w:rFonts w:ascii="Arial" w:hAnsi="Arial" w:cs="Arial"/>
+          <w:b/>
+          <w:bCs/>
+        </w:rPr>
+        <w:t>            { "tamano_cm": 70 }</w:t>
+      </w:r>
+    </w:p>
+    <w:p>
+      <w:pPr>
+        <w:spacing w:line="276" w:lineRule="auto"/>
+        <w:jc w:val="left"/>
+        <w:rPr>
+          <w:rFonts w:ascii="Arial" w:hAnsi="Arial" w:cs="Arial"/>
+          <w:b/>
+          <w:bCs/>
+        </w:rPr>
+      </w:pPr>
+      <w:r>
+        <w:rPr>
+          <w:rFonts w:ascii="Arial" w:hAnsi="Arial" w:cs="Arial"/>
+          <w:b/>
+          <w:bCs/>
+        </w:rPr>
+        <w:t>        ],</w:t>
+      </w:r>
+    </w:p>
+    <w:p>
+      <w:pPr>
+        <w:spacing w:line="276" w:lineRule="auto"/>
+        <w:jc w:val="left"/>
+        <w:rPr>
+          <w:rFonts w:ascii="Arial" w:hAnsi="Arial" w:cs="Arial"/>
+          <w:b/>
+          <w:bCs/>
+        </w:rPr>
+      </w:pPr>
+      <w:r>
+        <w:rPr>
+          <w:rFonts w:ascii="Arial" w:hAnsi="Arial" w:cs="Arial"/>
+          <w:b/>
+          <w:bCs/>
+        </w:rPr>
+        <w:t>        "precio": 150000,</w:t>
+      </w:r>
+    </w:p>
+    <w:p>
+      <w:pPr>
+        <w:spacing w:line="276" w:lineRule="auto"/>
+        <w:jc w:val="left"/>
+        <w:rPr>
+          <w:rFonts w:ascii="Arial" w:hAnsi="Arial" w:cs="Arial"/>
+          <w:b/>
+          <w:bCs/>
+        </w:rPr>
+      </w:pPr>
+      <w:r>
+        <w:rPr>
+          <w:rFonts w:ascii="Arial" w:hAnsi="Arial" w:cs="Arial"/>
+          <w:b/>
+          <w:bCs/>
+        </w:rPr>
+        <w:t>        "categoria": "computacion",</w:t>
+      </w:r>
+    </w:p>
+    <w:p>
+      <w:pPr>
+        <w:spacing w:line="276" w:lineRule="auto"/>
+        <w:jc w:val="left"/>
+        <w:rPr>
+          <w:rFonts w:ascii="Arial" w:hAnsi="Arial" w:cs="Arial"/>
+          <w:b/>
+          <w:bCs/>
+        </w:rPr>
+      </w:pPr>
+      <w:r>
+        <w:rPr>
+          <w:rFonts w:ascii="Arial" w:hAnsi="Arial" w:cs="Arial"/>
+          <w:b/>
+          <w:bCs/>
+        </w:rPr>
+        <w:t>        "stock": 25}</w:t>
+      </w:r>
+    </w:p>
+    <w:p>
+      <w:pPr>
+        <w:spacing w:line="276" w:lineRule="auto"/>
+        <w:jc w:val="left"/>
+        <w:rPr>
+          <w:rFonts w:ascii="Arial" w:hAnsi="Arial" w:cs="Arial"/>
+          <w:b/>
+          <w:bCs/>
+        </w:rPr>
+      </w:pPr>
+    </w:p>
+    <w:p>
+      <w:pPr>
+        <w:pStyle w:val="Ttulo3"/>
+        <w:spacing w:line="276" w:lineRule="auto"/>
+        <w:jc w:val="left"/>
+        <w:rPr>
+          <w:rFonts w:ascii="Arial" w:hAnsi="Arial" w:cs="Arial"/>
+          <w:b/>
+          <w:bCs/>
+          <w:color w:val="EE0000"/>
+        </w:rPr>
+      </w:pPr>
+      <w:bookmarkStart w:id="17" w:name="_Toc233672730"/>
+      <w:r>
+        <w:rPr>
+          <w:rFonts w:ascii="Arial" w:hAnsi="Arial" w:cs="Arial"/>
+          <w:b/>
+          <w:bCs/>
+          <w:color w:val="EE0000"/>
+        </w:rPr>
+        <w:t>Colección ‘pedidos’</w:t>
+      </w:r>
+      <w:bookmarkEnd w:id="17"/>
+    </w:p>
+    <w:p>
+      <w:pPr>
+        <w:spacing w:line="276" w:lineRule="auto"/>
+        <w:jc w:val="left"/>
+        <w:rPr>
+          <w:rFonts w:ascii="Arial" w:hAnsi="Arial" w:cs="Arial"/>
+        </w:rPr>
+      </w:pPr>
+      <w:r>
+        <w:rPr>
+          <w:rFonts w:ascii="Arial" w:hAnsi="Arial" w:cs="Arial"/>
+        </w:rPr>
+        <w:t xml:space="preserve">Almacena el procesamiento de boletas de venta. </w:t>
+      </w:r>
+      <w:r>
+        <w:rPr>
+          <w:rFonts w:ascii="Arial" w:hAnsi="Arial" w:cs="Arial"/>
+        </w:rPr>
+        <w:t>Relacionándose</w:t>
+      </w:r>
+      <w:r>
+        <w:rPr>
+          <w:rFonts w:ascii="Arial" w:hAnsi="Arial" w:cs="Arial"/>
+        </w:rPr>
+        <w:t xml:space="preserve"> con las entidades mediante referencias cruzadas a través del identificador del cliente, integrando un subdocumento que contiene el identificador del producto, nombre, precio y cantidad de los ítems comprados.</w:t>
+      </w:r>
+    </w:p>
+    <w:p>
+      <w:pPr>
+        <w:spacing w:line="276" w:lineRule="auto"/>
+        <w:jc w:val="left"/>
+        <w:rPr>
+          <w:rFonts w:ascii="Arial" w:hAnsi="Arial" w:cs="Arial"/>
+        </w:rPr>
+      </w:pPr>
+      <w:r>
+        <w:rPr>
+          <w:rFonts w:ascii="Arial" w:hAnsi="Arial" w:cs="Arial"/>
+          <w:b/>
+          <w:bCs/>
+        </w:rPr>
+        <w:t>Campos</w:t>
+      </w:r>
+      <w:r>
+        <w:rPr>
+          <w:rFonts w:ascii="Arial" w:hAnsi="Arial" w:cs="Arial"/>
+        </w:rPr>
+        <w:t xml:space="preserve"> </w:t>
+      </w:r>
+      <w:r>
+        <w:rPr>
+          <w:rFonts w:ascii="Arial" w:hAnsi="Arial" w:cs="Arial"/>
+          <w:b/>
+          <w:bCs/>
+        </w:rPr>
+        <w:t>utilizados:</w:t>
+      </w:r>
+      <w:r>
+        <w:rPr>
+          <w:rFonts w:ascii="Arial" w:hAnsi="Arial" w:cs="Arial"/>
+          <w:b/>
+          <w:bCs/>
+        </w:rPr>
+        <w:t xml:space="preserve"> </w:t>
+      </w:r>
+      <w:r>
+        <w:rPr>
+          <w:rFonts w:ascii="Arial" w:hAnsi="Arial" w:cs="Arial"/>
+        </w:rPr>
+        <w:t xml:space="preserve">_id (ObjectId), id_cliente (ObjectId), fecha_pedido (DateTime), </w:t>
+      </w:r>
+      <w:proofErr w:type="spellStart"/>
+      <w:r>
+        <w:rPr>
+          <w:rFonts w:ascii="Arial" w:hAnsi="Arial" w:cs="Arial"/>
+        </w:rPr>
+        <w:t>productos_pedidos</w:t>
+      </w:r>
+      <w:proofErr w:type="spellEnd"/>
+      <w:r>
+        <w:rPr>
+          <w:rFonts w:ascii="Arial" w:hAnsi="Arial" w:cs="Arial"/>
+        </w:rPr>
+        <w:t xml:space="preserve"> (lista), </w:t>
+      </w:r>
+      <w:proofErr w:type="spellStart"/>
+      <w:r>
+        <w:rPr>
+          <w:rFonts w:ascii="Arial" w:hAnsi="Arial" w:cs="Arial"/>
+        </w:rPr>
+        <w:t>total_pedido</w:t>
+      </w:r>
+      <w:proofErr w:type="spellEnd"/>
+      <w:r>
+        <w:rPr>
+          <w:rFonts w:ascii="Arial" w:hAnsi="Arial" w:cs="Arial"/>
+        </w:rPr>
+        <w:t xml:space="preserve"> (Int), estado (str).</w:t>
+      </w:r>
+    </w:p>
+    <w:p>
+      <w:pPr>
+        <w:spacing w:line="276" w:lineRule="auto"/>
+        <w:jc w:val="left"/>
+        <w:rPr>
+          <w:rFonts w:ascii="Arial" w:hAnsi="Arial" w:cs="Arial"/>
+          <w:b/>
+          <w:bCs/>
+        </w:rPr>
+      </w:pPr>
+      <w:r>
+        <w:rPr>
+          <w:rFonts w:ascii="Arial" w:hAnsi="Arial" w:cs="Arial"/>
+          <w:b/>
+          <w:bCs/>
+        </w:rPr>
+        <w:t>    {</w:t>
+      </w:r>
+    </w:p>
+    <w:p>
+      <w:pPr>
+        <w:spacing w:line="276" w:lineRule="auto"/>
+        <w:jc w:val="left"/>
+        <w:rPr>
+          <w:rFonts w:ascii="Arial" w:hAnsi="Arial" w:cs="Arial"/>
+          <w:b/>
+          <w:bCs/>
+        </w:rPr>
+      </w:pPr>
+      <w:r>
+        <w:rPr>
+          <w:rFonts w:ascii="Arial" w:hAnsi="Arial" w:cs="Arial"/>
+          <w:b/>
+          <w:bCs/>
+        </w:rPr>
+        <w:t>        "_id": "667cb4a2f1d2c3a4b5e6f7b1",</w:t>
+      </w:r>
+    </w:p>
+    <w:p>
+      <w:pPr>
+        <w:spacing w:line="276" w:lineRule="auto"/>
+        <w:jc w:val="left"/>
+        <w:rPr>
+          <w:rFonts w:ascii="Arial" w:hAnsi="Arial" w:cs="Arial"/>
+          <w:b/>
+          <w:bCs/>
+        </w:rPr>
+      </w:pPr>
+      <w:r>
+        <w:rPr>
+          <w:rFonts w:ascii="Arial" w:hAnsi="Arial" w:cs="Arial"/>
+          <w:b/>
+          <w:bCs/>
+        </w:rPr>
+        <w:t>        "id_cliente": "667cb4a2f1d2c3a4b5e6f7a8",</w:t>
+      </w:r>
+    </w:p>
+    <w:p>
+      <w:pPr>
+        <w:spacing w:line="276" w:lineRule="auto"/>
+        <w:jc w:val="left"/>
+        <w:rPr>
+          <w:rFonts w:ascii="Arial" w:hAnsi="Arial" w:cs="Arial"/>
+          <w:b/>
+          <w:bCs/>
+        </w:rPr>
+      </w:pPr>
+      <w:r>
+        <w:rPr>
+          <w:rFonts w:ascii="Arial" w:hAnsi="Arial" w:cs="Arial"/>
+          <w:b/>
+          <w:bCs/>
+        </w:rPr>
+        <w:t>        "fecha_pedido": "2026-06-26T22:30:00Z",</w:t>
+      </w:r>
+    </w:p>
+    <w:p>
+      <w:pPr>
+        <w:spacing w:line="276" w:lineRule="auto"/>
+        <w:jc w:val="left"/>
+        <w:rPr>
+          <w:rFonts w:ascii="Arial" w:hAnsi="Arial" w:cs="Arial"/>
+          <w:b/>
+          <w:bCs/>
+        </w:rPr>
+      </w:pPr>
+      <w:r>
+        <w:rPr>
+          <w:rFonts w:ascii="Arial" w:hAnsi="Arial" w:cs="Arial"/>
+          <w:b/>
+          <w:bCs/>
+        </w:rPr>
+        <w:t>        "</w:t>
+      </w:r>
+      <w:proofErr w:type="spellStart"/>
+      <w:r>
+        <w:rPr>
+          <w:rFonts w:ascii="Arial" w:hAnsi="Arial" w:cs="Arial"/>
+          <w:b/>
+          <w:bCs/>
+        </w:rPr>
+        <w:t>productos_pedidos</w:t>
+      </w:r>
+      <w:proofErr w:type="spellEnd"/>
+      <w:r>
+        <w:rPr>
+          <w:rFonts w:ascii="Arial" w:hAnsi="Arial" w:cs="Arial"/>
+          <w:b/>
+          <w:bCs/>
+        </w:rPr>
+        <w:t>": [</w:t>
+      </w:r>
+    </w:p>
+    <w:p>
+      <w:pPr>
+        <w:spacing w:line="276" w:lineRule="auto"/>
+        <w:jc w:val="left"/>
+        <w:rPr>
+          <w:rFonts w:ascii="Arial" w:hAnsi="Arial" w:cs="Arial"/>
+          <w:b/>
+          <w:bCs/>
+        </w:rPr>
+      </w:pPr>
+      <w:r>
+        <w:rPr>
+          <w:rFonts w:ascii="Arial" w:hAnsi="Arial" w:cs="Arial"/>
+          <w:b/>
+          <w:bCs/>
+        </w:rPr>
+        <w:t>            {</w:t>
+      </w:r>
+    </w:p>
+    <w:p>
+      <w:pPr>
+        <w:spacing w:line="276" w:lineRule="auto"/>
+        <w:jc w:val="left"/>
+        <w:rPr>
+          <w:rFonts w:ascii="Arial" w:hAnsi="Arial" w:cs="Arial"/>
+          <w:b/>
+          <w:bCs/>
+        </w:rPr>
+      </w:pPr>
+      <w:r>
+        <w:rPr>
+          <w:rFonts w:ascii="Arial" w:hAnsi="Arial" w:cs="Arial"/>
+          <w:b/>
+          <w:bCs/>
+        </w:rPr>
+        <w:t>                "id_producto": "667cb4a2f1d2c3a4b5e6f7b0",</w:t>
+      </w:r>
+    </w:p>
+    <w:p>
+      <w:pPr>
+        <w:spacing w:line="276" w:lineRule="auto"/>
+        <w:jc w:val="left"/>
+        <w:rPr>
+          <w:rFonts w:ascii="Arial" w:hAnsi="Arial" w:cs="Arial"/>
+          <w:b/>
+          <w:bCs/>
+        </w:rPr>
+      </w:pPr>
+      <w:r>
+        <w:rPr>
+          <w:rFonts w:ascii="Arial" w:hAnsi="Arial" w:cs="Arial"/>
+          <w:b/>
+          <w:bCs/>
+        </w:rPr>
+        <w:t>                "nombre": "monitor",</w:t>
+      </w:r>
+    </w:p>
+    <w:p>
+      <w:pPr>
+        <w:spacing w:line="276" w:lineRule="auto"/>
+        <w:jc w:val="left"/>
+        <w:rPr>
+          <w:rFonts w:ascii="Arial" w:hAnsi="Arial" w:cs="Arial"/>
+          <w:b/>
+          <w:bCs/>
+        </w:rPr>
+      </w:pPr>
+      <w:r>
+        <w:rPr>
+          <w:rFonts w:ascii="Arial" w:hAnsi="Arial" w:cs="Arial"/>
+          <w:b/>
+          <w:bCs/>
+        </w:rPr>
+        <w:t>                "precio": 150000,</w:t>
+      </w:r>
+    </w:p>
+    <w:p>
+      <w:pPr>
+        <w:spacing w:line="276" w:lineRule="auto"/>
+        <w:jc w:val="left"/>
+        <w:rPr>
+          <w:rFonts w:ascii="Arial" w:hAnsi="Arial" w:cs="Arial"/>
+          <w:b/>
+          <w:bCs/>
+        </w:rPr>
+      </w:pPr>
+      <w:r>
+        <w:rPr>
+          <w:rFonts w:ascii="Arial" w:hAnsi="Arial" w:cs="Arial"/>
+          <w:b/>
+          <w:bCs/>
+        </w:rPr>
+        <w:t>                "cantidad": 1</w:t>
+      </w:r>
+    </w:p>
+    <w:p>
+      <w:pPr>
+        <w:spacing w:line="276" w:lineRule="auto"/>
+        <w:jc w:val="left"/>
+        <w:rPr>
+          <w:rFonts w:ascii="Arial" w:hAnsi="Arial" w:cs="Arial"/>
+          <w:b/>
+          <w:bCs/>
+        </w:rPr>
+      </w:pPr>
+      <w:r>
+        <w:rPr>
+          <w:rFonts w:ascii="Arial" w:hAnsi="Arial" w:cs="Arial"/>
+          <w:b/>
+          <w:bCs/>
+        </w:rPr>
+        <w:t>            }</w:t>
+      </w:r>
+    </w:p>
+    <w:p>
+      <w:pPr>
+        <w:spacing w:line="276" w:lineRule="auto"/>
+        <w:jc w:val="left"/>
+        <w:rPr>
+          <w:rFonts w:ascii="Arial" w:hAnsi="Arial" w:cs="Arial"/>
+          <w:b/>
+          <w:bCs/>
+        </w:rPr>
+      </w:pPr>
+      <w:r>
+        <w:rPr>
+          <w:rFonts w:ascii="Arial" w:hAnsi="Arial" w:cs="Arial"/>
+          <w:b/>
+          <w:bCs/>
+        </w:rPr>
+        <w:t>        ],</w:t>
+      </w:r>
+    </w:p>
+    <w:p>
+      <w:pPr>
+        <w:spacing w:line="276" w:lineRule="auto"/>
+        <w:jc w:val="left"/>
+        <w:rPr>
+          <w:rFonts w:ascii="Arial" w:hAnsi="Arial" w:cs="Arial"/>
+          <w:b/>
+          <w:bCs/>
+        </w:rPr>
+      </w:pPr>
+      <w:r>
+        <w:rPr>
+          <w:rFonts w:ascii="Arial" w:hAnsi="Arial" w:cs="Arial"/>
+          <w:b/>
+          <w:bCs/>
+        </w:rPr>
+        <w:t>        "</w:t>
+      </w:r>
+      <w:proofErr w:type="spellStart"/>
+      <w:r>
+        <w:rPr>
+          <w:rFonts w:ascii="Arial" w:hAnsi="Arial" w:cs="Arial"/>
+          <w:b/>
+          <w:bCs/>
+        </w:rPr>
+        <w:t>total_pedido</w:t>
+      </w:r>
+      <w:proofErr w:type="spellEnd"/>
+      <w:r>
+        <w:rPr>
+          <w:rFonts w:ascii="Arial" w:hAnsi="Arial" w:cs="Arial"/>
+          <w:b/>
+          <w:bCs/>
+        </w:rPr>
+        <w:t>": 150000,</w:t>
+      </w:r>
+    </w:p>
+    <w:p>
+      <w:pPr>
+        <w:spacing w:line="276" w:lineRule="auto"/>
+        <w:jc w:val="left"/>
+        <w:rPr>
+          <w:rFonts w:ascii="Arial" w:hAnsi="Arial" w:cs="Arial"/>
+          <w:b/>
+          <w:bCs/>
+        </w:rPr>
+      </w:pPr>
+      <w:r>
+        <w:rPr>
+          <w:rFonts w:ascii="Arial" w:hAnsi="Arial" w:cs="Arial"/>
+          <w:b/>
+          <w:bCs/>
+        </w:rPr>
+        <w:t>        "estado": "entregado"</w:t>
+      </w:r>
+    </w:p>
+    <w:p>
+      <w:pPr>
+        <w:spacing w:line="276" w:lineRule="auto"/>
+        <w:jc w:val="left"/>
+        <w:rPr>
+          <w:rFonts w:ascii="Arial" w:hAnsi="Arial" w:cs="Arial"/>
+          <w:b/>
+          <w:bCs/>
+        </w:rPr>
+      </w:pPr>
+      <w:r>
+        <w:rPr>
+          <w:rFonts w:ascii="Arial" w:hAnsi="Arial" w:cs="Arial"/>
+          <w:b/>
+          <w:bCs/>
+        </w:rPr>
+        <w:t>    }</w:t>
+      </w:r>
+    </w:p>
+    <w:p>
+      <w:pPr>
+        <w:spacing w:line="276" w:lineRule="auto"/>
+        <w:rPr>
+          <w:rFonts w:ascii="Arial" w:hAnsi="Arial" w:cs="Arial"/>
+        </w:rPr>
+      </w:pPr>
+    </w:p>
+    <w:p/>
+    <w:p/>
+    <w:p>
+      <w:pPr>
         <w:spacing w:after="0" w:line="276" w:lineRule="auto"/>
         <w:jc w:val="left"/>
         <w:rPr>
@@ -5613,7 +8699,7 @@
           <w:szCs w:val="28"/>
         </w:rPr>
       </w:pPr>
-      <w:bookmarkStart w:id="8" w:name="_Toc233498835"/>
+      <w:bookmarkStart w:id="18" w:name="_Toc233672731"/>
       <w:r>
         <w:rPr>
           <w:rFonts w:ascii="Arial" w:hAnsi="Arial" w:cs="Arial"/>
@@ -5622,11 +8708,10 @@
           <w:sz w:val="28"/>
           <w:szCs w:val="28"/>
         </w:rPr>
-        <w:t>Bibliografia</w:t>
-      </w:r>
-      <w:bookmarkEnd w:id="8"/>
-    </w:p>
-    <w:p/>
+        <w:t>Integración de la Aplicación con la Base De Datos</w:t>
+      </w:r>
+      <w:bookmarkEnd w:id="18"/>
+    </w:p>
     <w:p>
       <w:pPr>
         <w:spacing w:after="0" w:line="276" w:lineRule="auto"/>
@@ -5637,6 +8722,1400 @@
           <w:szCs w:val="24"/>
         </w:rPr>
       </w:pPr>
+    </w:p>
+    <w:p>
+      <w:pPr>
+        <w:spacing w:after="0" w:line="276" w:lineRule="auto"/>
+        <w:jc w:val="left"/>
+        <w:rPr>
+          <w:rFonts w:ascii="Arial" w:hAnsi="Arial" w:cs="Arial"/>
+          <w:sz w:val="24"/>
+          <w:szCs w:val="24"/>
+        </w:rPr>
+      </w:pPr>
+      <w:proofErr w:type="gramStart"/>
+      <w:r>
+        <w:rPr>
+          <w:rFonts w:ascii="Arial" w:hAnsi="Arial" w:cs="Arial"/>
+          <w:sz w:val="24"/>
+          <w:szCs w:val="24"/>
+        </w:rPr>
+        <w:t>La explicación del código?</w:t>
+      </w:r>
+      <w:proofErr w:type="gramEnd"/>
+    </w:p>
+    <w:p>
+      <w:pPr>
+        <w:spacing w:after="0" w:line="276" w:lineRule="auto"/>
+        <w:jc w:val="left"/>
+        <w:rPr>
+          <w:rFonts w:ascii="Arial" w:hAnsi="Arial" w:cs="Arial"/>
+          <w:sz w:val="24"/>
+          <w:szCs w:val="24"/>
+        </w:rPr>
+      </w:pPr>
+    </w:p>
+    <w:p>
+      <w:pPr>
+        <w:spacing w:after="0" w:line="276" w:lineRule="auto"/>
+        <w:jc w:val="left"/>
+        <w:rPr>
+          <w:rFonts w:ascii="Arial" w:hAnsi="Arial" w:cs="Arial"/>
+          <w:sz w:val="24"/>
+          <w:szCs w:val="24"/>
+        </w:rPr>
+      </w:pPr>
+    </w:p>
+    <w:p>
+      <w:pPr>
+        <w:spacing w:after="0" w:line="276" w:lineRule="auto"/>
+        <w:jc w:val="left"/>
+        <w:rPr>
+          <w:rFonts w:ascii="Arial" w:hAnsi="Arial" w:cs="Arial"/>
+          <w:sz w:val="24"/>
+          <w:szCs w:val="24"/>
+        </w:rPr>
+      </w:pPr>
+    </w:p>
+    <w:p>
+      <w:pPr>
+        <w:spacing w:after="0" w:line="276" w:lineRule="auto"/>
+        <w:jc w:val="left"/>
+        <w:rPr>
+          <w:rFonts w:ascii="Arial" w:hAnsi="Arial" w:cs="Arial"/>
+          <w:sz w:val="24"/>
+          <w:szCs w:val="24"/>
+        </w:rPr>
+      </w:pPr>
+    </w:p>
+    <w:p>
+      <w:pPr>
+        <w:spacing w:after="0" w:line="276" w:lineRule="auto"/>
+        <w:jc w:val="left"/>
+        <w:rPr>
+          <w:rFonts w:ascii="Arial" w:hAnsi="Arial" w:cs="Arial"/>
+          <w:sz w:val="24"/>
+          <w:szCs w:val="24"/>
+        </w:rPr>
+      </w:pPr>
+    </w:p>
+    <w:p>
+      <w:pPr>
+        <w:spacing w:after="0" w:line="276" w:lineRule="auto"/>
+        <w:jc w:val="left"/>
+        <w:rPr>
+          <w:rFonts w:ascii="Arial" w:hAnsi="Arial" w:cs="Arial"/>
+          <w:sz w:val="24"/>
+          <w:szCs w:val="24"/>
+        </w:rPr>
+      </w:pPr>
+    </w:p>
+    <w:p>
+      <w:pPr>
+        <w:spacing w:after="0" w:line="276" w:lineRule="auto"/>
+        <w:jc w:val="left"/>
+        <w:rPr>
+          <w:rFonts w:ascii="Arial" w:hAnsi="Arial" w:cs="Arial"/>
+          <w:sz w:val="24"/>
+          <w:szCs w:val="24"/>
+        </w:rPr>
+      </w:pPr>
+    </w:p>
+    <w:p>
+      <w:pPr>
+        <w:spacing w:after="0" w:line="276" w:lineRule="auto"/>
+        <w:jc w:val="left"/>
+        <w:rPr>
+          <w:rFonts w:ascii="Arial" w:hAnsi="Arial" w:cs="Arial"/>
+          <w:sz w:val="24"/>
+          <w:szCs w:val="24"/>
+        </w:rPr>
+      </w:pPr>
+    </w:p>
+    <w:p>
+      <w:pPr>
+        <w:spacing w:after="0" w:line="276" w:lineRule="auto"/>
+        <w:jc w:val="left"/>
+        <w:rPr>
+          <w:rFonts w:ascii="Arial" w:hAnsi="Arial" w:cs="Arial"/>
+          <w:sz w:val="24"/>
+          <w:szCs w:val="24"/>
+        </w:rPr>
+      </w:pPr>
+    </w:p>
+    <w:p>
+      <w:pPr>
+        <w:spacing w:after="0" w:line="276" w:lineRule="auto"/>
+        <w:jc w:val="left"/>
+        <w:rPr>
+          <w:rFonts w:ascii="Arial" w:hAnsi="Arial" w:cs="Arial"/>
+          <w:sz w:val="24"/>
+          <w:szCs w:val="24"/>
+        </w:rPr>
+      </w:pPr>
+    </w:p>
+    <w:p>
+      <w:pPr>
+        <w:spacing w:after="0" w:line="276" w:lineRule="auto"/>
+        <w:jc w:val="left"/>
+        <w:rPr>
+          <w:rFonts w:ascii="Arial" w:hAnsi="Arial" w:cs="Arial"/>
+          <w:sz w:val="24"/>
+          <w:szCs w:val="24"/>
+        </w:rPr>
+      </w:pPr>
+    </w:p>
+    <w:p>
+      <w:pPr>
+        <w:spacing w:after="0" w:line="276" w:lineRule="auto"/>
+        <w:jc w:val="left"/>
+        <w:rPr>
+          <w:rFonts w:ascii="Arial" w:hAnsi="Arial" w:cs="Arial"/>
+          <w:sz w:val="24"/>
+          <w:szCs w:val="24"/>
+        </w:rPr>
+      </w:pPr>
+    </w:p>
+    <w:p>
+      <w:pPr>
+        <w:spacing w:after="0" w:line="276" w:lineRule="auto"/>
+        <w:jc w:val="left"/>
+        <w:rPr>
+          <w:rFonts w:ascii="Arial" w:hAnsi="Arial" w:cs="Arial"/>
+          <w:sz w:val="24"/>
+          <w:szCs w:val="24"/>
+        </w:rPr>
+      </w:pPr>
+    </w:p>
+    <w:p>
+      <w:pPr>
+        <w:spacing w:after="0" w:line="276" w:lineRule="auto"/>
+        <w:jc w:val="left"/>
+        <w:rPr>
+          <w:rFonts w:ascii="Arial" w:hAnsi="Arial" w:cs="Arial"/>
+          <w:sz w:val="24"/>
+          <w:szCs w:val="24"/>
+        </w:rPr>
+      </w:pPr>
+    </w:p>
+    <w:p>
+      <w:pPr>
+        <w:spacing w:after="0" w:line="276" w:lineRule="auto"/>
+        <w:jc w:val="left"/>
+        <w:rPr>
+          <w:rFonts w:ascii="Arial" w:hAnsi="Arial" w:cs="Arial"/>
+          <w:sz w:val="24"/>
+          <w:szCs w:val="24"/>
+        </w:rPr>
+      </w:pPr>
+    </w:p>
+    <w:p>
+      <w:pPr>
+        <w:spacing w:after="0" w:line="276" w:lineRule="auto"/>
+        <w:jc w:val="left"/>
+        <w:rPr>
+          <w:rFonts w:ascii="Arial" w:hAnsi="Arial" w:cs="Arial"/>
+          <w:sz w:val="24"/>
+          <w:szCs w:val="24"/>
+        </w:rPr>
+      </w:pPr>
+    </w:p>
+    <w:p>
+      <w:pPr>
+        <w:spacing w:after="0" w:line="276" w:lineRule="auto"/>
+        <w:jc w:val="left"/>
+        <w:rPr>
+          <w:rFonts w:ascii="Arial" w:hAnsi="Arial" w:cs="Arial"/>
+          <w:sz w:val="24"/>
+          <w:szCs w:val="24"/>
+        </w:rPr>
+      </w:pPr>
+    </w:p>
+    <w:p>
+      <w:pPr>
+        <w:spacing w:after="0" w:line="276" w:lineRule="auto"/>
+        <w:jc w:val="left"/>
+        <w:rPr>
+          <w:rFonts w:ascii="Arial" w:hAnsi="Arial" w:cs="Arial"/>
+          <w:sz w:val="24"/>
+          <w:szCs w:val="24"/>
+        </w:rPr>
+      </w:pPr>
+    </w:p>
+    <w:p>
+      <w:pPr>
+        <w:spacing w:after="0" w:line="276" w:lineRule="auto"/>
+        <w:jc w:val="left"/>
+        <w:rPr>
+          <w:rFonts w:ascii="Arial" w:hAnsi="Arial" w:cs="Arial"/>
+          <w:sz w:val="24"/>
+          <w:szCs w:val="24"/>
+        </w:rPr>
+      </w:pPr>
+    </w:p>
+    <w:p>
+      <w:pPr>
+        <w:spacing w:after="0" w:line="276" w:lineRule="auto"/>
+        <w:jc w:val="left"/>
+        <w:rPr>
+          <w:rFonts w:ascii="Arial" w:hAnsi="Arial" w:cs="Arial"/>
+          <w:sz w:val="24"/>
+          <w:szCs w:val="24"/>
+        </w:rPr>
+      </w:pPr>
+    </w:p>
+    <w:p>
+      <w:pPr>
+        <w:spacing w:after="0" w:line="276" w:lineRule="auto"/>
+        <w:jc w:val="left"/>
+        <w:rPr>
+          <w:rFonts w:ascii="Arial" w:hAnsi="Arial" w:cs="Arial"/>
+          <w:sz w:val="24"/>
+          <w:szCs w:val="24"/>
+        </w:rPr>
+      </w:pPr>
+    </w:p>
+    <w:p>
+      <w:pPr>
+        <w:spacing w:after="0" w:line="276" w:lineRule="auto"/>
+        <w:jc w:val="left"/>
+        <w:rPr>
+          <w:rFonts w:ascii="Arial" w:hAnsi="Arial" w:cs="Arial"/>
+          <w:sz w:val="24"/>
+          <w:szCs w:val="24"/>
+        </w:rPr>
+      </w:pPr>
+    </w:p>
+    <w:p>
+      <w:pPr>
+        <w:spacing w:after="0" w:line="276" w:lineRule="auto"/>
+        <w:jc w:val="left"/>
+        <w:rPr>
+          <w:rFonts w:ascii="Arial" w:hAnsi="Arial" w:cs="Arial"/>
+          <w:sz w:val="24"/>
+          <w:szCs w:val="24"/>
+        </w:rPr>
+      </w:pPr>
+    </w:p>
+    <w:p>
+      <w:pPr>
+        <w:spacing w:after="0" w:line="276" w:lineRule="auto"/>
+        <w:jc w:val="left"/>
+        <w:rPr>
+          <w:rFonts w:ascii="Arial" w:hAnsi="Arial" w:cs="Arial"/>
+          <w:sz w:val="24"/>
+          <w:szCs w:val="24"/>
+        </w:rPr>
+      </w:pPr>
+    </w:p>
+    <w:p>
+      <w:pPr>
+        <w:spacing w:after="0" w:line="276" w:lineRule="auto"/>
+        <w:jc w:val="left"/>
+        <w:rPr>
+          <w:rFonts w:ascii="Arial" w:hAnsi="Arial" w:cs="Arial"/>
+          <w:sz w:val="24"/>
+          <w:szCs w:val="24"/>
+        </w:rPr>
+      </w:pPr>
+    </w:p>
+    <w:p>
+      <w:pPr>
+        <w:spacing w:after="0" w:line="276" w:lineRule="auto"/>
+        <w:jc w:val="left"/>
+        <w:rPr>
+          <w:rFonts w:ascii="Arial" w:hAnsi="Arial" w:cs="Arial"/>
+          <w:sz w:val="24"/>
+          <w:szCs w:val="24"/>
+        </w:rPr>
+      </w:pPr>
+    </w:p>
+    <w:p>
+      <w:pPr>
+        <w:spacing w:after="0" w:line="276" w:lineRule="auto"/>
+        <w:jc w:val="left"/>
+        <w:rPr>
+          <w:rFonts w:ascii="Arial" w:hAnsi="Arial" w:cs="Arial"/>
+          <w:sz w:val="24"/>
+          <w:szCs w:val="24"/>
+        </w:rPr>
+      </w:pPr>
+    </w:p>
+    <w:p>
+      <w:pPr>
+        <w:spacing w:after="0" w:line="276" w:lineRule="auto"/>
+        <w:jc w:val="left"/>
+        <w:rPr>
+          <w:rFonts w:ascii="Arial" w:hAnsi="Arial" w:cs="Arial"/>
+          <w:sz w:val="24"/>
+          <w:szCs w:val="24"/>
+        </w:rPr>
+      </w:pPr>
+    </w:p>
+    <w:p>
+      <w:pPr>
+        <w:spacing w:after="0" w:line="276" w:lineRule="auto"/>
+        <w:jc w:val="left"/>
+        <w:rPr>
+          <w:rFonts w:ascii="Arial" w:hAnsi="Arial" w:cs="Arial"/>
+          <w:sz w:val="24"/>
+          <w:szCs w:val="24"/>
+        </w:rPr>
+      </w:pPr>
+    </w:p>
+    <w:p>
+      <w:pPr>
+        <w:spacing w:after="0" w:line="276" w:lineRule="auto"/>
+        <w:jc w:val="left"/>
+        <w:rPr>
+          <w:rFonts w:ascii="Arial" w:hAnsi="Arial" w:cs="Arial"/>
+          <w:sz w:val="24"/>
+          <w:szCs w:val="24"/>
+        </w:rPr>
+      </w:pPr>
+    </w:p>
+    <w:p>
+      <w:pPr>
+        <w:spacing w:after="0" w:line="276" w:lineRule="auto"/>
+        <w:jc w:val="left"/>
+        <w:rPr>
+          <w:rFonts w:ascii="Arial" w:hAnsi="Arial" w:cs="Arial"/>
+          <w:sz w:val="24"/>
+          <w:szCs w:val="24"/>
+        </w:rPr>
+      </w:pPr>
+    </w:p>
+    <w:p>
+      <w:pPr>
+        <w:spacing w:after="0" w:line="276" w:lineRule="auto"/>
+        <w:jc w:val="left"/>
+        <w:rPr>
+          <w:rFonts w:ascii="Arial" w:hAnsi="Arial" w:cs="Arial"/>
+          <w:sz w:val="24"/>
+          <w:szCs w:val="24"/>
+        </w:rPr>
+      </w:pPr>
+    </w:p>
+    <w:p>
+      <w:pPr>
+        <w:spacing w:after="0" w:line="276" w:lineRule="auto"/>
+        <w:jc w:val="left"/>
+        <w:rPr>
+          <w:rFonts w:ascii="Arial" w:hAnsi="Arial" w:cs="Arial"/>
+          <w:sz w:val="24"/>
+          <w:szCs w:val="24"/>
+        </w:rPr>
+      </w:pPr>
+    </w:p>
+    <w:p>
+      <w:pPr>
+        <w:spacing w:after="0" w:line="276" w:lineRule="auto"/>
+        <w:jc w:val="left"/>
+        <w:rPr>
+          <w:rFonts w:ascii="Arial" w:hAnsi="Arial" w:cs="Arial"/>
+          <w:sz w:val="24"/>
+          <w:szCs w:val="24"/>
+        </w:rPr>
+      </w:pPr>
+    </w:p>
+    <w:p>
+      <w:pPr>
+        <w:spacing w:after="0" w:line="276" w:lineRule="auto"/>
+        <w:jc w:val="left"/>
+        <w:rPr>
+          <w:rFonts w:ascii="Arial" w:hAnsi="Arial" w:cs="Arial"/>
+          <w:sz w:val="24"/>
+          <w:szCs w:val="24"/>
+        </w:rPr>
+      </w:pPr>
+    </w:p>
+    <w:p>
+      <w:pPr>
+        <w:spacing w:after="0" w:line="276" w:lineRule="auto"/>
+        <w:jc w:val="left"/>
+        <w:rPr>
+          <w:rFonts w:ascii="Arial" w:hAnsi="Arial" w:cs="Arial"/>
+          <w:sz w:val="24"/>
+          <w:szCs w:val="24"/>
+        </w:rPr>
+      </w:pPr>
+    </w:p>
+    <w:p>
+      <w:pPr>
+        <w:spacing w:after="0" w:line="276" w:lineRule="auto"/>
+        <w:jc w:val="left"/>
+        <w:rPr>
+          <w:rFonts w:ascii="Arial" w:hAnsi="Arial" w:cs="Arial"/>
+          <w:sz w:val="24"/>
+          <w:szCs w:val="24"/>
+        </w:rPr>
+      </w:pPr>
+    </w:p>
+    <w:p>
+      <w:pPr>
+        <w:spacing w:after="0" w:line="276" w:lineRule="auto"/>
+        <w:jc w:val="left"/>
+        <w:rPr>
+          <w:rFonts w:ascii="Arial" w:hAnsi="Arial" w:cs="Arial"/>
+          <w:sz w:val="24"/>
+          <w:szCs w:val="24"/>
+        </w:rPr>
+      </w:pPr>
+    </w:p>
+    <w:p>
+      <w:pPr>
+        <w:spacing w:after="0" w:line="276" w:lineRule="auto"/>
+        <w:jc w:val="left"/>
+        <w:rPr>
+          <w:rFonts w:ascii="Arial" w:hAnsi="Arial" w:cs="Arial"/>
+          <w:sz w:val="24"/>
+          <w:szCs w:val="24"/>
+        </w:rPr>
+      </w:pPr>
+    </w:p>
+    <w:p>
+      <w:pPr>
+        <w:spacing w:after="0" w:line="276" w:lineRule="auto"/>
+        <w:jc w:val="left"/>
+        <w:rPr>
+          <w:rFonts w:ascii="Arial" w:hAnsi="Arial" w:cs="Arial"/>
+          <w:sz w:val="24"/>
+          <w:szCs w:val="24"/>
+        </w:rPr>
+      </w:pPr>
+    </w:p>
+    <w:p>
+      <w:pPr>
+        <w:pStyle w:val="Ttulo1"/>
+        <w:spacing w:line="276" w:lineRule="auto"/>
+        <w:rPr>
+          <w:rFonts w:ascii="Arial" w:hAnsi="Arial" w:cs="Arial"/>
+          <w:b/>
+          <w:bCs/>
+          <w:sz w:val="28"/>
+          <w:szCs w:val="28"/>
+        </w:rPr>
+      </w:pPr>
+      <w:bookmarkStart w:id="19" w:name="_Toc233672732"/>
+      <w:r>
+        <w:rPr>
+          <w:rFonts w:ascii="Arial" w:hAnsi="Arial" w:cs="Arial"/>
+          <w:b/>
+          <w:bCs/>
+          <w:sz w:val="28"/>
+          <w:szCs w:val="28"/>
+        </w:rPr>
+        <w:t>Conclusión</w:t>
+      </w:r>
+      <w:bookmarkEnd w:id="19"/>
+    </w:p>
+    <w:p>
+      <w:pPr>
+        <w:pStyle w:val="NormalWeb"/>
+        <w:spacing w:before="0" w:beforeAutospacing="0" w:line="276" w:lineRule="auto"/>
+        <w:rPr>
+          <w:rFonts w:ascii="Arial" w:hAnsi="Arial" w:cs="Arial"/>
+          <w:sz w:val="22"/>
+          <w:szCs w:val="22"/>
+        </w:rPr>
+      </w:pPr>
+      <w:r>
+        <w:rPr>
+          <w:rFonts w:ascii="Arial" w:hAnsi="Arial" w:cs="Arial"/>
+          <w:sz w:val="22"/>
+          <w:szCs w:val="22"/>
+        </w:rPr>
+        <w:t>En e</w:t>
+      </w:r>
+      <w:r>
+        <w:rPr>
+          <w:rFonts w:ascii="Arial" w:hAnsi="Arial" w:cs="Arial"/>
+          <w:sz w:val="22"/>
+          <w:szCs w:val="22"/>
+        </w:rPr>
+        <w:t>ste proyecto dem</w:t>
+      </w:r>
+      <w:r>
+        <w:rPr>
+          <w:rFonts w:ascii="Arial" w:hAnsi="Arial" w:cs="Arial"/>
+          <w:sz w:val="22"/>
+          <w:szCs w:val="22"/>
+        </w:rPr>
+        <w:t>ostramos</w:t>
+      </w:r>
+      <w:r>
+        <w:rPr>
+          <w:rFonts w:ascii="Arial" w:hAnsi="Arial" w:cs="Arial"/>
+          <w:sz w:val="22"/>
+          <w:szCs w:val="22"/>
+        </w:rPr>
+        <w:t xml:space="preserve"> que la evaluación de los componentes de red y persistencia es un requisito fundamental antes de proyectar cualquier integración tecnológica compleja en la plataforma de </w:t>
+      </w:r>
+      <w:r>
+        <w:rPr>
+          <w:rFonts w:ascii="Arial" w:hAnsi="Arial" w:cs="Arial"/>
+          <w:b/>
+          <w:bCs/>
+          <w:sz w:val="22"/>
+          <w:szCs w:val="22"/>
+        </w:rPr>
+        <w:t>ComercioTech</w:t>
+      </w:r>
+      <w:r>
+        <w:rPr>
+          <w:rFonts w:ascii="Arial" w:hAnsi="Arial" w:cs="Arial"/>
+          <w:sz w:val="22"/>
+          <w:szCs w:val="22"/>
+        </w:rPr>
+        <w:t xml:space="preserve">. </w:t>
+      </w:r>
+      <w:r>
+        <w:rPr>
+          <w:rFonts w:ascii="Arial" w:hAnsi="Arial" w:cs="Arial"/>
+          <w:sz w:val="22"/>
+          <w:szCs w:val="22"/>
+        </w:rPr>
+        <w:t xml:space="preserve">Haciendo las pruebas en </w:t>
+      </w:r>
+      <w:r>
+        <w:rPr>
+          <w:rFonts w:ascii="Arial" w:hAnsi="Arial" w:cs="Arial"/>
+          <w:sz w:val="22"/>
+          <w:szCs w:val="22"/>
+        </w:rPr>
+        <w:t xml:space="preserve">el entorno virtualizado de </w:t>
+      </w:r>
+      <w:r>
+        <w:rPr>
+          <w:rFonts w:ascii="Arial" w:hAnsi="Arial" w:cs="Arial"/>
+          <w:i/>
+          <w:iCs/>
+          <w:sz w:val="22"/>
+          <w:szCs w:val="22"/>
+        </w:rPr>
+        <w:t>Microsoft Hyper-V</w:t>
+      </w:r>
+      <w:r>
+        <w:rPr>
+          <w:rFonts w:ascii="Arial" w:hAnsi="Arial" w:cs="Arial"/>
+          <w:sz w:val="22"/>
+          <w:szCs w:val="22"/>
+        </w:rPr>
+        <w:t xml:space="preserve">, </w:t>
+      </w:r>
+      <w:r>
+        <w:rPr>
+          <w:rFonts w:ascii="Arial" w:hAnsi="Arial" w:cs="Arial"/>
+          <w:sz w:val="22"/>
+          <w:szCs w:val="22"/>
+        </w:rPr>
+        <w:t>demostramos</w:t>
+      </w:r>
+      <w:r>
+        <w:rPr>
+          <w:rFonts w:ascii="Arial" w:hAnsi="Arial" w:cs="Arial"/>
+          <w:sz w:val="22"/>
+          <w:szCs w:val="22"/>
+        </w:rPr>
+        <w:t xml:space="preserve"> que </w:t>
+      </w:r>
+      <w:r>
+        <w:rPr>
+          <w:rFonts w:ascii="Arial" w:hAnsi="Arial" w:cs="Arial"/>
+          <w:sz w:val="22"/>
+          <w:szCs w:val="22"/>
+        </w:rPr>
+        <w:t>las configuraciones por defecto</w:t>
+      </w:r>
+      <w:r>
+        <w:rPr>
+          <w:rFonts w:ascii="Arial" w:hAnsi="Arial" w:cs="Arial"/>
+          <w:sz w:val="22"/>
+          <w:szCs w:val="22"/>
+        </w:rPr>
+        <w:t xml:space="preserve"> llegan</w:t>
+      </w:r>
+      <w:r>
+        <w:rPr>
+          <w:rFonts w:ascii="Arial" w:hAnsi="Arial" w:cs="Arial"/>
+          <w:sz w:val="22"/>
+          <w:szCs w:val="22"/>
+        </w:rPr>
+        <w:t xml:space="preserve"> a ubicar e</w:t>
+      </w:r>
+      <w:r>
+        <w:rPr>
+          <w:rFonts w:ascii="Arial" w:hAnsi="Arial" w:cs="Arial"/>
+          <w:sz w:val="22"/>
+          <w:szCs w:val="22"/>
+        </w:rPr>
+        <w:t xml:space="preserve">l sistema en estados de vulnerabilidad perimetral, identificando brechas severas en la confidencialidad, consistencia y aislamiento si se pretendiera abrir el acceso al motor NoSQL sin un control riguroso. </w:t>
+      </w:r>
+      <w:r>
+        <w:rPr>
+          <w:rFonts w:ascii="Arial" w:hAnsi="Arial" w:cs="Arial"/>
+          <w:sz w:val="22"/>
+          <w:szCs w:val="22"/>
+        </w:rPr>
+        <w:t xml:space="preserve">Los </w:t>
+      </w:r>
+      <w:r>
+        <w:rPr>
+          <w:rFonts w:ascii="Arial" w:hAnsi="Arial" w:cs="Arial"/>
+          <w:sz w:val="22"/>
+          <w:szCs w:val="22"/>
+        </w:rPr>
+        <w:t>hallazgos</w:t>
+      </w:r>
+      <w:r>
+        <w:rPr>
+          <w:rFonts w:ascii="Arial" w:hAnsi="Arial" w:cs="Arial"/>
+          <w:sz w:val="22"/>
+          <w:szCs w:val="22"/>
+        </w:rPr>
+        <w:t xml:space="preserve"> que</w:t>
+      </w:r>
+      <w:r>
+        <w:rPr>
+          <w:rFonts w:ascii="Arial" w:hAnsi="Arial" w:cs="Arial"/>
+          <w:sz w:val="22"/>
+          <w:szCs w:val="22"/>
+        </w:rPr>
+        <w:t xml:space="preserve"> destaca</w:t>
+      </w:r>
+      <w:r>
+        <w:rPr>
+          <w:rFonts w:ascii="Arial" w:hAnsi="Arial" w:cs="Arial"/>
+          <w:sz w:val="22"/>
+          <w:szCs w:val="22"/>
+        </w:rPr>
+        <w:t>ron</w:t>
+      </w:r>
+      <w:r>
+        <w:rPr>
+          <w:rFonts w:ascii="Arial" w:hAnsi="Arial" w:cs="Arial"/>
+          <w:sz w:val="22"/>
+          <w:szCs w:val="22"/>
+        </w:rPr>
+        <w:t xml:space="preserve"> </w:t>
+      </w:r>
+      <w:r>
+        <w:rPr>
+          <w:rFonts w:ascii="Arial" w:hAnsi="Arial" w:cs="Arial"/>
+          <w:sz w:val="22"/>
+          <w:szCs w:val="22"/>
+        </w:rPr>
+        <w:t xml:space="preserve">son </w:t>
+      </w:r>
+      <w:r>
+        <w:rPr>
+          <w:rFonts w:ascii="Arial" w:hAnsi="Arial" w:cs="Arial"/>
+          <w:sz w:val="22"/>
+          <w:szCs w:val="22"/>
+        </w:rPr>
+        <w:t xml:space="preserve">la exposición directa y </w:t>
+      </w:r>
+      <w:r>
+        <w:rPr>
+          <w:rFonts w:ascii="Arial" w:hAnsi="Arial" w:cs="Arial"/>
+          <w:sz w:val="22"/>
+          <w:szCs w:val="22"/>
+        </w:rPr>
+        <w:t>critica</w:t>
+      </w:r>
+      <w:r>
+        <w:rPr>
+          <w:rFonts w:ascii="Arial" w:hAnsi="Arial" w:cs="Arial"/>
+          <w:sz w:val="22"/>
+          <w:szCs w:val="22"/>
+        </w:rPr>
+        <w:t xml:space="preserve"> del socket de red sin un análisis previo expone a la organización a riesgos como accesos no autorizados y la alteración del flujo transaccional, lo que </w:t>
+      </w:r>
+      <w:r>
+        <w:rPr>
+          <w:rFonts w:ascii="Arial" w:hAnsi="Arial" w:cs="Arial"/>
+          <w:sz w:val="22"/>
+          <w:szCs w:val="22"/>
+        </w:rPr>
+        <w:t xml:space="preserve">llega a </w:t>
+      </w:r>
+      <w:r>
+        <w:rPr>
+          <w:rFonts w:ascii="Arial" w:hAnsi="Arial" w:cs="Arial"/>
+          <w:sz w:val="22"/>
+          <w:szCs w:val="22"/>
+        </w:rPr>
+        <w:t>compromete</w:t>
+      </w:r>
+      <w:r>
+        <w:rPr>
+          <w:rFonts w:ascii="Arial" w:hAnsi="Arial" w:cs="Arial"/>
+          <w:sz w:val="22"/>
+          <w:szCs w:val="22"/>
+        </w:rPr>
+        <w:t>r</w:t>
+      </w:r>
+      <w:r>
+        <w:rPr>
+          <w:rFonts w:ascii="Arial" w:hAnsi="Arial" w:cs="Arial"/>
+          <w:sz w:val="22"/>
+          <w:szCs w:val="22"/>
+        </w:rPr>
+        <w:t xml:space="preserve"> directamente la fiabilidad de los procesos contables e internos de la institución. </w:t>
+      </w:r>
+    </w:p>
+    <w:p>
+      <w:pPr>
+        <w:pStyle w:val="NormalWeb"/>
+        <w:spacing w:before="0" w:beforeAutospacing="0" w:line="276" w:lineRule="auto"/>
+        <w:rPr>
+          <w:rFonts w:ascii="Arial" w:hAnsi="Arial" w:cs="Arial"/>
+          <w:sz w:val="22"/>
+          <w:szCs w:val="22"/>
+        </w:rPr>
+      </w:pPr>
+    </w:p>
+    <w:p>
+      <w:pPr>
+        <w:pStyle w:val="NormalWeb"/>
+        <w:spacing w:before="0" w:beforeAutospacing="0" w:line="276" w:lineRule="auto"/>
+        <w:rPr>
+          <w:rFonts w:ascii="Arial" w:hAnsi="Arial" w:cs="Arial"/>
+          <w:sz w:val="22"/>
+          <w:szCs w:val="22"/>
+        </w:rPr>
+      </w:pPr>
+      <w:r>
+        <w:rPr>
+          <w:rFonts w:ascii="Arial" w:hAnsi="Arial" w:cs="Arial"/>
+          <w:sz w:val="22"/>
+          <w:szCs w:val="22"/>
+        </w:rPr>
+        <w:t xml:space="preserve">Asimismo, el diagnóstico y resolución del conflicto de conectividad inicial mediante la configuración de las interfaces de red en </w:t>
+      </w:r>
+      <w:r>
+        <w:rPr>
+          <w:rFonts w:ascii="Arial" w:hAnsi="Arial" w:cs="Arial"/>
+          <w:b/>
+          <w:bCs/>
+          <w:sz w:val="22"/>
+          <w:szCs w:val="22"/>
+        </w:rPr>
+        <w:t>Ubuntu Server</w:t>
+      </w:r>
+      <w:r>
+        <w:rPr>
+          <w:rFonts w:ascii="Arial" w:hAnsi="Arial" w:cs="Arial"/>
+          <w:sz w:val="22"/>
+          <w:szCs w:val="22"/>
+        </w:rPr>
+        <w:t xml:space="preserve"> demostró la</w:t>
+      </w:r>
+      <w:r>
+        <w:rPr>
+          <w:rFonts w:ascii="Arial" w:hAnsi="Arial" w:cs="Arial"/>
+          <w:sz w:val="22"/>
+          <w:szCs w:val="22"/>
+        </w:rPr>
+        <w:t xml:space="preserve"> gran</w:t>
+      </w:r>
+      <w:r>
+        <w:rPr>
+          <w:rFonts w:ascii="Arial" w:hAnsi="Arial" w:cs="Arial"/>
+          <w:sz w:val="22"/>
+          <w:szCs w:val="22"/>
+        </w:rPr>
+        <w:t xml:space="preserve"> necesidad de establecer un gobierno de TI formal, dado que dejar las interacciones a la deriva refleja una baja madurez procedimental que puede emular un Nivel 1 de </w:t>
+      </w:r>
+      <w:r>
+        <w:rPr>
+          <w:rFonts w:ascii="Arial" w:hAnsi="Arial" w:cs="Arial"/>
+          <w:i/>
+          <w:iCs/>
+          <w:sz w:val="22"/>
+          <w:szCs w:val="22"/>
+        </w:rPr>
+        <w:t>CMMI</w:t>
+      </w:r>
+      <w:r>
+        <w:rPr>
+          <w:rFonts w:ascii="Arial" w:hAnsi="Arial" w:cs="Arial"/>
+          <w:sz w:val="22"/>
+          <w:szCs w:val="22"/>
+        </w:rPr>
+        <w:t xml:space="preserve">, caracterizado por políticas mal definidas y la intervención tardía de los equipos de control ante fallos de infraestructura. </w:t>
+      </w:r>
+    </w:p>
+    <w:p>
+      <w:pPr>
+        <w:pStyle w:val="NormalWeb"/>
+        <w:spacing w:before="0" w:beforeAutospacing="0" w:line="276" w:lineRule="auto"/>
+        <w:rPr>
+          <w:rFonts w:ascii="Arial" w:hAnsi="Arial" w:cs="Arial"/>
+          <w:sz w:val="22"/>
+          <w:szCs w:val="22"/>
+        </w:rPr>
+      </w:pPr>
+    </w:p>
+    <w:p>
+      <w:pPr>
+        <w:pStyle w:val="NormalWeb"/>
+        <w:spacing w:before="0" w:beforeAutospacing="0" w:line="276" w:lineRule="auto"/>
+        <w:rPr>
+          <w:rFonts w:ascii="Arial" w:hAnsi="Arial" w:cs="Arial"/>
+          <w:sz w:val="22"/>
+          <w:szCs w:val="22"/>
+        </w:rPr>
+      </w:pPr>
+      <w:r>
+        <w:rPr>
+          <w:rFonts w:ascii="Arial" w:hAnsi="Arial" w:cs="Arial"/>
+          <w:sz w:val="22"/>
+          <w:szCs w:val="22"/>
+        </w:rPr>
+        <w:t xml:space="preserve">La ejecución de un diseño estructurado basado en la metodología </w:t>
+      </w:r>
+      <w:r>
+        <w:rPr>
+          <w:rFonts w:ascii="Arial" w:hAnsi="Arial" w:cs="Arial"/>
+          <w:i/>
+          <w:iCs/>
+          <w:sz w:val="22"/>
+          <w:szCs w:val="22"/>
+        </w:rPr>
+        <w:t>Security by Design</w:t>
+      </w:r>
+      <w:r>
+        <w:rPr>
+          <w:rFonts w:ascii="Arial" w:hAnsi="Arial" w:cs="Arial"/>
+          <w:sz w:val="22"/>
+          <w:szCs w:val="22"/>
+        </w:rPr>
+        <w:t xml:space="preserve"> es</w:t>
+      </w:r>
+      <w:r>
+        <w:rPr>
+          <w:rFonts w:ascii="Arial" w:hAnsi="Arial" w:cs="Arial"/>
+          <w:sz w:val="22"/>
+          <w:szCs w:val="22"/>
+        </w:rPr>
+        <w:t xml:space="preserve"> muy</w:t>
+      </w:r>
+      <w:r>
+        <w:rPr>
+          <w:rFonts w:ascii="Arial" w:hAnsi="Arial" w:cs="Arial"/>
+          <w:sz w:val="22"/>
+          <w:szCs w:val="22"/>
+        </w:rPr>
+        <w:t xml:space="preserve"> fundamental para mitigar estos riesgos analíticos. Implementar un modelado documental híbrido </w:t>
+      </w:r>
+      <w:r>
+        <w:rPr>
+          <w:rFonts w:ascii="Arial" w:hAnsi="Arial" w:cs="Arial"/>
+          <w:sz w:val="22"/>
+          <w:szCs w:val="22"/>
+        </w:rPr>
+        <w:t xml:space="preserve">nos </w:t>
+      </w:r>
+      <w:r>
+        <w:rPr>
+          <w:rFonts w:ascii="Arial" w:hAnsi="Arial" w:cs="Arial"/>
+          <w:sz w:val="22"/>
+          <w:szCs w:val="22"/>
+        </w:rPr>
+        <w:t xml:space="preserve">permite auditar la precisión, integridad e inmutabilidad de las boletas desde las fases iniciales del diseño estructural. </w:t>
+      </w:r>
+    </w:p>
+    <w:p>
+      <w:pPr>
+        <w:pStyle w:val="NormalWeb"/>
+        <w:spacing w:before="0" w:beforeAutospacing="0" w:line="276" w:lineRule="auto"/>
+        <w:rPr>
+          <w:rFonts w:ascii="Arial" w:hAnsi="Arial" w:cs="Arial"/>
+          <w:sz w:val="22"/>
+          <w:szCs w:val="22"/>
+        </w:rPr>
+      </w:pPr>
+    </w:p>
+    <w:p>
+      <w:pPr>
+        <w:pStyle w:val="NormalWeb"/>
+        <w:spacing w:before="0" w:beforeAutospacing="0" w:line="276" w:lineRule="auto"/>
+        <w:rPr>
+          <w:rFonts w:ascii="Arial" w:hAnsi="Arial" w:cs="Arial"/>
+          <w:sz w:val="22"/>
+          <w:szCs w:val="22"/>
+        </w:rPr>
+      </w:pPr>
+      <w:r>
+        <w:rPr>
+          <w:rFonts w:ascii="Arial" w:hAnsi="Arial" w:cs="Arial"/>
+          <w:sz w:val="22"/>
+          <w:szCs w:val="22"/>
+        </w:rPr>
+        <w:t xml:space="preserve">En resumen, </w:t>
+      </w:r>
+      <w:r>
+        <w:rPr>
+          <w:rFonts w:ascii="Arial" w:hAnsi="Arial" w:cs="Arial"/>
+          <w:sz w:val="22"/>
+          <w:szCs w:val="22"/>
+        </w:rPr>
+        <w:t>la</w:t>
+      </w:r>
+      <w:r>
+        <w:rPr>
+          <w:rFonts w:ascii="Arial" w:hAnsi="Arial" w:cs="Arial"/>
+          <w:sz w:val="22"/>
+          <w:szCs w:val="22"/>
+        </w:rPr>
+        <w:t xml:space="preserve"> </w:t>
+      </w:r>
+      <w:r>
+        <w:rPr>
+          <w:rFonts w:ascii="Arial" w:hAnsi="Arial" w:cs="Arial"/>
+          <w:sz w:val="22"/>
+          <w:szCs w:val="22"/>
+        </w:rPr>
+        <w:t xml:space="preserve">adopción de procesos de gestión de datos estandarizados y maduros, formalmente alineados con regulaciones internacionales de protección de datos como el estándar </w:t>
+      </w:r>
+      <w:r>
+        <w:rPr>
+          <w:rFonts w:ascii="Arial" w:hAnsi="Arial" w:cs="Arial"/>
+          <w:i/>
+          <w:iCs/>
+          <w:sz w:val="22"/>
+          <w:szCs w:val="22"/>
+        </w:rPr>
+        <w:t>GDPR</w:t>
+      </w:r>
+      <w:r>
+        <w:rPr>
+          <w:rFonts w:ascii="Arial" w:hAnsi="Arial" w:cs="Arial"/>
+          <w:sz w:val="22"/>
+          <w:szCs w:val="22"/>
+        </w:rPr>
+        <w:t>, no solo logrará saldar la deuda técnica de sustituir</w:t>
+      </w:r>
+      <w:r>
+        <w:rPr>
+          <w:rFonts w:ascii="Arial" w:hAnsi="Arial" w:cs="Arial"/>
+          <w:sz w:val="22"/>
+          <w:szCs w:val="22"/>
+        </w:rPr>
+        <w:t xml:space="preserve"> los</w:t>
+      </w:r>
+      <w:r>
+        <w:rPr>
+          <w:rFonts w:ascii="Arial" w:hAnsi="Arial" w:cs="Arial"/>
+          <w:sz w:val="22"/>
+          <w:szCs w:val="22"/>
+        </w:rPr>
+        <w:t xml:space="preserve"> sistemas relacionales heredados por </w:t>
+      </w:r>
+      <w:r>
+        <w:rPr>
+          <w:rFonts w:ascii="Arial" w:hAnsi="Arial" w:cs="Arial"/>
+          <w:sz w:val="22"/>
+          <w:szCs w:val="22"/>
+        </w:rPr>
+        <w:t xml:space="preserve">las </w:t>
+      </w:r>
+      <w:r>
+        <w:rPr>
+          <w:rFonts w:ascii="Arial" w:hAnsi="Arial" w:cs="Arial"/>
+          <w:sz w:val="22"/>
+          <w:szCs w:val="22"/>
+        </w:rPr>
+        <w:t xml:space="preserve">herramientas </w:t>
+      </w:r>
+      <w:r>
+        <w:rPr>
+          <w:rFonts w:ascii="Arial" w:hAnsi="Arial" w:cs="Arial"/>
+          <w:b/>
+          <w:bCs/>
+          <w:sz w:val="22"/>
+          <w:szCs w:val="22"/>
+        </w:rPr>
+        <w:t>NoSQL</w:t>
+      </w:r>
+      <w:r>
+        <w:rPr>
+          <w:rFonts w:ascii="Arial" w:hAnsi="Arial" w:cs="Arial"/>
+          <w:sz w:val="22"/>
+          <w:szCs w:val="22"/>
+        </w:rPr>
+        <w:t xml:space="preserve"> eficientes como </w:t>
+      </w:r>
+      <w:r>
+        <w:rPr>
+          <w:rFonts w:ascii="Arial" w:hAnsi="Arial" w:cs="Arial"/>
+          <w:i/>
+          <w:iCs/>
+          <w:sz w:val="22"/>
+          <w:szCs w:val="22"/>
+        </w:rPr>
+        <w:t>MongoDB 7.0 Community Server</w:t>
+      </w:r>
+      <w:r>
+        <w:rPr>
+          <w:rFonts w:ascii="Arial" w:hAnsi="Arial" w:cs="Arial"/>
+          <w:sz w:val="22"/>
+          <w:szCs w:val="22"/>
+        </w:rPr>
+        <w:t xml:space="preserve">, sino que asegurará la estabilidad, la escalabilidad horizontal mediante </w:t>
+      </w:r>
+      <w:r>
+        <w:rPr>
+          <w:rFonts w:ascii="Arial" w:hAnsi="Arial" w:cs="Arial"/>
+          <w:i/>
+          <w:iCs/>
+          <w:sz w:val="22"/>
+          <w:szCs w:val="22"/>
+        </w:rPr>
+        <w:t>sharding</w:t>
+      </w:r>
+      <w:r>
+        <w:rPr>
+          <w:rFonts w:ascii="Arial" w:hAnsi="Arial" w:cs="Arial"/>
+          <w:sz w:val="22"/>
+          <w:szCs w:val="22"/>
+        </w:rPr>
+        <w:t xml:space="preserve"> y la alta disponibilidad necesaria para </w:t>
+      </w:r>
+      <w:r>
+        <w:rPr>
+          <w:rFonts w:ascii="Arial" w:hAnsi="Arial" w:cs="Arial"/>
+          <w:sz w:val="22"/>
+          <w:szCs w:val="22"/>
+        </w:rPr>
+        <w:t xml:space="preserve">llegar a </w:t>
+      </w:r>
+      <w:r>
+        <w:rPr>
+          <w:rFonts w:ascii="Arial" w:hAnsi="Arial" w:cs="Arial"/>
+          <w:sz w:val="22"/>
+          <w:szCs w:val="22"/>
+        </w:rPr>
+        <w:t>proyectar la expansión de la empresa y la futura integración segura de los componentes de software en los sistemas de producció</w:t>
+      </w:r>
+      <w:r>
+        <w:rPr>
+          <w:rFonts w:ascii="Arial" w:hAnsi="Arial" w:cs="Arial"/>
+          <w:sz w:val="22"/>
+          <w:szCs w:val="22"/>
+        </w:rPr>
+        <w:t>n</w:t>
+      </w:r>
+      <w:r>
+        <w:rPr>
+          <w:rFonts w:ascii="Arial" w:hAnsi="Arial" w:cs="Arial"/>
+          <w:sz w:val="22"/>
+          <w:szCs w:val="22"/>
+        </w:rPr>
+        <w:t xml:space="preserve">. </w:t>
+      </w:r>
+    </w:p>
+    <w:p>
+      <w:pPr>
+        <w:spacing w:after="0" w:line="276" w:lineRule="auto"/>
+        <w:jc w:val="left"/>
+        <w:rPr>
+          <w:rFonts w:ascii="Arial" w:hAnsi="Arial" w:cs="Arial"/>
+          <w:sz w:val="24"/>
+          <w:szCs w:val="24"/>
+        </w:rPr>
+      </w:pPr>
+    </w:p>
+    <w:p>
+      <w:pPr>
+        <w:spacing w:after="0" w:line="276" w:lineRule="auto"/>
+        <w:jc w:val="left"/>
+        <w:rPr>
+          <w:rFonts w:ascii="Arial" w:hAnsi="Arial" w:cs="Arial"/>
+          <w:sz w:val="24"/>
+          <w:szCs w:val="24"/>
+        </w:rPr>
+      </w:pPr>
+    </w:p>
+    <w:p>
+      <w:pPr>
+        <w:spacing w:after="0" w:line="276" w:lineRule="auto"/>
+        <w:jc w:val="left"/>
+        <w:rPr>
+          <w:rFonts w:ascii="Arial" w:hAnsi="Arial" w:cs="Arial"/>
+          <w:sz w:val="24"/>
+          <w:szCs w:val="24"/>
+        </w:rPr>
+      </w:pPr>
+    </w:p>
+    <w:p>
+      <w:pPr>
+        <w:spacing w:after="0" w:line="276" w:lineRule="auto"/>
+        <w:jc w:val="left"/>
+        <w:rPr>
+          <w:rFonts w:ascii="Arial" w:hAnsi="Arial" w:cs="Arial"/>
+          <w:sz w:val="24"/>
+          <w:szCs w:val="24"/>
+        </w:rPr>
+      </w:pPr>
+    </w:p>
+    <w:p>
+      <w:pPr>
+        <w:spacing w:after="0" w:line="276" w:lineRule="auto"/>
+        <w:jc w:val="left"/>
+        <w:rPr>
+          <w:rFonts w:ascii="Arial" w:hAnsi="Arial" w:cs="Arial"/>
+          <w:sz w:val="24"/>
+          <w:szCs w:val="24"/>
+        </w:rPr>
+      </w:pPr>
+    </w:p>
+    <w:p>
+      <w:pPr>
+        <w:spacing w:after="0" w:line="276" w:lineRule="auto"/>
+        <w:jc w:val="left"/>
+        <w:rPr>
+          <w:rFonts w:ascii="Arial" w:hAnsi="Arial" w:cs="Arial"/>
+          <w:sz w:val="24"/>
+          <w:szCs w:val="24"/>
+        </w:rPr>
+      </w:pPr>
+    </w:p>
+    <w:p>
+      <w:pPr>
+        <w:spacing w:after="0" w:line="276" w:lineRule="auto"/>
+        <w:jc w:val="left"/>
+        <w:rPr>
+          <w:rFonts w:ascii="Arial" w:hAnsi="Arial" w:cs="Arial"/>
+          <w:sz w:val="24"/>
+          <w:szCs w:val="24"/>
+        </w:rPr>
+      </w:pPr>
+    </w:p>
+    <w:p>
+      <w:pPr>
+        <w:spacing w:after="0" w:line="276" w:lineRule="auto"/>
+        <w:jc w:val="left"/>
+        <w:rPr>
+          <w:rFonts w:ascii="Arial" w:hAnsi="Arial" w:cs="Arial"/>
+          <w:sz w:val="24"/>
+          <w:szCs w:val="24"/>
+        </w:rPr>
+      </w:pPr>
+    </w:p>
+    <w:p>
+      <w:pPr>
+        <w:spacing w:after="0" w:line="276" w:lineRule="auto"/>
+        <w:jc w:val="left"/>
+        <w:rPr>
+          <w:rFonts w:ascii="Arial" w:hAnsi="Arial" w:cs="Arial"/>
+          <w:sz w:val="24"/>
+          <w:szCs w:val="24"/>
+        </w:rPr>
+      </w:pPr>
+    </w:p>
+    <w:p>
+      <w:pPr>
+        <w:pStyle w:val="Ttulo1"/>
+        <w:rPr>
+          <w:rFonts w:ascii="Arial" w:hAnsi="Arial" w:cs="Arial"/>
+          <w:b/>
+          <w:bCs/>
+          <w:sz w:val="28"/>
+          <w:szCs w:val="28"/>
+        </w:rPr>
+      </w:pPr>
+      <w:bookmarkStart w:id="20" w:name="_Toc233672733"/>
+      <w:r>
+        <w:rPr>
+          <w:rFonts w:ascii="Arial" w:hAnsi="Arial" w:cs="Arial"/>
+          <w:b/>
+          <w:bCs/>
+          <w:sz w:val="28"/>
+          <w:szCs w:val="28"/>
+        </w:rPr>
+        <w:t>Bibliografia</w:t>
+      </w:r>
+      <w:bookmarkEnd w:id="20"/>
+    </w:p>
+    <w:p/>
+    <w:p>
+      <w:pPr>
+        <w:pStyle w:val="Prrafodelista"/>
+        <w:numPr>
+          <w:ilvl w:val="0"/>
+          <w:numId w:val="8"/>
+        </w:numPr>
+        <w:spacing w:after="0" w:line="276" w:lineRule="auto"/>
+        <w:jc w:val="left"/>
+        <w:rPr>
+          <w:rFonts w:ascii="Arial" w:hAnsi="Arial" w:cs="Arial"/>
+        </w:rPr>
+      </w:pPr>
+      <w:r>
+        <w:rPr>
+          <w:rFonts w:ascii="Arial" w:hAnsi="Arial" w:cs="Arial"/>
+          <w:lang w:val="en-US"/>
+        </w:rPr>
+        <w:t xml:space="preserve">mongodb.com. (2026). MongoDB Manual: Architecture, Security and Configuration (Version 7.0). </w:t>
+      </w:r>
+      <w:r>
+        <w:rPr>
+          <w:rFonts w:ascii="Arial" w:hAnsi="Arial" w:cs="Arial"/>
+        </w:rPr>
+        <w:t xml:space="preserve">Recuperado de </w:t>
+      </w:r>
+      <w:hyperlink r:id="rId15" w:tgtFrame="_blank" w:history="1">
+        <w:r>
+          <w:rPr>
+            <w:rStyle w:val="Hipervnculo"/>
+            <w:rFonts w:ascii="Arial" w:hAnsi="Arial" w:cs="Arial"/>
+          </w:rPr>
+          <w:t>https://www.mongodb.com/docs/v7.0/</w:t>
+        </w:r>
+      </w:hyperlink>
+    </w:p>
+    <w:p>
+      <w:pPr>
+        <w:pStyle w:val="Prrafodelista"/>
+        <w:spacing w:after="0" w:line="276" w:lineRule="auto"/>
+        <w:jc w:val="left"/>
+        <w:rPr>
+          <w:rFonts w:ascii="Arial" w:hAnsi="Arial" w:cs="Arial"/>
+        </w:rPr>
+      </w:pPr>
+    </w:p>
+    <w:p>
+      <w:pPr>
+        <w:pStyle w:val="Prrafodelista"/>
+        <w:numPr>
+          <w:ilvl w:val="0"/>
+          <w:numId w:val="8"/>
+        </w:numPr>
+        <w:spacing w:after="0" w:line="276" w:lineRule="auto"/>
+        <w:jc w:val="left"/>
+        <w:rPr>
+          <w:rFonts w:ascii="Arial" w:hAnsi="Arial" w:cs="Arial"/>
+          <w:lang w:val="en-US"/>
+        </w:rPr>
+      </w:pPr>
+      <w:r>
+        <w:rPr>
+          <w:rFonts w:ascii="Arial" w:hAnsi="Arial" w:cs="Arial"/>
+        </w:rPr>
+        <w:t xml:space="preserve">ubuntu.com. (2022). </w:t>
+      </w:r>
+      <w:r>
+        <w:rPr>
+          <w:rFonts w:ascii="Arial" w:hAnsi="Arial" w:cs="Arial"/>
+          <w:lang w:val="en-US"/>
+        </w:rPr>
+        <w:t xml:space="preserve">Ubuntu Server 22.04 LTS Official Documentation: Networking and Service Administration. Recuperado de </w:t>
+      </w:r>
+      <w:hyperlink r:id="rId16" w:tgtFrame="_blank" w:history="1">
+        <w:r>
+          <w:rPr>
+            <w:rStyle w:val="Hipervnculo"/>
+            <w:rFonts w:ascii="Arial" w:hAnsi="Arial" w:cs="Arial"/>
+            <w:lang w:val="en-US"/>
+          </w:rPr>
+          <w:t>https://ubuntu.com/server/docs</w:t>
+        </w:r>
+      </w:hyperlink>
+    </w:p>
+    <w:p>
+      <w:pPr>
+        <w:pStyle w:val="Prrafodelista"/>
+        <w:spacing w:after="0" w:line="276" w:lineRule="auto"/>
+        <w:jc w:val="left"/>
+        <w:rPr>
+          <w:rFonts w:ascii="Arial" w:hAnsi="Arial" w:cs="Arial"/>
+          <w:lang w:val="en-US"/>
+        </w:rPr>
+      </w:pPr>
+    </w:p>
+    <w:p>
+      <w:pPr>
+        <w:pStyle w:val="Prrafodelista"/>
+        <w:numPr>
+          <w:ilvl w:val="0"/>
+          <w:numId w:val="8"/>
+        </w:numPr>
+        <w:spacing w:after="0" w:line="276" w:lineRule="auto"/>
+        <w:jc w:val="left"/>
+        <w:rPr>
+          <w:rFonts w:ascii="Arial" w:hAnsi="Arial" w:cs="Arial"/>
+        </w:rPr>
+      </w:pPr>
+      <w:r>
+        <w:rPr>
+          <w:rFonts w:ascii="Arial" w:hAnsi="Arial" w:cs="Arial"/>
+          <w:lang w:val="en-US"/>
+        </w:rPr>
+        <w:t xml:space="preserve">microsoft.com. (2024). Hyper-V Virtual Switch Manager and Network Isolation Settings. </w:t>
+      </w:r>
+      <w:r>
+        <w:rPr>
+          <w:rFonts w:ascii="Arial" w:hAnsi="Arial" w:cs="Arial"/>
+        </w:rPr>
+        <w:t xml:space="preserve">Recuperado de </w:t>
+      </w:r>
+      <w:hyperlink r:id="rId17" w:tgtFrame="_blank" w:history="1">
+        <w:r>
+          <w:rPr>
+            <w:rStyle w:val="Hipervnculo"/>
+            <w:rFonts w:ascii="Arial" w:hAnsi="Arial" w:cs="Arial"/>
+          </w:rPr>
+          <w:t>https://learn.microsoft.com/en-us/windows-server/virtualization/hyper-v/</w:t>
+        </w:r>
+      </w:hyperlink>
+    </w:p>
+    <w:p>
+      <w:pPr>
+        <w:spacing w:after="0" w:line="276" w:lineRule="auto"/>
+        <w:jc w:val="left"/>
+        <w:rPr>
+          <w:rFonts w:ascii="Arial" w:hAnsi="Arial" w:cs="Arial"/>
+          <w:sz w:val="24"/>
+          <w:szCs w:val="24"/>
+        </w:rPr>
+      </w:pPr>
+    </w:p>
+    <w:p>
+      <w:pPr>
+        <w:pStyle w:val="Prrafodelista"/>
+        <w:numPr>
+          <w:ilvl w:val="0"/>
+          <w:numId w:val="8"/>
+        </w:numPr>
+        <w:spacing w:after="0" w:line="276" w:lineRule="auto"/>
+        <w:jc w:val="left"/>
+        <w:rPr>
+          <w:rFonts w:ascii="Arial" w:hAnsi="Arial" w:cs="Arial"/>
+        </w:rPr>
+      </w:pPr>
+      <w:r>
+        <w:rPr>
+          <w:rFonts w:ascii="Arial" w:hAnsi="Arial" w:cs="Arial"/>
+        </w:rPr>
+        <w:t>mongodb.com. (2026). Documentación de MongoDB Atlas: El servicio de base de datos en la nube totalmente gestionado. Recuperado de</w:t>
+      </w:r>
+      <w:r>
+        <w:rPr>
+          <w:rFonts w:ascii="Arial" w:hAnsi="Arial" w:cs="Arial"/>
+        </w:rPr>
+        <w:t xml:space="preserve"> </w:t>
+      </w:r>
+      <w:hyperlink r:id="rId18" w:history="1">
+        <w:r>
+          <w:rPr>
+            <w:rStyle w:val="Hipervnculo"/>
+            <w:rFonts w:ascii="Arial" w:hAnsi="Arial" w:cs="Arial"/>
+          </w:rPr>
+          <w:t>https://www.mongodb.com/es/docs/atlas/</w:t>
+        </w:r>
+      </w:hyperlink>
     </w:p>
     <w:p>
       <w:pPr>
@@ -5664,7 +10143,7 @@
       </w:pPr>
     </w:p>
     <w:sectPr>
-      <w:footerReference w:type="default" r:id="rId14"/>
+      <w:footerReference w:type="default" r:id="rId19"/>
       <w:pgSz w:w="12240" w:h="15840"/>
       <w:pgMar w:top="1276" w:right="1327" w:bottom="568" w:left="1418" w:header="709" w:footer="0" w:gutter="0"/>
       <w:pgNumType w:start="1"/>
@@ -6685,7 +11164,7 @@
   <w:abstractNum w:abstractNumId="3" w15:restartNumberingAfterBreak="0">
     <w:nsid w:val="480D712A"/>
     <w:multiLevelType w:val="multilevel"/>
-    <w:tmpl w:val="C5003FD0"/>
+    <w:tmpl w:val="EC668DE6"/>
     <w:lvl w:ilvl="0">
       <w:start w:val="1"/>
       <w:numFmt w:val="decimal"/>
@@ -6728,6 +11207,9 @@
       <w:pPr>
         <w:ind w:left="720" w:hanging="720"/>
       </w:pPr>
+      <w:rPr>
+        <w:color w:val="EE0000"/>
+      </w:rPr>
     </w:lvl>
     <w:lvl w:ilvl="3">
       <w:start w:val="1"/>
@@ -6791,16 +11273,16 @@
     </w:lvl>
   </w:abstractNum>
   <w:abstractNum w:abstractNumId="4" w15:restartNumberingAfterBreak="0">
-    <w:nsid w:val="52781879"/>
+    <w:nsid w:val="49CB2A54"/>
     <w:multiLevelType w:val="hybridMultilevel"/>
-    <w:tmpl w:val="A41E864A"/>
+    <w:tmpl w:val="07EA1B5A"/>
     <w:lvl w:ilvl="0" w:tplc="080A0001">
       <w:start w:val="1"/>
       <w:numFmt w:val="bullet"/>
       <w:lvlText w:val=""/>
       <w:lvlJc w:val="left"/>
       <w:pPr>
-        <w:ind w:left="1428" w:hanging="360"/>
+        <w:ind w:left="720" w:hanging="360"/>
       </w:pPr>
       <w:rPr>
         <w:rFonts w:ascii="Symbol" w:hAnsi="Symbol" w:hint="default"/>
@@ -6812,7 +11294,7 @@
       <w:lvlText w:val="o"/>
       <w:lvlJc w:val="left"/>
       <w:pPr>
-        <w:ind w:left="2148" w:hanging="360"/>
+        <w:ind w:left="1440" w:hanging="360"/>
       </w:pPr>
       <w:rPr>
         <w:rFonts w:ascii="Courier New" w:hAnsi="Courier New" w:cs="Courier New" w:hint="default"/>
@@ -6824,7 +11306,7 @@
       <w:lvlText w:val=""/>
       <w:lvlJc w:val="left"/>
       <w:pPr>
-        <w:ind w:left="2868" w:hanging="360"/>
+        <w:ind w:left="2160" w:hanging="360"/>
       </w:pPr>
       <w:rPr>
         <w:rFonts w:ascii="Wingdings" w:hAnsi="Wingdings" w:hint="default"/>
@@ -6836,7 +11318,7 @@
       <w:lvlText w:val=""/>
       <w:lvlJc w:val="left"/>
       <w:pPr>
-        <w:ind w:left="3588" w:hanging="360"/>
+        <w:ind w:left="2880" w:hanging="360"/>
       </w:pPr>
       <w:rPr>
         <w:rFonts w:ascii="Symbol" w:hAnsi="Symbol" w:hint="default"/>
@@ -6848,7 +11330,7 @@
       <w:lvlText w:val="o"/>
       <w:lvlJc w:val="left"/>
       <w:pPr>
-        <w:ind w:left="4308" w:hanging="360"/>
+        <w:ind w:left="3600" w:hanging="360"/>
       </w:pPr>
       <w:rPr>
         <w:rFonts w:ascii="Courier New" w:hAnsi="Courier New" w:cs="Courier New" w:hint="default"/>
@@ -6860,7 +11342,7 @@
       <w:lvlText w:val=""/>
       <w:lvlJc w:val="left"/>
       <w:pPr>
-        <w:ind w:left="5028" w:hanging="360"/>
+        <w:ind w:left="4320" w:hanging="360"/>
       </w:pPr>
       <w:rPr>
         <w:rFonts w:ascii="Wingdings" w:hAnsi="Wingdings" w:hint="default"/>
@@ -6872,7 +11354,7 @@
       <w:lvlText w:val=""/>
       <w:lvlJc w:val="left"/>
       <w:pPr>
-        <w:ind w:left="5748" w:hanging="360"/>
+        <w:ind w:left="5040" w:hanging="360"/>
       </w:pPr>
       <w:rPr>
         <w:rFonts w:ascii="Symbol" w:hAnsi="Symbol" w:hint="default"/>
@@ -6884,7 +11366,7 @@
       <w:lvlText w:val="o"/>
       <w:lvlJc w:val="left"/>
       <w:pPr>
-        <w:ind w:left="6468" w:hanging="360"/>
+        <w:ind w:left="5760" w:hanging="360"/>
       </w:pPr>
       <w:rPr>
         <w:rFonts w:ascii="Courier New" w:hAnsi="Courier New" w:cs="Courier New" w:hint="default"/>
@@ -6896,7 +11378,7 @@
       <w:lvlText w:val=""/>
       <w:lvlJc w:val="left"/>
       <w:pPr>
-        <w:ind w:left="7188" w:hanging="360"/>
+        <w:ind w:left="6480" w:hanging="360"/>
       </w:pPr>
       <w:rPr>
         <w:rFonts w:ascii="Wingdings" w:hAnsi="Wingdings" w:hint="default"/>
@@ -6904,6 +11386,232 @@
     </w:lvl>
   </w:abstractNum>
   <w:abstractNum w:abstractNumId="5" w15:restartNumberingAfterBreak="0">
+    <w:nsid w:val="52781879"/>
+    <w:multiLevelType w:val="hybridMultilevel"/>
+    <w:tmpl w:val="E5AA561A"/>
+    <w:lvl w:ilvl="0" w:tplc="080A0001">
+      <w:start w:val="1"/>
+      <w:numFmt w:val="bullet"/>
+      <w:lvlText w:val=""/>
+      <w:lvlJc w:val="left"/>
+      <w:pPr>
+        <w:ind w:left="1428" w:hanging="360"/>
+      </w:pPr>
+      <w:rPr>
+        <w:rFonts w:ascii="Symbol" w:hAnsi="Symbol" w:hint="default"/>
+      </w:rPr>
+    </w:lvl>
+    <w:lvl w:ilvl="1" w:tplc="080A0003" w:tentative="1">
+      <w:start w:val="1"/>
+      <w:numFmt w:val="bullet"/>
+      <w:lvlText w:val="o"/>
+      <w:lvlJc w:val="left"/>
+      <w:pPr>
+        <w:ind w:left="2148" w:hanging="360"/>
+      </w:pPr>
+      <w:rPr>
+        <w:rFonts w:ascii="Courier New" w:hAnsi="Courier New" w:cs="Courier New" w:hint="default"/>
+      </w:rPr>
+    </w:lvl>
+    <w:lvl w:ilvl="2" w:tplc="080A0005" w:tentative="1">
+      <w:start w:val="1"/>
+      <w:numFmt w:val="bullet"/>
+      <w:lvlText w:val=""/>
+      <w:lvlJc w:val="left"/>
+      <w:pPr>
+        <w:ind w:left="2868" w:hanging="360"/>
+      </w:pPr>
+      <w:rPr>
+        <w:rFonts w:ascii="Wingdings" w:hAnsi="Wingdings" w:hint="default"/>
+      </w:rPr>
+    </w:lvl>
+    <w:lvl w:ilvl="3" w:tplc="080A0001" w:tentative="1">
+      <w:start w:val="1"/>
+      <w:numFmt w:val="bullet"/>
+      <w:lvlText w:val=""/>
+      <w:lvlJc w:val="left"/>
+      <w:pPr>
+        <w:ind w:left="3588" w:hanging="360"/>
+      </w:pPr>
+      <w:rPr>
+        <w:rFonts w:ascii="Symbol" w:hAnsi="Symbol" w:hint="default"/>
+      </w:rPr>
+    </w:lvl>
+    <w:lvl w:ilvl="4" w:tplc="080A0003" w:tentative="1">
+      <w:start w:val="1"/>
+      <w:numFmt w:val="bullet"/>
+      <w:lvlText w:val="o"/>
+      <w:lvlJc w:val="left"/>
+      <w:pPr>
+        <w:ind w:left="4308" w:hanging="360"/>
+      </w:pPr>
+      <w:rPr>
+        <w:rFonts w:ascii="Courier New" w:hAnsi="Courier New" w:cs="Courier New" w:hint="default"/>
+      </w:rPr>
+    </w:lvl>
+    <w:lvl w:ilvl="5" w:tplc="080A0005" w:tentative="1">
+      <w:start w:val="1"/>
+      <w:numFmt w:val="bullet"/>
+      <w:lvlText w:val=""/>
+      <w:lvlJc w:val="left"/>
+      <w:pPr>
+        <w:ind w:left="5028" w:hanging="360"/>
+      </w:pPr>
+      <w:rPr>
+        <w:rFonts w:ascii="Wingdings" w:hAnsi="Wingdings" w:hint="default"/>
+      </w:rPr>
+    </w:lvl>
+    <w:lvl w:ilvl="6" w:tplc="080A0001" w:tentative="1">
+      <w:start w:val="1"/>
+      <w:numFmt w:val="bullet"/>
+      <w:lvlText w:val=""/>
+      <w:lvlJc w:val="left"/>
+      <w:pPr>
+        <w:ind w:left="5748" w:hanging="360"/>
+      </w:pPr>
+      <w:rPr>
+        <w:rFonts w:ascii="Symbol" w:hAnsi="Symbol" w:hint="default"/>
+      </w:rPr>
+    </w:lvl>
+    <w:lvl w:ilvl="7" w:tplc="080A0003" w:tentative="1">
+      <w:start w:val="1"/>
+      <w:numFmt w:val="bullet"/>
+      <w:lvlText w:val="o"/>
+      <w:lvlJc w:val="left"/>
+      <w:pPr>
+        <w:ind w:left="6468" w:hanging="360"/>
+      </w:pPr>
+      <w:rPr>
+        <w:rFonts w:ascii="Courier New" w:hAnsi="Courier New" w:cs="Courier New" w:hint="default"/>
+      </w:rPr>
+    </w:lvl>
+    <w:lvl w:ilvl="8" w:tplc="080A0005" w:tentative="1">
+      <w:start w:val="1"/>
+      <w:numFmt w:val="bullet"/>
+      <w:lvlText w:val=""/>
+      <w:lvlJc w:val="left"/>
+      <w:pPr>
+        <w:ind w:left="7188" w:hanging="360"/>
+      </w:pPr>
+      <w:rPr>
+        <w:rFonts w:ascii="Wingdings" w:hAnsi="Wingdings" w:hint="default"/>
+      </w:rPr>
+    </w:lvl>
+  </w:abstractNum>
+  <w:abstractNum w:abstractNumId="6" w15:restartNumberingAfterBreak="0">
+    <w:nsid w:val="58AE583E"/>
+    <w:multiLevelType w:val="hybridMultilevel"/>
+    <w:tmpl w:val="28106B14"/>
+    <w:lvl w:ilvl="0" w:tplc="080A0001">
+      <w:start w:val="1"/>
+      <w:numFmt w:val="bullet"/>
+      <w:lvlText w:val=""/>
+      <w:lvlJc w:val="left"/>
+      <w:pPr>
+        <w:ind w:left="1428" w:hanging="360"/>
+      </w:pPr>
+      <w:rPr>
+        <w:rFonts w:ascii="Symbol" w:hAnsi="Symbol" w:hint="default"/>
+      </w:rPr>
+    </w:lvl>
+    <w:lvl w:ilvl="1" w:tplc="080A0003" w:tentative="1">
+      <w:start w:val="1"/>
+      <w:numFmt w:val="bullet"/>
+      <w:lvlText w:val="o"/>
+      <w:lvlJc w:val="left"/>
+      <w:pPr>
+        <w:ind w:left="2148" w:hanging="360"/>
+      </w:pPr>
+      <w:rPr>
+        <w:rFonts w:ascii="Courier New" w:hAnsi="Courier New" w:cs="Courier New" w:hint="default"/>
+      </w:rPr>
+    </w:lvl>
+    <w:lvl w:ilvl="2" w:tplc="080A0005" w:tentative="1">
+      <w:start w:val="1"/>
+      <w:numFmt w:val="bullet"/>
+      <w:lvlText w:val=""/>
+      <w:lvlJc w:val="left"/>
+      <w:pPr>
+        <w:ind w:left="2868" w:hanging="360"/>
+      </w:pPr>
+      <w:rPr>
+        <w:rFonts w:ascii="Wingdings" w:hAnsi="Wingdings" w:hint="default"/>
+      </w:rPr>
+    </w:lvl>
+    <w:lvl w:ilvl="3" w:tplc="080A0001" w:tentative="1">
+      <w:start w:val="1"/>
+      <w:numFmt w:val="bullet"/>
+      <w:lvlText w:val=""/>
+      <w:lvlJc w:val="left"/>
+      <w:pPr>
+        <w:ind w:left="3588" w:hanging="360"/>
+      </w:pPr>
+      <w:rPr>
+        <w:rFonts w:ascii="Symbol" w:hAnsi="Symbol" w:hint="default"/>
+      </w:rPr>
+    </w:lvl>
+    <w:lvl w:ilvl="4" w:tplc="080A0003" w:tentative="1">
+      <w:start w:val="1"/>
+      <w:numFmt w:val="bullet"/>
+      <w:lvlText w:val="o"/>
+      <w:lvlJc w:val="left"/>
+      <w:pPr>
+        <w:ind w:left="4308" w:hanging="360"/>
+      </w:pPr>
+      <w:rPr>
+        <w:rFonts w:ascii="Courier New" w:hAnsi="Courier New" w:cs="Courier New" w:hint="default"/>
+      </w:rPr>
+    </w:lvl>
+    <w:lvl w:ilvl="5" w:tplc="080A0005" w:tentative="1">
+      <w:start w:val="1"/>
+      <w:numFmt w:val="bullet"/>
+      <w:lvlText w:val=""/>
+      <w:lvlJc w:val="left"/>
+      <w:pPr>
+        <w:ind w:left="5028" w:hanging="360"/>
+      </w:pPr>
+      <w:rPr>
+        <w:rFonts w:ascii="Wingdings" w:hAnsi="Wingdings" w:hint="default"/>
+      </w:rPr>
+    </w:lvl>
+    <w:lvl w:ilvl="6" w:tplc="080A0001" w:tentative="1">
+      <w:start w:val="1"/>
+      <w:numFmt w:val="bullet"/>
+      <w:lvlText w:val=""/>
+      <w:lvlJc w:val="left"/>
+      <w:pPr>
+        <w:ind w:left="5748" w:hanging="360"/>
+      </w:pPr>
+      <w:rPr>
+        <w:rFonts w:ascii="Symbol" w:hAnsi="Symbol" w:hint="default"/>
+      </w:rPr>
+    </w:lvl>
+    <w:lvl w:ilvl="7" w:tplc="080A0003" w:tentative="1">
+      <w:start w:val="1"/>
+      <w:numFmt w:val="bullet"/>
+      <w:lvlText w:val="o"/>
+      <w:lvlJc w:val="left"/>
+      <w:pPr>
+        <w:ind w:left="6468" w:hanging="360"/>
+      </w:pPr>
+      <w:rPr>
+        <w:rFonts w:ascii="Courier New" w:hAnsi="Courier New" w:cs="Courier New" w:hint="default"/>
+      </w:rPr>
+    </w:lvl>
+    <w:lvl w:ilvl="8" w:tplc="080A0005" w:tentative="1">
+      <w:start w:val="1"/>
+      <w:numFmt w:val="bullet"/>
+      <w:lvlText w:val=""/>
+      <w:lvlJc w:val="left"/>
+      <w:pPr>
+        <w:ind w:left="7188" w:hanging="360"/>
+      </w:pPr>
+      <w:rPr>
+        <w:rFonts w:ascii="Wingdings" w:hAnsi="Wingdings" w:hint="default"/>
+      </w:rPr>
+    </w:lvl>
+  </w:abstractNum>
+  <w:abstractNum w:abstractNumId="7" w15:restartNumberingAfterBreak="0">
     <w:nsid w:val="7D241E41"/>
     <w:multiLevelType w:val="hybridMultilevel"/>
     <w:tmpl w:val="1278E28A"/>
@@ -7002,9 +11710,15 @@
     <w:abstractNumId w:val="1"/>
   </w:num>
   <w:num w:numId="5" w16cid:durableId="144394431">
+    <w:abstractNumId w:val="7"/>
+  </w:num>
+  <w:num w:numId="6" w16cid:durableId="663778143">
     <w:abstractNumId w:val="5"/>
   </w:num>
-  <w:num w:numId="6" w16cid:durableId="663778143">
+  <w:num w:numId="7" w16cid:durableId="391657514">
+    <w:abstractNumId w:val="6"/>
+  </w:num>
+  <w:num w:numId="8" w16cid:durableId="1005326785">
     <w:abstractNumId w:val="4"/>
   </w:num>
   <w:numIdMacAtCleanup w:val="6"/>
@@ -8154,6 +12868,18 @@
     <w:basedOn w:val="Fuentedeprrafopredeter"/>
     <w:rsid w:val="001A1BED"/>
   </w:style>
+  <w:style w:type="character" w:styleId="Hipervnculovisitado">
+    <w:name w:val="FollowedHyperlink"/>
+    <w:basedOn w:val="Fuentedeprrafopredeter"/>
+    <w:uiPriority w:val="99"/>
+    <w:semiHidden/>
+    <w:unhideWhenUsed/>
+    <w:rsid w:val="006342DA"/>
+    <w:rPr>
+      <w:color w:val="954F72" w:themeColor="followedHyperlink"/>
+      <w:u w:val="single"/>
+    </w:rPr>
+  </w:style>
 </w:styles>
 </file>
 
